--- a/docs/OpenDoor_SIA1_Final_Project_Documentation.docx
+++ b/docs/OpenDoor_SIA1_Final_Project_Documentation.docx
@@ -4887,7 +4887,7 @@
                 <w:sz w:val="16"/>
                 <w:szCs w:val="16"/>
               </w:rPr>
-              <w:t xml:space="preserve">React 18, Vite, React Router, Axios, AuthContext</w:t>
+              <w:t xml:space="preserve">React 19, Vite, React Router 7, Axios, AuthContext</w:t>
             </w:r>
           </w:p>
         </w:tc>
@@ -7521,6 +7521,168 @@
                 <w:sz w:val="16"/>
                 <w:szCs w:val="16"/>
               </w:rPr>
+              <w:t xml:space="preserve">POST, GET</w:t>
+            </w:r>
+          </w:p>
+        </w:tc>
+        <w:tc>
+          <w:tcPr>
+            <w:tcW w:type="dxa" w:w="2700"/>
+            <w:tcBorders>
+              <w:top w:val="single" w:color="7F7F7F" w:sz="4"/>
+              <w:left w:val="single" w:color="7F7F7F" w:sz="4"/>
+              <w:bottom w:val="single" w:color="7F7F7F" w:sz="4"/>
+              <w:right w:val="single" w:color="7F7F7F" w:sz="4"/>
+            </w:tcBorders>
+            <w:tcMar>
+              <w:top w:type="dxa" w:w="60"/>
+              <w:left w:type="dxa" w:w="100"/>
+              <w:bottom w:type="dxa" w:w="60"/>
+              <w:right w:type="dxa" w:w="100"/>
+            </w:tcMar>
+          </w:tcPr>
+          <w:p>
+            <w:pPr>
+              <w:spacing w:after="20"/>
+            </w:pPr>
+            <w:r>
+              <w:rPr>
+                <w:sz w:val="16"/>
+                <w:szCs w:val="16"/>
+              </w:rPr>
+              <w:t xml:space="preserve">/api/candidate/resume, /api/resumes/{id}</w:t>
+            </w:r>
+          </w:p>
+        </w:tc>
+        <w:tc>
+          <w:tcPr>
+            <w:tcW w:type="dxa" w:w="2280"/>
+            <w:tcBorders>
+              <w:top w:val="single" w:color="7F7F7F" w:sz="4"/>
+              <w:left w:val="single" w:color="7F7F7F" w:sz="4"/>
+              <w:bottom w:val="single" w:color="7F7F7F" w:sz="4"/>
+              <w:right w:val="single" w:color="7F7F7F" w:sz="4"/>
+            </w:tcBorders>
+            <w:tcMar>
+              <w:top w:type="dxa" w:w="60"/>
+              <w:left w:type="dxa" w:w="100"/>
+              <w:bottom w:type="dxa" w:w="60"/>
+              <w:right w:type="dxa" w:w="100"/>
+            </w:tcMar>
+          </w:tcPr>
+          <w:p>
+            <w:pPr>
+              <w:spacing w:after="20"/>
+            </w:pPr>
+            <w:r>
+              <w:rPr>
+                <w:sz w:val="16"/>
+                <w:szCs w:val="16"/>
+              </w:rPr>
+              <w:t xml:space="preserve">Upload PDF résumé (max 5 MB); open it from a 30-minute signed link</w:t>
+            </w:r>
+          </w:p>
+        </w:tc>
+        <w:tc>
+          <w:tcPr>
+            <w:tcW w:type="dxa" w:w="2900"/>
+            <w:tcBorders>
+              <w:top w:val="single" w:color="7F7F7F" w:sz="4"/>
+              <w:left w:val="single" w:color="7F7F7F" w:sz="4"/>
+              <w:bottom w:val="single" w:color="7F7F7F" w:sz="4"/>
+              <w:right w:val="single" w:color="7F7F7F" w:sz="4"/>
+            </w:tcBorders>
+            <w:tcMar>
+              <w:top w:type="dxa" w:w="60"/>
+              <w:left w:type="dxa" w:w="100"/>
+              <w:bottom w:type="dxa" w:w="60"/>
+              <w:right w:type="dxa" w:w="100"/>
+            </w:tcMar>
+          </w:tcPr>
+          <w:p>
+            <w:pPr>
+              <w:spacing w:after="20"/>
+            </w:pPr>
+            <w:r>
+              <w:rPr>
+                <w:sz w:val="16"/>
+                <w:szCs w:val="16"/>
+              </w:rPr>
+              <w:t xml:space="preserve">multipart </w:t>
+            </w:r>
+            <w:r>
+              <w:rPr>
+                <w:rFonts w:ascii="Consolas" w:cs="Consolas" w:eastAsia="Consolas" w:hAnsi="Consolas"/>
+                <w:sz w:val="16"/>
+                <w:szCs w:val="16"/>
+              </w:rPr>
+              <w:t xml:space="preserve">resume</w:t>
+            </w:r>
+            <w:r>
+              <w:rPr>
+                <w:sz w:val="16"/>
+                <w:szCs w:val="16"/>
+              </w:rPr>
+              <w:t xml:space="preserve"> → 200 {resume_url}; signed link → PDF</w:t>
+            </w:r>
+          </w:p>
+        </w:tc>
+      </w:tr>
+      <w:tr>
+        <w:tc>
+          <w:tcPr>
+            <w:tcW w:type="dxa" w:w="1250"/>
+            <w:tcBorders>
+              <w:top w:val="single" w:color="7F7F7F" w:sz="4"/>
+              <w:left w:val="single" w:color="7F7F7F" w:sz="4"/>
+              <w:bottom w:val="single" w:color="7F7F7F" w:sz="4"/>
+              <w:right w:val="single" w:color="7F7F7F" w:sz="4"/>
+            </w:tcBorders>
+            <w:tcMar>
+              <w:top w:type="dxa" w:w="60"/>
+              <w:left w:type="dxa" w:w="100"/>
+              <w:bottom w:type="dxa" w:w="60"/>
+              <w:right w:type="dxa" w:w="100"/>
+            </w:tcMar>
+          </w:tcPr>
+          <w:p>
+            <w:pPr>
+              <w:spacing w:after="20"/>
+            </w:pPr>
+            <w:r>
+              <w:rPr>
+                <w:sz w:val="16"/>
+                <w:szCs w:val="16"/>
+              </w:rPr>
+              <w:t xml:space="preserve">Core</w:t>
+            </w:r>
+          </w:p>
+        </w:tc>
+        <w:tc>
+          <w:tcPr>
+            <w:tcW w:type="dxa" w:w="950"/>
+            <w:tcBorders>
+              <w:top w:val="single" w:color="7F7F7F" w:sz="4"/>
+              <w:left w:val="single" w:color="7F7F7F" w:sz="4"/>
+              <w:bottom w:val="single" w:color="7F7F7F" w:sz="4"/>
+              <w:right w:val="single" w:color="7F7F7F" w:sz="4"/>
+            </w:tcBorders>
+            <w:tcMar>
+              <w:top w:type="dxa" w:w="60"/>
+              <w:left w:type="dxa" w:w="100"/>
+              <w:bottom w:type="dxa" w:w="60"/>
+              <w:right w:type="dxa" w:w="100"/>
+            </w:tcMar>
+          </w:tcPr>
+          <w:p>
+            <w:pPr>
+              <w:spacing w:after="20"/>
+            </w:pPr>
+            <w:r>
+              <w:rPr>
+                <w:sz w:val="16"/>
+                <w:szCs w:val="16"/>
+              </w:rPr>
               <w:t xml:space="preserve">GET</w:t>
             </w:r>
           </w:p>
@@ -9862,7 +10024,7 @@
         <w:t xml:space="preserve">match</w:t>
       </w:r>
       <w:r>
-        <w:t xml:space="preserve"> object is computed by the Core Service from the candidate's needs; it appears only for logged-in candidates.</w:t>
+        <w:t xml:space="preserve"> object is computed by the Core Service from the candidate's needs; it appears only for logged-in candidates who have saved accommodation needs.</w:t>
       </w:r>
     </w:p>
     <w:tbl>
@@ -14736,7 +14898,7 @@
         <w:t xml:space="preserve">match.met</w:t>
       </w:r>
       <w:r>
-        <w:t xml:space="preserve">, orders full matches first and then partial matches by count, and applies keyword, category and extra accommodation filters on top. The </w:t>
+        <w:t xml:space="preserve">, orders full matches first and then partial matches by count (ties follow the chosen sort: newest or closing soon), and applies keyword, category and extra accommodation filters on top (a posting must offer every selected accommodation). The </w:t>
       </w:r>
       <w:r>
         <w:rPr>
@@ -17823,7 +17985,7 @@
                 <w:sz w:val="16"/>
                 <w:szCs w:val="16"/>
               </w:rPr>
-              <w:t xml:space="preserve">429</w:t>
+              <w:t xml:space="preserve">422</w:t>
             </w:r>
           </w:p>
         </w:tc>
@@ -17852,7 +18014,7 @@
                 <w:sz w:val="16"/>
                 <w:szCs w:val="16"/>
               </w:rPr>
-              <w:t xml:space="preserve">RATE_LIMITED</w:t>
+              <w:t xml:space="preserve">REGISTRY_INVALID_REQUEST</w:t>
             </w:r>
           </w:p>
         </w:tc>
@@ -17881,7 +18043,7 @@
                 <w:sz w:val="16"/>
                 <w:szCs w:val="16"/>
               </w:rPr>
-              <w:t xml:space="preserve">Gateway, Core</w:t>
+              <w:t xml:space="preserve">Core</w:t>
             </w:r>
           </w:p>
         </w:tc>
@@ -17910,7 +18072,7 @@
                 <w:sz w:val="16"/>
                 <w:szCs w:val="16"/>
               </w:rPr>
-              <w:t xml:space="preserve">Over 120 requests/min per IP at the gateway, or over 5 login attempts/min; </w:t>
+              <w:t xml:space="preserve">Registry returned </w:t>
             </w:r>
             <w:r>
               <w:rPr>
@@ -17918,14 +18080,14 @@
                 <w:sz w:val="16"/>
                 <w:szCs w:val="16"/>
               </w:rPr>
-              <w:t xml:space="preserve">Retry-After</w:t>
-            </w:r>
-            <w:r>
-              <w:rPr>
-                <w:sz w:val="16"/>
-                <w:szCs w:val="16"/>
-              </w:rPr>
-              <w:t xml:space="preserve"> header sent</w:t>
+              <w:t xml:space="preserve">Client.Validation</w:t>
+            </w:r>
+            <w:r>
+              <w:rPr>
+                <w:sz w:val="16"/>
+                <w:szCs w:val="16"/>
+              </w:rPr>
+              <w:t xml:space="preserve"> (e.g., malformed registration number); the employer is asked to correct it</w:t>
             </w:r>
           </w:p>
         </w:tc>
@@ -17956,7 +18118,7 @@
                 <w:sz w:val="16"/>
                 <w:szCs w:val="16"/>
               </w:rPr>
-              <w:t xml:space="preserve">422</w:t>
+              <w:t xml:space="preserve">429</w:t>
             </w:r>
           </w:p>
         </w:tc>
@@ -17985,7 +18147,7 @@
                 <w:sz w:val="16"/>
                 <w:szCs w:val="16"/>
               </w:rPr>
-              <w:t xml:space="preserve">REGISTRY_INVALID_REQUEST</w:t>
+              <w:t xml:space="preserve">RATE_LIMITED</w:t>
             </w:r>
           </w:p>
         </w:tc>
@@ -18014,6 +18176,139 @@
                 <w:sz w:val="16"/>
                 <w:szCs w:val="16"/>
               </w:rPr>
+              <w:t xml:space="preserve">Gateway, Core</w:t>
+            </w:r>
+          </w:p>
+        </w:tc>
+        <w:tc>
+          <w:tcPr>
+            <w:tcW w:type="dxa" w:w="4780"/>
+            <w:tcBorders>
+              <w:top w:val="single" w:color="7F7F7F" w:sz="4"/>
+              <w:left w:val="single" w:color="7F7F7F" w:sz="4"/>
+              <w:bottom w:val="single" w:color="7F7F7F" w:sz="4"/>
+              <w:right w:val="single" w:color="7F7F7F" w:sz="4"/>
+            </w:tcBorders>
+            <w:tcMar>
+              <w:top w:type="dxa" w:w="60"/>
+              <w:left w:type="dxa" w:w="100"/>
+              <w:bottom w:type="dxa" w:w="60"/>
+              <w:right w:type="dxa" w:w="100"/>
+            </w:tcMar>
+          </w:tcPr>
+          <w:p>
+            <w:pPr>
+              <w:spacing w:after="20"/>
+            </w:pPr>
+            <w:r>
+              <w:rPr>
+                <w:sz w:val="16"/>
+                <w:szCs w:val="16"/>
+              </w:rPr>
+              <w:t xml:space="preserve">Over 120 requests/min per IP at the gateway, or over 5 login attempts/min; </w:t>
+            </w:r>
+            <w:r>
+              <w:rPr>
+                <w:rFonts w:ascii="Consolas" w:cs="Consolas" w:eastAsia="Consolas" w:hAnsi="Consolas"/>
+                <w:sz w:val="16"/>
+                <w:szCs w:val="16"/>
+              </w:rPr>
+              <w:t xml:space="preserve">Retry-After</w:t>
+            </w:r>
+            <w:r>
+              <w:rPr>
+                <w:sz w:val="16"/>
+                <w:szCs w:val="16"/>
+              </w:rPr>
+              <w:t xml:space="preserve"> header sent</w:t>
+            </w:r>
+          </w:p>
+        </w:tc>
+      </w:tr>
+      <w:tr>
+        <w:tc>
+          <w:tcPr>
+            <w:tcW w:type="dxa" w:w="800"/>
+            <w:tcBorders>
+              <w:top w:val="single" w:color="7F7F7F" w:sz="4"/>
+              <w:left w:val="single" w:color="7F7F7F" w:sz="4"/>
+              <w:bottom w:val="single" w:color="7F7F7F" w:sz="4"/>
+              <w:right w:val="single" w:color="7F7F7F" w:sz="4"/>
+            </w:tcBorders>
+            <w:tcMar>
+              <w:top w:type="dxa" w:w="60"/>
+              <w:left w:type="dxa" w:w="100"/>
+              <w:bottom w:type="dxa" w:w="60"/>
+              <w:right w:type="dxa" w:w="100"/>
+            </w:tcMar>
+          </w:tcPr>
+          <w:p>
+            <w:pPr>
+              <w:spacing w:after="20"/>
+            </w:pPr>
+            <w:r>
+              <w:rPr>
+                <w:sz w:val="16"/>
+                <w:szCs w:val="16"/>
+              </w:rPr>
+              <w:t xml:space="preserve">500</w:t>
+            </w:r>
+          </w:p>
+        </w:tc>
+        <w:tc>
+          <w:tcPr>
+            <w:tcW w:type="dxa" w:w="3000"/>
+            <w:tcBorders>
+              <w:top w:val="single" w:color="7F7F7F" w:sz="4"/>
+              <w:left w:val="single" w:color="7F7F7F" w:sz="4"/>
+              <w:bottom w:val="single" w:color="7F7F7F" w:sz="4"/>
+              <w:right w:val="single" w:color="7F7F7F" w:sz="4"/>
+            </w:tcBorders>
+            <w:tcMar>
+              <w:top w:type="dxa" w:w="60"/>
+              <w:left w:type="dxa" w:w="100"/>
+              <w:bottom w:type="dxa" w:w="60"/>
+              <w:right w:type="dxa" w:w="100"/>
+            </w:tcMar>
+          </w:tcPr>
+          <w:p>
+            <w:pPr>
+              <w:spacing w:after="20"/>
+            </w:pPr>
+            <w:r>
+              <w:rPr>
+                <w:sz w:val="16"/>
+                <w:szCs w:val="16"/>
+              </w:rPr>
+              <w:t xml:space="preserve">SERVER_ERROR</w:t>
+            </w:r>
+          </w:p>
+        </w:tc>
+        <w:tc>
+          <w:tcPr>
+            <w:tcW w:type="dxa" w:w="1500"/>
+            <w:tcBorders>
+              <w:top w:val="single" w:color="7F7F7F" w:sz="4"/>
+              <w:left w:val="single" w:color="7F7F7F" w:sz="4"/>
+              <w:bottom w:val="single" w:color="7F7F7F" w:sz="4"/>
+              <w:right w:val="single" w:color="7F7F7F" w:sz="4"/>
+            </w:tcBorders>
+            <w:tcMar>
+              <w:top w:type="dxa" w:w="60"/>
+              <w:left w:type="dxa" w:w="100"/>
+              <w:bottom w:type="dxa" w:w="60"/>
+              <w:right w:type="dxa" w:w="100"/>
+            </w:tcMar>
+          </w:tcPr>
+          <w:p>
+            <w:pPr>
+              <w:spacing w:after="20"/>
+            </w:pPr>
+            <w:r>
+              <w:rPr>
+                <w:sz w:val="16"/>
+                <w:szCs w:val="16"/>
+              </w:rPr>
               <w:t xml:space="preserve">Core</w:t>
             </w:r>
           </w:p>
@@ -18043,7 +18338,7 @@
                 <w:sz w:val="16"/>
                 <w:szCs w:val="16"/>
               </w:rPr>
-              <w:t xml:space="preserve">Registry returned </w:t>
+              <w:t xml:space="preserve">Unexpected server error; generic message only (no stack trace), details logged with the </w:t>
             </w:r>
             <w:r>
               <w:rPr>
@@ -18051,14 +18346,7 @@
                 <w:sz w:val="16"/>
                 <w:szCs w:val="16"/>
               </w:rPr>
-              <w:t xml:space="preserve">Client.Validation</w:t>
-            </w:r>
-            <w:r>
-              <w:rPr>
-                <w:sz w:val="16"/>
-                <w:szCs w:val="16"/>
-              </w:rPr>
-              <w:t xml:space="preserve"> (e.g., malformed registration number); the employer is asked to correct it</w:t>
+              <w:t xml:space="preserve">request_id</w:t>
             </w:r>
           </w:p>
         </w:tc>
@@ -19196,6 +19484,35 @@
       </w:r>
       <w:r>
         <w:t xml:space="preserve"> for statuses, max lengths, PDF-only size-limited résumé uploads); Eloquent parameter binding prevents SQL injection; the SOAP request is validated against the WSDL schema; React escapes output by default.</w:t>
+      </w:r>
+    </w:p>
+    <w:p>
+      <w:pPr>
+        <w:pStyle w:val="ListParagraph"/>
+        <w:numPr>
+          <w:ilvl w:val="0"/>
+          <w:numId w:val="2"/>
+        </w:numPr>
+        <w:spacing w:after="60"/>
+      </w:pPr>
+      <w:r>
+        <w:rPr>
+          <w:b/>
+          <w:bCs/>
+        </w:rPr>
+        <w:t xml:space="preserve">Uploaded files:</w:t>
+      </w:r>
+      <w:r>
+        <w:t xml:space="preserve"> company logos are public images served through the gateway; résumés are stored on Core's private disk and opened only through a temporary signed link (30 minutes, </w:t>
+      </w:r>
+      <w:r>
+        <w:rPr>
+          <w:rFonts w:ascii="Consolas" w:cs="Consolas" w:eastAsia="Consolas" w:hAnsi="Consolas"/>
+        </w:rPr>
+        <w:t xml:space="preserve">Cache-Control: no-store</w:t>
+      </w:r>
+      <w:r>
+        <w:t xml:space="preserve">) returned to the candidate, so the PDF can be opened in a new tab without exposing the token. Links in API responses (logos, résumés, page links) always point at the gateway, never at an internal service host.</w:t>
       </w:r>
     </w:p>
     <w:p>
@@ -26408,7 +26725,22 @@
                 <w:sz w:val="16"/>
                 <w:szCs w:val="16"/>
               </w:rPr>
-              <w:t xml:space="preserve">, ESLint, </w:t>
+              <w:t xml:space="preserve">, oxlint (with </w:t>
+            </w:r>
+            <w:r>
+              <w:rPr>
+                <w:rFonts w:ascii="Consolas" w:cs="Consolas" w:eastAsia="Consolas" w:hAnsi="Consolas"/>
+                <w:sz w:val="16"/>
+                <w:szCs w:val="16"/>
+              </w:rPr>
+              <w:t xml:space="preserve">jsx-a11y</w:t>
+            </w:r>
+            <w:r>
+              <w:rPr>
+                <w:sz w:val="16"/>
+                <w:szCs w:val="16"/>
+              </w:rPr>
+              <w:t xml:space="preserve"> accessibility rules), Vitest unit tests (React Testing Library), </w:t>
             </w:r>
             <w:r>
               <w:rPr>
@@ -30101,7 +30433,7 @@
         <w:ind w:left="720" w:hanging="720"/>
       </w:pPr>
       <w:r>
-        <w:t xml:space="preserve">Express.js. (n.d.). Express 4.x API reference. https://expressjs.com/</w:t>
+        <w:t xml:space="preserve">Deque Systems. (n.d.). axe-core: Accessibility engine for automated web UI testing. https://github.com/dequelabs/axe-core</w:t>
       </w:r>
     </w:p>
     <w:p>
@@ -30110,7 +30442,7 @@
         <w:ind w:left="720" w:hanging="720"/>
       </w:pPr>
       <w:r>
-        <w:t xml:space="preserve">GitHub. (n.d.). GitHub Actions documentation. https://docs.github.com/actions</w:t>
+        <w:t xml:space="preserve">Express.js. (n.d.). Express 4.x API reference. https://expressjs.com/</w:t>
       </w:r>
     </w:p>
     <w:p>
@@ -30119,7 +30451,7 @@
         <w:ind w:left="720" w:hanging="720"/>
       </w:pPr>
       <w:r>
-        <w:t xml:space="preserve">Laravel. (n.d.). Laravel 13.x documentation: Sanctum, Authorization, Validation. https://laravel.com/docs/13.x</w:t>
+        <w:t xml:space="preserve">GitHub. (n.d.). GitHub Actions documentation. https://docs.github.com/actions</w:t>
       </w:r>
     </w:p>
     <w:p>
@@ -30128,7 +30460,7 @@
         <w:ind w:left="720" w:hanging="720"/>
       </w:pPr>
       <w:r>
-        <w:t xml:space="preserve">National Privacy Commission. (2016). Implementing rules and regulations of Republic Act No. 10173, known as the Data Privacy Act of 2012. https://privacy.gov.ph/implementing-rules-regulations-data-privacy-act-2012/</w:t>
+        <w:t xml:space="preserve">Laravel. (n.d.). Laravel 13.x documentation: Sanctum, Authorization, Validation. https://laravel.com/docs/13.x</w:t>
       </w:r>
     </w:p>
     <w:p>
@@ -30137,7 +30469,7 @@
         <w:ind w:left="720" w:hanging="720"/>
       </w:pPr>
       <w:r>
-        <w:t xml:space="preserve">OASIS. (2006). Web Services Security UsernameToken Profile 1.1. https://docs.oasis-open.org/wss/v1.1/</w:t>
+        <w:t xml:space="preserve">Meta Open Source. (n.d.). React documentation (version 19). https://react.dev/</w:t>
       </w:r>
     </w:p>
     <w:p>
@@ -30146,7 +30478,7 @@
         <w:ind w:left="720" w:hanging="720"/>
       </w:pPr>
       <w:r>
-        <w:t xml:space="preserve">OpenStreetMap Foundation. (n.d.). Nominatim usage policy. https://operations.osmfoundation.org/policies/nominatim/</w:t>
+        <w:t xml:space="preserve">National Privacy Commission. (2016). Implementing rules and regulations of Republic Act No. 10173, known as the Data Privacy Act of 2012. https://privacy.gov.ph/implementing-rules-regulations-data-privacy-act-2012/</w:t>
       </w:r>
     </w:p>
     <w:p>
@@ -30155,7 +30487,7 @@
         <w:ind w:left="720" w:hanging="720"/>
       </w:pPr>
       <w:r>
-        <w:t xml:space="preserve">OpenStreetMap Wiki. (n.d.). Overpass API; Key:wheelchair. https://wiki.openstreetmap.org/wiki/Overpass_API</w:t>
+        <w:t xml:space="preserve">OASIS. (2006). Web Services Security UsernameToken Profile 1.1. https://docs.oasis-open.org/wss/v1.1/</w:t>
       </w:r>
     </w:p>
     <w:p>
@@ -30164,7 +30496,7 @@
         <w:ind w:left="720" w:hanging="720"/>
       </w:pPr>
       <w:r>
-        <w:t xml:space="preserve">PHP Group. (n.d.). SOAP extension (SoapServer, SoapClient). https://www.php.net/manual/en/book.soap.php</w:t>
+        <w:t xml:space="preserve">OpenJS Foundation. (n.d.). Jest documentation. https://jestjs.io/</w:t>
       </w:r>
     </w:p>
     <w:p>
@@ -30173,7 +30505,7 @@
         <w:ind w:left="720" w:hanging="720"/>
       </w:pPr>
       <w:r>
-        <w:t xml:space="preserve">Postman. (n.d.). Writing tests and running collections with Newman. https://learning.postman.com/docs/</w:t>
+        <w:t xml:space="preserve">OpenStreetMap Foundation. (n.d.). Nominatim usage policy. https://operations.osmfoundation.org/policies/nominatim/</w:t>
       </w:r>
     </w:p>
     <w:p>
@@ -30182,7 +30514,7 @@
         <w:ind w:left="720" w:hanging="720"/>
       </w:pPr>
       <w:r>
-        <w:t xml:space="preserve">PSGC API. (n.d.). Philippine Standard Geographic Code API. https://psgc.gitlab.io/api/</w:t>
+        <w:t xml:space="preserve">OpenStreetMap Wiki. (n.d.). Overpass API; Key:wheelchair. https://wiki.openstreetmap.org/wiki/Overpass_API</w:t>
       </w:r>
     </w:p>
     <w:p>
@@ -30191,7 +30523,7 @@
         <w:ind w:left="720" w:hanging="720"/>
       </w:pPr>
       <w:r>
-        <w:t xml:space="preserve">PWD-E. (n.d.). PWD-E: Future begins today. Retrieved September 28, 2026, from https://pwd-e.com/home/</w:t>
+        <w:t xml:space="preserve">Oxc Project. (n.d.). Oxlint linter. https://oxc.rs/docs/guide/usage/linter</w:t>
       </w:r>
     </w:p>
     <w:p>
@@ -30200,7 +30532,7 @@
         <w:ind w:left="720" w:hanging="720"/>
       </w:pPr>
       <w:r>
-        <w:t xml:space="preserve">Railway. (n.d.). Private networking. https://docs.railway.com/</w:t>
+        <w:t xml:space="preserve">PHP Group. (n.d.). SOAP extension (SoapServer, SoapClient). https://www.php.net/manual/en/book.soap.php</w:t>
       </w:r>
     </w:p>
     <w:p>
@@ -30209,7 +30541,7 @@
         <w:ind w:left="720" w:hanging="720"/>
       </w:pPr>
       <w:r>
-        <w:t xml:space="preserve">Rappler. (2023). Still a long road ahead: PWDs struggle to join Philippine workforce. https://www.rappler.com/newsbreak/in-depth/persons-with-disability-struggle-philippine-workforce/</w:t>
+        <w:t xml:space="preserve">Postman. (n.d.). Writing tests and running collections with Newman. https://learning.postman.com/docs/</w:t>
       </w:r>
     </w:p>
     <w:p>
@@ -30218,7 +30550,7 @@
         <w:ind w:left="720" w:hanging="720"/>
       </w:pPr>
       <w:r>
-        <w:t xml:space="preserve">Republic Act No. 7277. (1992). Magna Carta for Disabled Persons. Official Gazette of the Republic of the Philippines.</w:t>
+        <w:t xml:space="preserve">PSGC API. (n.d.). Philippine Standard Geographic Code API. https://psgc.gitlab.io/api/</w:t>
       </w:r>
     </w:p>
     <w:p>
@@ -30227,7 +30559,7 @@
         <w:ind w:left="720" w:hanging="720"/>
       </w:pPr>
       <w:r>
-        <w:t xml:space="preserve">Republic Act No. 10173. (2012). Data Privacy Act of 2012. Official Gazette of the Republic of the Philippines.</w:t>
+        <w:t xml:space="preserve">PWD-E. (n.d.). PWD-E: Future begins today. Retrieved September 28, 2026, from https://pwd-e.com/home/</w:t>
       </w:r>
     </w:p>
     <w:p>
@@ -30236,7 +30568,7 @@
         <w:ind w:left="720" w:hanging="720"/>
       </w:pPr>
       <w:r>
-        <w:t xml:space="preserve">Republic Act No. 10524. (2013). An Act expanding the positions reserved for persons with disability, amending Republic Act No. 7277. Official Gazette of the Republic of the Philippines.</w:t>
+        <w:t xml:space="preserve">Railway. (n.d.). Private networking. https://docs.railway.com/</w:t>
       </w:r>
     </w:p>
     <w:p>
@@ -30245,7 +30577,7 @@
         <w:ind w:left="720" w:hanging="720"/>
       </w:pPr>
       <w:r>
-        <w:t xml:space="preserve">Respicio &amp; Co. (n.d.). PWD right to reasonable accommodation in the workplace (Philippines). https://www.lawyer-philippines.com/</w:t>
+        <w:t xml:space="preserve">Rappler. (2023). Still a long road ahead: PWDs struggle to join Philippine workforce. https://www.rappler.com/newsbreak/in-depth/persons-with-disability-struggle-philippine-workforce/</w:t>
       </w:r>
     </w:p>
     <w:p>
@@ -30254,7 +30586,7 @@
         <w:ind w:left="720" w:hanging="720"/>
       </w:pPr>
       <w:r>
-        <w:t xml:space="preserve">SDDirect. (2023). Disability inclusion in the Philippines (Disability Inclusion Helpdesk Report No. 61). https://sddirect.org.uk/</w:t>
+        <w:t xml:space="preserve">Remix Software. (n.d.). React Router documentation (version 7). https://reactrouter.com/</w:t>
       </w:r>
     </w:p>
     <w:p>
@@ -30263,7 +30595,7 @@
         <w:ind w:left="720" w:hanging="720"/>
       </w:pPr>
       <w:r>
-        <w:t xml:space="preserve">United Nations. (n.d.). Goal 8: Promote sustained, inclusive and sustainable economic growth, full and productive employment and decent work for all. https://sdgs.un.org/goals/goal8</w:t>
+        <w:t xml:space="preserve">Republic Act No. 7277. (1992). Magna Carta for Disabled Persons. Official Gazette of the Republic of the Philippines.</w:t>
       </w:r>
     </w:p>
     <w:p>
@@ -30272,7 +30604,7 @@
         <w:ind w:left="720" w:hanging="720"/>
       </w:pPr>
       <w:r>
-        <w:t xml:space="preserve">Vercel. (n.d.). Vite on Vercel. https://vercel.com/docs</w:t>
+        <w:t xml:space="preserve">Republic Act No. 10173. (2012). Data Privacy Act of 2012. Official Gazette of the Republic of the Philippines.</w:t>
       </w:r>
     </w:p>
     <w:p>
@@ -30281,7 +30613,7 @@
         <w:ind w:left="720" w:hanging="720"/>
       </w:pPr>
       <w:r>
-        <w:t xml:space="preserve">W3C. (2007). SOAP Version 1.2 and Web Services Description Language (WSDL) 1.1 notes. https://www.w3.org/TR/wsdl</w:t>
+        <w:t xml:space="preserve">Republic Act No. 10524. (2013). An Act expanding the positions reserved for persons with disability, amending Republic Act No. 7277. Official Gazette of the Republic of the Philippines.</w:t>
       </w:r>
     </w:p>
     <w:p>
@@ -30290,6 +30622,69 @@
         <w:ind w:left="720" w:hanging="720"/>
       </w:pPr>
       <w:r>
+        <w:t xml:space="preserve">Respicio &amp; Co. (n.d.). PWD right to reasonable accommodation in the workplace (Philippines). https://www.lawyer-philippines.com/</w:t>
+      </w:r>
+    </w:p>
+    <w:p>
+      <w:pPr>
+        <w:spacing w:after="100"/>
+        <w:ind w:left="720" w:hanging="720"/>
+      </w:pPr>
+      <w:r>
+        <w:t xml:space="preserve">SDDirect. (2023). Disability inclusion in the Philippines (Disability Inclusion Helpdesk Report No. 61). https://sddirect.org.uk/</w:t>
+      </w:r>
+    </w:p>
+    <w:p>
+      <w:pPr>
+        <w:spacing w:after="100"/>
+        <w:ind w:left="720" w:hanging="720"/>
+      </w:pPr>
+      <w:r>
+        <w:t xml:space="preserve">Testing Library. (n.d.). React Testing Library. https://testing-library.com/docs/react-testing-library/intro/</w:t>
+      </w:r>
+    </w:p>
+    <w:p>
+      <w:pPr>
+        <w:spacing w:after="100"/>
+        <w:ind w:left="720" w:hanging="720"/>
+      </w:pPr>
+      <w:r>
+        <w:t xml:space="preserve">United Nations. (n.d.). Goal 8: Promote sustained, inclusive and sustainable economic growth, full and productive employment and decent work for all. https://sdgs.un.org/goals/goal8</w:t>
+      </w:r>
+    </w:p>
+    <w:p>
+      <w:pPr>
+        <w:spacing w:after="100"/>
+        <w:ind w:left="720" w:hanging="720"/>
+      </w:pPr>
+      <w:r>
+        <w:t xml:space="preserve">Vercel. (n.d.). Vite on Vercel. https://vercel.com/docs</w:t>
+      </w:r>
+    </w:p>
+    <w:p>
+      <w:pPr>
+        <w:spacing w:after="100"/>
+        <w:ind w:left="720" w:hanging="720"/>
+      </w:pPr>
+      <w:r>
+        <w:t xml:space="preserve">Vitest. (n.d.). Vitest documentation. https://vitest.dev/</w:t>
+      </w:r>
+    </w:p>
+    <w:p>
+      <w:pPr>
+        <w:spacing w:after="100"/>
+        <w:ind w:left="720" w:hanging="720"/>
+      </w:pPr>
+      <w:r>
+        <w:t xml:space="preserve">W3C. (2007). SOAP Version 1.2 and Web Services Description Language (WSDL) 1.1 notes. https://www.w3.org/TR/wsdl</w:t>
+      </w:r>
+    </w:p>
+    <w:p>
+      <w:pPr>
+        <w:spacing w:after="100"/>
+        <w:ind w:left="720" w:hanging="720"/>
+      </w:pPr>
+      <w:r>
         <w:t xml:space="preserve">W3C. (2018). Web Content Accessibility Guidelines (WCAG) 2.1. https://www.w3.org/TR/WCAG21/</w:t>
       </w:r>
     </w:p>
@@ -30328,13 +30723,16 @@
         <w:t xml:space="preserve">{GATEWAY}/api</w:t>
       </w:r>
       <w:r>
-        <w:t xml:space="preserve">. Access: P = public, C = candidate, E = employer, A = administrator, S = internal service key. </w:t>
+        <w:t xml:space="preserve">. Access: P = public, C = candidate, E = employer, A = administrator, S = internal service key. The complete machine-readable contract (request and response schemas, error codes, enums) is </w:t>
       </w:r>
       <w:r>
         <w:rPr>
-          <w:highlight w:val="yellow"/>
+          <w:rFonts w:ascii="Consolas" w:cs="Consolas" w:eastAsia="Consolas" w:hAnsi="Consolas"/>
         </w:rPr>
-        <w:t xml:space="preserve">[Attach or link the generated OpenAPI file, e.g., docs/openapi.yaml.]</w:t>
+        <w:t xml:space="preserve">docs/openapi.yaml</w:t>
+      </w:r>
+      <w:r>
+        <w:t xml:space="preserve"> (OpenAPI 3.1) in the repository.</w:t>
       </w:r>
     </w:p>
     <w:tbl>
@@ -31256,7 +31654,7 @@
                 <w:sz w:val="15"/>
                 <w:szCs w:val="15"/>
               </w:rPr>
-              <w:t xml:space="preserve">Upload PDF résumé</w:t>
+              <w:t xml:space="preserve">Upload PDF résumé (max 5 MB)</w:t>
             </w:r>
           </w:p>
         </w:tc>
@@ -31287,7 +31685,7 @@
                 <w:sz w:val="15"/>
                 <w:szCs w:val="15"/>
               </w:rPr>
-              <w:t xml:space="preserve">M3 Company</w:t>
+              <w:t xml:space="preserve">M2 Profile</w:t>
             </w:r>
           </w:p>
         </w:tc>
@@ -31316,7 +31714,7 @@
                 <w:sz w:val="15"/>
                 <w:szCs w:val="15"/>
               </w:rPr>
-              <w:t xml:space="preserve">GET, PUT</w:t>
+              <w:t xml:space="preserve">GET</w:t>
             </w:r>
           </w:p>
         </w:tc>
@@ -31345,7 +31743,7 @@
                 <w:sz w:val="15"/>
                 <w:szCs w:val="15"/>
               </w:rPr>
-              <w:t xml:space="preserve">/employer/company</w:t>
+              <w:t xml:space="preserve">/resumes/{id}?expires=&amp;signature=</w:t>
             </w:r>
           </w:p>
         </w:tc>
@@ -31374,7 +31772,7 @@
                 <w:sz w:val="15"/>
                 <w:szCs w:val="15"/>
               </w:rPr>
-              <w:t xml:space="preserve">E</w:t>
+              <w:t xml:space="preserve">P (signed link)</w:t>
             </w:r>
           </w:p>
         </w:tc>
@@ -31403,7 +31801,7 @@
                 <w:sz w:val="15"/>
                 <w:szCs w:val="15"/>
               </w:rPr>
-              <w:t xml:space="preserve">Own company profile</w:t>
+              <w:t xml:space="preserve">Open résumé PDF (link valid 30 min)</w:t>
             </w:r>
           </w:p>
         </w:tc>
@@ -31463,7 +31861,7 @@
                 <w:sz w:val="15"/>
                 <w:szCs w:val="15"/>
               </w:rPr>
-              <w:t xml:space="preserve">GET</w:t>
+              <w:t xml:space="preserve">GET, PUT</w:t>
             </w:r>
           </w:p>
         </w:tc>
@@ -31492,7 +31890,7 @@
                 <w:sz w:val="15"/>
                 <w:szCs w:val="15"/>
               </w:rPr>
-              <w:t xml:space="preserve">/employers/{id}</w:t>
+              <w:t xml:space="preserve">/employer/company</w:t>
             </w:r>
           </w:p>
         </w:tc>
@@ -31521,7 +31919,7 @@
                 <w:sz w:val="15"/>
                 <w:szCs w:val="15"/>
               </w:rPr>
-              <w:t xml:space="preserve">P</w:t>
+              <w:t xml:space="preserve">E</w:t>
             </w:r>
           </w:p>
         </w:tc>
@@ -31550,7 +31948,7 @@
                 <w:sz w:val="15"/>
                 <w:szCs w:val="15"/>
               </w:rPr>
-              <w:t xml:space="preserve">Public employer page</w:t>
+              <w:t xml:space="preserve">Own company profile</w:t>
             </w:r>
           </w:p>
         </w:tc>
@@ -31610,7 +32008,7 @@
                 <w:sz w:val="15"/>
                 <w:szCs w:val="15"/>
               </w:rPr>
-              <w:t xml:space="preserve">PATCH</w:t>
+              <w:t xml:space="preserve">GET</w:t>
             </w:r>
           </w:p>
         </w:tc>
@@ -31639,7 +32037,7 @@
                 <w:sz w:val="15"/>
                 <w:szCs w:val="15"/>
               </w:rPr>
-              <w:t xml:space="preserve">/admin/employers/{id}/verify</w:t>
+              <w:t xml:space="preserve">/employers/{id}</w:t>
             </w:r>
           </w:p>
         </w:tc>
@@ -31668,7 +32066,7 @@
                 <w:sz w:val="15"/>
                 <w:szCs w:val="15"/>
               </w:rPr>
-              <w:t xml:space="preserve">A</w:t>
+              <w:t xml:space="preserve">P</w:t>
             </w:r>
           </w:p>
         </w:tc>
@@ -31697,7 +32095,7 @@
                 <w:sz w:val="15"/>
                 <w:szCs w:val="15"/>
               </w:rPr>
-              <w:t xml:space="preserve">check (SOAP) / approve / reject</w:t>
+              <w:t xml:space="preserve">Public employer page</w:t>
             </w:r>
           </w:p>
         </w:tc>
@@ -31728,7 +32126,7 @@
                 <w:sz w:val="15"/>
                 <w:szCs w:val="15"/>
               </w:rPr>
-              <w:t xml:space="preserve">M4 Postings</w:t>
+              <w:t xml:space="preserve">M3 Company</w:t>
             </w:r>
           </w:p>
         </w:tc>
@@ -31786,7 +32184,7 @@
                 <w:sz w:val="15"/>
                 <w:szCs w:val="15"/>
               </w:rPr>
-              <w:t xml:space="preserve">/employer/job-postings</w:t>
+              <w:t xml:space="preserve">/employers/{id}/logo</w:t>
             </w:r>
           </w:p>
         </w:tc>
@@ -31815,7 +32213,7 @@
                 <w:sz w:val="15"/>
                 <w:szCs w:val="15"/>
               </w:rPr>
-              <w:t xml:space="preserve">E</w:t>
+              <w:t xml:space="preserve">P</w:t>
             </w:r>
           </w:p>
         </w:tc>
@@ -31844,7 +32242,7 @@
                 <w:sz w:val="15"/>
                 <w:szCs w:val="15"/>
               </w:rPr>
-              <w:t xml:space="preserve">Own postings</w:t>
+              <w:t xml:space="preserve">Company logo (PNG/JPG/WebP, max 2 MB)</w:t>
             </w:r>
           </w:p>
         </w:tc>
@@ -31875,7 +32273,7 @@
                 <w:sz w:val="15"/>
                 <w:szCs w:val="15"/>
               </w:rPr>
-              <w:t xml:space="preserve">M4 Postings</w:t>
+              <w:t xml:space="preserve">M3 Company</w:t>
             </w:r>
           </w:p>
         </w:tc>
@@ -31904,7 +32302,7 @@
                 <w:sz w:val="15"/>
                 <w:szCs w:val="15"/>
               </w:rPr>
-              <w:t xml:space="preserve">POST</w:t>
+              <w:t xml:space="preserve">GET</w:t>
             </w:r>
           </w:p>
         </w:tc>
@@ -31933,7 +32331,7 @@
                 <w:sz w:val="15"/>
                 <w:szCs w:val="15"/>
               </w:rPr>
-              <w:t xml:space="preserve">/job-postings</w:t>
+              <w:t xml:space="preserve">/admin/employers, /admin/employers/{id}</w:t>
             </w:r>
           </w:p>
         </w:tc>
@@ -31962,7 +32360,7 @@
                 <w:sz w:val="15"/>
                 <w:szCs w:val="15"/>
               </w:rPr>
-              <w:t xml:space="preserve">E</w:t>
+              <w:t xml:space="preserve">A</w:t>
             </w:r>
           </w:p>
         </w:tc>
@@ -31991,7 +32389,7 @@
                 <w:sz w:val="15"/>
                 <w:szCs w:val="15"/>
               </w:rPr>
-              <w:t xml:space="preserve">Create</w:t>
+              <w:t xml:space="preserve">Verification queue / details with latest registry check</w:t>
             </w:r>
           </w:p>
         </w:tc>
@@ -32022,7 +32420,7 @@
                 <w:sz w:val="15"/>
                 <w:szCs w:val="15"/>
               </w:rPr>
-              <w:t xml:space="preserve">M4 Postings</w:t>
+              <w:t xml:space="preserve">M3 Company</w:t>
             </w:r>
           </w:p>
         </w:tc>
@@ -32051,7 +32449,7 @@
                 <w:sz w:val="15"/>
                 <w:szCs w:val="15"/>
               </w:rPr>
-              <w:t xml:space="preserve">PUT, DELETE</w:t>
+              <w:t xml:space="preserve">PATCH</w:t>
             </w:r>
           </w:p>
         </w:tc>
@@ -32080,7 +32478,7 @@
                 <w:sz w:val="15"/>
                 <w:szCs w:val="15"/>
               </w:rPr>
-              <w:t xml:space="preserve">/job-postings/{id}</w:t>
+              <w:t xml:space="preserve">/admin/employers/{id}/verify</w:t>
             </w:r>
           </w:p>
         </w:tc>
@@ -32109,7 +32507,7 @@
                 <w:sz w:val="15"/>
                 <w:szCs w:val="15"/>
               </w:rPr>
-              <w:t xml:space="preserve">E (owner)</w:t>
+              <w:t xml:space="preserve">A</w:t>
             </w:r>
           </w:p>
         </w:tc>
@@ -32138,7 +32536,7 @@
                 <w:sz w:val="15"/>
                 <w:szCs w:val="15"/>
               </w:rPr>
-              <w:t xml:space="preserve">Update / soft-delete</w:t>
+              <w:t xml:space="preserve">check (SOAP) / approve / reject</w:t>
             </w:r>
           </w:p>
         </w:tc>
@@ -32198,7 +32596,7 @@
                 <w:sz w:val="15"/>
                 <w:szCs w:val="15"/>
               </w:rPr>
-              <w:t xml:space="preserve">PATCH</w:t>
+              <w:t xml:space="preserve">GET</w:t>
             </w:r>
           </w:p>
         </w:tc>
@@ -32227,7 +32625,7 @@
                 <w:sz w:val="15"/>
                 <w:szCs w:val="15"/>
               </w:rPr>
-              <w:t xml:space="preserve">/job-postings/{id}/status</w:t>
+              <w:t xml:space="preserve">/employer/job-postings</w:t>
             </w:r>
           </w:p>
         </w:tc>
@@ -32256,7 +32654,7 @@
                 <w:sz w:val="15"/>
                 <w:szCs w:val="15"/>
               </w:rPr>
-              <w:t xml:space="preserve">E (owner)</w:t>
+              <w:t xml:space="preserve">E</w:t>
             </w:r>
           </w:p>
         </w:tc>
@@ -32285,7 +32683,7 @@
                 <w:sz w:val="15"/>
                 <w:szCs w:val="15"/>
               </w:rPr>
-              <w:t xml:space="preserve">Close / reopen</w:t>
+              <w:t xml:space="preserve">Own postings</w:t>
             </w:r>
           </w:p>
         </w:tc>
@@ -32345,7 +32743,7 @@
                 <w:sz w:val="15"/>
                 <w:szCs w:val="15"/>
               </w:rPr>
-              <w:t xml:space="preserve">PATCH</w:t>
+              <w:t xml:space="preserve">POST</w:t>
             </w:r>
           </w:p>
         </w:tc>
@@ -32374,7 +32772,7 @@
                 <w:sz w:val="15"/>
                 <w:szCs w:val="15"/>
               </w:rPr>
-              <w:t xml:space="preserve">/admin/job-postings/{id}/approve</w:t>
+              <w:t xml:space="preserve">/job-postings</w:t>
             </w:r>
           </w:p>
         </w:tc>
@@ -32403,7 +32801,7 @@
                 <w:sz w:val="15"/>
                 <w:szCs w:val="15"/>
               </w:rPr>
-              <w:t xml:space="preserve">A</w:t>
+              <w:t xml:space="preserve">E</w:t>
             </w:r>
           </w:p>
         </w:tc>
@@ -32432,7 +32830,7 @@
                 <w:sz w:val="15"/>
                 <w:szCs w:val="15"/>
               </w:rPr>
-              <w:t xml:space="preserve">Approve / reject</w:t>
+              <w:t xml:space="preserve">Create</w:t>
             </w:r>
           </w:p>
         </w:tc>
@@ -32463,7 +32861,7 @@
                 <w:sz w:val="15"/>
                 <w:szCs w:val="15"/>
               </w:rPr>
-              <w:t xml:space="preserve">M5 Search</w:t>
+              <w:t xml:space="preserve">M4 Postings</w:t>
             </w:r>
           </w:p>
         </w:tc>
@@ -32492,7 +32890,7 @@
                 <w:sz w:val="15"/>
                 <w:szCs w:val="15"/>
               </w:rPr>
-              <w:t xml:space="preserve">GET</w:t>
+              <w:t xml:space="preserve">PUT, DELETE</w:t>
             </w:r>
           </w:p>
         </w:tc>
@@ -32521,7 +32919,7 @@
                 <w:sz w:val="15"/>
                 <w:szCs w:val="15"/>
               </w:rPr>
-              <w:t xml:space="preserve">/job-postings?q=&amp;category=&amp;accommodations[]=&amp;match=1&amp;sort=&amp;page=</w:t>
+              <w:t xml:space="preserve">/job-postings/{id}</w:t>
             </w:r>
           </w:p>
         </w:tc>
@@ -32550,7 +32948,7 @@
                 <w:sz w:val="15"/>
                 <w:szCs w:val="15"/>
               </w:rPr>
-              <w:t xml:space="preserve">P (match: C)</w:t>
+              <w:t xml:space="preserve">E (owner)</w:t>
             </w:r>
           </w:p>
         </w:tc>
@@ -32579,7 +32977,7 @@
                 <w:sz w:val="15"/>
                 <w:szCs w:val="15"/>
               </w:rPr>
-              <w:t xml:space="preserve">Search, filter, match</w:t>
+              <w:t xml:space="preserve">Update / soft-delete</w:t>
             </w:r>
           </w:p>
         </w:tc>
@@ -32610,7 +33008,7 @@
                 <w:sz w:val="15"/>
                 <w:szCs w:val="15"/>
               </w:rPr>
-              <w:t xml:space="preserve">M5 Search</w:t>
+              <w:t xml:space="preserve">M4 Postings</w:t>
             </w:r>
           </w:p>
         </w:tc>
@@ -32639,7 +33037,7 @@
                 <w:sz w:val="15"/>
                 <w:szCs w:val="15"/>
               </w:rPr>
-              <w:t xml:space="preserve">GET</w:t>
+              <w:t xml:space="preserve">PATCH</w:t>
             </w:r>
           </w:p>
         </w:tc>
@@ -32668,7 +33066,7 @@
                 <w:sz w:val="15"/>
                 <w:szCs w:val="15"/>
               </w:rPr>
-              <w:t xml:space="preserve">/job-postings/{id}</w:t>
+              <w:t xml:space="preserve">/job-postings/{id}/status</w:t>
             </w:r>
           </w:p>
         </w:tc>
@@ -32697,7 +33095,7 @@
                 <w:sz w:val="15"/>
                 <w:szCs w:val="15"/>
               </w:rPr>
-              <w:t xml:space="preserve">P</w:t>
+              <w:t xml:space="preserve">E (owner)</w:t>
             </w:r>
           </w:p>
         </w:tc>
@@ -32726,7 +33124,7 @@
                 <w:sz w:val="15"/>
                 <w:szCs w:val="15"/>
               </w:rPr>
-              <w:t xml:space="preserve">Details (+ match for C)</w:t>
+              <w:t xml:space="preserve">Close / reopen</w:t>
             </w:r>
           </w:p>
         </w:tc>
@@ -32757,7 +33155,7 @@
                 <w:sz w:val="15"/>
                 <w:szCs w:val="15"/>
               </w:rPr>
-              <w:t xml:space="preserve">M5/M11</w:t>
+              <w:t xml:space="preserve">M4 Postings</w:t>
             </w:r>
           </w:p>
         </w:tc>
@@ -32815,7 +33213,7 @@
                 <w:sz w:val="15"/>
                 <w:szCs w:val="15"/>
               </w:rPr>
-              <w:t xml:space="preserve">/categories, /accommodations</w:t>
+              <w:t xml:space="preserve">/admin/job-postings</w:t>
             </w:r>
           </w:p>
         </w:tc>
@@ -32844,7 +33242,7 @@
                 <w:sz w:val="15"/>
                 <w:szCs w:val="15"/>
               </w:rPr>
-              <w:t xml:space="preserve">P</w:t>
+              <w:t xml:space="preserve">A</w:t>
             </w:r>
           </w:p>
         </w:tc>
@@ -32873,7 +33271,7 @@
                 <w:sz w:val="15"/>
                 <w:szCs w:val="15"/>
               </w:rPr>
-              <w:t xml:space="preserve">Filter options</w:t>
+              <w:t xml:space="preserve">Approval queue</w:t>
             </w:r>
           </w:p>
         </w:tc>
@@ -32904,7 +33302,7 @@
                 <w:sz w:val="15"/>
                 <w:szCs w:val="15"/>
               </w:rPr>
-              <w:t xml:space="preserve">M6 Applications</w:t>
+              <w:t xml:space="preserve">M4 Postings</w:t>
             </w:r>
           </w:p>
         </w:tc>
@@ -32933,7 +33331,7 @@
                 <w:sz w:val="15"/>
                 <w:szCs w:val="15"/>
               </w:rPr>
-              <w:t xml:space="preserve">POST</w:t>
+              <w:t xml:space="preserve">PATCH</w:t>
             </w:r>
           </w:p>
         </w:tc>
@@ -32962,7 +33360,7 @@
                 <w:sz w:val="15"/>
                 <w:szCs w:val="15"/>
               </w:rPr>
-              <w:t xml:space="preserve">/job-postings/{id}/applications</w:t>
+              <w:t xml:space="preserve">/admin/job-postings/{id}/approve</w:t>
             </w:r>
           </w:p>
         </w:tc>
@@ -32991,7 +33389,7 @@
                 <w:sz w:val="15"/>
                 <w:szCs w:val="15"/>
               </w:rPr>
-              <w:t xml:space="preserve">C</w:t>
+              <w:t xml:space="preserve">A</w:t>
             </w:r>
           </w:p>
         </w:tc>
@@ -33020,7 +33418,7 @@
                 <w:sz w:val="15"/>
                 <w:szCs w:val="15"/>
               </w:rPr>
-              <w:t xml:space="preserve">Apply</w:t>
+              <w:t xml:space="preserve">Approve / reject (with reason)</w:t>
             </w:r>
           </w:p>
         </w:tc>
@@ -33051,7 +33449,7 @@
                 <w:sz w:val="15"/>
                 <w:szCs w:val="15"/>
               </w:rPr>
-              <w:t xml:space="preserve">M6 Applications</w:t>
+              <w:t xml:space="preserve">M5 Search</w:t>
             </w:r>
           </w:p>
         </w:tc>
@@ -33109,7 +33507,7 @@
                 <w:sz w:val="15"/>
                 <w:szCs w:val="15"/>
               </w:rPr>
-              <w:t xml:space="preserve">/applications, /applications/{id}</w:t>
+              <w:t xml:space="preserve">/job-postings?q=&amp;category=&amp;accommodations[]=&amp;match=1&amp;sort=&amp;page=</w:t>
             </w:r>
           </w:p>
         </w:tc>
@@ -33138,7 +33536,7 @@
                 <w:sz w:val="15"/>
                 <w:szCs w:val="15"/>
               </w:rPr>
-              <w:t xml:space="preserve">C (own) / E (own postings)</w:t>
+              <w:t xml:space="preserve">P (match: C)</w:t>
             </w:r>
           </w:p>
         </w:tc>
@@ -33167,7 +33565,7 @@
                 <w:sz w:val="15"/>
                 <w:szCs w:val="15"/>
               </w:rPr>
-              <w:t xml:space="preserve">List / details</w:t>
+              <w:t xml:space="preserve">Search, filter, match</w:t>
             </w:r>
           </w:p>
         </w:tc>
@@ -33198,7 +33596,7 @@
                 <w:sz w:val="15"/>
                 <w:szCs w:val="15"/>
               </w:rPr>
-              <w:t xml:space="preserve">M6 Applications</w:t>
+              <w:t xml:space="preserve">M5 Search</w:t>
             </w:r>
           </w:p>
         </w:tc>
@@ -33227,7 +33625,7 @@
                 <w:sz w:val="15"/>
                 <w:szCs w:val="15"/>
               </w:rPr>
-              <w:t xml:space="preserve">PATCH</w:t>
+              <w:t xml:space="preserve">GET</w:t>
             </w:r>
           </w:p>
         </w:tc>
@@ -33256,7 +33654,7 @@
                 <w:sz w:val="15"/>
                 <w:szCs w:val="15"/>
               </w:rPr>
-              <w:t xml:space="preserve">/applications/{id}/status</w:t>
+              <w:t xml:space="preserve">/job-postings/{id}</w:t>
             </w:r>
           </w:p>
         </w:tc>
@@ -33285,7 +33683,7 @@
                 <w:sz w:val="15"/>
                 <w:szCs w:val="15"/>
               </w:rPr>
-              <w:t xml:space="preserve">C / E</w:t>
+              <w:t xml:space="preserve">P</w:t>
             </w:r>
           </w:p>
         </w:tc>
@@ -33314,7 +33712,7 @@
                 <w:sz w:val="15"/>
                 <w:szCs w:val="15"/>
               </w:rPr>
-              <w:t xml:space="preserve">Status transition</w:t>
+              <w:t xml:space="preserve">Details (+ match for C)</w:t>
             </w:r>
           </w:p>
         </w:tc>
@@ -33345,7 +33743,7 @@
                 <w:sz w:val="15"/>
                 <w:szCs w:val="15"/>
               </w:rPr>
-              <w:t xml:space="preserve">M7 Feedback</w:t>
+              <w:t xml:space="preserve">M5/M11</w:t>
             </w:r>
           </w:p>
         </w:tc>
@@ -33403,7 +33801,7 @@
                 <w:sz w:val="15"/>
                 <w:szCs w:val="15"/>
               </w:rPr>
-              <w:t xml:space="preserve">/applications/{id}/feedback-form</w:t>
+              <w:t xml:space="preserve">/categories, /accommodations</w:t>
             </w:r>
           </w:p>
         </w:tc>
@@ -33432,7 +33830,7 @@
                 <w:sz w:val="15"/>
                 <w:szCs w:val="15"/>
               </w:rPr>
-              <w:t xml:space="preserve">C (hired)</w:t>
+              <w:t xml:space="preserve">P</w:t>
             </w:r>
           </w:p>
         </w:tc>
@@ -33461,7 +33859,7 @@
                 <w:sz w:val="15"/>
                 <w:szCs w:val="15"/>
               </w:rPr>
-              <w:t xml:space="preserve">Items to rate</w:t>
+              <w:t xml:space="preserve">Filter options</w:t>
             </w:r>
           </w:p>
         </w:tc>
@@ -33492,7 +33890,7 @@
                 <w:sz w:val="15"/>
                 <w:szCs w:val="15"/>
               </w:rPr>
-              <w:t xml:space="preserve">M7 Feedback</w:t>
+              <w:t xml:space="preserve">M6 Applications</w:t>
             </w:r>
           </w:p>
         </w:tc>
@@ -33550,7 +33948,7 @@
                 <w:sz w:val="15"/>
                 <w:szCs w:val="15"/>
               </w:rPr>
-              <w:t xml:space="preserve">/applications/{id}/feedback</w:t>
+              <w:t xml:space="preserve">/job-postings/{id}/applications</w:t>
             </w:r>
           </w:p>
         </w:tc>
@@ -33579,7 +33977,7 @@
                 <w:sz w:val="15"/>
                 <w:szCs w:val="15"/>
               </w:rPr>
-              <w:t xml:space="preserve">C (hired, 30 days)</w:t>
+              <w:t xml:space="preserve">C</w:t>
             </w:r>
           </w:p>
         </w:tc>
@@ -33608,7 +34006,7 @@
                 <w:sz w:val="15"/>
                 <w:szCs w:val="15"/>
               </w:rPr>
-              <w:t xml:space="preserve">Submit</w:t>
+              <w:t xml:space="preserve">Apply</w:t>
             </w:r>
           </w:p>
         </w:tc>
@@ -33639,7 +34037,7 @@
                 <w:sz w:val="15"/>
                 <w:szCs w:val="15"/>
               </w:rPr>
-              <w:t xml:space="preserve">M7 Feedback</w:t>
+              <w:t xml:space="preserve">M6 Applications</w:t>
             </w:r>
           </w:p>
         </w:tc>
@@ -33697,7 +34095,7 @@
                 <w:sz w:val="15"/>
                 <w:szCs w:val="15"/>
               </w:rPr>
-              <w:t xml:space="preserve">/employers/{id}/trust-score</w:t>
+              <w:t xml:space="preserve">/applications, /applications/{id}</w:t>
             </w:r>
           </w:p>
         </w:tc>
@@ -33726,7 +34124,7 @@
                 <w:sz w:val="15"/>
                 <w:szCs w:val="15"/>
               </w:rPr>
-              <w:t xml:space="preserve">P</w:t>
+              <w:t xml:space="preserve">C (own) / E (own postings)</w:t>
             </w:r>
           </w:p>
         </w:tc>
@@ -33755,7 +34153,7 @@
                 <w:sz w:val="15"/>
                 <w:szCs w:val="15"/>
               </w:rPr>
-              <w:t xml:space="preserve">Score and breakdown</w:t>
+              <w:t xml:space="preserve">List / details</w:t>
             </w:r>
           </w:p>
         </w:tc>
@@ -33786,7 +34184,7 @@
                 <w:sz w:val="15"/>
                 <w:szCs w:val="15"/>
               </w:rPr>
-              <w:t xml:space="preserve">M8 Dashboards</w:t>
+              <w:t xml:space="preserve">M6 Applications</w:t>
             </w:r>
           </w:p>
         </w:tc>
@@ -33815,7 +34213,7 @@
                 <w:sz w:val="15"/>
                 <w:szCs w:val="15"/>
               </w:rPr>
-              <w:t xml:space="preserve">GET</w:t>
+              <w:t xml:space="preserve">PATCH</w:t>
             </w:r>
           </w:p>
         </w:tc>
@@ -33844,7 +34242,7 @@
                 <w:sz w:val="15"/>
                 <w:szCs w:val="15"/>
               </w:rPr>
-              <w:t xml:space="preserve">/candidate/dashboard, /employer/dashboard, /admin/dashboard</w:t>
+              <w:t xml:space="preserve">/applications/{id}/status</w:t>
             </w:r>
           </w:p>
         </w:tc>
@@ -33873,7 +34271,7 @@
                 <w:sz w:val="15"/>
                 <w:szCs w:val="15"/>
               </w:rPr>
-              <w:t xml:space="preserve">C / E / A</w:t>
+              <w:t xml:space="preserve">C / E</w:t>
             </w:r>
           </w:p>
         </w:tc>
@@ -33902,7 +34300,7 @@
                 <w:sz w:val="15"/>
                 <w:szCs w:val="15"/>
               </w:rPr>
-              <w:t xml:space="preserve">Summaries</w:t>
+              <w:t xml:space="preserve">Status transition</w:t>
             </w:r>
           </w:p>
         </w:tc>
@@ -33933,7 +34331,7 @@
                 <w:sz w:val="15"/>
                 <w:szCs w:val="15"/>
               </w:rPr>
-              <w:t xml:space="preserve">M9 Notifications</w:t>
+              <w:t xml:space="preserve">M7 Feedback</w:t>
             </w:r>
           </w:p>
         </w:tc>
@@ -33962,7 +34360,7 @@
                 <w:sz w:val="15"/>
                 <w:szCs w:val="15"/>
               </w:rPr>
-              <w:t xml:space="preserve">GET, PATCH</w:t>
+              <w:t xml:space="preserve">GET</w:t>
             </w:r>
           </w:p>
         </w:tc>
@@ -33991,7 +34389,7 @@
                 <w:sz w:val="15"/>
                 <w:szCs w:val="15"/>
               </w:rPr>
-              <w:t xml:space="preserve">/notifications, /notifications/{id}/read, /notifications/read-all</w:t>
+              <w:t xml:space="preserve">/applications/{id}/feedback-form</w:t>
             </w:r>
           </w:p>
         </w:tc>
@@ -34020,7 +34418,7 @@
                 <w:sz w:val="15"/>
                 <w:szCs w:val="15"/>
               </w:rPr>
-              <w:t xml:space="preserve">C / E</w:t>
+              <w:t xml:space="preserve">C (hired)</w:t>
             </w:r>
           </w:p>
         </w:tc>
@@ -34049,7 +34447,7 @@
                 <w:sz w:val="15"/>
                 <w:szCs w:val="15"/>
               </w:rPr>
-              <w:t xml:space="preserve">List, mark read</w:t>
+              <w:t xml:space="preserve">Items to rate</w:t>
             </w:r>
           </w:p>
         </w:tc>
@@ -34080,7 +34478,7 @@
                 <w:sz w:val="15"/>
                 <w:szCs w:val="15"/>
               </w:rPr>
-              <w:t xml:space="preserve">M10 Moderation</w:t>
+              <w:t xml:space="preserve">M7 Feedback</w:t>
             </w:r>
           </w:p>
         </w:tc>
@@ -34109,7 +34507,7 @@
                 <w:sz w:val="15"/>
                 <w:szCs w:val="15"/>
               </w:rPr>
-              <w:t xml:space="preserve">GET, PATCH</w:t>
+              <w:t xml:space="preserve">POST</w:t>
             </w:r>
           </w:p>
         </w:tc>
@@ -34138,7 +34536,7 @@
                 <w:sz w:val="15"/>
                 <w:szCs w:val="15"/>
               </w:rPr>
-              <w:t xml:space="preserve">/admin/users, /admin/users/{id}/suspend</w:t>
+              <w:t xml:space="preserve">/applications/{id}/feedback</w:t>
             </w:r>
           </w:p>
         </w:tc>
@@ -34167,7 +34565,7 @@
                 <w:sz w:val="15"/>
                 <w:szCs w:val="15"/>
               </w:rPr>
-              <w:t xml:space="preserve">A</w:t>
+              <w:t xml:space="preserve">C (hired, 30 days)</w:t>
             </w:r>
           </w:p>
         </w:tc>
@@ -34196,7 +34594,7 @@
                 <w:sz w:val="15"/>
                 <w:szCs w:val="15"/>
               </w:rPr>
-              <w:t xml:space="preserve">Users</w:t>
+              <w:t xml:space="preserve">Submit</w:t>
             </w:r>
           </w:p>
         </w:tc>
@@ -34227,7 +34625,7 @@
                 <w:sz w:val="15"/>
                 <w:szCs w:val="15"/>
               </w:rPr>
-              <w:t xml:space="preserve">M10 Moderation</w:t>
+              <w:t xml:space="preserve">M7 Feedback</w:t>
             </w:r>
           </w:p>
         </w:tc>
@@ -34256,7 +34654,7 @@
                 <w:sz w:val="15"/>
                 <w:szCs w:val="15"/>
               </w:rPr>
-              <w:t xml:space="preserve">POST</w:t>
+              <w:t xml:space="preserve">GET</w:t>
             </w:r>
           </w:p>
         </w:tc>
@@ -34285,7 +34683,7 @@
                 <w:sz w:val="15"/>
                 <w:szCs w:val="15"/>
               </w:rPr>
-              <w:t xml:space="preserve">/job-postings/{id}/reports</w:t>
+              <w:t xml:space="preserve">/employers/{id}/trust-score</w:t>
             </w:r>
           </w:p>
         </w:tc>
@@ -34314,7 +34712,7 @@
                 <w:sz w:val="15"/>
                 <w:szCs w:val="15"/>
               </w:rPr>
-              <w:t xml:space="preserve">C</w:t>
+              <w:t xml:space="preserve">P</w:t>
             </w:r>
           </w:p>
         </w:tc>
@@ -34343,7 +34741,7 @@
                 <w:sz w:val="15"/>
                 <w:szCs w:val="15"/>
               </w:rPr>
-              <w:t xml:space="preserve">Report posting</w:t>
+              <w:t xml:space="preserve">Score and breakdown</w:t>
             </w:r>
           </w:p>
         </w:tc>
@@ -34374,7 +34772,7 @@
                 <w:sz w:val="15"/>
                 <w:szCs w:val="15"/>
               </w:rPr>
-              <w:t xml:space="preserve">M10 Moderation</w:t>
+              <w:t xml:space="preserve">M8 Dashboards</w:t>
             </w:r>
           </w:p>
         </w:tc>
@@ -34403,7 +34801,7 @@
                 <w:sz w:val="15"/>
                 <w:szCs w:val="15"/>
               </w:rPr>
-              <w:t xml:space="preserve">GET, PATCH</w:t>
+              <w:t xml:space="preserve">GET</w:t>
             </w:r>
           </w:p>
         </w:tc>
@@ -34432,7 +34830,7 @@
                 <w:sz w:val="15"/>
                 <w:szCs w:val="15"/>
               </w:rPr>
-              <w:t xml:space="preserve">/admin/reports, /admin/reports/{id}</w:t>
+              <w:t xml:space="preserve">/candidate/dashboard, /employer/dashboard, /admin/dashboard</w:t>
             </w:r>
           </w:p>
         </w:tc>
@@ -34461,7 +34859,7 @@
                 <w:sz w:val="15"/>
                 <w:szCs w:val="15"/>
               </w:rPr>
-              <w:t xml:space="preserve">A</w:t>
+              <w:t xml:space="preserve">C / E / A</w:t>
             </w:r>
           </w:p>
         </w:tc>
@@ -34490,7 +34888,7 @@
                 <w:sz w:val="15"/>
                 <w:szCs w:val="15"/>
               </w:rPr>
-              <w:t xml:space="preserve">Review reports</w:t>
+              <w:t xml:space="preserve">Summaries</w:t>
             </w:r>
           </w:p>
         </w:tc>
@@ -34521,7 +34919,7 @@
                 <w:sz w:val="15"/>
                 <w:szCs w:val="15"/>
               </w:rPr>
-              <w:t xml:space="preserve">M10 Moderation</w:t>
+              <w:t xml:space="preserve">M9 Notifications</w:t>
             </w:r>
           </w:p>
         </w:tc>
@@ -34550,7 +34948,7 @@
                 <w:sz w:val="15"/>
                 <w:szCs w:val="15"/>
               </w:rPr>
-              <w:t xml:space="preserve">PATCH</w:t>
+              <w:t xml:space="preserve">GET, PATCH</w:t>
             </w:r>
           </w:p>
         </w:tc>
@@ -34579,7 +34977,7 @@
                 <w:sz w:val="15"/>
                 <w:szCs w:val="15"/>
               </w:rPr>
-              <w:t xml:space="preserve">/admin/feedback/{id}/hide</w:t>
+              <w:t xml:space="preserve">/notifications, /notifications/{id}/read, /notifications/read-all</w:t>
             </w:r>
           </w:p>
         </w:tc>
@@ -34608,7 +35006,7 @@
                 <w:sz w:val="15"/>
                 <w:szCs w:val="15"/>
               </w:rPr>
-              <w:t xml:space="preserve">A</w:t>
+              <w:t xml:space="preserve">C / E</w:t>
             </w:r>
           </w:p>
         </w:tc>
@@ -34637,7 +35035,7 @@
                 <w:sz w:val="15"/>
                 <w:szCs w:val="15"/>
               </w:rPr>
-              <w:t xml:space="preserve">Hide feedback</w:t>
+              <w:t xml:space="preserve">List, mark read</w:t>
             </w:r>
           </w:p>
         </w:tc>
@@ -34668,7 +35066,7 @@
                 <w:sz w:val="15"/>
                 <w:szCs w:val="15"/>
               </w:rPr>
-              <w:t xml:space="preserve">M11 Master data</w:t>
+              <w:t xml:space="preserve">M10 Moderation</w:t>
             </w:r>
           </w:p>
         </w:tc>
@@ -34697,7 +35095,7 @@
                 <w:sz w:val="15"/>
                 <w:szCs w:val="15"/>
               </w:rPr>
-              <w:t xml:space="preserve">POST, PUT, DELETE</w:t>
+              <w:t xml:space="preserve">GET, PATCH</w:t>
             </w:r>
           </w:p>
         </w:tc>
@@ -34726,7 +35124,7 @@
                 <w:sz w:val="15"/>
                 <w:szCs w:val="15"/>
               </w:rPr>
-              <w:t xml:space="preserve">/admin/categories/{id}, /admin/accommodations/{id}</w:t>
+              <w:t xml:space="preserve">/admin/users, /admin/users/{id}/suspend</w:t>
             </w:r>
           </w:p>
         </w:tc>
@@ -34784,7 +35182,889 @@
                 <w:sz w:val="15"/>
                 <w:szCs w:val="15"/>
               </w:rPr>
-              <w:t xml:space="preserve">Manage lists</w:t>
+              <w:t xml:space="preserve">Users</w:t>
+            </w:r>
+          </w:p>
+        </w:tc>
+      </w:tr>
+      <w:tr>
+        <w:tc>
+          <w:tcPr>
+            <w:tcW w:type="dxa" w:w="1600"/>
+            <w:tcBorders>
+              <w:top w:val="single" w:color="7F7F7F" w:sz="4"/>
+              <w:left w:val="single" w:color="7F7F7F" w:sz="4"/>
+              <w:bottom w:val="single" w:color="7F7F7F" w:sz="4"/>
+              <w:right w:val="single" w:color="7F7F7F" w:sz="4"/>
+            </w:tcBorders>
+            <w:tcMar>
+              <w:top w:type="dxa" w:w="60"/>
+              <w:left w:type="dxa" w:w="100"/>
+              <w:bottom w:type="dxa" w:w="60"/>
+              <w:right w:type="dxa" w:w="100"/>
+            </w:tcMar>
+          </w:tcPr>
+          <w:p>
+            <w:pPr>
+              <w:spacing w:after="20"/>
+            </w:pPr>
+            <w:r>
+              <w:rPr>
+                <w:sz w:val="15"/>
+                <w:szCs w:val="15"/>
+              </w:rPr>
+              <w:t xml:space="preserve">M10 Moderation</w:t>
+            </w:r>
+          </w:p>
+        </w:tc>
+        <w:tc>
+          <w:tcPr>
+            <w:tcW w:type="dxa" w:w="1300"/>
+            <w:tcBorders>
+              <w:top w:val="single" w:color="7F7F7F" w:sz="4"/>
+              <w:left w:val="single" w:color="7F7F7F" w:sz="4"/>
+              <w:bottom w:val="single" w:color="7F7F7F" w:sz="4"/>
+              <w:right w:val="single" w:color="7F7F7F" w:sz="4"/>
+            </w:tcBorders>
+            <w:tcMar>
+              <w:top w:type="dxa" w:w="60"/>
+              <w:left w:type="dxa" w:w="100"/>
+              <w:bottom w:type="dxa" w:w="60"/>
+              <w:right w:type="dxa" w:w="100"/>
+            </w:tcMar>
+          </w:tcPr>
+          <w:p>
+            <w:pPr>
+              <w:spacing w:after="20"/>
+            </w:pPr>
+            <w:r>
+              <w:rPr>
+                <w:sz w:val="15"/>
+                <w:szCs w:val="15"/>
+              </w:rPr>
+              <w:t xml:space="preserve">POST</w:t>
+            </w:r>
+          </w:p>
+        </w:tc>
+        <w:tc>
+          <w:tcPr>
+            <w:tcW w:type="dxa" w:w="3800"/>
+            <w:tcBorders>
+              <w:top w:val="single" w:color="7F7F7F" w:sz="4"/>
+              <w:left w:val="single" w:color="7F7F7F" w:sz="4"/>
+              <w:bottom w:val="single" w:color="7F7F7F" w:sz="4"/>
+              <w:right w:val="single" w:color="7F7F7F" w:sz="4"/>
+            </w:tcBorders>
+            <w:tcMar>
+              <w:top w:type="dxa" w:w="60"/>
+              <w:left w:type="dxa" w:w="100"/>
+              <w:bottom w:type="dxa" w:w="60"/>
+              <w:right w:type="dxa" w:w="100"/>
+            </w:tcMar>
+          </w:tcPr>
+          <w:p>
+            <w:pPr>
+              <w:spacing w:after="20"/>
+            </w:pPr>
+            <w:r>
+              <w:rPr>
+                <w:sz w:val="15"/>
+                <w:szCs w:val="15"/>
+              </w:rPr>
+              <w:t xml:space="preserve">/job-postings/{id}/reports</w:t>
+            </w:r>
+          </w:p>
+        </w:tc>
+        <w:tc>
+          <w:tcPr>
+            <w:tcW w:type="dxa" w:w="1600"/>
+            <w:tcBorders>
+              <w:top w:val="single" w:color="7F7F7F" w:sz="4"/>
+              <w:left w:val="single" w:color="7F7F7F" w:sz="4"/>
+              <w:bottom w:val="single" w:color="7F7F7F" w:sz="4"/>
+              <w:right w:val="single" w:color="7F7F7F" w:sz="4"/>
+            </w:tcBorders>
+            <w:tcMar>
+              <w:top w:type="dxa" w:w="60"/>
+              <w:left w:type="dxa" w:w="100"/>
+              <w:bottom w:type="dxa" w:w="60"/>
+              <w:right w:type="dxa" w:w="100"/>
+            </w:tcMar>
+          </w:tcPr>
+          <w:p>
+            <w:pPr>
+              <w:spacing w:after="20"/>
+            </w:pPr>
+            <w:r>
+              <w:rPr>
+                <w:sz w:val="15"/>
+                <w:szCs w:val="15"/>
+              </w:rPr>
+              <w:t xml:space="preserve">C</w:t>
+            </w:r>
+          </w:p>
+        </w:tc>
+        <w:tc>
+          <w:tcPr>
+            <w:tcW w:type="dxa" w:w="1780"/>
+            <w:tcBorders>
+              <w:top w:val="single" w:color="7F7F7F" w:sz="4"/>
+              <w:left w:val="single" w:color="7F7F7F" w:sz="4"/>
+              <w:bottom w:val="single" w:color="7F7F7F" w:sz="4"/>
+              <w:right w:val="single" w:color="7F7F7F" w:sz="4"/>
+            </w:tcBorders>
+            <w:tcMar>
+              <w:top w:type="dxa" w:w="60"/>
+              <w:left w:type="dxa" w:w="100"/>
+              <w:bottom w:type="dxa" w:w="60"/>
+              <w:right w:type="dxa" w:w="100"/>
+            </w:tcMar>
+          </w:tcPr>
+          <w:p>
+            <w:pPr>
+              <w:spacing w:after="20"/>
+            </w:pPr>
+            <w:r>
+              <w:rPr>
+                <w:sz w:val="15"/>
+                <w:szCs w:val="15"/>
+              </w:rPr>
+              <w:t xml:space="preserve">Report posting</w:t>
+            </w:r>
+          </w:p>
+        </w:tc>
+      </w:tr>
+      <w:tr>
+        <w:tc>
+          <w:tcPr>
+            <w:tcW w:type="dxa" w:w="1600"/>
+            <w:tcBorders>
+              <w:top w:val="single" w:color="7F7F7F" w:sz="4"/>
+              <w:left w:val="single" w:color="7F7F7F" w:sz="4"/>
+              <w:bottom w:val="single" w:color="7F7F7F" w:sz="4"/>
+              <w:right w:val="single" w:color="7F7F7F" w:sz="4"/>
+            </w:tcBorders>
+            <w:tcMar>
+              <w:top w:type="dxa" w:w="60"/>
+              <w:left w:type="dxa" w:w="100"/>
+              <w:bottom w:type="dxa" w:w="60"/>
+              <w:right w:type="dxa" w:w="100"/>
+            </w:tcMar>
+          </w:tcPr>
+          <w:p>
+            <w:pPr>
+              <w:spacing w:after="20"/>
+            </w:pPr>
+            <w:r>
+              <w:rPr>
+                <w:sz w:val="15"/>
+                <w:szCs w:val="15"/>
+              </w:rPr>
+              <w:t xml:space="preserve">M10 Moderation</w:t>
+            </w:r>
+          </w:p>
+        </w:tc>
+        <w:tc>
+          <w:tcPr>
+            <w:tcW w:type="dxa" w:w="1300"/>
+            <w:tcBorders>
+              <w:top w:val="single" w:color="7F7F7F" w:sz="4"/>
+              <w:left w:val="single" w:color="7F7F7F" w:sz="4"/>
+              <w:bottom w:val="single" w:color="7F7F7F" w:sz="4"/>
+              <w:right w:val="single" w:color="7F7F7F" w:sz="4"/>
+            </w:tcBorders>
+            <w:tcMar>
+              <w:top w:type="dxa" w:w="60"/>
+              <w:left w:type="dxa" w:w="100"/>
+              <w:bottom w:type="dxa" w:w="60"/>
+              <w:right w:type="dxa" w:w="100"/>
+            </w:tcMar>
+          </w:tcPr>
+          <w:p>
+            <w:pPr>
+              <w:spacing w:after="20"/>
+            </w:pPr>
+            <w:r>
+              <w:rPr>
+                <w:sz w:val="15"/>
+                <w:szCs w:val="15"/>
+              </w:rPr>
+              <w:t xml:space="preserve">GET, PATCH</w:t>
+            </w:r>
+          </w:p>
+        </w:tc>
+        <w:tc>
+          <w:tcPr>
+            <w:tcW w:type="dxa" w:w="3800"/>
+            <w:tcBorders>
+              <w:top w:val="single" w:color="7F7F7F" w:sz="4"/>
+              <w:left w:val="single" w:color="7F7F7F" w:sz="4"/>
+              <w:bottom w:val="single" w:color="7F7F7F" w:sz="4"/>
+              <w:right w:val="single" w:color="7F7F7F" w:sz="4"/>
+            </w:tcBorders>
+            <w:tcMar>
+              <w:top w:type="dxa" w:w="60"/>
+              <w:left w:type="dxa" w:w="100"/>
+              <w:bottom w:type="dxa" w:w="60"/>
+              <w:right w:type="dxa" w:w="100"/>
+            </w:tcMar>
+          </w:tcPr>
+          <w:p>
+            <w:pPr>
+              <w:spacing w:after="20"/>
+            </w:pPr>
+            <w:r>
+              <w:rPr>
+                <w:sz w:val="15"/>
+                <w:szCs w:val="15"/>
+              </w:rPr>
+              <w:t xml:space="preserve">/admin/reports, /admin/reports/{id}</w:t>
+            </w:r>
+          </w:p>
+        </w:tc>
+        <w:tc>
+          <w:tcPr>
+            <w:tcW w:type="dxa" w:w="1600"/>
+            <w:tcBorders>
+              <w:top w:val="single" w:color="7F7F7F" w:sz="4"/>
+              <w:left w:val="single" w:color="7F7F7F" w:sz="4"/>
+              <w:bottom w:val="single" w:color="7F7F7F" w:sz="4"/>
+              <w:right w:val="single" w:color="7F7F7F" w:sz="4"/>
+            </w:tcBorders>
+            <w:tcMar>
+              <w:top w:type="dxa" w:w="60"/>
+              <w:left w:type="dxa" w:w="100"/>
+              <w:bottom w:type="dxa" w:w="60"/>
+              <w:right w:type="dxa" w:w="100"/>
+            </w:tcMar>
+          </w:tcPr>
+          <w:p>
+            <w:pPr>
+              <w:spacing w:after="20"/>
+            </w:pPr>
+            <w:r>
+              <w:rPr>
+                <w:sz w:val="15"/>
+                <w:szCs w:val="15"/>
+              </w:rPr>
+              <w:t xml:space="preserve">A</w:t>
+            </w:r>
+          </w:p>
+        </w:tc>
+        <w:tc>
+          <w:tcPr>
+            <w:tcW w:type="dxa" w:w="1780"/>
+            <w:tcBorders>
+              <w:top w:val="single" w:color="7F7F7F" w:sz="4"/>
+              <w:left w:val="single" w:color="7F7F7F" w:sz="4"/>
+              <w:bottom w:val="single" w:color="7F7F7F" w:sz="4"/>
+              <w:right w:val="single" w:color="7F7F7F" w:sz="4"/>
+            </w:tcBorders>
+            <w:tcMar>
+              <w:top w:type="dxa" w:w="60"/>
+              <w:left w:type="dxa" w:w="100"/>
+              <w:bottom w:type="dxa" w:w="60"/>
+              <w:right w:type="dxa" w:w="100"/>
+            </w:tcMar>
+          </w:tcPr>
+          <w:p>
+            <w:pPr>
+              <w:spacing w:after="20"/>
+            </w:pPr>
+            <w:r>
+              <w:rPr>
+                <w:sz w:val="15"/>
+                <w:szCs w:val="15"/>
+              </w:rPr>
+              <w:t xml:space="preserve">Review reports</w:t>
+            </w:r>
+          </w:p>
+        </w:tc>
+      </w:tr>
+      <w:tr>
+        <w:tc>
+          <w:tcPr>
+            <w:tcW w:type="dxa" w:w="1600"/>
+            <w:tcBorders>
+              <w:top w:val="single" w:color="7F7F7F" w:sz="4"/>
+              <w:left w:val="single" w:color="7F7F7F" w:sz="4"/>
+              <w:bottom w:val="single" w:color="7F7F7F" w:sz="4"/>
+              <w:right w:val="single" w:color="7F7F7F" w:sz="4"/>
+            </w:tcBorders>
+            <w:tcMar>
+              <w:top w:type="dxa" w:w="60"/>
+              <w:left w:type="dxa" w:w="100"/>
+              <w:bottom w:type="dxa" w:w="60"/>
+              <w:right w:type="dxa" w:w="100"/>
+            </w:tcMar>
+          </w:tcPr>
+          <w:p>
+            <w:pPr>
+              <w:spacing w:after="20"/>
+            </w:pPr>
+            <w:r>
+              <w:rPr>
+                <w:sz w:val="15"/>
+                <w:szCs w:val="15"/>
+              </w:rPr>
+              <w:t xml:space="preserve">M10 Moderation</w:t>
+            </w:r>
+          </w:p>
+        </w:tc>
+        <w:tc>
+          <w:tcPr>
+            <w:tcW w:type="dxa" w:w="1300"/>
+            <w:tcBorders>
+              <w:top w:val="single" w:color="7F7F7F" w:sz="4"/>
+              <w:left w:val="single" w:color="7F7F7F" w:sz="4"/>
+              <w:bottom w:val="single" w:color="7F7F7F" w:sz="4"/>
+              <w:right w:val="single" w:color="7F7F7F" w:sz="4"/>
+            </w:tcBorders>
+            <w:tcMar>
+              <w:top w:type="dxa" w:w="60"/>
+              <w:left w:type="dxa" w:w="100"/>
+              <w:bottom w:type="dxa" w:w="60"/>
+              <w:right w:type="dxa" w:w="100"/>
+            </w:tcMar>
+          </w:tcPr>
+          <w:p>
+            <w:pPr>
+              <w:spacing w:after="20"/>
+            </w:pPr>
+            <w:r>
+              <w:rPr>
+                <w:sz w:val="15"/>
+                <w:szCs w:val="15"/>
+              </w:rPr>
+              <w:t xml:space="preserve">GET</w:t>
+            </w:r>
+          </w:p>
+        </w:tc>
+        <w:tc>
+          <w:tcPr>
+            <w:tcW w:type="dxa" w:w="3800"/>
+            <w:tcBorders>
+              <w:top w:val="single" w:color="7F7F7F" w:sz="4"/>
+              <w:left w:val="single" w:color="7F7F7F" w:sz="4"/>
+              <w:bottom w:val="single" w:color="7F7F7F" w:sz="4"/>
+              <w:right w:val="single" w:color="7F7F7F" w:sz="4"/>
+            </w:tcBorders>
+            <w:tcMar>
+              <w:top w:type="dxa" w:w="60"/>
+              <w:left w:type="dxa" w:w="100"/>
+              <w:bottom w:type="dxa" w:w="60"/>
+              <w:right w:type="dxa" w:w="100"/>
+            </w:tcMar>
+          </w:tcPr>
+          <w:p>
+            <w:pPr>
+              <w:spacing w:after="20"/>
+            </w:pPr>
+            <w:r>
+              <w:rPr>
+                <w:sz w:val="15"/>
+                <w:szCs w:val="15"/>
+              </w:rPr>
+              <w:t xml:space="preserve">/admin/feedback</w:t>
+            </w:r>
+          </w:p>
+        </w:tc>
+        <w:tc>
+          <w:tcPr>
+            <w:tcW w:type="dxa" w:w="1600"/>
+            <w:tcBorders>
+              <w:top w:val="single" w:color="7F7F7F" w:sz="4"/>
+              <w:left w:val="single" w:color="7F7F7F" w:sz="4"/>
+              <w:bottom w:val="single" w:color="7F7F7F" w:sz="4"/>
+              <w:right w:val="single" w:color="7F7F7F" w:sz="4"/>
+            </w:tcBorders>
+            <w:tcMar>
+              <w:top w:type="dxa" w:w="60"/>
+              <w:left w:type="dxa" w:w="100"/>
+              <w:bottom w:type="dxa" w:w="60"/>
+              <w:right w:type="dxa" w:w="100"/>
+            </w:tcMar>
+          </w:tcPr>
+          <w:p>
+            <w:pPr>
+              <w:spacing w:after="20"/>
+            </w:pPr>
+            <w:r>
+              <w:rPr>
+                <w:sz w:val="15"/>
+                <w:szCs w:val="15"/>
+              </w:rPr>
+              <w:t xml:space="preserve">A</w:t>
+            </w:r>
+          </w:p>
+        </w:tc>
+        <w:tc>
+          <w:tcPr>
+            <w:tcW w:type="dxa" w:w="1780"/>
+            <w:tcBorders>
+              <w:top w:val="single" w:color="7F7F7F" w:sz="4"/>
+              <w:left w:val="single" w:color="7F7F7F" w:sz="4"/>
+              <w:bottom w:val="single" w:color="7F7F7F" w:sz="4"/>
+              <w:right w:val="single" w:color="7F7F7F" w:sz="4"/>
+            </w:tcBorders>
+            <w:tcMar>
+              <w:top w:type="dxa" w:w="60"/>
+              <w:left w:type="dxa" w:w="100"/>
+              <w:bottom w:type="dxa" w:w="60"/>
+              <w:right w:type="dxa" w:w="100"/>
+            </w:tcMar>
+          </w:tcPr>
+          <w:p>
+            <w:pPr>
+              <w:spacing w:after="20"/>
+            </w:pPr>
+            <w:r>
+              <w:rPr>
+                <w:sz w:val="15"/>
+                <w:szCs w:val="15"/>
+              </w:rPr>
+              <w:t xml:space="preserve">Feedback for moderation (anonymous)</w:t>
+            </w:r>
+          </w:p>
+        </w:tc>
+      </w:tr>
+      <w:tr>
+        <w:tc>
+          <w:tcPr>
+            <w:tcW w:type="dxa" w:w="1600"/>
+            <w:tcBorders>
+              <w:top w:val="single" w:color="7F7F7F" w:sz="4"/>
+              <w:left w:val="single" w:color="7F7F7F" w:sz="4"/>
+              <w:bottom w:val="single" w:color="7F7F7F" w:sz="4"/>
+              <w:right w:val="single" w:color="7F7F7F" w:sz="4"/>
+            </w:tcBorders>
+            <w:tcMar>
+              <w:top w:type="dxa" w:w="60"/>
+              <w:left w:type="dxa" w:w="100"/>
+              <w:bottom w:type="dxa" w:w="60"/>
+              <w:right w:type="dxa" w:w="100"/>
+            </w:tcMar>
+          </w:tcPr>
+          <w:p>
+            <w:pPr>
+              <w:spacing w:after="20"/>
+            </w:pPr>
+            <w:r>
+              <w:rPr>
+                <w:sz w:val="15"/>
+                <w:szCs w:val="15"/>
+              </w:rPr>
+              <w:t xml:space="preserve">M10 Moderation</w:t>
+            </w:r>
+          </w:p>
+        </w:tc>
+        <w:tc>
+          <w:tcPr>
+            <w:tcW w:type="dxa" w:w="1300"/>
+            <w:tcBorders>
+              <w:top w:val="single" w:color="7F7F7F" w:sz="4"/>
+              <w:left w:val="single" w:color="7F7F7F" w:sz="4"/>
+              <w:bottom w:val="single" w:color="7F7F7F" w:sz="4"/>
+              <w:right w:val="single" w:color="7F7F7F" w:sz="4"/>
+            </w:tcBorders>
+            <w:tcMar>
+              <w:top w:type="dxa" w:w="60"/>
+              <w:left w:type="dxa" w:w="100"/>
+              <w:bottom w:type="dxa" w:w="60"/>
+              <w:right w:type="dxa" w:w="100"/>
+            </w:tcMar>
+          </w:tcPr>
+          <w:p>
+            <w:pPr>
+              <w:spacing w:after="20"/>
+            </w:pPr>
+            <w:r>
+              <w:rPr>
+                <w:sz w:val="15"/>
+                <w:szCs w:val="15"/>
+              </w:rPr>
+              <w:t xml:space="preserve">PATCH</w:t>
+            </w:r>
+          </w:p>
+        </w:tc>
+        <w:tc>
+          <w:tcPr>
+            <w:tcW w:type="dxa" w:w="3800"/>
+            <w:tcBorders>
+              <w:top w:val="single" w:color="7F7F7F" w:sz="4"/>
+              <w:left w:val="single" w:color="7F7F7F" w:sz="4"/>
+              <w:bottom w:val="single" w:color="7F7F7F" w:sz="4"/>
+              <w:right w:val="single" w:color="7F7F7F" w:sz="4"/>
+            </w:tcBorders>
+            <w:tcMar>
+              <w:top w:type="dxa" w:w="60"/>
+              <w:left w:type="dxa" w:w="100"/>
+              <w:bottom w:type="dxa" w:w="60"/>
+              <w:right w:type="dxa" w:w="100"/>
+            </w:tcMar>
+          </w:tcPr>
+          <w:p>
+            <w:pPr>
+              <w:spacing w:after="20"/>
+            </w:pPr>
+            <w:r>
+              <w:rPr>
+                <w:sz w:val="15"/>
+                <w:szCs w:val="15"/>
+              </w:rPr>
+              <w:t xml:space="preserve">/admin/feedback/{id}/hide</w:t>
+            </w:r>
+          </w:p>
+        </w:tc>
+        <w:tc>
+          <w:tcPr>
+            <w:tcW w:type="dxa" w:w="1600"/>
+            <w:tcBorders>
+              <w:top w:val="single" w:color="7F7F7F" w:sz="4"/>
+              <w:left w:val="single" w:color="7F7F7F" w:sz="4"/>
+              <w:bottom w:val="single" w:color="7F7F7F" w:sz="4"/>
+              <w:right w:val="single" w:color="7F7F7F" w:sz="4"/>
+            </w:tcBorders>
+            <w:tcMar>
+              <w:top w:type="dxa" w:w="60"/>
+              <w:left w:type="dxa" w:w="100"/>
+              <w:bottom w:type="dxa" w:w="60"/>
+              <w:right w:type="dxa" w:w="100"/>
+            </w:tcMar>
+          </w:tcPr>
+          <w:p>
+            <w:pPr>
+              <w:spacing w:after="20"/>
+            </w:pPr>
+            <w:r>
+              <w:rPr>
+                <w:sz w:val="15"/>
+                <w:szCs w:val="15"/>
+              </w:rPr>
+              <w:t xml:space="preserve">A</w:t>
+            </w:r>
+          </w:p>
+        </w:tc>
+        <w:tc>
+          <w:tcPr>
+            <w:tcW w:type="dxa" w:w="1780"/>
+            <w:tcBorders>
+              <w:top w:val="single" w:color="7F7F7F" w:sz="4"/>
+              <w:left w:val="single" w:color="7F7F7F" w:sz="4"/>
+              <w:bottom w:val="single" w:color="7F7F7F" w:sz="4"/>
+              <w:right w:val="single" w:color="7F7F7F" w:sz="4"/>
+            </w:tcBorders>
+            <w:tcMar>
+              <w:top w:type="dxa" w:w="60"/>
+              <w:left w:type="dxa" w:w="100"/>
+              <w:bottom w:type="dxa" w:w="60"/>
+              <w:right w:type="dxa" w:w="100"/>
+            </w:tcMar>
+          </w:tcPr>
+          <w:p>
+            <w:pPr>
+              <w:spacing w:after="20"/>
+            </w:pPr>
+            <w:r>
+              <w:rPr>
+                <w:sz w:val="15"/>
+                <w:szCs w:val="15"/>
+              </w:rPr>
+              <w:t xml:space="preserve">Hide feedback</w:t>
+            </w:r>
+          </w:p>
+        </w:tc>
+      </w:tr>
+      <w:tr>
+        <w:tc>
+          <w:tcPr>
+            <w:tcW w:type="dxa" w:w="1600"/>
+            <w:tcBorders>
+              <w:top w:val="single" w:color="7F7F7F" w:sz="4"/>
+              <w:left w:val="single" w:color="7F7F7F" w:sz="4"/>
+              <w:bottom w:val="single" w:color="7F7F7F" w:sz="4"/>
+              <w:right w:val="single" w:color="7F7F7F" w:sz="4"/>
+            </w:tcBorders>
+            <w:tcMar>
+              <w:top w:type="dxa" w:w="60"/>
+              <w:left w:type="dxa" w:w="100"/>
+              <w:bottom w:type="dxa" w:w="60"/>
+              <w:right w:type="dxa" w:w="100"/>
+            </w:tcMar>
+          </w:tcPr>
+          <w:p>
+            <w:pPr>
+              <w:spacing w:after="20"/>
+            </w:pPr>
+            <w:r>
+              <w:rPr>
+                <w:sz w:val="15"/>
+                <w:szCs w:val="15"/>
+              </w:rPr>
+              <w:t xml:space="preserve">M11 Master data</w:t>
+            </w:r>
+          </w:p>
+        </w:tc>
+        <w:tc>
+          <w:tcPr>
+            <w:tcW w:type="dxa" w:w="1300"/>
+            <w:tcBorders>
+              <w:top w:val="single" w:color="7F7F7F" w:sz="4"/>
+              <w:left w:val="single" w:color="7F7F7F" w:sz="4"/>
+              <w:bottom w:val="single" w:color="7F7F7F" w:sz="4"/>
+              <w:right w:val="single" w:color="7F7F7F" w:sz="4"/>
+            </w:tcBorders>
+            <w:tcMar>
+              <w:top w:type="dxa" w:w="60"/>
+              <w:left w:type="dxa" w:w="100"/>
+              <w:bottom w:type="dxa" w:w="60"/>
+              <w:right w:type="dxa" w:w="100"/>
+            </w:tcMar>
+          </w:tcPr>
+          <w:p>
+            <w:pPr>
+              <w:spacing w:after="20"/>
+            </w:pPr>
+            <w:r>
+              <w:rPr>
+                <w:sz w:val="15"/>
+                <w:szCs w:val="15"/>
+              </w:rPr>
+              <w:t xml:space="preserve">GET</w:t>
+            </w:r>
+          </w:p>
+        </w:tc>
+        <w:tc>
+          <w:tcPr>
+            <w:tcW w:type="dxa" w:w="3800"/>
+            <w:tcBorders>
+              <w:top w:val="single" w:color="7F7F7F" w:sz="4"/>
+              <w:left w:val="single" w:color="7F7F7F" w:sz="4"/>
+              <w:bottom w:val="single" w:color="7F7F7F" w:sz="4"/>
+              <w:right w:val="single" w:color="7F7F7F" w:sz="4"/>
+            </w:tcBorders>
+            <w:tcMar>
+              <w:top w:type="dxa" w:w="60"/>
+              <w:left w:type="dxa" w:w="100"/>
+              <w:bottom w:type="dxa" w:w="60"/>
+              <w:right w:type="dxa" w:w="100"/>
+            </w:tcMar>
+          </w:tcPr>
+          <w:p>
+            <w:pPr>
+              <w:spacing w:after="20"/>
+            </w:pPr>
+            <w:r>
+              <w:rPr>
+                <w:sz w:val="15"/>
+                <w:szCs w:val="15"/>
+              </w:rPr>
+              <w:t xml:space="preserve">/admin/accommodations</w:t>
+            </w:r>
+          </w:p>
+        </w:tc>
+        <w:tc>
+          <w:tcPr>
+            <w:tcW w:type="dxa" w:w="1600"/>
+            <w:tcBorders>
+              <w:top w:val="single" w:color="7F7F7F" w:sz="4"/>
+              <w:left w:val="single" w:color="7F7F7F" w:sz="4"/>
+              <w:bottom w:val="single" w:color="7F7F7F" w:sz="4"/>
+              <w:right w:val="single" w:color="7F7F7F" w:sz="4"/>
+            </w:tcBorders>
+            <w:tcMar>
+              <w:top w:type="dxa" w:w="60"/>
+              <w:left w:type="dxa" w:w="100"/>
+              <w:bottom w:type="dxa" w:w="60"/>
+              <w:right w:type="dxa" w:w="100"/>
+            </w:tcMar>
+          </w:tcPr>
+          <w:p>
+            <w:pPr>
+              <w:spacing w:after="20"/>
+            </w:pPr>
+            <w:r>
+              <w:rPr>
+                <w:sz w:val="15"/>
+                <w:szCs w:val="15"/>
+              </w:rPr>
+              <w:t xml:space="preserve">A</w:t>
+            </w:r>
+          </w:p>
+        </w:tc>
+        <w:tc>
+          <w:tcPr>
+            <w:tcW w:type="dxa" w:w="1780"/>
+            <w:tcBorders>
+              <w:top w:val="single" w:color="7F7F7F" w:sz="4"/>
+              <w:left w:val="single" w:color="7F7F7F" w:sz="4"/>
+              <w:bottom w:val="single" w:color="7F7F7F" w:sz="4"/>
+              <w:right w:val="single" w:color="7F7F7F" w:sz="4"/>
+            </w:tcBorders>
+            <w:tcMar>
+              <w:top w:type="dxa" w:w="60"/>
+              <w:left w:type="dxa" w:w="100"/>
+              <w:bottom w:type="dxa" w:w="60"/>
+              <w:right w:type="dxa" w:w="100"/>
+            </w:tcMar>
+          </w:tcPr>
+          <w:p>
+            <w:pPr>
+              <w:spacing w:after="20"/>
+            </w:pPr>
+            <w:r>
+              <w:rPr>
+                <w:sz w:val="15"/>
+                <w:szCs w:val="15"/>
+              </w:rPr>
+              <w:t xml:space="preserve">All types incl. retired</w:t>
+            </w:r>
+          </w:p>
+        </w:tc>
+      </w:tr>
+      <w:tr>
+        <w:tc>
+          <w:tcPr>
+            <w:tcW w:type="dxa" w:w="1600"/>
+            <w:tcBorders>
+              <w:top w:val="single" w:color="7F7F7F" w:sz="4"/>
+              <w:left w:val="single" w:color="7F7F7F" w:sz="4"/>
+              <w:bottom w:val="single" w:color="7F7F7F" w:sz="4"/>
+              <w:right w:val="single" w:color="7F7F7F" w:sz="4"/>
+            </w:tcBorders>
+            <w:tcMar>
+              <w:top w:type="dxa" w:w="60"/>
+              <w:left w:type="dxa" w:w="100"/>
+              <w:bottom w:type="dxa" w:w="60"/>
+              <w:right w:type="dxa" w:w="100"/>
+            </w:tcMar>
+          </w:tcPr>
+          <w:p>
+            <w:pPr>
+              <w:spacing w:after="20"/>
+            </w:pPr>
+            <w:r>
+              <w:rPr>
+                <w:sz w:val="15"/>
+                <w:szCs w:val="15"/>
+              </w:rPr>
+              <w:t xml:space="preserve">M11 Master data</w:t>
+            </w:r>
+          </w:p>
+        </w:tc>
+        <w:tc>
+          <w:tcPr>
+            <w:tcW w:type="dxa" w:w="1300"/>
+            <w:tcBorders>
+              <w:top w:val="single" w:color="7F7F7F" w:sz="4"/>
+              <w:left w:val="single" w:color="7F7F7F" w:sz="4"/>
+              <w:bottom w:val="single" w:color="7F7F7F" w:sz="4"/>
+              <w:right w:val="single" w:color="7F7F7F" w:sz="4"/>
+            </w:tcBorders>
+            <w:tcMar>
+              <w:top w:type="dxa" w:w="60"/>
+              <w:left w:type="dxa" w:w="100"/>
+              <w:bottom w:type="dxa" w:w="60"/>
+              <w:right w:type="dxa" w:w="100"/>
+            </w:tcMar>
+          </w:tcPr>
+          <w:p>
+            <w:pPr>
+              <w:spacing w:after="20"/>
+            </w:pPr>
+            <w:r>
+              <w:rPr>
+                <w:sz w:val="15"/>
+                <w:szCs w:val="15"/>
+              </w:rPr>
+              <w:t xml:space="preserve">POST, PUT, DELETE</w:t>
+            </w:r>
+          </w:p>
+        </w:tc>
+        <w:tc>
+          <w:tcPr>
+            <w:tcW w:type="dxa" w:w="3800"/>
+            <w:tcBorders>
+              <w:top w:val="single" w:color="7F7F7F" w:sz="4"/>
+              <w:left w:val="single" w:color="7F7F7F" w:sz="4"/>
+              <w:bottom w:val="single" w:color="7F7F7F" w:sz="4"/>
+              <w:right w:val="single" w:color="7F7F7F" w:sz="4"/>
+            </w:tcBorders>
+            <w:tcMar>
+              <w:top w:type="dxa" w:w="60"/>
+              <w:left w:type="dxa" w:w="100"/>
+              <w:bottom w:type="dxa" w:w="60"/>
+              <w:right w:type="dxa" w:w="100"/>
+            </w:tcMar>
+          </w:tcPr>
+          <w:p>
+            <w:pPr>
+              <w:spacing w:after="20"/>
+            </w:pPr>
+            <w:r>
+              <w:rPr>
+                <w:sz w:val="15"/>
+                <w:szCs w:val="15"/>
+              </w:rPr>
+              <w:t xml:space="preserve">/admin/categories/{id}, /admin/accommodations/{id}</w:t>
+            </w:r>
+          </w:p>
+        </w:tc>
+        <w:tc>
+          <w:tcPr>
+            <w:tcW w:type="dxa" w:w="1600"/>
+            <w:tcBorders>
+              <w:top w:val="single" w:color="7F7F7F" w:sz="4"/>
+              <w:left w:val="single" w:color="7F7F7F" w:sz="4"/>
+              <w:bottom w:val="single" w:color="7F7F7F" w:sz="4"/>
+              <w:right w:val="single" w:color="7F7F7F" w:sz="4"/>
+            </w:tcBorders>
+            <w:tcMar>
+              <w:top w:type="dxa" w:w="60"/>
+              <w:left w:type="dxa" w:w="100"/>
+              <w:bottom w:type="dxa" w:w="60"/>
+              <w:right w:type="dxa" w:w="100"/>
+            </w:tcMar>
+          </w:tcPr>
+          <w:p>
+            <w:pPr>
+              <w:spacing w:after="20"/>
+            </w:pPr>
+            <w:r>
+              <w:rPr>
+                <w:sz w:val="15"/>
+                <w:szCs w:val="15"/>
+              </w:rPr>
+              <w:t xml:space="preserve">A</w:t>
+            </w:r>
+          </w:p>
+        </w:tc>
+        <w:tc>
+          <w:tcPr>
+            <w:tcW w:type="dxa" w:w="1780"/>
+            <w:tcBorders>
+              <w:top w:val="single" w:color="7F7F7F" w:sz="4"/>
+              <w:left w:val="single" w:color="7F7F7F" w:sz="4"/>
+              <w:bottom w:val="single" w:color="7F7F7F" w:sz="4"/>
+              <w:right w:val="single" w:color="7F7F7F" w:sz="4"/>
+            </w:tcBorders>
+            <w:tcMar>
+              <w:top w:type="dxa" w:w="60"/>
+              <w:left w:type="dxa" w:w="100"/>
+              <w:bottom w:type="dxa" w:w="60"/>
+              <w:right w:type="dxa" w:w="100"/>
+            </w:tcMar>
+          </w:tcPr>
+          <w:p>
+            <w:pPr>
+              <w:spacing w:after="20"/>
+            </w:pPr>
+            <w:r>
+              <w:rPr>
+                <w:sz w:val="15"/>
+                <w:szCs w:val="15"/>
+              </w:rPr>
+              <w:t xml:space="preserve">Manage lists (in use: category 422, accommodation retired)</w:t>
             </w:r>
           </w:p>
         </w:tc>
@@ -39324,7 +40604,7 @@
                 <w:sz w:val="16"/>
                 <w:szCs w:val="16"/>
               </w:rPr>
-              <w:t xml:space="preserve">id, name, email, password, role, is_active, consented_at, timestamps</w:t>
+              <w:t xml:space="preserve">id, name, email, password, role, is_active, consented_at, display_prefs, timestamps</w:t>
             </w:r>
           </w:p>
         </w:tc>
@@ -39413,7 +40693,7 @@
                 <w:sz w:val="16"/>
                 <w:szCs w:val="16"/>
               </w:rPr>
-              <w:t xml:space="preserve">id, user_id, headline, skills, experience, location_psgc, disability_type (nullable), show_disability, resume_path</w:t>
+              <w:t xml:space="preserve">id, user_id, headline, skills, experience, location_psgc, location_label, disability_type (nullable), show_disability, resume_path</w:t>
             </w:r>
           </w:p>
         </w:tc>
@@ -39502,7 +40782,7 @@
                 <w:sz w:val="16"/>
                 <w:szCs w:val="16"/>
               </w:rPr>
-              <w:t xml:space="preserve">id, user_id, company_name, business_reg_no, registry_type, industry, address, location_psgc, verified_at, trust_score, feedback_count</w:t>
+              <w:t xml:space="preserve">id, user_id, company_name, business_reg_no, registry_type, industry, address, location_psgc, location_label, description, logo_path, verified_at, verification_rejected_reason, trust_score, feedback_count</w:t>
             </w:r>
           </w:p>
         </w:tc>
@@ -39777,7 +41057,7 @@
                 <w:sz w:val="16"/>
                 <w:szCs w:val="16"/>
               </w:rPr>
-              <w:t xml:space="preserve">id, employer_id, category_id, title, description, address, location_psgc, employment_type, work_setup, interview_format, status, closes_at, is_approved, deleted_at</w:t>
+              <w:t xml:space="preserve">id, employer_id, category_id, title, description, address, location_psgc, location_label, employment_type, work_setup, interview_format, status, closes_at, is_approved, rejection_reason, deleted_at</w:t>
             </w:r>
           </w:p>
         </w:tc>
@@ -39806,7 +41086,7 @@
                 <w:sz w:val="16"/>
                 <w:szCs w:val="16"/>
               </w:rPr>
-              <w:t xml:space="preserve">Soft deletes; full-text index on title and description</w:t>
+              <w:t xml:space="preserve">Soft deletes; indexes (status, category_id) and (employer_id, status); MySQL full-text index on title and description (keyword search currently uses a case-insensitive LIKE)</w:t>
             </w:r>
           </w:p>
         </w:tc>

--- a/docs/OpenDoor_SIA1_Final_Project_Documentation.docx
+++ b/docs/OpenDoor_SIA1_Final_Project_Documentation.docx
@@ -50,13 +50,9 @@
       </w:r>
     </w:p>
     <w:p>
-      <w:r>
-        <w:br w:type="page"/>
-      </w:r>
-    </w:p>
-    <w:p>
       <w:pPr>
         <w:pStyle w:val="Heading1"/>
+        <w:pageBreakBefore/>
       </w:pPr>
       <w:r>
         <w:t xml:space="preserve">Project Information</w:t>
@@ -1647,13 +1643,9 @@
       </w:pPr>
     </w:p>
     <w:p>
-      <w:r>
-        <w:br w:type="page"/>
-      </w:r>
-    </w:p>
-    <w:p>
       <w:pPr>
         <w:pStyle w:val="Heading1"/>
+        <w:pageBreakBefore/>
       </w:pPr>
       <w:r>
         <w:t xml:space="preserve">Executive Summary</w:t>
@@ -1825,13 +1817,9 @@
       </w:r>
     </w:p>
     <w:p>
-      <w:r>
-        <w:br w:type="page"/>
-      </w:r>
-    </w:p>
-    <w:p>
       <w:pPr>
         <w:pStyle w:val="Heading1"/>
+        <w:pageBreakBefore/>
       </w:pPr>
       <w:r>
         <w:t xml:space="preserve">1. Project Overview</w:t>
@@ -3143,13 +3131,9 @@
       </w:pPr>
     </w:p>
     <w:p>
-      <w:r>
-        <w:br w:type="page"/>
-      </w:r>
-    </w:p>
-    <w:p>
       <w:pPr>
         <w:pStyle w:val="Heading1"/>
+        <w:pageBreakBefore/>
       </w:pPr>
       <w:r>
         <w:t xml:space="preserve">2. AS-IS Analysis</w:t>
@@ -3394,13 +3378,9 @@
       </w:r>
     </w:p>
     <w:p>
-      <w:r>
-        <w:br w:type="page"/>
-      </w:r>
-    </w:p>
-    <w:p>
       <w:pPr>
         <w:pStyle w:val="Heading1"/>
+        <w:pageBreakBefore/>
       </w:pPr>
       <w:r>
         <w:t xml:space="preserve">3. TO-BE Solution and Architecture</w:t>
@@ -6340,13 +6320,9 @@
       </w:pPr>
     </w:p>
     <w:p>
-      <w:r>
-        <w:br w:type="page"/>
-      </w:r>
-    </w:p>
-    <w:p>
       <w:pPr>
         <w:pStyle w:val="Heading1"/>
+        <w:pageBreakBefore/>
       </w:pPr>
       <w:r>
         <w:t xml:space="preserve">4. API and Data Exchange Design</w:t>
@@ -8770,7 +8746,7 @@
                 <w:sz w:val="16"/>
                 <w:szCs w:val="16"/>
               </w:rPr>
-              <w:t xml:space="preserve">Accommodations to rate</w:t>
+              <w:t xml:space="preserve">Accommodations to rate (those advertised at the time of hire)</w:t>
             </w:r>
           </w:p>
         </w:tc>
@@ -8799,7 +8775,7 @@
                 <w:sz w:val="16"/>
                 <w:szCs w:val="16"/>
               </w:rPr>
-              <w:t xml:space="preserve">→ {items:[{accommodation_id,name}]}</w:t>
+              <w:t xml:space="preserve">→ {opens_on, is_open, submitted, items:[{accommodation_id,name}]}</w:t>
             </w:r>
           </w:p>
         </w:tc>
@@ -9064,7 +9040,7 @@
                 <w:sz w:val="16"/>
                 <w:szCs w:val="16"/>
               </w:rPr>
-              <w:t xml:space="preserve">Score, count and breakdown</w:t>
+              <w:t xml:space="preserve">Score, count and breakdown (breakdown empty until published)</w:t>
             </w:r>
           </w:p>
         </w:tc>
@@ -10599,7 +10575,25 @@
         <w:t xml:space="preserve">hired</w:t>
       </w:r>
       <w:r>
-        <w:t xml:space="preserve">, from calendar day 30 after the hire date in Asia/Manila time – e.g. hired on 1 October, feedback opens on 31 October; one per application). Ratings map to Delivered = 1, Partially = 0.5, Not delivered = 0.</w:t>
+        <w:t xml:space="preserve">, from calendar day 30 after the hire date in Asia/Manila time – e.g. hired on 1 October, feedback opens on 31 October; one per application). The items are the accommodations the posting advertised when the application became hired – the Core Service records them at hire in </w:t>
+      </w:r>
+      <w:r>
+        <w:rPr>
+          <w:rFonts w:ascii="Consolas" w:cs="Consolas" w:eastAsia="Consolas" w:hAnsi="Consolas"/>
+        </w:rPr>
+        <w:t xml:space="preserve">application_accommodation</w:t>
+      </w:r>
+      <w:r>
+        <w:t xml:space="preserve">, so later edits to the posting do not change what is rated – and every item must be rated once. Ratings map to Delivered = 1, Partially = 0.5, Not delivered = 0. The candidate's own application view adds </w:t>
+      </w:r>
+      <w:r>
+        <w:rPr>
+          <w:rFonts w:ascii="Consolas" w:cs="Consolas" w:eastAsia="Consolas" w:hAnsi="Consolas"/>
+        </w:rPr>
+        <w:t xml:space="preserve">feedback_submitted</w:t>
+      </w:r>
+      <w:r>
+        <w:t xml:space="preserve">; employers never see whether or how a candidate rated.</w:t>
       </w:r>
     </w:p>
     <w:tbl>
@@ -14912,13 +14906,9 @@
       </w:r>
     </w:p>
     <w:p>
-      <w:r>
-        <w:br w:type="page"/>
-      </w:r>
-    </w:p>
-    <w:p>
       <w:pPr>
         <w:pStyle w:val="Heading1"/>
+        <w:pageBreakBefore/>
       </w:pPr>
       <w:r>
         <w:t xml:space="preserve">5. Integration Flow</w:t>
@@ -18904,13 +18894,9 @@
       </w:r>
     </w:p>
     <w:p>
-      <w:r>
-        <w:br w:type="page"/>
-      </w:r>
-    </w:p>
-    <w:p>
       <w:pPr>
         <w:pStyle w:val="Heading1"/>
+        <w:pageBreakBefore/>
       </w:pPr>
       <w:r>
         <w:t xml:space="preserve">6. Security Design</w:t>
@@ -19157,7 +19143,7 @@
         <w:t xml:space="preserve">JobPostingPolicy</w:t>
       </w:r>
       <w:r>
-        <w:t xml:space="preserve">, </w:t>
+        <w:t xml:space="preserve">; </w:t>
       </w:r>
       <w:r>
         <w:rPr>
@@ -19166,25 +19152,7 @@
         <w:t xml:space="preserve">ApplicationPolicy</w:t>
       </w:r>
       <w:r>
-        <w:t xml:space="preserve">, </w:t>
-      </w:r>
-      <w:r>
-        <w:rPr>
-          <w:rFonts w:ascii="Consolas" w:cs="Consolas" w:eastAsia="Consolas" w:hAnsi="Consolas"/>
-        </w:rPr>
-        <w:t xml:space="preserve">CandidateProfilePolicy</w:t>
-      </w:r>
-      <w:r>
-        <w:t xml:space="preserve">, </w:t>
-      </w:r>
-      <w:r>
-        <w:rPr>
-          <w:rFonts w:ascii="Consolas" w:cs="Consolas" w:eastAsia="Consolas" w:hAnsi="Consolas"/>
-        </w:rPr>
-        <w:t xml:space="preserve">FeedbackPolicy</w:t>
-      </w:r>
-      <w:r>
-        <w:t xml:space="preserve">) check ownership of the specific record – for example, an employer can update only its own postings and can see a candidate's accommodation needs only through an application to its own posting, and only the hired candidate can submit feedback. API Resources control which fields each role receives (feedback authors are never exposed to employers). The React </w:t>
+        <w:t xml:space="preserve"> for viewing, status changes and feedback) check ownership of the specific record – for example, an employer can update only its own postings and can see a candidate's accommodation needs only through an application to its own posting, and only the hired candidate can submit feedback. API Resources control which fields each role receives (feedback authors are never exposed to employers). The React </w:t>
       </w:r>
       <w:r>
         <w:rPr>
@@ -19601,7 +19569,7 @@
         <w:t xml:space="preserve">consented_at</w:t>
       </w:r>
       <w:r>
-        <w:t xml:space="preserve">) before accommodation data is stored; disability type is optional, hidden by default and never used for matching; candidates' needs are shown to an employer only after the candidate applies; trust scores are aggregated and shown only after three responses so individual employees cannot be identified.</w:t>
+        <w:t xml:space="preserve">) before accommodation data is stored; disability type is optional, hidden by default and never used for matching; candidates' needs are shown to an employer only after the candidate applies; trust scores and their per-accommodation breakdown are aggregated and shown only after three responses so individual employees cannot be identified.</w:t>
       </w:r>
     </w:p>
     <w:p>
@@ -19625,13 +19593,9 @@
       </w:r>
     </w:p>
     <w:p>
-      <w:r>
-        <w:br w:type="page"/>
-      </w:r>
-    </w:p>
-    <w:p>
       <w:pPr>
         <w:pStyle w:val="Heading1"/>
+        <w:pageBreakBefore/>
       </w:pPr>
       <w:r>
         <w:t xml:space="preserve">7. Testing and Quality Assurance</w:t>
@@ -24721,13 +24685,9 @@
       </w:r>
     </w:p>
     <w:p>
-      <w:r>
-        <w:br w:type="page"/>
-      </w:r>
-    </w:p>
-    <w:p>
       <w:pPr>
         <w:pStyle w:val="Heading1"/>
+        <w:pageBreakBefore/>
       </w:pPr>
       <w:r>
         <w:t xml:space="preserve">8. Deployment and DevOps</w:t>
@@ -25981,7 +25941,7 @@
         <w:t xml:space="preserve">Limitations.</w:t>
       </w:r>
       <w:r>
-        <w:t xml:space="preserve"> The Railway Hobby plan (about US$5/month after the trial credit) and Vercel Hobby are not sized for production load; services may cold-start, so the team opens the application a few minutes before the demonstration. Demo accounts for every role and enough feedback to show a published trust score are seeded. Both URLs are documented in the README and submitted before the defense.</w:t>
+        <w:t xml:space="preserve"> The Railway Hobby plan (about US$5/month after the trial credit) and Vercel Hobby are not sized for production load; services may cold-start, so the team opens the application a few minutes before the demonstration. Demo accounts for every role and enough feedback to show a published trust score are seeded; a second demo employer has two responses and a demo candidate's hire with the feedback window open, so the third response (test T10) can be shown live. Both URLs are documented in the README and submitted before the defense.</w:t>
       </w:r>
     </w:p>
     <w:p>
@@ -27581,13 +27541,9 @@
       </w:pPr>
     </w:p>
     <w:p>
-      <w:r>
-        <w:br w:type="page"/>
-      </w:r>
-    </w:p>
-    <w:p>
       <w:pPr>
         <w:pStyle w:val="Heading1"/>
+        <w:pageBreakBefore/>
       </w:pPr>
       <w:r>
         <w:t xml:space="preserve">9. Application Screens and Demonstration</w:t>
@@ -28592,13 +28548,9 @@
       </w:r>
     </w:p>
     <w:p>
-      <w:r>
-        <w:br w:type="page"/>
-      </w:r>
-    </w:p>
-    <w:p>
       <w:pPr>
         <w:pStyle w:val="Heading1"/>
+        <w:pageBreakBefore/>
       </w:pPr>
       <w:r>
         <w:t xml:space="preserve">10. Evaluation of the Final Solution</w:t>
@@ -29598,13 +29550,9 @@
       </w:r>
     </w:p>
     <w:p>
-      <w:r>
-        <w:br w:type="page"/>
-      </w:r>
-    </w:p>
-    <w:p>
       <w:pPr>
         <w:pStyle w:val="Heading1"/>
+        <w:pageBreakBefore/>
       </w:pPr>
       <w:r>
         <w:t xml:space="preserve">11. Team Contribution</w:t>
@@ -30388,13 +30336,9 @@
       </w:r>
     </w:p>
     <w:p>
-      <w:r>
-        <w:br w:type="page"/>
-      </w:r>
-    </w:p>
-    <w:p>
       <w:pPr>
         <w:pStyle w:val="Heading1"/>
+        <w:pageBreakBefore/>
       </w:pPr>
       <w:r>
         <w:t xml:space="preserve">12. References</w:t>
@@ -30689,13 +30633,9 @@
       </w:r>
     </w:p>
     <w:p>
-      <w:r>
-        <w:br w:type="page"/>
-      </w:r>
-    </w:p>
-    <w:p>
       <w:pPr>
         <w:pStyle w:val="Heading1"/>
+        <w:pageBreakBefore/>
       </w:pPr>
       <w:r>
         <w:t xml:space="preserve">Appendices</w:t>
@@ -34447,7 +34387,7 @@
                 <w:sz w:val="15"/>
                 <w:szCs w:val="15"/>
               </w:rPr>
-              <w:t xml:space="preserve">Items to rate</w:t>
+              <w:t xml:space="preserve">Items to rate (recorded at hire), window, submitted</w:t>
             </w:r>
           </w:p>
         </w:tc>
@@ -34741,7 +34681,7 @@
                 <w:sz w:val="15"/>
                 <w:szCs w:val="15"/>
               </w:rPr>
-              <w:t xml:space="preserve">Score and breakdown</w:t>
+              <w:t xml:space="preserve">Score and breakdown (from 3 responses)</w:t>
             </w:r>
           </w:p>
         </w:tc>
@@ -40362,7 +40302,7 @@
         <w:spacing w:after="60"/>
       </w:pPr>
       <w:r>
-        <w:t xml:space="preserve">Seeders: categories (about 10 industries), RA 7277-based accommodation types, one administrator, demo candidate/employer accounts, sample feedback that publishes a trust score, and sample DTI/SEC records in </w:t>
+        <w:t xml:space="preserve">Seeders: categories (about 10 industries), RA 7277-based accommodation types, one administrator, demo candidate/employer accounts, sample feedback that publishes one employer's trust score (plus a second employer with two responses and an open demo hire for test T10), and sample DTI/SEC records in </w:t>
       </w:r>
       <w:r>
         <w:rPr>
@@ -41384,6 +41324,95 @@
                 <w:sz w:val="16"/>
                 <w:szCs w:val="16"/>
               </w:rPr>
+              <w:t xml:space="preserve">application_accommodation</w:t>
+            </w:r>
+          </w:p>
+        </w:tc>
+        <w:tc>
+          <w:tcPr>
+            <w:tcW w:type="dxa" w:w="4900"/>
+            <w:tcBorders>
+              <w:top w:val="single" w:color="7F7F7F" w:sz="4"/>
+              <w:left w:val="single" w:color="7F7F7F" w:sz="4"/>
+              <w:bottom w:val="single" w:color="7F7F7F" w:sz="4"/>
+              <w:right w:val="single" w:color="7F7F7F" w:sz="4"/>
+            </w:tcBorders>
+            <w:tcMar>
+              <w:top w:type="dxa" w:w="60"/>
+              <w:left w:type="dxa" w:w="100"/>
+              <w:bottom w:type="dxa" w:w="60"/>
+              <w:right w:type="dxa" w:w="100"/>
+            </w:tcMar>
+          </w:tcPr>
+          <w:p>
+            <w:pPr>
+              <w:spacing w:after="20"/>
+            </w:pPr>
+            <w:r>
+              <w:rPr>
+                <w:sz w:val="16"/>
+                <w:szCs w:val="16"/>
+              </w:rPr>
+              <w:t xml:space="preserve">application_id, accommodation_id</w:t>
+            </w:r>
+          </w:p>
+        </w:tc>
+        <w:tc>
+          <w:tcPr>
+            <w:tcW w:type="dxa" w:w="2880"/>
+            <w:tcBorders>
+              <w:top w:val="single" w:color="7F7F7F" w:sz="4"/>
+              <w:left w:val="single" w:color="7F7F7F" w:sz="4"/>
+              <w:bottom w:val="single" w:color="7F7F7F" w:sz="4"/>
+              <w:right w:val="single" w:color="7F7F7F" w:sz="4"/>
+            </w:tcBorders>
+            <w:tcMar>
+              <w:top w:type="dxa" w:w="60"/>
+              <w:left w:type="dxa" w:w="100"/>
+              <w:bottom w:type="dxa" w:w="60"/>
+              <w:right w:type="dxa" w:w="100"/>
+            </w:tcMar>
+          </w:tcPr>
+          <w:p>
+            <w:pPr>
+              <w:spacing w:after="20"/>
+            </w:pPr>
+            <w:r>
+              <w:rPr>
+                <w:sz w:val="16"/>
+                <w:szCs w:val="16"/>
+              </w:rPr>
+              <w:t xml:space="preserve">Pivot: the posting's accommodations recorded when the application becomes hired (the items the candidate rates)</w:t>
+            </w:r>
+          </w:p>
+        </w:tc>
+      </w:tr>
+      <w:tr>
+        <w:tc>
+          <w:tcPr>
+            <w:tcW w:type="dxa" w:w="2300"/>
+            <w:tcBorders>
+              <w:top w:val="single" w:color="7F7F7F" w:sz="4"/>
+              <w:left w:val="single" w:color="7F7F7F" w:sz="4"/>
+              <w:bottom w:val="single" w:color="7F7F7F" w:sz="4"/>
+              <w:right w:val="single" w:color="7F7F7F" w:sz="4"/>
+            </w:tcBorders>
+            <w:tcMar>
+              <w:top w:type="dxa" w:w="60"/>
+              <w:left w:type="dxa" w:w="100"/>
+              <w:bottom w:type="dxa" w:w="60"/>
+              <w:right w:type="dxa" w:w="100"/>
+            </w:tcMar>
+          </w:tcPr>
+          <w:p>
+            <w:pPr>
+              <w:spacing w:after="20"/>
+            </w:pPr>
+            <w:r>
+              <w:rPr>
+                <w:sz w:val="16"/>
+                <w:szCs w:val="16"/>
+              </w:rPr>
               <w:t xml:space="preserve">feedback / feedback_items</w:t>
             </w:r>
           </w:p>
@@ -41442,7 +41471,7 @@
                 <w:sz w:val="16"/>
                 <w:szCs w:val="16"/>
               </w:rPr>
-              <w:t xml:space="preserve">One feedback per application; one rating per advertised accommodation</w:t>
+              <w:t xml:space="preserve">One feedback per application; one rating per accommodation recorded at hire; hidden feedback leaves the score</w:t>
             </w:r>
           </w:p>
         </w:tc>

--- a/docs/OpenDoor_SIA1_Final_Project_Documentation.docx
+++ b/docs/OpenDoor_SIA1_Final_Project_Documentation.docx
@@ -9129,6 +9129,153 @@
                 <w:sz w:val="16"/>
                 <w:szCs w:val="16"/>
               </w:rPr>
+              <w:t xml:space="preserve">GET</w:t>
+            </w:r>
+          </w:p>
+        </w:tc>
+        <w:tc>
+          <w:tcPr>
+            <w:tcW w:type="dxa" w:w="2700"/>
+            <w:tcBorders>
+              <w:top w:val="single" w:color="7F7F7F" w:sz="4"/>
+              <w:left w:val="single" w:color="7F7F7F" w:sz="4"/>
+              <w:bottom w:val="single" w:color="7F7F7F" w:sz="4"/>
+              <w:right w:val="single" w:color="7F7F7F" w:sz="4"/>
+            </w:tcBorders>
+            <w:tcMar>
+              <w:top w:type="dxa" w:w="60"/>
+              <w:left w:type="dxa" w:w="100"/>
+              <w:bottom w:type="dxa" w:w="60"/>
+              <w:right w:type="dxa" w:w="100"/>
+            </w:tcMar>
+          </w:tcPr>
+          <w:p>
+            <w:pPr>
+              <w:spacing w:after="20"/>
+            </w:pPr>
+            <w:r>
+              <w:rPr>
+                <w:sz w:val="16"/>
+                <w:szCs w:val="16"/>
+              </w:rPr>
+              <w:t xml:space="preserve">/api/admin/employers, /api/admin/employers/{id}</w:t>
+            </w:r>
+          </w:p>
+        </w:tc>
+        <w:tc>
+          <w:tcPr>
+            <w:tcW w:type="dxa" w:w="2280"/>
+            <w:tcBorders>
+              <w:top w:val="single" w:color="7F7F7F" w:sz="4"/>
+              <w:left w:val="single" w:color="7F7F7F" w:sz="4"/>
+              <w:bottom w:val="single" w:color="7F7F7F" w:sz="4"/>
+              <w:right w:val="single" w:color="7F7F7F" w:sz="4"/>
+            </w:tcBorders>
+            <w:tcMar>
+              <w:top w:type="dxa" w:w="60"/>
+              <w:left w:type="dxa" w:w="100"/>
+              <w:bottom w:type="dxa" w:w="60"/>
+              <w:right w:type="dxa" w:w="100"/>
+            </w:tcMar>
+          </w:tcPr>
+          <w:p>
+            <w:pPr>
+              <w:spacing w:after="20"/>
+            </w:pPr>
+            <w:r>
+              <w:rPr>
+                <w:sz w:val="16"/>
+                <w:szCs w:val="16"/>
+              </w:rPr>
+              <w:t xml:space="preserve">Verification queue; one employer with its latest registry check</w:t>
+            </w:r>
+          </w:p>
+        </w:tc>
+        <w:tc>
+          <w:tcPr>
+            <w:tcW w:type="dxa" w:w="2900"/>
+            <w:tcBorders>
+              <w:top w:val="single" w:color="7F7F7F" w:sz="4"/>
+              <w:left w:val="single" w:color="7F7F7F" w:sz="4"/>
+              <w:bottom w:val="single" w:color="7F7F7F" w:sz="4"/>
+              <w:right w:val="single" w:color="7F7F7F" w:sz="4"/>
+            </w:tcBorders>
+            <w:tcMar>
+              <w:top w:type="dxa" w:w="60"/>
+              <w:left w:type="dxa" w:w="100"/>
+              <w:bottom w:type="dxa" w:w="60"/>
+              <w:right w:type="dxa" w:w="100"/>
+            </w:tcMar>
+          </w:tcPr>
+          <w:p>
+            <w:pPr>
+              <w:spacing w:after="20"/>
+            </w:pPr>
+            <w:r>
+              <w:rPr>
+                <w:sz w:val="16"/>
+                <w:szCs w:val="16"/>
+              </w:rPr>
+              <w:t xml:space="preserve">→ AdminEmployer</w:t>
+            </w:r>
+          </w:p>
+        </w:tc>
+      </w:tr>
+      <w:tr>
+        <w:tc>
+          <w:tcPr>
+            <w:tcW w:type="dxa" w:w="1250"/>
+            <w:tcBorders>
+              <w:top w:val="single" w:color="7F7F7F" w:sz="4"/>
+              <w:left w:val="single" w:color="7F7F7F" w:sz="4"/>
+              <w:bottom w:val="single" w:color="7F7F7F" w:sz="4"/>
+              <w:right w:val="single" w:color="7F7F7F" w:sz="4"/>
+            </w:tcBorders>
+            <w:tcMar>
+              <w:top w:type="dxa" w:w="60"/>
+              <w:left w:type="dxa" w:w="100"/>
+              <w:bottom w:type="dxa" w:w="60"/>
+              <w:right w:type="dxa" w:w="100"/>
+            </w:tcMar>
+          </w:tcPr>
+          <w:p>
+            <w:pPr>
+              <w:spacing w:after="20"/>
+            </w:pPr>
+            <w:r>
+              <w:rPr>
+                <w:sz w:val="16"/>
+                <w:szCs w:val="16"/>
+              </w:rPr>
+              <w:t xml:space="preserve">Core</w:t>
+            </w:r>
+          </w:p>
+        </w:tc>
+        <w:tc>
+          <w:tcPr>
+            <w:tcW w:type="dxa" w:w="950"/>
+            <w:tcBorders>
+              <w:top w:val="single" w:color="7F7F7F" w:sz="4"/>
+              <w:left w:val="single" w:color="7F7F7F" w:sz="4"/>
+              <w:bottom w:val="single" w:color="7F7F7F" w:sz="4"/>
+              <w:right w:val="single" w:color="7F7F7F" w:sz="4"/>
+            </w:tcBorders>
+            <w:tcMar>
+              <w:top w:type="dxa" w:w="60"/>
+              <w:left w:type="dxa" w:w="100"/>
+              <w:bottom w:type="dxa" w:w="60"/>
+              <w:right w:type="dxa" w:w="100"/>
+            </w:tcMar>
+          </w:tcPr>
+          <w:p>
+            <w:pPr>
+              <w:spacing w:after="20"/>
+            </w:pPr>
+            <w:r>
+              <w:rPr>
+                <w:sz w:val="16"/>
+                <w:szCs w:val="16"/>
+              </w:rPr>
               <w:t xml:space="preserve">PATCH</w:t>
             </w:r>
           </w:p>
@@ -11691,7 +11838,7 @@
                 <w:sz w:val="16"/>
                 <w:szCs w:val="16"/>
               </w:rPr>
-              <w:t xml:space="preserve">      &lt;reg:RegistrationNumber&gt;CS201912345&lt;/reg:RegistrationNumber&gt;</w:t>
+              <w:t xml:space="preserve">      &lt;reg:RegistrationNumber&gt;CS201800777&lt;/reg:RegistrationNumber&gt;</w:t>
             </w:r>
           </w:p>
           <w:p>
@@ -12414,7 +12561,7 @@
                 <w:sz w:val="16"/>
                 <w:szCs w:val="16"/>
               </w:rPr>
-              <w:t xml:space="preserve">Request fails validation: missing/empty </w:t>
+              <w:t xml:space="preserve">Request fails validation: </w:t>
             </w:r>
             <w:r>
               <w:rPr>
@@ -12429,7 +12576,22 @@
                 <w:sz w:val="16"/>
                 <w:szCs w:val="16"/>
               </w:rPr>
-              <w:t xml:space="preserve">, </w:t>
+              <w:t xml:space="preserve"> not 5–20 letters or digits (hyphens and spaces are ignored, so </w:t>
+            </w:r>
+            <w:r>
+              <w:rPr>
+                <w:rFonts w:ascii="Consolas" w:cs="Consolas" w:eastAsia="Consolas" w:hAnsi="Consolas"/>
+                <w:sz w:val="16"/>
+                <w:szCs w:val="16"/>
+              </w:rPr>
+              <w:t xml:space="preserve">CS-2018-00777</w:t>
+            </w:r>
+            <w:r>
+              <w:rPr>
+                <w:sz w:val="16"/>
+                <w:szCs w:val="16"/>
+              </w:rPr>
+              <w:t xml:space="preserve"> matches), </w:t>
             </w:r>
             <w:r>
               <w:rPr>
@@ -12646,7 +12808,7 @@
         <w:t xml:space="preserve">registry_checks</w:t>
       </w:r>
       <w:r>
-        <w:t xml:space="preserve"> record (status, registered name, match score, checked time). </w:t>
+        <w:t xml:space="preserve"> record (the number and registry type that were checked, status, registered name, match score, the XML answer, the administrator and the time; the request itself is never stored because it carries the password). </w:t>
       </w:r>
       <w:r>
         <w:rPr>
@@ -12655,7 +12817,16 @@
         <w:t xml:space="preserve">NameMatchScore</w:t>
       </w:r>
       <w:r>
-        <w:t xml:space="preserve"> is a normalized similarity (0–1) between the submitted and registered names. The administrator sees the result and decides; a </w:t>
+        <w:t xml:space="preserve"> is a normalized similarity (0–1) between the submitted and registered names (upper case, punctuation and trailing INC./CORP./CO. removed, then PHP </w:t>
+      </w:r>
+      <w:r>
+        <w:rPr>
+          <w:rFonts w:ascii="Consolas" w:cs="Consolas" w:eastAsia="Consolas" w:hAnsi="Consolas"/>
+        </w:rPr>
+        <w:t xml:space="preserve">similar_text</w:t>
+      </w:r>
+      <w:r>
+        <w:t xml:space="preserve">); for </w:t>
       </w:r>
       <w:r>
         <w:rPr>
@@ -12664,6 +12835,24 @@
         <w:t xml:space="preserve">NOT_FOUND</w:t>
       </w:r>
       <w:r>
+        <w:t xml:space="preserve"> the API returns </w:t>
+      </w:r>
+      <w:r>
+        <w:rPr>
+          <w:rFonts w:ascii="Consolas" w:cs="Consolas" w:eastAsia="Consolas" w:hAnsi="Consolas"/>
+        </w:rPr>
+        <w:t xml:space="preserve">name_match: null</w:t>
+      </w:r>
+      <w:r>
+        <w:t xml:space="preserve">. A check is shown only while the employer's number and type are unchanged. The administrator sees the result and decides; a </w:t>
+      </w:r>
+      <w:r>
+        <w:rPr>
+          <w:rFonts w:ascii="Consolas" w:cs="Consolas" w:eastAsia="Consolas" w:hAnsi="Consolas"/>
+        </w:rPr>
+        <w:t xml:space="preserve">NOT_FOUND</w:t>
+      </w:r>
+      <w:r>
         <w:t xml:space="preserve">, </w:t>
       </w:r>
       <w:r>
@@ -12700,7 +12889,7 @@
         <w:t xml:space="preserve">REGISTRY_AUTH_FAILED</w:t>
       </w:r>
       <w:r>
-        <w:t xml:space="preserve">; server faults or a 5-second timeout become HTTP 502 </w:t>
+        <w:t xml:space="preserve">; server faults, connection errors or a 5-second timeout become HTTP 502 </w:t>
       </w:r>
       <w:r>
         <w:rPr>
@@ -12709,7 +12898,16 @@
         <w:t xml:space="preserve">REGISTRY_UNAVAILABLE</w:t>
       </w:r>
       <w:r>
-        <w:t xml:space="preserve">, and the employer stays in the manual review queue.</w:t>
+        <w:t xml:space="preserve"> and are stored as an </w:t>
+      </w:r>
+      <w:r>
+        <w:rPr>
+          <w:rFonts w:ascii="Consolas" w:cs="Consolas" w:eastAsia="Consolas" w:hAnsi="Consolas"/>
+        </w:rPr>
+        <w:t xml:space="preserve">ERROR</w:t>
+      </w:r>
+      <w:r>
+        <w:t xml:space="preserve"> check, and the employer stays in the manual review queue.</w:t>
       </w:r>
     </w:p>
     <w:p>
@@ -40819,7 +41017,7 @@
                 <w:sz w:val="16"/>
                 <w:szCs w:val="16"/>
               </w:rPr>
-              <w:t xml:space="preserve">id, employer_id, status, registered_name, name_match_score, checked_at, raw_response (XML)</w:t>
+              <w:t xml:space="preserve">id, employer_id, business_reg_no, registry_type, status, registered_name, name_match_score, raw_response (XML answer), checked_by, checked_at</w:t>
             </w:r>
           </w:p>
         </w:tc>
@@ -40848,7 +41046,22 @@
                 <w:sz w:val="16"/>
                 <w:szCs w:val="16"/>
               </w:rPr>
-              <w:t xml:space="preserve">Result of SOAP verification calls</w:t>
+              <w:t xml:space="preserve">Every SOAP verification call; </w:t>
+            </w:r>
+            <w:r>
+              <w:rPr>
+                <w:rFonts w:ascii="Consolas" w:cs="Consolas" w:eastAsia="Consolas" w:hAnsi="Consolas"/>
+                <w:sz w:val="16"/>
+                <w:szCs w:val="16"/>
+              </w:rPr>
+              <w:t xml:space="preserve">ERROR</w:t>
+            </w:r>
+            <w:r>
+              <w:rPr>
+                <w:sz w:val="16"/>
+                <w:szCs w:val="16"/>
+              </w:rPr>
+              <w:t xml:space="preserve"> when the registry could not answer</w:t>
             </w:r>
           </w:p>
         </w:tc>
@@ -43637,7 +43850,22 @@
                 <w:sz w:val="16"/>
                 <w:szCs w:val="16"/>
               </w:rPr>
-              <w:t xml:space="preserve">Simulated DTI/SEC records seeded by a script; includes EXPIRED and CANCELLED samples</w:t>
+              <w:t xml:space="preserve">Simulated DTI/SEC records seeded by </w:t>
+            </w:r>
+            <w:r>
+              <w:rPr>
+                <w:rFonts w:ascii="Consolas" w:cs="Consolas" w:eastAsia="Consolas" w:hAnsi="Consolas"/>
+                <w:sz w:val="16"/>
+                <w:szCs w:val="16"/>
+              </w:rPr>
+              <w:t xml:space="preserve">seed.php</w:t>
+            </w:r>
+            <w:r>
+              <w:rPr>
+                <w:sz w:val="16"/>
+                <w:szCs w:val="16"/>
+              </w:rPr>
+              <w:t xml:space="preserve">: the two demo employers and three other businesses (ACTIVE), two EXPIRED and two CANCELLED samples</w:t>
             </w:r>
           </w:p>
         </w:tc>

--- a/docs/OpenDoor_SIA1_Final_Project_Documentation.docx
+++ b/docs/OpenDoor_SIA1_Final_Project_Documentation.docx
@@ -9657,7 +9657,7 @@
                 <w:sz w:val="16"/>
                 <w:szCs w:val="16"/>
               </w:rPr>
-              <w:t xml:space="preserve">X-Service-Key → {address, psgc_code, accommodations, trust_score}</w:t>
+              <w:t xml:space="preserve">X-Service-Key → {address, psgc_code, location_label, accommodations, trust_score}</w:t>
             </w:r>
           </w:p>
         </w:tc>
@@ -9804,7 +9804,7 @@
                 <w:sz w:val="16"/>
                 <w:szCs w:val="16"/>
               </w:rPr>
-              <w:t xml:space="preserve">→ snapshot (Section 4.5)</w:t>
+              <w:t xml:space="preserve">→ 200 snapshot (Section 4.5); 404 posting not visible; 503 Core unreachable</w:t>
             </w:r>
           </w:p>
         </w:tc>
@@ -9922,7 +9922,7 @@
                 <w:sz w:val="16"/>
                 <w:szCs w:val="16"/>
               </w:rPr>
-              <w:t xml:space="preserve">Normalized PSGC lists (regions, provinces, cities)</w:t>
+              <w:t xml:space="preserve">Normalized PSGC lists (regions, provinces, cities/municipalities)</w:t>
             </w:r>
           </w:p>
         </w:tc>
@@ -9951,7 +9951,15 @@
                 <w:sz w:val="16"/>
                 <w:szCs w:val="16"/>
               </w:rPr>
-              <w:t xml:space="preserve">?parent= → [{code,name,level}]</w:t>
+              <w:t xml:space="preserve">?parent=&lt;10-digit PSGC code&gt; → [{code,name,level}]; header </w:t>
+            </w:r>
+            <w:r>
+              <w:rPr>
+                <w:rFonts w:ascii="Consolas" w:cs="Consolas" w:eastAsia="Consolas" w:hAnsi="Consolas"/>
+                <w:sz w:val="16"/>
+                <w:szCs w:val="16"/>
+              </w:rPr>
+              <w:t xml:space="preserve">X-Data-Source</w:t>
             </w:r>
           </w:p>
         </w:tc>
@@ -10284,7 +10292,7 @@
                 <w:sz w:val="16"/>
                 <w:szCs w:val="16"/>
               </w:rPr>
-              <w:t xml:space="preserve">      "location": { "psgc_code": "137404000", "label": "Quezon City, NCR" },</w:t>
+              <w:t xml:space="preserve">      "location": { "psgc_code": "1381300000", "label": "Quezon City, National Capital Region (NCR)" },</w:t>
             </w:r>
           </w:p>
           <w:p>
@@ -10549,7 +10557,7 @@
         <w:t xml:space="preserve">location.psgc_code</w:t>
       </w:r>
       <w:r>
-        <w:t xml:space="preserve"> is the normalized PSGC code used by the Insights Service.</w:t>
+        <w:t xml:space="preserve"> is the official 10-digit PSGC code chosen in the location picker (the label is stored with it) and is used by the Insights Service.</w:t>
       </w:r>
     </w:p>
     <w:p>
@@ -13325,7 +13333,7 @@
                 <w:sz w:val="16"/>
                 <w:szCs w:val="16"/>
               </w:rPr>
-              <w:t xml:space="preserve">Max 1 request/second (throttled queue); results cached 30 days; on error or timeout (5 s) fall back to the PSGC city centroid (</w:t>
+              <w:t xml:space="preserve">Max 1 request/second (throttled queue; a request that would wait more than 2 s is not sent); results cached 30 days; street address not found → the city itself is searched (</w:t>
             </w:r>
             <w:r>
               <w:rPr>
@@ -13340,7 +13348,37 @@
                 <w:sz w:val="16"/>
                 <w:szCs w:val="16"/>
               </w:rPr>
-              <w:t xml:space="preserve">), mark source </w:t>
+              <w:t xml:space="preserve">); on error or timeout (5 s) use an expired cache entry (</w:t>
+            </w:r>
+            <w:r>
+              <w:rPr>
+                <w:rFonts w:ascii="Consolas" w:cs="Consolas" w:eastAsia="Consolas" w:hAnsi="Consolas"/>
+                <w:sz w:val="16"/>
+                <w:szCs w:val="16"/>
+              </w:rPr>
+              <w:t xml:space="preserve">stale</w:t>
+            </w:r>
+            <w:r>
+              <w:rPr>
+                <w:sz w:val="16"/>
+                <w:szCs w:val="16"/>
+              </w:rPr>
+              <w:t xml:space="preserve">), else a bundled city centre for the PSGC code (</w:t>
+            </w:r>
+            <w:r>
+              <w:rPr>
+                <w:rFonts w:ascii="Consolas" w:cs="Consolas" w:eastAsia="Consolas" w:hAnsi="Consolas"/>
+                <w:sz w:val="16"/>
+                <w:szCs w:val="16"/>
+              </w:rPr>
+              <w:t xml:space="preserve">precision: "city"</w:t>
+            </w:r>
+            <w:r>
+              <w:rPr>
+                <w:sz w:val="16"/>
+                <w:szCs w:val="16"/>
+              </w:rPr>
+              <w:t xml:space="preserve">) and mark the source </w:t>
             </w:r>
             <w:r>
               <w:rPr>
@@ -13349,6 +13387,13 @@
                 <w:szCs w:val="16"/>
               </w:rPr>
               <w:t xml:space="preserve">unavailable</w:t>
+            </w:r>
+            <w:r>
+              <w:rPr>
+                <w:sz w:val="16"/>
+                <w:szCs w:val="16"/>
+              </w:rPr>
+              <w:t xml:space="preserve">; Nominatim is never called without the contact email</w:t>
             </w:r>
           </w:p>
         </w:tc>
@@ -13631,7 +13676,22 @@
                 <w:sz w:val="16"/>
                 <w:szCs w:val="16"/>
               </w:rPr>
-              <w:t xml:space="preserve">Cached 24 h; on 429/504 or timeout (8 s) return the last cached result and mark source </w:t>
+              <w:t xml:space="preserve">Cached 24 h (point rounded to 4 decimals + radius); 429/504 pages, a </w:t>
+            </w:r>
+            <w:r>
+              <w:rPr>
+                <w:rFonts w:ascii="Consolas" w:cs="Consolas" w:eastAsia="Consolas" w:hAnsi="Consolas"/>
+                <w:sz w:val="16"/>
+                <w:szCs w:val="16"/>
+              </w:rPr>
+              <w:t xml:space="preserve">runtime error</w:t>
+            </w:r>
+            <w:r>
+              <w:rPr>
+                <w:sz w:val="16"/>
+                <w:szCs w:val="16"/>
+              </w:rPr>
+              <w:t xml:space="preserve"> remark or a timeout (8 s) count as failures and are never cached; then the last cached result is returned as </w:t>
             </w:r>
             <w:r>
               <w:rPr>
@@ -13646,7 +13706,22 @@
                 <w:sz w:val="16"/>
                 <w:szCs w:val="16"/>
               </w:rPr>
-              <w:t xml:space="preserve">, or omit the nearby section and mark source </w:t>
+              <w:t xml:space="preserve">, else </w:t>
+            </w:r>
+            <w:r>
+              <w:rPr>
+                <w:rFonts w:ascii="Consolas" w:cs="Consolas" w:eastAsia="Consolas" w:hAnsi="Consolas"/>
+                <w:sz w:val="16"/>
+                <w:szCs w:val="16"/>
+              </w:rPr>
+              <w:t xml:space="preserve">nearby_accessible</w:t>
+            </w:r>
+            <w:r>
+              <w:rPr>
+                <w:sz w:val="16"/>
+                <w:szCs w:val="16"/>
+              </w:rPr>
+              <w:t xml:space="preserve"> is null and the source </w:t>
             </w:r>
             <w:r>
               <w:rPr>
@@ -13773,6 +13848,21 @@
                 <w:sz w:val="16"/>
                 <w:szCs w:val="16"/>
               </w:rPr>
+              <w:t xml:space="preserve">psgc10DigitCode</w:t>
+            </w:r>
+            <w:r>
+              <w:rPr>
+                <w:sz w:val="16"/>
+                <w:szCs w:val="16"/>
+              </w:rPr>
+              <w:t xml:space="preserve">, </w:t>
+            </w:r>
+            <w:r>
+              <w:rPr>
+                <w:rFonts w:ascii="Consolas" w:cs="Consolas" w:eastAsia="Consolas" w:hAnsi="Consolas"/>
+                <w:sz w:val="16"/>
+                <w:szCs w:val="16"/>
+              </w:rPr>
               <w:t xml:space="preserve">code</w:t>
             </w:r>
             <w:r>
@@ -13803,7 +13893,7 @@
                 <w:sz w:val="16"/>
                 <w:szCs w:val="16"/>
               </w:rPr>
-              <w:t xml:space="preserve">regionCode</w:t>
+              <w:t xml:space="preserve">regionName</w:t>
             </w:r>
             <w:r>
               <w:rPr>
@@ -13818,21 +13908,6 @@
                 <w:sz w:val="16"/>
                 <w:szCs w:val="16"/>
               </w:rPr>
-              <w:t xml:space="preserve">provinceCode</w:t>
-            </w:r>
-            <w:r>
-              <w:rPr>
-                <w:sz w:val="16"/>
-                <w:szCs w:val="16"/>
-              </w:rPr>
-              <w:t xml:space="preserve">, </w:t>
-            </w:r>
-            <w:r>
-              <w:rPr>
-                <w:rFonts w:ascii="Consolas" w:cs="Consolas" w:eastAsia="Consolas" w:hAnsi="Consolas"/>
-                <w:sz w:val="16"/>
-                <w:szCs w:val="16"/>
-              </w:rPr>
               <w:t xml:space="preserve">isCity</w:t>
             </w:r>
           </w:p>
@@ -13862,7 +13937,45 @@
                 <w:sz w:val="16"/>
                 <w:szCs w:val="16"/>
               </w:rPr>
-              <w:t xml:space="preserve">Lists cached 7 days (data rarely changes); a seeded copy of the NCR and major cities list is used if the API is unreachable</w:t>
+              <w:t xml:space="preserve">OpenDoor uses the official 10-digit codes; the API's own 9-digit code is kept only for follow-up requests. Lists cached 7 days; if the API is unreachable: expired cache entry (</w:t>
+            </w:r>
+            <w:r>
+              <w:rPr>
+                <w:rFonts w:ascii="Consolas" w:cs="Consolas" w:eastAsia="Consolas" w:hAnsi="Consolas"/>
+                <w:sz w:val="16"/>
+                <w:szCs w:val="16"/>
+              </w:rPr>
+              <w:t xml:space="preserve">stale</w:t>
+            </w:r>
+            <w:r>
+              <w:rPr>
+                <w:sz w:val="16"/>
+                <w:szCs w:val="16"/>
+              </w:rPr>
+              <w:t xml:space="preserve">), then a bundled copy of all regions, provinces and their cities/municipalities (</w:t>
+            </w:r>
+            <w:r>
+              <w:rPr>
+                <w:rFonts w:ascii="Consolas" w:cs="Consolas" w:eastAsia="Consolas" w:hAnsi="Consolas"/>
+                <w:sz w:val="16"/>
+                <w:szCs w:val="16"/>
+              </w:rPr>
+              <w:t xml:space="preserve">fallback</w:t>
+            </w:r>
+            <w:r>
+              <w:rPr>
+                <w:sz w:val="16"/>
+                <w:szCs w:val="16"/>
+              </w:rPr>
+              <w:t xml:space="preserve">), else 503 </w:t>
+            </w:r>
+            <w:r>
+              <w:rPr>
+                <w:rFonts w:ascii="Consolas" w:cs="Consolas" w:eastAsia="Consolas" w:hAnsi="Consolas"/>
+                <w:sz w:val="16"/>
+                <w:szCs w:val="16"/>
+              </w:rPr>
+              <w:t xml:space="preserve">SERVICE_UNAVAILABLE</w:t>
             </w:r>
           </w:p>
         </w:tc>
@@ -13905,7 +14018,7 @@
         <w:t xml:space="preserve">GET /api/insights/job-postings/{id}</w:t>
       </w:r>
       <w:r>
-        <w:t xml:space="preserve">) combines four sources into one result shown on the job details page:</w:t>
+        <w:t xml:space="preserve">) combines four sources into one result shown on the job details page. Only the Core Service is required; the whole snapshot must be built within 12 seconds (the gateway allows 15):</w:t>
       </w:r>
     </w:p>
     <w:p>
@@ -13934,7 +14047,16 @@
         <w:t xml:space="preserve">GET /internal/job-postings/{id}/summary</w:t>
       </w:r>
       <w:r>
-        <w:t xml:space="preserve"> (service key) to obtain the posting's street address, PSGC code, advertised accommodations (grouped) and the employer's published trust score.</w:t>
+        <w:t xml:space="preserve"> (service key) to obtain the posting's street address, PSGC code and label, advertised accommodations (grouped) and the employer's trust score with its breakdown. Posting data is never cached by the Insights Service. Core 404 (posting missing, not open or not approved) → snapshot 404; any other Core failure (down, timeout, rejected key, unexpected answer) → 503 </w:t>
+      </w:r>
+      <w:r>
+        <w:rPr>
+          <w:rFonts w:ascii="Consolas" w:cs="Consolas" w:eastAsia="Consolas" w:hAnsi="Consolas"/>
+        </w:rPr>
+        <w:t xml:space="preserve">SERVICE_UNAVAILABLE</w:t>
+      </w:r>
+      <w:r>
+        <w:t xml:space="preserve">.</w:t>
       </w:r>
     </w:p>
     <w:p>
@@ -13954,7 +14076,16 @@
         <w:t xml:space="preserve">Extract – PSGC.</w:t>
       </w:r>
       <w:r>
-        <w:t xml:space="preserve"> The PSGC code is resolved to a standard </w:t>
+        <w:t xml:space="preserve"> Locations are chosen from PSGC lists in the location picker instead of typed, so "QC", "Quezon City" and "Q.C." all become code </w:t>
+      </w:r>
+      <w:r>
+        <w:rPr>
+          <w:rFonts w:ascii="Consolas" w:cs="Consolas" w:eastAsia="Consolas" w:hAnsi="Consolas"/>
+        </w:rPr>
+        <w:t xml:space="preserve">1381300000</w:t>
+      </w:r>
+      <w:r>
+        <w:t xml:space="preserve">. The Insights Service resolves the code to the official </w:t>
       </w:r>
       <w:r>
         <w:rPr>
@@ -13963,7 +14094,7 @@
         <w:t xml:space="preserve">City, Province, Region</w:t>
       </w:r>
       <w:r>
-        <w:t xml:space="preserve"> label so that free-text locations such as "QC", "Quezon City" and "Q.C." become one value.</w:t>
+        <w:t xml:space="preserve"> names (NCR has no province; highly urbanized cities such as Cebu City are searched across the region's provinces). If PSGC is unavailable, the label stored by the Core Service is used.</w:t>
       </w:r>
     </w:p>
     <w:p>
@@ -13983,7 +14114,34 @@
         <w:t xml:space="preserve">Extract – Nominatim.</w:t>
       </w:r>
       <w:r>
-        <w:t xml:space="preserve"> The normalized address is geocoded to coordinates (cached).</w:t>
+        <w:t xml:space="preserve"> The query </w:t>
+      </w:r>
+      <w:r>
+        <w:rPr>
+          <w:rFonts w:ascii="Consolas" w:cs="Consolas" w:eastAsia="Consolas" w:hAnsi="Consolas"/>
+        </w:rPr>
+        <w:t xml:space="preserve">street address, City, Province</w:t>
+      </w:r>
+      <w:r>
+        <w:t xml:space="preserve"> is geocoded to coordinates (</w:t>
+      </w:r>
+      <w:r>
+        <w:rPr>
+          <w:rFonts w:ascii="Consolas" w:cs="Consolas" w:eastAsia="Consolas" w:hAnsi="Consolas"/>
+        </w:rPr>
+        <w:t xml:space="preserve">precision: "street"</w:t>
+      </w:r>
+      <w:r>
+        <w:t xml:space="preserve">). If the street is not found, the city itself is searched (e.g. "Makati, Metro Manila"; for PSGC's "City of X" also "X City, Province" and "X City"), accepting only a city, town or municipality – or a result whose address names the city – so that provinces or same-name places elsewhere are not used (</w:t>
+      </w:r>
+      <w:r>
+        <w:rPr>
+          <w:rFonts w:ascii="Consolas" w:cs="Consolas" w:eastAsia="Consolas" w:hAnsi="Consolas"/>
+        </w:rPr>
+        <w:t xml:space="preserve">precision: "city"</w:t>
+      </w:r>
+      <w:r>
+        <w:t xml:space="preserve">). If nothing is found or Nominatim fails, a bundled city centre for the PSGC code is used.</w:t>
       </w:r>
     </w:p>
     <w:p>
@@ -14003,16 +14161,43 @@
         <w:t xml:space="preserve">Extract – Overpass.</w:t>
       </w:r>
       <w:r>
-        <w:t xml:space="preserve"> An Overpass QL query returns OSM elements within 500 m that carry a </w:t>
+        <w:t xml:space="preserve"> An Overpass QL query (Appendix B) returns OSM elements within 500 m tagged </w:t>
       </w:r>
       <w:r>
         <w:rPr>
           <w:rFonts w:ascii="Consolas" w:cs="Consolas" w:eastAsia="Consolas" w:hAnsi="Consolas"/>
         </w:rPr>
-        <w:t xml:space="preserve">wheelchair</w:t>
-      </w:r>
-      <w:r>
-        <w:t xml:space="preserve"> tag.</w:t>
+        <w:t xml:space="preserve">wheelchair=yes</w:t>
+      </w:r>
+      <w:r>
+        <w:t xml:space="preserve"> or </w:t>
+      </w:r>
+      <w:r>
+        <w:rPr>
+          <w:rFonts w:ascii="Consolas" w:cs="Consolas" w:eastAsia="Consolas" w:hAnsi="Consolas"/>
+        </w:rPr>
+        <w:t xml:space="preserve">limited</w:t>
+      </w:r>
+      <w:r>
+        <w:t xml:space="preserve">. Without coordinates, or when Overpass fails and nothing is cached, </w:t>
+      </w:r>
+      <w:r>
+        <w:rPr>
+          <w:rFonts w:ascii="Consolas" w:cs="Consolas" w:eastAsia="Consolas" w:hAnsi="Consolas"/>
+        </w:rPr>
+        <w:t xml:space="preserve">nearby_accessible</w:t>
+      </w:r>
+      <w:r>
+        <w:t xml:space="preserve"> is </w:t>
+      </w:r>
+      <w:r>
+        <w:rPr>
+          <w:rFonts w:ascii="Consolas" w:cs="Consolas" w:eastAsia="Consolas" w:hAnsi="Consolas"/>
+        </w:rPr>
+        <w:t xml:space="preserve">null</w:t>
+      </w:r>
+      <w:r>
+        <w:t xml:space="preserve"> (empty lists mean that nothing was found).</w:t>
       </w:r>
     </w:p>
     <w:p>
@@ -14032,7 +14217,7 @@
         <w:t xml:space="preserve">Transform.</w:t>
       </w:r>
       <w:r>
-        <w:t xml:space="preserve"> OSM tags are mapped to four PWD-relevant categories (Accessible transit stops, Accessible toilets, Accessible parking, Other accessible places); distances are computed with the haversine formula; duplicates are removed; </w:t>
+        <w:t xml:space="preserve"> OSM tags are mapped to four PWD-relevant categories (Accessible transit stops, Accessible toilets, Accessible parking, Other accessible places); distances from the exact workplace point are computed with the haversine formula; duplicates are removed; </w:t>
       </w:r>
       <w:r>
         <w:rPr>
@@ -14070,7 +14255,16 @@
         <w:t xml:space="preserve">Combine.</w:t>
       </w:r>
       <w:r>
-        <w:t xml:space="preserve"> The result merges the employer's own claims (advertised physical-access accommodations), the community verification (trust score and per-accommodation breakdown) and the independent map data, plus a </w:t>
+        <w:t xml:space="preserve"> The result merges the employer's own claims (advertised accommodations by group), the community verification (trust score and per-accommodation breakdown; </w:t>
+      </w:r>
+      <w:r>
+        <w:rPr>
+          <w:rFonts w:ascii="Consolas" w:cs="Consolas" w:eastAsia="Consolas" w:hAnsi="Consolas"/>
+        </w:rPr>
+        <w:t xml:space="preserve">null</w:t>
+      </w:r>
+      <w:r>
+        <w:t xml:space="preserve"> until the score is published) and the independent map data, plus a </w:t>
       </w:r>
       <w:r>
         <w:rPr>
@@ -14079,7 +14273,25 @@
         <w:t xml:space="preserve">sources</w:t>
       </w:r>
       <w:r>
-        <w:t xml:space="preserve"> object that tells the client which parts are live, cached or unavailable.</w:t>
+        <w:t xml:space="preserve"> object that tells the client which parts are live (</w:t>
+      </w:r>
+      <w:r>
+        <w:rPr>
+          <w:rFonts w:ascii="Consolas" w:cs="Consolas" w:eastAsia="Consolas" w:hAnsi="Consolas"/>
+        </w:rPr>
+        <w:t xml:space="preserve">ok</w:t>
+      </w:r>
+      <w:r>
+        <w:t xml:space="preserve">), cached, stale or unavailable. A source that has not answered when the 12-second budget is used up is reported </w:t>
+      </w:r>
+      <w:r>
+        <w:rPr>
+          <w:rFonts w:ascii="Consolas" w:cs="Consolas" w:eastAsia="Consolas" w:hAnsi="Consolas"/>
+        </w:rPr>
+        <w:t xml:space="preserve">unavailable</w:t>
+      </w:r>
+      <w:r>
+        <w:t xml:space="preserve"> and no further source is started; its request still completes and fills the cache for the next visitor.</w:t>
       </w:r>
     </w:p>
     <w:p>
@@ -14647,7 +14859,23 @@
                 <w:sz w:val="16"/>
                 <w:szCs w:val="16"/>
               </w:rPr>
-              <w:t xml:space="preserve">Any other element with a </w:t>
+              <w:t xml:space="preserve">Any other </w:t>
+            </w:r>
+            <w:r>
+              <w:rPr>
+                <w:b/>
+                <w:bCs/>
+                <w:sz w:val="16"/>
+                <w:szCs w:val="16"/>
+              </w:rPr>
+              <w:t xml:space="preserve">named</w:t>
+            </w:r>
+            <w:r>
+              <w:rPr>
+                <w:sz w:val="16"/>
+                <w:szCs w:val="16"/>
+              </w:rPr>
+              <w:t xml:space="preserve"> element with a </w:t>
             </w:r>
             <w:r>
               <w:rPr>
@@ -14662,7 +14890,7 @@
                 <w:sz w:val="16"/>
                 <w:szCs w:val="16"/>
               </w:rPr>
-              <w:t xml:space="preserve"> tag (shops, malls, offices, entrances)</w:t>
+              <w:t xml:space="preserve"> tag (shops, malls, offices); unnamed ones are dropped</w:t>
             </w:r>
           </w:p>
         </w:tc>
@@ -14761,7 +14989,16 @@
         <w:t xml:space="preserve">center</w:t>
       </w:r>
       <w:r>
-        <w:t xml:space="preserve"> coordinates.</w:t>
+        <w:t xml:space="preserve"> coordinates, and a way whose centre lies beyond 500 m is dropped. Unnamed transit stops, toilets and parking are kept, but unnamed </w:t>
+      </w:r>
+      <w:r>
+        <w:rPr>
+          <w:rFonts w:ascii="Consolas" w:cs="Consolas" w:eastAsia="Consolas" w:hAnsi="Consolas"/>
+        </w:rPr>
+        <w:t xml:space="preserve">other</w:t>
+      </w:r>
+      <w:r>
+        <w:t xml:space="preserve"> elements are dropped: in live data these were mostly entrances and kerbs that would only read as "Unnamed place".</w:t>
       </w:r>
     </w:p>
     <w:tbl>
@@ -14833,7 +15070,7 @@
                 <w:sz w:val="16"/>
                 <w:szCs w:val="16"/>
               </w:rPr>
-              <w:t xml:space="preserve">  "location": { "psgc_code": "137404000", "label": "Quezon City, Metro Manila, NCR",</w:t>
+              <w:t xml:space="preserve">  "location": { "psgc_code": "1381300000", "label": "Quezon City, National Capital Region (NCR)",</w:t>
             </w:r>
           </w:p>
           <w:p>
@@ -14859,7 +15096,7 @@
                 <w:sz w:val="16"/>
                 <w:szCs w:val="16"/>
               </w:rPr>
-              <w:t xml:space="preserve">  "employer_claims": { "physical_access": [ "Wheelchair-accessible entrance", "Elevator or ground-floor workspace" ] },</w:t>
+              <w:t xml:space="preserve">  "employer_claims": { "physical_access": [ "Wheelchair-accessible entrance",</w:t>
             </w:r>
           </w:p>
           <w:p>
@@ -14872,6 +15109,19 @@
                 <w:sz w:val="16"/>
                 <w:szCs w:val="16"/>
               </w:rPr>
+              <w:t xml:space="preserve">                                           "Elevator or ground-floor workspace" ] },</w:t>
+            </w:r>
+          </w:p>
+          <w:p>
+            <w:pPr>
+              <w:spacing w:after="0" w:line="240"/>
+            </w:pPr>
+            <w:r>
+              <w:rPr>
+                <w:rFonts w:ascii="Consolas" w:cs="Consolas" w:eastAsia="Consolas" w:hAnsi="Consolas"/>
+                <w:sz w:val="16"/>
+                <w:szCs w:val="16"/>
+              </w:rPr>
               <w:t xml:space="preserve">  "community_verification": { "trust_score": 86, "based_on": 5,</w:t>
             </w:r>
           </w:p>
@@ -14885,7 +15135,20 @@
                 <w:sz w:val="16"/>
                 <w:szCs w:val="16"/>
               </w:rPr>
-              <w:t xml:space="preserve">      "breakdown": [ { "accommodation": "Wheelchair-accessible entrance", "delivered": 5, "of": 5 } ] },</w:t>
+              <w:t xml:space="preserve">      "breakdown": [ { "accommodation_id": 1, "name": "Wheelchair-accessible entrance",</w:t>
+            </w:r>
+          </w:p>
+          <w:p>
+            <w:pPr>
+              <w:spacing w:after="0" w:line="240"/>
+            </w:pPr>
+            <w:r>
+              <w:rPr>
+                <w:rFonts w:ascii="Consolas" w:cs="Consolas" w:eastAsia="Consolas" w:hAnsi="Consolas"/>
+                <w:sz w:val="16"/>
+                <w:szCs w:val="16"/>
+              </w:rPr>
+              <w:t xml:space="preserve">                       "delivered": 5, "partial": 0, "not_delivered": 0, "of": 5 } ] },</w:t>
             </w:r>
           </w:p>
           <w:p>
@@ -16117,7 +16380,7 @@
                 <w:sz w:val="16"/>
                 <w:szCs w:val="16"/>
               </w:rPr>
-              <w:t xml:space="preserve">Address, PSGC code, accommodations, trust score</w:t>
+              <w:t xml:space="preserve">Address, PSGC code and label, accommodations, trust score with breakdown</w:t>
             </w:r>
           </w:p>
         </w:tc>
@@ -16146,7 +16409,7 @@
                 <w:sz w:val="16"/>
                 <w:szCs w:val="16"/>
               </w:rPr>
-              <w:t xml:space="preserve">200 summary; 404 if posting is not open/approved (snapshot not built)</w:t>
+              <w:t xml:space="preserve">200 summary (never cached); 404 if posting is not open/approved → snapshot 404; any other failure → snapshot 503</w:t>
             </w:r>
           </w:p>
         </w:tc>
@@ -16438,6 +16701,43 @@
               </w:rPr>
               <w:t xml:space="preserve">GET /search?q=&amp;countrycodes=ph&amp;format=jsonv2&amp;limit=1</w:t>
             </w:r>
+            <w:r>
+              <w:rPr>
+                <w:sz w:val="16"/>
+                <w:szCs w:val="16"/>
+              </w:rPr>
+              <w:t xml:space="preserve"> (city searches </w:t>
+            </w:r>
+            <w:r>
+              <w:rPr>
+                <w:rFonts w:ascii="Consolas" w:cs="Consolas" w:eastAsia="Consolas" w:hAnsi="Consolas"/>
+                <w:sz w:val="16"/>
+                <w:szCs w:val="16"/>
+              </w:rPr>
+              <w:t xml:space="preserve">limit=5</w:t>
+            </w:r>
+            <w:r>
+              <w:rPr>
+                <w:sz w:val="16"/>
+                <w:szCs w:val="16"/>
+              </w:rPr>
+              <w:t xml:space="preserve">); </w:t>
+            </w:r>
+            <w:r>
+              <w:rPr>
+                <w:rFonts w:ascii="Consolas" w:cs="Consolas" w:eastAsia="Consolas" w:hAnsi="Consolas"/>
+                <w:sz w:val="16"/>
+                <w:szCs w:val="16"/>
+              </w:rPr>
+              <w:t xml:space="preserve">User-Agent</w:t>
+            </w:r>
+            <w:r>
+              <w:rPr>
+                <w:sz w:val="16"/>
+                <w:szCs w:val="16"/>
+              </w:rPr>
+              <w:t xml:space="preserve"> with contact email</w:t>
+            </w:r>
           </w:p>
         </w:tc>
         <w:tc>
@@ -16465,7 +16765,7 @@
                 <w:sz w:val="16"/>
                 <w:szCs w:val="16"/>
               </w:rPr>
-              <w:t xml:space="preserve">Normalized address → lat/lon</w:t>
+              <w:t xml:space="preserve">Street address and PSGC place names → lat/lon</w:t>
             </w:r>
           </w:p>
         </w:tc>
@@ -16494,7 +16794,7 @@
                 <w:sz w:val="16"/>
                 <w:szCs w:val="16"/>
               </w:rPr>
-              <w:t xml:space="preserve">Coordinates cached 30 days</w:t>
+              <w:t xml:space="preserve">Coordinates cached 30 days (key: SHA-256 of the normalized query)</w:t>
             </w:r>
           </w:p>
         </w:tc>
@@ -16799,6 +17099,21 @@
                 <w:sz w:val="16"/>
                 <w:szCs w:val="16"/>
               </w:rPr>
+              <w:t xml:space="preserve">/regions/{code}/cities-municipalities</w:t>
+            </w:r>
+            <w:r>
+              <w:rPr>
+                <w:sz w:val="16"/>
+                <w:szCs w:val="16"/>
+              </w:rPr>
+              <w:t xml:space="preserve"> (NCR), </w:t>
+            </w:r>
+            <w:r>
+              <w:rPr>
+                <w:rFonts w:ascii="Consolas" w:cs="Consolas" w:eastAsia="Consolas" w:hAnsi="Consolas"/>
+                <w:sz w:val="16"/>
+                <w:szCs w:val="16"/>
+              </w:rPr>
               <w:t xml:space="preserve">/provinces/{code}/cities-municipalities</w:t>
             </w:r>
           </w:p>
@@ -16857,7 +17172,7 @@
                 <w:sz w:val="16"/>
                 <w:szCs w:val="16"/>
               </w:rPr>
-              <w:t xml:space="preserve">Normalized location lists cached 7 days</w:t>
+              <w:t xml:space="preserve">Normalized location lists (10-digit codes, sorted by name) cached 7 days</w:t>
             </w:r>
           </w:p>
         </w:tc>
@@ -17662,7 +17977,7 @@
                 <w:sz w:val="16"/>
                 <w:szCs w:val="16"/>
               </w:rPr>
-              <w:t xml:space="preserve">Unknown ID, or a posting that is not open and approved</w:t>
+              <w:t xml:space="preserve">Unknown ID, or a posting that is not open and approved; unknown PSGC region/province</w:t>
             </w:r>
           </w:p>
         </w:tc>
@@ -17869,7 +18184,7 @@
                 <w:sz w:val="16"/>
                 <w:szCs w:val="16"/>
               </w:rPr>
-              <w:t xml:space="preserve">Core</w:t>
+              <w:t xml:space="preserve">Core, Insights</w:t>
             </w:r>
           </w:p>
         </w:tc>
@@ -17898,7 +18213,22 @@
                 <w:sz w:val="16"/>
                 <w:szCs w:val="16"/>
               </w:rPr>
-              <w:t xml:space="preserve">Form Request validation fails; field errors returned in </w:t>
+              <w:t xml:space="preserve">Form Request validation fails, or a location list </w:t>
+            </w:r>
+            <w:r>
+              <w:rPr>
+                <w:rFonts w:ascii="Consolas" w:cs="Consolas" w:eastAsia="Consolas" w:hAnsi="Consolas"/>
+                <w:sz w:val="16"/>
+                <w:szCs w:val="16"/>
+              </w:rPr>
+              <w:t xml:space="preserve">parent</w:t>
+            </w:r>
+            <w:r>
+              <w:rPr>
+                <w:sz w:val="16"/>
+                <w:szCs w:val="16"/>
+              </w:rPr>
+              <w:t xml:space="preserve"> that is not a 10-digit PSGC code; field errors returned in </w:t>
             </w:r>
             <w:r>
               <w:rPr>
@@ -18882,7 +19212,7 @@
                 <w:sz w:val="16"/>
                 <w:szCs w:val="16"/>
               </w:rPr>
-              <w:t xml:space="preserve">Gateway</w:t>
+              <w:t xml:space="preserve">Gateway, Insights</w:t>
             </w:r>
           </w:p>
         </w:tc>
@@ -18911,7 +19241,7 @@
                 <w:sz w:val="16"/>
                 <w:szCs w:val="16"/>
               </w:rPr>
-              <w:t xml:space="preserve">Health check shows the target service down (e.g., sleeping free-tier instance)</w:t>
+              <w:t xml:space="preserve">Gateway: target service down (e.g., sleeping free-tier instance). Insights: Core Service unreachable for a snapshot, or a PSGC list neither cached nor bundled</w:t>
             </w:r>
           </w:p>
         </w:tc>
@@ -19052,7 +19382,7 @@
         <w:t xml:space="preserve">Graceful degradation.</w:t>
       </w:r>
       <w:r>
-        <w:t xml:space="preserve"> External and legacy integrations never block the core hiring transaction. The Insights Service uses per-source timeouts (Nominatim 5 s, Overpass 8 s, Core 3 s), returns HTTP 200 with whatever parts it could build, and reports each source as </w:t>
+        <w:t xml:space="preserve"> External and legacy integrations never block the core hiring transaction. The Insights Service uses per-source timeouts (Core 3 s, PSGC 5 s, Nominatim 5 s, Overpass 8 s) within a 12-second budget for the whole snapshot, returns HTTP 200 with whatever parts it could build, and reports each source as </w:t>
       </w:r>
       <w:r>
         <w:rPr>
@@ -19088,7 +19418,7 @@
         <w:t xml:space="preserve">unavailable</w:t>
       </w:r>
       <w:r>
-        <w:t xml:space="preserve">; the client hides empty sections and shows "Nearby accessibility information is temporarily unavailable." If the Insights Service itself is down, the job details page still renders the posting, match result and trust score from the Core Service. If the Business Registry is down, administrators can still verify manually and the check can be retried. Retries are limited to one retry with back-off for idempotent GET calls; POST/PATCH calls are never retried automatically.</w:t>
+        <w:t xml:space="preserve">. A source that failed is skipped for 60 seconds (cooldown), so during an outage each request waits for at most one timeout and is answered from the cache. The client explains each gap in plain language (for example "Nearby places could not be loaded right now. Please check again later." or, with city-level coordinates, that distances are measured from the city centre). If the snapshot fails (503) or the Insights Service itself is down, the job details page still renders the posting, match result and trust score from the Core Service and the snapshot section shows a short warning. If the Business Registry is down, administrators can still verify manually and the check can be repeated. Neither the gateway nor the services retry a call automatically; the user or administrator repeats the action.</w:t>
       </w:r>
     </w:p>
     <w:p>
@@ -22301,22 +22631,37 @@
                 <w:sz w:val="16"/>
                 <w:szCs w:val="16"/>
               </w:rPr>
-              <w:t xml:space="preserve">200; </w:t>
-            </w:r>
-            <w:r>
-              <w:rPr>
-                <w:rFonts w:ascii="Consolas" w:cs="Consolas" w:eastAsia="Consolas" w:hAnsi="Consolas"/>
-                <w:sz w:val="16"/>
-                <w:szCs w:val="16"/>
-              </w:rPr>
-              <w:t xml:space="preserve">location.lat/lon</w:t>
-            </w:r>
-            <w:r>
-              <w:rPr>
-                <w:sz w:val="16"/>
-                <w:szCs w:val="16"/>
-              </w:rPr>
-              <w:t xml:space="preserve"> present; </w:t>
+              <w:t xml:space="preserve">200 within 15 s; </w:t>
+            </w:r>
+            <w:r>
+              <w:rPr>
+                <w:rFonts w:ascii="Consolas" w:cs="Consolas" w:eastAsia="Consolas" w:hAnsi="Consolas"/>
+                <w:sz w:val="16"/>
+                <w:szCs w:val="16"/>
+              </w:rPr>
+              <w:t xml:space="preserve">location</w:t>
+            </w:r>
+            <w:r>
+              <w:rPr>
+                <w:sz w:val="16"/>
+                <w:szCs w:val="16"/>
+              </w:rPr>
+              <w:t xml:space="preserve"> has the PSGC code, label and coordinates in the Philippines (</w:t>
+            </w:r>
+            <w:r>
+              <w:rPr>
+                <w:rFonts w:ascii="Consolas" w:cs="Consolas" w:eastAsia="Consolas" w:hAnsi="Consolas"/>
+                <w:sz w:val="16"/>
+                <w:szCs w:val="16"/>
+              </w:rPr>
+              <w:t xml:space="preserve">precision</w:t>
+            </w:r>
+            <w:r>
+              <w:rPr>
+                <w:sz w:val="16"/>
+                <w:szCs w:val="16"/>
+              </w:rPr>
+              <w:t xml:space="preserve"> street or city); </w:t>
             </w:r>
             <w:r>
               <w:rPr>
@@ -22444,7 +22789,22 @@
                 <w:sz w:val="16"/>
                 <w:szCs w:val="16"/>
               </w:rPr>
-              <w:t xml:space="preserve">Snapshot with Overpass unreachable (invalid URL in test env)</w:t>
+              <w:t xml:space="preserve">Snapshot with Overpass unreachable (invalid </w:t>
+            </w:r>
+            <w:r>
+              <w:rPr>
+                <w:rFonts w:ascii="Consolas" w:cs="Consolas" w:eastAsia="Consolas" w:hAnsi="Consolas"/>
+                <w:sz w:val="16"/>
+                <w:szCs w:val="16"/>
+              </w:rPr>
+              <w:t xml:space="preserve">OVERPASS_URL</w:t>
+            </w:r>
+            <w:r>
+              <w:rPr>
+                <w:sz w:val="16"/>
+                <w:szCs w:val="16"/>
+              </w:rPr>
+              <w:t xml:space="preserve"> in test env)</w:t>
             </w:r>
           </w:p>
         </w:tc>
@@ -22517,7 +22877,52 @@
                 <w:sz w:val="16"/>
                 <w:szCs w:val="16"/>
               </w:rPr>
-              <w:t xml:space="preserve">; other sections present</w:t>
+              <w:t xml:space="preserve"> and </w:t>
+            </w:r>
+            <w:r>
+              <w:rPr>
+                <w:rFonts w:ascii="Consolas" w:cs="Consolas" w:eastAsia="Consolas" w:hAnsi="Consolas"/>
+                <w:sz w:val="16"/>
+                <w:szCs w:val="16"/>
+              </w:rPr>
+              <w:t xml:space="preserve">nearby_accessible=null</w:t>
+            </w:r>
+            <w:r>
+              <w:rPr>
+                <w:sz w:val="16"/>
+                <w:szCs w:val="16"/>
+              </w:rPr>
+              <w:t xml:space="preserve"> (</w:t>
+            </w:r>
+            <w:r>
+              <w:rPr>
+                <w:rFonts w:ascii="Consolas" w:cs="Consolas" w:eastAsia="Consolas" w:hAnsi="Consolas"/>
+                <w:sz w:val="16"/>
+                <w:szCs w:val="16"/>
+              </w:rPr>
+              <w:t xml:space="preserve">cached</w:t>
+            </w:r>
+            <w:r>
+              <w:rPr>
+                <w:sz w:val="16"/>
+                <w:szCs w:val="16"/>
+              </w:rPr>
+              <w:t xml:space="preserve">/</w:t>
+            </w:r>
+            <w:r>
+              <w:rPr>
+                <w:rFonts w:ascii="Consolas" w:cs="Consolas" w:eastAsia="Consolas" w:hAnsi="Consolas"/>
+                <w:sz w:val="16"/>
+                <w:szCs w:val="16"/>
+              </w:rPr>
+              <w:t xml:space="preserve">stale</w:t>
+            </w:r>
+            <w:r>
+              <w:rPr>
+                <w:sz w:val="16"/>
+                <w:szCs w:val="16"/>
+              </w:rPr>
+              <w:t xml:space="preserve"> if a cached result exists); location and employer claims present</w:t>
             </w:r>
           </w:p>
         </w:tc>
@@ -23046,15 +23451,15 @@
                 <w:sz w:val="16"/>
                 <w:szCs w:val="16"/>
               </w:rPr>
-              <w:t xml:space="preserve">Insights calls </w:t>
-            </w:r>
-            <w:r>
-              <w:rPr>
-                <w:rFonts w:ascii="Consolas" w:cs="Consolas" w:eastAsia="Consolas" w:hAnsi="Consolas"/>
-                <w:sz w:val="16"/>
-                <w:szCs w:val="16"/>
-              </w:rPr>
-              <w:t xml:space="preserve">/internal/...</w:t>
+              <w:t xml:space="preserve">Call Core </w:t>
+            </w:r>
+            <w:r>
+              <w:rPr>
+                <w:rFonts w:ascii="Consolas" w:cs="Consolas" w:eastAsia="Consolas" w:hAnsi="Consolas"/>
+                <w:sz w:val="16"/>
+                <w:szCs w:val="16"/>
+              </w:rPr>
+              <w:t xml:space="preserve">/internal/job-postings/{id}/summary</w:t>
             </w:r>
             <w:r>
               <w:rPr>
@@ -23127,7 +23532,30 @@
                 <w:sz w:val="16"/>
                 <w:szCs w:val="16"/>
               </w:rPr>
-              <w:t xml:space="preserve">401</w:t>
+              <w:t xml:space="preserve">401 </w:t>
+            </w:r>
+            <w:r>
+              <w:rPr>
+                <w:rFonts w:ascii="Consolas" w:cs="Consolas" w:eastAsia="Consolas" w:hAnsi="Consolas"/>
+                <w:sz w:val="16"/>
+                <w:szCs w:val="16"/>
+              </w:rPr>
+              <w:t xml:space="preserve">UNAUTHENTICATED</w:t>
+            </w:r>
+            <w:r>
+              <w:rPr>
+                <w:sz w:val="16"/>
+                <w:szCs w:val="16"/>
+              </w:rPr>
+              <w:t xml:space="preserve">; the gateway does not route </w:t>
+            </w:r>
+            <w:r>
+              <w:rPr>
+                <w:rFonts w:ascii="Consolas" w:cs="Consolas" w:eastAsia="Consolas" w:hAnsi="Consolas"/>
+                <w:sz w:val="16"/>
+                <w:szCs w:val="16"/>
+              </w:rPr>
+              <w:t xml:space="preserve">/internal/*</w:t>
             </w:r>
           </w:p>
         </w:tc>
@@ -25842,7 +26270,52 @@
                 <w:sz w:val="16"/>
                 <w:szCs w:val="16"/>
               </w:rPr>
-              <w:t xml:space="preserve">, timeouts</w:t>
+              <w:t xml:space="preserve">; optional </w:t>
+            </w:r>
+            <w:r>
+              <w:rPr>
+                <w:rFonts w:ascii="Consolas" w:cs="Consolas" w:eastAsia="Consolas" w:hAnsi="Consolas"/>
+                <w:sz w:val="16"/>
+                <w:szCs w:val="16"/>
+              </w:rPr>
+              <w:t xml:space="preserve">PSGC_URL</w:t>
+            </w:r>
+            <w:r>
+              <w:rPr>
+                <w:sz w:val="16"/>
+                <w:szCs w:val="16"/>
+              </w:rPr>
+              <w:t xml:space="preserve">, </w:t>
+            </w:r>
+            <w:r>
+              <w:rPr>
+                <w:rFonts w:ascii="Consolas" w:cs="Consolas" w:eastAsia="Consolas" w:hAnsi="Consolas"/>
+                <w:sz w:val="16"/>
+                <w:szCs w:val="16"/>
+              </w:rPr>
+              <w:t xml:space="preserve">NOMINATIM_URL</w:t>
+            </w:r>
+            <w:r>
+              <w:rPr>
+                <w:sz w:val="16"/>
+                <w:szCs w:val="16"/>
+              </w:rPr>
+              <w:t xml:space="preserve">, </w:t>
+            </w:r>
+            <w:r>
+              <w:rPr>
+                <w:rFonts w:ascii="Consolas" w:cs="Consolas" w:eastAsia="Consolas" w:hAnsi="Consolas"/>
+                <w:sz w:val="16"/>
+                <w:szCs w:val="16"/>
+              </w:rPr>
+              <w:t xml:space="preserve">OVERPASS_URL</w:t>
+            </w:r>
+            <w:r>
+              <w:rPr>
+                <w:sz w:val="16"/>
+                <w:szCs w:val="16"/>
+              </w:rPr>
+              <w:t xml:space="preserve"> (e.g., a second Overpass instance)</w:t>
             </w:r>
           </w:p>
         </w:tc>
@@ -30566,7 +31039,7 @@
         <w:ind w:left="720" w:hanging="720"/>
       </w:pPr>
       <w:r>
-        <w:t xml:space="preserve">Department of Labor and Employment. (n.d.). PhilJobNet and PESO Employment Information System. Retrieved September 28, 2026, from https://philjobnet.gov.ph/</w:t>
+        <w:t xml:space="preserve">Axios. (n.d.). Axios documentation. https://axios-http.com/docs/intro</w:t>
       </w:r>
     </w:p>
     <w:p>
@@ -30575,7 +31048,7 @@
         <w:ind w:left="720" w:hanging="720"/>
       </w:pPr>
       <w:r>
-        <w:t xml:space="preserve">Deque Systems. (n.d.). axe-core: Accessibility engine for automated web UI testing. https://github.com/dequelabs/axe-core</w:t>
+        <w:t xml:space="preserve">Department of Labor and Employment. (n.d.). PhilJobNet and PESO Employment Information System. Retrieved September 28, 2026, from https://philjobnet.gov.ph/</w:t>
       </w:r>
     </w:p>
     <w:p>
@@ -30584,7 +31057,7 @@
         <w:ind w:left="720" w:hanging="720"/>
       </w:pPr>
       <w:r>
-        <w:t xml:space="preserve">Express.js. (n.d.). Express 4.x API reference. https://expressjs.com/</w:t>
+        <w:t xml:space="preserve">Deque Systems. (n.d.). axe-core: Accessibility engine for automated web UI testing. https://github.com/dequelabs/axe-core</w:t>
       </w:r>
     </w:p>
     <w:p>
@@ -30593,7 +31066,7 @@
         <w:ind w:left="720" w:hanging="720"/>
       </w:pPr>
       <w:r>
-        <w:t xml:space="preserve">GitHub. (n.d.). GitHub Actions documentation. https://docs.github.com/actions</w:t>
+        <w:t xml:space="preserve">Express.js. (n.d.). Express 4.x API reference. https://expressjs.com/</w:t>
       </w:r>
     </w:p>
     <w:p>
@@ -30602,7 +31075,7 @@
         <w:ind w:left="720" w:hanging="720"/>
       </w:pPr>
       <w:r>
-        <w:t xml:space="preserve">Laravel. (n.d.). Laravel 13.x documentation: Sanctum, Authorization, Validation. https://laravel.com/docs/13.x</w:t>
+        <w:t xml:space="preserve">GitHub. (n.d.). GitHub Actions documentation. https://docs.github.com/actions</w:t>
       </w:r>
     </w:p>
     <w:p>
@@ -30611,7 +31084,7 @@
         <w:ind w:left="720" w:hanging="720"/>
       </w:pPr>
       <w:r>
-        <w:t xml:space="preserve">Meta Open Source. (n.d.). React documentation (version 19). https://react.dev/</w:t>
+        <w:t xml:space="preserve">Laravel. (n.d.). Laravel 13.x documentation: Sanctum, Authorization, Validation. https://laravel.com/docs/13.x</w:t>
       </w:r>
     </w:p>
     <w:p>
@@ -30620,7 +31093,7 @@
         <w:ind w:left="720" w:hanging="720"/>
       </w:pPr>
       <w:r>
-        <w:t xml:space="preserve">National Privacy Commission. (2016). Implementing rules and regulations of Republic Act No. 10173, known as the Data Privacy Act of 2012. https://privacy.gov.ph/implementing-rules-regulations-data-privacy-act-2012/</w:t>
+        <w:t xml:space="preserve">Meta Open Source. (n.d.). React documentation (version 19). https://react.dev/</w:t>
       </w:r>
     </w:p>
     <w:p>
@@ -30629,7 +31102,7 @@
         <w:ind w:left="720" w:hanging="720"/>
       </w:pPr>
       <w:r>
-        <w:t xml:space="preserve">OASIS. (2006). Web Services Security UsernameToken Profile 1.1. https://docs.oasis-open.org/wss/v1.1/</w:t>
+        <w:t xml:space="preserve">National Privacy Commission. (2016). Implementing rules and regulations of Republic Act No. 10173, known as the Data Privacy Act of 2012. https://privacy.gov.ph/implementing-rules-regulations-data-privacy-act-2012/</w:t>
       </w:r>
     </w:p>
     <w:p>
@@ -30638,7 +31111,7 @@
         <w:ind w:left="720" w:hanging="720"/>
       </w:pPr>
       <w:r>
-        <w:t xml:space="preserve">OpenJS Foundation. (n.d.). Jest documentation. https://jestjs.io/</w:t>
+        <w:t xml:space="preserve">nock. (n.d.). nock: HTTP server mocking and expectations library for Node.js. https://github.com/nock/nock</w:t>
       </w:r>
     </w:p>
     <w:p>
@@ -30647,7 +31120,7 @@
         <w:ind w:left="720" w:hanging="720"/>
       </w:pPr>
       <w:r>
-        <w:t xml:space="preserve">OpenStreetMap Foundation. (n.d.). Nominatim usage policy. https://operations.osmfoundation.org/policies/nominatim/</w:t>
+        <w:t xml:space="preserve">OASIS. (2006). Web Services Security UsernameToken Profile 1.1. https://docs.oasis-open.org/wss/v1.1/</w:t>
       </w:r>
     </w:p>
     <w:p>
@@ -30656,7 +31129,7 @@
         <w:ind w:left="720" w:hanging="720"/>
       </w:pPr>
       <w:r>
-        <w:t xml:space="preserve">OpenStreetMap Wiki. (n.d.). Overpass API; Key:wheelchair. https://wiki.openstreetmap.org/wiki/Overpass_API</w:t>
+        <w:t xml:space="preserve">OpenJS Foundation. (n.d.). Jest documentation. https://jestjs.io/</w:t>
       </w:r>
     </w:p>
     <w:p>
@@ -30665,7 +31138,34 @@
         <w:ind w:left="720" w:hanging="720"/>
       </w:pPr>
       <w:r>
+        <w:t xml:space="preserve">OpenStreetMap Foundation. (n.d.). Nominatim usage policy. https://operations.osmfoundation.org/policies/nominatim/</w:t>
+      </w:r>
+    </w:p>
+    <w:p>
+      <w:pPr>
+        <w:spacing w:after="100"/>
+        <w:ind w:left="720" w:hanging="720"/>
+      </w:pPr>
+      <w:r>
+        <w:t xml:space="preserve">OpenStreetMap Wiki. (n.d.). Overpass API; Key:wheelchair. https://wiki.openstreetmap.org/wiki/Overpass_API</w:t>
+      </w:r>
+    </w:p>
+    <w:p>
+      <w:pPr>
+        <w:spacing w:after="100"/>
+        <w:ind w:left="720" w:hanging="720"/>
+      </w:pPr>
+      <w:r>
         <w:t xml:space="preserve">Oxc Project. (n.d.). Oxlint linter. https://oxc.rs/docs/guide/usage/linter</w:t>
+      </w:r>
+    </w:p>
+    <w:p>
+      <w:pPr>
+        <w:spacing w:after="100"/>
+        <w:ind w:left="720" w:hanging="720"/>
+      </w:pPr>
+      <w:r>
+        <w:t xml:space="preserve">Philippine Statistics Authority. (n.d.). Philippine Standard Geographic Code (PSGC). https://psa.gov.ph/classification/psgc</w:t>
       </w:r>
     </w:p>
     <w:p>
@@ -38936,7 +39436,7 @@
                 <w:sz w:val="16"/>
                 <w:szCs w:val="16"/>
               </w:rPr>
-              <w:t xml:space="preserve">200 { "id": 42, "address": "123 Quezon Ave., Brgy. Paligsahan", "psgc_code": "137404000",</w:t>
+              <w:t xml:space="preserve">200 { "id": 42, "address": "123 Quezon Ave., Brgy. Paligsahan", "psgc_code": "1381300000",</w:t>
             </w:r>
           </w:p>
           <w:p>
@@ -38949,6 +39449,19 @@
                 <w:sz w:val="16"/>
                 <w:szCs w:val="16"/>
               </w:rPr>
+              <w:t xml:space="preserve">      "location_label": "Quezon City, National Capital Region (NCR)",</w:t>
+            </w:r>
+          </w:p>
+          <w:p>
+            <w:pPr>
+              <w:spacing w:after="0" w:line="240"/>
+            </w:pPr>
+            <w:r>
+              <w:rPr>
+                <w:rFonts w:ascii="Consolas" w:cs="Consolas" w:eastAsia="Consolas" w:hAnsi="Consolas"/>
+                <w:sz w:val="16"/>
+                <w:szCs w:val="16"/>
+              </w:rPr>
               <w:t xml:space="preserve">      "accommodations": [ { "id": 1, "name": "Wheelchair-accessible entrance", "group": "physical_access" } ],</w:t>
             </w:r>
           </w:p>
@@ -38975,7 +39488,20 @@
                 <w:sz w:val="16"/>
                 <w:szCs w:val="16"/>
               </w:rPr>
-              <w:t xml:space="preserve">                       "breakdown": [ { "accommodation_id": 1, "delivered": 5, "of": 5 } ] } }</w:t>
+              <w:t xml:space="preserve">                       "breakdown": [ { "accommodation_id": 1, "name": "Wheelchair-accessible entrance",</w:t>
+            </w:r>
+          </w:p>
+          <w:p>
+            <w:pPr>
+              <w:spacing w:after="0" w:line="240"/>
+            </w:pPr>
+            <w:r>
+              <w:rPr>
+                <w:rFonts w:ascii="Consolas" w:cs="Consolas" w:eastAsia="Consolas" w:hAnsi="Consolas"/>
+                <w:sz w:val="16"/>
+                <w:szCs w:val="16"/>
+              </w:rPr>
+              <w:t xml:space="preserve">                                        "delivered": 5, "partial": 0, "not_delivered": 0, "of": 5 } ] } }</w:t>
             </w:r>
           </w:p>
         </w:tc>
@@ -43233,6 +43759,125 @@
           </w:p>
         </w:tc>
       </w:tr>
+      <w:tr>
+        <w:tc>
+          <w:tcPr>
+            <w:tcW w:type="dxa" w:w="3000"/>
+            <w:tcBorders>
+              <w:top w:val="single" w:color="7F7F7F" w:sz="4"/>
+              <w:left w:val="single" w:color="7F7F7F" w:sz="4"/>
+              <w:bottom w:val="single" w:color="7F7F7F" w:sz="4"/>
+              <w:right w:val="single" w:color="7F7F7F" w:sz="4"/>
+            </w:tcBorders>
+            <w:shd w:fill="F2F2F2" w:color="auto" w:val="clear"/>
+            <w:tcMar>
+              <w:top w:type="dxa" w:w="60"/>
+              <w:left w:type="dxa" w:w="100"/>
+              <w:bottom w:type="dxa" w:w="60"/>
+              <w:right w:type="dxa" w:w="100"/>
+            </w:tcMar>
+          </w:tcPr>
+          <w:p>
+            <w:pPr>
+              <w:spacing w:after="20"/>
+            </w:pPr>
+            <w:r>
+              <w:rPr>
+                <w:b/>
+                <w:bCs/>
+                <w:sz w:val="18"/>
+                <w:szCs w:val="18"/>
+              </w:rPr>
+              <w:t xml:space="preserve">Location lists </w:t>
+            </w:r>
+            <w:r>
+              <w:rPr>
+                <w:rFonts w:ascii="Consolas" w:cs="Consolas" w:eastAsia="Consolas" w:hAnsi="Consolas"/>
+                <w:b/>
+                <w:bCs/>
+                <w:sz w:val="18"/>
+                <w:szCs w:val="18"/>
+              </w:rPr>
+              <w:t xml:space="preserve">X-Data-Source</w:t>
+            </w:r>
+          </w:p>
+        </w:tc>
+        <w:tc>
+          <w:tcPr>
+            <w:tcW w:type="dxa" w:w="7080"/>
+            <w:tcBorders>
+              <w:top w:val="single" w:color="7F7F7F" w:sz="4"/>
+              <w:left w:val="single" w:color="7F7F7F" w:sz="4"/>
+              <w:bottom w:val="single" w:color="7F7F7F" w:sz="4"/>
+              <w:right w:val="single" w:color="7F7F7F" w:sz="4"/>
+            </w:tcBorders>
+            <w:tcMar>
+              <w:top w:type="dxa" w:w="60"/>
+              <w:left w:type="dxa" w:w="100"/>
+              <w:bottom w:type="dxa" w:w="60"/>
+              <w:right w:type="dxa" w:w="100"/>
+            </w:tcMar>
+          </w:tcPr>
+          <w:p>
+            <w:pPr>
+              <w:spacing w:after="20"/>
+            </w:pPr>
+            <w:r>
+              <w:rPr>
+                <w:rFonts w:ascii="Consolas" w:cs="Consolas" w:eastAsia="Consolas" w:hAnsi="Consolas"/>
+                <w:sz w:val="16"/>
+                <w:szCs w:val="16"/>
+              </w:rPr>
+              <w:t xml:space="preserve">ok</w:t>
+            </w:r>
+            <w:r>
+              <w:rPr>
+                <w:sz w:val="16"/>
+                <w:szCs w:val="16"/>
+              </w:rPr>
+              <w:t xml:space="preserve">, </w:t>
+            </w:r>
+            <w:r>
+              <w:rPr>
+                <w:rFonts w:ascii="Consolas" w:cs="Consolas" w:eastAsia="Consolas" w:hAnsi="Consolas"/>
+                <w:sz w:val="16"/>
+                <w:szCs w:val="16"/>
+              </w:rPr>
+              <w:t xml:space="preserve">cached</w:t>
+            </w:r>
+            <w:r>
+              <w:rPr>
+                <w:sz w:val="16"/>
+                <w:szCs w:val="16"/>
+              </w:rPr>
+              <w:t xml:space="preserve">, </w:t>
+            </w:r>
+            <w:r>
+              <w:rPr>
+                <w:rFonts w:ascii="Consolas" w:cs="Consolas" w:eastAsia="Consolas" w:hAnsi="Consolas"/>
+                <w:sz w:val="16"/>
+                <w:szCs w:val="16"/>
+              </w:rPr>
+              <w:t xml:space="preserve">stale</w:t>
+            </w:r>
+            <w:r>
+              <w:rPr>
+                <w:sz w:val="16"/>
+                <w:szCs w:val="16"/>
+              </w:rPr>
+              <w:t xml:space="preserve">, </w:t>
+            </w:r>
+            <w:r>
+              <w:rPr>
+                <w:rFonts w:ascii="Consolas" w:cs="Consolas" w:eastAsia="Consolas" w:hAnsi="Consolas"/>
+                <w:sz w:val="16"/>
+                <w:szCs w:val="16"/>
+              </w:rPr>
+              <w:t xml:space="preserve">fallback</w:t>
+            </w:r>
+          </w:p>
+        </w:tc>
+      </w:tr>
     </w:tbl>
     <w:p>
       <w:pPr>
@@ -43449,7 +44094,7 @@
                 <w:sz w:val="16"/>
                 <w:szCs w:val="16"/>
               </w:rPr>
-              <w:t xml:space="preserve">address_hash (PK), query, lat, lon, precision (</w:t>
+              <w:t xml:space="preserve">address_hash (PK, SHA-256 of the normalized query), query, lat, lon, precision (</w:t>
             </w:r>
             <w:r>
               <w:rPr>
@@ -43508,7 +44153,22 @@
                 <w:sz w:val="16"/>
                 <w:szCs w:val="16"/>
               </w:rPr>
-              <w:t xml:space="preserve">30 days</w:t>
+              <w:t xml:space="preserve">30 days; bundled city centres (</w:t>
+            </w:r>
+            <w:r>
+              <w:rPr>
+                <w:rFonts w:ascii="Consolas" w:cs="Consolas" w:eastAsia="Consolas" w:hAnsi="Consolas"/>
+                <w:sz w:val="16"/>
+                <w:szCs w:val="16"/>
+              </w:rPr>
+              <w:t xml:space="preserve">city-centroids.json</w:t>
+            </w:r>
+            <w:r>
+              <w:rPr>
+                <w:sz w:val="16"/>
+                <w:szCs w:val="16"/>
+              </w:rPr>
+              <w:t xml:space="preserve">, by PSGC code) when Nominatim fails</w:t>
             </w:r>
           </w:p>
         </w:tc>
@@ -43761,7 +44421,22 @@
                 <w:sz w:val="16"/>
                 <w:szCs w:val="16"/>
               </w:rPr>
-              <w:t xml:space="preserve">7 days; bundled NCR + major cities JSON as fallback</w:t>
+              <w:t xml:space="preserve">7 days; bundled JSON of all regions, provinces and their cities/municipalities (</w:t>
+            </w:r>
+            <w:r>
+              <w:rPr>
+                <w:rFonts w:ascii="Consolas" w:cs="Consolas" w:eastAsia="Consolas" w:hAnsi="Consolas"/>
+                <w:sz w:val="16"/>
+                <w:szCs w:val="16"/>
+              </w:rPr>
+              <w:t xml:space="preserve">psgc-fallback.json</w:t>
+            </w:r>
+            <w:r>
+              <w:rPr>
+                <w:sz w:val="16"/>
+                <w:szCs w:val="16"/>
+              </w:rPr>
+              <w:t xml:space="preserve">) as fallback</w:t>
             </w:r>
           </w:p>
         </w:tc>

--- a/docs/OpenDoor_SIA1_Final_Project_Documentation.docx
+++ b/docs/OpenDoor_SIA1_Final_Project_Documentation.docx
@@ -2356,7 +2356,7 @@
         <w:spacing w:after="60"/>
       </w:pPr>
       <w:r>
-        <w:t xml:space="preserve">Email notifications, saved jobs and display settings are "Could have" features and may be delivered only if time allows. No mobile app, payments, or video interviews are included.</w:t>
+        <w:t xml:space="preserve">Email notifications and display settings (M13) are "Could have" features and may be delivered only if time allows (saved jobs, M12, was delivered). No mobile app, payments, or video interviews are included.</w:t>
       </w:r>
     </w:p>
     <w:p>
@@ -9541,6 +9541,741 @@
                 <w:sz w:val="16"/>
                 <w:szCs w:val="16"/>
               </w:rPr>
+              <w:t xml:space="preserve">Core</w:t>
+            </w:r>
+          </w:p>
+        </w:tc>
+        <w:tc>
+          <w:tcPr>
+            <w:tcW w:type="dxa" w:w="950"/>
+            <w:tcBorders>
+              <w:top w:val="single" w:color="7F7F7F" w:sz="4"/>
+              <w:left w:val="single" w:color="7F7F7F" w:sz="4"/>
+              <w:bottom w:val="single" w:color="7F7F7F" w:sz="4"/>
+              <w:right w:val="single" w:color="7F7F7F" w:sz="4"/>
+            </w:tcBorders>
+            <w:tcMar>
+              <w:top w:type="dxa" w:w="60"/>
+              <w:left w:type="dxa" w:w="100"/>
+              <w:bottom w:type="dxa" w:w="60"/>
+              <w:right w:type="dxa" w:w="100"/>
+            </w:tcMar>
+          </w:tcPr>
+          <w:p>
+            <w:pPr>
+              <w:spacing w:after="20"/>
+            </w:pPr>
+            <w:r>
+              <w:rPr>
+                <w:sz w:val="16"/>
+                <w:szCs w:val="16"/>
+              </w:rPr>
+              <w:t xml:space="preserve">GET</w:t>
+            </w:r>
+          </w:p>
+        </w:tc>
+        <w:tc>
+          <w:tcPr>
+            <w:tcW w:type="dxa" w:w="2700"/>
+            <w:tcBorders>
+              <w:top w:val="single" w:color="7F7F7F" w:sz="4"/>
+              <w:left w:val="single" w:color="7F7F7F" w:sz="4"/>
+              <w:bottom w:val="single" w:color="7F7F7F" w:sz="4"/>
+              <w:right w:val="single" w:color="7F7F7F" w:sz="4"/>
+            </w:tcBorders>
+            <w:tcMar>
+              <w:top w:type="dxa" w:w="60"/>
+              <w:left w:type="dxa" w:w="100"/>
+              <w:bottom w:type="dxa" w:w="60"/>
+              <w:right w:type="dxa" w:w="100"/>
+            </w:tcMar>
+          </w:tcPr>
+          <w:p>
+            <w:pPr>
+              <w:spacing w:after="20"/>
+            </w:pPr>
+            <w:r>
+              <w:rPr>
+                <w:sz w:val="16"/>
+                <w:szCs w:val="16"/>
+              </w:rPr>
+              <w:t xml:space="preserve">/api/candidate/dashboard, /api/employer/dashboard, /api/admin/dashboard</w:t>
+            </w:r>
+          </w:p>
+        </w:tc>
+        <w:tc>
+          <w:tcPr>
+            <w:tcW w:type="dxa" w:w="2280"/>
+            <w:tcBorders>
+              <w:top w:val="single" w:color="7F7F7F" w:sz="4"/>
+              <w:left w:val="single" w:color="7F7F7F" w:sz="4"/>
+              <w:bottom w:val="single" w:color="7F7F7F" w:sz="4"/>
+              <w:right w:val="single" w:color="7F7F7F" w:sz="4"/>
+            </w:tcBorders>
+            <w:tcMar>
+              <w:top w:type="dxa" w:w="60"/>
+              <w:left w:type="dxa" w:w="100"/>
+              <w:bottom w:type="dxa" w:w="60"/>
+              <w:right w:type="dxa" w:w="100"/>
+            </w:tcMar>
+          </w:tcPr>
+          <w:p>
+            <w:pPr>
+              <w:spacing w:after="20"/>
+            </w:pPr>
+            <w:r>
+              <w:rPr>
+                <w:sz w:val="16"/>
+                <w:szCs w:val="16"/>
+              </w:rPr>
+              <w:t xml:space="preserve">Role summaries (M8); counts equal the lists they link to</w:t>
+            </w:r>
+          </w:p>
+        </w:tc>
+        <w:tc>
+          <w:tcPr>
+            <w:tcW w:type="dxa" w:w="2900"/>
+            <w:tcBorders>
+              <w:top w:val="single" w:color="7F7F7F" w:sz="4"/>
+              <w:left w:val="single" w:color="7F7F7F" w:sz="4"/>
+              <w:bottom w:val="single" w:color="7F7F7F" w:sz="4"/>
+              <w:right w:val="single" w:color="7F7F7F" w:sz="4"/>
+            </w:tcBorders>
+            <w:tcMar>
+              <w:top w:type="dxa" w:w="60"/>
+              <w:left w:type="dxa" w:w="100"/>
+              <w:bottom w:type="dxa" w:w="60"/>
+              <w:right w:type="dxa" w:w="100"/>
+            </w:tcMar>
+          </w:tcPr>
+          <w:p>
+            <w:pPr>
+              <w:spacing w:after="20"/>
+            </w:pPr>
+            <w:r>
+              <w:rPr>
+                <w:sz w:val="16"/>
+                <w:szCs w:val="16"/>
+              </w:rPr>
+              <w:t xml:space="preserve">→ zero-filled counts per status, matching jobs, ratings due, trust score, queues</w:t>
+            </w:r>
+          </w:p>
+        </w:tc>
+      </w:tr>
+      <w:tr>
+        <w:tc>
+          <w:tcPr>
+            <w:tcW w:type="dxa" w:w="1250"/>
+            <w:tcBorders>
+              <w:top w:val="single" w:color="7F7F7F" w:sz="4"/>
+              <w:left w:val="single" w:color="7F7F7F" w:sz="4"/>
+              <w:bottom w:val="single" w:color="7F7F7F" w:sz="4"/>
+              <w:right w:val="single" w:color="7F7F7F" w:sz="4"/>
+            </w:tcBorders>
+            <w:tcMar>
+              <w:top w:type="dxa" w:w="60"/>
+              <w:left w:type="dxa" w:w="100"/>
+              <w:bottom w:type="dxa" w:w="60"/>
+              <w:right w:type="dxa" w:w="100"/>
+            </w:tcMar>
+          </w:tcPr>
+          <w:p>
+            <w:pPr>
+              <w:spacing w:after="20"/>
+            </w:pPr>
+            <w:r>
+              <w:rPr>
+                <w:sz w:val="16"/>
+                <w:szCs w:val="16"/>
+              </w:rPr>
+              <w:t xml:space="preserve">Core</w:t>
+            </w:r>
+          </w:p>
+        </w:tc>
+        <w:tc>
+          <w:tcPr>
+            <w:tcW w:type="dxa" w:w="950"/>
+            <w:tcBorders>
+              <w:top w:val="single" w:color="7F7F7F" w:sz="4"/>
+              <w:left w:val="single" w:color="7F7F7F" w:sz="4"/>
+              <w:bottom w:val="single" w:color="7F7F7F" w:sz="4"/>
+              <w:right w:val="single" w:color="7F7F7F" w:sz="4"/>
+            </w:tcBorders>
+            <w:tcMar>
+              <w:top w:type="dxa" w:w="60"/>
+              <w:left w:type="dxa" w:w="100"/>
+              <w:bottom w:type="dxa" w:w="60"/>
+              <w:right w:type="dxa" w:w="100"/>
+            </w:tcMar>
+          </w:tcPr>
+          <w:p>
+            <w:pPr>
+              <w:spacing w:after="20"/>
+            </w:pPr>
+            <w:r>
+              <w:rPr>
+                <w:sz w:val="16"/>
+                <w:szCs w:val="16"/>
+              </w:rPr>
+              <w:t xml:space="preserve">GET, PATCH</w:t>
+            </w:r>
+          </w:p>
+        </w:tc>
+        <w:tc>
+          <w:tcPr>
+            <w:tcW w:type="dxa" w:w="2700"/>
+            <w:tcBorders>
+              <w:top w:val="single" w:color="7F7F7F" w:sz="4"/>
+              <w:left w:val="single" w:color="7F7F7F" w:sz="4"/>
+              <w:bottom w:val="single" w:color="7F7F7F" w:sz="4"/>
+              <w:right w:val="single" w:color="7F7F7F" w:sz="4"/>
+            </w:tcBorders>
+            <w:tcMar>
+              <w:top w:type="dxa" w:w="60"/>
+              <w:left w:type="dxa" w:w="100"/>
+              <w:bottom w:type="dxa" w:w="60"/>
+              <w:right w:type="dxa" w:w="100"/>
+            </w:tcMar>
+          </w:tcPr>
+          <w:p>
+            <w:pPr>
+              <w:spacing w:after="20"/>
+            </w:pPr>
+            <w:r>
+              <w:rPr>
+                <w:sz w:val="16"/>
+                <w:szCs w:val="16"/>
+              </w:rPr>
+              <w:t xml:space="preserve">/api/notifications, /api/notifications/{id}/read, /api/notifications/read-all</w:t>
+            </w:r>
+          </w:p>
+        </w:tc>
+        <w:tc>
+          <w:tcPr>
+            <w:tcW w:type="dxa" w:w="2280"/>
+            <w:tcBorders>
+              <w:top w:val="single" w:color="7F7F7F" w:sz="4"/>
+              <w:left w:val="single" w:color="7F7F7F" w:sz="4"/>
+              <w:bottom w:val="single" w:color="7F7F7F" w:sz="4"/>
+              <w:right w:val="single" w:color="7F7F7F" w:sz="4"/>
+            </w:tcBorders>
+            <w:tcMar>
+              <w:top w:type="dxa" w:w="60"/>
+              <w:left w:type="dxa" w:w="100"/>
+              <w:bottom w:type="dxa" w:w="60"/>
+              <w:right w:type="dxa" w:w="100"/>
+            </w:tcMar>
+          </w:tcPr>
+          <w:p>
+            <w:pPr>
+              <w:spacing w:after="20"/>
+            </w:pPr>
+            <w:r>
+              <w:rPr>
+                <w:sz w:val="16"/>
+                <w:szCs w:val="16"/>
+              </w:rPr>
+              <w:t xml:space="preserve">In-app notices for candidates and employers (M9)</w:t>
+            </w:r>
+          </w:p>
+        </w:tc>
+        <w:tc>
+          <w:tcPr>
+            <w:tcW w:type="dxa" w:w="2900"/>
+            <w:tcBorders>
+              <w:top w:val="single" w:color="7F7F7F" w:sz="4"/>
+              <w:left w:val="single" w:color="7F7F7F" w:sz="4"/>
+              <w:bottom w:val="single" w:color="7F7F7F" w:sz="4"/>
+              <w:right w:val="single" w:color="7F7F7F" w:sz="4"/>
+            </w:tcBorders>
+            <w:tcMar>
+              <w:top w:type="dxa" w:w="60"/>
+              <w:left w:type="dxa" w:w="100"/>
+              <w:bottom w:type="dxa" w:w="60"/>
+              <w:right w:type="dxa" w:w="100"/>
+            </w:tcMar>
+          </w:tcPr>
+          <w:p>
+            <w:pPr>
+              <w:spacing w:after="20"/>
+            </w:pPr>
+            <w:r>
+              <w:rPr>
+                <w:sz w:val="16"/>
+                <w:szCs w:val="16"/>
+              </w:rPr>
+              <w:t xml:space="preserve">→ {data:[{id,type,data:{message,url},read_at}], meta:{unread_count}}</w:t>
+            </w:r>
+          </w:p>
+        </w:tc>
+      </w:tr>
+      <w:tr>
+        <w:tc>
+          <w:tcPr>
+            <w:tcW w:type="dxa" w:w="1250"/>
+            <w:tcBorders>
+              <w:top w:val="single" w:color="7F7F7F" w:sz="4"/>
+              <w:left w:val="single" w:color="7F7F7F" w:sz="4"/>
+              <w:bottom w:val="single" w:color="7F7F7F" w:sz="4"/>
+              <w:right w:val="single" w:color="7F7F7F" w:sz="4"/>
+            </w:tcBorders>
+            <w:tcMar>
+              <w:top w:type="dxa" w:w="60"/>
+              <w:left w:type="dxa" w:w="100"/>
+              <w:bottom w:type="dxa" w:w="60"/>
+              <w:right w:type="dxa" w:w="100"/>
+            </w:tcMar>
+          </w:tcPr>
+          <w:p>
+            <w:pPr>
+              <w:spacing w:after="20"/>
+            </w:pPr>
+            <w:r>
+              <w:rPr>
+                <w:sz w:val="16"/>
+                <w:szCs w:val="16"/>
+              </w:rPr>
+              <w:t xml:space="preserve">Core</w:t>
+            </w:r>
+          </w:p>
+        </w:tc>
+        <w:tc>
+          <w:tcPr>
+            <w:tcW w:type="dxa" w:w="950"/>
+            <w:tcBorders>
+              <w:top w:val="single" w:color="7F7F7F" w:sz="4"/>
+              <w:left w:val="single" w:color="7F7F7F" w:sz="4"/>
+              <w:bottom w:val="single" w:color="7F7F7F" w:sz="4"/>
+              <w:right w:val="single" w:color="7F7F7F" w:sz="4"/>
+            </w:tcBorders>
+            <w:tcMar>
+              <w:top w:type="dxa" w:w="60"/>
+              <w:left w:type="dxa" w:w="100"/>
+              <w:bottom w:type="dxa" w:w="60"/>
+              <w:right w:type="dxa" w:w="100"/>
+            </w:tcMar>
+          </w:tcPr>
+          <w:p>
+            <w:pPr>
+              <w:spacing w:after="20"/>
+            </w:pPr>
+            <w:r>
+              <w:rPr>
+                <w:sz w:val="16"/>
+                <w:szCs w:val="16"/>
+              </w:rPr>
+              <w:t xml:space="preserve">POST; GET, PATCH</w:t>
+            </w:r>
+          </w:p>
+        </w:tc>
+        <w:tc>
+          <w:tcPr>
+            <w:tcW w:type="dxa" w:w="2700"/>
+            <w:tcBorders>
+              <w:top w:val="single" w:color="7F7F7F" w:sz="4"/>
+              <w:left w:val="single" w:color="7F7F7F" w:sz="4"/>
+              <w:bottom w:val="single" w:color="7F7F7F" w:sz="4"/>
+              <w:right w:val="single" w:color="7F7F7F" w:sz="4"/>
+            </w:tcBorders>
+            <w:tcMar>
+              <w:top w:type="dxa" w:w="60"/>
+              <w:left w:type="dxa" w:w="100"/>
+              <w:bottom w:type="dxa" w:w="60"/>
+              <w:right w:type="dxa" w:w="100"/>
+            </w:tcMar>
+          </w:tcPr>
+          <w:p>
+            <w:pPr>
+              <w:spacing w:after="20"/>
+            </w:pPr>
+            <w:r>
+              <w:rPr>
+                <w:sz w:val="16"/>
+                <w:szCs w:val="16"/>
+              </w:rPr>
+              <w:t xml:space="preserve">/api/job-postings/{id}/reports; /api/admin/reports/{id}</w:t>
+            </w:r>
+          </w:p>
+        </w:tc>
+        <w:tc>
+          <w:tcPr>
+            <w:tcW w:type="dxa" w:w="2280"/>
+            <w:tcBorders>
+              <w:top w:val="single" w:color="7F7F7F" w:sz="4"/>
+              <w:left w:val="single" w:color="7F7F7F" w:sz="4"/>
+              <w:bottom w:val="single" w:color="7F7F7F" w:sz="4"/>
+              <w:right w:val="single" w:color="7F7F7F" w:sz="4"/>
+            </w:tcBorders>
+            <w:tcMar>
+              <w:top w:type="dxa" w:w="60"/>
+              <w:left w:type="dxa" w:w="100"/>
+              <w:bottom w:type="dxa" w:w="60"/>
+              <w:right w:type="dxa" w:w="100"/>
+            </w:tcMar>
+          </w:tcPr>
+          <w:p>
+            <w:pPr>
+              <w:spacing w:after="20"/>
+            </w:pPr>
+            <w:r>
+              <w:rPr>
+                <w:sz w:val="16"/>
+                <w:szCs w:val="16"/>
+              </w:rPr>
+              <w:t xml:space="preserve">Report a visible posting; admin dismisses or records action (M10)</w:t>
+            </w:r>
+          </w:p>
+        </w:tc>
+        <w:tc>
+          <w:tcPr>
+            <w:tcW w:type="dxa" w:w="2900"/>
+            <w:tcBorders>
+              <w:top w:val="single" w:color="7F7F7F" w:sz="4"/>
+              <w:left w:val="single" w:color="7F7F7F" w:sz="4"/>
+              <w:bottom w:val="single" w:color="7F7F7F" w:sz="4"/>
+              <w:right w:val="single" w:color="7F7F7F" w:sz="4"/>
+            </w:tcBorders>
+            <w:tcMar>
+              <w:top w:type="dxa" w:w="60"/>
+              <w:left w:type="dxa" w:w="100"/>
+              <w:bottom w:type="dxa" w:w="60"/>
+              <w:right w:type="dxa" w:w="100"/>
+            </w:tcMar>
+          </w:tcPr>
+          <w:p>
+            <w:pPr>
+              <w:spacing w:after="20"/>
+            </w:pPr>
+            <w:r>
+              <w:rPr>
+                <w:sz w:val="16"/>
+                <w:szCs w:val="16"/>
+              </w:rPr>
+              <w:t xml:space="preserve">{reason} → 201; {status:'dismissed'|'actioned', note} → 200</w:t>
+            </w:r>
+          </w:p>
+        </w:tc>
+      </w:tr>
+      <w:tr>
+        <w:tc>
+          <w:tcPr>
+            <w:tcW w:type="dxa" w:w="1250"/>
+            <w:tcBorders>
+              <w:top w:val="single" w:color="7F7F7F" w:sz="4"/>
+              <w:left w:val="single" w:color="7F7F7F" w:sz="4"/>
+              <w:bottom w:val="single" w:color="7F7F7F" w:sz="4"/>
+              <w:right w:val="single" w:color="7F7F7F" w:sz="4"/>
+            </w:tcBorders>
+            <w:tcMar>
+              <w:top w:type="dxa" w:w="60"/>
+              <w:left w:type="dxa" w:w="100"/>
+              <w:bottom w:type="dxa" w:w="60"/>
+              <w:right w:type="dxa" w:w="100"/>
+            </w:tcMar>
+          </w:tcPr>
+          <w:p>
+            <w:pPr>
+              <w:spacing w:after="20"/>
+            </w:pPr>
+            <w:r>
+              <w:rPr>
+                <w:sz w:val="16"/>
+                <w:szCs w:val="16"/>
+              </w:rPr>
+              <w:t xml:space="preserve">Core</w:t>
+            </w:r>
+          </w:p>
+        </w:tc>
+        <w:tc>
+          <w:tcPr>
+            <w:tcW w:type="dxa" w:w="950"/>
+            <w:tcBorders>
+              <w:top w:val="single" w:color="7F7F7F" w:sz="4"/>
+              <w:left w:val="single" w:color="7F7F7F" w:sz="4"/>
+              <w:bottom w:val="single" w:color="7F7F7F" w:sz="4"/>
+              <w:right w:val="single" w:color="7F7F7F" w:sz="4"/>
+            </w:tcBorders>
+            <w:tcMar>
+              <w:top w:type="dxa" w:w="60"/>
+              <w:left w:type="dxa" w:w="100"/>
+              <w:bottom w:type="dxa" w:w="60"/>
+              <w:right w:type="dxa" w:w="100"/>
+            </w:tcMar>
+          </w:tcPr>
+          <w:p>
+            <w:pPr>
+              <w:spacing w:after="20"/>
+            </w:pPr>
+            <w:r>
+              <w:rPr>
+                <w:sz w:val="16"/>
+                <w:szCs w:val="16"/>
+              </w:rPr>
+              <w:t xml:space="preserve">PATCH</w:t>
+            </w:r>
+          </w:p>
+        </w:tc>
+        <w:tc>
+          <w:tcPr>
+            <w:tcW w:type="dxa" w:w="2700"/>
+            <w:tcBorders>
+              <w:top w:val="single" w:color="7F7F7F" w:sz="4"/>
+              <w:left w:val="single" w:color="7F7F7F" w:sz="4"/>
+              <w:bottom w:val="single" w:color="7F7F7F" w:sz="4"/>
+              <w:right w:val="single" w:color="7F7F7F" w:sz="4"/>
+            </w:tcBorders>
+            <w:tcMar>
+              <w:top w:type="dxa" w:w="60"/>
+              <w:left w:type="dxa" w:w="100"/>
+              <w:bottom w:type="dxa" w:w="60"/>
+              <w:right w:type="dxa" w:w="100"/>
+            </w:tcMar>
+          </w:tcPr>
+          <w:p>
+            <w:pPr>
+              <w:spacing w:after="20"/>
+            </w:pPr>
+            <w:r>
+              <w:rPr>
+                <w:sz w:val="16"/>
+                <w:szCs w:val="16"/>
+              </w:rPr>
+              <w:t xml:space="preserve">/api/admin/users/{id}/suspend</w:t>
+            </w:r>
+          </w:p>
+        </w:tc>
+        <w:tc>
+          <w:tcPr>
+            <w:tcW w:type="dxa" w:w="2280"/>
+            <w:tcBorders>
+              <w:top w:val="single" w:color="7F7F7F" w:sz="4"/>
+              <w:left w:val="single" w:color="7F7F7F" w:sz="4"/>
+              <w:bottom w:val="single" w:color="7F7F7F" w:sz="4"/>
+              <w:right w:val="single" w:color="7F7F7F" w:sz="4"/>
+            </w:tcBorders>
+            <w:tcMar>
+              <w:top w:type="dxa" w:w="60"/>
+              <w:left w:type="dxa" w:w="100"/>
+              <w:bottom w:type="dxa" w:w="60"/>
+              <w:right w:type="dxa" w:w="100"/>
+            </w:tcMar>
+          </w:tcPr>
+          <w:p>
+            <w:pPr>
+              <w:spacing w:after="20"/>
+            </w:pPr>
+            <w:r>
+              <w:rPr>
+                <w:sz w:val="16"/>
+                <w:szCs w:val="16"/>
+              </w:rPr>
+              <w:t xml:space="preserve">Suspend (revokes all tokens, hides an employer's postings) or reactivate (M10)</w:t>
+            </w:r>
+          </w:p>
+        </w:tc>
+        <w:tc>
+          <w:tcPr>
+            <w:tcW w:type="dxa" w:w="2900"/>
+            <w:tcBorders>
+              <w:top w:val="single" w:color="7F7F7F" w:sz="4"/>
+              <w:left w:val="single" w:color="7F7F7F" w:sz="4"/>
+              <w:bottom w:val="single" w:color="7F7F7F" w:sz="4"/>
+              <w:right w:val="single" w:color="7F7F7F" w:sz="4"/>
+            </w:tcBorders>
+            <w:tcMar>
+              <w:top w:type="dxa" w:w="60"/>
+              <w:left w:type="dxa" w:w="100"/>
+              <w:bottom w:type="dxa" w:w="60"/>
+              <w:right w:type="dxa" w:w="100"/>
+            </w:tcMar>
+          </w:tcPr>
+          <w:p>
+            <w:pPr>
+              <w:spacing w:after="20"/>
+            </w:pPr>
+            <w:r>
+              <w:rPr>
+                <w:sz w:val="16"/>
+                <w:szCs w:val="16"/>
+              </w:rPr>
+              <w:t xml:space="preserve">{suspended:true|false} → 200 user; own account → 422</w:t>
+            </w:r>
+          </w:p>
+        </w:tc>
+      </w:tr>
+      <w:tr>
+        <w:tc>
+          <w:tcPr>
+            <w:tcW w:type="dxa" w:w="1250"/>
+            <w:tcBorders>
+              <w:top w:val="single" w:color="7F7F7F" w:sz="4"/>
+              <w:left w:val="single" w:color="7F7F7F" w:sz="4"/>
+              <w:bottom w:val="single" w:color="7F7F7F" w:sz="4"/>
+              <w:right w:val="single" w:color="7F7F7F" w:sz="4"/>
+            </w:tcBorders>
+            <w:tcMar>
+              <w:top w:type="dxa" w:w="60"/>
+              <w:left w:type="dxa" w:w="100"/>
+              <w:bottom w:type="dxa" w:w="60"/>
+              <w:right w:type="dxa" w:w="100"/>
+            </w:tcMar>
+          </w:tcPr>
+          <w:p>
+            <w:pPr>
+              <w:spacing w:after="20"/>
+            </w:pPr>
+            <w:r>
+              <w:rPr>
+                <w:sz w:val="16"/>
+                <w:szCs w:val="16"/>
+              </w:rPr>
+              <w:t xml:space="preserve">Core</w:t>
+            </w:r>
+          </w:p>
+        </w:tc>
+        <w:tc>
+          <w:tcPr>
+            <w:tcW w:type="dxa" w:w="950"/>
+            <w:tcBorders>
+              <w:top w:val="single" w:color="7F7F7F" w:sz="4"/>
+              <w:left w:val="single" w:color="7F7F7F" w:sz="4"/>
+              <w:bottom w:val="single" w:color="7F7F7F" w:sz="4"/>
+              <w:right w:val="single" w:color="7F7F7F" w:sz="4"/>
+            </w:tcBorders>
+            <w:tcMar>
+              <w:top w:type="dxa" w:w="60"/>
+              <w:left w:type="dxa" w:w="100"/>
+              <w:bottom w:type="dxa" w:w="60"/>
+              <w:right w:type="dxa" w:w="100"/>
+            </w:tcMar>
+          </w:tcPr>
+          <w:p>
+            <w:pPr>
+              <w:spacing w:after="20"/>
+            </w:pPr>
+            <w:r>
+              <w:rPr>
+                <w:sz w:val="16"/>
+                <w:szCs w:val="16"/>
+              </w:rPr>
+              <w:t xml:space="preserve">GET; POST, DELETE</w:t>
+            </w:r>
+          </w:p>
+        </w:tc>
+        <w:tc>
+          <w:tcPr>
+            <w:tcW w:type="dxa" w:w="2700"/>
+            <w:tcBorders>
+              <w:top w:val="single" w:color="7F7F7F" w:sz="4"/>
+              <w:left w:val="single" w:color="7F7F7F" w:sz="4"/>
+              <w:bottom w:val="single" w:color="7F7F7F" w:sz="4"/>
+              <w:right w:val="single" w:color="7F7F7F" w:sz="4"/>
+            </w:tcBorders>
+            <w:tcMar>
+              <w:top w:type="dxa" w:w="60"/>
+              <w:left w:type="dxa" w:w="100"/>
+              <w:bottom w:type="dxa" w:w="60"/>
+              <w:right w:type="dxa" w:w="100"/>
+            </w:tcMar>
+          </w:tcPr>
+          <w:p>
+            <w:pPr>
+              <w:spacing w:after="20"/>
+            </w:pPr>
+            <w:r>
+              <w:rPr>
+                <w:sz w:val="16"/>
+                <w:szCs w:val="16"/>
+              </w:rPr>
+              <w:t xml:space="preserve">/api/candidate/saved-jobs; /api/candidate/saved-jobs/{jobId}</w:t>
+            </w:r>
+          </w:p>
+        </w:tc>
+        <w:tc>
+          <w:tcPr>
+            <w:tcW w:type="dxa" w:w="2280"/>
+            <w:tcBorders>
+              <w:top w:val="single" w:color="7F7F7F" w:sz="4"/>
+              <w:left w:val="single" w:color="7F7F7F" w:sz="4"/>
+              <w:bottom w:val="single" w:color="7F7F7F" w:sz="4"/>
+              <w:right w:val="single" w:color="7F7F7F" w:sz="4"/>
+            </w:tcBorders>
+            <w:tcMar>
+              <w:top w:type="dxa" w:w="60"/>
+              <w:left w:type="dxa" w:w="100"/>
+              <w:bottom w:type="dxa" w:w="60"/>
+              <w:right w:type="dxa" w:w="100"/>
+            </w:tcMar>
+          </w:tcPr>
+          <w:p>
+            <w:pPr>
+              <w:spacing w:after="20"/>
+            </w:pPr>
+            <w:r>
+              <w:rPr>
+                <w:sz w:val="16"/>
+                <w:szCs w:val="16"/>
+              </w:rPr>
+              <w:t xml:space="preserve">Bookmarks of visible postings (M12)</w:t>
+            </w:r>
+          </w:p>
+        </w:tc>
+        <w:tc>
+          <w:tcPr>
+            <w:tcW w:type="dxa" w:w="2900"/>
+            <w:tcBorders>
+              <w:top w:val="single" w:color="7F7F7F" w:sz="4"/>
+              <w:left w:val="single" w:color="7F7F7F" w:sz="4"/>
+              <w:bottom w:val="single" w:color="7F7F7F" w:sz="4"/>
+              <w:right w:val="single" w:color="7F7F7F" w:sz="4"/>
+            </w:tcBorders>
+            <w:tcMar>
+              <w:top w:type="dxa" w:w="60"/>
+              <w:left w:type="dxa" w:w="100"/>
+              <w:bottom w:type="dxa" w:w="60"/>
+              <w:right w:type="dxa" w:w="100"/>
+            </w:tcMar>
+          </w:tcPr>
+          <w:p>
+            <w:pPr>
+              <w:spacing w:after="20"/>
+            </w:pPr>
+            <w:r>
+              <w:rPr>
+                <w:sz w:val="16"/>
+                <w:szCs w:val="16"/>
+              </w:rPr>
+              <w:t xml:space="preserve">→ {data:[posting+saved], meta}; POST 201 (200 if already saved); DELETE 204</w:t>
+            </w:r>
+          </w:p>
+        </w:tc>
+      </w:tr>
+      <w:tr>
+        <w:tc>
+          <w:tcPr>
+            <w:tcW w:type="dxa" w:w="1250"/>
+            <w:tcBorders>
+              <w:top w:val="single" w:color="7F7F7F" w:sz="4"/>
+              <w:left w:val="single" w:color="7F7F7F" w:sz="4"/>
+              <w:bottom w:val="single" w:color="7F7F7F" w:sz="4"/>
+              <w:right w:val="single" w:color="7F7F7F" w:sz="4"/>
+            </w:tcBorders>
+            <w:tcMar>
+              <w:top w:type="dxa" w:w="60"/>
+              <w:left w:type="dxa" w:w="100"/>
+              <w:bottom w:type="dxa" w:w="60"/>
+              <w:right w:type="dxa" w:w="100"/>
+            </w:tcMar>
+          </w:tcPr>
+          <w:p>
+            <w:pPr>
+              <w:spacing w:after="20"/>
+            </w:pPr>
+            <w:r>
+              <w:rPr>
+                <w:sz w:val="16"/>
+                <w:szCs w:val="16"/>
+              </w:rPr>
               <w:t xml:space="preserve">Core (internal)</w:t>
             </w:r>
           </w:p>
@@ -17261,7 +17996,7 @@
                 <w:sz w:val="16"/>
                 <w:szCs w:val="16"/>
               </w:rPr>
-              <w:t xml:space="preserve">Application status change, feedback saved/hidden (observer)</w:t>
+              <w:t xml:space="preserve">Application status change; admin decision on an employer's verification or a posting's review; feedback saved/hidden (observer)</w:t>
             </w:r>
           </w:p>
         </w:tc>
@@ -17290,7 +18025,7 @@
                 <w:sz w:val="16"/>
                 <w:szCs w:val="16"/>
               </w:rPr>
-              <w:t xml:space="preserve">Application, feedback items</w:t>
+              <w:t xml:space="preserve">Application, decision and reason, feedback items</w:t>
             </w:r>
           </w:p>
         </w:tc>
@@ -17319,7 +18054,67 @@
                 <w:sz w:val="16"/>
                 <w:szCs w:val="16"/>
               </w:rPr>
-              <w:t xml:space="preserve">Notification created; employer trust score and feedback count recalculated</w:t>
+              <w:t xml:space="preserve">In-app notification created (</w:t>
+            </w:r>
+            <w:r>
+              <w:rPr>
+                <w:rFonts w:ascii="Consolas" w:cs="Consolas" w:eastAsia="Consolas" w:hAnsi="Consolas"/>
+                <w:sz w:val="16"/>
+                <w:szCs w:val="16"/>
+              </w:rPr>
+              <w:t xml:space="preserve">application_received</w:t>
+            </w:r>
+            <w:r>
+              <w:rPr>
+                <w:sz w:val="16"/>
+                <w:szCs w:val="16"/>
+              </w:rPr>
+              <w:t xml:space="preserve">, </w:t>
+            </w:r>
+            <w:r>
+              <w:rPr>
+                <w:rFonts w:ascii="Consolas" w:cs="Consolas" w:eastAsia="Consolas" w:hAnsi="Consolas"/>
+                <w:sz w:val="16"/>
+                <w:szCs w:val="16"/>
+              </w:rPr>
+              <w:t xml:space="preserve">application_status_changed</w:t>
+            </w:r>
+            <w:r>
+              <w:rPr>
+                <w:sz w:val="16"/>
+                <w:szCs w:val="16"/>
+              </w:rPr>
+              <w:t xml:space="preserve">, </w:t>
+            </w:r>
+            <w:r>
+              <w:rPr>
+                <w:rFonts w:ascii="Consolas" w:cs="Consolas" w:eastAsia="Consolas" w:hAnsi="Consolas"/>
+                <w:sz w:val="16"/>
+                <w:szCs w:val="16"/>
+              </w:rPr>
+              <w:t xml:space="preserve">employer_verification</w:t>
+            </w:r>
+            <w:r>
+              <w:rPr>
+                <w:sz w:val="16"/>
+                <w:szCs w:val="16"/>
+              </w:rPr>
+              <w:t xml:space="preserve">, </w:t>
+            </w:r>
+            <w:r>
+              <w:rPr>
+                <w:rFonts w:ascii="Consolas" w:cs="Consolas" w:eastAsia="Consolas" w:hAnsi="Consolas"/>
+                <w:sz w:val="16"/>
+                <w:szCs w:val="16"/>
+              </w:rPr>
+              <w:t xml:space="preserve">posting_review</w:t>
+            </w:r>
+            <w:r>
+              <w:rPr>
+                <w:sz w:val="16"/>
+                <w:szCs w:val="16"/>
+              </w:rPr>
+              <w:t xml:space="preserve">); employer trust score and feedback count recalculated</w:t>
             </w:r>
           </w:p>
         </w:tc>
@@ -17594,7 +18389,7 @@
                 <w:sz w:val="16"/>
                 <w:szCs w:val="16"/>
               </w:rPr>
-              <w:t xml:space="preserve">Gateway, services</w:t>
+              <w:t xml:space="preserve">Core</w:t>
             </w:r>
           </w:p>
         </w:tc>
@@ -17623,7 +18418,22 @@
                 <w:sz w:val="16"/>
                 <w:szCs w:val="16"/>
               </w:rPr>
-              <w:t xml:space="preserve">Malformed JSON or query parameters</w:t>
+              <w:t xml:space="preserve">A request the framework rejects as malformed. A malformed JSON body is read as empty and answered with 422 </w:t>
+            </w:r>
+            <w:r>
+              <w:rPr>
+                <w:rFonts w:ascii="Consolas" w:cs="Consolas" w:eastAsia="Consolas" w:hAnsi="Consolas"/>
+                <w:sz w:val="16"/>
+                <w:szCs w:val="16"/>
+              </w:rPr>
+              <w:t xml:space="preserve">VALIDATION_FAILED</w:t>
+            </w:r>
+            <w:r>
+              <w:rPr>
+                <w:sz w:val="16"/>
+                <w:szCs w:val="16"/>
+              </w:rPr>
+              <w:t xml:space="preserve"> (never a stack trace)</w:t>
             </w:r>
           </w:p>
         </w:tc>
@@ -17741,7 +18551,7 @@
                 <w:sz w:val="16"/>
                 <w:szCs w:val="16"/>
               </w:rPr>
-              <w:t xml:space="preserve">Missing, invalid or revoked Sanctum token; the client logs the user out</w:t>
+              <w:t xml:space="preserve">Missing, invalid or revoked Sanctum token (also every token of a suspended account); the client logs the user out</w:t>
             </w:r>
           </w:p>
         </w:tc>
@@ -17859,7 +18669,7 @@
                 <w:sz w:val="16"/>
                 <w:szCs w:val="16"/>
               </w:rPr>
-              <w:t xml:space="preserve">Wrong role or Policy denies (e.g., editing another employer's posting); suspended account</w:t>
+              <w:t xml:space="preserve">Wrong role or Policy denies (e.g., editing another employer's posting, reading another candidate's application); login to a suspended account</w:t>
             </w:r>
           </w:p>
         </w:tc>
@@ -17977,7 +18787,7 @@
                 <w:sz w:val="16"/>
                 <w:szCs w:val="16"/>
               </w:rPr>
-              <w:t xml:space="preserve">Unknown ID, or a posting that is not open and approved; unknown PSGC region/province</w:t>
+              <w:t xml:space="preserve">Unknown ID; a posting that is not open and approved, or whose employer is suspended (also when saving, applying or reporting); unknown PSGC region/province</w:t>
             </w:r>
           </w:p>
         </w:tc>
@@ -18228,7 +19038,37 @@
                 <w:sz w:val="16"/>
                 <w:szCs w:val="16"/>
               </w:rPr>
-              <w:t xml:space="preserve"> that is not a 10-digit PSGC code; field errors returned in </w:t>
+              <w:t xml:space="preserve"> that is not a 10-digit PSGC code; also business checks reported per field: a second open report on the same posting (</w:t>
+            </w:r>
+            <w:r>
+              <w:rPr>
+                <w:rFonts w:ascii="Consolas" w:cs="Consolas" w:eastAsia="Consolas" w:hAnsi="Consolas"/>
+                <w:sz w:val="16"/>
+                <w:szCs w:val="16"/>
+              </w:rPr>
+              <w:t xml:space="preserve">errors.reason</w:t>
+            </w:r>
+            <w:r>
+              <w:rPr>
+                <w:sz w:val="16"/>
+                <w:szCs w:val="16"/>
+              </w:rPr>
+              <w:t xml:space="preserve">), an administrator suspending their own account (</w:t>
+            </w:r>
+            <w:r>
+              <w:rPr>
+                <w:rFonts w:ascii="Consolas" w:cs="Consolas" w:eastAsia="Consolas" w:hAnsi="Consolas"/>
+                <w:sz w:val="16"/>
+                <w:szCs w:val="16"/>
+              </w:rPr>
+              <w:t xml:space="preserve">errors.suspended</w:t>
+            </w:r>
+            <w:r>
+              <w:rPr>
+                <w:sz w:val="16"/>
+                <w:szCs w:val="16"/>
+              </w:rPr>
+              <w:t xml:space="preserve">); field errors returned in </w:t>
             </w:r>
             <w:r>
               <w:rPr>
@@ -19483,7 +20323,7 @@
         <w:t xml:space="preserve">Authorization: Bearer &lt;token&gt;</w:t>
       </w:r>
       <w:r>
-        <w:t xml:space="preserve"> on each request through the gateway. Logout revokes the token on the server. Suspended accounts cannot log in and their tokens are revoked.</w:t>
+        <w:t xml:space="preserve"> on each request through the gateway. Logout revokes the token on the server. Suspended accounts cannot log in and all their tokens are revoked at once; while an employer is suspended its postings are hidden from candidates and guests (nothing is deleted, so reactivation restores them).</w:t>
       </w:r>
     </w:p>
     <w:p>
@@ -20069,6 +20909,53 @@
       </w:r>
       <w:r>
         <w:t xml:space="preserve"> gateway rate limiting (120 requests/min per IP) and login rate limiting (5 attempts/min).</w:t>
+      </w:r>
+    </w:p>
+    <w:p>
+      <w:pPr>
+        <w:pStyle w:val="ListParagraph"/>
+        <w:numPr>
+          <w:ilvl w:val="0"/>
+          <w:numId w:val="2"/>
+        </w:numPr>
+        <w:spacing w:after="60"/>
+      </w:pPr>
+      <w:r>
+        <w:rPr>
+          <w:b/>
+          <w:bCs/>
+        </w:rPr>
+        <w:t xml:space="preserve">Information disclosure:</w:t>
+      </w:r>
+      <w:r>
+        <w:t xml:space="preserve"> errors carry only a code, a plain message and the </w:t>
+      </w:r>
+      <w:r>
+        <w:rPr>
+          <w:rFonts w:ascii="Consolas" w:cs="Consolas" w:eastAsia="Consolas" w:hAnsi="Consolas"/>
+        </w:rPr>
+        <w:t xml:space="preserve">request_id</w:t>
+      </w:r>
+      <w:r>
+        <w:t xml:space="preserve"> (no stack traces, </w:t>
+      </w:r>
+      <w:r>
+        <w:rPr>
+          <w:rFonts w:ascii="Consolas" w:cs="Consolas" w:eastAsia="Consolas" w:hAnsi="Consolas"/>
+        </w:rPr>
+        <w:t xml:space="preserve">APP_DEBUG=false</w:t>
+      </w:r>
+      <w:r>
+        <w:t xml:space="preserve">); the gateway removes </w:t>
+      </w:r>
+      <w:r>
+        <w:rPr>
+          <w:rFonts w:ascii="Consolas" w:cs="Consolas" w:eastAsia="Consolas" w:hAnsi="Consolas"/>
+        </w:rPr>
+        <w:t xml:space="preserve">X-Powered-By</w:t>
+      </w:r>
+      <w:r>
+        <w:t xml:space="preserve"> headers from upstream responses, so clients cannot read the server stack or PHP version; an unknown origin receives no CORS headers.</w:t>
       </w:r>
     </w:p>
     <w:p>
@@ -23625,6 +24512,32 @@
       <w:pPr>
         <w:spacing w:after="120"/>
       </w:pPr>
+    </w:p>
+    <w:p>
+      <w:pPr>
+        <w:spacing w:after="120" w:line="276"/>
+      </w:pPr>
+      <w:r>
+        <w:t xml:space="preserve">Each test ID is the prefix of at least one request name in the Postman collection (e.g. </w:t>
+      </w:r>
+      <w:r>
+        <w:rPr>
+          <w:rFonts w:ascii="Consolas" w:cs="Consolas" w:eastAsia="Consolas" w:hAnsi="Consolas"/>
+        </w:rPr>
+        <w:t xml:space="preserve">T05 Applying again → 409 ALREADY_APPLIED</w:t>
+      </w:r>
+      <w:r>
+        <w:t xml:space="preserve">), so a Newman report shows the result per test. Folder 09 adds further security cases beyond the plan: a forged token, other roles and other employers denied (403), a candidate or employer reading someone else's application (403), an administrator suspending their own account (422), SQL-like search text treated as plain text, malformed JSON answered without a stack trace, no CORS headers for an unknown origin, no </w:t>
+      </w:r>
+      <w:r>
+        <w:rPr>
+          <w:rFonts w:ascii="Consolas" w:cs="Consolas" w:eastAsia="Consolas" w:hAnsi="Consolas"/>
+        </w:rPr>
+        <w:t xml:space="preserve">X-Powered-By</w:t>
+      </w:r>
+      <w:r>
+        <w:t xml:space="preserve"> header, and the suspension rule end to end (token revoked, login refused, postings hidden, restored on reactivation).</w:t>
+      </w:r>
     </w:p>
     <w:p>
       <w:pPr>
@@ -36849,7 +37762,22 @@
                 <w:sz w:val="15"/>
                 <w:szCs w:val="15"/>
               </w:rPr>
-              <w:t xml:space="preserve">Bookmarks</w:t>
+              <w:t xml:space="preserve">Bookmarks of visible postings; POST and DELETE idempotent; </w:t>
+            </w:r>
+            <w:r>
+              <w:rPr>
+                <w:rFonts w:ascii="Consolas" w:cs="Consolas" w:eastAsia="Consolas" w:hAnsi="Consolas"/>
+                <w:sz w:val="15"/>
+                <w:szCs w:val="15"/>
+              </w:rPr>
+              <w:t xml:space="preserve">saved</w:t>
+            </w:r>
+            <w:r>
+              <w:rPr>
+                <w:sz w:val="15"/>
+                <w:szCs w:val="15"/>
+              </w:rPr>
+              <w:t xml:space="preserve"> flag on posting details</w:t>
             </w:r>
           </w:p>
         </w:tc>
@@ -38828,11 +39756,470 @@
           </w:p>
         </w:tc>
       </w:tr>
+      <w:tr>
+        <w:tc>
+          <w:tcPr>
+            <w:tcW w:type="dxa" w:w="2400"/>
+            <w:tcBorders>
+              <w:top w:val="single" w:color="7F7F7F" w:sz="4"/>
+              <w:left w:val="single" w:color="7F7F7F" w:sz="4"/>
+              <w:bottom w:val="single" w:color="7F7F7F" w:sz="4"/>
+              <w:right w:val="single" w:color="7F7F7F" w:sz="4"/>
+            </w:tcBorders>
+            <w:tcMar>
+              <w:top w:type="dxa" w:w="60"/>
+              <w:left w:type="dxa" w:w="100"/>
+              <w:bottom w:type="dxa" w:w="60"/>
+              <w:right w:type="dxa" w:w="100"/>
+            </w:tcMar>
+          </w:tcPr>
+          <w:p>
+            <w:pPr>
+              <w:spacing w:after="20"/>
+            </w:pPr>
+            <w:r>
+              <w:rPr>
+                <w:sz w:val="16"/>
+                <w:szCs w:val="16"/>
+              </w:rPr>
+              <w:t xml:space="preserve">Reports on postings</w:t>
+            </w:r>
+          </w:p>
+        </w:tc>
+        <w:tc>
+          <w:tcPr>
+            <w:tcW w:type="dxa" w:w="1500"/>
+            <w:tcBorders>
+              <w:top w:val="single" w:color="7F7F7F" w:sz="4"/>
+              <w:left w:val="single" w:color="7F7F7F" w:sz="4"/>
+              <w:bottom w:val="single" w:color="7F7F7F" w:sz="4"/>
+              <w:right w:val="single" w:color="7F7F7F" w:sz="4"/>
+            </w:tcBorders>
+            <w:tcMar>
+              <w:top w:type="dxa" w:w="60"/>
+              <w:left w:type="dxa" w:w="100"/>
+              <w:bottom w:type="dxa" w:w="60"/>
+              <w:right w:type="dxa" w:w="100"/>
+            </w:tcMar>
+          </w:tcPr>
+          <w:p>
+            <w:pPr>
+              <w:spacing w:after="20"/>
+            </w:pPr>
+            <w:r>
+              <w:rPr>
+                <w:sz w:val="16"/>
+                <w:szCs w:val="16"/>
+              </w:rPr>
+              <w:t xml:space="preserve">–</w:t>
+            </w:r>
+          </w:p>
+        </w:tc>
+        <w:tc>
+          <w:tcPr>
+            <w:tcW w:type="dxa" w:w="2200"/>
+            <w:tcBorders>
+              <w:top w:val="single" w:color="7F7F7F" w:sz="4"/>
+              <w:left w:val="single" w:color="7F7F7F" w:sz="4"/>
+              <w:bottom w:val="single" w:color="7F7F7F" w:sz="4"/>
+              <w:right w:val="single" w:color="7F7F7F" w:sz="4"/>
+            </w:tcBorders>
+            <w:tcMar>
+              <w:top w:type="dxa" w:w="60"/>
+              <w:left w:type="dxa" w:w="100"/>
+              <w:bottom w:type="dxa" w:w="60"/>
+              <w:right w:type="dxa" w:w="100"/>
+            </w:tcMar>
+          </w:tcPr>
+          <w:p>
+            <w:pPr>
+              <w:spacing w:after="20"/>
+            </w:pPr>
+            <w:r>
+              <w:rPr>
+                <w:sz w:val="16"/>
+                <w:szCs w:val="16"/>
+              </w:rPr>
+              <w:t xml:space="preserve">C (visible postings, one open per posting)</w:t>
+            </w:r>
+          </w:p>
+        </w:tc>
+        <w:tc>
+          <w:tcPr>
+            <w:tcW w:type="dxa" w:w="2100"/>
+            <w:tcBorders>
+              <w:top w:val="single" w:color="7F7F7F" w:sz="4"/>
+              <w:left w:val="single" w:color="7F7F7F" w:sz="4"/>
+              <w:bottom w:val="single" w:color="7F7F7F" w:sz="4"/>
+              <w:right w:val="single" w:color="7F7F7F" w:sz="4"/>
+            </w:tcBorders>
+            <w:tcMar>
+              <w:top w:type="dxa" w:w="60"/>
+              <w:left w:type="dxa" w:w="100"/>
+              <w:bottom w:type="dxa" w:w="60"/>
+              <w:right w:type="dxa" w:w="100"/>
+            </w:tcMar>
+          </w:tcPr>
+          <w:p>
+            <w:pPr>
+              <w:spacing w:after="20"/>
+            </w:pPr>
+            <w:r>
+              <w:rPr>
+                <w:sz w:val="16"/>
+                <w:szCs w:val="16"/>
+              </w:rPr>
+              <w:t xml:space="preserve">–</w:t>
+            </w:r>
+          </w:p>
+        </w:tc>
+        <w:tc>
+          <w:tcPr>
+            <w:tcW w:type="dxa" w:w="1880"/>
+            <w:tcBorders>
+              <w:top w:val="single" w:color="7F7F7F" w:sz="4"/>
+              <w:left w:val="single" w:color="7F7F7F" w:sz="4"/>
+              <w:bottom w:val="single" w:color="7F7F7F" w:sz="4"/>
+              <w:right w:val="single" w:color="7F7F7F" w:sz="4"/>
+            </w:tcBorders>
+            <w:tcMar>
+              <w:top w:type="dxa" w:w="60"/>
+              <w:left w:type="dxa" w:w="100"/>
+              <w:bottom w:type="dxa" w:w="60"/>
+              <w:right w:type="dxa" w:w="100"/>
+            </w:tcMar>
+          </w:tcPr>
+          <w:p>
+            <w:pPr>
+              <w:spacing w:after="20"/>
+            </w:pPr>
+            <w:r>
+              <w:rPr>
+                <w:sz w:val="16"/>
+                <w:szCs w:val="16"/>
+              </w:rPr>
+              <w:t xml:space="preserve">R, U (dismiss / action)</w:t>
+            </w:r>
+          </w:p>
+        </w:tc>
+      </w:tr>
+      <w:tr>
+        <w:tc>
+          <w:tcPr>
+            <w:tcW w:type="dxa" w:w="2400"/>
+            <w:tcBorders>
+              <w:top w:val="single" w:color="7F7F7F" w:sz="4"/>
+              <w:left w:val="single" w:color="7F7F7F" w:sz="4"/>
+              <w:bottom w:val="single" w:color="7F7F7F" w:sz="4"/>
+              <w:right w:val="single" w:color="7F7F7F" w:sz="4"/>
+            </w:tcBorders>
+            <w:tcMar>
+              <w:top w:type="dxa" w:w="60"/>
+              <w:left w:type="dxa" w:w="100"/>
+              <w:bottom w:type="dxa" w:w="60"/>
+              <w:right w:type="dxa" w:w="100"/>
+            </w:tcMar>
+          </w:tcPr>
+          <w:p>
+            <w:pPr>
+              <w:spacing w:after="20"/>
+            </w:pPr>
+            <w:r>
+              <w:rPr>
+                <w:sz w:val="16"/>
+                <w:szCs w:val="16"/>
+              </w:rPr>
+              <w:t xml:space="preserve">Notifications</w:t>
+            </w:r>
+          </w:p>
+        </w:tc>
+        <w:tc>
+          <w:tcPr>
+            <w:tcW w:type="dxa" w:w="1500"/>
+            <w:tcBorders>
+              <w:top w:val="single" w:color="7F7F7F" w:sz="4"/>
+              <w:left w:val="single" w:color="7F7F7F" w:sz="4"/>
+              <w:bottom w:val="single" w:color="7F7F7F" w:sz="4"/>
+              <w:right w:val="single" w:color="7F7F7F" w:sz="4"/>
+            </w:tcBorders>
+            <w:tcMar>
+              <w:top w:type="dxa" w:w="60"/>
+              <w:left w:type="dxa" w:w="100"/>
+              <w:bottom w:type="dxa" w:w="60"/>
+              <w:right w:type="dxa" w:w="100"/>
+            </w:tcMar>
+          </w:tcPr>
+          <w:p>
+            <w:pPr>
+              <w:spacing w:after="20"/>
+            </w:pPr>
+            <w:r>
+              <w:rPr>
+                <w:sz w:val="16"/>
+                <w:szCs w:val="16"/>
+              </w:rPr>
+              <w:t xml:space="preserve">–</w:t>
+            </w:r>
+          </w:p>
+        </w:tc>
+        <w:tc>
+          <w:tcPr>
+            <w:tcW w:type="dxa" w:w="2200"/>
+            <w:tcBorders>
+              <w:top w:val="single" w:color="7F7F7F" w:sz="4"/>
+              <w:left w:val="single" w:color="7F7F7F" w:sz="4"/>
+              <w:bottom w:val="single" w:color="7F7F7F" w:sz="4"/>
+              <w:right w:val="single" w:color="7F7F7F" w:sz="4"/>
+            </w:tcBorders>
+            <w:tcMar>
+              <w:top w:type="dxa" w:w="60"/>
+              <w:left w:type="dxa" w:w="100"/>
+              <w:bottom w:type="dxa" w:w="60"/>
+              <w:right w:type="dxa" w:w="100"/>
+            </w:tcMar>
+          </w:tcPr>
+          <w:p>
+            <w:pPr>
+              <w:spacing w:after="20"/>
+            </w:pPr>
+            <w:r>
+              <w:rPr>
+                <w:sz w:val="16"/>
+                <w:szCs w:val="16"/>
+              </w:rPr>
+              <w:t xml:space="preserve">R, U own (mark read)</w:t>
+            </w:r>
+          </w:p>
+        </w:tc>
+        <w:tc>
+          <w:tcPr>
+            <w:tcW w:type="dxa" w:w="2100"/>
+            <w:tcBorders>
+              <w:top w:val="single" w:color="7F7F7F" w:sz="4"/>
+              <w:left w:val="single" w:color="7F7F7F" w:sz="4"/>
+              <w:bottom w:val="single" w:color="7F7F7F" w:sz="4"/>
+              <w:right w:val="single" w:color="7F7F7F" w:sz="4"/>
+            </w:tcBorders>
+            <w:tcMar>
+              <w:top w:type="dxa" w:w="60"/>
+              <w:left w:type="dxa" w:w="100"/>
+              <w:bottom w:type="dxa" w:w="60"/>
+              <w:right w:type="dxa" w:w="100"/>
+            </w:tcMar>
+          </w:tcPr>
+          <w:p>
+            <w:pPr>
+              <w:spacing w:after="20"/>
+            </w:pPr>
+            <w:r>
+              <w:rPr>
+                <w:sz w:val="16"/>
+                <w:szCs w:val="16"/>
+              </w:rPr>
+              <w:t xml:space="preserve">R, U own (mark read)</w:t>
+            </w:r>
+          </w:p>
+        </w:tc>
+        <w:tc>
+          <w:tcPr>
+            <w:tcW w:type="dxa" w:w="1880"/>
+            <w:tcBorders>
+              <w:top w:val="single" w:color="7F7F7F" w:sz="4"/>
+              <w:left w:val="single" w:color="7F7F7F" w:sz="4"/>
+              <w:bottom w:val="single" w:color="7F7F7F" w:sz="4"/>
+              <w:right w:val="single" w:color="7F7F7F" w:sz="4"/>
+            </w:tcBorders>
+            <w:tcMar>
+              <w:top w:type="dxa" w:w="60"/>
+              <w:left w:type="dxa" w:w="100"/>
+              <w:bottom w:type="dxa" w:w="60"/>
+              <w:right w:type="dxa" w:w="100"/>
+            </w:tcMar>
+          </w:tcPr>
+          <w:p>
+            <w:pPr>
+              <w:spacing w:after="20"/>
+            </w:pPr>
+            <w:r>
+              <w:rPr>
+                <w:sz w:val="16"/>
+                <w:szCs w:val="16"/>
+              </w:rPr>
+              <w:t xml:space="preserve">–</w:t>
+            </w:r>
+          </w:p>
+        </w:tc>
+      </w:tr>
+      <w:tr>
+        <w:tc>
+          <w:tcPr>
+            <w:tcW w:type="dxa" w:w="2400"/>
+            <w:tcBorders>
+              <w:top w:val="single" w:color="7F7F7F" w:sz="4"/>
+              <w:left w:val="single" w:color="7F7F7F" w:sz="4"/>
+              <w:bottom w:val="single" w:color="7F7F7F" w:sz="4"/>
+              <w:right w:val="single" w:color="7F7F7F" w:sz="4"/>
+            </w:tcBorders>
+            <w:tcMar>
+              <w:top w:type="dxa" w:w="60"/>
+              <w:left w:type="dxa" w:w="100"/>
+              <w:bottom w:type="dxa" w:w="60"/>
+              <w:right w:type="dxa" w:w="100"/>
+            </w:tcMar>
+          </w:tcPr>
+          <w:p>
+            <w:pPr>
+              <w:spacing w:after="20"/>
+            </w:pPr>
+            <w:r>
+              <w:rPr>
+                <w:sz w:val="16"/>
+                <w:szCs w:val="16"/>
+              </w:rPr>
+              <w:t xml:space="preserve">Saved jobs</w:t>
+            </w:r>
+          </w:p>
+        </w:tc>
+        <w:tc>
+          <w:tcPr>
+            <w:tcW w:type="dxa" w:w="1500"/>
+            <w:tcBorders>
+              <w:top w:val="single" w:color="7F7F7F" w:sz="4"/>
+              <w:left w:val="single" w:color="7F7F7F" w:sz="4"/>
+              <w:bottom w:val="single" w:color="7F7F7F" w:sz="4"/>
+              <w:right w:val="single" w:color="7F7F7F" w:sz="4"/>
+            </w:tcBorders>
+            <w:tcMar>
+              <w:top w:type="dxa" w:w="60"/>
+              <w:left w:type="dxa" w:w="100"/>
+              <w:bottom w:type="dxa" w:w="60"/>
+              <w:right w:type="dxa" w:w="100"/>
+            </w:tcMar>
+          </w:tcPr>
+          <w:p>
+            <w:pPr>
+              <w:spacing w:after="20"/>
+            </w:pPr>
+            <w:r>
+              <w:rPr>
+                <w:sz w:val="16"/>
+                <w:szCs w:val="16"/>
+              </w:rPr>
+              <w:t xml:space="preserve">–</w:t>
+            </w:r>
+          </w:p>
+        </w:tc>
+        <w:tc>
+          <w:tcPr>
+            <w:tcW w:type="dxa" w:w="2200"/>
+            <w:tcBorders>
+              <w:top w:val="single" w:color="7F7F7F" w:sz="4"/>
+              <w:left w:val="single" w:color="7F7F7F" w:sz="4"/>
+              <w:bottom w:val="single" w:color="7F7F7F" w:sz="4"/>
+              <w:right w:val="single" w:color="7F7F7F" w:sz="4"/>
+            </w:tcBorders>
+            <w:tcMar>
+              <w:top w:type="dxa" w:w="60"/>
+              <w:left w:type="dxa" w:w="100"/>
+              <w:bottom w:type="dxa" w:w="60"/>
+              <w:right w:type="dxa" w:w="100"/>
+            </w:tcMar>
+          </w:tcPr>
+          <w:p>
+            <w:pPr>
+              <w:spacing w:after="20"/>
+            </w:pPr>
+            <w:r>
+              <w:rPr>
+                <w:sz w:val="16"/>
+                <w:szCs w:val="16"/>
+              </w:rPr>
+              <w:t xml:space="preserve">C, R, D own (visible postings)</w:t>
+            </w:r>
+          </w:p>
+        </w:tc>
+        <w:tc>
+          <w:tcPr>
+            <w:tcW w:type="dxa" w:w="2100"/>
+            <w:tcBorders>
+              <w:top w:val="single" w:color="7F7F7F" w:sz="4"/>
+              <w:left w:val="single" w:color="7F7F7F" w:sz="4"/>
+              <w:bottom w:val="single" w:color="7F7F7F" w:sz="4"/>
+              <w:right w:val="single" w:color="7F7F7F" w:sz="4"/>
+            </w:tcBorders>
+            <w:tcMar>
+              <w:top w:type="dxa" w:w="60"/>
+              <w:left w:type="dxa" w:w="100"/>
+              <w:bottom w:type="dxa" w:w="60"/>
+              <w:right w:type="dxa" w:w="100"/>
+            </w:tcMar>
+          </w:tcPr>
+          <w:p>
+            <w:pPr>
+              <w:spacing w:after="20"/>
+            </w:pPr>
+            <w:r>
+              <w:rPr>
+                <w:sz w:val="16"/>
+                <w:szCs w:val="16"/>
+              </w:rPr>
+              <w:t xml:space="preserve">–</w:t>
+            </w:r>
+          </w:p>
+        </w:tc>
+        <w:tc>
+          <w:tcPr>
+            <w:tcW w:type="dxa" w:w="1880"/>
+            <w:tcBorders>
+              <w:top w:val="single" w:color="7F7F7F" w:sz="4"/>
+              <w:left w:val="single" w:color="7F7F7F" w:sz="4"/>
+              <w:bottom w:val="single" w:color="7F7F7F" w:sz="4"/>
+              <w:right w:val="single" w:color="7F7F7F" w:sz="4"/>
+            </w:tcBorders>
+            <w:tcMar>
+              <w:top w:type="dxa" w:w="60"/>
+              <w:left w:type="dxa" w:w="100"/>
+              <w:bottom w:type="dxa" w:w="60"/>
+              <w:right w:type="dxa" w:w="100"/>
+            </w:tcMar>
+          </w:tcPr>
+          <w:p>
+            <w:pPr>
+              <w:spacing w:after="20"/>
+            </w:pPr>
+            <w:r>
+              <w:rPr>
+                <w:sz w:val="16"/>
+                <w:szCs w:val="16"/>
+              </w:rPr>
+              <w:t xml:space="preserve">–</w:t>
+            </w:r>
+          </w:p>
+        </w:tc>
+      </w:tr>
     </w:tbl>
     <w:p>
       <w:pPr>
         <w:spacing w:after="120"/>
       </w:pPr>
+    </w:p>
+    <w:p>
+      <w:pPr>
+        <w:spacing w:after="120" w:line="276"/>
+      </w:pPr>
+      <w:r>
+        <w:t xml:space="preserve">A </w:t>
+      </w:r>
+      <w:r>
+        <w:rPr>
+          <w:b/>
+          <w:bCs/>
+        </w:rPr>
+        <w:t xml:space="preserve">visible posting</w:t>
+      </w:r>
+      <w:r>
+        <w:t xml:space="preserve"> is open, approved, not deleted, and its employer's account is not suspended. Only visible postings appear in search, on the public employer page and in the Accessibility Snapshot, and only they can be opened, saved, applied to or reported by guests and candidates; owners and administrators still see the others.</w:t>
+      </w:r>
     </w:p>
     <w:p>
       <w:pPr>
@@ -42241,7 +43628,7 @@
                 <w:sz w:val="16"/>
                 <w:szCs w:val="16"/>
               </w:rPr>
-              <w:t xml:space="preserve">notifications, reports, saved_jobs</w:t>
+              <w:t xml:space="preserve">notifications</w:t>
             </w:r>
           </w:p>
         </w:tc>
@@ -42270,7 +43657,7 @@
                 <w:sz w:val="16"/>
                 <w:szCs w:val="16"/>
               </w:rPr>
-              <w:t xml:space="preserve">Laravel notifications; id, reporter_id, job_posting_id, reason, status; candidate_profile_id, job_posting_id</w:t>
+              <w:t xml:space="preserve">Laravel notifications table: id (UUID), type, notifiable, data (message, url, ids), read_at</w:t>
             </w:r>
           </w:p>
         </w:tc>
@@ -42299,7 +43686,200 @@
                 <w:sz w:val="16"/>
                 <w:szCs w:val="16"/>
               </w:rPr>
-              <w:t xml:space="preserve">In-app notices; moderation; bookmarks</w:t>
+              <w:t xml:space="preserve">In-app notices for candidates and employers</w:t>
+            </w:r>
+          </w:p>
+        </w:tc>
+      </w:tr>
+      <w:tr>
+        <w:tc>
+          <w:tcPr>
+            <w:tcW w:type="dxa" w:w="2300"/>
+            <w:tcBorders>
+              <w:top w:val="single" w:color="7F7F7F" w:sz="4"/>
+              <w:left w:val="single" w:color="7F7F7F" w:sz="4"/>
+              <w:bottom w:val="single" w:color="7F7F7F" w:sz="4"/>
+              <w:right w:val="single" w:color="7F7F7F" w:sz="4"/>
+            </w:tcBorders>
+            <w:tcMar>
+              <w:top w:type="dxa" w:w="60"/>
+              <w:left w:type="dxa" w:w="100"/>
+              <w:bottom w:type="dxa" w:w="60"/>
+              <w:right w:type="dxa" w:w="100"/>
+            </w:tcMar>
+          </w:tcPr>
+          <w:p>
+            <w:pPr>
+              <w:spacing w:after="20"/>
+            </w:pPr>
+            <w:r>
+              <w:rPr>
+                <w:sz w:val="16"/>
+                <w:szCs w:val="16"/>
+              </w:rPr>
+              <w:t xml:space="preserve">reports</w:t>
+            </w:r>
+          </w:p>
+        </w:tc>
+        <w:tc>
+          <w:tcPr>
+            <w:tcW w:type="dxa" w:w="4900"/>
+            <w:tcBorders>
+              <w:top w:val="single" w:color="7F7F7F" w:sz="4"/>
+              <w:left w:val="single" w:color="7F7F7F" w:sz="4"/>
+              <w:bottom w:val="single" w:color="7F7F7F" w:sz="4"/>
+              <w:right w:val="single" w:color="7F7F7F" w:sz="4"/>
+            </w:tcBorders>
+            <w:tcMar>
+              <w:top w:type="dxa" w:w="60"/>
+              <w:left w:type="dxa" w:w="100"/>
+              <w:bottom w:type="dxa" w:w="60"/>
+              <w:right w:type="dxa" w:w="100"/>
+            </w:tcMar>
+          </w:tcPr>
+          <w:p>
+            <w:pPr>
+              <w:spacing w:after="20"/>
+            </w:pPr>
+            <w:r>
+              <w:rPr>
+                <w:sz w:val="16"/>
+                <w:szCs w:val="16"/>
+              </w:rPr>
+              <w:t xml:space="preserve">id, reporter_id, job_posting_id, reason, status, note, resolved_by, resolved_at, timestamps</w:t>
+            </w:r>
+          </w:p>
+        </w:tc>
+        <w:tc>
+          <w:tcPr>
+            <w:tcW w:type="dxa" w:w="2880"/>
+            <w:tcBorders>
+              <w:top w:val="single" w:color="7F7F7F" w:sz="4"/>
+              <w:left w:val="single" w:color="7F7F7F" w:sz="4"/>
+              <w:bottom w:val="single" w:color="7F7F7F" w:sz="4"/>
+              <w:right w:val="single" w:color="7F7F7F" w:sz="4"/>
+            </w:tcBorders>
+            <w:tcMar>
+              <w:top w:type="dxa" w:w="60"/>
+              <w:left w:type="dxa" w:w="100"/>
+              <w:bottom w:type="dxa" w:w="60"/>
+              <w:right w:type="dxa" w:w="100"/>
+            </w:tcMar>
+          </w:tcPr>
+          <w:p>
+            <w:pPr>
+              <w:spacing w:after="20"/>
+            </w:pPr>
+            <w:r>
+              <w:rPr>
+                <w:sz w:val="16"/>
+                <w:szCs w:val="16"/>
+              </w:rPr>
+              <w:t xml:space="preserve">One open report per candidate and posting; </w:t>
+            </w:r>
+            <w:r>
+              <w:rPr>
+                <w:rFonts w:ascii="Consolas" w:cs="Consolas" w:eastAsia="Consolas" w:hAnsi="Consolas"/>
+                <w:sz w:val="16"/>
+                <w:szCs w:val="16"/>
+              </w:rPr>
+              <w:t xml:space="preserve">note</w:t>
+            </w:r>
+            <w:r>
+              <w:rPr>
+                <w:sz w:val="16"/>
+                <w:szCs w:val="16"/>
+              </w:rPr>
+              <w:t xml:space="preserve"> and resolver set only when an administrator resolves it</w:t>
+            </w:r>
+          </w:p>
+        </w:tc>
+      </w:tr>
+      <w:tr>
+        <w:tc>
+          <w:tcPr>
+            <w:tcW w:type="dxa" w:w="2300"/>
+            <w:tcBorders>
+              <w:top w:val="single" w:color="7F7F7F" w:sz="4"/>
+              <w:left w:val="single" w:color="7F7F7F" w:sz="4"/>
+              <w:bottom w:val="single" w:color="7F7F7F" w:sz="4"/>
+              <w:right w:val="single" w:color="7F7F7F" w:sz="4"/>
+            </w:tcBorders>
+            <w:tcMar>
+              <w:top w:type="dxa" w:w="60"/>
+              <w:left w:type="dxa" w:w="100"/>
+              <w:bottom w:type="dxa" w:w="60"/>
+              <w:right w:type="dxa" w:w="100"/>
+            </w:tcMar>
+          </w:tcPr>
+          <w:p>
+            <w:pPr>
+              <w:spacing w:after="20"/>
+            </w:pPr>
+            <w:r>
+              <w:rPr>
+                <w:sz w:val="16"/>
+                <w:szCs w:val="16"/>
+              </w:rPr>
+              <w:t xml:space="preserve">saved_jobs</w:t>
+            </w:r>
+          </w:p>
+        </w:tc>
+        <w:tc>
+          <w:tcPr>
+            <w:tcW w:type="dxa" w:w="4900"/>
+            <w:tcBorders>
+              <w:top w:val="single" w:color="7F7F7F" w:sz="4"/>
+              <w:left w:val="single" w:color="7F7F7F" w:sz="4"/>
+              <w:bottom w:val="single" w:color="7F7F7F" w:sz="4"/>
+              <w:right w:val="single" w:color="7F7F7F" w:sz="4"/>
+            </w:tcBorders>
+            <w:tcMar>
+              <w:top w:type="dxa" w:w="60"/>
+              <w:left w:type="dxa" w:w="100"/>
+              <w:bottom w:type="dxa" w:w="60"/>
+              <w:right w:type="dxa" w:w="100"/>
+            </w:tcMar>
+          </w:tcPr>
+          <w:p>
+            <w:pPr>
+              <w:spacing w:after="20"/>
+            </w:pPr>
+            <w:r>
+              <w:rPr>
+                <w:sz w:val="16"/>
+                <w:szCs w:val="16"/>
+              </w:rPr>
+              <w:t xml:space="preserve">candidate_profile_id, job_posting_id, timestamps</w:t>
+            </w:r>
+          </w:p>
+        </w:tc>
+        <w:tc>
+          <w:tcPr>
+            <w:tcW w:type="dxa" w:w="2880"/>
+            <w:tcBorders>
+              <w:top w:val="single" w:color="7F7F7F" w:sz="4"/>
+              <w:left w:val="single" w:color="7F7F7F" w:sz="4"/>
+              <w:bottom w:val="single" w:color="7F7F7F" w:sz="4"/>
+              <w:right w:val="single" w:color="7F7F7F" w:sz="4"/>
+            </w:tcBorders>
+            <w:tcMar>
+              <w:top w:type="dxa" w:w="60"/>
+              <w:left w:type="dxa" w:w="100"/>
+              <w:bottom w:type="dxa" w:w="60"/>
+              <w:right w:type="dxa" w:w="100"/>
+            </w:tcMar>
+          </w:tcPr>
+          <w:p>
+            <w:pPr>
+              <w:spacing w:after="20"/>
+            </w:pPr>
+            <w:r>
+              <w:rPr>
+                <w:sz w:val="16"/>
+                <w:szCs w:val="16"/>
+              </w:rPr>
+              <w:t xml:space="preserve">Composite primary key; bookmarks kept when a posting closes and listed again if it reopens</w:t>
             </w:r>
           </w:p>
         </w:tc>

--- a/docs/OpenDoor_SIA1_Final_Project_Documentation.docx
+++ b/docs/OpenDoor_SIA1_Final_Project_Documentation.docx
@@ -10011,6 +10011,153 @@
                 <w:sz w:val="16"/>
                 <w:szCs w:val="16"/>
               </w:rPr>
+              <w:t xml:space="preserve">DELETE</w:t>
+            </w:r>
+          </w:p>
+        </w:tc>
+        <w:tc>
+          <w:tcPr>
+            <w:tcW w:type="dxa" w:w="2700"/>
+            <w:tcBorders>
+              <w:top w:val="single" w:color="7F7F7F" w:sz="4"/>
+              <w:left w:val="single" w:color="7F7F7F" w:sz="4"/>
+              <w:bottom w:val="single" w:color="7F7F7F" w:sz="4"/>
+              <w:right w:val="single" w:color="7F7F7F" w:sz="4"/>
+            </w:tcBorders>
+            <w:tcMar>
+              <w:top w:type="dxa" w:w="60"/>
+              <w:left w:type="dxa" w:w="100"/>
+              <w:bottom w:type="dxa" w:w="60"/>
+              <w:right w:type="dxa" w:w="100"/>
+            </w:tcMar>
+          </w:tcPr>
+          <w:p>
+            <w:pPr>
+              <w:spacing w:after="20"/>
+            </w:pPr>
+            <w:r>
+              <w:rPr>
+                <w:sz w:val="16"/>
+                <w:szCs w:val="16"/>
+              </w:rPr>
+              <w:t xml:space="preserve">/api/admin/job-postings/{id}</w:t>
+            </w:r>
+          </w:p>
+        </w:tc>
+        <w:tc>
+          <w:tcPr>
+            <w:tcW w:type="dxa" w:w="2280"/>
+            <w:tcBorders>
+              <w:top w:val="single" w:color="7F7F7F" w:sz="4"/>
+              <w:left w:val="single" w:color="7F7F7F" w:sz="4"/>
+              <w:bottom w:val="single" w:color="7F7F7F" w:sz="4"/>
+              <w:right w:val="single" w:color="7F7F7F" w:sz="4"/>
+            </w:tcBorders>
+            <w:tcMar>
+              <w:top w:type="dxa" w:w="60"/>
+              <w:left w:type="dxa" w:w="100"/>
+              <w:bottom w:type="dxa" w:w="60"/>
+              <w:right w:type="dxa" w:w="100"/>
+            </w:tcMar>
+          </w:tcPr>
+          <w:p>
+            <w:pPr>
+              <w:spacing w:after="20"/>
+            </w:pPr>
+            <w:r>
+              <w:rPr>
+                <w:sz w:val="16"/>
+                <w:szCs w:val="16"/>
+              </w:rPr>
+              <w:t xml:space="preserve">Remove a posting in any status, e.g. after a report (M4/M10)</w:t>
+            </w:r>
+          </w:p>
+        </w:tc>
+        <w:tc>
+          <w:tcPr>
+            <w:tcW w:type="dxa" w:w="2900"/>
+            <w:tcBorders>
+              <w:top w:val="single" w:color="7F7F7F" w:sz="4"/>
+              <w:left w:val="single" w:color="7F7F7F" w:sz="4"/>
+              <w:bottom w:val="single" w:color="7F7F7F" w:sz="4"/>
+              <w:right w:val="single" w:color="7F7F7F" w:sz="4"/>
+            </w:tcBorders>
+            <w:tcMar>
+              <w:top w:type="dxa" w:w="60"/>
+              <w:left w:type="dxa" w:w="100"/>
+              <w:bottom w:type="dxa" w:w="60"/>
+              <w:right w:type="dxa" w:w="100"/>
+            </w:tcMar>
+          </w:tcPr>
+          <w:p>
+            <w:pPr>
+              <w:spacing w:after="20"/>
+            </w:pPr>
+            <w:r>
+              <w:rPr>
+                <w:sz w:val="16"/>
+                <w:szCs w:val="16"/>
+              </w:rPr>
+              <w:t xml:space="preserve">{reason} → 204; soft delete, applications kept; employer gets a notice with the reason</w:t>
+            </w:r>
+          </w:p>
+        </w:tc>
+      </w:tr>
+      <w:tr>
+        <w:tc>
+          <w:tcPr>
+            <w:tcW w:type="dxa" w:w="1250"/>
+            <w:tcBorders>
+              <w:top w:val="single" w:color="7F7F7F" w:sz="4"/>
+              <w:left w:val="single" w:color="7F7F7F" w:sz="4"/>
+              <w:bottom w:val="single" w:color="7F7F7F" w:sz="4"/>
+              <w:right w:val="single" w:color="7F7F7F" w:sz="4"/>
+            </w:tcBorders>
+            <w:tcMar>
+              <w:top w:type="dxa" w:w="60"/>
+              <w:left w:type="dxa" w:w="100"/>
+              <w:bottom w:type="dxa" w:w="60"/>
+              <w:right w:type="dxa" w:w="100"/>
+            </w:tcMar>
+          </w:tcPr>
+          <w:p>
+            <w:pPr>
+              <w:spacing w:after="20"/>
+            </w:pPr>
+            <w:r>
+              <w:rPr>
+                <w:sz w:val="16"/>
+                <w:szCs w:val="16"/>
+              </w:rPr>
+              <w:t xml:space="preserve">Core</w:t>
+            </w:r>
+          </w:p>
+        </w:tc>
+        <w:tc>
+          <w:tcPr>
+            <w:tcW w:type="dxa" w:w="950"/>
+            <w:tcBorders>
+              <w:top w:val="single" w:color="7F7F7F" w:sz="4"/>
+              <w:left w:val="single" w:color="7F7F7F" w:sz="4"/>
+              <w:bottom w:val="single" w:color="7F7F7F" w:sz="4"/>
+              <w:right w:val="single" w:color="7F7F7F" w:sz="4"/>
+            </w:tcBorders>
+            <w:tcMar>
+              <w:top w:type="dxa" w:w="60"/>
+              <w:left w:type="dxa" w:w="100"/>
+              <w:bottom w:type="dxa" w:w="60"/>
+              <w:right w:type="dxa" w:w="100"/>
+            </w:tcMar>
+          </w:tcPr>
+          <w:p>
+            <w:pPr>
+              <w:spacing w:after="20"/>
+            </w:pPr>
+            <w:r>
+              <w:rPr>
+                <w:sz w:val="16"/>
+                <w:szCs w:val="16"/>
+              </w:rPr>
               <w:t xml:space="preserve">PATCH</w:t>
             </w:r>
           </w:p>
@@ -34970,6 +35117,153 @@
                 <w:szCs w:val="15"/>
               </w:rPr>
               <w:t xml:space="preserve">Approve / reject (with reason)</w:t>
+            </w:r>
+          </w:p>
+        </w:tc>
+      </w:tr>
+      <w:tr>
+        <w:tc>
+          <w:tcPr>
+            <w:tcW w:type="dxa" w:w="1600"/>
+            <w:tcBorders>
+              <w:top w:val="single" w:color="7F7F7F" w:sz="4"/>
+              <w:left w:val="single" w:color="7F7F7F" w:sz="4"/>
+              <w:bottom w:val="single" w:color="7F7F7F" w:sz="4"/>
+              <w:right w:val="single" w:color="7F7F7F" w:sz="4"/>
+            </w:tcBorders>
+            <w:tcMar>
+              <w:top w:type="dxa" w:w="60"/>
+              <w:left w:type="dxa" w:w="100"/>
+              <w:bottom w:type="dxa" w:w="60"/>
+              <w:right w:type="dxa" w:w="100"/>
+            </w:tcMar>
+          </w:tcPr>
+          <w:p>
+            <w:pPr>
+              <w:spacing w:after="20"/>
+            </w:pPr>
+            <w:r>
+              <w:rPr>
+                <w:sz w:val="15"/>
+                <w:szCs w:val="15"/>
+              </w:rPr>
+              <w:t xml:space="preserve">M4 Postings</w:t>
+            </w:r>
+          </w:p>
+        </w:tc>
+        <w:tc>
+          <w:tcPr>
+            <w:tcW w:type="dxa" w:w="1300"/>
+            <w:tcBorders>
+              <w:top w:val="single" w:color="7F7F7F" w:sz="4"/>
+              <w:left w:val="single" w:color="7F7F7F" w:sz="4"/>
+              <w:bottom w:val="single" w:color="7F7F7F" w:sz="4"/>
+              <w:right w:val="single" w:color="7F7F7F" w:sz="4"/>
+            </w:tcBorders>
+            <w:tcMar>
+              <w:top w:type="dxa" w:w="60"/>
+              <w:left w:type="dxa" w:w="100"/>
+              <w:bottom w:type="dxa" w:w="60"/>
+              <w:right w:type="dxa" w:w="100"/>
+            </w:tcMar>
+          </w:tcPr>
+          <w:p>
+            <w:pPr>
+              <w:spacing w:after="20"/>
+            </w:pPr>
+            <w:r>
+              <w:rPr>
+                <w:sz w:val="15"/>
+                <w:szCs w:val="15"/>
+              </w:rPr>
+              <w:t xml:space="preserve">DELETE</w:t>
+            </w:r>
+          </w:p>
+        </w:tc>
+        <w:tc>
+          <w:tcPr>
+            <w:tcW w:type="dxa" w:w="3800"/>
+            <w:tcBorders>
+              <w:top w:val="single" w:color="7F7F7F" w:sz="4"/>
+              <w:left w:val="single" w:color="7F7F7F" w:sz="4"/>
+              <w:bottom w:val="single" w:color="7F7F7F" w:sz="4"/>
+              <w:right w:val="single" w:color="7F7F7F" w:sz="4"/>
+            </w:tcBorders>
+            <w:tcMar>
+              <w:top w:type="dxa" w:w="60"/>
+              <w:left w:type="dxa" w:w="100"/>
+              <w:bottom w:type="dxa" w:w="60"/>
+              <w:right w:type="dxa" w:w="100"/>
+            </w:tcMar>
+          </w:tcPr>
+          <w:p>
+            <w:pPr>
+              <w:spacing w:after="20"/>
+            </w:pPr>
+            <w:r>
+              <w:rPr>
+                <w:sz w:val="15"/>
+                <w:szCs w:val="15"/>
+              </w:rPr>
+              <w:t xml:space="preserve">/admin/job-postings/{id}</w:t>
+            </w:r>
+          </w:p>
+        </w:tc>
+        <w:tc>
+          <w:tcPr>
+            <w:tcW w:type="dxa" w:w="1600"/>
+            <w:tcBorders>
+              <w:top w:val="single" w:color="7F7F7F" w:sz="4"/>
+              <w:left w:val="single" w:color="7F7F7F" w:sz="4"/>
+              <w:bottom w:val="single" w:color="7F7F7F" w:sz="4"/>
+              <w:right w:val="single" w:color="7F7F7F" w:sz="4"/>
+            </w:tcBorders>
+            <w:tcMar>
+              <w:top w:type="dxa" w:w="60"/>
+              <w:left w:type="dxa" w:w="100"/>
+              <w:bottom w:type="dxa" w:w="60"/>
+              <w:right w:type="dxa" w:w="100"/>
+            </w:tcMar>
+          </w:tcPr>
+          <w:p>
+            <w:pPr>
+              <w:spacing w:after="20"/>
+            </w:pPr>
+            <w:r>
+              <w:rPr>
+                <w:sz w:val="15"/>
+                <w:szCs w:val="15"/>
+              </w:rPr>
+              <w:t xml:space="preserve">A</w:t>
+            </w:r>
+          </w:p>
+        </w:tc>
+        <w:tc>
+          <w:tcPr>
+            <w:tcW w:type="dxa" w:w="1780"/>
+            <w:tcBorders>
+              <w:top w:val="single" w:color="7F7F7F" w:sz="4"/>
+              <w:left w:val="single" w:color="7F7F7F" w:sz="4"/>
+              <w:bottom w:val="single" w:color="7F7F7F" w:sz="4"/>
+              <w:right w:val="single" w:color="7F7F7F" w:sz="4"/>
+            </w:tcBorders>
+            <w:tcMar>
+              <w:top w:type="dxa" w:w="60"/>
+              <w:left w:type="dxa" w:w="100"/>
+              <w:bottom w:type="dxa" w:w="60"/>
+              <w:right w:type="dxa" w:w="100"/>
+            </w:tcMar>
+          </w:tcPr>
+          <w:p>
+            <w:pPr>
+              <w:spacing w:after="20"/>
+            </w:pPr>
+            <w:r>
+              <w:rPr>
+                <w:sz w:val="15"/>
+                <w:szCs w:val="15"/>
+              </w:rPr>
+              <w:t xml:space="preserve">Remove any posting with a reason (soft delete; employer notified)</w:t>
             </w:r>
           </w:p>
         </w:tc>

--- a/docs/OpenDoor_SIA1_Final_Project_Documentation.docx
+++ b/docs/OpenDoor_SIA1_Final_Project_Documentation.docx
@@ -2199,7 +2199,7 @@
         <w:spacing w:after="60"/>
       </w:pPr>
       <w:r>
-        <w:t xml:space="preserve">Public area, Candidate, Employer and Admin portals in one React application (13 functional modules, M1–M13, as defined in the OpenDoor Modules and Features Specification).</w:t>
+        <w:t xml:space="preserve">Public area, Candidate, Employer and Admin portals in one React application (13 functional modules, M1–M13, as defined in the OpenDoor Modules and Features Specification), with display settings (text size, high contrast, reduced motion), Read aloud and Voice input.</w:t>
       </w:r>
     </w:p>
     <w:p>
@@ -2225,7 +2225,7 @@
         <w:spacing w:after="60"/>
       </w:pPr>
       <w:r>
-        <w:t xml:space="preserve">Core Service (Laravel 13 + MySQL 8): authentication and roles, candidate and company profiles, job postings with structured accommodations, search/filter/matching, application workflow, feedback and trust score, dashboards, in-app notifications, moderation, master data.</w:t>
+        <w:t xml:space="preserve">Core Service (Laravel 13 + MySQL 8): authentication and roles with password reset by email, candidate and company profiles, job postings with structured accommodations, search/filter/matching, saved jobs, application workflow, feedback and trust score, dashboards, in-app and email notifications, account display settings, moderation, master data.</w:t>
       </w:r>
     </w:p>
     <w:p>
@@ -2356,7 +2356,20 @@
         <w:spacing w:after="60"/>
       </w:pPr>
       <w:r>
-        <w:t xml:space="preserve">Email notifications and display settings (M13) are "Could have" features and may be delivered only if time allows (saved jobs, M12, was delivered). No mobile app, payments, or video interviews are included.</w:t>
+        <w:t xml:space="preserve">All 13 modules were delivered, including the "Could have" saved jobs (M12) and display settings and email notifications (M13). Emails are sent through a mail provider chosen at deployment; during development they are written to the Core Service log. No mobile app, payments, or video interviews are included.</w:t>
+      </w:r>
+    </w:p>
+    <w:p>
+      <w:pPr>
+        <w:pStyle w:val="ListParagraph"/>
+        <w:numPr>
+          <w:ilvl w:val="0"/>
+          <w:numId w:val="2"/>
+        </w:numPr>
+        <w:spacing w:after="60"/>
+      </w:pPr>
+      <w:r>
+        <w:t xml:space="preserve">Read aloud and Voice input use the browser's own speech features (Web Speech API). Voice input works only in browsers that offer a speech service (Chrome, Edge) and is hidden elsewhere; Chrome and Edge send the recorded audio to their vendor's speech service, so a one-time notice is shown before first use and it is never switched on by default.</w:t>
       </w:r>
     </w:p>
     <w:p>
@@ -4838,7 +4851,7 @@
                 <w:sz w:val="16"/>
                 <w:szCs w:val="16"/>
               </w:rPr>
-              <w:t xml:space="preserve">Public area and Candidate, Employer and Admin portals; accessible UI; calls the gateway only</w:t>
+              <w:t xml:space="preserve">Public area and Candidate, Employer and Admin portals; accessible UI with display settings, Read aloud and Voice input; calls the gateway only</w:t>
             </w:r>
           </w:p>
         </w:tc>
@@ -4867,7 +4880,7 @@
                 <w:sz w:val="16"/>
                 <w:szCs w:val="16"/>
               </w:rPr>
-              <w:t xml:space="preserve">React 19, Vite, React Router 7, Axios, AuthContext</w:t>
+              <w:t xml:space="preserve">React 19, Vite, React Router 7, Axios, AuthContext, Lucide icons, self-hosted Lexend and Atkinson Hyperlegible fonts, Web Speech API</w:t>
             </w:r>
           </w:p>
         </w:tc>
@@ -5162,7 +5175,7 @@
                 <w:sz w:val="16"/>
                 <w:szCs w:val="16"/>
               </w:rPr>
-              <w:t xml:space="preserve">Auth and roles, profiles, postings, matching, applications and status workflow, feedback and trust score, dashboards, notifications, moderation, master data</w:t>
+              <w:t xml:space="preserve">Auth and roles, password reset, profiles, postings, matching, saved jobs, applications and status workflow, feedback and trust score, dashboards, in-app and email notifications, moderation, master data; scheduled jobs (close expired postings, rating reminders, queued reset emails)</w:t>
             </w:r>
           </w:p>
         </w:tc>
@@ -5191,7 +5204,7 @@
                 <w:sz w:val="16"/>
                 <w:szCs w:val="16"/>
               </w:rPr>
-              <w:t xml:space="preserve">PHP 8.3, Laravel 13, Sanctum, Eloquent</w:t>
+              <w:t xml:space="preserve">PHP 8.4, Laravel 13, Sanctum, Eloquent; FrankenPHP in the container</w:t>
             </w:r>
           </w:p>
         </w:tc>
@@ -5249,7 +5262,7 @@
                 <w:sz w:val="16"/>
                 <w:szCs w:val="16"/>
               </w:rPr>
-              <w:t xml:space="preserve">MySQL opendoor_core, Business Registry Service</w:t>
+              <w:t xml:space="preserve">MySQL opendoor_core, Business Registry Service, email provider</w:t>
             </w:r>
           </w:p>
         </w:tc>
@@ -5500,7 +5513,7 @@
                 <w:sz w:val="16"/>
                 <w:szCs w:val="16"/>
               </w:rPr>
-              <w:t xml:space="preserve">PHP 8.3 SoapServer, SQLite</w:t>
+              <w:t xml:space="preserve">PHP 8.4 SoapServer (plain PHP, FrankenPHP in the container), SQLite</w:t>
             </w:r>
           </w:p>
         </w:tc>
@@ -6132,7 +6145,7 @@
                 <w:sz w:val="16"/>
                 <w:szCs w:val="16"/>
               </w:rPr>
-              <w:t xml:space="preserve">https://overpass-api.de/api/interpreter</w:t>
+              <w:t xml:space="preserve">https://overpass-api.de/api/interpreter; second server https://overpass.private.coffee/api/interpreter</w:t>
             </w:r>
           </w:p>
         </w:tc>
@@ -6280,6 +6293,176 @@
                 <w:szCs w:val="16"/>
               </w:rPr>
               <w:t xml:space="preserve">https://psgc.gitlab.io/api</w:t>
+            </w:r>
+          </w:p>
+        </w:tc>
+        <w:tc>
+          <w:tcPr>
+            <w:tcW w:type="dxa" w:w="1700"/>
+            <w:tcBorders>
+              <w:top w:val="single" w:color="7F7F7F" w:sz="4"/>
+              <w:left w:val="single" w:color="7F7F7F" w:sz="4"/>
+              <w:bottom w:val="single" w:color="7F7F7F" w:sz="4"/>
+              <w:right w:val="single" w:color="7F7F7F" w:sz="4"/>
+            </w:tcBorders>
+            <w:tcMar>
+              <w:top w:type="dxa" w:w="60"/>
+              <w:left w:type="dxa" w:w="100"/>
+              <w:bottom w:type="dxa" w:w="60"/>
+              <w:right w:type="dxa" w:w="100"/>
+            </w:tcMar>
+          </w:tcPr>
+          <w:p>
+            <w:pPr>
+              <w:spacing w:after="20"/>
+            </w:pPr>
+            <w:r>
+              <w:rPr>
+                <w:sz w:val="16"/>
+                <w:szCs w:val="16"/>
+              </w:rPr>
+              <w:t xml:space="preserve">–</w:t>
+            </w:r>
+          </w:p>
+        </w:tc>
+      </w:tr>
+      <w:tr>
+        <w:tc>
+          <w:tcPr>
+            <w:tcW w:type="dxa" w:w="1700"/>
+            <w:tcBorders>
+              <w:top w:val="single" w:color="7F7F7F" w:sz="4"/>
+              <w:left w:val="single" w:color="7F7F7F" w:sz="4"/>
+              <w:bottom w:val="single" w:color="7F7F7F" w:sz="4"/>
+              <w:right w:val="single" w:color="7F7F7F" w:sz="4"/>
+            </w:tcBorders>
+            <w:tcMar>
+              <w:top w:type="dxa" w:w="60"/>
+              <w:left w:type="dxa" w:w="100"/>
+              <w:bottom w:type="dxa" w:w="60"/>
+              <w:right w:type="dxa" w:w="100"/>
+            </w:tcMar>
+          </w:tcPr>
+          <w:p>
+            <w:pPr>
+              <w:spacing w:after="20"/>
+            </w:pPr>
+            <w:r>
+              <w:rPr>
+                <w:sz w:val="16"/>
+                <w:szCs w:val="16"/>
+              </w:rPr>
+              <w:t xml:space="preserve">Email provider (external)</w:t>
+            </w:r>
+          </w:p>
+        </w:tc>
+        <w:tc>
+          <w:tcPr>
+            <w:tcW w:type="dxa" w:w="2600"/>
+            <w:tcBorders>
+              <w:top w:val="single" w:color="7F7F7F" w:sz="4"/>
+              <w:left w:val="single" w:color="7F7F7F" w:sz="4"/>
+              <w:bottom w:val="single" w:color="7F7F7F" w:sz="4"/>
+              <w:right w:val="single" w:color="7F7F7F" w:sz="4"/>
+            </w:tcBorders>
+            <w:tcMar>
+              <w:top w:type="dxa" w:w="60"/>
+              <w:left w:type="dxa" w:w="100"/>
+              <w:bottom w:type="dxa" w:w="60"/>
+              <w:right w:type="dxa" w:w="100"/>
+            </w:tcMar>
+          </w:tcPr>
+          <w:p>
+            <w:pPr>
+              <w:spacing w:after="20"/>
+            </w:pPr>
+            <w:r>
+              <w:rPr>
+                <w:sz w:val="16"/>
+                <w:szCs w:val="16"/>
+              </w:rPr>
+              <w:t xml:space="preserve">Delivers notification emails and password-reset links</w:t>
+            </w:r>
+          </w:p>
+        </w:tc>
+        <w:tc>
+          <w:tcPr>
+            <w:tcW w:type="dxa" w:w="1900"/>
+            <w:tcBorders>
+              <w:top w:val="single" w:color="7F7F7F" w:sz="4"/>
+              <w:left w:val="single" w:color="7F7F7F" w:sz="4"/>
+              <w:bottom w:val="single" w:color="7F7F7F" w:sz="4"/>
+              <w:right w:val="single" w:color="7F7F7F" w:sz="4"/>
+            </w:tcBorders>
+            <w:tcMar>
+              <w:top w:type="dxa" w:w="60"/>
+              <w:left w:type="dxa" w:w="100"/>
+              <w:bottom w:type="dxa" w:w="60"/>
+              <w:right w:type="dxa" w:w="100"/>
+            </w:tcMar>
+          </w:tcPr>
+          <w:p>
+            <w:pPr>
+              <w:spacing w:after="20"/>
+            </w:pPr>
+            <w:r>
+              <w:rPr>
+                <w:sz w:val="16"/>
+                <w:szCs w:val="16"/>
+              </w:rPr>
+              <w:t xml:space="preserve">SMTP (provider chosen at deployment; </w:t>
+            </w:r>
+            <w:r>
+              <w:rPr>
+                <w:rFonts w:ascii="Consolas" w:cs="Consolas" w:eastAsia="Consolas" w:hAnsi="Consolas"/>
+                <w:sz w:val="16"/>
+                <w:szCs w:val="16"/>
+              </w:rPr>
+              <w:t xml:space="preserve">log</w:t>
+            </w:r>
+            <w:r>
+              <w:rPr>
+                <w:sz w:val="16"/>
+                <w:szCs w:val="16"/>
+              </w:rPr>
+              <w:t xml:space="preserve"> mailer in development)</w:t>
+            </w:r>
+          </w:p>
+        </w:tc>
+        <w:tc>
+          <w:tcPr>
+            <w:tcW w:type="dxa" w:w="2180"/>
+            <w:tcBorders>
+              <w:top w:val="single" w:color="7F7F7F" w:sz="4"/>
+              <w:left w:val="single" w:color="7F7F7F" w:sz="4"/>
+              <w:bottom w:val="single" w:color="7F7F7F" w:sz="4"/>
+              <w:right w:val="single" w:color="7F7F7F" w:sz="4"/>
+            </w:tcBorders>
+            <w:tcMar>
+              <w:top w:type="dxa" w:w="60"/>
+              <w:left w:type="dxa" w:w="100"/>
+              <w:bottom w:type="dxa" w:w="60"/>
+              <w:right w:type="dxa" w:w="100"/>
+            </w:tcMar>
+          </w:tcPr>
+          <w:p>
+            <w:pPr>
+              <w:spacing w:after="20"/>
+            </w:pPr>
+            <w:r>
+              <w:rPr>
+                <w:rFonts w:ascii="Consolas" w:cs="Consolas" w:eastAsia="Consolas" w:hAnsi="Consolas"/>
+                <w:sz w:val="16"/>
+                <w:szCs w:val="16"/>
+              </w:rPr>
+              <w:t xml:space="preserve">MAIL_*</w:t>
+            </w:r>
+            <w:r>
+              <w:rPr>
+                <w:sz w:val="16"/>
+                <w:szCs w:val="16"/>
+              </w:rPr>
+              <w:t xml:space="preserve"> settings of the Core Service</w:t>
             </w:r>
           </w:p>
         </w:tc>
@@ -7203,7 +7386,7 @@
                 <w:sz w:val="16"/>
                 <w:szCs w:val="16"/>
               </w:rPr>
-              <w:t xml:space="preserve">GET, PUT</w:t>
+              <w:t xml:space="preserve">POST</w:t>
             </w:r>
           </w:p>
         </w:tc>
@@ -7232,7 +7415,7 @@
                 <w:sz w:val="16"/>
                 <w:szCs w:val="16"/>
               </w:rPr>
-              <w:t xml:space="preserve">/api/candidate/profile</w:t>
+              <w:t xml:space="preserve">/api/forgot-password, /api/reset-password</w:t>
             </w:r>
           </w:p>
         </w:tc>
@@ -7261,7 +7444,7 @@
                 <w:sz w:val="16"/>
                 <w:szCs w:val="16"/>
               </w:rPr>
-              <w:t xml:space="preserve">View or update own profile</w:t>
+              <w:t xml:space="preserve">Email a password-reset link; set a new password with it</w:t>
             </w:r>
           </w:p>
         </w:tc>
@@ -7290,7 +7473,7 @@
                 <w:sz w:val="16"/>
                 <w:szCs w:val="16"/>
               </w:rPr>
-              <w:t xml:space="preserve">{headline,skills[],experience,location_psgc,...} → profile</w:t>
+              <w:t xml:space="preserve">{email} → 200 (same message for every email); {token,email,password,password_confirmation} → 200, every session signed out; bad or expired link → 422</w:t>
             </w:r>
           </w:p>
         </w:tc>
@@ -7379,7 +7562,7 @@
                 <w:sz w:val="16"/>
                 <w:szCs w:val="16"/>
               </w:rPr>
-              <w:t xml:space="preserve">/api/candidate/accommodations</w:t>
+              <w:t xml:space="preserve">/api/me/display-prefs, /api/me/email-notifications</w:t>
             </w:r>
           </w:p>
         </w:tc>
@@ -7408,7 +7591,7 @@
                 <w:sz w:val="16"/>
                 <w:szCs w:val="16"/>
               </w:rPr>
-              <w:t xml:space="preserve">Replace list of accommodation needs</w:t>
+              <w:t xml:space="preserve">Account settings (M13): display settings; notification emails on or off</w:t>
             </w:r>
           </w:p>
         </w:tc>
@@ -7437,7 +7620,7 @@
                 <w:sz w:val="16"/>
                 <w:szCs w:val="16"/>
               </w:rPr>
-              <w:t xml:space="preserve">{accommodation_ids:[1,4,9]} → 200 needs[]</w:t>
+              <w:t xml:space="preserve">{text_size:100|125|150, contrast:'normal'|'high', motion:'normal'|'reduce'} → 200; {enabled:true|false} → 200</w:t>
             </w:r>
           </w:p>
         </w:tc>
@@ -7497,7 +7680,7 @@
                 <w:sz w:val="16"/>
                 <w:szCs w:val="16"/>
               </w:rPr>
-              <w:t xml:space="preserve">POST, GET</w:t>
+              <w:t xml:space="preserve">GET, PUT</w:t>
             </w:r>
           </w:p>
         </w:tc>
@@ -7526,7 +7709,7 @@
                 <w:sz w:val="16"/>
                 <w:szCs w:val="16"/>
               </w:rPr>
-              <w:t xml:space="preserve">/api/candidate/resume, /api/resumes/{id}</w:t>
+              <w:t xml:space="preserve">/api/candidate/profile</w:t>
             </w:r>
           </w:p>
         </w:tc>
@@ -7555,7 +7738,7 @@
                 <w:sz w:val="16"/>
                 <w:szCs w:val="16"/>
               </w:rPr>
-              <w:t xml:space="preserve">Upload PDF résumé (max 5 MB); open it from a 30-minute signed link</w:t>
+              <w:t xml:space="preserve">View or update own profile</w:t>
             </w:r>
           </w:p>
         </w:tc>
@@ -7584,22 +7767,7 @@
                 <w:sz w:val="16"/>
                 <w:szCs w:val="16"/>
               </w:rPr>
-              <w:t xml:space="preserve">multipart </w:t>
-            </w:r>
-            <w:r>
-              <w:rPr>
-                <w:rFonts w:ascii="Consolas" w:cs="Consolas" w:eastAsia="Consolas" w:hAnsi="Consolas"/>
-                <w:sz w:val="16"/>
-                <w:szCs w:val="16"/>
-              </w:rPr>
-              <w:t xml:space="preserve">resume</w:t>
-            </w:r>
-            <w:r>
-              <w:rPr>
-                <w:sz w:val="16"/>
-                <w:szCs w:val="16"/>
-              </w:rPr>
-              <w:t xml:space="preserve"> → 200 {resume_url}; signed link → PDF</w:t>
+              <w:t xml:space="preserve">{headline,skills[],experience,location_psgc,...} → profile</w:t>
             </w:r>
           </w:p>
         </w:tc>
@@ -7659,7 +7827,7 @@
                 <w:sz w:val="16"/>
                 <w:szCs w:val="16"/>
               </w:rPr>
-              <w:t xml:space="preserve">GET</w:t>
+              <w:t xml:space="preserve">PUT</w:t>
             </w:r>
           </w:p>
         </w:tc>
@@ -7688,7 +7856,7 @@
                 <w:sz w:val="16"/>
                 <w:szCs w:val="16"/>
               </w:rPr>
-              <w:t xml:space="preserve">/api/job-postings</w:t>
+              <w:t xml:space="preserve">/api/candidate/accommodations</w:t>
             </w:r>
           </w:p>
         </w:tc>
@@ -7717,7 +7885,7 @@
                 <w:sz w:val="16"/>
                 <w:szCs w:val="16"/>
               </w:rPr>
-              <w:t xml:space="preserve">Search, filter and match postings</w:t>
+              <w:t xml:space="preserve">Replace list of accommodation needs</w:t>
             </w:r>
           </w:p>
         </w:tc>
@@ -7746,7 +7914,7 @@
                 <w:sz w:val="16"/>
                 <w:szCs w:val="16"/>
               </w:rPr>
-              <w:t xml:space="preserve">?q=&amp;category=&amp;accommodations[]=&amp;match=1&amp;sort=&amp;page= → {data:[posting+match], meta}</w:t>
+              <w:t xml:space="preserve">{accommodation_ids:[1,4,9]} → 200 needs[]</w:t>
             </w:r>
           </w:p>
         </w:tc>
@@ -7806,7 +7974,7 @@
                 <w:sz w:val="16"/>
                 <w:szCs w:val="16"/>
               </w:rPr>
-              <w:t xml:space="preserve">GET</w:t>
+              <w:t xml:space="preserve">POST, GET</w:t>
             </w:r>
           </w:p>
         </w:tc>
@@ -7835,7 +8003,7 @@
                 <w:sz w:val="16"/>
                 <w:szCs w:val="16"/>
               </w:rPr>
-              <w:t xml:space="preserve">/api/job-postings/{id}</w:t>
+              <w:t xml:space="preserve">/api/candidate/resume, /api/resumes/{id}</w:t>
             </w:r>
           </w:p>
         </w:tc>
@@ -7864,7 +8032,7 @@
                 <w:sz w:val="16"/>
                 <w:szCs w:val="16"/>
               </w:rPr>
-              <w:t xml:space="preserve">Posting details with match result and trust score</w:t>
+              <w:t xml:space="preserve">Upload PDF résumé (max 5 MB); open it from a 30-minute signed link</w:t>
             </w:r>
           </w:p>
         </w:tc>
@@ -7893,7 +8061,22 @@
                 <w:sz w:val="16"/>
                 <w:szCs w:val="16"/>
               </w:rPr>
-              <w:t xml:space="preserve">→ posting (Section 4.2)</w:t>
+              <w:t xml:space="preserve">multipart </w:t>
+            </w:r>
+            <w:r>
+              <w:rPr>
+                <w:rFonts w:ascii="Consolas" w:cs="Consolas" w:eastAsia="Consolas" w:hAnsi="Consolas"/>
+                <w:sz w:val="16"/>
+                <w:szCs w:val="16"/>
+              </w:rPr>
+              <w:t xml:space="preserve">resume</w:t>
+            </w:r>
+            <w:r>
+              <w:rPr>
+                <w:sz w:val="16"/>
+                <w:szCs w:val="16"/>
+              </w:rPr>
+              <w:t xml:space="preserve"> → 200 {resume_url}; signed link → PDF</w:t>
             </w:r>
           </w:p>
         </w:tc>
@@ -7953,7 +8136,7 @@
                 <w:sz w:val="16"/>
                 <w:szCs w:val="16"/>
               </w:rPr>
-              <w:t xml:space="preserve">POST</w:t>
+              <w:t xml:space="preserve">GET</w:t>
             </w:r>
           </w:p>
         </w:tc>
@@ -8011,7 +8194,7 @@
                 <w:sz w:val="16"/>
                 <w:szCs w:val="16"/>
               </w:rPr>
-              <w:t xml:space="preserve">Create posting (draft or submit)</w:t>
+              <w:t xml:space="preserve">Search, filter and match postings</w:t>
             </w:r>
           </w:p>
         </w:tc>
@@ -8040,7 +8223,7 @@
                 <w:sz w:val="16"/>
                 <w:szCs w:val="16"/>
               </w:rPr>
-              <w:t xml:space="preserve">{title,description,category_id,...,accommodations:[{id,note}]} → 201</w:t>
+              <w:t xml:space="preserve">?q=&amp;category=&amp;accommodations[]=&amp;match=1&amp;sort=&amp;page= → {data:[posting+match+saved], meta}</w:t>
             </w:r>
           </w:p>
         </w:tc>
@@ -8100,7 +8283,7 @@
                 <w:sz w:val="16"/>
                 <w:szCs w:val="16"/>
               </w:rPr>
-              <w:t xml:space="preserve">PUT, DELETE</w:t>
+              <w:t xml:space="preserve">GET</w:t>
             </w:r>
           </w:p>
         </w:tc>
@@ -8158,7 +8341,7 @@
                 <w:sz w:val="16"/>
                 <w:szCs w:val="16"/>
               </w:rPr>
-              <w:t xml:space="preserve">Update or soft-delete own posting</w:t>
+              <w:t xml:space="preserve">Posting details with match result and trust score</w:t>
             </w:r>
           </w:p>
         </w:tc>
@@ -8187,7 +8370,7 @@
                 <w:sz w:val="16"/>
                 <w:szCs w:val="16"/>
               </w:rPr>
-              <w:t xml:space="preserve">→ 200 / 204</w:t>
+              <w:t xml:space="preserve">→ posting (Section 4.2)</w:t>
             </w:r>
           </w:p>
         </w:tc>
@@ -8276,7 +8459,7 @@
                 <w:sz w:val="16"/>
                 <w:szCs w:val="16"/>
               </w:rPr>
-              <w:t xml:space="preserve">/api/job-postings/{id}/applications</w:t>
+              <w:t xml:space="preserve">/api/job-postings</w:t>
             </w:r>
           </w:p>
         </w:tc>
@@ -8305,7 +8488,7 @@
                 <w:sz w:val="16"/>
                 <w:szCs w:val="16"/>
               </w:rPr>
-              <w:t xml:space="preserve">Apply</w:t>
+              <w:t xml:space="preserve">Create posting (draft or submit)</w:t>
             </w:r>
           </w:p>
         </w:tc>
@@ -8334,7 +8517,7 @@
                 <w:sz w:val="16"/>
                 <w:szCs w:val="16"/>
               </w:rPr>
-              <w:t xml:space="preserve">{cover_note, interview_request} → 201 application</w:t>
+              <w:t xml:space="preserve">{title,description,category_id,...,accommodations:[{id,note}]} → 201</w:t>
             </w:r>
           </w:p>
         </w:tc>
@@ -8394,7 +8577,7 @@
                 <w:sz w:val="16"/>
                 <w:szCs w:val="16"/>
               </w:rPr>
-              <w:t xml:space="preserve">GET</w:t>
+              <w:t xml:space="preserve">PUT, DELETE</w:t>
             </w:r>
           </w:p>
         </w:tc>
@@ -8423,7 +8606,7 @@
                 <w:sz w:val="16"/>
                 <w:szCs w:val="16"/>
               </w:rPr>
-              <w:t xml:space="preserve">/api/applications</w:t>
+              <w:t xml:space="preserve">/api/job-postings/{id}</w:t>
             </w:r>
           </w:p>
         </w:tc>
@@ -8452,7 +8635,7 @@
                 <w:sz w:val="16"/>
                 <w:szCs w:val="16"/>
               </w:rPr>
-              <w:t xml:space="preserve">Own applications (candidate) or applicants (employer)</w:t>
+              <w:t xml:space="preserve">Update or soft-delete own posting</w:t>
             </w:r>
           </w:p>
         </w:tc>
@@ -8481,7 +8664,7 @@
                 <w:sz w:val="16"/>
                 <w:szCs w:val="16"/>
               </w:rPr>
-              <w:t xml:space="preserve">?status= → {data:[application]}</w:t>
+              <w:t xml:space="preserve">→ 200 / 204</w:t>
             </w:r>
           </w:p>
         </w:tc>
@@ -8541,6 +8724,300 @@
                 <w:sz w:val="16"/>
                 <w:szCs w:val="16"/>
               </w:rPr>
+              <w:t xml:space="preserve">POST</w:t>
+            </w:r>
+          </w:p>
+        </w:tc>
+        <w:tc>
+          <w:tcPr>
+            <w:tcW w:type="dxa" w:w="2700"/>
+            <w:tcBorders>
+              <w:top w:val="single" w:color="7F7F7F" w:sz="4"/>
+              <w:left w:val="single" w:color="7F7F7F" w:sz="4"/>
+              <w:bottom w:val="single" w:color="7F7F7F" w:sz="4"/>
+              <w:right w:val="single" w:color="7F7F7F" w:sz="4"/>
+            </w:tcBorders>
+            <w:tcMar>
+              <w:top w:type="dxa" w:w="60"/>
+              <w:left w:type="dxa" w:w="100"/>
+              <w:bottom w:type="dxa" w:w="60"/>
+              <w:right w:type="dxa" w:w="100"/>
+            </w:tcMar>
+          </w:tcPr>
+          <w:p>
+            <w:pPr>
+              <w:spacing w:after="20"/>
+            </w:pPr>
+            <w:r>
+              <w:rPr>
+                <w:sz w:val="16"/>
+                <w:szCs w:val="16"/>
+              </w:rPr>
+              <w:t xml:space="preserve">/api/job-postings/{id}/applications</w:t>
+            </w:r>
+          </w:p>
+        </w:tc>
+        <w:tc>
+          <w:tcPr>
+            <w:tcW w:type="dxa" w:w="2280"/>
+            <w:tcBorders>
+              <w:top w:val="single" w:color="7F7F7F" w:sz="4"/>
+              <w:left w:val="single" w:color="7F7F7F" w:sz="4"/>
+              <w:bottom w:val="single" w:color="7F7F7F" w:sz="4"/>
+              <w:right w:val="single" w:color="7F7F7F" w:sz="4"/>
+            </w:tcBorders>
+            <w:tcMar>
+              <w:top w:type="dxa" w:w="60"/>
+              <w:left w:type="dxa" w:w="100"/>
+              <w:bottom w:type="dxa" w:w="60"/>
+              <w:right w:type="dxa" w:w="100"/>
+            </w:tcMar>
+          </w:tcPr>
+          <w:p>
+            <w:pPr>
+              <w:spacing w:after="20"/>
+            </w:pPr>
+            <w:r>
+              <w:rPr>
+                <w:sz w:val="16"/>
+                <w:szCs w:val="16"/>
+              </w:rPr>
+              <w:t xml:space="preserve">Apply</w:t>
+            </w:r>
+          </w:p>
+        </w:tc>
+        <w:tc>
+          <w:tcPr>
+            <w:tcW w:type="dxa" w:w="2900"/>
+            <w:tcBorders>
+              <w:top w:val="single" w:color="7F7F7F" w:sz="4"/>
+              <w:left w:val="single" w:color="7F7F7F" w:sz="4"/>
+              <w:bottom w:val="single" w:color="7F7F7F" w:sz="4"/>
+              <w:right w:val="single" w:color="7F7F7F" w:sz="4"/>
+            </w:tcBorders>
+            <w:tcMar>
+              <w:top w:type="dxa" w:w="60"/>
+              <w:left w:type="dxa" w:w="100"/>
+              <w:bottom w:type="dxa" w:w="60"/>
+              <w:right w:type="dxa" w:w="100"/>
+            </w:tcMar>
+          </w:tcPr>
+          <w:p>
+            <w:pPr>
+              <w:spacing w:after="20"/>
+            </w:pPr>
+            <w:r>
+              <w:rPr>
+                <w:sz w:val="16"/>
+                <w:szCs w:val="16"/>
+              </w:rPr>
+              <w:t xml:space="preserve">{cover_note, interview_request} → 201 application</w:t>
+            </w:r>
+          </w:p>
+        </w:tc>
+      </w:tr>
+      <w:tr>
+        <w:tc>
+          <w:tcPr>
+            <w:tcW w:type="dxa" w:w="1250"/>
+            <w:tcBorders>
+              <w:top w:val="single" w:color="7F7F7F" w:sz="4"/>
+              <w:left w:val="single" w:color="7F7F7F" w:sz="4"/>
+              <w:bottom w:val="single" w:color="7F7F7F" w:sz="4"/>
+              <w:right w:val="single" w:color="7F7F7F" w:sz="4"/>
+            </w:tcBorders>
+            <w:tcMar>
+              <w:top w:type="dxa" w:w="60"/>
+              <w:left w:type="dxa" w:w="100"/>
+              <w:bottom w:type="dxa" w:w="60"/>
+              <w:right w:type="dxa" w:w="100"/>
+            </w:tcMar>
+          </w:tcPr>
+          <w:p>
+            <w:pPr>
+              <w:spacing w:after="20"/>
+            </w:pPr>
+            <w:r>
+              <w:rPr>
+                <w:sz w:val="16"/>
+                <w:szCs w:val="16"/>
+              </w:rPr>
+              <w:t xml:space="preserve">Core</w:t>
+            </w:r>
+          </w:p>
+        </w:tc>
+        <w:tc>
+          <w:tcPr>
+            <w:tcW w:type="dxa" w:w="950"/>
+            <w:tcBorders>
+              <w:top w:val="single" w:color="7F7F7F" w:sz="4"/>
+              <w:left w:val="single" w:color="7F7F7F" w:sz="4"/>
+              <w:bottom w:val="single" w:color="7F7F7F" w:sz="4"/>
+              <w:right w:val="single" w:color="7F7F7F" w:sz="4"/>
+            </w:tcBorders>
+            <w:tcMar>
+              <w:top w:type="dxa" w:w="60"/>
+              <w:left w:type="dxa" w:w="100"/>
+              <w:bottom w:type="dxa" w:w="60"/>
+              <w:right w:type="dxa" w:w="100"/>
+            </w:tcMar>
+          </w:tcPr>
+          <w:p>
+            <w:pPr>
+              <w:spacing w:after="20"/>
+            </w:pPr>
+            <w:r>
+              <w:rPr>
+                <w:sz w:val="16"/>
+                <w:szCs w:val="16"/>
+              </w:rPr>
+              <w:t xml:space="preserve">GET</w:t>
+            </w:r>
+          </w:p>
+        </w:tc>
+        <w:tc>
+          <w:tcPr>
+            <w:tcW w:type="dxa" w:w="2700"/>
+            <w:tcBorders>
+              <w:top w:val="single" w:color="7F7F7F" w:sz="4"/>
+              <w:left w:val="single" w:color="7F7F7F" w:sz="4"/>
+              <w:bottom w:val="single" w:color="7F7F7F" w:sz="4"/>
+              <w:right w:val="single" w:color="7F7F7F" w:sz="4"/>
+            </w:tcBorders>
+            <w:tcMar>
+              <w:top w:type="dxa" w:w="60"/>
+              <w:left w:type="dxa" w:w="100"/>
+              <w:bottom w:type="dxa" w:w="60"/>
+              <w:right w:type="dxa" w:w="100"/>
+            </w:tcMar>
+          </w:tcPr>
+          <w:p>
+            <w:pPr>
+              <w:spacing w:after="20"/>
+            </w:pPr>
+            <w:r>
+              <w:rPr>
+                <w:sz w:val="16"/>
+                <w:szCs w:val="16"/>
+              </w:rPr>
+              <w:t xml:space="preserve">/api/applications</w:t>
+            </w:r>
+          </w:p>
+        </w:tc>
+        <w:tc>
+          <w:tcPr>
+            <w:tcW w:type="dxa" w:w="2280"/>
+            <w:tcBorders>
+              <w:top w:val="single" w:color="7F7F7F" w:sz="4"/>
+              <w:left w:val="single" w:color="7F7F7F" w:sz="4"/>
+              <w:bottom w:val="single" w:color="7F7F7F" w:sz="4"/>
+              <w:right w:val="single" w:color="7F7F7F" w:sz="4"/>
+            </w:tcBorders>
+            <w:tcMar>
+              <w:top w:type="dxa" w:w="60"/>
+              <w:left w:type="dxa" w:w="100"/>
+              <w:bottom w:type="dxa" w:w="60"/>
+              <w:right w:type="dxa" w:w="100"/>
+            </w:tcMar>
+          </w:tcPr>
+          <w:p>
+            <w:pPr>
+              <w:spacing w:after="20"/>
+            </w:pPr>
+            <w:r>
+              <w:rPr>
+                <w:sz w:val="16"/>
+                <w:szCs w:val="16"/>
+              </w:rPr>
+              <w:t xml:space="preserve">Own applications (candidate) or applicants (employer)</w:t>
+            </w:r>
+          </w:p>
+        </w:tc>
+        <w:tc>
+          <w:tcPr>
+            <w:tcW w:type="dxa" w:w="2900"/>
+            <w:tcBorders>
+              <w:top w:val="single" w:color="7F7F7F" w:sz="4"/>
+              <w:left w:val="single" w:color="7F7F7F" w:sz="4"/>
+              <w:bottom w:val="single" w:color="7F7F7F" w:sz="4"/>
+              <w:right w:val="single" w:color="7F7F7F" w:sz="4"/>
+            </w:tcBorders>
+            <w:tcMar>
+              <w:top w:type="dxa" w:w="60"/>
+              <w:left w:type="dxa" w:w="100"/>
+              <w:bottom w:type="dxa" w:w="60"/>
+              <w:right w:type="dxa" w:w="100"/>
+            </w:tcMar>
+          </w:tcPr>
+          <w:p>
+            <w:pPr>
+              <w:spacing w:after="20"/>
+            </w:pPr>
+            <w:r>
+              <w:rPr>
+                <w:sz w:val="16"/>
+                <w:szCs w:val="16"/>
+              </w:rPr>
+              <w:t xml:space="preserve">?status= → {data:[application]}</w:t>
+            </w:r>
+          </w:p>
+        </w:tc>
+      </w:tr>
+      <w:tr>
+        <w:tc>
+          <w:tcPr>
+            <w:tcW w:type="dxa" w:w="1250"/>
+            <w:tcBorders>
+              <w:top w:val="single" w:color="7F7F7F" w:sz="4"/>
+              <w:left w:val="single" w:color="7F7F7F" w:sz="4"/>
+              <w:bottom w:val="single" w:color="7F7F7F" w:sz="4"/>
+              <w:right w:val="single" w:color="7F7F7F" w:sz="4"/>
+            </w:tcBorders>
+            <w:tcMar>
+              <w:top w:type="dxa" w:w="60"/>
+              <w:left w:type="dxa" w:w="100"/>
+              <w:bottom w:type="dxa" w:w="60"/>
+              <w:right w:type="dxa" w:w="100"/>
+            </w:tcMar>
+          </w:tcPr>
+          <w:p>
+            <w:pPr>
+              <w:spacing w:after="20"/>
+            </w:pPr>
+            <w:r>
+              <w:rPr>
+                <w:sz w:val="16"/>
+                <w:szCs w:val="16"/>
+              </w:rPr>
+              <w:t xml:space="preserve">Core</w:t>
+            </w:r>
+          </w:p>
+        </w:tc>
+        <w:tc>
+          <w:tcPr>
+            <w:tcW w:type="dxa" w:w="950"/>
+            <w:tcBorders>
+              <w:top w:val="single" w:color="7F7F7F" w:sz="4"/>
+              <w:left w:val="single" w:color="7F7F7F" w:sz="4"/>
+              <w:bottom w:val="single" w:color="7F7F7F" w:sz="4"/>
+              <w:right w:val="single" w:color="7F7F7F" w:sz="4"/>
+            </w:tcBorders>
+            <w:tcMar>
+              <w:top w:type="dxa" w:w="60"/>
+              <w:left w:type="dxa" w:w="100"/>
+              <w:bottom w:type="dxa" w:w="60"/>
+              <w:right w:type="dxa" w:w="100"/>
+            </w:tcMar>
+          </w:tcPr>
+          <w:p>
+            <w:pPr>
+              <w:spacing w:after="20"/>
+            </w:pPr>
+            <w:r>
+              <w:rPr>
+                <w:sz w:val="16"/>
+                <w:szCs w:val="16"/>
+              </w:rPr>
               <w:t xml:space="preserve">PATCH</w:t>
             </w:r>
           </w:p>
@@ -8628,7 +9105,37 @@
                 <w:sz w:val="16"/>
                 <w:szCs w:val="16"/>
               </w:rPr>
-              <w:t xml:space="preserve">{status:'reviewed'|'hired'|'rejected'|'withdrawn'} → 200</w:t>
+              <w:t xml:space="preserve">{status:'reviewed'|'hired'|'rejected'|'withdrawn'} → 200 (dates </w:t>
+            </w:r>
+            <w:r>
+              <w:rPr>
+                <w:rFonts w:ascii="Consolas" w:cs="Consolas" w:eastAsia="Consolas" w:hAnsi="Consolas"/>
+                <w:sz w:val="16"/>
+                <w:szCs w:val="16"/>
+              </w:rPr>
+              <w:t xml:space="preserve">reviewed_at</w:t>
+            </w:r>
+            <w:r>
+              <w:rPr>
+                <w:sz w:val="16"/>
+                <w:szCs w:val="16"/>
+              </w:rPr>
+              <w:t xml:space="preserve">, </w:t>
+            </w:r>
+            <w:r>
+              <w:rPr>
+                <w:rFonts w:ascii="Consolas" w:cs="Consolas" w:eastAsia="Consolas" w:hAnsi="Consolas"/>
+                <w:sz w:val="16"/>
+                <w:szCs w:val="16"/>
+              </w:rPr>
+              <w:t xml:space="preserve">hired_at</w:t>
+            </w:r>
+            <w:r>
+              <w:rPr>
+                <w:sz w:val="16"/>
+                <w:szCs w:val="16"/>
+              </w:rPr>
+              <w:t xml:space="preserve"> for the timeline)</w:t>
             </w:r>
           </w:p>
         </w:tc>
@@ -11317,6 +11824,19 @@
                 <w:sz w:val="16"/>
                 <w:szCs w:val="16"/>
               </w:rPr>
+              <w:t xml:space="preserve">      "saved": false,</w:t>
+            </w:r>
+          </w:p>
+          <w:p>
+            <w:pPr>
+              <w:spacing w:after="0" w:line="240"/>
+            </w:pPr>
+            <w:r>
+              <w:rPr>
+                <w:rFonts w:ascii="Consolas" w:cs="Consolas" w:eastAsia="Consolas" w:hAnsi="Consolas"/>
+                <w:sz w:val="16"/>
+                <w:szCs w:val="16"/>
+              </w:rPr>
               <w:t xml:space="preserve">      "trust_score": { "published": true, "score": 86, "based_on": 5 }</w:t>
             </w:r>
           </w:p>
@@ -11413,6 +11933,15 @@
       </w:r>
       <w:r>
         <w:t xml:space="preserve"> names the unmet accommodation; </w:t>
+      </w:r>
+      <w:r>
+        <w:rPr>
+          <w:rFonts w:ascii="Consolas" w:cs="Consolas" w:eastAsia="Consolas" w:hAnsi="Consolas"/>
+        </w:rPr>
+        <w:t xml:space="preserve">saved</w:t>
+      </w:r>
+      <w:r>
+        <w:t xml:space="preserve"> (logged-in candidates only) drives the Save button on each result; </w:t>
       </w:r>
       <w:r>
         <w:rPr>
@@ -32942,7 +33471,7 @@
                 <w:sz w:val="15"/>
                 <w:szCs w:val="15"/>
               </w:rPr>
-              <w:t xml:space="preserve">M2 Profile</w:t>
+              <w:t xml:space="preserve">M1 Auth</w:t>
             </w:r>
           </w:p>
         </w:tc>
@@ -32971,7 +33500,7 @@
                 <w:sz w:val="15"/>
                 <w:szCs w:val="15"/>
               </w:rPr>
-              <w:t xml:space="preserve">GET, PUT</w:t>
+              <w:t xml:space="preserve">POST</w:t>
             </w:r>
           </w:p>
         </w:tc>
@@ -33000,7 +33529,7 @@
                 <w:sz w:val="15"/>
                 <w:szCs w:val="15"/>
               </w:rPr>
-              <w:t xml:space="preserve">/candidate/profile</w:t>
+              <w:t xml:space="preserve">/forgot-password, /reset-password</w:t>
             </w:r>
           </w:p>
         </w:tc>
@@ -33029,7 +33558,7 @@
                 <w:sz w:val="15"/>
                 <w:szCs w:val="15"/>
               </w:rPr>
-              <w:t xml:space="preserve">C</w:t>
+              <w:t xml:space="preserve">P</w:t>
             </w:r>
           </w:p>
         </w:tc>
@@ -33058,7 +33587,7 @@
                 <w:sz w:val="15"/>
                 <w:szCs w:val="15"/>
               </w:rPr>
-              <w:t xml:space="preserve">Own profile</w:t>
+              <w:t xml:space="preserve">Email a reset link (same answer for every email, 5/min); new password with the link (valid 60 min; signs out everywhere)</w:t>
             </w:r>
           </w:p>
         </w:tc>
@@ -33118,7 +33647,7 @@
                 <w:sz w:val="15"/>
                 <w:szCs w:val="15"/>
               </w:rPr>
-              <w:t xml:space="preserve">PUT</w:t>
+              <w:t xml:space="preserve">GET, PUT</w:t>
             </w:r>
           </w:p>
         </w:tc>
@@ -33147,7 +33676,7 @@
                 <w:sz w:val="15"/>
                 <w:szCs w:val="15"/>
               </w:rPr>
-              <w:t xml:space="preserve">/candidate/accommodations</w:t>
+              <w:t xml:space="preserve">/candidate/profile</w:t>
             </w:r>
           </w:p>
         </w:tc>
@@ -33205,7 +33734,7 @@
                 <w:sz w:val="15"/>
                 <w:szCs w:val="15"/>
               </w:rPr>
-              <w:t xml:space="preserve">Replace needs</w:t>
+              <w:t xml:space="preserve">Own profile</w:t>
             </w:r>
           </w:p>
         </w:tc>
@@ -33265,7 +33794,7 @@
                 <w:sz w:val="15"/>
                 <w:szCs w:val="15"/>
               </w:rPr>
-              <w:t xml:space="preserve">POST</w:t>
+              <w:t xml:space="preserve">PUT</w:t>
             </w:r>
           </w:p>
         </w:tc>
@@ -33294,7 +33823,7 @@
                 <w:sz w:val="15"/>
                 <w:szCs w:val="15"/>
               </w:rPr>
-              <w:t xml:space="preserve">/candidate/resume</w:t>
+              <w:t xml:space="preserve">/candidate/accommodations</w:t>
             </w:r>
           </w:p>
         </w:tc>
@@ -33352,7 +33881,7 @@
                 <w:sz w:val="15"/>
                 <w:szCs w:val="15"/>
               </w:rPr>
-              <w:t xml:space="preserve">Upload PDF résumé (max 5 MB)</w:t>
+              <w:t xml:space="preserve">Replace needs</w:t>
             </w:r>
           </w:p>
         </w:tc>
@@ -33412,7 +33941,7 @@
                 <w:sz w:val="15"/>
                 <w:szCs w:val="15"/>
               </w:rPr>
-              <w:t xml:space="preserve">GET</w:t>
+              <w:t xml:space="preserve">POST</w:t>
             </w:r>
           </w:p>
         </w:tc>
@@ -33441,7 +33970,7 @@
                 <w:sz w:val="15"/>
                 <w:szCs w:val="15"/>
               </w:rPr>
-              <w:t xml:space="preserve">/resumes/{id}?expires=&amp;signature=</w:t>
+              <w:t xml:space="preserve">/candidate/resume</w:t>
             </w:r>
           </w:p>
         </w:tc>
@@ -33470,7 +33999,7 @@
                 <w:sz w:val="15"/>
                 <w:szCs w:val="15"/>
               </w:rPr>
-              <w:t xml:space="preserve">P (signed link)</w:t>
+              <w:t xml:space="preserve">C</w:t>
             </w:r>
           </w:p>
         </w:tc>
@@ -33499,7 +34028,7 @@
                 <w:sz w:val="15"/>
                 <w:szCs w:val="15"/>
               </w:rPr>
-              <w:t xml:space="preserve">Open résumé PDF (link valid 30 min)</w:t>
+              <w:t xml:space="preserve">Upload PDF résumé (max 5 MB)</w:t>
             </w:r>
           </w:p>
         </w:tc>
@@ -33530,7 +34059,7 @@
                 <w:sz w:val="15"/>
                 <w:szCs w:val="15"/>
               </w:rPr>
-              <w:t xml:space="preserve">M3 Company</w:t>
+              <w:t xml:space="preserve">M2 Profile</w:t>
             </w:r>
           </w:p>
         </w:tc>
@@ -33559,7 +34088,7 @@
                 <w:sz w:val="15"/>
                 <w:szCs w:val="15"/>
               </w:rPr>
-              <w:t xml:space="preserve">GET, PUT</w:t>
+              <w:t xml:space="preserve">GET</w:t>
             </w:r>
           </w:p>
         </w:tc>
@@ -33588,7 +34117,7 @@
                 <w:sz w:val="15"/>
                 <w:szCs w:val="15"/>
               </w:rPr>
-              <w:t xml:space="preserve">/employer/company</w:t>
+              <w:t xml:space="preserve">/resumes/{id}?expires=&amp;signature=</w:t>
             </w:r>
           </w:p>
         </w:tc>
@@ -33617,7 +34146,7 @@
                 <w:sz w:val="15"/>
                 <w:szCs w:val="15"/>
               </w:rPr>
-              <w:t xml:space="preserve">E</w:t>
+              <w:t xml:space="preserve">P (signed link)</w:t>
             </w:r>
           </w:p>
         </w:tc>
@@ -33646,7 +34175,7 @@
                 <w:sz w:val="15"/>
                 <w:szCs w:val="15"/>
               </w:rPr>
-              <w:t xml:space="preserve">Own company profile</w:t>
+              <w:t xml:space="preserve">Open résumé PDF (link valid 30 min)</w:t>
             </w:r>
           </w:p>
         </w:tc>
@@ -33706,7 +34235,7 @@
                 <w:sz w:val="15"/>
                 <w:szCs w:val="15"/>
               </w:rPr>
-              <w:t xml:space="preserve">GET</w:t>
+              <w:t xml:space="preserve">GET, PUT</w:t>
             </w:r>
           </w:p>
         </w:tc>
@@ -33735,7 +34264,7 @@
                 <w:sz w:val="15"/>
                 <w:szCs w:val="15"/>
               </w:rPr>
-              <w:t xml:space="preserve">/employers/{id}</w:t>
+              <w:t xml:space="preserve">/employer/company</w:t>
             </w:r>
           </w:p>
         </w:tc>
@@ -33764,7 +34293,7 @@
                 <w:sz w:val="15"/>
                 <w:szCs w:val="15"/>
               </w:rPr>
-              <w:t xml:space="preserve">P</w:t>
+              <w:t xml:space="preserve">E</w:t>
             </w:r>
           </w:p>
         </w:tc>
@@ -33793,7 +34322,7 @@
                 <w:sz w:val="15"/>
                 <w:szCs w:val="15"/>
               </w:rPr>
-              <w:t xml:space="preserve">Public employer page</w:t>
+              <w:t xml:space="preserve">Own company profile</w:t>
             </w:r>
           </w:p>
         </w:tc>
@@ -33882,7 +34411,7 @@
                 <w:sz w:val="15"/>
                 <w:szCs w:val="15"/>
               </w:rPr>
-              <w:t xml:space="preserve">/employers/{id}/logo</w:t>
+              <w:t xml:space="preserve">/employers/{id}</w:t>
             </w:r>
           </w:p>
         </w:tc>
@@ -33940,7 +34469,7 @@
                 <w:sz w:val="15"/>
                 <w:szCs w:val="15"/>
               </w:rPr>
-              <w:t xml:space="preserve">Company logo (PNG/JPG/WebP, max 2 MB)</w:t>
+              <w:t xml:space="preserve">Public employer page</w:t>
             </w:r>
           </w:p>
         </w:tc>
@@ -34029,7 +34558,7 @@
                 <w:sz w:val="15"/>
                 <w:szCs w:val="15"/>
               </w:rPr>
-              <w:t xml:space="preserve">/admin/employers, /admin/employers/{id}</w:t>
+              <w:t xml:space="preserve">/employers/{id}/logo</w:t>
             </w:r>
           </w:p>
         </w:tc>
@@ -34058,7 +34587,7 @@
                 <w:sz w:val="15"/>
                 <w:szCs w:val="15"/>
               </w:rPr>
-              <w:t xml:space="preserve">A</w:t>
+              <w:t xml:space="preserve">P</w:t>
             </w:r>
           </w:p>
         </w:tc>
@@ -34087,7 +34616,7 @@
                 <w:sz w:val="15"/>
                 <w:szCs w:val="15"/>
               </w:rPr>
-              <w:t xml:space="preserve">Verification queue / details with latest registry check</w:t>
+              <w:t xml:space="preserve">Company logo (PNG/JPG/WebP, max 2 MB)</w:t>
             </w:r>
           </w:p>
         </w:tc>
@@ -34147,7 +34676,7 @@
                 <w:sz w:val="15"/>
                 <w:szCs w:val="15"/>
               </w:rPr>
-              <w:t xml:space="preserve">PATCH</w:t>
+              <w:t xml:space="preserve">GET</w:t>
             </w:r>
           </w:p>
         </w:tc>
@@ -34176,7 +34705,7 @@
                 <w:sz w:val="15"/>
                 <w:szCs w:val="15"/>
               </w:rPr>
-              <w:t xml:space="preserve">/admin/employers/{id}/verify</w:t>
+              <w:t xml:space="preserve">/admin/employers, /admin/employers/{id}</w:t>
             </w:r>
           </w:p>
         </w:tc>
@@ -34234,7 +34763,7 @@
                 <w:sz w:val="15"/>
                 <w:szCs w:val="15"/>
               </w:rPr>
-              <w:t xml:space="preserve">check (SOAP) / approve / reject</w:t>
+              <w:t xml:space="preserve">Verification queue / details with latest registry check</w:t>
             </w:r>
           </w:p>
         </w:tc>
@@ -34265,7 +34794,7 @@
                 <w:sz w:val="15"/>
                 <w:szCs w:val="15"/>
               </w:rPr>
-              <w:t xml:space="preserve">M4 Postings</w:t>
+              <w:t xml:space="preserve">M3 Company</w:t>
             </w:r>
           </w:p>
         </w:tc>
@@ -34294,7 +34823,7 @@
                 <w:sz w:val="15"/>
                 <w:szCs w:val="15"/>
               </w:rPr>
-              <w:t xml:space="preserve">GET</w:t>
+              <w:t xml:space="preserve">PATCH</w:t>
             </w:r>
           </w:p>
         </w:tc>
@@ -34323,7 +34852,7 @@
                 <w:sz w:val="15"/>
                 <w:szCs w:val="15"/>
               </w:rPr>
-              <w:t xml:space="preserve">/employer/job-postings</w:t>
+              <w:t xml:space="preserve">/admin/employers/{id}/verify</w:t>
             </w:r>
           </w:p>
         </w:tc>
@@ -34352,7 +34881,7 @@
                 <w:sz w:val="15"/>
                 <w:szCs w:val="15"/>
               </w:rPr>
-              <w:t xml:space="preserve">E</w:t>
+              <w:t xml:space="preserve">A</w:t>
             </w:r>
           </w:p>
         </w:tc>
@@ -34381,7 +34910,7 @@
                 <w:sz w:val="15"/>
                 <w:szCs w:val="15"/>
               </w:rPr>
-              <w:t xml:space="preserve">Own postings</w:t>
+              <w:t xml:space="preserve">check (SOAP) / approve / reject</w:t>
             </w:r>
           </w:p>
         </w:tc>
@@ -34441,7 +34970,7 @@
                 <w:sz w:val="15"/>
                 <w:szCs w:val="15"/>
               </w:rPr>
-              <w:t xml:space="preserve">POST</w:t>
+              <w:t xml:space="preserve">GET</w:t>
             </w:r>
           </w:p>
         </w:tc>
@@ -34470,7 +34999,7 @@
                 <w:sz w:val="15"/>
                 <w:szCs w:val="15"/>
               </w:rPr>
-              <w:t xml:space="preserve">/job-postings</w:t>
+              <w:t xml:space="preserve">/employer/job-postings</w:t>
             </w:r>
           </w:p>
         </w:tc>
@@ -34528,7 +35057,7 @@
                 <w:sz w:val="15"/>
                 <w:szCs w:val="15"/>
               </w:rPr>
-              <w:t xml:space="preserve">Create</w:t>
+              <w:t xml:space="preserve">Own postings</w:t>
             </w:r>
           </w:p>
         </w:tc>
@@ -34588,7 +35117,7 @@
                 <w:sz w:val="15"/>
                 <w:szCs w:val="15"/>
               </w:rPr>
-              <w:t xml:space="preserve">PUT, DELETE</w:t>
+              <w:t xml:space="preserve">POST</w:t>
             </w:r>
           </w:p>
         </w:tc>
@@ -34617,7 +35146,7 @@
                 <w:sz w:val="15"/>
                 <w:szCs w:val="15"/>
               </w:rPr>
-              <w:t xml:space="preserve">/job-postings/{id}</w:t>
+              <w:t xml:space="preserve">/job-postings</w:t>
             </w:r>
           </w:p>
         </w:tc>
@@ -34646,7 +35175,7 @@
                 <w:sz w:val="15"/>
                 <w:szCs w:val="15"/>
               </w:rPr>
-              <w:t xml:space="preserve">E (owner)</w:t>
+              <w:t xml:space="preserve">E</w:t>
             </w:r>
           </w:p>
         </w:tc>
@@ -34675,7 +35204,7 @@
                 <w:sz w:val="15"/>
                 <w:szCs w:val="15"/>
               </w:rPr>
-              <w:t xml:space="preserve">Update / soft-delete</w:t>
+              <w:t xml:space="preserve">Create</w:t>
             </w:r>
           </w:p>
         </w:tc>
@@ -34735,7 +35264,7 @@
                 <w:sz w:val="15"/>
                 <w:szCs w:val="15"/>
               </w:rPr>
-              <w:t xml:space="preserve">PATCH</w:t>
+              <w:t xml:space="preserve">PUT, DELETE</w:t>
             </w:r>
           </w:p>
         </w:tc>
@@ -34764,7 +35293,7 @@
                 <w:sz w:val="15"/>
                 <w:szCs w:val="15"/>
               </w:rPr>
-              <w:t xml:space="preserve">/job-postings/{id}/status</w:t>
+              <w:t xml:space="preserve">/job-postings/{id}</w:t>
             </w:r>
           </w:p>
         </w:tc>
@@ -34822,7 +35351,7 @@
                 <w:sz w:val="15"/>
                 <w:szCs w:val="15"/>
               </w:rPr>
-              <w:t xml:space="preserve">Close / reopen</w:t>
+              <w:t xml:space="preserve">Update / soft-delete</w:t>
             </w:r>
           </w:p>
         </w:tc>
@@ -34882,7 +35411,7 @@
                 <w:sz w:val="15"/>
                 <w:szCs w:val="15"/>
               </w:rPr>
-              <w:t xml:space="preserve">GET</w:t>
+              <w:t xml:space="preserve">PATCH</w:t>
             </w:r>
           </w:p>
         </w:tc>
@@ -34911,7 +35440,7 @@
                 <w:sz w:val="15"/>
                 <w:szCs w:val="15"/>
               </w:rPr>
-              <w:t xml:space="preserve">/admin/job-postings</w:t>
+              <w:t xml:space="preserve">/job-postings/{id}/status</w:t>
             </w:r>
           </w:p>
         </w:tc>
@@ -34940,7 +35469,7 @@
                 <w:sz w:val="15"/>
                 <w:szCs w:val="15"/>
               </w:rPr>
-              <w:t xml:space="preserve">A</w:t>
+              <w:t xml:space="preserve">E (owner)</w:t>
             </w:r>
           </w:p>
         </w:tc>
@@ -34969,7 +35498,7 @@
                 <w:sz w:val="15"/>
                 <w:szCs w:val="15"/>
               </w:rPr>
-              <w:t xml:space="preserve">Approval queue</w:t>
+              <w:t xml:space="preserve">Close / reopen</w:t>
             </w:r>
           </w:p>
         </w:tc>
@@ -35029,7 +35558,7 @@
                 <w:sz w:val="15"/>
                 <w:szCs w:val="15"/>
               </w:rPr>
-              <w:t xml:space="preserve">PATCH</w:t>
+              <w:t xml:space="preserve">GET</w:t>
             </w:r>
           </w:p>
         </w:tc>
@@ -35058,7 +35587,7 @@
                 <w:sz w:val="15"/>
                 <w:szCs w:val="15"/>
               </w:rPr>
-              <w:t xml:space="preserve">/admin/job-postings/{id}/approve</w:t>
+              <w:t xml:space="preserve">/admin/job-postings</w:t>
             </w:r>
           </w:p>
         </w:tc>
@@ -35116,7 +35645,7 @@
                 <w:sz w:val="15"/>
                 <w:szCs w:val="15"/>
               </w:rPr>
-              <w:t xml:space="preserve">Approve / reject (with reason)</w:t>
+              <w:t xml:space="preserve">Approval queue</w:t>
             </w:r>
           </w:p>
         </w:tc>
@@ -35176,7 +35705,7 @@
                 <w:sz w:val="15"/>
                 <w:szCs w:val="15"/>
               </w:rPr>
-              <w:t xml:space="preserve">DELETE</w:t>
+              <w:t xml:space="preserve">PATCH</w:t>
             </w:r>
           </w:p>
         </w:tc>
@@ -35205,7 +35734,7 @@
                 <w:sz w:val="15"/>
                 <w:szCs w:val="15"/>
               </w:rPr>
-              <w:t xml:space="preserve">/admin/job-postings/{id}</w:t>
+              <w:t xml:space="preserve">/admin/job-postings/{id}/approve</w:t>
             </w:r>
           </w:p>
         </w:tc>
@@ -35263,7 +35792,7 @@
                 <w:sz w:val="15"/>
                 <w:szCs w:val="15"/>
               </w:rPr>
-              <w:t xml:space="preserve">Remove any posting with a reason (soft delete; employer notified)</w:t>
+              <w:t xml:space="preserve">Approve / reject (with reason)</w:t>
             </w:r>
           </w:p>
         </w:tc>
@@ -35294,7 +35823,7 @@
                 <w:sz w:val="15"/>
                 <w:szCs w:val="15"/>
               </w:rPr>
-              <w:t xml:space="preserve">M5 Search</w:t>
+              <w:t xml:space="preserve">M4 Postings</w:t>
             </w:r>
           </w:p>
         </w:tc>
@@ -35323,7 +35852,7 @@
                 <w:sz w:val="15"/>
                 <w:szCs w:val="15"/>
               </w:rPr>
-              <w:t xml:space="preserve">GET</w:t>
+              <w:t xml:space="preserve">DELETE</w:t>
             </w:r>
           </w:p>
         </w:tc>
@@ -35352,7 +35881,7 @@
                 <w:sz w:val="15"/>
                 <w:szCs w:val="15"/>
               </w:rPr>
-              <w:t xml:space="preserve">/job-postings?q=&amp;category=&amp;accommodations[]=&amp;match=1&amp;sort=&amp;page=</w:t>
+              <w:t xml:space="preserve">/admin/job-postings/{id}</w:t>
             </w:r>
           </w:p>
         </w:tc>
@@ -35381,7 +35910,7 @@
                 <w:sz w:val="15"/>
                 <w:szCs w:val="15"/>
               </w:rPr>
-              <w:t xml:space="preserve">P (match: C)</w:t>
+              <w:t xml:space="preserve">A</w:t>
             </w:r>
           </w:p>
         </w:tc>
@@ -35410,7 +35939,7 @@
                 <w:sz w:val="15"/>
                 <w:szCs w:val="15"/>
               </w:rPr>
-              <w:t xml:space="preserve">Search, filter, match</w:t>
+              <w:t xml:space="preserve">Remove any posting with a reason (soft delete; employer notified)</w:t>
             </w:r>
           </w:p>
         </w:tc>
@@ -35499,7 +36028,7 @@
                 <w:sz w:val="15"/>
                 <w:szCs w:val="15"/>
               </w:rPr>
-              <w:t xml:space="preserve">/job-postings/{id}</w:t>
+              <w:t xml:space="preserve">/job-postings?q=&amp;category=&amp;accommodations[]=&amp;match=1&amp;sort=&amp;page=</w:t>
             </w:r>
           </w:p>
         </w:tc>
@@ -35528,7 +36057,7 @@
                 <w:sz w:val="15"/>
                 <w:szCs w:val="15"/>
               </w:rPr>
-              <w:t xml:space="preserve">P</w:t>
+              <w:t xml:space="preserve">P (match, saved: C)</w:t>
             </w:r>
           </w:p>
         </w:tc>
@@ -35557,7 +36086,7 @@
                 <w:sz w:val="15"/>
                 <w:szCs w:val="15"/>
               </w:rPr>
-              <w:t xml:space="preserve">Details (+ match for C)</w:t>
+              <w:t xml:space="preserve">Search, filter, match</w:t>
             </w:r>
           </w:p>
         </w:tc>
@@ -35588,7 +36117,7 @@
                 <w:sz w:val="15"/>
                 <w:szCs w:val="15"/>
               </w:rPr>
-              <w:t xml:space="preserve">M5/M11</w:t>
+              <w:t xml:space="preserve">M5 Search</w:t>
             </w:r>
           </w:p>
         </w:tc>
@@ -35646,7 +36175,7 @@
                 <w:sz w:val="15"/>
                 <w:szCs w:val="15"/>
               </w:rPr>
-              <w:t xml:space="preserve">/categories, /accommodations</w:t>
+              <w:t xml:space="preserve">/job-postings/{id}</w:t>
             </w:r>
           </w:p>
         </w:tc>
@@ -35704,7 +36233,7 @@
                 <w:sz w:val="15"/>
                 <w:szCs w:val="15"/>
               </w:rPr>
-              <w:t xml:space="preserve">Filter options</w:t>
+              <w:t xml:space="preserve">Details (+ match, saved and own application for C)</w:t>
             </w:r>
           </w:p>
         </w:tc>
@@ -35735,7 +36264,7 @@
                 <w:sz w:val="15"/>
                 <w:szCs w:val="15"/>
               </w:rPr>
-              <w:t xml:space="preserve">M6 Applications</w:t>
+              <w:t xml:space="preserve">M5/M11</w:t>
             </w:r>
           </w:p>
         </w:tc>
@@ -35764,7 +36293,7 @@
                 <w:sz w:val="15"/>
                 <w:szCs w:val="15"/>
               </w:rPr>
-              <w:t xml:space="preserve">POST</w:t>
+              <w:t xml:space="preserve">GET</w:t>
             </w:r>
           </w:p>
         </w:tc>
@@ -35793,7 +36322,7 @@
                 <w:sz w:val="15"/>
                 <w:szCs w:val="15"/>
               </w:rPr>
-              <w:t xml:space="preserve">/job-postings/{id}/applications</w:t>
+              <w:t xml:space="preserve">/categories, /accommodations</w:t>
             </w:r>
           </w:p>
         </w:tc>
@@ -35822,7 +36351,7 @@
                 <w:sz w:val="15"/>
                 <w:szCs w:val="15"/>
               </w:rPr>
-              <w:t xml:space="preserve">C</w:t>
+              <w:t xml:space="preserve">P</w:t>
             </w:r>
           </w:p>
         </w:tc>
@@ -35851,7 +36380,7 @@
                 <w:sz w:val="15"/>
                 <w:szCs w:val="15"/>
               </w:rPr>
-              <w:t xml:space="preserve">Apply</w:t>
+              <w:t xml:space="preserve">Filter options</w:t>
             </w:r>
           </w:p>
         </w:tc>
@@ -35911,7 +36440,7 @@
                 <w:sz w:val="15"/>
                 <w:szCs w:val="15"/>
               </w:rPr>
-              <w:t xml:space="preserve">GET</w:t>
+              <w:t xml:space="preserve">POST</w:t>
             </w:r>
           </w:p>
         </w:tc>
@@ -35940,7 +36469,7 @@
                 <w:sz w:val="15"/>
                 <w:szCs w:val="15"/>
               </w:rPr>
-              <w:t xml:space="preserve">/applications, /applications/{id}</w:t>
+              <w:t xml:space="preserve">/job-postings/{id}/applications</w:t>
             </w:r>
           </w:p>
         </w:tc>
@@ -35969,7 +36498,7 @@
                 <w:sz w:val="15"/>
                 <w:szCs w:val="15"/>
               </w:rPr>
-              <w:t xml:space="preserve">C (own) / E (own postings)</w:t>
+              <w:t xml:space="preserve">C</w:t>
             </w:r>
           </w:p>
         </w:tc>
@@ -35998,7 +36527,7 @@
                 <w:sz w:val="15"/>
                 <w:szCs w:val="15"/>
               </w:rPr>
-              <w:t xml:space="preserve">List / details</w:t>
+              <w:t xml:space="preserve">Apply</w:t>
             </w:r>
           </w:p>
         </w:tc>
@@ -36058,7 +36587,7 @@
                 <w:sz w:val="15"/>
                 <w:szCs w:val="15"/>
               </w:rPr>
-              <w:t xml:space="preserve">PATCH</w:t>
+              <w:t xml:space="preserve">GET</w:t>
             </w:r>
           </w:p>
         </w:tc>
@@ -36087,7 +36616,7 @@
                 <w:sz w:val="15"/>
                 <w:szCs w:val="15"/>
               </w:rPr>
-              <w:t xml:space="preserve">/applications/{id}/status</w:t>
+              <w:t xml:space="preserve">/applications, /applications/{id}</w:t>
             </w:r>
           </w:p>
         </w:tc>
@@ -36116,7 +36645,7 @@
                 <w:sz w:val="15"/>
                 <w:szCs w:val="15"/>
               </w:rPr>
-              <w:t xml:space="preserve">C / E</w:t>
+              <w:t xml:space="preserve">C (own) / E (own postings)</w:t>
             </w:r>
           </w:p>
         </w:tc>
@@ -36145,7 +36674,7 @@
                 <w:sz w:val="15"/>
                 <w:szCs w:val="15"/>
               </w:rPr>
-              <w:t xml:space="preserve">Status transition</w:t>
+              <w:t xml:space="preserve">List / details</w:t>
             </w:r>
           </w:p>
         </w:tc>
@@ -36176,7 +36705,7 @@
                 <w:sz w:val="15"/>
                 <w:szCs w:val="15"/>
               </w:rPr>
-              <w:t xml:space="preserve">M7 Feedback</w:t>
+              <w:t xml:space="preserve">M6 Applications</w:t>
             </w:r>
           </w:p>
         </w:tc>
@@ -36205,7 +36734,7 @@
                 <w:sz w:val="15"/>
                 <w:szCs w:val="15"/>
               </w:rPr>
-              <w:t xml:space="preserve">GET</w:t>
+              <w:t xml:space="preserve">PATCH</w:t>
             </w:r>
           </w:p>
         </w:tc>
@@ -36234,7 +36763,7 @@
                 <w:sz w:val="15"/>
                 <w:szCs w:val="15"/>
               </w:rPr>
-              <w:t xml:space="preserve">/applications/{id}/feedback-form</w:t>
+              <w:t xml:space="preserve">/applications/{id}/status</w:t>
             </w:r>
           </w:p>
         </w:tc>
@@ -36263,7 +36792,7 @@
                 <w:sz w:val="15"/>
                 <w:szCs w:val="15"/>
               </w:rPr>
-              <w:t xml:space="preserve">C (hired)</w:t>
+              <w:t xml:space="preserve">C / E</w:t>
             </w:r>
           </w:p>
         </w:tc>
@@ -36292,7 +36821,7 @@
                 <w:sz w:val="15"/>
                 <w:szCs w:val="15"/>
               </w:rPr>
-              <w:t xml:space="preserve">Items to rate (recorded at hire), window, submitted</w:t>
+              <w:t xml:space="preserve">Status transition</w:t>
             </w:r>
           </w:p>
         </w:tc>
@@ -36352,7 +36881,7 @@
                 <w:sz w:val="15"/>
                 <w:szCs w:val="15"/>
               </w:rPr>
-              <w:t xml:space="preserve">POST</w:t>
+              <w:t xml:space="preserve">GET</w:t>
             </w:r>
           </w:p>
         </w:tc>
@@ -36381,7 +36910,7 @@
                 <w:sz w:val="15"/>
                 <w:szCs w:val="15"/>
               </w:rPr>
-              <w:t xml:space="preserve">/applications/{id}/feedback</w:t>
+              <w:t xml:space="preserve">/applications/{id}/feedback-form</w:t>
             </w:r>
           </w:p>
         </w:tc>
@@ -36410,7 +36939,7 @@
                 <w:sz w:val="15"/>
                 <w:szCs w:val="15"/>
               </w:rPr>
-              <w:t xml:space="preserve">C (hired, 30 days)</w:t>
+              <w:t xml:space="preserve">C (hired)</w:t>
             </w:r>
           </w:p>
         </w:tc>
@@ -36439,7 +36968,7 @@
                 <w:sz w:val="15"/>
                 <w:szCs w:val="15"/>
               </w:rPr>
-              <w:t xml:space="preserve">Submit</w:t>
+              <w:t xml:space="preserve">Items to rate (recorded at hire), window, submitted</w:t>
             </w:r>
           </w:p>
         </w:tc>
@@ -36499,7 +37028,7 @@
                 <w:sz w:val="15"/>
                 <w:szCs w:val="15"/>
               </w:rPr>
-              <w:t xml:space="preserve">GET</w:t>
+              <w:t xml:space="preserve">POST</w:t>
             </w:r>
           </w:p>
         </w:tc>
@@ -36528,7 +37057,7 @@
                 <w:sz w:val="15"/>
                 <w:szCs w:val="15"/>
               </w:rPr>
-              <w:t xml:space="preserve">/employers/{id}/trust-score</w:t>
+              <w:t xml:space="preserve">/applications/{id}/feedback</w:t>
             </w:r>
           </w:p>
         </w:tc>
@@ -36557,7 +37086,7 @@
                 <w:sz w:val="15"/>
                 <w:szCs w:val="15"/>
               </w:rPr>
-              <w:t xml:space="preserve">P</w:t>
+              <w:t xml:space="preserve">C (hired, 30 days)</w:t>
             </w:r>
           </w:p>
         </w:tc>
@@ -36586,7 +37115,7 @@
                 <w:sz w:val="15"/>
                 <w:szCs w:val="15"/>
               </w:rPr>
-              <w:t xml:space="preserve">Score and breakdown (from 3 responses)</w:t>
+              <w:t xml:space="preserve">Submit</w:t>
             </w:r>
           </w:p>
         </w:tc>
@@ -36617,7 +37146,7 @@
                 <w:sz w:val="15"/>
                 <w:szCs w:val="15"/>
               </w:rPr>
-              <w:t xml:space="preserve">M8 Dashboards</w:t>
+              <w:t xml:space="preserve">M7 Feedback</w:t>
             </w:r>
           </w:p>
         </w:tc>
@@ -36675,7 +37204,7 @@
                 <w:sz w:val="15"/>
                 <w:szCs w:val="15"/>
               </w:rPr>
-              <w:t xml:space="preserve">/candidate/dashboard, /employer/dashboard, /admin/dashboard</w:t>
+              <w:t xml:space="preserve">/employers/{id}/trust-score</w:t>
             </w:r>
           </w:p>
         </w:tc>
@@ -36704,7 +37233,7 @@
                 <w:sz w:val="15"/>
                 <w:szCs w:val="15"/>
               </w:rPr>
-              <w:t xml:space="preserve">C / E / A</w:t>
+              <w:t xml:space="preserve">P</w:t>
             </w:r>
           </w:p>
         </w:tc>
@@ -36733,7 +37262,7 @@
                 <w:sz w:val="15"/>
                 <w:szCs w:val="15"/>
               </w:rPr>
-              <w:t xml:space="preserve">Summaries</w:t>
+              <w:t xml:space="preserve">Score and breakdown (from 3 responses)</w:t>
             </w:r>
           </w:p>
         </w:tc>
@@ -36764,7 +37293,7 @@
                 <w:sz w:val="15"/>
                 <w:szCs w:val="15"/>
               </w:rPr>
-              <w:t xml:space="preserve">M9 Notifications</w:t>
+              <w:t xml:space="preserve">M8 Dashboards</w:t>
             </w:r>
           </w:p>
         </w:tc>
@@ -36793,7 +37322,7 @@
                 <w:sz w:val="15"/>
                 <w:szCs w:val="15"/>
               </w:rPr>
-              <w:t xml:space="preserve">GET, PATCH</w:t>
+              <w:t xml:space="preserve">GET</w:t>
             </w:r>
           </w:p>
         </w:tc>
@@ -36822,7 +37351,7 @@
                 <w:sz w:val="15"/>
                 <w:szCs w:val="15"/>
               </w:rPr>
-              <w:t xml:space="preserve">/notifications, /notifications/{id}/read, /notifications/read-all</w:t>
+              <w:t xml:space="preserve">/candidate/dashboard, /employer/dashboard, /admin/dashboard</w:t>
             </w:r>
           </w:p>
         </w:tc>
@@ -36851,7 +37380,7 @@
                 <w:sz w:val="15"/>
                 <w:szCs w:val="15"/>
               </w:rPr>
-              <w:t xml:space="preserve">C / E</w:t>
+              <w:t xml:space="preserve">C / E / A</w:t>
             </w:r>
           </w:p>
         </w:tc>
@@ -36880,7 +37409,7 @@
                 <w:sz w:val="15"/>
                 <w:szCs w:val="15"/>
               </w:rPr>
-              <w:t xml:space="preserve">List, mark read</w:t>
+              <w:t xml:space="preserve">Summaries</w:t>
             </w:r>
           </w:p>
         </w:tc>
@@ -36911,7 +37440,7 @@
                 <w:sz w:val="15"/>
                 <w:szCs w:val="15"/>
               </w:rPr>
-              <w:t xml:space="preserve">M10 Moderation</w:t>
+              <w:t xml:space="preserve">M9 Notifications</w:t>
             </w:r>
           </w:p>
         </w:tc>
@@ -36969,7 +37498,7 @@
                 <w:sz w:val="15"/>
                 <w:szCs w:val="15"/>
               </w:rPr>
-              <w:t xml:space="preserve">/admin/users, /admin/users/{id}/suspend</w:t>
+              <w:t xml:space="preserve">/notifications, /notifications/{id}/read, /notifications/read-all</w:t>
             </w:r>
           </w:p>
         </w:tc>
@@ -36998,7 +37527,7 @@
                 <w:sz w:val="15"/>
                 <w:szCs w:val="15"/>
               </w:rPr>
-              <w:t xml:space="preserve">A</w:t>
+              <w:t xml:space="preserve">C / E</w:t>
             </w:r>
           </w:p>
         </w:tc>
@@ -37027,7 +37556,7 @@
                 <w:sz w:val="15"/>
                 <w:szCs w:val="15"/>
               </w:rPr>
-              <w:t xml:space="preserve">Users</w:t>
+              <w:t xml:space="preserve">List, mark read</w:t>
             </w:r>
           </w:p>
         </w:tc>
@@ -37087,7 +37616,7 @@
                 <w:sz w:val="15"/>
                 <w:szCs w:val="15"/>
               </w:rPr>
-              <w:t xml:space="preserve">POST</w:t>
+              <w:t xml:space="preserve">GET, PATCH</w:t>
             </w:r>
           </w:p>
         </w:tc>
@@ -37116,7 +37645,7 @@
                 <w:sz w:val="15"/>
                 <w:szCs w:val="15"/>
               </w:rPr>
-              <w:t xml:space="preserve">/job-postings/{id}/reports</w:t>
+              <w:t xml:space="preserve">/admin/users, /admin/users/{id}/suspend</w:t>
             </w:r>
           </w:p>
         </w:tc>
@@ -37145,7 +37674,7 @@
                 <w:sz w:val="15"/>
                 <w:szCs w:val="15"/>
               </w:rPr>
-              <w:t xml:space="preserve">C</w:t>
+              <w:t xml:space="preserve">A</w:t>
             </w:r>
           </w:p>
         </w:tc>
@@ -37174,7 +37703,7 @@
                 <w:sz w:val="15"/>
                 <w:szCs w:val="15"/>
               </w:rPr>
-              <w:t xml:space="preserve">Report posting</w:t>
+              <w:t xml:space="preserve">Users</w:t>
             </w:r>
           </w:p>
         </w:tc>
@@ -37234,7 +37763,7 @@
                 <w:sz w:val="15"/>
                 <w:szCs w:val="15"/>
               </w:rPr>
-              <w:t xml:space="preserve">GET, PATCH</w:t>
+              <w:t xml:space="preserve">POST</w:t>
             </w:r>
           </w:p>
         </w:tc>
@@ -37263,7 +37792,7 @@
                 <w:sz w:val="15"/>
                 <w:szCs w:val="15"/>
               </w:rPr>
-              <w:t xml:space="preserve">/admin/reports, /admin/reports/{id}</w:t>
+              <w:t xml:space="preserve">/job-postings/{id}/reports</w:t>
             </w:r>
           </w:p>
         </w:tc>
@@ -37292,7 +37821,7 @@
                 <w:sz w:val="15"/>
                 <w:szCs w:val="15"/>
               </w:rPr>
-              <w:t xml:space="preserve">A</w:t>
+              <w:t xml:space="preserve">C</w:t>
             </w:r>
           </w:p>
         </w:tc>
@@ -37321,7 +37850,7 @@
                 <w:sz w:val="15"/>
                 <w:szCs w:val="15"/>
               </w:rPr>
-              <w:t xml:space="preserve">Review reports</w:t>
+              <w:t xml:space="preserve">Report posting</w:t>
             </w:r>
           </w:p>
         </w:tc>
@@ -37381,7 +37910,7 @@
                 <w:sz w:val="15"/>
                 <w:szCs w:val="15"/>
               </w:rPr>
-              <w:t xml:space="preserve">GET</w:t>
+              <w:t xml:space="preserve">GET, PATCH</w:t>
             </w:r>
           </w:p>
         </w:tc>
@@ -37410,7 +37939,7 @@
                 <w:sz w:val="15"/>
                 <w:szCs w:val="15"/>
               </w:rPr>
-              <w:t xml:space="preserve">/admin/feedback</w:t>
+              <w:t xml:space="preserve">/admin/reports, /admin/reports/{id}</w:t>
             </w:r>
           </w:p>
         </w:tc>
@@ -37468,7 +37997,7 @@
                 <w:sz w:val="15"/>
                 <w:szCs w:val="15"/>
               </w:rPr>
-              <w:t xml:space="preserve">Feedback for moderation (anonymous)</w:t>
+              <w:t xml:space="preserve">Review reports</w:t>
             </w:r>
           </w:p>
         </w:tc>
@@ -37528,7 +38057,7 @@
                 <w:sz w:val="15"/>
                 <w:szCs w:val="15"/>
               </w:rPr>
-              <w:t xml:space="preserve">PATCH</w:t>
+              <w:t xml:space="preserve">GET</w:t>
             </w:r>
           </w:p>
         </w:tc>
@@ -37557,7 +38086,7 @@
                 <w:sz w:val="15"/>
                 <w:szCs w:val="15"/>
               </w:rPr>
-              <w:t xml:space="preserve">/admin/feedback/{id}/hide</w:t>
+              <w:t xml:space="preserve">/admin/feedback</w:t>
             </w:r>
           </w:p>
         </w:tc>
@@ -37615,7 +38144,7 @@
                 <w:sz w:val="15"/>
                 <w:szCs w:val="15"/>
               </w:rPr>
-              <w:t xml:space="preserve">Hide feedback</w:t>
+              <w:t xml:space="preserve">Feedback for moderation (anonymous)</w:t>
             </w:r>
           </w:p>
         </w:tc>
@@ -37646,7 +38175,7 @@
                 <w:sz w:val="15"/>
                 <w:szCs w:val="15"/>
               </w:rPr>
-              <w:t xml:space="preserve">M11 Master data</w:t>
+              <w:t xml:space="preserve">M10 Moderation</w:t>
             </w:r>
           </w:p>
         </w:tc>
@@ -37675,7 +38204,7 @@
                 <w:sz w:val="15"/>
                 <w:szCs w:val="15"/>
               </w:rPr>
-              <w:t xml:space="preserve">GET</w:t>
+              <w:t xml:space="preserve">PATCH</w:t>
             </w:r>
           </w:p>
         </w:tc>
@@ -37704,7 +38233,7 @@
                 <w:sz w:val="15"/>
                 <w:szCs w:val="15"/>
               </w:rPr>
-              <w:t xml:space="preserve">/admin/accommodations</w:t>
+              <w:t xml:space="preserve">/admin/feedback/{id}/hide</w:t>
             </w:r>
           </w:p>
         </w:tc>
@@ -37762,7 +38291,7 @@
                 <w:sz w:val="15"/>
                 <w:szCs w:val="15"/>
               </w:rPr>
-              <w:t xml:space="preserve">All types incl. retired</w:t>
+              <w:t xml:space="preserve">Hide feedback</w:t>
             </w:r>
           </w:p>
         </w:tc>
@@ -37822,7 +38351,7 @@
                 <w:sz w:val="15"/>
                 <w:szCs w:val="15"/>
               </w:rPr>
-              <w:t xml:space="preserve">POST, PUT, DELETE</w:t>
+              <w:t xml:space="preserve">GET</w:t>
             </w:r>
           </w:p>
         </w:tc>
@@ -37851,7 +38380,7 @@
                 <w:sz w:val="15"/>
                 <w:szCs w:val="15"/>
               </w:rPr>
-              <w:t xml:space="preserve">/admin/categories/{id}, /admin/accommodations/{id}</w:t>
+              <w:t xml:space="preserve">/admin/accommodations</w:t>
             </w:r>
           </w:p>
         </w:tc>
@@ -37909,7 +38438,7 @@
                 <w:sz w:val="15"/>
                 <w:szCs w:val="15"/>
               </w:rPr>
-              <w:t xml:space="preserve">Manage lists (in use: category 422, accommodation retired)</w:t>
+              <w:t xml:space="preserve">All types incl. retired</w:t>
             </w:r>
           </w:p>
         </w:tc>
@@ -37940,7 +38469,7 @@
                 <w:sz w:val="15"/>
                 <w:szCs w:val="15"/>
               </w:rPr>
-              <w:t xml:space="preserve">M12 Saved jobs</w:t>
+              <w:t xml:space="preserve">M11 Master data</w:t>
             </w:r>
           </w:p>
         </w:tc>
@@ -37969,7 +38498,7 @@
                 <w:sz w:val="15"/>
                 <w:szCs w:val="15"/>
               </w:rPr>
-              <w:t xml:space="preserve">GET, POST, DELETE</w:t>
+              <w:t xml:space="preserve">POST, PUT, DELETE</w:t>
             </w:r>
           </w:p>
         </w:tc>
@@ -37998,7 +38527,7 @@
                 <w:sz w:val="15"/>
                 <w:szCs w:val="15"/>
               </w:rPr>
-              <w:t xml:space="preserve">/candidate/saved-jobs, /candidate/saved-jobs/{jobId}</w:t>
+              <w:t xml:space="preserve">/admin/categories/{id}, /admin/accommodations/{id}</w:t>
             </w:r>
           </w:p>
         </w:tc>
@@ -38027,7 +38556,7 @@
                 <w:sz w:val="15"/>
                 <w:szCs w:val="15"/>
               </w:rPr>
-              <w:t xml:space="preserve">C</w:t>
+              <w:t xml:space="preserve">A</w:t>
             </w:r>
           </w:p>
         </w:tc>
@@ -38056,22 +38585,463 @@
                 <w:sz w:val="15"/>
                 <w:szCs w:val="15"/>
               </w:rPr>
-              <w:t xml:space="preserve">Bookmarks of visible postings; POST and DELETE idempotent; </w:t>
-            </w:r>
-            <w:r>
-              <w:rPr>
-                <w:rFonts w:ascii="Consolas" w:cs="Consolas" w:eastAsia="Consolas" w:hAnsi="Consolas"/>
+              <w:t xml:space="preserve">Manage lists (in use: category 422, accommodation retired)</w:t>
+            </w:r>
+          </w:p>
+        </w:tc>
+      </w:tr>
+      <w:tr>
+        <w:tc>
+          <w:tcPr>
+            <w:tcW w:type="dxa" w:w="1600"/>
+            <w:tcBorders>
+              <w:top w:val="single" w:color="7F7F7F" w:sz="4"/>
+              <w:left w:val="single" w:color="7F7F7F" w:sz="4"/>
+              <w:bottom w:val="single" w:color="7F7F7F" w:sz="4"/>
+              <w:right w:val="single" w:color="7F7F7F" w:sz="4"/>
+            </w:tcBorders>
+            <w:tcMar>
+              <w:top w:type="dxa" w:w="60"/>
+              <w:left w:type="dxa" w:w="100"/>
+              <w:bottom w:type="dxa" w:w="60"/>
+              <w:right w:type="dxa" w:w="100"/>
+            </w:tcMar>
+          </w:tcPr>
+          <w:p>
+            <w:pPr>
+              <w:spacing w:after="20"/>
+            </w:pPr>
+            <w:r>
+              <w:rPr>
                 <w:sz w:val="15"/>
                 <w:szCs w:val="15"/>
               </w:rPr>
-              <w:t xml:space="preserve">saved</w:t>
-            </w:r>
+              <w:t xml:space="preserve">M12 Saved jobs</w:t>
+            </w:r>
+          </w:p>
+        </w:tc>
+        <w:tc>
+          <w:tcPr>
+            <w:tcW w:type="dxa" w:w="1300"/>
+            <w:tcBorders>
+              <w:top w:val="single" w:color="7F7F7F" w:sz="4"/>
+              <w:left w:val="single" w:color="7F7F7F" w:sz="4"/>
+              <w:bottom w:val="single" w:color="7F7F7F" w:sz="4"/>
+              <w:right w:val="single" w:color="7F7F7F" w:sz="4"/>
+            </w:tcBorders>
+            <w:tcMar>
+              <w:top w:type="dxa" w:w="60"/>
+              <w:left w:type="dxa" w:w="100"/>
+              <w:bottom w:type="dxa" w:w="60"/>
+              <w:right w:type="dxa" w:w="100"/>
+            </w:tcMar>
+          </w:tcPr>
+          <w:p>
+            <w:pPr>
+              <w:spacing w:after="20"/>
+            </w:pPr>
             <w:r>
               <w:rPr>
                 <w:sz w:val="15"/>
                 <w:szCs w:val="15"/>
               </w:rPr>
-              <w:t xml:space="preserve"> flag on posting details</w:t>
+              <w:t xml:space="preserve">GET, POST, DELETE</w:t>
+            </w:r>
+          </w:p>
+        </w:tc>
+        <w:tc>
+          <w:tcPr>
+            <w:tcW w:type="dxa" w:w="3800"/>
+            <w:tcBorders>
+              <w:top w:val="single" w:color="7F7F7F" w:sz="4"/>
+              <w:left w:val="single" w:color="7F7F7F" w:sz="4"/>
+              <w:bottom w:val="single" w:color="7F7F7F" w:sz="4"/>
+              <w:right w:val="single" w:color="7F7F7F" w:sz="4"/>
+            </w:tcBorders>
+            <w:tcMar>
+              <w:top w:type="dxa" w:w="60"/>
+              <w:left w:type="dxa" w:w="100"/>
+              <w:bottom w:type="dxa" w:w="60"/>
+              <w:right w:type="dxa" w:w="100"/>
+            </w:tcMar>
+          </w:tcPr>
+          <w:p>
+            <w:pPr>
+              <w:spacing w:after="20"/>
+            </w:pPr>
+            <w:r>
+              <w:rPr>
+                <w:sz w:val="15"/>
+                <w:szCs w:val="15"/>
+              </w:rPr>
+              <w:t xml:space="preserve">/candidate/saved-jobs, /candidate/saved-jobs/{jobId}</w:t>
+            </w:r>
+          </w:p>
+        </w:tc>
+        <w:tc>
+          <w:tcPr>
+            <w:tcW w:type="dxa" w:w="1600"/>
+            <w:tcBorders>
+              <w:top w:val="single" w:color="7F7F7F" w:sz="4"/>
+              <w:left w:val="single" w:color="7F7F7F" w:sz="4"/>
+              <w:bottom w:val="single" w:color="7F7F7F" w:sz="4"/>
+              <w:right w:val="single" w:color="7F7F7F" w:sz="4"/>
+            </w:tcBorders>
+            <w:tcMar>
+              <w:top w:type="dxa" w:w="60"/>
+              <w:left w:type="dxa" w:w="100"/>
+              <w:bottom w:type="dxa" w:w="60"/>
+              <w:right w:type="dxa" w:w="100"/>
+            </w:tcMar>
+          </w:tcPr>
+          <w:p>
+            <w:pPr>
+              <w:spacing w:after="20"/>
+            </w:pPr>
+            <w:r>
+              <w:rPr>
+                <w:sz w:val="15"/>
+                <w:szCs w:val="15"/>
+              </w:rPr>
+              <w:t xml:space="preserve">C</w:t>
+            </w:r>
+          </w:p>
+        </w:tc>
+        <w:tc>
+          <w:tcPr>
+            <w:tcW w:type="dxa" w:w="1780"/>
+            <w:tcBorders>
+              <w:top w:val="single" w:color="7F7F7F" w:sz="4"/>
+              <w:left w:val="single" w:color="7F7F7F" w:sz="4"/>
+              <w:bottom w:val="single" w:color="7F7F7F" w:sz="4"/>
+              <w:right w:val="single" w:color="7F7F7F" w:sz="4"/>
+            </w:tcBorders>
+            <w:tcMar>
+              <w:top w:type="dxa" w:w="60"/>
+              <w:left w:type="dxa" w:w="100"/>
+              <w:bottom w:type="dxa" w:w="60"/>
+              <w:right w:type="dxa" w:w="100"/>
+            </w:tcMar>
+          </w:tcPr>
+          <w:p>
+            <w:pPr>
+              <w:spacing w:after="20"/>
+            </w:pPr>
+            <w:r>
+              <w:rPr>
+                <w:sz w:val="15"/>
+                <w:szCs w:val="15"/>
+              </w:rPr>
+              <w:t xml:space="preserve">Bookmarks of visible postings; POST and DELETE idempotent; </w:t>
+            </w:r>
+            <w:r>
+              <w:rPr>
+                <w:rFonts w:ascii="Consolas" w:cs="Consolas" w:eastAsia="Consolas" w:hAnsi="Consolas"/>
+                <w:sz w:val="15"/>
+                <w:szCs w:val="15"/>
+              </w:rPr>
+              <w:t xml:space="preserve">saved</w:t>
+            </w:r>
+            <w:r>
+              <w:rPr>
+                <w:sz w:val="15"/>
+                <w:szCs w:val="15"/>
+              </w:rPr>
+              <w:t xml:space="preserve"> flag on search results and posting details</w:t>
+            </w:r>
+          </w:p>
+        </w:tc>
+      </w:tr>
+      <w:tr>
+        <w:tc>
+          <w:tcPr>
+            <w:tcW w:type="dxa" w:w="1600"/>
+            <w:tcBorders>
+              <w:top w:val="single" w:color="7F7F7F" w:sz="4"/>
+              <w:left w:val="single" w:color="7F7F7F" w:sz="4"/>
+              <w:bottom w:val="single" w:color="7F7F7F" w:sz="4"/>
+              <w:right w:val="single" w:color="7F7F7F" w:sz="4"/>
+            </w:tcBorders>
+            <w:tcMar>
+              <w:top w:type="dxa" w:w="60"/>
+              <w:left w:type="dxa" w:w="100"/>
+              <w:bottom w:type="dxa" w:w="60"/>
+              <w:right w:type="dxa" w:w="100"/>
+            </w:tcMar>
+          </w:tcPr>
+          <w:p>
+            <w:pPr>
+              <w:spacing w:after="20"/>
+            </w:pPr>
+            <w:r>
+              <w:rPr>
+                <w:sz w:val="15"/>
+                <w:szCs w:val="15"/>
+              </w:rPr>
+              <w:t xml:space="preserve">M13 Settings</w:t>
+            </w:r>
+          </w:p>
+        </w:tc>
+        <w:tc>
+          <w:tcPr>
+            <w:tcW w:type="dxa" w:w="1300"/>
+            <w:tcBorders>
+              <w:top w:val="single" w:color="7F7F7F" w:sz="4"/>
+              <w:left w:val="single" w:color="7F7F7F" w:sz="4"/>
+              <w:bottom w:val="single" w:color="7F7F7F" w:sz="4"/>
+              <w:right w:val="single" w:color="7F7F7F" w:sz="4"/>
+            </w:tcBorders>
+            <w:tcMar>
+              <w:top w:type="dxa" w:w="60"/>
+              <w:left w:type="dxa" w:w="100"/>
+              <w:bottom w:type="dxa" w:w="60"/>
+              <w:right w:type="dxa" w:w="100"/>
+            </w:tcMar>
+          </w:tcPr>
+          <w:p>
+            <w:pPr>
+              <w:spacing w:after="20"/>
+            </w:pPr>
+            <w:r>
+              <w:rPr>
+                <w:sz w:val="15"/>
+                <w:szCs w:val="15"/>
+              </w:rPr>
+              <w:t xml:space="preserve">PUT</w:t>
+            </w:r>
+          </w:p>
+        </w:tc>
+        <w:tc>
+          <w:tcPr>
+            <w:tcW w:type="dxa" w:w="3800"/>
+            <w:tcBorders>
+              <w:top w:val="single" w:color="7F7F7F" w:sz="4"/>
+              <w:left w:val="single" w:color="7F7F7F" w:sz="4"/>
+              <w:bottom w:val="single" w:color="7F7F7F" w:sz="4"/>
+              <w:right w:val="single" w:color="7F7F7F" w:sz="4"/>
+            </w:tcBorders>
+            <w:tcMar>
+              <w:top w:type="dxa" w:w="60"/>
+              <w:left w:type="dxa" w:w="100"/>
+              <w:bottom w:type="dxa" w:w="60"/>
+              <w:right w:type="dxa" w:w="100"/>
+            </w:tcMar>
+          </w:tcPr>
+          <w:p>
+            <w:pPr>
+              <w:spacing w:after="20"/>
+            </w:pPr>
+            <w:r>
+              <w:rPr>
+                <w:sz w:val="15"/>
+                <w:szCs w:val="15"/>
+              </w:rPr>
+              <w:t xml:space="preserve">/me/display-prefs</w:t>
+            </w:r>
+          </w:p>
+        </w:tc>
+        <w:tc>
+          <w:tcPr>
+            <w:tcW w:type="dxa" w:w="1600"/>
+            <w:tcBorders>
+              <w:top w:val="single" w:color="7F7F7F" w:sz="4"/>
+              <w:left w:val="single" w:color="7F7F7F" w:sz="4"/>
+              <w:bottom w:val="single" w:color="7F7F7F" w:sz="4"/>
+              <w:right w:val="single" w:color="7F7F7F" w:sz="4"/>
+            </w:tcBorders>
+            <w:tcMar>
+              <w:top w:type="dxa" w:w="60"/>
+              <w:left w:type="dxa" w:w="100"/>
+              <w:bottom w:type="dxa" w:w="60"/>
+              <w:right w:type="dxa" w:w="100"/>
+            </w:tcMar>
+          </w:tcPr>
+          <w:p>
+            <w:pPr>
+              <w:spacing w:after="20"/>
+            </w:pPr>
+            <w:r>
+              <w:rPr>
+                <w:sz w:val="15"/>
+                <w:szCs w:val="15"/>
+              </w:rPr>
+              <w:t xml:space="preserve">any</w:t>
+            </w:r>
+          </w:p>
+        </w:tc>
+        <w:tc>
+          <w:tcPr>
+            <w:tcW w:type="dxa" w:w="1780"/>
+            <w:tcBorders>
+              <w:top w:val="single" w:color="7F7F7F" w:sz="4"/>
+              <w:left w:val="single" w:color="7F7F7F" w:sz="4"/>
+              <w:bottom w:val="single" w:color="7F7F7F" w:sz="4"/>
+              <w:right w:val="single" w:color="7F7F7F" w:sz="4"/>
+            </w:tcBorders>
+            <w:tcMar>
+              <w:top w:type="dxa" w:w="60"/>
+              <w:left w:type="dxa" w:w="100"/>
+              <w:bottom w:type="dxa" w:w="60"/>
+              <w:right w:type="dxa" w:w="100"/>
+            </w:tcMar>
+          </w:tcPr>
+          <w:p>
+            <w:pPr>
+              <w:spacing w:after="20"/>
+            </w:pPr>
+            <w:r>
+              <w:rPr>
+                <w:sz w:val="15"/>
+                <w:szCs w:val="15"/>
+              </w:rPr>
+              <w:t xml:space="preserve">Text size, contrast, motion saved with the account (returned by login and /me)</w:t>
+            </w:r>
+          </w:p>
+        </w:tc>
+      </w:tr>
+      <w:tr>
+        <w:tc>
+          <w:tcPr>
+            <w:tcW w:type="dxa" w:w="1600"/>
+            <w:tcBorders>
+              <w:top w:val="single" w:color="7F7F7F" w:sz="4"/>
+              <w:left w:val="single" w:color="7F7F7F" w:sz="4"/>
+              <w:bottom w:val="single" w:color="7F7F7F" w:sz="4"/>
+              <w:right w:val="single" w:color="7F7F7F" w:sz="4"/>
+            </w:tcBorders>
+            <w:tcMar>
+              <w:top w:type="dxa" w:w="60"/>
+              <w:left w:type="dxa" w:w="100"/>
+              <w:bottom w:type="dxa" w:w="60"/>
+              <w:right w:type="dxa" w:w="100"/>
+            </w:tcMar>
+          </w:tcPr>
+          <w:p>
+            <w:pPr>
+              <w:spacing w:after="20"/>
+            </w:pPr>
+            <w:r>
+              <w:rPr>
+                <w:sz w:val="15"/>
+                <w:szCs w:val="15"/>
+              </w:rPr>
+              <w:t xml:space="preserve">M13 Settings</w:t>
+            </w:r>
+          </w:p>
+        </w:tc>
+        <w:tc>
+          <w:tcPr>
+            <w:tcW w:type="dxa" w:w="1300"/>
+            <w:tcBorders>
+              <w:top w:val="single" w:color="7F7F7F" w:sz="4"/>
+              <w:left w:val="single" w:color="7F7F7F" w:sz="4"/>
+              <w:bottom w:val="single" w:color="7F7F7F" w:sz="4"/>
+              <w:right w:val="single" w:color="7F7F7F" w:sz="4"/>
+            </w:tcBorders>
+            <w:tcMar>
+              <w:top w:type="dxa" w:w="60"/>
+              <w:left w:type="dxa" w:w="100"/>
+              <w:bottom w:type="dxa" w:w="60"/>
+              <w:right w:type="dxa" w:w="100"/>
+            </w:tcMar>
+          </w:tcPr>
+          <w:p>
+            <w:pPr>
+              <w:spacing w:after="20"/>
+            </w:pPr>
+            <w:r>
+              <w:rPr>
+                <w:sz w:val="15"/>
+                <w:szCs w:val="15"/>
+              </w:rPr>
+              <w:t xml:space="preserve">PUT</w:t>
+            </w:r>
+          </w:p>
+        </w:tc>
+        <w:tc>
+          <w:tcPr>
+            <w:tcW w:type="dxa" w:w="3800"/>
+            <w:tcBorders>
+              <w:top w:val="single" w:color="7F7F7F" w:sz="4"/>
+              <w:left w:val="single" w:color="7F7F7F" w:sz="4"/>
+              <w:bottom w:val="single" w:color="7F7F7F" w:sz="4"/>
+              <w:right w:val="single" w:color="7F7F7F" w:sz="4"/>
+            </w:tcBorders>
+            <w:tcMar>
+              <w:top w:type="dxa" w:w="60"/>
+              <w:left w:type="dxa" w:w="100"/>
+              <w:bottom w:type="dxa" w:w="60"/>
+              <w:right w:type="dxa" w:w="100"/>
+            </w:tcMar>
+          </w:tcPr>
+          <w:p>
+            <w:pPr>
+              <w:spacing w:after="20"/>
+            </w:pPr>
+            <w:r>
+              <w:rPr>
+                <w:sz w:val="15"/>
+                <w:szCs w:val="15"/>
+              </w:rPr>
+              <w:t xml:space="preserve">/me/email-notifications</w:t>
+            </w:r>
+          </w:p>
+        </w:tc>
+        <w:tc>
+          <w:tcPr>
+            <w:tcW w:type="dxa" w:w="1600"/>
+            <w:tcBorders>
+              <w:top w:val="single" w:color="7F7F7F" w:sz="4"/>
+              <w:left w:val="single" w:color="7F7F7F" w:sz="4"/>
+              <w:bottom w:val="single" w:color="7F7F7F" w:sz="4"/>
+              <w:right w:val="single" w:color="7F7F7F" w:sz="4"/>
+            </w:tcBorders>
+            <w:tcMar>
+              <w:top w:type="dxa" w:w="60"/>
+              <w:left w:type="dxa" w:w="100"/>
+              <w:bottom w:type="dxa" w:w="60"/>
+              <w:right w:type="dxa" w:w="100"/>
+            </w:tcMar>
+          </w:tcPr>
+          <w:p>
+            <w:pPr>
+              <w:spacing w:after="20"/>
+            </w:pPr>
+            <w:r>
+              <w:rPr>
+                <w:sz w:val="15"/>
+                <w:szCs w:val="15"/>
+              </w:rPr>
+              <w:t xml:space="preserve">C / E</w:t>
+            </w:r>
+          </w:p>
+        </w:tc>
+        <w:tc>
+          <w:tcPr>
+            <w:tcW w:type="dxa" w:w="1780"/>
+            <w:tcBorders>
+              <w:top w:val="single" w:color="7F7F7F" w:sz="4"/>
+              <w:left w:val="single" w:color="7F7F7F" w:sz="4"/>
+              <w:bottom w:val="single" w:color="7F7F7F" w:sz="4"/>
+              <w:right w:val="single" w:color="7F7F7F" w:sz="4"/>
+            </w:tcBorders>
+            <w:tcMar>
+              <w:top w:type="dxa" w:w="60"/>
+              <w:left w:type="dxa" w:w="100"/>
+              <w:bottom w:type="dxa" w:w="60"/>
+              <w:right w:type="dxa" w:w="100"/>
+            </w:tcMar>
+          </w:tcPr>
+          <w:p>
+            <w:pPr>
+              <w:spacing w:after="20"/>
+            </w:pPr>
+            <w:r>
+              <w:rPr>
+                <w:sz w:val="15"/>
+                <w:szCs w:val="15"/>
+              </w:rPr>
+              <w:t xml:space="preserve">Notification emails on (default) or off</w:t>
             </w:r>
           </w:p>
         </w:tc>
@@ -38929,7 +39899,7 @@
                 <w:sz w:val="16"/>
                 <w:szCs w:val="16"/>
               </w:rPr>
-              <w:t xml:space="preserve">C (register)</w:t>
+              <w:t xml:space="preserve">C (register), U (reset password by email link)</w:t>
             </w:r>
           </w:p>
         </w:tc>
@@ -38958,7 +39928,7 @@
                 <w:sz w:val="16"/>
                 <w:szCs w:val="16"/>
               </w:rPr>
-              <w:t xml:space="preserve">R, U own</w:t>
+              <w:t xml:space="preserve">R, U own (password, settings)</w:t>
             </w:r>
           </w:p>
         </w:tc>
@@ -38987,7 +39957,7 @@
                 <w:sz w:val="16"/>
                 <w:szCs w:val="16"/>
               </w:rPr>
-              <w:t xml:space="preserve">R, U own</w:t>
+              <w:t xml:space="preserve">R, U own (password, settings)</w:t>
             </w:r>
           </w:p>
         </w:tc>
@@ -42949,7 +43919,7 @@
                 <w:sz w:val="16"/>
                 <w:szCs w:val="16"/>
               </w:rPr>
-              <w:t xml:space="preserve">id, name, email, password, role, is_active, consented_at, display_prefs, timestamps</w:t>
+              <w:t xml:space="preserve">id, name, email, password, role, is_active, consented_at, display_prefs (JSON), email_notifications, timestamps</w:t>
             </w:r>
           </w:p>
         </w:tc>
@@ -42978,7 +43948,7 @@
                 <w:sz w:val="16"/>
                 <w:szCs w:val="16"/>
               </w:rPr>
-              <w:t xml:space="preserve">Shared auth table (Sanctum); unique email; suspension; consent</w:t>
+              <w:t xml:space="preserve">Shared auth table (Sanctum); unique email; suspension; consent; M13 settings (emails on by default)</w:t>
             </w:r>
           </w:p>
         </w:tc>
@@ -43009,7 +43979,7 @@
                 <w:sz w:val="16"/>
                 <w:szCs w:val="16"/>
               </w:rPr>
-              <w:t xml:space="preserve">candidate_profiles</w:t>
+              <w:t xml:space="preserve">password_reset_tokens</w:t>
             </w:r>
           </w:p>
         </w:tc>
@@ -43038,7 +44008,7 @@
                 <w:sz w:val="16"/>
                 <w:szCs w:val="16"/>
               </w:rPr>
-              <w:t xml:space="preserve">id, user_id, headline, skills, experience, location_psgc, location_label, disability_type (nullable), show_disability, resume_path</w:t>
+              <w:t xml:space="preserve">email (PK), token (hashed), created_at</w:t>
             </w:r>
           </w:p>
         </w:tc>
@@ -43067,7 +44037,7 @@
                 <w:sz w:val="16"/>
                 <w:szCs w:val="16"/>
               </w:rPr>
-              <w:t xml:space="preserve">1:1 with candidate users; disability type optional and hidden</w:t>
+              <w:t xml:space="preserve">One reset link per account; valid 60 minutes, removed once used</w:t>
             </w:r>
           </w:p>
         </w:tc>
@@ -43098,7 +44068,7 @@
                 <w:sz w:val="16"/>
                 <w:szCs w:val="16"/>
               </w:rPr>
-              <w:t xml:space="preserve">employers</w:t>
+              <w:t xml:space="preserve">candidate_profiles</w:t>
             </w:r>
           </w:p>
         </w:tc>
@@ -43127,7 +44097,7 @@
                 <w:sz w:val="16"/>
                 <w:szCs w:val="16"/>
               </w:rPr>
-              <w:t xml:space="preserve">id, user_id, company_name, business_reg_no, registry_type, industry, address, location_psgc, location_label, description, logo_path, verified_at, verification_rejected_reason, trust_score, feedback_count</w:t>
+              <w:t xml:space="preserve">id, user_id, headline, skills, experience, location_psgc, location_label, disability_type (nullable), show_disability, resume_path</w:t>
             </w:r>
           </w:p>
         </w:tc>
@@ -43153,18 +44123,10 @@
             </w:pPr>
             <w:r>
               <w:rPr>
-                <w:rFonts w:ascii="Consolas" w:cs="Consolas" w:eastAsia="Consolas" w:hAnsi="Consolas"/>
-                <w:sz w:val="16"/>
-                <w:szCs w:val="16"/>
-              </w:rPr>
-              <w:t xml:space="preserve">trust_score</w:t>
-            </w:r>
-            <w:r>
-              <w:rPr>
-                <w:sz w:val="16"/>
-                <w:szCs w:val="16"/>
-              </w:rPr>
-              <w:t xml:space="preserve"> is a whole percentage 0–100 (null until rated); shown publicly only from 3 responses</w:t>
+                <w:sz w:val="16"/>
+                <w:szCs w:val="16"/>
+              </w:rPr>
+              <w:t xml:space="preserve">1:1 with candidate users; disability type optional and hidden</w:t>
             </w:r>
           </w:p>
         </w:tc>
@@ -43195,7 +44157,7 @@
                 <w:sz w:val="16"/>
                 <w:szCs w:val="16"/>
               </w:rPr>
-              <w:t xml:space="preserve">registry_checks</w:t>
+              <w:t xml:space="preserve">employers</w:t>
             </w:r>
           </w:p>
         </w:tc>
@@ -43224,7 +44186,7 @@
                 <w:sz w:val="16"/>
                 <w:szCs w:val="16"/>
               </w:rPr>
-              <w:t xml:space="preserve">id, employer_id, business_reg_no, registry_type, status, registered_name, name_match_score, raw_response (XML answer), checked_by, checked_at</w:t>
+              <w:t xml:space="preserve">id, user_id, company_name, business_reg_no, registry_type, industry, address, location_psgc, location_label, description, logo_path, verified_at, verification_rejected_reason, trust_score, feedback_count</w:t>
             </w:r>
           </w:p>
         </w:tc>
@@ -43250,25 +44212,18 @@
             </w:pPr>
             <w:r>
               <w:rPr>
-                <w:sz w:val="16"/>
-                <w:szCs w:val="16"/>
-              </w:rPr>
-              <w:t xml:space="preserve">Every SOAP verification call; </w:t>
-            </w:r>
-            <w:r>
-              <w:rPr>
-                <w:rFonts w:ascii="Consolas" w:cs="Consolas" w:eastAsia="Consolas" w:hAnsi="Consolas"/>
-                <w:sz w:val="16"/>
-                <w:szCs w:val="16"/>
-              </w:rPr>
-              <w:t xml:space="preserve">ERROR</w:t>
-            </w:r>
-            <w:r>
-              <w:rPr>
-                <w:sz w:val="16"/>
-                <w:szCs w:val="16"/>
-              </w:rPr>
-              <w:t xml:space="preserve"> when the registry could not answer</w:t>
+                <w:rFonts w:ascii="Consolas" w:cs="Consolas" w:eastAsia="Consolas" w:hAnsi="Consolas"/>
+                <w:sz w:val="16"/>
+                <w:szCs w:val="16"/>
+              </w:rPr>
+              <w:t xml:space="preserve">trust_score</w:t>
+            </w:r>
+            <w:r>
+              <w:rPr>
+                <w:sz w:val="16"/>
+                <w:szCs w:val="16"/>
+              </w:rPr>
+              <w:t xml:space="preserve"> is a whole percentage 0–100 (null until rated); shown publicly only from 3 responses</w:t>
             </w:r>
           </w:p>
         </w:tc>
@@ -43299,7 +44254,7 @@
                 <w:sz w:val="16"/>
                 <w:szCs w:val="16"/>
               </w:rPr>
-              <w:t xml:space="preserve">categories / accommodations</w:t>
+              <w:t xml:space="preserve">registry_checks</w:t>
             </w:r>
           </w:p>
         </w:tc>
@@ -43328,7 +44283,7 @@
                 <w:sz w:val="16"/>
                 <w:szCs w:val="16"/>
               </w:rPr>
-              <w:t xml:space="preserve">id, name / id, name, group, description, is_retired</w:t>
+              <w:t xml:space="preserve">id, employer_id, business_reg_no, registry_type, status, registered_name, name_match_score, raw_response (XML answer), checked_by, checked_at</w:t>
             </w:r>
           </w:p>
         </w:tc>
@@ -43357,7 +44312,22 @@
                 <w:sz w:val="16"/>
                 <w:szCs w:val="16"/>
               </w:rPr>
-              <w:t xml:space="preserve">Admin-managed lists</w:t>
+              <w:t xml:space="preserve">Every SOAP verification call; </w:t>
+            </w:r>
+            <w:r>
+              <w:rPr>
+                <w:rFonts w:ascii="Consolas" w:cs="Consolas" w:eastAsia="Consolas" w:hAnsi="Consolas"/>
+                <w:sz w:val="16"/>
+                <w:szCs w:val="16"/>
+              </w:rPr>
+              <w:t xml:space="preserve">ERROR</w:t>
+            </w:r>
+            <w:r>
+              <w:rPr>
+                <w:sz w:val="16"/>
+                <w:szCs w:val="16"/>
+              </w:rPr>
+              <w:t xml:space="preserve"> when the registry could not answer</w:t>
             </w:r>
           </w:p>
         </w:tc>
@@ -43388,7 +44358,7 @@
                 <w:sz w:val="16"/>
                 <w:szCs w:val="16"/>
               </w:rPr>
-              <w:t xml:space="preserve">job_postings</w:t>
+              <w:t xml:space="preserve">categories / accommodations</w:t>
             </w:r>
           </w:p>
         </w:tc>
@@ -43417,7 +44387,7 @@
                 <w:sz w:val="16"/>
                 <w:szCs w:val="16"/>
               </w:rPr>
-              <w:t xml:space="preserve">id, employer_id, category_id, title, description, address, location_psgc, location_label, employment_type, work_setup, interview_format, status, closes_at, is_approved, rejection_reason, deleted_at</w:t>
+              <w:t xml:space="preserve">id, name / id, name, group, description, is_retired</w:t>
             </w:r>
           </w:p>
         </w:tc>
@@ -43446,7 +44416,7 @@
                 <w:sz w:val="16"/>
                 <w:szCs w:val="16"/>
               </w:rPr>
-              <w:t xml:space="preserve">Soft deletes; indexes (status, category_id) and (employer_id, status); MySQL full-text index on title and description (keyword search currently uses a case-insensitive LIKE)</w:t>
+              <w:t xml:space="preserve">Admin-managed lists</w:t>
             </w:r>
           </w:p>
         </w:tc>
@@ -43477,7 +44447,7 @@
                 <w:sz w:val="16"/>
                 <w:szCs w:val="16"/>
               </w:rPr>
-              <w:t xml:space="preserve">job_posting_accommodation</w:t>
+              <w:t xml:space="preserve">job_postings</w:t>
             </w:r>
           </w:p>
         </w:tc>
@@ -43506,7 +44476,7 @@
                 <w:sz w:val="16"/>
                 <w:szCs w:val="16"/>
               </w:rPr>
-              <w:t xml:space="preserve">job_posting_id, accommodation_id, note</w:t>
+              <w:t xml:space="preserve">id, employer_id, category_id, title, description, address, location_psgc, location_label, employment_type, work_setup, interview_format, status, closes_at, is_approved, rejection_reason, deleted_at</w:t>
             </w:r>
           </w:p>
         </w:tc>
@@ -43535,7 +44505,7 @@
                 <w:sz w:val="16"/>
                 <w:szCs w:val="16"/>
               </w:rPr>
-              <w:t xml:space="preserve">Pivot: accommodations provided</w:t>
+              <w:t xml:space="preserve">Soft deletes; indexes (status, category_id) and (employer_id, status); MySQL full-text index on title and description (keyword search currently uses a case-insensitive LIKE)</w:t>
             </w:r>
           </w:p>
         </w:tc>
@@ -43566,7 +44536,7 @@
                 <w:sz w:val="16"/>
                 <w:szCs w:val="16"/>
               </w:rPr>
-              <w:t xml:space="preserve">candidate_accommodation</w:t>
+              <w:t xml:space="preserve">job_posting_accommodation</w:t>
             </w:r>
           </w:p>
         </w:tc>
@@ -43595,7 +44565,7 @@
                 <w:sz w:val="16"/>
                 <w:szCs w:val="16"/>
               </w:rPr>
-              <w:t xml:space="preserve">candidate_profile_id, accommodation_id</w:t>
+              <w:t xml:space="preserve">job_posting_id, accommodation_id, note</w:t>
             </w:r>
           </w:p>
         </w:tc>
@@ -43624,7 +44594,7 @@
                 <w:sz w:val="16"/>
                 <w:szCs w:val="16"/>
               </w:rPr>
-              <w:t xml:space="preserve">Pivot: accommodations needed</w:t>
+              <w:t xml:space="preserve">Pivot: accommodations provided</w:t>
             </w:r>
           </w:p>
         </w:tc>
@@ -43655,7 +44625,7 @@
                 <w:sz w:val="16"/>
                 <w:szCs w:val="16"/>
               </w:rPr>
-              <w:t xml:space="preserve">applications</w:t>
+              <w:t xml:space="preserve">candidate_accommodation</w:t>
             </w:r>
           </w:p>
         </w:tc>
@@ -43684,7 +44654,7 @@
                 <w:sz w:val="16"/>
                 <w:szCs w:val="16"/>
               </w:rPr>
-              <w:t xml:space="preserve">id, job_posting_id, candidate_profile_id, status, cover_note, interview_request, hired_at, hire_confirmed_by</w:t>
+              <w:t xml:space="preserve">candidate_profile_id, accommodation_id</w:t>
             </w:r>
           </w:p>
         </w:tc>
@@ -43713,7 +44683,7 @@
                 <w:sz w:val="16"/>
                 <w:szCs w:val="16"/>
               </w:rPr>
-              <w:t xml:space="preserve">Unique (job_posting_id, candidate_profile_id)</w:t>
+              <w:t xml:space="preserve">Pivot: accommodations needed</w:t>
             </w:r>
           </w:p>
         </w:tc>
@@ -43744,7 +44714,7 @@
                 <w:sz w:val="16"/>
                 <w:szCs w:val="16"/>
               </w:rPr>
-              <w:t xml:space="preserve">application_accommodation</w:t>
+              <w:t xml:space="preserve">applications</w:t>
             </w:r>
           </w:p>
         </w:tc>
@@ -43773,7 +44743,7 @@
                 <w:sz w:val="16"/>
                 <w:szCs w:val="16"/>
               </w:rPr>
-              <w:t xml:space="preserve">application_id, accommodation_id</w:t>
+              <w:t xml:space="preserve">id, job_posting_id, candidate_profile_id, status, reviewed_at, cover_note, interview_request, hired_at, feedback_reminded_at, hire_confirmed_by, timestamps</w:t>
             </w:r>
           </w:p>
         </w:tc>
@@ -43802,7 +44772,52 @@
                 <w:sz w:val="16"/>
                 <w:szCs w:val="16"/>
               </w:rPr>
-              <w:t xml:space="preserve">Pivot: the posting's accommodations recorded when the application becomes hired (the items the candidate rates)</w:t>
+              <w:t xml:space="preserve">Unique (job_posting_id, candidate_profile_id); </w:t>
+            </w:r>
+            <w:r>
+              <w:rPr>
+                <w:rFonts w:ascii="Consolas" w:cs="Consolas" w:eastAsia="Consolas" w:hAnsi="Consolas"/>
+                <w:sz w:val="16"/>
+                <w:szCs w:val="16"/>
+              </w:rPr>
+              <w:t xml:space="preserve">reviewed_at</w:t>
+            </w:r>
+            <w:r>
+              <w:rPr>
+                <w:sz w:val="16"/>
+                <w:szCs w:val="16"/>
+              </w:rPr>
+              <w:t xml:space="preserve">/</w:t>
+            </w:r>
+            <w:r>
+              <w:rPr>
+                <w:rFonts w:ascii="Consolas" w:cs="Consolas" w:eastAsia="Consolas" w:hAnsi="Consolas"/>
+                <w:sz w:val="16"/>
+                <w:szCs w:val="16"/>
+              </w:rPr>
+              <w:t xml:space="preserve">hired_at</w:t>
+            </w:r>
+            <w:r>
+              <w:rPr>
+                <w:sz w:val="16"/>
+                <w:szCs w:val="16"/>
+              </w:rPr>
+              <w:t xml:space="preserve"> date the status timeline; </w:t>
+            </w:r>
+            <w:r>
+              <w:rPr>
+                <w:rFonts w:ascii="Consolas" w:cs="Consolas" w:eastAsia="Consolas" w:hAnsi="Consolas"/>
+                <w:sz w:val="16"/>
+                <w:szCs w:val="16"/>
+              </w:rPr>
+              <w:t xml:space="preserve">feedback_reminded_at</w:t>
+            </w:r>
+            <w:r>
+              <w:rPr>
+                <w:sz w:val="16"/>
+                <w:szCs w:val="16"/>
+              </w:rPr>
+              <w:t xml:space="preserve"> makes the rating reminder a one-time notice</w:t>
             </w:r>
           </w:p>
         </w:tc>
@@ -43833,7 +44848,7 @@
                 <w:sz w:val="16"/>
                 <w:szCs w:val="16"/>
               </w:rPr>
-              <w:t xml:space="preserve">feedback / feedback_items</w:t>
+              <w:t xml:space="preserve">application_accommodation</w:t>
             </w:r>
           </w:p>
         </w:tc>
@@ -43862,7 +44877,7 @@
                 <w:sz w:val="16"/>
                 <w:szCs w:val="16"/>
               </w:rPr>
-              <w:t xml:space="preserve">id, application_id, comments, is_hidden / id, feedback_id, accommodation_id, rating</w:t>
+              <w:t xml:space="preserve">application_id, accommodation_id</w:t>
             </w:r>
           </w:p>
         </w:tc>
@@ -43891,7 +44906,7 @@
                 <w:sz w:val="16"/>
                 <w:szCs w:val="16"/>
               </w:rPr>
-              <w:t xml:space="preserve">One feedback per application; one rating per accommodation recorded at hire; hidden feedback leaves the score</w:t>
+              <w:t xml:space="preserve">Pivot: the posting's accommodations recorded when the application becomes hired (the items the candidate rates)</w:t>
             </w:r>
           </w:p>
         </w:tc>
@@ -43922,7 +44937,7 @@
                 <w:sz w:val="16"/>
                 <w:szCs w:val="16"/>
               </w:rPr>
-              <w:t xml:space="preserve">notifications</w:t>
+              <w:t xml:space="preserve">feedback / feedback_items</w:t>
             </w:r>
           </w:p>
         </w:tc>
@@ -43951,7 +44966,7 @@
                 <w:sz w:val="16"/>
                 <w:szCs w:val="16"/>
               </w:rPr>
-              <w:t xml:space="preserve">Laravel notifications table: id (UUID), type, notifiable, data (message, url, ids), read_at</w:t>
+              <w:t xml:space="preserve">id, application_id, comments, is_hidden / id, feedback_id, accommodation_id, rating</w:t>
             </w:r>
           </w:p>
         </w:tc>
@@ -43980,7 +44995,7 @@
                 <w:sz w:val="16"/>
                 <w:szCs w:val="16"/>
               </w:rPr>
-              <w:t xml:space="preserve">In-app notices for candidates and employers</w:t>
+              <w:t xml:space="preserve">One feedback per application; one rating per accommodation recorded at hire; hidden feedback leaves the score</w:t>
             </w:r>
           </w:p>
         </w:tc>
@@ -44011,7 +45026,7 @@
                 <w:sz w:val="16"/>
                 <w:szCs w:val="16"/>
               </w:rPr>
-              <w:t xml:space="preserve">reports</w:t>
+              <w:t xml:space="preserve">notifications</w:t>
             </w:r>
           </w:p>
         </w:tc>
@@ -44040,7 +45055,7 @@
                 <w:sz w:val="16"/>
                 <w:szCs w:val="16"/>
               </w:rPr>
-              <w:t xml:space="preserve">id, reporter_id, job_posting_id, reason, status, note, resolved_by, resolved_at, timestamps</w:t>
+              <w:t xml:space="preserve">Laravel notifications table: id (time-ordered UUIDv7), type, notifiable, data (message, url, ids), read_at</w:t>
             </w:r>
           </w:p>
         </w:tc>
@@ -44069,22 +45084,7 @@
                 <w:sz w:val="16"/>
                 <w:szCs w:val="16"/>
               </w:rPr>
-              <w:t xml:space="preserve">One open report per candidate and posting; </w:t>
-            </w:r>
-            <w:r>
-              <w:rPr>
-                <w:rFonts w:ascii="Consolas" w:cs="Consolas" w:eastAsia="Consolas" w:hAnsi="Consolas"/>
-                <w:sz w:val="16"/>
-                <w:szCs w:val="16"/>
-              </w:rPr>
-              <w:t xml:space="preserve">note</w:t>
-            </w:r>
-            <w:r>
-              <w:rPr>
-                <w:sz w:val="16"/>
-                <w:szCs w:val="16"/>
-              </w:rPr>
-              <w:t xml:space="preserve"> and resolver set only when an administrator resolves it</w:t>
+              <w:t xml:space="preserve">In-app notices for candidates and employers; the same notice is emailed when the user's emails are on</w:t>
             </w:r>
           </w:p>
         </w:tc>
@@ -44115,6 +45115,110 @@
                 <w:sz w:val="16"/>
                 <w:szCs w:val="16"/>
               </w:rPr>
+              <w:t xml:space="preserve">reports</w:t>
+            </w:r>
+          </w:p>
+        </w:tc>
+        <w:tc>
+          <w:tcPr>
+            <w:tcW w:type="dxa" w:w="4900"/>
+            <w:tcBorders>
+              <w:top w:val="single" w:color="7F7F7F" w:sz="4"/>
+              <w:left w:val="single" w:color="7F7F7F" w:sz="4"/>
+              <w:bottom w:val="single" w:color="7F7F7F" w:sz="4"/>
+              <w:right w:val="single" w:color="7F7F7F" w:sz="4"/>
+            </w:tcBorders>
+            <w:tcMar>
+              <w:top w:type="dxa" w:w="60"/>
+              <w:left w:type="dxa" w:w="100"/>
+              <w:bottom w:type="dxa" w:w="60"/>
+              <w:right w:type="dxa" w:w="100"/>
+            </w:tcMar>
+          </w:tcPr>
+          <w:p>
+            <w:pPr>
+              <w:spacing w:after="20"/>
+            </w:pPr>
+            <w:r>
+              <w:rPr>
+                <w:sz w:val="16"/>
+                <w:szCs w:val="16"/>
+              </w:rPr>
+              <w:t xml:space="preserve">id, reporter_id, job_posting_id, reason, status, note, resolved_by, resolved_at, timestamps</w:t>
+            </w:r>
+          </w:p>
+        </w:tc>
+        <w:tc>
+          <w:tcPr>
+            <w:tcW w:type="dxa" w:w="2880"/>
+            <w:tcBorders>
+              <w:top w:val="single" w:color="7F7F7F" w:sz="4"/>
+              <w:left w:val="single" w:color="7F7F7F" w:sz="4"/>
+              <w:bottom w:val="single" w:color="7F7F7F" w:sz="4"/>
+              <w:right w:val="single" w:color="7F7F7F" w:sz="4"/>
+            </w:tcBorders>
+            <w:tcMar>
+              <w:top w:type="dxa" w:w="60"/>
+              <w:left w:type="dxa" w:w="100"/>
+              <w:bottom w:type="dxa" w:w="60"/>
+              <w:right w:type="dxa" w:w="100"/>
+            </w:tcMar>
+          </w:tcPr>
+          <w:p>
+            <w:pPr>
+              <w:spacing w:after="20"/>
+            </w:pPr>
+            <w:r>
+              <w:rPr>
+                <w:sz w:val="16"/>
+                <w:szCs w:val="16"/>
+              </w:rPr>
+              <w:t xml:space="preserve">One open report per candidate and posting; </w:t>
+            </w:r>
+            <w:r>
+              <w:rPr>
+                <w:rFonts w:ascii="Consolas" w:cs="Consolas" w:eastAsia="Consolas" w:hAnsi="Consolas"/>
+                <w:sz w:val="16"/>
+                <w:szCs w:val="16"/>
+              </w:rPr>
+              <w:t xml:space="preserve">note</w:t>
+            </w:r>
+            <w:r>
+              <w:rPr>
+                <w:sz w:val="16"/>
+                <w:szCs w:val="16"/>
+              </w:rPr>
+              <w:t xml:space="preserve"> and resolver set only when an administrator resolves it</w:t>
+            </w:r>
+          </w:p>
+        </w:tc>
+      </w:tr>
+      <w:tr>
+        <w:tc>
+          <w:tcPr>
+            <w:tcW w:type="dxa" w:w="2300"/>
+            <w:tcBorders>
+              <w:top w:val="single" w:color="7F7F7F" w:sz="4"/>
+              <w:left w:val="single" w:color="7F7F7F" w:sz="4"/>
+              <w:bottom w:val="single" w:color="7F7F7F" w:sz="4"/>
+              <w:right w:val="single" w:color="7F7F7F" w:sz="4"/>
+            </w:tcBorders>
+            <w:tcMar>
+              <w:top w:type="dxa" w:w="60"/>
+              <w:left w:type="dxa" w:w="100"/>
+              <w:bottom w:type="dxa" w:w="60"/>
+              <w:right w:type="dxa" w:w="100"/>
+            </w:tcMar>
+          </w:tcPr>
+          <w:p>
+            <w:pPr>
+              <w:spacing w:after="20"/>
+            </w:pPr>
+            <w:r>
+              <w:rPr>
+                <w:sz w:val="16"/>
+                <w:szCs w:val="16"/>
+              </w:rPr>
               <w:t xml:space="preserve">saved_jobs</w:t>
             </w:r>
           </w:p>
@@ -44174,6 +45278,95 @@
                 <w:szCs w:val="16"/>
               </w:rPr>
               <w:t xml:space="preserve">Composite primary key; bookmarks kept when a posting closes and listed again if it reopens</w:t>
+            </w:r>
+          </w:p>
+        </w:tc>
+      </w:tr>
+      <w:tr>
+        <w:tc>
+          <w:tcPr>
+            <w:tcW w:type="dxa" w:w="2300"/>
+            <w:tcBorders>
+              <w:top w:val="single" w:color="7F7F7F" w:sz="4"/>
+              <w:left w:val="single" w:color="7F7F7F" w:sz="4"/>
+              <w:bottom w:val="single" w:color="7F7F7F" w:sz="4"/>
+              <w:right w:val="single" w:color="7F7F7F" w:sz="4"/>
+            </w:tcBorders>
+            <w:tcMar>
+              <w:top w:type="dxa" w:w="60"/>
+              <w:left w:type="dxa" w:w="100"/>
+              <w:bottom w:type="dxa" w:w="60"/>
+              <w:right w:type="dxa" w:w="100"/>
+            </w:tcMar>
+          </w:tcPr>
+          <w:p>
+            <w:pPr>
+              <w:spacing w:after="20"/>
+            </w:pPr>
+            <w:r>
+              <w:rPr>
+                <w:sz w:val="16"/>
+                <w:szCs w:val="16"/>
+              </w:rPr>
+              <w:t xml:space="preserve">jobs / failed_jobs</w:t>
+            </w:r>
+          </w:p>
+        </w:tc>
+        <w:tc>
+          <w:tcPr>
+            <w:tcW w:type="dxa" w:w="4900"/>
+            <w:tcBorders>
+              <w:top w:val="single" w:color="7F7F7F" w:sz="4"/>
+              <w:left w:val="single" w:color="7F7F7F" w:sz="4"/>
+              <w:bottom w:val="single" w:color="7F7F7F" w:sz="4"/>
+              <w:right w:val="single" w:color="7F7F7F" w:sz="4"/>
+            </w:tcBorders>
+            <w:tcMar>
+              <w:top w:type="dxa" w:w="60"/>
+              <w:left w:type="dxa" w:w="100"/>
+              <w:bottom w:type="dxa" w:w="60"/>
+              <w:right w:type="dxa" w:w="100"/>
+            </w:tcMar>
+          </w:tcPr>
+          <w:p>
+            <w:pPr>
+              <w:spacing w:after="20"/>
+            </w:pPr>
+            <w:r>
+              <w:rPr>
+                <w:sz w:val="16"/>
+                <w:szCs w:val="16"/>
+              </w:rPr>
+              <w:t xml:space="preserve">Laravel database queue tables</w:t>
+            </w:r>
+          </w:p>
+        </w:tc>
+        <w:tc>
+          <w:tcPr>
+            <w:tcW w:type="dxa" w:w="2880"/>
+            <w:tcBorders>
+              <w:top w:val="single" w:color="7F7F7F" w:sz="4"/>
+              <w:left w:val="single" w:color="7F7F7F" w:sz="4"/>
+              <w:bottom w:val="single" w:color="7F7F7F" w:sz="4"/>
+              <w:right w:val="single" w:color="7F7F7F" w:sz="4"/>
+            </w:tcBorders>
+            <w:tcMar>
+              <w:top w:type="dxa" w:w="60"/>
+              <w:left w:type="dxa" w:w="100"/>
+              <w:bottom w:type="dxa" w:w="60"/>
+              <w:right w:type="dxa" w:w="100"/>
+            </w:tcMar>
+          </w:tcPr>
+          <w:p>
+            <w:pPr>
+              <w:spacing w:after="20"/>
+            </w:pPr>
+            <w:r>
+              <w:rPr>
+                <w:sz w:val="16"/>
+                <w:szCs w:val="16"/>
+              </w:rPr>
+              <w:t xml:space="preserve">Queued password-reset emails, worked by the scheduler every minute</w:t>
             </w:r>
           </w:p>
         </w:tc>
@@ -44394,6 +45587,284 @@
                 <w:szCs w:val="16"/>
               </w:rPr>
               <w:t xml:space="preserve">admin</w:t>
+            </w:r>
+          </w:p>
+        </w:tc>
+      </w:tr>
+      <w:tr>
+        <w:tc>
+          <w:tcPr>
+            <w:tcW w:type="dxa" w:w="3000"/>
+            <w:tcBorders>
+              <w:top w:val="single" w:color="7F7F7F" w:sz="4"/>
+              <w:left w:val="single" w:color="7F7F7F" w:sz="4"/>
+              <w:bottom w:val="single" w:color="7F7F7F" w:sz="4"/>
+              <w:right w:val="single" w:color="7F7F7F" w:sz="4"/>
+            </w:tcBorders>
+            <w:shd w:fill="F2F2F2" w:color="auto" w:val="clear"/>
+            <w:tcMar>
+              <w:top w:type="dxa" w:w="60"/>
+              <w:left w:type="dxa" w:w="100"/>
+              <w:bottom w:type="dxa" w:w="60"/>
+              <w:right w:type="dxa" w:w="100"/>
+            </w:tcMar>
+          </w:tcPr>
+          <w:p>
+            <w:pPr>
+              <w:spacing w:after="20"/>
+            </w:pPr>
+            <w:r>
+              <w:rPr>
+                <w:b/>
+                <w:bCs/>
+                <w:sz w:val="18"/>
+                <w:szCs w:val="18"/>
+              </w:rPr>
+              <w:t xml:space="preserve">users.display_prefs</w:t>
+            </w:r>
+          </w:p>
+        </w:tc>
+        <w:tc>
+          <w:tcPr>
+            <w:tcW w:type="dxa" w:w="7080"/>
+            <w:tcBorders>
+              <w:top w:val="single" w:color="7F7F7F" w:sz="4"/>
+              <w:left w:val="single" w:color="7F7F7F" w:sz="4"/>
+              <w:bottom w:val="single" w:color="7F7F7F" w:sz="4"/>
+              <w:right w:val="single" w:color="7F7F7F" w:sz="4"/>
+            </w:tcBorders>
+            <w:tcMar>
+              <w:top w:type="dxa" w:w="60"/>
+              <w:left w:type="dxa" w:w="100"/>
+              <w:bottom w:type="dxa" w:w="60"/>
+              <w:right w:type="dxa" w:w="100"/>
+            </w:tcMar>
+          </w:tcPr>
+          <w:p>
+            <w:pPr>
+              <w:spacing w:after="20"/>
+            </w:pPr>
+            <w:r>
+              <w:rPr>
+                <w:rFonts w:ascii="Consolas" w:cs="Consolas" w:eastAsia="Consolas" w:hAnsi="Consolas"/>
+                <w:sz w:val="16"/>
+                <w:szCs w:val="16"/>
+              </w:rPr>
+              <w:t xml:space="preserve">text_size</w:t>
+            </w:r>
+            <w:r>
+              <w:rPr>
+                <w:sz w:val="16"/>
+                <w:szCs w:val="16"/>
+              </w:rPr>
+              <w:t xml:space="preserve">: 100, 125, 150 · </w:t>
+            </w:r>
+            <w:r>
+              <w:rPr>
+                <w:rFonts w:ascii="Consolas" w:cs="Consolas" w:eastAsia="Consolas" w:hAnsi="Consolas"/>
+                <w:sz w:val="16"/>
+                <w:szCs w:val="16"/>
+              </w:rPr>
+              <w:t xml:space="preserve">contrast</w:t>
+            </w:r>
+            <w:r>
+              <w:rPr>
+                <w:sz w:val="16"/>
+                <w:szCs w:val="16"/>
+              </w:rPr>
+              <w:t xml:space="preserve">: </w:t>
+            </w:r>
+            <w:r>
+              <w:rPr>
+                <w:rFonts w:ascii="Consolas" w:cs="Consolas" w:eastAsia="Consolas" w:hAnsi="Consolas"/>
+                <w:sz w:val="16"/>
+                <w:szCs w:val="16"/>
+              </w:rPr>
+              <w:t xml:space="preserve">normal</w:t>
+            </w:r>
+            <w:r>
+              <w:rPr>
+                <w:sz w:val="16"/>
+                <w:szCs w:val="16"/>
+              </w:rPr>
+              <w:t xml:space="preserve">, </w:t>
+            </w:r>
+            <w:r>
+              <w:rPr>
+                <w:rFonts w:ascii="Consolas" w:cs="Consolas" w:eastAsia="Consolas" w:hAnsi="Consolas"/>
+                <w:sz w:val="16"/>
+                <w:szCs w:val="16"/>
+              </w:rPr>
+              <w:t xml:space="preserve">high</w:t>
+            </w:r>
+            <w:r>
+              <w:rPr>
+                <w:sz w:val="16"/>
+                <w:szCs w:val="16"/>
+              </w:rPr>
+              <w:t xml:space="preserve"> · </w:t>
+            </w:r>
+            <w:r>
+              <w:rPr>
+                <w:rFonts w:ascii="Consolas" w:cs="Consolas" w:eastAsia="Consolas" w:hAnsi="Consolas"/>
+                <w:sz w:val="16"/>
+                <w:szCs w:val="16"/>
+              </w:rPr>
+              <w:t xml:space="preserve">motion</w:t>
+            </w:r>
+            <w:r>
+              <w:rPr>
+                <w:sz w:val="16"/>
+                <w:szCs w:val="16"/>
+              </w:rPr>
+              <w:t xml:space="preserve">: </w:t>
+            </w:r>
+            <w:r>
+              <w:rPr>
+                <w:rFonts w:ascii="Consolas" w:cs="Consolas" w:eastAsia="Consolas" w:hAnsi="Consolas"/>
+                <w:sz w:val="16"/>
+                <w:szCs w:val="16"/>
+              </w:rPr>
+              <w:t xml:space="preserve">normal</w:t>
+            </w:r>
+            <w:r>
+              <w:rPr>
+                <w:sz w:val="16"/>
+                <w:szCs w:val="16"/>
+              </w:rPr>
+              <w:t xml:space="preserve">, </w:t>
+            </w:r>
+            <w:r>
+              <w:rPr>
+                <w:rFonts w:ascii="Consolas" w:cs="Consolas" w:eastAsia="Consolas" w:hAnsi="Consolas"/>
+                <w:sz w:val="16"/>
+                <w:szCs w:val="16"/>
+              </w:rPr>
+              <w:t xml:space="preserve">reduce</w:t>
+            </w:r>
+          </w:p>
+        </w:tc>
+      </w:tr>
+      <w:tr>
+        <w:tc>
+          <w:tcPr>
+            <w:tcW w:type="dxa" w:w="3000"/>
+            <w:tcBorders>
+              <w:top w:val="single" w:color="7F7F7F" w:sz="4"/>
+              <w:left w:val="single" w:color="7F7F7F" w:sz="4"/>
+              <w:bottom w:val="single" w:color="7F7F7F" w:sz="4"/>
+              <w:right w:val="single" w:color="7F7F7F" w:sz="4"/>
+            </w:tcBorders>
+            <w:shd w:fill="F2F2F2" w:color="auto" w:val="clear"/>
+            <w:tcMar>
+              <w:top w:type="dxa" w:w="60"/>
+              <w:left w:type="dxa" w:w="100"/>
+              <w:bottom w:type="dxa" w:w="60"/>
+              <w:right w:type="dxa" w:w="100"/>
+            </w:tcMar>
+          </w:tcPr>
+          <w:p>
+            <w:pPr>
+              <w:spacing w:after="20"/>
+            </w:pPr>
+            <w:r>
+              <w:rPr>
+                <w:b/>
+                <w:bCs/>
+                <w:sz w:val="18"/>
+                <w:szCs w:val="18"/>
+              </w:rPr>
+              <w:t xml:space="preserve">notifications.type</w:t>
+            </w:r>
+          </w:p>
+        </w:tc>
+        <w:tc>
+          <w:tcPr>
+            <w:tcW w:type="dxa" w:w="7080"/>
+            <w:tcBorders>
+              <w:top w:val="single" w:color="7F7F7F" w:sz="4"/>
+              <w:left w:val="single" w:color="7F7F7F" w:sz="4"/>
+              <w:bottom w:val="single" w:color="7F7F7F" w:sz="4"/>
+              <w:right w:val="single" w:color="7F7F7F" w:sz="4"/>
+            </w:tcBorders>
+            <w:tcMar>
+              <w:top w:type="dxa" w:w="60"/>
+              <w:left w:type="dxa" w:w="100"/>
+              <w:bottom w:type="dxa" w:w="60"/>
+              <w:right w:type="dxa" w:w="100"/>
+            </w:tcMar>
+          </w:tcPr>
+          <w:p>
+            <w:pPr>
+              <w:spacing w:after="20"/>
+            </w:pPr>
+            <w:r>
+              <w:rPr>
+                <w:rFonts w:ascii="Consolas" w:cs="Consolas" w:eastAsia="Consolas" w:hAnsi="Consolas"/>
+                <w:sz w:val="16"/>
+                <w:szCs w:val="16"/>
+              </w:rPr>
+              <w:t xml:space="preserve">application_received</w:t>
+            </w:r>
+            <w:r>
+              <w:rPr>
+                <w:sz w:val="16"/>
+                <w:szCs w:val="16"/>
+              </w:rPr>
+              <w:t xml:space="preserve">, </w:t>
+            </w:r>
+            <w:r>
+              <w:rPr>
+                <w:rFonts w:ascii="Consolas" w:cs="Consolas" w:eastAsia="Consolas" w:hAnsi="Consolas"/>
+                <w:sz w:val="16"/>
+                <w:szCs w:val="16"/>
+              </w:rPr>
+              <w:t xml:space="preserve">application_status_changed</w:t>
+            </w:r>
+            <w:r>
+              <w:rPr>
+                <w:sz w:val="16"/>
+                <w:szCs w:val="16"/>
+              </w:rPr>
+              <w:t xml:space="preserve">, </w:t>
+            </w:r>
+            <w:r>
+              <w:rPr>
+                <w:rFonts w:ascii="Consolas" w:cs="Consolas" w:eastAsia="Consolas" w:hAnsi="Consolas"/>
+                <w:sz w:val="16"/>
+                <w:szCs w:val="16"/>
+              </w:rPr>
+              <w:t xml:space="preserve">employer_verification</w:t>
+            </w:r>
+            <w:r>
+              <w:rPr>
+                <w:sz w:val="16"/>
+                <w:szCs w:val="16"/>
+              </w:rPr>
+              <w:t xml:space="preserve">, </w:t>
+            </w:r>
+            <w:r>
+              <w:rPr>
+                <w:rFonts w:ascii="Consolas" w:cs="Consolas" w:eastAsia="Consolas" w:hAnsi="Consolas"/>
+                <w:sz w:val="16"/>
+                <w:szCs w:val="16"/>
+              </w:rPr>
+              <w:t xml:space="preserve">posting_review</w:t>
+            </w:r>
+            <w:r>
+              <w:rPr>
+                <w:sz w:val="16"/>
+                <w:szCs w:val="16"/>
+              </w:rPr>
+              <w:t xml:space="preserve">, </w:t>
+            </w:r>
+            <w:r>
+              <w:rPr>
+                <w:rFonts w:ascii="Consolas" w:cs="Consolas" w:eastAsia="Consolas" w:hAnsi="Consolas"/>
+                <w:sz w:val="16"/>
+                <w:szCs w:val="16"/>
+              </w:rPr>
+              <w:t xml:space="preserve">feedback_reminder</w:t>
             </w:r>
           </w:p>
         </w:tc>

--- a/docs/OpenDoor_SIA1_Final_Project_Documentation.docx
+++ b/docs/OpenDoor_SIA1_Final_Project_Documentation.docx
@@ -15087,7 +15087,37 @@
                 <w:sz w:val="16"/>
                 <w:szCs w:val="16"/>
               </w:rPr>
-              <w:t xml:space="preserve">Cached 24 h (point rounded to 4 decimals + radius); 429/504 pages, a </w:t>
+              <w:t xml:space="preserve">Cached 24 h (point rounded to 4 decimals + radius). Public servers are often overloaded, so the client waits up to 25 s per server (the query itself keeps </w:t>
+            </w:r>
+            <w:r>
+              <w:rPr>
+                <w:rFonts w:ascii="Consolas" w:cs="Consolas" w:eastAsia="Consolas" w:hAnsi="Consolas"/>
+                <w:sz w:val="16"/>
+                <w:szCs w:val="16"/>
+              </w:rPr>
+              <w:t xml:space="preserve">[timeout:8]</w:t>
+            </w:r>
+            <w:r>
+              <w:rPr>
+                <w:sz w:val="16"/>
+                <w:szCs w:val="16"/>
+              </w:rPr>
+              <w:t xml:space="preserve">) and asks a second, independent server (</w:t>
+            </w:r>
+            <w:r>
+              <w:rPr>
+                <w:rFonts w:ascii="Consolas" w:cs="Consolas" w:eastAsia="Consolas" w:hAnsi="Consolas"/>
+                <w:sz w:val="16"/>
+                <w:szCs w:val="16"/>
+              </w:rPr>
+              <w:t xml:space="preserve">OVERPASS_FALLBACK_URL</w:t>
+            </w:r>
+            <w:r>
+              <w:rPr>
+                <w:sz w:val="16"/>
+                <w:szCs w:val="16"/>
+              </w:rPr>
+              <w:t xml:space="preserve">) when the first fails or has not answered after 5 s – the first good answer wins and the other request is cancelled. 429/504 pages, a </w:t>
             </w:r>
             <w:r>
               <w:rPr>
@@ -15102,7 +15132,7 @@
                 <w:sz w:val="16"/>
                 <w:szCs w:val="16"/>
               </w:rPr>
-              <w:t xml:space="preserve"> remark or a timeout (8 s) count as failures and are never cached; then the last cached result is returned as </w:t>
+              <w:t xml:space="preserve"> remark or a timeout count as failures and are never cached; then the last cached result is returned as </w:t>
             </w:r>
             <w:r>
               <w:rPr>
@@ -15141,6 +15171,13 @@
                 <w:szCs w:val="16"/>
               </w:rPr>
               <w:t xml:space="preserve">unavailable</w:t>
+            </w:r>
+            <w:r>
+              <w:rPr>
+                <w:sz w:val="16"/>
+                <w:szCs w:val="16"/>
+              </w:rPr>
+              <w:t xml:space="preserve">. A place that failed or was served stale is fetched again in the background after 90 s, 5 min and 15 min until the cache is filled (at most 50 places at a time)</w:t>
             </w:r>
           </w:p>
         </w:tc>
@@ -18317,7 +18354,7 @@
                 <w:sz w:val="16"/>
                 <w:szCs w:val="16"/>
               </w:rPr>
-              <w:t xml:space="preserve">)</w:t>
+              <w:t xml:space="preserve">) on the main server; the second server after 5 s or a failure</w:t>
             </w:r>
           </w:p>
         </w:tc>
@@ -18390,7 +18427,7 @@
                 <w:sz w:val="16"/>
                 <w:szCs w:val="16"/>
               </w:rPr>
-              <w:t xml:space="preserve">Nearby accessible places cached 24 h</w:t>
+              <w:t xml:space="preserve">Nearby accessible places cached 24 h; a failed place is retried in the background</w:t>
             </w:r>
           </w:p>
         </w:tc>
@@ -18791,6 +18828,360 @@
                 <w:szCs w:val="16"/>
               </w:rPr>
               <w:t xml:space="preserve">); employer trust score and feedback count recalculated</w:t>
+            </w:r>
+          </w:p>
+        </w:tc>
+      </w:tr>
+      <w:tr>
+        <w:tc>
+          <w:tcPr>
+            <w:tcW w:type="dxa" w:w="1500"/>
+            <w:tcBorders>
+              <w:top w:val="single" w:color="7F7F7F" w:sz="4"/>
+              <w:left w:val="single" w:color="7F7F7F" w:sz="4"/>
+              <w:bottom w:val="single" w:color="7F7F7F" w:sz="4"/>
+              <w:right w:val="single" w:color="7F7F7F" w:sz="4"/>
+            </w:tcBorders>
+            <w:tcMar>
+              <w:top w:type="dxa" w:w="60"/>
+              <w:left w:type="dxa" w:w="100"/>
+              <w:bottom w:type="dxa" w:w="60"/>
+              <w:right w:type="dxa" w:w="100"/>
+            </w:tcMar>
+          </w:tcPr>
+          <w:p>
+            <w:pPr>
+              <w:spacing w:after="20"/>
+            </w:pPr>
+            <w:r>
+              <w:rPr>
+                <w:sz w:val="16"/>
+                <w:szCs w:val="16"/>
+              </w:rPr>
+              <w:t xml:space="preserve">Core scheduler</w:t>
+            </w:r>
+          </w:p>
+        </w:tc>
+        <w:tc>
+          <w:tcPr>
+            <w:tcW w:type="dxa" w:w="1600"/>
+            <w:tcBorders>
+              <w:top w:val="single" w:color="7F7F7F" w:sz="4"/>
+              <w:left w:val="single" w:color="7F7F7F" w:sz="4"/>
+              <w:bottom w:val="single" w:color="7F7F7F" w:sz="4"/>
+              <w:right w:val="single" w:color="7F7F7F" w:sz="4"/>
+            </w:tcBorders>
+            <w:tcMar>
+              <w:top w:type="dxa" w:w="60"/>
+              <w:left w:type="dxa" w:w="100"/>
+              <w:bottom w:type="dxa" w:w="60"/>
+              <w:right w:type="dxa" w:w="100"/>
+            </w:tcMar>
+          </w:tcPr>
+          <w:p>
+            <w:pPr>
+              <w:spacing w:after="20"/>
+            </w:pPr>
+            <w:r>
+              <w:rPr>
+                <w:sz w:val="16"/>
+                <w:szCs w:val="16"/>
+              </w:rPr>
+              <w:t xml:space="preserve">Core Service (commands)</w:t>
+            </w:r>
+          </w:p>
+        </w:tc>
+        <w:tc>
+          <w:tcPr>
+            <w:tcW w:type="dxa" w:w="2600"/>
+            <w:tcBorders>
+              <w:top w:val="single" w:color="7F7F7F" w:sz="4"/>
+              <w:left w:val="single" w:color="7F7F7F" w:sz="4"/>
+              <w:bottom w:val="single" w:color="7F7F7F" w:sz="4"/>
+              <w:right w:val="single" w:color="7F7F7F" w:sz="4"/>
+            </w:tcBorders>
+            <w:tcMar>
+              <w:top w:type="dxa" w:w="60"/>
+              <w:left w:type="dxa" w:w="100"/>
+              <w:bottom w:type="dxa" w:w="60"/>
+              <w:right w:type="dxa" w:w="100"/>
+            </w:tcMar>
+          </w:tcPr>
+          <w:p>
+            <w:pPr>
+              <w:spacing w:after="20"/>
+            </w:pPr>
+            <w:r>
+              <w:rPr>
+                <w:sz w:val="16"/>
+                <w:szCs w:val="16"/>
+              </w:rPr>
+              <w:t xml:space="preserve">Daily 00:05 </w:t>
+            </w:r>
+            <w:r>
+              <w:rPr>
+                <w:rFonts w:ascii="Consolas" w:cs="Consolas" w:eastAsia="Consolas" w:hAnsi="Consolas"/>
+                <w:sz w:val="16"/>
+                <w:szCs w:val="16"/>
+              </w:rPr>
+              <w:t xml:space="preserve">postings:close-expired</w:t>
+            </w:r>
+            <w:r>
+              <w:rPr>
+                <w:sz w:val="16"/>
+                <w:szCs w:val="16"/>
+              </w:rPr>
+              <w:t xml:space="preserve">; daily 08:00 </w:t>
+            </w:r>
+            <w:r>
+              <w:rPr>
+                <w:rFonts w:ascii="Consolas" w:cs="Consolas" w:eastAsia="Consolas" w:hAnsi="Consolas"/>
+                <w:sz w:val="16"/>
+                <w:szCs w:val="16"/>
+              </w:rPr>
+              <w:t xml:space="preserve">feedback:remind</w:t>
+            </w:r>
+            <w:r>
+              <w:rPr>
+                <w:sz w:val="16"/>
+                <w:szCs w:val="16"/>
+              </w:rPr>
+              <w:t xml:space="preserve">; every minute the database queue worker</w:t>
+            </w:r>
+          </w:p>
+        </w:tc>
+        <w:tc>
+          <w:tcPr>
+            <w:tcW w:type="dxa" w:w="2180"/>
+            <w:tcBorders>
+              <w:top w:val="single" w:color="7F7F7F" w:sz="4"/>
+              <w:left w:val="single" w:color="7F7F7F" w:sz="4"/>
+              <w:bottom w:val="single" w:color="7F7F7F" w:sz="4"/>
+              <w:right w:val="single" w:color="7F7F7F" w:sz="4"/>
+            </w:tcBorders>
+            <w:tcMar>
+              <w:top w:type="dxa" w:w="60"/>
+              <w:left w:type="dxa" w:w="100"/>
+              <w:bottom w:type="dxa" w:w="60"/>
+              <w:right w:type="dxa" w:w="100"/>
+            </w:tcMar>
+          </w:tcPr>
+          <w:p>
+            <w:pPr>
+              <w:spacing w:after="20"/>
+            </w:pPr>
+            <w:r>
+              <w:rPr>
+                <w:sz w:val="16"/>
+                <w:szCs w:val="16"/>
+              </w:rPr>
+              <w:t xml:space="preserve">Postings past their closing date; hired applications whose rating opens today; queued reset-link jobs</w:t>
+            </w:r>
+          </w:p>
+        </w:tc>
+        <w:tc>
+          <w:tcPr>
+            <w:tcW w:type="dxa" w:w="2200"/>
+            <w:tcBorders>
+              <w:top w:val="single" w:color="7F7F7F" w:sz="4"/>
+              <w:left w:val="single" w:color="7F7F7F" w:sz="4"/>
+              <w:bottom w:val="single" w:color="7F7F7F" w:sz="4"/>
+              <w:right w:val="single" w:color="7F7F7F" w:sz="4"/>
+            </w:tcBorders>
+            <w:tcMar>
+              <w:top w:type="dxa" w:w="60"/>
+              <w:left w:type="dxa" w:w="100"/>
+              <w:bottom w:type="dxa" w:w="60"/>
+              <w:right w:type="dxa" w:w="100"/>
+            </w:tcMar>
+          </w:tcPr>
+          <w:p>
+            <w:pPr>
+              <w:spacing w:after="20"/>
+            </w:pPr>
+            <w:r>
+              <w:rPr>
+                <w:sz w:val="16"/>
+                <w:szCs w:val="16"/>
+              </w:rPr>
+              <w:t xml:space="preserve">Postings closed; </w:t>
+            </w:r>
+            <w:r>
+              <w:rPr>
+                <w:rFonts w:ascii="Consolas" w:cs="Consolas" w:eastAsia="Consolas" w:hAnsi="Consolas"/>
+                <w:sz w:val="16"/>
+                <w:szCs w:val="16"/>
+              </w:rPr>
+              <w:t xml:space="preserve">feedback_reminder</w:t>
+            </w:r>
+            <w:r>
+              <w:rPr>
+                <w:sz w:val="16"/>
+                <w:szCs w:val="16"/>
+              </w:rPr>
+              <w:t xml:space="preserve"> notice to the hired candidate (once); password-reset emails sent within about a minute</w:t>
+            </w:r>
+          </w:p>
+        </w:tc>
+      </w:tr>
+      <w:tr>
+        <w:tc>
+          <w:tcPr>
+            <w:tcW w:type="dxa" w:w="1500"/>
+            <w:tcBorders>
+              <w:top w:val="single" w:color="7F7F7F" w:sz="4"/>
+              <w:left w:val="single" w:color="7F7F7F" w:sz="4"/>
+              <w:bottom w:val="single" w:color="7F7F7F" w:sz="4"/>
+              <w:right w:val="single" w:color="7F7F7F" w:sz="4"/>
+            </w:tcBorders>
+            <w:tcMar>
+              <w:top w:type="dxa" w:w="60"/>
+              <w:left w:type="dxa" w:w="100"/>
+              <w:bottom w:type="dxa" w:w="60"/>
+              <w:right w:type="dxa" w:w="100"/>
+            </w:tcMar>
+          </w:tcPr>
+          <w:p>
+            <w:pPr>
+              <w:spacing w:after="20"/>
+            </w:pPr>
+            <w:r>
+              <w:rPr>
+                <w:sz w:val="16"/>
+                <w:szCs w:val="16"/>
+              </w:rPr>
+              <w:t xml:space="preserve">Core Service</w:t>
+            </w:r>
+          </w:p>
+        </w:tc>
+        <w:tc>
+          <w:tcPr>
+            <w:tcW w:type="dxa" w:w="1600"/>
+            <w:tcBorders>
+              <w:top w:val="single" w:color="7F7F7F" w:sz="4"/>
+              <w:left w:val="single" w:color="7F7F7F" w:sz="4"/>
+              <w:bottom w:val="single" w:color="7F7F7F" w:sz="4"/>
+              <w:right w:val="single" w:color="7F7F7F" w:sz="4"/>
+            </w:tcBorders>
+            <w:tcMar>
+              <w:top w:type="dxa" w:w="60"/>
+              <w:left w:type="dxa" w:w="100"/>
+              <w:bottom w:type="dxa" w:w="60"/>
+              <w:right w:type="dxa" w:w="100"/>
+            </w:tcMar>
+          </w:tcPr>
+          <w:p>
+            <w:pPr>
+              <w:spacing w:after="20"/>
+            </w:pPr>
+            <w:r>
+              <w:rPr>
+                <w:sz w:val="16"/>
+                <w:szCs w:val="16"/>
+              </w:rPr>
+              <w:t xml:space="preserve">Email provider (external)</w:t>
+            </w:r>
+          </w:p>
+        </w:tc>
+        <w:tc>
+          <w:tcPr>
+            <w:tcW w:type="dxa" w:w="2600"/>
+            <w:tcBorders>
+              <w:top w:val="single" w:color="7F7F7F" w:sz="4"/>
+              <w:left w:val="single" w:color="7F7F7F" w:sz="4"/>
+              <w:bottom w:val="single" w:color="7F7F7F" w:sz="4"/>
+              <w:right w:val="single" w:color="7F7F7F" w:sz="4"/>
+            </w:tcBorders>
+            <w:tcMar>
+              <w:top w:type="dxa" w:w="60"/>
+              <w:left w:type="dxa" w:w="100"/>
+              <w:bottom w:type="dxa" w:w="60"/>
+              <w:right w:type="dxa" w:w="100"/>
+            </w:tcMar>
+          </w:tcPr>
+          <w:p>
+            <w:pPr>
+              <w:spacing w:after="20"/>
+            </w:pPr>
+            <w:r>
+              <w:rPr>
+                <w:sz w:val="16"/>
+                <w:szCs w:val="16"/>
+              </w:rPr>
+              <w:t xml:space="preserve">Every in-app notice of a user whose emails are on (sent after the HTTP response); </w:t>
+            </w:r>
+            <w:r>
+              <w:rPr>
+                <w:rFonts w:ascii="Consolas" w:cs="Consolas" w:eastAsia="Consolas" w:hAnsi="Consolas"/>
+                <w:sz w:val="16"/>
+                <w:szCs w:val="16"/>
+              </w:rPr>
+              <w:t xml:space="preserve">POST /api/forgot-password</w:t>
+            </w:r>
+            <w:r>
+              <w:rPr>
+                <w:sz w:val="16"/>
+                <w:szCs w:val="16"/>
+              </w:rPr>
+              <w:t xml:space="preserve"> (queued job)</w:t>
+            </w:r>
+          </w:p>
+        </w:tc>
+        <w:tc>
+          <w:tcPr>
+            <w:tcW w:type="dxa" w:w="2180"/>
+            <w:tcBorders>
+              <w:top w:val="single" w:color="7F7F7F" w:sz="4"/>
+              <w:left w:val="single" w:color="7F7F7F" w:sz="4"/>
+              <w:bottom w:val="single" w:color="7F7F7F" w:sz="4"/>
+              <w:right w:val="single" w:color="7F7F7F" w:sz="4"/>
+            </w:tcBorders>
+            <w:tcMar>
+              <w:top w:type="dxa" w:w="60"/>
+              <w:left w:type="dxa" w:w="100"/>
+              <w:bottom w:type="dxa" w:w="60"/>
+              <w:right w:type="dxa" w:w="100"/>
+            </w:tcMar>
+          </w:tcPr>
+          <w:p>
+            <w:pPr>
+              <w:spacing w:after="20"/>
+            </w:pPr>
+            <w:r>
+              <w:rPr>
+                <w:sz w:val="16"/>
+                <w:szCs w:val="16"/>
+              </w:rPr>
+              <w:t xml:space="preserve">Subject, the notice text and a link to the page in OpenDoor – never disability or accommodation-need details; the reset link</w:t>
+            </w:r>
+          </w:p>
+        </w:tc>
+        <w:tc>
+          <w:tcPr>
+            <w:tcW w:type="dxa" w:w="2200"/>
+            <w:tcBorders>
+              <w:top w:val="single" w:color="7F7F7F" w:sz="4"/>
+              <w:left w:val="single" w:color="7F7F7F" w:sz="4"/>
+              <w:bottom w:val="single" w:color="7F7F7F" w:sz="4"/>
+              <w:right w:val="single" w:color="7F7F7F" w:sz="4"/>
+            </w:tcBorders>
+            <w:tcMar>
+              <w:top w:type="dxa" w:w="60"/>
+              <w:left w:type="dxa" w:w="100"/>
+              <w:bottom w:type="dxa" w:w="60"/>
+              <w:right w:type="dxa" w:w="100"/>
+            </w:tcMar>
+          </w:tcPr>
+          <w:p>
+            <w:pPr>
+              <w:spacing w:after="20"/>
+            </w:pPr>
+            <w:r>
+              <w:rPr>
+                <w:sz w:val="16"/>
+                <w:szCs w:val="16"/>
+              </w:rPr>
+              <w:t xml:space="preserve">Email delivered; a mail failure is logged and never fails the user's action; suspended accounts get no email</w:t>
             </w:r>
           </w:p>
         </w:tc>
@@ -20239,7 +20630,7 @@
                 <w:sz w:val="16"/>
                 <w:szCs w:val="16"/>
               </w:rPr>
-              <w:t xml:space="preserve">Over 120 requests/min per IP at the gateway, or over 5 login attempts/min; </w:t>
+              <w:t xml:space="preserve">Over 120 requests/min per IP at the gateway, or over 5 login or password-reset requests/min; </w:t>
             </w:r>
             <w:r>
               <w:rPr>
@@ -20898,7 +21289,7 @@
         <w:t xml:space="preserve">Graceful degradation.</w:t>
       </w:r>
       <w:r>
-        <w:t xml:space="preserve"> External and legacy integrations never block the core hiring transaction. The Insights Service uses per-source timeouts (Core 3 s, PSGC 5 s, Nominatim 5 s, Overpass 8 s) within a 12-second budget for the whole snapshot, returns HTTP 200 with whatever parts it could build, and reports each source as </w:t>
+        <w:t xml:space="preserve"> External and legacy integrations never block the core hiring transaction. The Insights Service uses per-source timeouts (Core 3 s, PSGC 5 s, Nominatim 5 s, Overpass 25 s per server with the second server asked after 5 s) within a 12-second budget for the whole snapshot – a later Overpass answer still fills the cache – returns HTTP 200 with whatever parts it could build, and reports each source as </w:t>
       </w:r>
       <w:r>
         <w:rPr>
@@ -20934,7 +21325,7 @@
         <w:t xml:space="preserve">unavailable</w:t>
       </w:r>
       <w:r>
-        <w:t xml:space="preserve">. A source that failed is skipped for 60 seconds (cooldown), so during an outage each request waits for at most one timeout and is answered from the cache. The client explains each gap in plain language (for example "Nearby places could not be loaded right now. Please check again later." or, with city-level coordinates, that distances are measured from the city centre). If the snapshot fails (503) or the Insights Service itself is down, the job details page still renders the posting, match result and trust score from the Core Service and the snapshot section shows a short warning. If the Business Registry is down, administrators can still verify manually and the check can be repeated. Neither the gateway nor the services retry a call automatically; the user or administrator repeats the action.</w:t>
+        <w:t xml:space="preserve">. A source that failed is skipped for 60 seconds (cooldown), so during an outage each request waits for at most one timeout and is answered from the cache. The client explains each gap in plain language (for example "Nearby places could not be loaded right now. Please check again later." or, with city-level coordinates, that distances are measured from the city centre). If the snapshot fails (503) or the Insights Service itself is down, the job details page still renders the posting, match result and trust score from the Core Service and the snapshot section shows a short warning. If the Business Registry is down, administrators can still verify manually and the check can be repeated. The gateway and the Core Service never retry a call automatically; the user or administrator repeats the action. The only automatic retries are in the Insights Service for Overpass (second server, background refresh of a failed place), because they only refresh cached map data and change nothing in the hiring records. Notification emails are sent after the response, so a slow or failing mail server never delays or breaks the action.</w:t>
       </w:r>
     </w:p>
     <w:p>
@@ -21016,10 +21407,19 @@
           <w:b/>
           <w:bCs/>
         </w:rPr>
-        <w:t xml:space="preserve">Administrators</w:t>
-      </w:r>
-      <w:r>
-        <w:t xml:space="preserve"> are never self-registered; they are created by the seeder or by another administrator.</w:t>
+        <w:t xml:space="preserve">Forgotten passwords:</w:t>
+      </w:r>
+      <w:r>
+        <w:t xml:space="preserve"> </w:t>
+      </w:r>
+      <w:r>
+        <w:rPr>
+          <w:rFonts w:ascii="Consolas" w:cs="Consolas" w:eastAsia="Consolas" w:hAnsi="Consolas"/>
+        </w:rPr>
+        <w:t xml:space="preserve">POST /api/forgot-password</w:t>
+      </w:r>
+      <w:r>
+        <w:t xml:space="preserve"> gives the same answer for every email and only queues a job, so neither the message nor the response time reveals whether an account exists (an OpenDoor account hints at a disability – RA 10173). The job emails a link to active accounts only; the link is valid for 60 minutes and can be used once, the reset signs the user out on every device, and both endpoints allow 5 requests per minute. The reset email is a security message, so it is sent even when notification emails are turned off.</w:t>
       </w:r>
     </w:p>
     <w:p>
@@ -21036,10 +21436,10 @@
           <w:b/>
           <w:bCs/>
         </w:rPr>
-        <w:t xml:space="preserve">Gateway → services:</w:t>
-      </w:r>
-      <w:r>
-        <w:t xml:space="preserve"> the gateway forwards the bearer token unchanged; the Core Service validates it (the gateway does not trust or decode it).</w:t>
+        <w:t xml:space="preserve">Administrators</w:t>
+      </w:r>
+      <w:r>
+        <w:t xml:space="preserve"> are never self-registered; they are created by the seeder or by another administrator.</w:t>
       </w:r>
     </w:p>
     <w:p>
@@ -21056,28 +21456,10 @@
           <w:b/>
           <w:bCs/>
         </w:rPr>
-        <w:t xml:space="preserve">Insights → Core (service-to-service):</w:t>
-      </w:r>
-      <w:r>
-        <w:t xml:space="preserve"> internal endpoints under </w:t>
-      </w:r>
-      <w:r>
-        <w:rPr>
-          <w:rFonts w:ascii="Consolas" w:cs="Consolas" w:eastAsia="Consolas" w:hAnsi="Consolas"/>
-        </w:rPr>
-        <w:t xml:space="preserve">/internal/*</w:t>
-      </w:r>
-      <w:r>
-        <w:t xml:space="preserve"> are not routed by the gateway and require an </w:t>
-      </w:r>
-      <w:r>
-        <w:rPr>
-          <w:rFonts w:ascii="Consolas" w:cs="Consolas" w:eastAsia="Consolas" w:hAnsi="Consolas"/>
-        </w:rPr>
-        <w:t xml:space="preserve">X-Service-Key</w:t>
-      </w:r>
-      <w:r>
-        <w:t xml:space="preserve"> header whose value is a shared secret held only by the two services; requests without it receive 401.</w:t>
+        <w:t xml:space="preserve">Gateway → services:</w:t>
+      </w:r>
+      <w:r>
+        <w:t xml:space="preserve"> the gateway forwards the bearer token unchanged; the Core Service validates it (the gateway does not trust or decode it).</w:t>
       </w:r>
     </w:p>
     <w:p>
@@ -21094,141 +21476,28 @@
           <w:b/>
           <w:bCs/>
         </w:rPr>
-        <w:t xml:space="preserve">Core → Business Registry (legacy):</w:t>
-      </w:r>
-      <w:r>
-        <w:t xml:space="preserve"> a WS-Security </w:t>
+        <w:t xml:space="preserve">Insights → Core (service-to-service):</w:t>
+      </w:r>
+      <w:r>
+        <w:t xml:space="preserve"> internal endpoints under </w:t>
       </w:r>
       <w:r>
         <w:rPr>
           <w:rFonts w:ascii="Consolas" w:cs="Consolas" w:eastAsia="Consolas" w:hAnsi="Consolas"/>
         </w:rPr>
-        <w:t xml:space="preserve">UsernameToken</w:t>
-      </w:r>
-      <w:r>
-        <w:t xml:space="preserve"> in the SOAP header identifies the Core Service; the registry rejects missing or wrong credentials with a SOAP fault.</w:t>
-      </w:r>
-    </w:p>
-    <w:p>
-      <w:pPr>
-        <w:pStyle w:val="Heading2"/>
-      </w:pPr>
-      <w:r>
-        <w:t xml:space="preserve">6.2 Authorization</w:t>
-      </w:r>
-    </w:p>
-    <w:p>
-      <w:pPr>
-        <w:spacing w:after="120" w:line="276"/>
-      </w:pPr>
-      <w:r>
-        <w:t xml:space="preserve">Authorization is enforced on the server in three layers: (1) </w:t>
+        <w:t xml:space="preserve">/internal/*</w:t>
+      </w:r>
+      <w:r>
+        <w:t xml:space="preserve"> are not routed by the gateway and require an </w:t>
       </w:r>
       <w:r>
         <w:rPr>
           <w:rFonts w:ascii="Consolas" w:cs="Consolas" w:eastAsia="Consolas" w:hAnsi="Consolas"/>
         </w:rPr>
-        <w:t xml:space="preserve">auth:sanctum</w:t>
-      </w:r>
-      <w:r>
-        <w:t xml:space="preserve"> middleware requires a valid token; (2) a </w:t>
-      </w:r>
-      <w:r>
-        <w:rPr>
-          <w:b/>
-          <w:bCs/>
-        </w:rPr>
-        <w:t xml:space="preserve">role middleware</w:t>
-      </w:r>
-      <w:r>
-        <w:t xml:space="preserve"> restricts route groups to </w:t>
-      </w:r>
-      <w:r>
-        <w:rPr>
-          <w:rFonts w:ascii="Consolas" w:cs="Consolas" w:eastAsia="Consolas" w:hAnsi="Consolas"/>
-        </w:rPr>
-        <w:t xml:space="preserve">candidate</w:t>
-      </w:r>
-      <w:r>
-        <w:t xml:space="preserve">, </w:t>
-      </w:r>
-      <w:r>
-        <w:rPr>
-          <w:rFonts w:ascii="Consolas" w:cs="Consolas" w:eastAsia="Consolas" w:hAnsi="Consolas"/>
-        </w:rPr>
-        <w:t xml:space="preserve">employer</w:t>
-      </w:r>
-      <w:r>
-        <w:t xml:space="preserve"> or </w:t>
-      </w:r>
-      <w:r>
-        <w:rPr>
-          <w:rFonts w:ascii="Consolas" w:cs="Consolas" w:eastAsia="Consolas" w:hAnsi="Consolas"/>
-        </w:rPr>
-        <w:t xml:space="preserve">admin</w:t>
-      </w:r>
-      <w:r>
-        <w:t xml:space="preserve">; and (3) </w:t>
-      </w:r>
-      <w:r>
-        <w:rPr>
-          <w:b/>
-          <w:bCs/>
-        </w:rPr>
-        <w:t xml:space="preserve">Laravel Policies</w:t>
-      </w:r>
-      <w:r>
-        <w:t xml:space="preserve"> (</w:t>
-      </w:r>
-      <w:r>
-        <w:rPr>
-          <w:rFonts w:ascii="Consolas" w:cs="Consolas" w:eastAsia="Consolas" w:hAnsi="Consolas"/>
-        </w:rPr>
-        <w:t xml:space="preserve">JobPostingPolicy</w:t>
-      </w:r>
-      <w:r>
-        <w:t xml:space="preserve">; </w:t>
-      </w:r>
-      <w:r>
-        <w:rPr>
-          <w:rFonts w:ascii="Consolas" w:cs="Consolas" w:eastAsia="Consolas" w:hAnsi="Consolas"/>
-        </w:rPr>
-        <w:t xml:space="preserve">ApplicationPolicy</w:t>
-      </w:r>
-      <w:r>
-        <w:t xml:space="preserve"> for viewing, status changes and feedback) check ownership of the specific record – for example, an employer can update only its own postings and can see a candidate's accommodation needs only through an application to its own posting, and only the hired candidate can submit feedback. API Resources control which fields each role receives (feedback authors are never exposed to employers). The React </w:t>
-      </w:r>
-      <w:r>
-        <w:rPr>
-          <w:rFonts w:ascii="Consolas" w:cs="Consolas" w:eastAsia="Consolas" w:hAnsi="Consolas"/>
-        </w:rPr>
-        <w:t xml:space="preserve">ProtectedRoute</w:t>
-      </w:r>
-      <w:r>
-        <w:t xml:space="preserve"> component only improves navigation; the server is the real protection. The full permission matrix is reproduced in Appendix A.</w:t>
-      </w:r>
-    </w:p>
-    <w:p>
-      <w:pPr>
-        <w:spacing w:after="120" w:line="276"/>
-      </w:pPr>
-      <w:r>
-        <w:rPr>
-          <w:b/>
-          <w:bCs/>
-        </w:rPr>
-        <w:t xml:space="preserve">OAuth 2.0</w:t>
-      </w:r>
-      <w:r>
-        <w:t xml:space="preserve"> is not used in this version: all users authenticate directly with OpenDoor, and the external APIs used require no delegated access. A delegated-authorization scenario (e.g., "Sign in with Google" or letting a candidate import a résumé from a third-party service) is listed as a future improvement.</w:t>
-      </w:r>
-    </w:p>
-    <w:p>
-      <w:pPr>
-        <w:pStyle w:val="Heading2"/>
-      </w:pPr>
-      <w:r>
-        <w:t xml:space="preserve">6.3 Secret and Credential Management</w:t>
+        <w:t xml:space="preserve">X-Service-Key</w:t>
+      </w:r>
+      <w:r>
+        <w:t xml:space="preserve"> header whose value is a shared secret held only by the two services; requests without it receive 401.</w:t>
       </w:r>
     </w:p>
     <w:p>
@@ -21241,31 +21510,64 @@
         <w:spacing w:after="60"/>
       </w:pPr>
       <w:r>
-        <w:t xml:space="preserve">All secrets are environment variables: </w:t>
+        <w:rPr>
+          <w:b/>
+          <w:bCs/>
+        </w:rPr>
+        <w:t xml:space="preserve">Core → Business Registry (legacy):</w:t>
+      </w:r>
+      <w:r>
+        <w:t xml:space="preserve"> a WS-Security </w:t>
       </w:r>
       <w:r>
         <w:rPr>
           <w:rFonts w:ascii="Consolas" w:cs="Consolas" w:eastAsia="Consolas" w:hAnsi="Consolas"/>
         </w:rPr>
-        <w:t xml:space="preserve">APP_KEY</w:t>
-      </w:r>
-      <w:r>
-        <w:t xml:space="preserve">, </w:t>
+        <w:t xml:space="preserve">UsernameToken</w:t>
+      </w:r>
+      <w:r>
+        <w:t xml:space="preserve"> in the SOAP header identifies the Core Service; the registry rejects missing or wrong credentials with a SOAP fault.</w:t>
+      </w:r>
+    </w:p>
+    <w:p>
+      <w:pPr>
+        <w:pStyle w:val="Heading2"/>
+      </w:pPr>
+      <w:r>
+        <w:t xml:space="preserve">6.2 Authorization</w:t>
+      </w:r>
+    </w:p>
+    <w:p>
+      <w:pPr>
+        <w:spacing w:after="120" w:line="276"/>
+      </w:pPr>
+      <w:r>
+        <w:t xml:space="preserve">Authorization is enforced on the server in three layers: (1) </w:t>
       </w:r>
       <w:r>
         <w:rPr>
           <w:rFonts w:ascii="Consolas" w:cs="Consolas" w:eastAsia="Consolas" w:hAnsi="Consolas"/>
         </w:rPr>
-        <w:t xml:space="preserve">DB_*</w:t>
-      </w:r>
-      <w:r>
-        <w:t xml:space="preserve">, </w:t>
+        <w:t xml:space="preserve">auth:sanctum</w:t>
+      </w:r>
+      <w:r>
+        <w:t xml:space="preserve"> middleware requires a valid token; (2) a </w:t>
+      </w:r>
+      <w:r>
+        <w:rPr>
+          <w:b/>
+          <w:bCs/>
+        </w:rPr>
+        <w:t xml:space="preserve">role middleware</w:t>
+      </w:r>
+      <w:r>
+        <w:t xml:space="preserve"> restricts route groups to </w:t>
       </w:r>
       <w:r>
         <w:rPr>
           <w:rFonts w:ascii="Consolas" w:cs="Consolas" w:eastAsia="Consolas" w:hAnsi="Consolas"/>
         </w:rPr>
-        <w:t xml:space="preserve">SERVICE_KEY_INSIGHTS</w:t>
+        <w:t xml:space="preserve">candidate</w:t>
       </w:r>
       <w:r>
         <w:t xml:space="preserve">, </w:t>
@@ -21274,37 +21576,79 @@
         <w:rPr>
           <w:rFonts w:ascii="Consolas" w:cs="Consolas" w:eastAsia="Consolas" w:hAnsi="Consolas"/>
         </w:rPr>
-        <w:t xml:space="preserve">REGISTRY_SOAP_USER/PASSWORD</w:t>
-      </w:r>
-      <w:r>
-        <w:t xml:space="preserve">, </w:t>
+        <w:t xml:space="preserve">employer</w:t>
+      </w:r>
+      <w:r>
+        <w:t xml:space="preserve"> or </w:t>
       </w:r>
       <w:r>
         <w:rPr>
           <w:rFonts w:ascii="Consolas" w:cs="Consolas" w:eastAsia="Consolas" w:hAnsi="Consolas"/>
         </w:rPr>
-        <w:t xml:space="preserve">NOMINATIM_CONTACT_EMAIL</w:t>
-      </w:r>
-      <w:r>
-        <w:t xml:space="preserve">, </w:t>
+        <w:t xml:space="preserve">admin</w:t>
+      </w:r>
+      <w:r>
+        <w:t xml:space="preserve">; and (3) </w:t>
+      </w:r>
+      <w:r>
+        <w:rPr>
+          <w:b/>
+          <w:bCs/>
+        </w:rPr>
+        <w:t xml:space="preserve">Laravel Policies</w:t>
+      </w:r>
+      <w:r>
+        <w:t xml:space="preserve"> (</w:t>
       </w:r>
       <w:r>
         <w:rPr>
           <w:rFonts w:ascii="Consolas" w:cs="Consolas" w:eastAsia="Consolas" w:hAnsi="Consolas"/>
         </w:rPr>
-        <w:t xml:space="preserve">CORS_ALLOWED_ORIGIN</w:t>
-      </w:r>
-      <w:r>
-        <w:t xml:space="preserve">, </w:t>
+        <w:t xml:space="preserve">JobPostingPolicy</w:t>
+      </w:r>
+      <w:r>
+        <w:t xml:space="preserve">; </w:t>
       </w:r>
       <w:r>
         <w:rPr>
           <w:rFonts w:ascii="Consolas" w:cs="Consolas" w:eastAsia="Consolas" w:hAnsi="Consolas"/>
         </w:rPr>
-        <w:t xml:space="preserve">VITE_API_URL</w:t>
-      </w:r>
-      <w:r>
-        <w:t xml:space="preserve">.</w:t>
+        <w:t xml:space="preserve">ApplicationPolicy</w:t>
+      </w:r>
+      <w:r>
+        <w:t xml:space="preserve"> for viewing, status changes and feedback) check ownership of the specific record – for example, an employer can update only its own postings and can see a candidate's accommodation needs only through an application to its own posting, and only the hired candidate can submit feedback. API Resources control which fields each role receives (feedback authors are never exposed to employers). The React </w:t>
+      </w:r>
+      <w:r>
+        <w:rPr>
+          <w:rFonts w:ascii="Consolas" w:cs="Consolas" w:eastAsia="Consolas" w:hAnsi="Consolas"/>
+        </w:rPr>
+        <w:t xml:space="preserve">ProtectedRoute</w:t>
+      </w:r>
+      <w:r>
+        <w:t xml:space="preserve"> component only improves navigation; the server is the real protection. The full permission matrix is reproduced in Appendix A.</w:t>
+      </w:r>
+    </w:p>
+    <w:p>
+      <w:pPr>
+        <w:spacing w:after="120" w:line="276"/>
+      </w:pPr>
+      <w:r>
+        <w:rPr>
+          <w:b/>
+          <w:bCs/>
+        </w:rPr>
+        <w:t xml:space="preserve">OAuth 2.0</w:t>
+      </w:r>
+      <w:r>
+        <w:t xml:space="preserve"> is not used in this version: all users authenticate directly with OpenDoor, and the external APIs used require no delegated access. A delegated-authorization scenario (e.g., "Sign in with Google" or letting a candidate import a résumé from a third-party service) is listed as a future improvement.</w:t>
+      </w:r>
+    </w:p>
+    <w:p>
+      <w:pPr>
+        <w:pStyle w:val="Heading2"/>
+      </w:pPr>
+      <w:r>
+        <w:t xml:space="preserve">6.3 Secret and Credential Management</w:t>
       </w:r>
     </w:p>
     <w:p>
@@ -21317,34 +21661,88 @@
         <w:spacing w:after="60"/>
       </w:pPr>
       <w:r>
-        <w:t xml:space="preserve">Each component has a committed </w:t>
+        <w:t xml:space="preserve">All secrets are environment variables: </w:t>
       </w:r>
       <w:r>
         <w:rPr>
           <w:rFonts w:ascii="Consolas" w:cs="Consolas" w:eastAsia="Consolas" w:hAnsi="Consolas"/>
         </w:rPr>
-        <w:t xml:space="preserve">.env.example</w:t>
-      </w:r>
-      <w:r>
-        <w:t xml:space="preserve"> with placeholder values only; real </w:t>
+        <w:t xml:space="preserve">APP_KEY</w:t>
+      </w:r>
+      <w:r>
+        <w:t xml:space="preserve">, </w:t>
       </w:r>
       <w:r>
         <w:rPr>
           <w:rFonts w:ascii="Consolas" w:cs="Consolas" w:eastAsia="Consolas" w:hAnsi="Consolas"/>
         </w:rPr>
-        <w:t xml:space="preserve">.env</w:t>
-      </w:r>
-      <w:r>
-        <w:t xml:space="preserve"> files are listed in </w:t>
+        <w:t xml:space="preserve">DB_*</w:t>
+      </w:r>
+      <w:r>
+        <w:t xml:space="preserve">, </w:t>
       </w:r>
       <w:r>
         <w:rPr>
           <w:rFonts w:ascii="Consolas" w:cs="Consolas" w:eastAsia="Consolas" w:hAnsi="Consolas"/>
         </w:rPr>
-        <w:t xml:space="preserve">.gitignore</w:t>
-      </w:r>
-      <w:r>
-        <w:t xml:space="preserve"> and are never committed.</w:t>
+        <w:t xml:space="preserve">SERVICE_KEY_INSIGHTS</w:t>
+      </w:r>
+      <w:r>
+        <w:t xml:space="preserve">, </w:t>
+      </w:r>
+      <w:r>
+        <w:rPr>
+          <w:rFonts w:ascii="Consolas" w:cs="Consolas" w:eastAsia="Consolas" w:hAnsi="Consolas"/>
+        </w:rPr>
+        <w:t xml:space="preserve">REGISTRY_SOAP_USER/PASSWORD</w:t>
+      </w:r>
+      <w:r>
+        <w:t xml:space="preserve">, </w:t>
+      </w:r>
+      <w:r>
+        <w:rPr>
+          <w:rFonts w:ascii="Consolas" w:cs="Consolas" w:eastAsia="Consolas" w:hAnsi="Consolas"/>
+        </w:rPr>
+        <w:t xml:space="preserve">MAIL_*</w:t>
+      </w:r>
+      <w:r>
+        <w:t xml:space="preserve"> (mail provider credentials), </w:t>
+      </w:r>
+      <w:r>
+        <w:rPr>
+          <w:rFonts w:ascii="Consolas" w:cs="Consolas" w:eastAsia="Consolas" w:hAnsi="Consolas"/>
+        </w:rPr>
+        <w:t xml:space="preserve">NOMINATIM_CONTACT_EMAIL</w:t>
+      </w:r>
+      <w:r>
+        <w:t xml:space="preserve">, </w:t>
+      </w:r>
+      <w:r>
+        <w:rPr>
+          <w:rFonts w:ascii="Consolas" w:cs="Consolas" w:eastAsia="Consolas" w:hAnsi="Consolas"/>
+        </w:rPr>
+        <w:t xml:space="preserve">DEMO_PASSWORD</w:t>
+      </w:r>
+      <w:r>
+        <w:t xml:space="preserve">; settings such as </w:t>
+      </w:r>
+      <w:r>
+        <w:rPr>
+          <w:rFonts w:ascii="Consolas" w:cs="Consolas" w:eastAsia="Consolas" w:hAnsi="Consolas"/>
+        </w:rPr>
+        <w:t xml:space="preserve">CORS_ALLOWED_ORIGIN</w:t>
+      </w:r>
+      <w:r>
+        <w:t xml:space="preserve"> and </w:t>
+      </w:r>
+      <w:r>
+        <w:rPr>
+          <w:rFonts w:ascii="Consolas" w:cs="Consolas" w:eastAsia="Consolas" w:hAnsi="Consolas"/>
+        </w:rPr>
+        <w:t xml:space="preserve">VITE_API_URL</w:t>
+      </w:r>
+      <w:r>
+        <w:t xml:space="preserve"> use the same mechanism.</w:t>
       </w:r>
     </w:p>
     <w:p>
@@ -21357,46 +21755,34 @@
         <w:spacing w:after="60"/>
       </w:pPr>
       <w:r>
-        <w:t xml:space="preserve">Production values are stored in </w:t>
-      </w:r>
-      <w:r>
-        <w:rPr>
-          <w:b/>
-          <w:bCs/>
-        </w:rPr>
-        <w:t xml:space="preserve">Railway service variables</w:t>
-      </w:r>
-      <w:r>
-        <w:t xml:space="preserve"> and </w:t>
-      </w:r>
-      <w:r>
-        <w:rPr>
-          <w:b/>
-          <w:bCs/>
-        </w:rPr>
-        <w:t xml:space="preserve">Vercel environment variables</w:t>
-      </w:r>
-      <w:r>
-        <w:t xml:space="preserve">; CI values in </w:t>
-      </w:r>
-      <w:r>
-        <w:rPr>
-          <w:b/>
-          <w:bCs/>
-        </w:rPr>
-        <w:t xml:space="preserve">GitHub Actions encrypted secrets</w:t>
-      </w:r>
-      <w:r>
-        <w:t xml:space="preserve">. The production </w:t>
+        <w:t xml:space="preserve">Each component has a committed </w:t>
       </w:r>
       <w:r>
         <w:rPr>
           <w:rFonts w:ascii="Consolas" w:cs="Consolas" w:eastAsia="Consolas" w:hAnsi="Consolas"/>
         </w:rPr>
-        <w:t xml:space="preserve">APP_KEY</w:t>
-      </w:r>
-      <w:r>
-        <w:t xml:space="preserve"> is generated fresh and differs from development.</w:t>
+        <w:t xml:space="preserve">.env.example</w:t>
+      </w:r>
+      <w:r>
+        <w:t xml:space="preserve"> with placeholder values only; real </w:t>
+      </w:r>
+      <w:r>
+        <w:rPr>
+          <w:rFonts w:ascii="Consolas" w:cs="Consolas" w:eastAsia="Consolas" w:hAnsi="Consolas"/>
+        </w:rPr>
+        <w:t xml:space="preserve">.env</w:t>
+      </w:r>
+      <w:r>
+        <w:t xml:space="preserve"> files are listed in </w:t>
+      </w:r>
+      <w:r>
+        <w:rPr>
+          <w:rFonts w:ascii="Consolas" w:cs="Consolas" w:eastAsia="Consolas" w:hAnsi="Consolas"/>
+        </w:rPr>
+        <w:t xml:space="preserve">.gitignore</w:t>
+      </w:r>
+      <w:r>
+        <w:t xml:space="preserve"> and are never committed.</w:t>
       </w:r>
     </w:p>
     <w:p>
@@ -21409,7 +21795,36 @@
         <w:spacing w:after="60"/>
       </w:pPr>
       <w:r>
-        <w:t xml:space="preserve">Demo and test accounts (one per role) are created by seeders with passwords read from environment variables; they are shared with the evaluators through the submission notes, not written in the repository or this document.</w:t>
+        <w:t xml:space="preserve">Production values are stored in </w:t>
+      </w:r>
+      <w:r>
+        <w:rPr>
+          <w:b/>
+          <w:bCs/>
+        </w:rPr>
+        <w:t xml:space="preserve">Railway service variables</w:t>
+      </w:r>
+      <w:r>
+        <w:t xml:space="preserve"> and </w:t>
+      </w:r>
+      <w:r>
+        <w:rPr>
+          <w:b/>
+          <w:bCs/>
+        </w:rPr>
+        <w:t xml:space="preserve">Vercel environment variables</w:t>
+      </w:r>
+      <w:r>
+        <w:t xml:space="preserve">. The CI integration job generates throwaway secrets (database passwords, service key, SOAP password, demo password) at the start of every run, so no secret is stored in GitHub. The production </w:t>
+      </w:r>
+      <w:r>
+        <w:rPr>
+          <w:rFonts w:ascii="Consolas" w:cs="Consolas" w:eastAsia="Consolas" w:hAnsi="Consolas"/>
+        </w:rPr>
+        <w:t xml:space="preserve">APP_KEY</w:t>
+      </w:r>
+      <w:r>
+        <w:t xml:space="preserve"> is generated fresh and differs from development.</w:t>
       </w:r>
     </w:p>
     <w:p>
@@ -21422,42 +21837,7 @@
         <w:spacing w:after="60"/>
       </w:pPr>
       <w:r>
-        <w:t xml:space="preserve">Secrets are never logged: the gateway redacts </w:t>
-      </w:r>
-      <w:r>
-        <w:rPr>
-          <w:rFonts w:ascii="Consolas" w:cs="Consolas" w:eastAsia="Consolas" w:hAnsi="Consolas"/>
-        </w:rPr>
-        <w:t xml:space="preserve">Authorization</w:t>
-      </w:r>
-      <w:r>
-        <w:t xml:space="preserve"> and </w:t>
-      </w:r>
-      <w:r>
-        <w:rPr>
-          <w:rFonts w:ascii="Consolas" w:cs="Consolas" w:eastAsia="Consolas" w:hAnsi="Consolas"/>
-        </w:rPr>
-        <w:t xml:space="preserve">X-Service-Key</w:t>
-      </w:r>
-      <w:r>
-        <w:t xml:space="preserve"> headers in logs, and </w:t>
-      </w:r>
-      <w:r>
-        <w:rPr>
-          <w:rFonts w:ascii="Consolas" w:cs="Consolas" w:eastAsia="Consolas" w:hAnsi="Consolas"/>
-        </w:rPr>
-        <w:t xml:space="preserve">APP_DEBUG=false</w:t>
-      </w:r>
-      <w:r>
-        <w:t xml:space="preserve"> in production.</w:t>
-      </w:r>
-    </w:p>
-    <w:p>
-      <w:pPr>
-        <w:pStyle w:val="Heading2"/>
-      </w:pPr>
-      <w:r>
-        <w:t xml:space="preserve">6.4 Security Considerations</w:t>
+        <w:t xml:space="preserve">Demo and test accounts (one per role) are created by seeders with passwords read from environment variables; they are shared with the evaluators through the submission notes, not written in the repository or this document.</w:t>
       </w:r>
     </w:p>
     <w:p>
@@ -21470,32 +21850,42 @@
         <w:spacing w:after="60"/>
       </w:pPr>
       <w:r>
-        <w:rPr>
-          <w:b/>
-          <w:bCs/>
-        </w:rPr>
-        <w:t xml:space="preserve">Input validation:</w:t>
-      </w:r>
-      <w:r>
-        <w:t xml:space="preserve"> Laravel Form Requests validate every create/update (required fields, </w:t>
+        <w:t xml:space="preserve">Secrets are never logged: the gateway redacts </w:t>
       </w:r>
       <w:r>
         <w:rPr>
           <w:rFonts w:ascii="Consolas" w:cs="Consolas" w:eastAsia="Consolas" w:hAnsi="Consolas"/>
         </w:rPr>
-        <w:t xml:space="preserve">Rule::exists</w:t>
-      </w:r>
-      <w:r>
-        <w:t xml:space="preserve"> for accommodation and category IDs, </w:t>
+        <w:t xml:space="preserve">Authorization</w:t>
+      </w:r>
+      <w:r>
+        <w:t xml:space="preserve"> and </w:t>
       </w:r>
       <w:r>
         <w:rPr>
           <w:rFonts w:ascii="Consolas" w:cs="Consolas" w:eastAsia="Consolas" w:hAnsi="Consolas"/>
         </w:rPr>
-        <w:t xml:space="preserve">Rule::enum</w:t>
-      </w:r>
-      <w:r>
-        <w:t xml:space="preserve"> for statuses, max lengths, PDF-only size-limited résumé uploads); Eloquent parameter binding prevents SQL injection; the SOAP request is validated against the WSDL schema; React escapes output by default.</w:t>
+        <w:t xml:space="preserve">X-Service-Key</w:t>
+      </w:r>
+      <w:r>
+        <w:t xml:space="preserve"> headers in logs, and </w:t>
+      </w:r>
+      <w:r>
+        <w:rPr>
+          <w:rFonts w:ascii="Consolas" w:cs="Consolas" w:eastAsia="Consolas" w:hAnsi="Consolas"/>
+        </w:rPr>
+        <w:t xml:space="preserve">APP_DEBUG=false</w:t>
+      </w:r>
+      <w:r>
+        <w:t xml:space="preserve"> in production.</w:t>
+      </w:r>
+    </w:p>
+    <w:p>
+      <w:pPr>
+        <w:pStyle w:val="Heading2"/>
+      </w:pPr>
+      <w:r>
+        <w:t xml:space="preserve">6.4 Security Considerations</w:t>
       </w:r>
     </w:p>
     <w:p>
@@ -21512,19 +21902,28 @@
           <w:b/>
           <w:bCs/>
         </w:rPr>
-        <w:t xml:space="preserve">Uploaded files:</w:t>
-      </w:r>
-      <w:r>
-        <w:t xml:space="preserve"> company logos are public images served through the gateway; résumés are stored on Core's private disk and opened only through a temporary signed link (30 minutes, </w:t>
+        <w:t xml:space="preserve">Input validation:</w:t>
+      </w:r>
+      <w:r>
+        <w:t xml:space="preserve"> Laravel Form Requests validate every create/update (required fields, </w:t>
       </w:r>
       <w:r>
         <w:rPr>
           <w:rFonts w:ascii="Consolas" w:cs="Consolas" w:eastAsia="Consolas" w:hAnsi="Consolas"/>
         </w:rPr>
-        <w:t xml:space="preserve">Cache-Control: no-store</w:t>
-      </w:r>
-      <w:r>
-        <w:t xml:space="preserve">) returned to the candidate, so the PDF can be opened in a new tab without exposing the token. Links in API responses (logos, résumés, page links) always point at the gateway, never at an internal service host.</w:t>
+        <w:t xml:space="preserve">Rule::exists</w:t>
+      </w:r>
+      <w:r>
+        <w:t xml:space="preserve"> for accommodation and category IDs, </w:t>
+      </w:r>
+      <w:r>
+        <w:rPr>
+          <w:rFonts w:ascii="Consolas" w:cs="Consolas" w:eastAsia="Consolas" w:hAnsi="Consolas"/>
+        </w:rPr>
+        <w:t xml:space="preserve">Rule::enum</w:t>
+      </w:r>
+      <w:r>
+        <w:t xml:space="preserve"> for statuses, max lengths, PDF-only size-limited résumé uploads); Eloquent parameter binding prevents SQL injection; the SOAP request is validated against the WSDL schema; React escapes output by default.</w:t>
       </w:r>
     </w:p>
     <w:p>
@@ -21541,10 +21940,19 @@
           <w:b/>
           <w:bCs/>
         </w:rPr>
-        <w:t xml:space="preserve">Transport/HTTPS:</w:t>
-      </w:r>
-      <w:r>
-        <w:t xml:space="preserve"> Vercel and Railway public endpoints use HTTPS only; internal calls stay on Railway's private network and are not exposed to the internet.</w:t>
+        <w:t xml:space="preserve">Uploaded files:</w:t>
+      </w:r>
+      <w:r>
+        <w:t xml:space="preserve"> company logos are public images served through the gateway; résumés are stored on Core's private disk and opened only through a temporary signed link (30 minutes, </w:t>
+      </w:r>
+      <w:r>
+        <w:rPr>
+          <w:rFonts w:ascii="Consolas" w:cs="Consolas" w:eastAsia="Consolas" w:hAnsi="Consolas"/>
+        </w:rPr>
+        <w:t xml:space="preserve">Cache-Control: no-store</w:t>
+      </w:r>
+      <w:r>
+        <w:t xml:space="preserve">) returned to the candidate, so the PDF can be opened in a new tab without exposing the token. Links in API responses (logos, résumés, page links) always point at the gateway, never at an internal service host.</w:t>
       </w:r>
     </w:p>
     <w:p>
@@ -21561,10 +21969,10 @@
           <w:b/>
           <w:bCs/>
         </w:rPr>
-        <w:t xml:space="preserve">Least privilege / access controls:</w:t>
-      </w:r>
-      <w:r>
-        <w:t xml:space="preserve"> only the gateway is public; each service has its own database user limited to its own schema; role middleware and Policies enforce per-record ownership; CORS allows only the deployed frontend origin.</w:t>
+        <w:t xml:space="preserve">Transport/HTTPS:</w:t>
+      </w:r>
+      <w:r>
+        <w:t xml:space="preserve"> Vercel and Railway public endpoints use HTTPS only; internal calls stay on Railway's private network and are not exposed to the internet.</w:t>
       </w:r>
     </w:p>
     <w:p>
@@ -21581,10 +21989,10 @@
           <w:b/>
           <w:bCs/>
         </w:rPr>
-        <w:t xml:space="preserve">Abuse protection:</w:t>
-      </w:r>
-      <w:r>
-        <w:t xml:space="preserve"> gateway rate limiting (120 requests/min per IP) and login rate limiting (5 attempts/min).</w:t>
+        <w:t xml:space="preserve">Least privilege / access controls:</w:t>
+      </w:r>
+      <w:r>
+        <w:t xml:space="preserve"> only the gateway is public; each service has its own database user limited to its own schema; role middleware and Policies enforce per-record ownership; CORS allows only the deployed frontend origin.</w:t>
       </w:r>
     </w:p>
     <w:p>
@@ -21601,37 +22009,10 @@
           <w:b/>
           <w:bCs/>
         </w:rPr>
-        <w:t xml:space="preserve">Information disclosure:</w:t>
-      </w:r>
-      <w:r>
-        <w:t xml:space="preserve"> errors carry only a code, a plain message and the </w:t>
-      </w:r>
-      <w:r>
-        <w:rPr>
-          <w:rFonts w:ascii="Consolas" w:cs="Consolas" w:eastAsia="Consolas" w:hAnsi="Consolas"/>
-        </w:rPr>
-        <w:t xml:space="preserve">request_id</w:t>
-      </w:r>
-      <w:r>
-        <w:t xml:space="preserve"> (no stack traces, </w:t>
-      </w:r>
-      <w:r>
-        <w:rPr>
-          <w:rFonts w:ascii="Consolas" w:cs="Consolas" w:eastAsia="Consolas" w:hAnsi="Consolas"/>
-        </w:rPr>
-        <w:t xml:space="preserve">APP_DEBUG=false</w:t>
-      </w:r>
-      <w:r>
-        <w:t xml:space="preserve">); the gateway removes </w:t>
-      </w:r>
-      <w:r>
-        <w:rPr>
-          <w:rFonts w:ascii="Consolas" w:cs="Consolas" w:eastAsia="Consolas" w:hAnsi="Consolas"/>
-        </w:rPr>
-        <w:t xml:space="preserve">X-Powered-By</w:t>
-      </w:r>
-      <w:r>
-        <w:t xml:space="preserve"> headers from upstream responses, so clients cannot read the server stack or PHP version; an unknown origin receives no CORS headers.</w:t>
+        <w:t xml:space="preserve">Abuse protection:</w:t>
+      </w:r>
+      <w:r>
+        <w:t xml:space="preserve"> gateway rate limiting (120 requests/min per IP) and login and password-reset rate limiting (5 requests/min per email and IP).</w:t>
       </w:r>
     </w:p>
     <w:p>
@@ -21648,6 +22029,53 @@
           <w:b/>
           <w:bCs/>
         </w:rPr>
+        <w:t xml:space="preserve">Information disclosure:</w:t>
+      </w:r>
+      <w:r>
+        <w:t xml:space="preserve"> errors carry only a code, a plain message and the </w:t>
+      </w:r>
+      <w:r>
+        <w:rPr>
+          <w:rFonts w:ascii="Consolas" w:cs="Consolas" w:eastAsia="Consolas" w:hAnsi="Consolas"/>
+        </w:rPr>
+        <w:t xml:space="preserve">request_id</w:t>
+      </w:r>
+      <w:r>
+        <w:t xml:space="preserve"> (no stack traces, </w:t>
+      </w:r>
+      <w:r>
+        <w:rPr>
+          <w:rFonts w:ascii="Consolas" w:cs="Consolas" w:eastAsia="Consolas" w:hAnsi="Consolas"/>
+        </w:rPr>
+        <w:t xml:space="preserve">APP_DEBUG=false</w:t>
+      </w:r>
+      <w:r>
+        <w:t xml:space="preserve">); the gateway removes </w:t>
+      </w:r>
+      <w:r>
+        <w:rPr>
+          <w:rFonts w:ascii="Consolas" w:cs="Consolas" w:eastAsia="Consolas" w:hAnsi="Consolas"/>
+        </w:rPr>
+        <w:t xml:space="preserve">X-Powered-By</w:t>
+      </w:r>
+      <w:r>
+        <w:t xml:space="preserve"> headers from upstream responses, so clients cannot read the server stack or PHP version; an unknown origin receives no CORS headers.</w:t>
+      </w:r>
+    </w:p>
+    <w:p>
+      <w:pPr>
+        <w:pStyle w:val="ListParagraph"/>
+        <w:numPr>
+          <w:ilvl w:val="0"/>
+          <w:numId w:val="2"/>
+        </w:numPr>
+        <w:spacing w:after="60"/>
+      </w:pPr>
+      <w:r>
+        <w:rPr>
+          <w:b/>
+          <w:bCs/>
+        </w:rPr>
         <w:t xml:space="preserve">Data privacy (RA 10173):</w:t>
       </w:r>
       <w:r>
@@ -21660,7 +22088,7 @@
         <w:t xml:space="preserve">consented_at</w:t>
       </w:r>
       <w:r>
-        <w:t xml:space="preserve">) before accommodation data is stored; disability type is optional, hidden by default and never used for matching; candidates' needs are shown to an employer only after the candidate applies; trust scores and their per-accommodation breakdown are aggregated and shown only after three responses so individual employees cannot be identified.</w:t>
+        <w:t xml:space="preserve">) before accommodation data is stored; disability type is optional, hidden by default and never used for matching; candidates' needs are shown to an employer only after the candidate applies; trust scores and their per-accommodation breakdown are aggregated and shown only after three responses so individual employees cannot be identified; notification emails state only what happened and link to OpenDoor – never disability or needs details – and can be turned off in Account settings; Read aloud runs entirely in the browser, and Voice input is never on by default and explains before first use that Chrome and Edge send the audio to their speech service.</w:t>
       </w:r>
     </w:p>
     <w:p>

--- a/docs/OpenDoor_SIA1_Final_Project_Documentation.docx
+++ b/docs/OpenDoor_SIA1_Final_Project_Documentation.docx
@@ -26061,16 +26061,25 @@
         <w:t xml:space="preserve">Schema and timing</w:t>
       </w:r>
       <w:r>
-        <w:t xml:space="preserve"> – key responses validated against JSON schemas with </w:t>
+        <w:t xml:space="preserve"> – key responses validated against JSON schemas written to follow </w:t>
       </w:r>
       <w:r>
         <w:rPr>
           <w:rFonts w:ascii="Consolas" w:cs="Consolas" w:eastAsia="Consolas" w:hAnsi="Consolas"/>
         </w:rPr>
-        <w:t xml:space="preserve">pm.response.to.have.jsonSchema</w:t>
-      </w:r>
-      <w:r>
-        <w:t xml:space="preserve">; response time under 1,000 ms for non-mashup endpoints.</w:t>
+        <w:t xml:space="preserve">docs/openapi.yaml</w:t>
+      </w:r>
+      <w:r>
+        <w:t xml:space="preserve"> (</w:t>
+      </w:r>
+      <w:r>
+        <w:rPr>
+          <w:rFonts w:ascii="Consolas" w:cs="Consolas" w:eastAsia="Consolas" w:hAnsi="Consolas"/>
+        </w:rPr>
+        <w:t xml:space="preserve">pm.expect(body).to.be.jsonSchema(...)</w:t>
+      </w:r>
+      <w:r>
+        <w:t xml:space="preserve">, e.g. "matches the JobPosting shape"); response time under 1,000 ms for non-mashup endpoints and under the gateway timeout (15 s) for the snapshot.</w:t>
       </w:r>
     </w:p>
     <w:p>
@@ -26357,7 +26366,7 @@
                 <w:sz w:val="18"/>
                 <w:szCs w:val="18"/>
               </w:rPr>
-              <w:t xml:space="preserve">Apache JMeter 5.6 (test plan </w:t>
+              <w:t xml:space="preserve">Apache JMeter 5.6.3 (one test plan </w:t>
             </w:r>
             <w:r>
               <w:rPr>
@@ -26372,7 +26381,7 @@
                 <w:sz w:val="18"/>
                 <w:szCs w:val="18"/>
               </w:rPr>
-              <w:t xml:space="preserve">), run in CLI mode: </w:t>
+              <w:t xml:space="preserve">, host and load set with </w:t>
             </w:r>
             <w:r>
               <w:rPr>
@@ -26380,7 +26389,22 @@
                 <w:sz w:val="18"/>
                 <w:szCs w:val="18"/>
               </w:rPr>
-              <w:t xml:space="preserve">jmeter -n -t opendoor-matching.jmx -l results.jtl -e -o report/</w:t>
+              <w:t xml:space="preserve">-J</w:t>
+            </w:r>
+            <w:r>
+              <w:rPr>
+                <w:sz w:val="18"/>
+                <w:szCs w:val="18"/>
+              </w:rPr>
+              <w:t xml:space="preserve"> properties), run in CLI mode: </w:t>
+            </w:r>
+            <w:r>
+              <w:rPr>
+                <w:rFonts w:ascii="Consolas" w:cs="Consolas" w:eastAsia="Consolas" w:hAnsi="Consolas"/>
+                <w:sz w:val="18"/>
+                <w:szCs w:val="18"/>
+              </w:rPr>
+              <w:t xml:space="preserve">jmeter -n -t opendoor-matching.jmx -Jhost=&lt;gateway&gt; -Jthreads=50 -Jloops=10 -l results.jtl -e -o report/</w:t>
             </w:r>
           </w:p>
         </w:tc>
@@ -26443,7 +26467,37 @@
                 <w:sz w:val="18"/>
                 <w:szCs w:val="18"/>
               </w:rPr>
-              <w:t xml:space="preserve">Thread Group: 50 users, ramp-up 60 s, 10 loops each (500 search requests + 500 detail requests); CSV Data Set with 50 seeded candidate tokens; database seeded with 500 postings and 20 accommodation types. A stress step repeats with 100 and 200 users.</w:t>
+              <w:t xml:space="preserve">Thread Group: 50 users, ramp-up 60 s, 10 loops each (500 search requests + 500 detail requests); CSV Data Set with 50 candidate tokens. Test data comes from </w:t>
+            </w:r>
+            <w:r>
+              <w:rPr>
+                <w:rFonts w:ascii="Consolas" w:cs="Consolas" w:eastAsia="Consolas" w:hAnsi="Consolas"/>
+                <w:sz w:val="18"/>
+                <w:szCs w:val="18"/>
+              </w:rPr>
+              <w:t xml:space="preserve">php artisan load-test:data</w:t>
+            </w:r>
+            <w:r>
+              <w:rPr>
+                <w:sz w:val="18"/>
+                <w:szCs w:val="18"/>
+              </w:rPr>
+              <w:t xml:space="preserve"> (not a seeder): 500 open postings from 10 verified load-test companies and 50 load-test candidates with accommodation needs (from the 18 seeded accommodation types), one token each; </w:t>
+            </w:r>
+            <w:r>
+              <w:rPr>
+                <w:rFonts w:ascii="Consolas" w:cs="Consolas" w:eastAsia="Consolas" w:hAnsi="Consolas"/>
+                <w:sz w:val="18"/>
+                <w:szCs w:val="18"/>
+              </w:rPr>
+              <w:t xml:space="preserve">--remove</w:t>
+            </w:r>
+            <w:r>
+              <w:rPr>
+                <w:sz w:val="18"/>
+                <w:szCs w:val="18"/>
+              </w:rPr>
+              <w:t xml:space="preserve"> deletes it all afterwards. A stress step repeats with 100 and 200 users (5 loops). The gateway limit of 120 requests/min per IP is raised for the test window only.</w:t>
             </w:r>
           </w:p>
         </w:tc>
@@ -27810,7 +27864,22 @@
                 <w:sz w:val="16"/>
                 <w:szCs w:val="16"/>
               </w:rPr>
-              <w:t xml:space="preserve">Railway service (Nixpacks/Node 22)</w:t>
+              <w:t xml:space="preserve">Railway service (Dockerfile: </w:t>
+            </w:r>
+            <w:r>
+              <w:rPr>
+                <w:rFonts w:ascii="Consolas" w:cs="Consolas" w:eastAsia="Consolas" w:hAnsi="Consolas"/>
+                <w:sz w:val="16"/>
+                <w:szCs w:val="16"/>
+              </w:rPr>
+              <w:t xml:space="preserve">node:22-alpine</w:t>
+            </w:r>
+            <w:r>
+              <w:rPr>
+                <w:sz w:val="16"/>
+                <w:szCs w:val="16"/>
+              </w:rPr>
+              <w:t xml:space="preserve">)</w:t>
             </w:r>
           </w:p>
         </w:tc>
@@ -27908,6 +27977,21 @@
                 <w:szCs w:val="16"/>
               </w:rPr>
               <w:t xml:space="preserve">CORS_ALLOWED_ORIGIN</w:t>
+            </w:r>
+            <w:r>
+              <w:rPr>
+                <w:sz w:val="16"/>
+                <w:szCs w:val="16"/>
+              </w:rPr>
+              <w:t xml:space="preserve">, </w:t>
+            </w:r>
+            <w:r>
+              <w:rPr>
+                <w:rFonts w:ascii="Consolas" w:cs="Consolas" w:eastAsia="Consolas" w:hAnsi="Consolas"/>
+                <w:sz w:val="16"/>
+                <w:szCs w:val="16"/>
+              </w:rPr>
+              <w:t xml:space="preserve">TRUST_PROXY=1</w:t>
             </w:r>
             <w:r>
               <w:rPr>
@@ -27982,7 +28066,7 @@
                 <w:sz w:val="16"/>
                 <w:szCs w:val="16"/>
               </w:rPr>
-              <w:t xml:space="preserve">Railway service (Dockerfile: php-fpm + nginx)</w:t>
+              <w:t xml:space="preserve">Railway service (Dockerfile: FrankenPHP, PHP 8.4)</w:t>
             </w:r>
           </w:p>
         </w:tc>
@@ -28086,6 +28170,36 @@
                 <w:sz w:val="16"/>
                 <w:szCs w:val="16"/>
               </w:rPr>
+              <w:t xml:space="preserve">PUBLIC_API_URL</w:t>
+            </w:r>
+            <w:r>
+              <w:rPr>
+                <w:sz w:val="16"/>
+                <w:szCs w:val="16"/>
+              </w:rPr>
+              <w:t xml:space="preserve">, </w:t>
+            </w:r>
+            <w:r>
+              <w:rPr>
+                <w:rFonts w:ascii="Consolas" w:cs="Consolas" w:eastAsia="Consolas" w:hAnsi="Consolas"/>
+                <w:sz w:val="16"/>
+                <w:szCs w:val="16"/>
+              </w:rPr>
+              <w:t xml:space="preserve">PUBLIC_APP_URL</w:t>
+            </w:r>
+            <w:r>
+              <w:rPr>
+                <w:sz w:val="16"/>
+                <w:szCs w:val="16"/>
+              </w:rPr>
+              <w:t xml:space="preserve">, </w:t>
+            </w:r>
+            <w:r>
+              <w:rPr>
+                <w:rFonts w:ascii="Consolas" w:cs="Consolas" w:eastAsia="Consolas" w:hAnsi="Consolas"/>
+                <w:sz w:val="16"/>
+                <w:szCs w:val="16"/>
+              </w:rPr>
               <w:t xml:space="preserve">REGISTRY_WSDL_URL</w:t>
             </w:r>
             <w:r>
@@ -28108,7 +28222,22 @@
                 <w:sz w:val="16"/>
                 <w:szCs w:val="16"/>
               </w:rPr>
-              <w:t xml:space="preserve">; release command </w:t>
+              <w:t xml:space="preserve">, </w:t>
+            </w:r>
+            <w:r>
+              <w:rPr>
+                <w:rFonts w:ascii="Consolas" w:cs="Consolas" w:eastAsia="Consolas" w:hAnsi="Consolas"/>
+                <w:sz w:val="16"/>
+                <w:szCs w:val="16"/>
+              </w:rPr>
+              <w:t xml:space="preserve">MAIL_*</w:t>
+            </w:r>
+            <w:r>
+              <w:rPr>
+                <w:sz w:val="16"/>
+                <w:szCs w:val="16"/>
+              </w:rPr>
+              <w:t xml:space="preserve">; pre-deploy command </w:t>
             </w:r>
             <w:r>
               <w:rPr>
@@ -28117,6 +28246,13 @@
                 <w:szCs w:val="16"/>
               </w:rPr>
               <w:t xml:space="preserve">php artisan migrate --force</w:t>
+            </w:r>
+            <w:r>
+              <w:rPr>
+                <w:sz w:val="16"/>
+                <w:szCs w:val="16"/>
+              </w:rPr>
+              <w:t xml:space="preserve">; a Railway volume for logos and résumés (the container disk is not kept between deploys)</w:t>
             </w:r>
           </w:p>
         </w:tc>
@@ -28147,7 +28283,7 @@
                 <w:sz w:val="16"/>
                 <w:szCs w:val="16"/>
               </w:rPr>
-              <w:t xml:space="preserve">Insights Service</w:t>
+              <w:t xml:space="preserve">Core scheduler</w:t>
             </w:r>
           </w:p>
         </w:tc>
@@ -28176,7 +28312,7 @@
                 <w:sz w:val="16"/>
                 <w:szCs w:val="16"/>
               </w:rPr>
-              <w:t xml:space="preserve">Railway service (Node 22)</w:t>
+              <w:t xml:space="preserve">Railway service from the same Core image</w:t>
             </w:r>
           </w:p>
         </w:tc>
@@ -28205,7 +28341,7 @@
                 <w:sz w:val="16"/>
                 <w:szCs w:val="16"/>
               </w:rPr>
-              <w:t xml:space="preserve">insights.railway.internal:8002 (no public domain)</w:t>
+              <w:t xml:space="preserve">no domain</w:t>
             </w:r>
           </w:p>
         </w:tc>
@@ -28231,108 +28367,25 @@
             </w:pPr>
             <w:r>
               <w:rPr>
-                <w:rFonts w:ascii="Consolas" w:cs="Consolas" w:eastAsia="Consolas" w:hAnsi="Consolas"/>
-                <w:sz w:val="16"/>
-                <w:szCs w:val="16"/>
-              </w:rPr>
-              <w:t xml:space="preserve">CORE_INTERNAL_URL</w:t>
-            </w:r>
-            <w:r>
-              <w:rPr>
-                <w:sz w:val="16"/>
-                <w:szCs w:val="16"/>
-              </w:rPr>
-              <w:t xml:space="preserve">, </w:t>
-            </w:r>
-            <w:r>
-              <w:rPr>
-                <w:rFonts w:ascii="Consolas" w:cs="Consolas" w:eastAsia="Consolas" w:hAnsi="Consolas"/>
-                <w:sz w:val="16"/>
-                <w:szCs w:val="16"/>
-              </w:rPr>
-              <w:t xml:space="preserve">SERVICE_KEY_INSIGHTS</w:t>
-            </w:r>
-            <w:r>
-              <w:rPr>
-                <w:sz w:val="16"/>
-                <w:szCs w:val="16"/>
-              </w:rPr>
-              <w:t xml:space="preserve">, </w:t>
-            </w:r>
-            <w:r>
-              <w:rPr>
-                <w:rFonts w:ascii="Consolas" w:cs="Consolas" w:eastAsia="Consolas" w:hAnsi="Consolas"/>
-                <w:sz w:val="16"/>
-                <w:szCs w:val="16"/>
-              </w:rPr>
-              <w:t xml:space="preserve">NOMINATIM_CONTACT_EMAIL</w:t>
-            </w:r>
-            <w:r>
-              <w:rPr>
-                <w:sz w:val="16"/>
-                <w:szCs w:val="16"/>
-              </w:rPr>
-              <w:t xml:space="preserve">, </w:t>
-            </w:r>
-            <w:r>
-              <w:rPr>
-                <w:rFonts w:ascii="Consolas" w:cs="Consolas" w:eastAsia="Consolas" w:hAnsi="Consolas"/>
-                <w:sz w:val="16"/>
-                <w:szCs w:val="16"/>
-              </w:rPr>
-              <w:t xml:space="preserve">CACHE_DB_*</w:t>
-            </w:r>
-            <w:r>
-              <w:rPr>
-                <w:sz w:val="16"/>
-                <w:szCs w:val="16"/>
-              </w:rPr>
-              <w:t xml:space="preserve">; optional </w:t>
-            </w:r>
-            <w:r>
-              <w:rPr>
-                <w:rFonts w:ascii="Consolas" w:cs="Consolas" w:eastAsia="Consolas" w:hAnsi="Consolas"/>
-                <w:sz w:val="16"/>
-                <w:szCs w:val="16"/>
-              </w:rPr>
-              <w:t xml:space="preserve">PSGC_URL</w:t>
-            </w:r>
-            <w:r>
-              <w:rPr>
-                <w:sz w:val="16"/>
-                <w:szCs w:val="16"/>
-              </w:rPr>
-              <w:t xml:space="preserve">, </w:t>
-            </w:r>
-            <w:r>
-              <w:rPr>
-                <w:rFonts w:ascii="Consolas" w:cs="Consolas" w:eastAsia="Consolas" w:hAnsi="Consolas"/>
-                <w:sz w:val="16"/>
-                <w:szCs w:val="16"/>
-              </w:rPr>
-              <w:t xml:space="preserve">NOMINATIM_URL</w:t>
-            </w:r>
-            <w:r>
-              <w:rPr>
-                <w:sz w:val="16"/>
-                <w:szCs w:val="16"/>
-              </w:rPr>
-              <w:t xml:space="preserve">, </w:t>
-            </w:r>
-            <w:r>
-              <w:rPr>
-                <w:rFonts w:ascii="Consolas" w:cs="Consolas" w:eastAsia="Consolas" w:hAnsi="Consolas"/>
-                <w:sz w:val="16"/>
-                <w:szCs w:val="16"/>
-              </w:rPr>
-              <w:t xml:space="preserve">OVERPASS_URL</w:t>
-            </w:r>
-            <w:r>
-              <w:rPr>
-                <w:sz w:val="16"/>
-                <w:szCs w:val="16"/>
-              </w:rPr>
-              <w:t xml:space="preserve"> (e.g., a second Overpass instance)</w:t>
+                <w:sz w:val="16"/>
+                <w:szCs w:val="16"/>
+              </w:rPr>
+              <w:t xml:space="preserve">Runs </w:t>
+            </w:r>
+            <w:r>
+              <w:rPr>
+                <w:rFonts w:ascii="Consolas" w:cs="Consolas" w:eastAsia="Consolas" w:hAnsi="Consolas"/>
+                <w:sz w:val="16"/>
+                <w:szCs w:val="16"/>
+              </w:rPr>
+              <w:t xml:space="preserve">php artisan schedule:work</w:t>
+            </w:r>
+            <w:r>
+              <w:rPr>
+                <w:sz w:val="16"/>
+                <w:szCs w:val="16"/>
+              </w:rPr>
+              <w:t xml:space="preserve">: closes expired postings (00:05), sends rating reminders (08:00) and works the email queue every minute (password-reset links); same variables as the Core Service</w:t>
             </w:r>
           </w:p>
         </w:tc>
@@ -28363,7 +28416,7 @@
                 <w:sz w:val="16"/>
                 <w:szCs w:val="16"/>
               </w:rPr>
-              <w:t xml:space="preserve">Business Registry (SOAP)</w:t>
+              <w:t xml:space="preserve">Insights Service</w:t>
             </w:r>
           </w:p>
         </w:tc>
@@ -28392,7 +28445,22 @@
                 <w:sz w:val="16"/>
                 <w:szCs w:val="16"/>
               </w:rPr>
-              <w:t xml:space="preserve">Railway service (Dockerfile: PHP 8.3 + SoapServer)</w:t>
+              <w:t xml:space="preserve">Railway service (Dockerfile: </w:t>
+            </w:r>
+            <w:r>
+              <w:rPr>
+                <w:rFonts w:ascii="Consolas" w:cs="Consolas" w:eastAsia="Consolas" w:hAnsi="Consolas"/>
+                <w:sz w:val="16"/>
+                <w:szCs w:val="16"/>
+              </w:rPr>
+              <w:t xml:space="preserve">node:22-alpine</w:t>
+            </w:r>
+            <w:r>
+              <w:rPr>
+                <w:sz w:val="16"/>
+                <w:szCs w:val="16"/>
+              </w:rPr>
+              <w:t xml:space="preserve">)</w:t>
             </w:r>
           </w:p>
         </w:tc>
@@ -28421,7 +28489,7 @@
                 <w:sz w:val="16"/>
                 <w:szCs w:val="16"/>
               </w:rPr>
-              <w:t xml:space="preserve">registry.railway.internal:8003 (no public domain)</w:t>
+              <w:t xml:space="preserve">insights.railway.internal:8002 (no public domain)</w:t>
             </w:r>
           </w:p>
         </w:tc>
@@ -28451,14 +28519,119 @@
                 <w:sz w:val="16"/>
                 <w:szCs w:val="16"/>
               </w:rPr>
-              <w:t xml:space="preserve">REGISTRY_SOAP_USER/PASSWORD</w:t>
-            </w:r>
-            <w:r>
-              <w:rPr>
-                <w:sz w:val="16"/>
-                <w:szCs w:val="16"/>
-              </w:rPr>
-              <w:t xml:space="preserve">; SQLite file seeded at build</w:t>
+              <w:t xml:space="preserve">CORE_INTERNAL_URL</w:t>
+            </w:r>
+            <w:r>
+              <w:rPr>
+                <w:sz w:val="16"/>
+                <w:szCs w:val="16"/>
+              </w:rPr>
+              <w:t xml:space="preserve">, </w:t>
+            </w:r>
+            <w:r>
+              <w:rPr>
+                <w:rFonts w:ascii="Consolas" w:cs="Consolas" w:eastAsia="Consolas" w:hAnsi="Consolas"/>
+                <w:sz w:val="16"/>
+                <w:szCs w:val="16"/>
+              </w:rPr>
+              <w:t xml:space="preserve">SERVICE_KEY_INSIGHTS</w:t>
+            </w:r>
+            <w:r>
+              <w:rPr>
+                <w:sz w:val="16"/>
+                <w:szCs w:val="16"/>
+              </w:rPr>
+              <w:t xml:space="preserve">, </w:t>
+            </w:r>
+            <w:r>
+              <w:rPr>
+                <w:rFonts w:ascii="Consolas" w:cs="Consolas" w:eastAsia="Consolas" w:hAnsi="Consolas"/>
+                <w:sz w:val="16"/>
+                <w:szCs w:val="16"/>
+              </w:rPr>
+              <w:t xml:space="preserve">NOMINATIM_CONTACT_EMAIL</w:t>
+            </w:r>
+            <w:r>
+              <w:rPr>
+                <w:sz w:val="16"/>
+                <w:szCs w:val="16"/>
+              </w:rPr>
+              <w:t xml:space="preserve">, </w:t>
+            </w:r>
+            <w:r>
+              <w:rPr>
+                <w:rFonts w:ascii="Consolas" w:cs="Consolas" w:eastAsia="Consolas" w:hAnsi="Consolas"/>
+                <w:sz w:val="16"/>
+                <w:szCs w:val="16"/>
+              </w:rPr>
+              <w:t xml:space="preserve">CACHE_DB_*</w:t>
+            </w:r>
+            <w:r>
+              <w:rPr>
+                <w:sz w:val="16"/>
+                <w:szCs w:val="16"/>
+              </w:rPr>
+              <w:t xml:space="preserve">; optional </w:t>
+            </w:r>
+            <w:r>
+              <w:rPr>
+                <w:rFonts w:ascii="Consolas" w:cs="Consolas" w:eastAsia="Consolas" w:hAnsi="Consolas"/>
+                <w:sz w:val="16"/>
+                <w:szCs w:val="16"/>
+              </w:rPr>
+              <w:t xml:space="preserve">PSGC_URL</w:t>
+            </w:r>
+            <w:r>
+              <w:rPr>
+                <w:sz w:val="16"/>
+                <w:szCs w:val="16"/>
+              </w:rPr>
+              <w:t xml:space="preserve">, </w:t>
+            </w:r>
+            <w:r>
+              <w:rPr>
+                <w:rFonts w:ascii="Consolas" w:cs="Consolas" w:eastAsia="Consolas" w:hAnsi="Consolas"/>
+                <w:sz w:val="16"/>
+                <w:szCs w:val="16"/>
+              </w:rPr>
+              <w:t xml:space="preserve">NOMINATIM_URL</w:t>
+            </w:r>
+            <w:r>
+              <w:rPr>
+                <w:sz w:val="16"/>
+                <w:szCs w:val="16"/>
+              </w:rPr>
+              <w:t xml:space="preserve">, </w:t>
+            </w:r>
+            <w:r>
+              <w:rPr>
+                <w:rFonts w:ascii="Consolas" w:cs="Consolas" w:eastAsia="Consolas" w:hAnsi="Consolas"/>
+                <w:sz w:val="16"/>
+                <w:szCs w:val="16"/>
+              </w:rPr>
+              <w:t xml:space="preserve">OVERPASS_URL</w:t>
+            </w:r>
+            <w:r>
+              <w:rPr>
+                <w:sz w:val="16"/>
+                <w:szCs w:val="16"/>
+              </w:rPr>
+              <w:t xml:space="preserve">, </w:t>
+            </w:r>
+            <w:r>
+              <w:rPr>
+                <w:rFonts w:ascii="Consolas" w:cs="Consolas" w:eastAsia="Consolas" w:hAnsi="Consolas"/>
+                <w:sz w:val="16"/>
+                <w:szCs w:val="16"/>
+              </w:rPr>
+              <w:t xml:space="preserve">OVERPASS_FALLBACK_URL</w:t>
+            </w:r>
+            <w:r>
+              <w:rPr>
+                <w:sz w:val="16"/>
+                <w:szCs w:val="16"/>
+              </w:rPr>
+              <w:t xml:space="preserve"> (second Overpass server; empty = off)</w:t>
             </w:r>
           </w:p>
         </w:tc>
@@ -28489,6 +28662,132 @@
                 <w:sz w:val="16"/>
                 <w:szCs w:val="16"/>
               </w:rPr>
+              <w:t xml:space="preserve">Business Registry (SOAP)</w:t>
+            </w:r>
+          </w:p>
+        </w:tc>
+        <w:tc>
+          <w:tcPr>
+            <w:tcW w:type="dxa" w:w="2200"/>
+            <w:tcBorders>
+              <w:top w:val="single" w:color="7F7F7F" w:sz="4"/>
+              <w:left w:val="single" w:color="7F7F7F" w:sz="4"/>
+              <w:bottom w:val="single" w:color="7F7F7F" w:sz="4"/>
+              <w:right w:val="single" w:color="7F7F7F" w:sz="4"/>
+            </w:tcBorders>
+            <w:tcMar>
+              <w:top w:type="dxa" w:w="60"/>
+              <w:left w:type="dxa" w:w="100"/>
+              <w:bottom w:type="dxa" w:w="60"/>
+              <w:right w:type="dxa" w:w="100"/>
+            </w:tcMar>
+          </w:tcPr>
+          <w:p>
+            <w:pPr>
+              <w:spacing w:after="20"/>
+            </w:pPr>
+            <w:r>
+              <w:rPr>
+                <w:sz w:val="16"/>
+                <w:szCs w:val="16"/>
+              </w:rPr>
+              <w:t xml:space="preserve">Railway service (Dockerfile: FrankenPHP, PHP 8.4 + soap)</w:t>
+            </w:r>
+          </w:p>
+        </w:tc>
+        <w:tc>
+          <w:tcPr>
+            <w:tcW w:type="dxa" w:w="2700"/>
+            <w:tcBorders>
+              <w:top w:val="single" w:color="7F7F7F" w:sz="4"/>
+              <w:left w:val="single" w:color="7F7F7F" w:sz="4"/>
+              <w:bottom w:val="single" w:color="7F7F7F" w:sz="4"/>
+              <w:right w:val="single" w:color="7F7F7F" w:sz="4"/>
+            </w:tcBorders>
+            <w:tcMar>
+              <w:top w:type="dxa" w:w="60"/>
+              <w:left w:type="dxa" w:w="100"/>
+              <w:bottom w:type="dxa" w:w="60"/>
+              <w:right w:type="dxa" w:w="100"/>
+            </w:tcMar>
+          </w:tcPr>
+          <w:p>
+            <w:pPr>
+              <w:spacing w:after="20"/>
+            </w:pPr>
+            <w:r>
+              <w:rPr>
+                <w:sz w:val="16"/>
+                <w:szCs w:val="16"/>
+              </w:rPr>
+              <w:t xml:space="preserve">registry.railway.internal:8003 (no public domain)</w:t>
+            </w:r>
+          </w:p>
+        </w:tc>
+        <w:tc>
+          <w:tcPr>
+            <w:tcW w:type="dxa" w:w="3480"/>
+            <w:tcBorders>
+              <w:top w:val="single" w:color="7F7F7F" w:sz="4"/>
+              <w:left w:val="single" w:color="7F7F7F" w:sz="4"/>
+              <w:bottom w:val="single" w:color="7F7F7F" w:sz="4"/>
+              <w:right w:val="single" w:color="7F7F7F" w:sz="4"/>
+            </w:tcBorders>
+            <w:tcMar>
+              <w:top w:type="dxa" w:w="60"/>
+              <w:left w:type="dxa" w:w="100"/>
+              <w:bottom w:type="dxa" w:w="60"/>
+              <w:right w:type="dxa" w:w="100"/>
+            </w:tcMar>
+          </w:tcPr>
+          <w:p>
+            <w:pPr>
+              <w:spacing w:after="20"/>
+            </w:pPr>
+            <w:r>
+              <w:rPr>
+                <w:rFonts w:ascii="Consolas" w:cs="Consolas" w:eastAsia="Consolas" w:hAnsi="Consolas"/>
+                <w:sz w:val="16"/>
+                <w:szCs w:val="16"/>
+              </w:rPr>
+              <w:t xml:space="preserve">REGISTRY_SOAP_USER/PASSWORD</w:t>
+            </w:r>
+            <w:r>
+              <w:rPr>
+                <w:sz w:val="16"/>
+                <w:szCs w:val="16"/>
+              </w:rPr>
+              <w:t xml:space="preserve">; the SQLite registry is seeded at every start (demo data only)</w:t>
+            </w:r>
+          </w:p>
+        </w:tc>
+      </w:tr>
+      <w:tr>
+        <w:tc>
+          <w:tcPr>
+            <w:tcW w:type="dxa" w:w="1700"/>
+            <w:tcBorders>
+              <w:top w:val="single" w:color="7F7F7F" w:sz="4"/>
+              <w:left w:val="single" w:color="7F7F7F" w:sz="4"/>
+              <w:bottom w:val="single" w:color="7F7F7F" w:sz="4"/>
+              <w:right w:val="single" w:color="7F7F7F" w:sz="4"/>
+            </w:tcBorders>
+            <w:tcMar>
+              <w:top w:type="dxa" w:w="60"/>
+              <w:left w:type="dxa" w:w="100"/>
+              <w:bottom w:type="dxa" w:w="60"/>
+              <w:right w:type="dxa" w:w="100"/>
+            </w:tcMar>
+          </w:tcPr>
+          <w:p>
+            <w:pPr>
+              <w:spacing w:after="20"/>
+            </w:pPr>
+            <w:r>
+              <w:rPr>
+                <w:sz w:val="16"/>
+                <w:szCs w:val="16"/>
+              </w:rPr>
               <w:t xml:space="preserve">MySQL 8</w:t>
             </w:r>
           </w:p>
@@ -28607,6 +28906,193 @@
                 <w:szCs w:val="16"/>
               </w:rPr>
               <w:t xml:space="preserve"> with separate users; daily backups (Railway)</w:t>
+            </w:r>
+          </w:p>
+        </w:tc>
+      </w:tr>
+      <w:tr>
+        <w:tc>
+          <w:tcPr>
+            <w:tcW w:type="dxa" w:w="1700"/>
+            <w:tcBorders>
+              <w:top w:val="single" w:color="7F7F7F" w:sz="4"/>
+              <w:left w:val="single" w:color="7F7F7F" w:sz="4"/>
+              <w:bottom w:val="single" w:color="7F7F7F" w:sz="4"/>
+              <w:right w:val="single" w:color="7F7F7F" w:sz="4"/>
+            </w:tcBorders>
+            <w:tcMar>
+              <w:top w:type="dxa" w:w="60"/>
+              <w:left w:type="dxa" w:w="100"/>
+              <w:bottom w:type="dxa" w:w="60"/>
+              <w:right w:type="dxa" w:w="100"/>
+            </w:tcMar>
+          </w:tcPr>
+          <w:p>
+            <w:pPr>
+              <w:spacing w:after="20"/>
+            </w:pPr>
+            <w:r>
+              <w:rPr>
+                <w:sz w:val="16"/>
+                <w:szCs w:val="16"/>
+              </w:rPr>
+              <w:t xml:space="preserve">Email (SMTP)</w:t>
+            </w:r>
+          </w:p>
+        </w:tc>
+        <w:tc>
+          <w:tcPr>
+            <w:tcW w:type="dxa" w:w="2200"/>
+            <w:tcBorders>
+              <w:top w:val="single" w:color="7F7F7F" w:sz="4"/>
+              <w:left w:val="single" w:color="7F7F7F" w:sz="4"/>
+              <w:bottom w:val="single" w:color="7F7F7F" w:sz="4"/>
+              <w:right w:val="single" w:color="7F7F7F" w:sz="4"/>
+            </w:tcBorders>
+            <w:tcMar>
+              <w:top w:type="dxa" w:w="60"/>
+              <w:left w:type="dxa" w:w="100"/>
+              <w:bottom w:type="dxa" w:w="60"/>
+              <w:right w:type="dxa" w:w="100"/>
+            </w:tcMar>
+          </w:tcPr>
+          <w:p>
+            <w:pPr>
+              <w:spacing w:after="20"/>
+            </w:pPr>
+            <w:r>
+              <w:rPr>
+                <w:sz w:val="16"/>
+                <w:szCs w:val="16"/>
+                <w:highlight w:val="yellow"/>
+              </w:rPr>
+              <w:t xml:space="preserve">[Mail provider – chosen at deployment]</w:t>
+            </w:r>
+          </w:p>
+        </w:tc>
+        <w:tc>
+          <w:tcPr>
+            <w:tcW w:type="dxa" w:w="2700"/>
+            <w:tcBorders>
+              <w:top w:val="single" w:color="7F7F7F" w:sz="4"/>
+              <w:left w:val="single" w:color="7F7F7F" w:sz="4"/>
+              <w:bottom w:val="single" w:color="7F7F7F" w:sz="4"/>
+              <w:right w:val="single" w:color="7F7F7F" w:sz="4"/>
+            </w:tcBorders>
+            <w:tcMar>
+              <w:top w:type="dxa" w:w="60"/>
+              <w:left w:type="dxa" w:w="100"/>
+              <w:bottom w:type="dxa" w:w="60"/>
+              <w:right w:type="dxa" w:w="100"/>
+            </w:tcMar>
+          </w:tcPr>
+          <w:p>
+            <w:pPr>
+              <w:spacing w:after="20"/>
+            </w:pPr>
+            <w:r>
+              <w:rPr>
+                <w:sz w:val="16"/>
+                <w:szCs w:val="16"/>
+              </w:rPr>
+              <w:t xml:space="preserve">Provider's SMTP host</w:t>
+            </w:r>
+          </w:p>
+        </w:tc>
+        <w:tc>
+          <w:tcPr>
+            <w:tcW w:type="dxa" w:w="3480"/>
+            <w:tcBorders>
+              <w:top w:val="single" w:color="7F7F7F" w:sz="4"/>
+              <w:left w:val="single" w:color="7F7F7F" w:sz="4"/>
+              <w:bottom w:val="single" w:color="7F7F7F" w:sz="4"/>
+              <w:right w:val="single" w:color="7F7F7F" w:sz="4"/>
+            </w:tcBorders>
+            <w:tcMar>
+              <w:top w:type="dxa" w:w="60"/>
+              <w:left w:type="dxa" w:w="100"/>
+              <w:bottom w:type="dxa" w:w="60"/>
+              <w:right w:type="dxa" w:w="100"/>
+            </w:tcMar>
+          </w:tcPr>
+          <w:p>
+            <w:pPr>
+              <w:spacing w:after="20"/>
+            </w:pPr>
+            <w:r>
+              <w:rPr>
+                <w:rFonts w:ascii="Consolas" w:cs="Consolas" w:eastAsia="Consolas" w:hAnsi="Consolas"/>
+                <w:sz w:val="16"/>
+                <w:szCs w:val="16"/>
+              </w:rPr>
+              <w:t xml:space="preserve">MAIL_MAILER=smtp</w:t>
+            </w:r>
+            <w:r>
+              <w:rPr>
+                <w:sz w:val="16"/>
+                <w:szCs w:val="16"/>
+              </w:rPr>
+              <w:t xml:space="preserve">, </w:t>
+            </w:r>
+            <w:r>
+              <w:rPr>
+                <w:rFonts w:ascii="Consolas" w:cs="Consolas" w:eastAsia="Consolas" w:hAnsi="Consolas"/>
+                <w:sz w:val="16"/>
+                <w:szCs w:val="16"/>
+              </w:rPr>
+              <w:t xml:space="preserve">MAIL_HOST</w:t>
+            </w:r>
+            <w:r>
+              <w:rPr>
+                <w:sz w:val="16"/>
+                <w:szCs w:val="16"/>
+              </w:rPr>
+              <w:t xml:space="preserve">, </w:t>
+            </w:r>
+            <w:r>
+              <w:rPr>
+                <w:rFonts w:ascii="Consolas" w:cs="Consolas" w:eastAsia="Consolas" w:hAnsi="Consolas"/>
+                <w:sz w:val="16"/>
+                <w:szCs w:val="16"/>
+              </w:rPr>
+              <w:t xml:space="preserve">MAIL_USERNAME</w:t>
+            </w:r>
+            <w:r>
+              <w:rPr>
+                <w:sz w:val="16"/>
+                <w:szCs w:val="16"/>
+              </w:rPr>
+              <w:t xml:space="preserve">, </w:t>
+            </w:r>
+            <w:r>
+              <w:rPr>
+                <w:rFonts w:ascii="Consolas" w:cs="Consolas" w:eastAsia="Consolas" w:hAnsi="Consolas"/>
+                <w:sz w:val="16"/>
+                <w:szCs w:val="16"/>
+              </w:rPr>
+              <w:t xml:space="preserve">MAIL_PASSWORD</w:t>
+            </w:r>
+            <w:r>
+              <w:rPr>
+                <w:sz w:val="16"/>
+                <w:szCs w:val="16"/>
+              </w:rPr>
+              <w:t xml:space="preserve">, </w:t>
+            </w:r>
+            <w:r>
+              <w:rPr>
+                <w:rFonts w:ascii="Consolas" w:cs="Consolas" w:eastAsia="Consolas" w:hAnsi="Consolas"/>
+                <w:sz w:val="16"/>
+                <w:szCs w:val="16"/>
+              </w:rPr>
+              <w:t xml:space="preserve">MAIL_FROM_ADDRESS</w:t>
+            </w:r>
+            <w:r>
+              <w:rPr>
+                <w:sz w:val="16"/>
+                <w:szCs w:val="16"/>
+              </w:rPr>
+              <w:t xml:space="preserve"> on the Core Service and scheduler</w:t>
             </w:r>
           </w:p>
         </w:tc>
@@ -28805,7 +29291,7 @@
                 <w:sz w:val="16"/>
                 <w:szCs w:val="16"/>
               </w:rPr>
-              <w:t xml:space="preserve">│  ├─ postman/                  collection + environments</w:t>
+              <w:t xml:space="preserve">│  ├─ postman/                  collection generator, collection + environments</w:t>
             </w:r>
           </w:p>
           <w:p>
@@ -28818,7 +29304,7 @@
                 <w:sz w:val="16"/>
                 <w:szCs w:val="16"/>
               </w:rPr>
-              <w:t xml:space="preserve">│  └─ jmeter/                   .jmx test plans + CSV data</w:t>
+              <w:t xml:space="preserve">│  ├─ jmeter/                   .jmx test plan, README</w:t>
             </w:r>
           </w:p>
           <w:p>
@@ -28831,7 +29317,7 @@
                 <w:sz w:val="16"/>
                 <w:szCs w:val="16"/>
               </w:rPr>
-              <w:t xml:space="preserve">├─ docs/                        architecture diagrams, API reference, this document</w:t>
+              <w:t xml:space="preserve">│  ├─ a11y/                     axe / WCAG checks (Playwright), UI reference builder</w:t>
             </w:r>
           </w:p>
           <w:p>
@@ -28844,7 +29330,72 @@
                 <w:sz w:val="16"/>
                 <w:szCs w:val="16"/>
               </w:rPr>
-              <w:t xml:space="preserve">├─ .github/workflows/ci.yml     CI/CD pipeline</w:t>
+              <w:t xml:space="preserve">│  └─ mock-external/            stand-in for PSGC, Nominatim and Overpass in CI</w:t>
+            </w:r>
+          </w:p>
+          <w:p>
+            <w:pPr>
+              <w:spacing w:after="0" w:line="240"/>
+            </w:pPr>
+            <w:r>
+              <w:rPr>
+                <w:rFonts w:ascii="Consolas" w:cs="Consolas" w:eastAsia="Consolas" w:hAnsi="Consolas"/>
+                <w:sz w:val="16"/>
+                <w:szCs w:val="16"/>
+              </w:rPr>
+              <w:t xml:space="preserve">├─ docker/                      MySQL init scripts for the container stack</w:t>
+            </w:r>
+          </w:p>
+          <w:p>
+            <w:pPr>
+              <w:spacing w:after="0" w:line="240"/>
+            </w:pPr>
+            <w:r>
+              <w:rPr>
+                <w:rFonts w:ascii="Consolas" w:cs="Consolas" w:eastAsia="Consolas" w:hAnsi="Consolas"/>
+                <w:sz w:val="16"/>
+                <w:szCs w:val="16"/>
+              </w:rPr>
+              <w:t xml:space="preserve">├─ docker-compose*.yml          containers for the CI integration test</w:t>
+            </w:r>
+          </w:p>
+          <w:p>
+            <w:pPr>
+              <w:spacing w:after="0" w:line="240"/>
+            </w:pPr>
+            <w:r>
+              <w:rPr>
+                <w:rFonts w:ascii="Consolas" w:cs="Consolas" w:eastAsia="Consolas" w:hAnsi="Consolas"/>
+                <w:sz w:val="16"/>
+                <w:szCs w:val="16"/>
+              </w:rPr>
+              <w:t xml:space="preserve">├─ docs/                        OpenAPI, diagrams, accessibility audit, this document</w:t>
+            </w:r>
+          </w:p>
+          <w:p>
+            <w:pPr>
+              <w:spacing w:after="0" w:line="240"/>
+            </w:pPr>
+            <w:r>
+              <w:rPr>
+                <w:rFonts w:ascii="Consolas" w:cs="Consolas" w:eastAsia="Consolas" w:hAnsi="Consolas"/>
+                <w:sz w:val="16"/>
+                <w:szCs w:val="16"/>
+              </w:rPr>
+              <w:t xml:space="preserve">├─ .github/workflows/ci.yml     CI pipeline</w:t>
+            </w:r>
+          </w:p>
+          <w:p>
+            <w:pPr>
+              <w:spacing w:after="0" w:line="240"/>
+            </w:pPr>
+            <w:r>
+              <w:rPr>
+                <w:rFonts w:ascii="Consolas" w:cs="Consolas" w:eastAsia="Consolas" w:hAnsi="Consolas"/>
+                <w:sz w:val="16"/>
+                <w:szCs w:val="16"/>
+              </w:rPr>
+              <w:t xml:space="preserve">├─ PROGRESS.md                  checklist, decisions, known issues, session log</w:t>
             </w:r>
           </w:p>
           <w:p>
@@ -28894,7 +29445,7 @@
         <w:t xml:space="preserve">main</w:t>
       </w:r>
       <w:r>
-        <w:t xml:space="preserve"> (deployed, protected), </w:t>
+        <w:t xml:space="preserve"> is the deployed branch and </w:t>
       </w:r>
       <w:r>
         <w:rPr>
@@ -28903,43 +29454,16 @@
         <w:t xml:space="preserve">develop</w:t>
       </w:r>
       <w:r>
-        <w:t xml:space="preserve"> (integration), and short-lived </w:t>
+        <w:t xml:space="preserve"> the integration branch. During development the team committed small, tested changes directly to </w:t>
       </w:r>
       <w:r>
         <w:rPr>
           <w:rFonts w:ascii="Consolas" w:cs="Consolas" w:eastAsia="Consolas" w:hAnsi="Consolas"/>
         </w:rPr>
-        <w:t xml:space="preserve">feature/&lt;module&gt;-&lt;desc&gt;</w:t>
-      </w:r>
-      <w:r>
-        <w:t xml:space="preserve"> branches (e.g., </w:t>
-      </w:r>
-      <w:r>
-        <w:rPr>
-          <w:rFonts w:ascii="Consolas" w:cs="Consolas" w:eastAsia="Consolas" w:hAnsi="Consolas"/>
-        </w:rPr>
-        <w:t xml:space="preserve">feature/M5-matching</w:t>
-      </w:r>
-      <w:r>
-        <w:t xml:space="preserve">, </w:t>
-      </w:r>
-      <w:r>
-        <w:rPr>
-          <w:rFonts w:ascii="Consolas" w:cs="Consolas" w:eastAsia="Consolas" w:hAnsi="Consolas"/>
-        </w:rPr>
-        <w:t xml:space="preserve">feature/soap-registry</w:t>
-      </w:r>
-      <w:r>
-        <w:t xml:space="preserve">), plus </w:t>
-      </w:r>
-      <w:r>
-        <w:rPr>
-          <w:rFonts w:ascii="Consolas" w:cs="Consolas" w:eastAsia="Consolas" w:hAnsi="Consolas"/>
-        </w:rPr>
-        <w:t xml:space="preserve">fix/&lt;desc&gt;</w:t>
-      </w:r>
-      <w:r>
-        <w:t xml:space="preserve">.</w:t>
+        <w:t xml:space="preserve">main</w:t>
+      </w:r>
+      <w:r>
+        <w:t xml:space="preserve">; every push and pull request to either branch runs the CI workflow, so a failing change shows up at once.</w:t>
       </w:r>
     </w:p>
     <w:p>
@@ -28974,7 +29498,7 @@
         <w:rPr>
           <w:rFonts w:ascii="Consolas" w:cs="Consolas" w:eastAsia="Consolas" w:hAnsi="Consolas"/>
         </w:rPr>
-        <w:t xml:space="preserve">fix(gateway): forward Authorization header</w:t>
+        <w:t xml:space="preserve">fix(gateway): strip X-Powered-By</w:t>
       </w:r>
       <w:r>
         <w:t xml:space="preserve">, </w:t>
@@ -28986,7 +29510,7 @@
         <w:t xml:space="preserve">test(postman): add T06</w:t>
       </w:r>
       <w:r>
-        <w:t xml:space="preserve">).</w:t>
+        <w:t xml:space="preserve">), each with its code, tests and progress note together.</w:t>
       </w:r>
     </w:p>
     <w:p>
@@ -29003,75 +29527,19 @@
           <w:b/>
           <w:bCs/>
         </w:rPr>
-        <w:t xml:space="preserve">Pull requests:</w:t>
-      </w:r>
-      <w:r>
-        <w:t xml:space="preserve"> every change goes through a PR into </w:t>
+        <w:t xml:space="preserve">Tracking:</w:t>
+      </w:r>
+      <w:r>
+        <w:t xml:space="preserve"> </w:t>
       </w:r>
       <w:r>
         <w:rPr>
           <w:rFonts w:ascii="Consolas" w:cs="Consolas" w:eastAsia="Consolas" w:hAnsi="Consolas"/>
         </w:rPr>
-        <w:t xml:space="preserve">develop</w:t>
-      </w:r>
-      <w:r>
-        <w:t xml:space="preserve"> with at least one reviewer and a green CI run; </w:t>
-      </w:r>
-      <w:r>
-        <w:rPr>
-          <w:rFonts w:ascii="Consolas" w:cs="Consolas" w:eastAsia="Consolas" w:hAnsi="Consolas"/>
-        </w:rPr>
-        <w:t xml:space="preserve">develop</w:t>
-      </w:r>
-      <w:r>
-        <w:t xml:space="preserve"> is merged into </w:t>
-      </w:r>
-      <w:r>
-        <w:rPr>
-          <w:rFonts w:ascii="Consolas" w:cs="Consolas" w:eastAsia="Consolas" w:hAnsi="Consolas"/>
-        </w:rPr>
-        <w:t xml:space="preserve">main</w:t>
-      </w:r>
-      <w:r>
-        <w:t xml:space="preserve"> for releases, tagged </w:t>
-      </w:r>
-      <w:r>
-        <w:rPr>
-          <w:rFonts w:ascii="Consolas" w:cs="Consolas" w:eastAsia="Consolas" w:hAnsi="Consolas"/>
-        </w:rPr>
-        <w:t xml:space="preserve">v1.0</w:t>
-      </w:r>
-      <w:r>
-        <w:t xml:space="preserve">, </w:t>
-      </w:r>
-      <w:r>
-        <w:rPr>
-          <w:rFonts w:ascii="Consolas" w:cs="Consolas" w:eastAsia="Consolas" w:hAnsi="Consolas"/>
-        </w:rPr>
-        <w:t xml:space="preserve">v1.1</w:t>
-      </w:r>
-      <w:r>
-        <w:t xml:space="preserve">, ….</w:t>
-      </w:r>
-    </w:p>
-    <w:p>
-      <w:pPr>
-        <w:pStyle w:val="ListParagraph"/>
-        <w:numPr>
-          <w:ilvl w:val="0"/>
-          <w:numId w:val="2"/>
-        </w:numPr>
-        <w:spacing w:after="60"/>
-      </w:pPr>
-      <w:r>
-        <w:rPr>
-          <w:b/>
-          <w:bCs/>
-        </w:rPr>
-        <w:t xml:space="preserve">Issues:</w:t>
-      </w:r>
-      <w:r>
-        <w:t xml:space="preserve"> GitHub Issues/Projects board with one issue per module feature (F1.1 … F13.5) and per integration task, linked to PRs.</w:t>
+        <w:t xml:space="preserve">PROGRESS.md</w:t>
+      </w:r>
+      <w:r>
+        <w:t xml:space="preserve"> holds the phase checklist, dated design decisions, known issues and a session log, so any team member can see what is done and what comes next.</w:t>
       </w:r>
     </w:p>
     <w:p>
@@ -29275,7 +29743,22 @@
                 <w:sz w:val="16"/>
                 <w:szCs w:val="16"/>
               </w:rPr>
-              <w:t xml:space="preserve">Pull request to </w:t>
+              <w:t xml:space="preserve">Push to </w:t>
+            </w:r>
+            <w:r>
+              <w:rPr>
+                <w:rFonts w:ascii="Consolas" w:cs="Consolas" w:eastAsia="Consolas" w:hAnsi="Consolas"/>
+                <w:sz w:val="16"/>
+                <w:szCs w:val="16"/>
+              </w:rPr>
+              <w:t xml:space="preserve">main</w:t>
+            </w:r>
+            <w:r>
+              <w:rPr>
+                <w:sz w:val="16"/>
+                <w:szCs w:val="16"/>
+              </w:rPr>
+              <w:t xml:space="preserve"> or </w:t>
             </w:r>
             <w:r>
               <w:rPr>
@@ -29290,30 +29773,7 @@
                 <w:sz w:val="16"/>
                 <w:szCs w:val="16"/>
               </w:rPr>
-              <w:t xml:space="preserve"> or </w:t>
-            </w:r>
-            <w:r>
-              <w:rPr>
-                <w:rFonts w:ascii="Consolas" w:cs="Consolas" w:eastAsia="Consolas" w:hAnsi="Consolas"/>
-                <w:sz w:val="16"/>
-                <w:szCs w:val="16"/>
-              </w:rPr>
-              <w:t xml:space="preserve">main</w:t>
-            </w:r>
-            <w:r>
-              <w:rPr>
-                <w:sz w:val="16"/>
-                <w:szCs w:val="16"/>
-              </w:rPr>
-              <w:t xml:space="preserve">; push to </w:t>
-            </w:r>
-            <w:r>
-              <w:rPr>
-                <w:rFonts w:ascii="Consolas" w:cs="Consolas" w:eastAsia="Consolas" w:hAnsi="Consolas"/>
-                <w:sz w:val="16"/>
-                <w:szCs w:val="16"/>
-              </w:rPr>
-              <w:t xml:space="preserve">develop</w:t>
+              <w:t xml:space="preserve">; pull request to either; manual run (runs every job)</w:t>
             </w:r>
           </w:p>
         </w:tc>
@@ -29342,7 +29802,7 @@
                 <w:sz w:val="16"/>
                 <w:szCs w:val="16"/>
               </w:rPr>
-              <w:t xml:space="preserve">Path-filtered jobs run in parallel: </w:t>
+              <w:t xml:space="preserve">Path-filtered jobs (only the changed components) run in parallel: </w:t>
             </w:r>
             <w:r>
               <w:rPr>
@@ -29403,7 +29863,7 @@
                 <w:sz w:val="16"/>
                 <w:szCs w:val="16"/>
               </w:rPr>
-              <w:t xml:space="preserve">, axe accessibility check on the built pages; </w:t>
+              <w:t xml:space="preserve">; </w:t>
             </w:r>
             <w:r>
               <w:rPr>
@@ -29450,7 +29910,7 @@
                 <w:sz w:val="16"/>
                 <w:szCs w:val="16"/>
               </w:rPr>
-              <w:t xml:space="preserve">, lint, unit tests (Jest, with external APIs mocked); </w:t>
+              <w:t xml:space="preserve">, ESLint, Jest unit tests (external APIs mocked with nock); </w:t>
             </w:r>
             <w:r>
               <w:rPr>
@@ -29496,7 +29956,7 @@
                 <w:sz w:val="16"/>
                 <w:szCs w:val="16"/>
               </w:rPr>
-              <w:t xml:space="preserve"> against a MySQL service container (policies, status transitions, trust score); </w:t>
+              <w:t xml:space="preserve"> against a MySQL 8 service container (policies, status transitions, trust score); </w:t>
             </w:r>
             <w:r>
               <w:rPr>
@@ -29527,7 +29987,7 @@
                 <w:sz w:val="16"/>
                 <w:szCs w:val="16"/>
               </w:rPr>
-              <w:t xml:space="preserve">, WSDL validated with </w:t>
+              <w:t xml:space="preserve">, WSDL checked with </w:t>
             </w:r>
             <w:r>
               <w:rPr>
@@ -29542,7 +30002,7 @@
                 <w:sz w:val="16"/>
                 <w:szCs w:val="16"/>
               </w:rPr>
-              <w:t xml:space="preserve">, SOAP smoke test.</w:t>
+              <w:t xml:space="preserve">, unit and SOAP smoke tests.</w:t>
             </w:r>
           </w:p>
         </w:tc>
@@ -29628,6 +30088,13 @@
             </w:pPr>
             <w:r>
               <w:rPr>
+                <w:sz w:val="16"/>
+                <w:szCs w:val="16"/>
+              </w:rPr>
+              <w:t xml:space="preserve">Throwaway secrets generated; </w:t>
+            </w:r>
+            <w:r>
+              <w:rPr>
                 <w:rFonts w:ascii="Consolas" w:cs="Consolas" w:eastAsia="Consolas" w:hAnsi="Consolas"/>
                 <w:sz w:val="16"/>
                 <w:szCs w:val="16"/>
@@ -29639,22 +30106,7 @@
                 <w:sz w:val="16"/>
                 <w:szCs w:val="16"/>
               </w:rPr>
-              <w:t xml:space="preserve"> of gateway, core, insights (external APIs replaced by a mock server), registry and MySQL; seed data; run Newman with the </w:t>
-            </w:r>
-            <w:r>
-              <w:rPr>
-                <w:rFonts w:ascii="Consolas" w:cs="Consolas" w:eastAsia="Consolas" w:hAnsi="Consolas"/>
-                <w:sz w:val="16"/>
-                <w:szCs w:val="16"/>
-              </w:rPr>
-              <w:t xml:space="preserve">ci</w:t>
-            </w:r>
-            <w:r>
-              <w:rPr>
-                <w:sz w:val="16"/>
-                <w:szCs w:val="16"/>
-              </w:rPr>
-              <w:t xml:space="preserve"> environment; upload the HTML report as an artifact.</w:t>
+              <w:t xml:space="preserve"> of gateway, core, insights, registry and MySQL from the same Dockerfiles as Railway, with PSGC, Nominatim and Overpass replaced by a mock server; migrate and seed; Newman runs the full collection and a second time folder 07 with Overpass unreachable (T13); the built frontend is checked with axe (WCAG 2.1 A/AA) on the main pages of every role with Playwright Chromium; the Newman HTML reports are uploaded as an artifact.</w:t>
             </w:r>
           </w:p>
         </w:tc>
@@ -29872,7 +30324,7 @@
         <w:spacing w:after="120" w:line="276"/>
       </w:pPr>
       <w:r>
-        <w:t xml:space="preserve">Full instructions are in the repository README. Local development runs every component natively (PHP 8.3+, Composer, Node.js 22, MySQL 8); Docker is used only by the CI pipeline and the Railway images. Summary (no real secret values shown):</w:t>
+        <w:t xml:space="preserve">Full instructions are in the repository README. Local development runs every component natively (PHP 8.4, Composer, Node.js 22, MySQL 8); Docker is used only by the CI pipeline and the Railway images. Summary (no real secret values shown):</w:t>
       </w:r>
     </w:p>
     <w:tbl>
@@ -30048,6 +30500,19 @@
                 <w:sz w:val="16"/>
                 <w:szCs w:val="16"/>
               </w:rPr>
+              <w:t xml:space="preserve">php artisan queue:work database --stop-when-empty                # sends queued password-reset emails</w:t>
+            </w:r>
+          </w:p>
+          <w:p>
+            <w:pPr>
+              <w:spacing w:after="0" w:line="240"/>
+            </w:pPr>
+            <w:r>
+              <w:rPr>
+                <w:rFonts w:ascii="Consolas" w:cs="Consolas" w:eastAsia="Consolas" w:hAnsi="Consolas"/>
+                <w:sz w:val="16"/>
+                <w:szCs w:val="16"/>
+              </w:rPr>
               <w:t xml:space="preserve"> </w:t>
             </w:r>
           </w:p>
@@ -30074,7 +30539,7 @@
                 <w:sz w:val="16"/>
                 <w:szCs w:val="16"/>
               </w:rPr>
-              <w:t xml:space="preserve">cd services/business-registry-soap &amp;&amp; php seed.php &amp;&amp; php -S localhost:8003 -t public</w:t>
+              <w:t xml:space="preserve">cd services/business-registry-soap &amp;&amp; php seed.php &amp;&amp; php -S 127.0.0.1:8003 -t public</w:t>
             </w:r>
           </w:p>
           <w:p>
@@ -31077,7 +31542,7 @@
         <w:spacing w:after="120" w:line="276"/>
       </w:pPr>
       <w:r>
-        <w:t xml:space="preserve">Users by role, pending queues, applications and hires per month, most-needed accommodations (M8).</w:t>
+        <w:t xml:space="preserve">Work queues (employers to verify, postings to approve, open reports) and platform counts: users by role, postings and applications by status, feedback responses and published trust scores (M8).</w:t>
       </w:r>
     </w:p>
     <w:p>
@@ -31105,7 +31570,16 @@
         <w:t xml:space="preserve">User action in client application:</w:t>
       </w:r>
       <w:r>
-        <w:t xml:space="preserve"> the demo candidate (needs: wheelchair-accessible entrance, accessible restroom, flexible hours, screen-reader-compatible tools, sign language interpreter) logs in, opens Find jobs and clicks the top-ranked "Data Encoder" posting showing "Meets 4 of 5 of your needs".</w:t>
+        <w:t xml:space="preserve"> the demo candidate (</w:t>
+      </w:r>
+      <w:r>
+        <w:rPr>
+          <w:rFonts w:ascii="Consolas" w:cs="Consolas" w:eastAsia="Consolas" w:hAnsi="Consolas"/>
+        </w:rPr>
+        <w:t xml:space="preserve">candidate@opendoor.test</w:t>
+      </w:r>
+      <w:r>
+        <w:t xml:space="preserve">; needs: wheelchair-accessible entrance, accessible restroom, written or captioned meetings) logs in, opens Find jobs with "Matches my needs" on and sees three results ranked by needs met: "Data Encoder" (Meets all 3 of your needs), "Customer Support Associate (Chat)" (1 of 3) and "Junior Web Developer" (0 of 3). The candidate opens "Data Encoder" by Bayanihan Tech Solutions and then the Workplace Accessibility Snapshot section.</w:t>
       </w:r>
     </w:p>
     <w:p>
@@ -31131,16 +31605,16 @@
         <w:rPr>
           <w:rFonts w:ascii="Consolas" w:cs="Consolas" w:eastAsia="Consolas" w:hAnsi="Consolas"/>
         </w:rPr>
-        <w:t xml:space="preserve">GET /api/job-postings/42?match=1</w:t>
-      </w:r>
-      <w:r>
-        <w:t xml:space="preserve"> and </w:t>
+        <w:t xml:space="preserve">GET /api/job-postings/1</w:t>
+      </w:r>
+      <w:r>
+        <w:t xml:space="preserve"> with the candidate's token (so the match is included) and, when the snapshot section is opened, </w:t>
       </w:r>
       <w:r>
         <w:rPr>
           <w:rFonts w:ascii="Consolas" w:cs="Consolas" w:eastAsia="Consolas" w:hAnsi="Consolas"/>
         </w:rPr>
-        <w:t xml:space="preserve">GET /api/insights/job-postings/42</w:t>
+        <w:t xml:space="preserve">GET /api/insights/job-postings/1</w:t>
       </w:r>
       <w:r>
         <w:t xml:space="preserve"> to the API Gateway, which adds an </w:t>
@@ -31192,7 +31666,16 @@
         <w:t xml:space="preserve">External/legacy API interaction:</w:t>
       </w:r>
       <w:r>
-        <w:t xml:space="preserve"> the Insights Service resolves the PSGC code, geocodes the address with Nominatim and queries Overpass for wheelchair-tagged places within 500 m. (Separately, the admin demo shows the Core Service calling the SOAP Business Registry to verify the posting's employer.)</w:t>
+        <w:t xml:space="preserve"> the Insights Service resolves the PSGC code, geocodes the address with Nominatim and queries Overpass for wheelchair-tagged places within 500 m. (Separately, the admin demo shows the Core Service calling the SOAP Business Registry for the employer waiting for verification, Kalinga Foods Inc., SEC </w:t>
+      </w:r>
+      <w:r>
+        <w:rPr>
+          <w:rFonts w:ascii="Consolas" w:cs="Consolas" w:eastAsia="Consolas" w:hAnsi="Consolas"/>
+        </w:rPr>
+        <w:t xml:space="preserve">CS201912345</w:t>
+      </w:r>
+      <w:r>
+        <w:t xml:space="preserve">: ACTIVE, name match 100%.)</w:t>
       </w:r>
     </w:p>
     <w:p>
@@ -31232,7 +31715,16 @@
         <w:t xml:space="preserve">Final result shown to user:</w:t>
       </w:r>
       <w:r>
-        <w:t xml:space="preserve"> the job details page shows the match badge, the unmet accommodation, the Verified badge, "86% – based on 5 hires", and the nearest accessible MRT stop; the candidate applies with an interview accommodation request and sees the application as Pending, while the employer receives a notification.</w:t>
+        <w:t xml:space="preserve"> the job details page shows "Meets all 3 of your needs", the Verified employer badge, the trust score "79% of promised accommodations were delivered. Based on 3 responses." and the accessible places OpenStreetMap lists within 500 m (when the screenshots in 9.1 were taken: no tagged transit stops, toilets or parking, and two other places 423 m and 462 m away). The candidate applies with an interview accommodation request and sees the application as Submitted (</w:t>
+      </w:r>
+      <w:r>
+        <w:rPr>
+          <w:rFonts w:ascii="Consolas" w:cs="Consolas" w:eastAsia="Consolas" w:hAnsi="Consolas"/>
+        </w:rPr>
+        <w:t xml:space="preserve">pending</w:t>
+      </w:r>
+      <w:r>
+        <w:t xml:space="preserve">), while the employer receives an in-app notification and, with emails on, an email. On a posting that meets only some needs, the details page names the missing accommodations.</w:t>
       </w:r>
     </w:p>
     <w:p>
@@ -32004,7 +32496,7 @@
         <w:t xml:space="preserve">Scale:</w:t>
       </w:r>
       <w:r>
-        <w:t xml:space="preserve"> hobby-tier hosting, a single MySQL instance shared by two schemas, and synchronous calls limit throughput; no message queue or horizontal scaling is used.</w:t>
+        <w:t xml:space="preserve"> hobby-tier hosting, a single MySQL instance shared by two schemas, and synchronous calls limit throughput; apart from the small database queue for password-reset emails there is no message broker, and no horizontal scaling is used.</w:t>
       </w:r>
     </w:p>
     <w:p>
@@ -32058,9 +32550,22 @@
       </w:pPr>
       <w:r>
         <w:rPr>
-          <w:highlight w:val="yellow"/>
+          <w:b/>
+          <w:bCs/>
         </w:rPr>
-        <w:t xml:space="preserve">[Add any feature that was not completed or was simplified in the final build.]</w:t>
+        <w:t xml:space="preserve">Simplified in the final build:</w:t>
+      </w:r>
+      <w:r>
+        <w:t xml:space="preserve"> keyword search uses a case-insensitive </w:t>
+      </w:r>
+      <w:r>
+        <w:rPr>
+          <w:rFonts w:ascii="Consolas" w:cs="Consolas" w:eastAsia="Consolas" w:hAnsi="Consolas"/>
+        </w:rPr>
+        <w:t xml:space="preserve">LIKE</w:t>
+      </w:r>
+      <w:r>
+        <w:t xml:space="preserve"> instead of the MySQL full-text index; Voice input depends on the browser's speech service and is therefore offered only in Chrome and Edge; email delivery depends on a mail provider chosen at deployment; the "Contact us" page of the UI design was not built because no contact details were available.</w:t>
       </w:r>
     </w:p>
     <w:p>
@@ -32085,7 +32590,7 @@
           <w:b/>
           <w:bCs/>
         </w:rPr>
-        <w:t xml:space="preserve">Asynchronous events (message queue):</w:t>
+        <w:t xml:space="preserve">Asynchronous events (message broker):</w:t>
       </w:r>
       <w:r>
         <w:t xml:space="preserve"> publish </w:t>
@@ -32106,7 +32611,7 @@
         <w:t xml:space="preserve">feedback.saved</w:t>
       </w:r>
       <w:r>
-        <w:t xml:space="preserve"> events (e.g., RabbitMQ or Redis Streams) so notifications, email and trust-score recalculation run outside the request – improves response time and resilience.</w:t>
+        <w:t xml:space="preserve"> events (e.g., RabbitMQ or Redis Streams) so notifications, emails and trust-score recalculation run in separate workers with retries, instead of after the response in the same process or on the database queue – improves response time and resilience.</w:t>
       </w:r>
     </w:p>
     <w:p>
@@ -33065,7 +33570,7 @@
         <w:ind w:left="720" w:hanging="720"/>
       </w:pPr>
       <w:r>
-        <w:t xml:space="preserve">Department of Labor and Employment. (n.d.). PhilJobNet and PESO Employment Information System. Retrieved September 28, 2026, from https://philjobnet.gov.ph/</w:t>
+        <w:t xml:space="preserve">Braille Institute of America. (n.d.). Atkinson Hyperlegible font. https://www.brailleinstitute.org/freefont/</w:t>
       </w:r>
     </w:p>
     <w:p>
@@ -33074,7 +33579,7 @@
         <w:ind w:left="720" w:hanging="720"/>
       </w:pPr>
       <w:r>
-        <w:t xml:space="preserve">Deque Systems. (n.d.). axe-core: Accessibility engine for automated web UI testing. https://github.com/dequelabs/axe-core</w:t>
+        <w:t xml:space="preserve">Department of Labor and Employment. (n.d.). PhilJobNet and PESO Employment Information System. Retrieved September 28, 2026, from https://philjobnet.gov.ph/</w:t>
       </w:r>
     </w:p>
     <w:p>
@@ -33083,7 +33588,7 @@
         <w:ind w:left="720" w:hanging="720"/>
       </w:pPr>
       <w:r>
-        <w:t xml:space="preserve">Express.js. (n.d.). Express 4.x API reference. https://expressjs.com/</w:t>
+        <w:t xml:space="preserve">Deque Systems. (n.d.). axe-core: Accessibility engine for automated web UI testing. https://github.com/dequelabs/axe-core</w:t>
       </w:r>
     </w:p>
     <w:p>
@@ -33092,7 +33597,7 @@
         <w:ind w:left="720" w:hanging="720"/>
       </w:pPr>
       <w:r>
-        <w:t xml:space="preserve">GitHub. (n.d.). GitHub Actions documentation. https://docs.github.com/actions</w:t>
+        <w:t xml:space="preserve">Docker. (n.d.). Docker Compose documentation. https://docs.docker.com/compose/</w:t>
       </w:r>
     </w:p>
     <w:p>
@@ -33101,7 +33606,7 @@
         <w:ind w:left="720" w:hanging="720"/>
       </w:pPr>
       <w:r>
-        <w:t xml:space="preserve">Laravel. (n.d.). Laravel 13.x documentation: Sanctum, Authorization, Validation. https://laravel.com/docs/13.x</w:t>
+        <w:t xml:space="preserve">Express.js. (n.d.). Express 4.x API reference. https://expressjs.com/</w:t>
       </w:r>
     </w:p>
     <w:p>
@@ -33110,7 +33615,88 @@
         <w:ind w:left="720" w:hanging="720"/>
       </w:pPr>
       <w:r>
+        <w:t xml:space="preserve">Fontsource. (n.d.). Fontsource: Self-host open source fonts in neatly bundled NPM packages. https://fontsource.org/</w:t>
+      </w:r>
+    </w:p>
+    <w:p>
+      <w:pPr>
+        <w:spacing w:after="100"/>
+        <w:ind w:left="720" w:hanging="720"/>
+      </w:pPr>
+      <w:r>
+        <w:t xml:space="preserve">FrankenPHP. (n.d.). FrankenPHP documentation. https://frankenphp.dev/docs/</w:t>
+      </w:r>
+    </w:p>
+    <w:p>
+      <w:pPr>
+        <w:spacing w:after="100"/>
+        <w:ind w:left="720" w:hanging="720"/>
+      </w:pPr>
+      <w:r>
+        <w:t xml:space="preserve">GitHub. (n.d.). GitHub Actions documentation. https://docs.github.com/actions</w:t>
+      </w:r>
+    </w:p>
+    <w:p>
+      <w:pPr>
+        <w:spacing w:after="100"/>
+        <w:ind w:left="720" w:hanging="720"/>
+      </w:pPr>
+      <w:r>
+        <w:t xml:space="preserve">Google. (n.d.). Lighthouse overview. Chrome for Developers. https://developer.chrome.com/docs/lighthouse/overview</w:t>
+      </w:r>
+    </w:p>
+    <w:p>
+      <w:pPr>
+        <w:spacing w:after="100"/>
+        <w:ind w:left="720" w:hanging="720"/>
+      </w:pPr>
+      <w:r>
+        <w:t xml:space="preserve">Laravel. (n.d.). Laravel 13.x documentation: Sanctum, Authorization, Validation. https://laravel.com/docs/13.x</w:t>
+      </w:r>
+    </w:p>
+    <w:p>
+      <w:pPr>
+        <w:spacing w:after="100"/>
+        <w:ind w:left="720" w:hanging="720"/>
+      </w:pPr>
+      <w:r>
+        <w:t xml:space="preserve">Lexend. (n.d.). Lexend font family. https://www.lexend.com/</w:t>
+      </w:r>
+    </w:p>
+    <w:p>
+      <w:pPr>
+        <w:spacing w:after="100"/>
+        <w:ind w:left="720" w:hanging="720"/>
+      </w:pPr>
+      <w:r>
+        <w:t xml:space="preserve">Lucide Contributors. (n.d.). Lucide icons. https://lucide.dev/</w:t>
+      </w:r>
+    </w:p>
+    <w:p>
+      <w:pPr>
+        <w:spacing w:after="100"/>
+        <w:ind w:left="720" w:hanging="720"/>
+      </w:pPr>
+      <w:r>
         <w:t xml:space="preserve">Meta Open Source. (n.d.). React documentation (version 19). https://react.dev/</w:t>
+      </w:r>
+    </w:p>
+    <w:p>
+      <w:pPr>
+        <w:spacing w:after="100"/>
+        <w:ind w:left="720" w:hanging="720"/>
+      </w:pPr>
+      <w:r>
+        <w:t xml:space="preserve">Microsoft. (n.d.). Playwright documentation. https://playwright.dev/</w:t>
+      </w:r>
+    </w:p>
+    <w:p>
+      <w:pPr>
+        <w:spacing w:after="100"/>
+        <w:ind w:left="720" w:hanging="720"/>
+      </w:pPr>
+      <w:r>
+        <w:t xml:space="preserve">Mozilla. (n.d.). Web Speech API. MDN Web Docs. https://developer.mozilla.org/en-US/docs/Web/API/Web_Speech_API</w:t>
       </w:r>
     </w:p>
     <w:p>
@@ -43402,14 +43988,44 @@
                 <w:sz w:val="18"/>
                 <w:szCs w:val="18"/>
               </w:rPr>
-              <w:t xml:space="preserve">pageSize</w:t>
+              <w:t xml:space="preserve">port</w:t>
             </w:r>
             <w:r>
               <w:rPr>
                 <w:sz w:val="18"/>
                 <w:szCs w:val="18"/>
               </w:rPr>
-              <w:t xml:space="preserve"> = 12</w:t>
+              <w:t xml:space="preserve">, </w:t>
+            </w:r>
+            <w:r>
+              <w:rPr>
+                <w:rFonts w:ascii="Consolas" w:cs="Consolas" w:eastAsia="Consolas" w:hAnsi="Consolas"/>
+                <w:sz w:val="18"/>
+                <w:szCs w:val="18"/>
+              </w:rPr>
+              <w:t xml:space="preserve">pageSize</w:t>
+            </w:r>
+            <w:r>
+              <w:rPr>
+                <w:sz w:val="18"/>
+                <w:szCs w:val="18"/>
+              </w:rPr>
+              <w:t xml:space="preserve"> = 12 (each read from a </w:t>
+            </w:r>
+            <w:r>
+              <w:rPr>
+                <w:rFonts w:ascii="Consolas" w:cs="Consolas" w:eastAsia="Consolas" w:hAnsi="Consolas"/>
+                <w:sz w:val="18"/>
+                <w:szCs w:val="18"/>
+              </w:rPr>
+              <w:t xml:space="preserve">-J</w:t>
+            </w:r>
+            <w:r>
+              <w:rPr>
+                <w:sz w:val="18"/>
+                <w:szCs w:val="18"/>
+              </w:rPr>
+              <w:t xml:space="preserve"> property with a default)</w:t>
             </w:r>
           </w:p>
         </w:tc>
@@ -43480,7 +44096,52 @@
                 <w:sz w:val="18"/>
                 <w:szCs w:val="18"/>
               </w:rPr>
-              <w:t xml:space="preserve"> – 50 seeded candidate tokens (generated by a seeder in a test environment, never production users)</w:t>
+              <w:t xml:space="preserve"> (</w:t>
+            </w:r>
+            <w:r>
+              <w:rPr>
+                <w:rFonts w:ascii="Consolas" w:cs="Consolas" w:eastAsia="Consolas" w:hAnsi="Consolas"/>
+                <w:sz w:val="18"/>
+                <w:szCs w:val="18"/>
+              </w:rPr>
+              <w:t xml:space="preserve">-Jtokens=</w:t>
+            </w:r>
+            <w:r>
+              <w:rPr>
+                <w:sz w:val="18"/>
+                <w:szCs w:val="18"/>
+              </w:rPr>
+              <w:t xml:space="preserve">) – 50 load-test candidate tokens written by </w:t>
+            </w:r>
+            <w:r>
+              <w:rPr>
+                <w:rFonts w:ascii="Consolas" w:cs="Consolas" w:eastAsia="Consolas" w:hAnsi="Consolas"/>
+                <w:sz w:val="18"/>
+                <w:szCs w:val="18"/>
+              </w:rPr>
+              <w:t xml:space="preserve">php artisan load-test:data</w:t>
+            </w:r>
+            <w:r>
+              <w:rPr>
+                <w:sz w:val="18"/>
+                <w:szCs w:val="18"/>
+              </w:rPr>
+              <w:t xml:space="preserve"> (load-test accounts only, never real users; removed with </w:t>
+            </w:r>
+            <w:r>
+              <w:rPr>
+                <w:rFonts w:ascii="Consolas" w:cs="Consolas" w:eastAsia="Consolas" w:hAnsi="Consolas"/>
+                <w:sz w:val="18"/>
+                <w:szCs w:val="18"/>
+              </w:rPr>
+              <w:t xml:space="preserve">--remove</w:t>
+            </w:r>
+            <w:r>
+              <w:rPr>
+                <w:sz w:val="18"/>
+                <w:szCs w:val="18"/>
+              </w:rPr>
+              <w:t xml:space="preserve">)</w:t>
             </w:r>
           </w:p>
         </w:tc>
@@ -43543,7 +44204,52 @@
                 <w:sz w:val="18"/>
                 <w:szCs w:val="18"/>
               </w:rPr>
-              <w:t xml:space="preserve">Load: 50 threads, 60 s ramp-up, 10 loops · Stress: 100 and 200 threads, 60 s ramp-up, 5 loops</w:t>
+              <w:t xml:space="preserve">One Thread Group driven by </w:t>
+            </w:r>
+            <w:r>
+              <w:rPr>
+                <w:rFonts w:ascii="Consolas" w:cs="Consolas" w:eastAsia="Consolas" w:hAnsi="Consolas"/>
+                <w:sz w:val="18"/>
+                <w:szCs w:val="18"/>
+              </w:rPr>
+              <w:t xml:space="preserve">-Jthreads</w:t>
+            </w:r>
+            <w:r>
+              <w:rPr>
+                <w:sz w:val="18"/>
+                <w:szCs w:val="18"/>
+              </w:rPr>
+              <w:t xml:space="preserve">, </w:t>
+            </w:r>
+            <w:r>
+              <w:rPr>
+                <w:rFonts w:ascii="Consolas" w:cs="Consolas" w:eastAsia="Consolas" w:hAnsi="Consolas"/>
+                <w:sz w:val="18"/>
+                <w:szCs w:val="18"/>
+              </w:rPr>
+              <w:t xml:space="preserve">-Jrampup</w:t>
+            </w:r>
+            <w:r>
+              <w:rPr>
+                <w:sz w:val="18"/>
+                <w:szCs w:val="18"/>
+              </w:rPr>
+              <w:t xml:space="preserve">, </w:t>
+            </w:r>
+            <w:r>
+              <w:rPr>
+                <w:rFonts w:ascii="Consolas" w:cs="Consolas" w:eastAsia="Consolas" w:hAnsi="Consolas"/>
+                <w:sz w:val="18"/>
+                <w:szCs w:val="18"/>
+              </w:rPr>
+              <w:t xml:space="preserve">-Jloops</w:t>
+            </w:r>
+            <w:r>
+              <w:rPr>
+                <w:sz w:val="18"/>
+                <w:szCs w:val="18"/>
+              </w:rPr>
+              <w:t xml:space="preserve">: Load 50 threads, 60 s ramp-up, 10 loops · Stress 100 and 200 threads, 60 s ramp-up, 5 loops</w:t>
             </w:r>
           </w:p>
         </w:tc>
@@ -43771,7 +44477,7 @@
                 <w:sz w:val="18"/>
                 <w:szCs w:val="18"/>
               </w:rPr>
-              <w:t xml:space="preserve">Response Assertion: code 200; JSON Assertion: </w:t>
+              <w:t xml:space="preserve">Response Assertion: code 200; JSON Assertions: </w:t>
             </w:r>
             <w:r>
               <w:rPr>
@@ -43780,6 +44486,21 @@
                 <w:szCs w:val="18"/>
               </w:rPr>
               <w:t xml:space="preserve">$.meta.match_mode == true</w:t>
+            </w:r>
+            <w:r>
+              <w:rPr>
+                <w:sz w:val="18"/>
+                <w:szCs w:val="18"/>
+              </w:rPr>
+              <w:t xml:space="preserve"> and </w:t>
+            </w:r>
+            <w:r>
+              <w:rPr>
+                <w:rFonts w:ascii="Consolas" w:cs="Consolas" w:eastAsia="Consolas" w:hAnsi="Consolas"/>
+                <w:sz w:val="18"/>
+                <w:szCs w:val="18"/>
+              </w:rPr>
+              <w:t xml:space="preserve">$.meta.per_page == ${pageSize}</w:t>
             </w:r>
             <w:r>
               <w:rPr>
@@ -44034,7 +44755,61 @@
         <w:spacing w:after="60"/>
       </w:pPr>
       <w:r>
-        <w:t xml:space="preserve">Railway: one project, five services plus MySQL; only </w:t>
+        <w:t xml:space="preserve">Railway: one project with five services – </w:t>
+      </w:r>
+      <w:r>
+        <w:rPr>
+          <w:rFonts w:ascii="Consolas" w:cs="Consolas" w:eastAsia="Consolas" w:hAnsi="Consolas"/>
+        </w:rPr>
+        <w:t xml:space="preserve">gateway</w:t>
+      </w:r>
+      <w:r>
+        <w:t xml:space="preserve">, </w:t>
+      </w:r>
+      <w:r>
+        <w:rPr>
+          <w:rFonts w:ascii="Consolas" w:cs="Consolas" w:eastAsia="Consolas" w:hAnsi="Consolas"/>
+        </w:rPr>
+        <w:t xml:space="preserve">core-api</w:t>
+      </w:r>
+      <w:r>
+        <w:t xml:space="preserve">, </w:t>
+      </w:r>
+      <w:r>
+        <w:rPr>
+          <w:rFonts w:ascii="Consolas" w:cs="Consolas" w:eastAsia="Consolas" w:hAnsi="Consolas"/>
+        </w:rPr>
+        <w:t xml:space="preserve">core-scheduler</w:t>
+      </w:r>
+      <w:r>
+        <w:t xml:space="preserve"> (same image, runs </w:t>
+      </w:r>
+      <w:r>
+        <w:rPr>
+          <w:rFonts w:ascii="Consolas" w:cs="Consolas" w:eastAsia="Consolas" w:hAnsi="Consolas"/>
+        </w:rPr>
+        <w:t xml:space="preserve">schedule:work</w:t>
+      </w:r>
+      <w:r>
+        <w:t xml:space="preserve">), </w:t>
+      </w:r>
+      <w:r>
+        <w:rPr>
+          <w:rFonts w:ascii="Consolas" w:cs="Consolas" w:eastAsia="Consolas" w:hAnsi="Consolas"/>
+        </w:rPr>
+        <w:t xml:space="preserve">insights-service</w:t>
+      </w:r>
+      <w:r>
+        <w:t xml:space="preserve">, </w:t>
+      </w:r>
+      <w:r>
+        <w:rPr>
+          <w:rFonts w:ascii="Consolas" w:cs="Consolas" w:eastAsia="Consolas" w:hAnsi="Consolas"/>
+        </w:rPr>
+        <w:t xml:space="preserve">business-registry-soap</w:t>
+      </w:r>
+      <w:r>
+        <w:t xml:space="preserve"> – plus MySQL; only </w:t>
       </w:r>
       <w:r>
         <w:rPr>
@@ -44083,16 +44858,16 @@
         <w:t xml:space="preserve">migrate --force</w:t>
       </w:r>
       <w:r>
-        <w:t xml:space="preserve"> on release, queue driver </w:t>
+        <w:t xml:space="preserve"> as the pre-deploy command. In-app notices are stored at once and their emails are sent after the HTTP response; password-reset emails go through the </w:t>
       </w:r>
       <w:r>
         <w:rPr>
           <w:rFonts w:ascii="Consolas" w:cs="Consolas" w:eastAsia="Consolas" w:hAnsi="Consolas"/>
         </w:rPr>
-        <w:t xml:space="preserve">sync</w:t>
-      </w:r>
-      <w:r>
-        <w:t xml:space="preserve"> (no worker needed in v1.0).</w:t>
+        <w:t xml:space="preserve">database</w:t>
+      </w:r>
+      <w:r>
+        <w:t xml:space="preserve"> queue, which the scheduler works every minute.</w:t>
       </w:r>
     </w:p>
     <w:p>
@@ -44105,13 +44880,31 @@
         <w:spacing w:after="60"/>
       </w:pPr>
       <w:r>
-        <w:t xml:space="preserve">Seeders: categories (about 10 industries), RA 7277-based accommodation types, one administrator, demo candidate/employer accounts, sample feedback that publishes one employer's trust score (plus a second employer with two responses and an open demo hire for test T10), and sample DTI/SEC records in </w:t>
+        <w:t xml:space="preserve">Seeders: 11 job categories, 18 RA 7277-based accommodation types in five groups, one administrator, demo candidate/employer accounts (passwords from </w:t>
+      </w:r>
+      <w:r>
+        <w:rPr>
+          <w:rFonts w:ascii="Consolas" w:cs="Consolas" w:eastAsia="Consolas" w:hAnsi="Consolas"/>
+        </w:rPr>
+        <w:t xml:space="preserve">DEMO_PASSWORD</w:t>
+      </w:r>
+      <w:r>
+        <w:t xml:space="preserve">), sample feedback that publishes one employer's trust score (79% from three responses), a second employer with two responses and an open demo hire for test T10, and sample DTI/SEC records in </w:t>
       </w:r>
       <w:r>
         <w:rPr>
           <w:rFonts w:ascii="Consolas" w:cs="Consolas" w:eastAsia="Consolas" w:hAnsi="Consolas"/>
         </w:rPr>
         <w:t xml:space="preserve">registry.db</w:t>
+      </w:r>
+      <w:r>
+        <w:t xml:space="preserve">. JMeter data is created separately with </w:t>
+      </w:r>
+      <w:r>
+        <w:rPr>
+          <w:rFonts w:ascii="Consolas" w:cs="Consolas" w:eastAsia="Consolas" w:hAnsi="Consolas"/>
+        </w:rPr>
+        <w:t xml:space="preserve">php artisan load-test:data</w:t>
       </w:r>
       <w:r>
         <w:t xml:space="preserve">.</w:t>

--- a/docs/OpenDoor_SIA1_Final_Project_Documentation.docx
+++ b/docs/OpenDoor_SIA1_Final_Project_Documentation.docx
@@ -1416,9 +1416,8 @@
               <w:rPr>
                 <w:sz w:val="18"/>
                 <w:szCs w:val="18"/>
-                <w:highlight w:val="yellow"/>
-              </w:rPr>
-              <w:t xml:space="preserve">[Insert repository link, e.g., https://github.com/&lt;org&gt;/opendoor]</w:t>
+              </w:rPr>
+              <w:t xml:space="preserve">https://github.com/fred200606/opendoor (private)</w:t>
             </w:r>
           </w:p>
         </w:tc>
@@ -1797,7 +1796,7 @@
         <w:spacing w:after="120" w:line="276"/>
       </w:pPr>
       <w:r>
-        <w:t xml:space="preserve">All services are deployed to the cloud: the React app on Vercel and the gateway, services and MySQL on Railway, with only the gateway exposed publicly and the other services on a private network. GitHub Actions runs linting, unit and feature tests, React builds and a Newman (Postman) API test run on every pull request, and the Vercel and Railway GitHub integrations deploy the main branch. Quality is verified through a Postman collection with assertions on status codes, identifiers, business values and application error codes, and through an Apache JMeter load test of the matching endpoint. The outcome is a deployed, accessible platform in which integration – not a single database – lets PWDs find jobs that fit their needs and lets the community hold employers to their accommodation promises.</w:t>
+        <w:t xml:space="preserve">All services are deployed to the cloud: the React app on Vercel and the gateway, services and MySQL on Railway, with only the gateway exposed publicly and the other services on a private network. GitHub Actions runs linting, unit and feature tests, React builds and a Newman (Postman) API test run on every pull request, and the Vercel and Railway GitHub integrations deploy the main branch. Quality is verified through a Postman collection with assertions on status codes, identifiers, business values and application error codes, and through an Apache JMeter load test of the matching endpoint. In the final CI run all 16 planned integration tests passed (933 Newman assertions, 0 failures), together with 672 unit and feature tests, 39 registry checks and an axe check with no WCAG 2.1 A/AA violations on 33 pages. The outcome is a deployed, accessible platform in which integration – not a single database – lets PWDs find jobs that fit their needs and lets the community hold employers to their accommodation promises.</w:t>
       </w:r>
     </w:p>
     <w:p>
@@ -1813,7 +1812,7 @@
           <w:szCs w:val="18"/>
           <w:highlight w:val="yellow"/>
         </w:rPr>
-        <w:t xml:space="preserve">[Update the final paragraph with the measured results (test pass rate, JMeter P95 and error rate, SUS score) once testing is complete.]</w:t>
+        <w:t xml:space="preserve">[Add the JMeter P95 and error rate at 50 users (production run) and the mean SUS score to the final paragraph once measured.]</w:t>
       </w:r>
     </w:p>
     <w:p>
@@ -22141,12 +22140,12 @@
         </w:tblBorders>
       </w:tblPr>
       <w:tblGrid>
+        <w:gridCol w:w="560"/>
+        <w:gridCol w:w="2000"/>
+        <w:gridCol w:w="1050"/>
+        <w:gridCol w:w="2350"/>
+        <w:gridCol w:w="3420"/>
         <w:gridCol w:w="700"/>
-        <w:gridCol w:w="2800"/>
-        <w:gridCol w:w="1300"/>
-        <w:gridCol w:w="2700"/>
-        <w:gridCol w:w="1500"/>
-        <w:gridCol w:w="1080"/>
       </w:tblGrid>
       <w:tr>
         <w:trPr>
@@ -22154,7 +22153,7 @@
         </w:trPr>
         <w:tc>
           <w:tcPr>
-            <w:tcW w:type="dxa" w:w="700"/>
+            <w:tcW w:type="dxa" w:w="560"/>
             <w:tcBorders>
               <w:top w:val="single" w:color="7F7F7F" w:sz="4"/>
               <w:left w:val="single" w:color="7F7F7F" w:sz="4"/>
@@ -22187,7 +22186,7 @@
         </w:tc>
         <w:tc>
           <w:tcPr>
-            <w:tcW w:type="dxa" w:w="2800"/>
+            <w:tcW w:type="dxa" w:w="2000"/>
             <w:tcBorders>
               <w:top w:val="single" w:color="7F7F7F" w:sz="4"/>
               <w:left w:val="single" w:color="7F7F7F" w:sz="4"/>
@@ -22220,7 +22219,7 @@
         </w:tc>
         <w:tc>
           <w:tcPr>
-            <w:tcW w:type="dxa" w:w="1300"/>
+            <w:tcW w:type="dxa" w:w="1050"/>
             <w:tcBorders>
               <w:top w:val="single" w:color="7F7F7F" w:sz="4"/>
               <w:left w:val="single" w:color="7F7F7F" w:sz="4"/>
@@ -22253,7 +22252,7 @@
         </w:tc>
         <w:tc>
           <w:tcPr>
-            <w:tcW w:type="dxa" w:w="2700"/>
+            <w:tcW w:type="dxa" w:w="2350"/>
             <w:tcBorders>
               <w:top w:val="single" w:color="7F7F7F" w:sz="4"/>
               <w:left w:val="single" w:color="7F7F7F" w:sz="4"/>
@@ -22286,7 +22285,7 @@
         </w:tc>
         <w:tc>
           <w:tcPr>
-            <w:tcW w:type="dxa" w:w="1500"/>
+            <w:tcW w:type="dxa" w:w="3420"/>
             <w:tcBorders>
               <w:top w:val="single" w:color="7F7F7F" w:sz="4"/>
               <w:left w:val="single" w:color="7F7F7F" w:sz="4"/>
@@ -22319,7 +22318,7 @@
         </w:tc>
         <w:tc>
           <w:tcPr>
-            <w:tcW w:type="dxa" w:w="1080"/>
+            <w:tcW w:type="dxa" w:w="700"/>
             <w:tcBorders>
               <w:top w:val="single" w:color="7F7F7F" w:sz="4"/>
               <w:left w:val="single" w:color="7F7F7F" w:sz="4"/>
@@ -22354,6 +22353,174 @@
       <w:tr>
         <w:tc>
           <w:tcPr>
+            <w:tcW w:type="dxa" w:w="560"/>
+            <w:tcBorders>
+              <w:top w:val="single" w:color="7F7F7F" w:sz="4"/>
+              <w:left w:val="single" w:color="7F7F7F" w:sz="4"/>
+              <w:bottom w:val="single" w:color="7F7F7F" w:sz="4"/>
+              <w:right w:val="single" w:color="7F7F7F" w:sz="4"/>
+            </w:tcBorders>
+            <w:tcMar>
+              <w:top w:type="dxa" w:w="60"/>
+              <w:left w:type="dxa" w:w="100"/>
+              <w:bottom w:type="dxa" w:w="60"/>
+              <w:right w:type="dxa" w:w="100"/>
+            </w:tcMar>
+          </w:tcPr>
+          <w:p>
+            <w:pPr>
+              <w:spacing w:after="20"/>
+            </w:pPr>
+            <w:r>
+              <w:rPr>
+                <w:sz w:val="16"/>
+                <w:szCs w:val="16"/>
+              </w:rPr>
+              <w:t xml:space="preserve">T01</w:t>
+            </w:r>
+          </w:p>
+        </w:tc>
+        <w:tc>
+          <w:tcPr>
+            <w:tcW w:type="dxa" w:w="2000"/>
+            <w:tcBorders>
+              <w:top w:val="single" w:color="7F7F7F" w:sz="4"/>
+              <w:left w:val="single" w:color="7F7F7F" w:sz="4"/>
+              <w:bottom w:val="single" w:color="7F7F7F" w:sz="4"/>
+              <w:right w:val="single" w:color="7F7F7F" w:sz="4"/>
+            </w:tcBorders>
+            <w:tcMar>
+              <w:top w:type="dxa" w:w="60"/>
+              <w:left w:type="dxa" w:w="100"/>
+              <w:bottom w:type="dxa" w:w="60"/>
+              <w:right w:type="dxa" w:w="100"/>
+            </w:tcMar>
+          </w:tcPr>
+          <w:p>
+            <w:pPr>
+              <w:spacing w:after="20"/>
+            </w:pPr>
+            <w:r>
+              <w:rPr>
+                <w:sz w:val="16"/>
+                <w:szCs w:val="16"/>
+              </w:rPr>
+              <w:t xml:space="preserve">Register candidate with consent, then log in</w:t>
+            </w:r>
+          </w:p>
+        </w:tc>
+        <w:tc>
+          <w:tcPr>
+            <w:tcW w:type="dxa" w:w="1050"/>
+            <w:tcBorders>
+              <w:top w:val="single" w:color="7F7F7F" w:sz="4"/>
+              <w:left w:val="single" w:color="7F7F7F" w:sz="4"/>
+              <w:bottom w:val="single" w:color="7F7F7F" w:sz="4"/>
+              <w:right w:val="single" w:color="7F7F7F" w:sz="4"/>
+            </w:tcBorders>
+            <w:tcMar>
+              <w:top w:type="dxa" w:w="60"/>
+              <w:left w:type="dxa" w:w="100"/>
+              <w:bottom w:type="dxa" w:w="60"/>
+              <w:right w:type="dxa" w:w="100"/>
+            </w:tcMar>
+          </w:tcPr>
+          <w:p>
+            <w:pPr>
+              <w:spacing w:after="20"/>
+            </w:pPr>
+            <w:r>
+              <w:rPr>
+                <w:sz w:val="16"/>
+                <w:szCs w:val="16"/>
+              </w:rPr>
+              <w:t xml:space="preserve">Functional</w:t>
+            </w:r>
+          </w:p>
+        </w:tc>
+        <w:tc>
+          <w:tcPr>
+            <w:tcW w:type="dxa" w:w="2350"/>
+            <w:tcBorders>
+              <w:top w:val="single" w:color="7F7F7F" w:sz="4"/>
+              <w:left w:val="single" w:color="7F7F7F" w:sz="4"/>
+              <w:bottom w:val="single" w:color="7F7F7F" w:sz="4"/>
+              <w:right w:val="single" w:color="7F7F7F" w:sz="4"/>
+            </w:tcBorders>
+            <w:tcMar>
+              <w:top w:type="dxa" w:w="60"/>
+              <w:left w:type="dxa" w:w="100"/>
+              <w:bottom w:type="dxa" w:w="60"/>
+              <w:right w:type="dxa" w:w="100"/>
+            </w:tcMar>
+          </w:tcPr>
+          <w:p>
+            <w:pPr>
+              <w:spacing w:after="20"/>
+            </w:pPr>
+            <w:r>
+              <w:rPr>
+                <w:sz w:val="16"/>
+                <w:szCs w:val="16"/>
+              </w:rPr>
+              <w:t xml:space="preserve">201 then 200 with token and </w:t>
+            </w:r>
+            <w:r>
+              <w:rPr>
+                <w:rFonts w:ascii="Consolas" w:cs="Consolas" w:eastAsia="Consolas" w:hAnsi="Consolas"/>
+                <w:sz w:val="16"/>
+                <w:szCs w:val="16"/>
+              </w:rPr>
+              <w:t xml:space="preserve">role=candidate</w:t>
+            </w:r>
+          </w:p>
+        </w:tc>
+        <w:tc>
+          <w:tcPr>
+            <w:tcW w:type="dxa" w:w="3420"/>
+            <w:tcBorders>
+              <w:top w:val="single" w:color="7F7F7F" w:sz="4"/>
+              <w:left w:val="single" w:color="7F7F7F" w:sz="4"/>
+              <w:bottom w:val="single" w:color="7F7F7F" w:sz="4"/>
+              <w:right w:val="single" w:color="7F7F7F" w:sz="4"/>
+            </w:tcBorders>
+            <w:tcMar>
+              <w:top w:type="dxa" w:w="60"/>
+              <w:left w:type="dxa" w:w="100"/>
+              <w:bottom w:type="dxa" w:w="60"/>
+              <w:right w:type="dxa" w:w="100"/>
+            </w:tcMar>
+          </w:tcPr>
+          <w:p>
+            <w:pPr>
+              <w:spacing w:after="20"/>
+            </w:pPr>
+            <w:r>
+              <w:rPr>
+                <w:sz w:val="16"/>
+                <w:szCs w:val="16"/>
+              </w:rPr>
+              <w:t xml:space="preserve">201 with token and </w:t>
+            </w:r>
+            <w:r>
+              <w:rPr>
+                <w:rFonts w:ascii="Consolas" w:cs="Consolas" w:eastAsia="Consolas" w:hAnsi="Consolas"/>
+                <w:sz w:val="16"/>
+                <w:szCs w:val="16"/>
+              </w:rPr>
+              <w:t xml:space="preserve">role=candidate</w:t>
+            </w:r>
+            <w:r>
+              <w:rPr>
+                <w:sz w:val="16"/>
+                <w:szCs w:val="16"/>
+              </w:rPr>
+              <w:t xml:space="preserve">; log-in 200 with the same role</w:t>
+            </w:r>
+          </w:p>
+        </w:tc>
+        <w:tc>
+          <w:tcPr>
             <w:tcW w:type="dxa" w:w="700"/>
             <w:tcBorders>
               <w:top w:val="single" w:color="7F7F7F" w:sz="4"/>
@@ -22377,162 +22544,7 @@
                 <w:sz w:val="16"/>
                 <w:szCs w:val="16"/>
               </w:rPr>
-              <w:t xml:space="preserve">T01</w:t>
-            </w:r>
-          </w:p>
-        </w:tc>
-        <w:tc>
-          <w:tcPr>
-            <w:tcW w:type="dxa" w:w="2800"/>
-            <w:tcBorders>
-              <w:top w:val="single" w:color="7F7F7F" w:sz="4"/>
-              <w:left w:val="single" w:color="7F7F7F" w:sz="4"/>
-              <w:bottom w:val="single" w:color="7F7F7F" w:sz="4"/>
-              <w:right w:val="single" w:color="7F7F7F" w:sz="4"/>
-            </w:tcBorders>
-            <w:tcMar>
-              <w:top w:type="dxa" w:w="60"/>
-              <w:left w:type="dxa" w:w="100"/>
-              <w:bottom w:type="dxa" w:w="60"/>
-              <w:right w:type="dxa" w:w="100"/>
-            </w:tcMar>
-          </w:tcPr>
-          <w:p>
-            <w:pPr>
-              <w:spacing w:after="20"/>
-            </w:pPr>
-            <w:r>
-              <w:rPr>
-                <w:sz w:val="16"/>
-                <w:szCs w:val="16"/>
-              </w:rPr>
-              <w:t xml:space="preserve">Register candidate with consent, then log in</w:t>
-            </w:r>
-          </w:p>
-        </w:tc>
-        <w:tc>
-          <w:tcPr>
-            <w:tcW w:type="dxa" w:w="1300"/>
-            <w:tcBorders>
-              <w:top w:val="single" w:color="7F7F7F" w:sz="4"/>
-              <w:left w:val="single" w:color="7F7F7F" w:sz="4"/>
-              <w:bottom w:val="single" w:color="7F7F7F" w:sz="4"/>
-              <w:right w:val="single" w:color="7F7F7F" w:sz="4"/>
-            </w:tcBorders>
-            <w:tcMar>
-              <w:top w:type="dxa" w:w="60"/>
-              <w:left w:type="dxa" w:w="100"/>
-              <w:bottom w:type="dxa" w:w="60"/>
-              <w:right w:type="dxa" w:w="100"/>
-            </w:tcMar>
-          </w:tcPr>
-          <w:p>
-            <w:pPr>
-              <w:spacing w:after="20"/>
-            </w:pPr>
-            <w:r>
-              <w:rPr>
-                <w:sz w:val="16"/>
-                <w:szCs w:val="16"/>
-              </w:rPr>
-              <w:t xml:space="preserve">Functional</w:t>
-            </w:r>
-          </w:p>
-        </w:tc>
-        <w:tc>
-          <w:tcPr>
-            <w:tcW w:type="dxa" w:w="2700"/>
-            <w:tcBorders>
-              <w:top w:val="single" w:color="7F7F7F" w:sz="4"/>
-              <w:left w:val="single" w:color="7F7F7F" w:sz="4"/>
-              <w:bottom w:val="single" w:color="7F7F7F" w:sz="4"/>
-              <w:right w:val="single" w:color="7F7F7F" w:sz="4"/>
-            </w:tcBorders>
-            <w:tcMar>
-              <w:top w:type="dxa" w:w="60"/>
-              <w:left w:type="dxa" w:w="100"/>
-              <w:bottom w:type="dxa" w:w="60"/>
-              <w:right w:type="dxa" w:w="100"/>
-            </w:tcMar>
-          </w:tcPr>
-          <w:p>
-            <w:pPr>
-              <w:spacing w:after="20"/>
-            </w:pPr>
-            <w:r>
-              <w:rPr>
-                <w:sz w:val="16"/>
-                <w:szCs w:val="16"/>
-              </w:rPr>
-              <w:t xml:space="preserve">201 then 200 with token and </w:t>
-            </w:r>
-            <w:r>
-              <w:rPr>
-                <w:rFonts w:ascii="Consolas" w:cs="Consolas" w:eastAsia="Consolas" w:hAnsi="Consolas"/>
-                <w:sz w:val="16"/>
-                <w:szCs w:val="16"/>
-              </w:rPr>
-              <w:t xml:space="preserve">role=candidate</w:t>
-            </w:r>
-          </w:p>
-        </w:tc>
-        <w:tc>
-          <w:tcPr>
-            <w:tcW w:type="dxa" w:w="1500"/>
-            <w:tcBorders>
-              <w:top w:val="single" w:color="7F7F7F" w:sz="4"/>
-              <w:left w:val="single" w:color="7F7F7F" w:sz="4"/>
-              <w:bottom w:val="single" w:color="7F7F7F" w:sz="4"/>
-              <w:right w:val="single" w:color="7F7F7F" w:sz="4"/>
-            </w:tcBorders>
-            <w:tcMar>
-              <w:top w:type="dxa" w:w="60"/>
-              <w:left w:type="dxa" w:w="100"/>
-              <w:bottom w:type="dxa" w:w="60"/>
-              <w:right w:type="dxa" w:w="100"/>
-            </w:tcMar>
-          </w:tcPr>
-          <w:p>
-            <w:pPr>
-              <w:spacing w:after="20"/>
-            </w:pPr>
-            <w:r>
-              <w:rPr>
-                <w:sz w:val="16"/>
-                <w:szCs w:val="16"/>
-                <w:highlight w:val="yellow"/>
-              </w:rPr>
-              <w:t xml:space="preserve">[Actual]</w:t>
-            </w:r>
-          </w:p>
-        </w:tc>
-        <w:tc>
-          <w:tcPr>
-            <w:tcW w:type="dxa" w:w="1080"/>
-            <w:tcBorders>
-              <w:top w:val="single" w:color="7F7F7F" w:sz="4"/>
-              <w:left w:val="single" w:color="7F7F7F" w:sz="4"/>
-              <w:bottom w:val="single" w:color="7F7F7F" w:sz="4"/>
-              <w:right w:val="single" w:color="7F7F7F" w:sz="4"/>
-            </w:tcBorders>
-            <w:tcMar>
-              <w:top w:type="dxa" w:w="60"/>
-              <w:left w:type="dxa" w:w="100"/>
-              <w:bottom w:type="dxa" w:w="60"/>
-              <w:right w:type="dxa" w:w="100"/>
-            </w:tcMar>
-          </w:tcPr>
-          <w:p>
-            <w:pPr>
-              <w:spacing w:after="20"/>
-            </w:pPr>
-            <w:r>
-              <w:rPr>
-                <w:sz w:val="16"/>
-                <w:szCs w:val="16"/>
-                <w:highlight w:val="yellow"/>
-              </w:rPr>
-              <w:t xml:space="preserve">[PASS/FAIL]</w:t>
+              <w:t xml:space="preserve">PASS</w:t>
             </w:r>
           </w:p>
         </w:tc>
@@ -22540,6 +22552,181 @@
       <w:tr>
         <w:tc>
           <w:tcPr>
+            <w:tcW w:type="dxa" w:w="560"/>
+            <w:tcBorders>
+              <w:top w:val="single" w:color="7F7F7F" w:sz="4"/>
+              <w:left w:val="single" w:color="7F7F7F" w:sz="4"/>
+              <w:bottom w:val="single" w:color="7F7F7F" w:sz="4"/>
+              <w:right w:val="single" w:color="7F7F7F" w:sz="4"/>
+            </w:tcBorders>
+            <w:tcMar>
+              <w:top w:type="dxa" w:w="60"/>
+              <w:left w:type="dxa" w:w="100"/>
+              <w:bottom w:type="dxa" w:w="60"/>
+              <w:right w:type="dxa" w:w="100"/>
+            </w:tcMar>
+          </w:tcPr>
+          <w:p>
+            <w:pPr>
+              <w:spacing w:after="20"/>
+            </w:pPr>
+            <w:r>
+              <w:rPr>
+                <w:sz w:val="16"/>
+                <w:szCs w:val="16"/>
+              </w:rPr>
+              <w:t xml:space="preserve">T02</w:t>
+            </w:r>
+          </w:p>
+        </w:tc>
+        <w:tc>
+          <w:tcPr>
+            <w:tcW w:type="dxa" w:w="2000"/>
+            <w:tcBorders>
+              <w:top w:val="single" w:color="7F7F7F" w:sz="4"/>
+              <w:left w:val="single" w:color="7F7F7F" w:sz="4"/>
+              <w:bottom w:val="single" w:color="7F7F7F" w:sz="4"/>
+              <w:right w:val="single" w:color="7F7F7F" w:sz="4"/>
+            </w:tcBorders>
+            <w:tcMar>
+              <w:top w:type="dxa" w:w="60"/>
+              <w:left w:type="dxa" w:w="100"/>
+              <w:bottom w:type="dxa" w:w="60"/>
+              <w:right w:type="dxa" w:w="100"/>
+            </w:tcMar>
+          </w:tcPr>
+          <w:p>
+            <w:pPr>
+              <w:spacing w:after="20"/>
+            </w:pPr>
+            <w:r>
+              <w:rPr>
+                <w:sz w:val="16"/>
+                <w:szCs w:val="16"/>
+              </w:rPr>
+              <w:t xml:space="preserve">Employer creates a posting with 3 accommodations and notes</w:t>
+            </w:r>
+          </w:p>
+        </w:tc>
+        <w:tc>
+          <w:tcPr>
+            <w:tcW w:type="dxa" w:w="1050"/>
+            <w:tcBorders>
+              <w:top w:val="single" w:color="7F7F7F" w:sz="4"/>
+              <w:left w:val="single" w:color="7F7F7F" w:sz="4"/>
+              <w:bottom w:val="single" w:color="7F7F7F" w:sz="4"/>
+              <w:right w:val="single" w:color="7F7F7F" w:sz="4"/>
+            </w:tcBorders>
+            <w:tcMar>
+              <w:top w:type="dxa" w:w="60"/>
+              <w:left w:type="dxa" w:w="100"/>
+              <w:bottom w:type="dxa" w:w="60"/>
+              <w:right w:type="dxa" w:w="100"/>
+            </w:tcMar>
+          </w:tcPr>
+          <w:p>
+            <w:pPr>
+              <w:spacing w:after="20"/>
+            </w:pPr>
+            <w:r>
+              <w:rPr>
+                <w:sz w:val="16"/>
+                <w:szCs w:val="16"/>
+              </w:rPr>
+              <w:t xml:space="preserve">Functional</w:t>
+            </w:r>
+          </w:p>
+        </w:tc>
+        <w:tc>
+          <w:tcPr>
+            <w:tcW w:type="dxa" w:w="2350"/>
+            <w:tcBorders>
+              <w:top w:val="single" w:color="7F7F7F" w:sz="4"/>
+              <w:left w:val="single" w:color="7F7F7F" w:sz="4"/>
+              <w:bottom w:val="single" w:color="7F7F7F" w:sz="4"/>
+              <w:right w:val="single" w:color="7F7F7F" w:sz="4"/>
+            </w:tcBorders>
+            <w:tcMar>
+              <w:top w:type="dxa" w:w="60"/>
+              <w:left w:type="dxa" w:w="100"/>
+              <w:bottom w:type="dxa" w:w="60"/>
+              <w:right w:type="dxa" w:w="100"/>
+            </w:tcMar>
+          </w:tcPr>
+          <w:p>
+            <w:pPr>
+              <w:spacing w:after="20"/>
+            </w:pPr>
+            <w:r>
+              <w:rPr>
+                <w:sz w:val="16"/>
+                <w:szCs w:val="16"/>
+              </w:rPr>
+              <w:t xml:space="preserve">201; posting </w:t>
+            </w:r>
+            <w:r>
+              <w:rPr>
+                <w:rFonts w:ascii="Consolas" w:cs="Consolas" w:eastAsia="Consolas" w:hAnsi="Consolas"/>
+                <w:sz w:val="16"/>
+                <w:szCs w:val="16"/>
+              </w:rPr>
+              <w:t xml:space="preserve">status=pending_approval</w:t>
+            </w:r>
+            <w:r>
+              <w:rPr>
+                <w:sz w:val="16"/>
+                <w:szCs w:val="16"/>
+              </w:rPr>
+              <w:t xml:space="preserve">, 3 accommodations stored</w:t>
+            </w:r>
+          </w:p>
+        </w:tc>
+        <w:tc>
+          <w:tcPr>
+            <w:tcW w:type="dxa" w:w="3420"/>
+            <w:tcBorders>
+              <w:top w:val="single" w:color="7F7F7F" w:sz="4"/>
+              <w:left w:val="single" w:color="7F7F7F" w:sz="4"/>
+              <w:bottom w:val="single" w:color="7F7F7F" w:sz="4"/>
+              <w:right w:val="single" w:color="7F7F7F" w:sz="4"/>
+            </w:tcBorders>
+            <w:tcMar>
+              <w:top w:type="dxa" w:w="60"/>
+              <w:left w:type="dxa" w:w="100"/>
+              <w:bottom w:type="dxa" w:w="60"/>
+              <w:right w:type="dxa" w:w="100"/>
+            </w:tcMar>
+          </w:tcPr>
+          <w:p>
+            <w:pPr>
+              <w:spacing w:after="20"/>
+            </w:pPr>
+            <w:r>
+              <w:rPr>
+                <w:sz w:val="16"/>
+                <w:szCs w:val="16"/>
+              </w:rPr>
+              <w:t xml:space="preserve">201; </w:t>
+            </w:r>
+            <w:r>
+              <w:rPr>
+                <w:rFonts w:ascii="Consolas" w:cs="Consolas" w:eastAsia="Consolas" w:hAnsi="Consolas"/>
+                <w:sz w:val="16"/>
+                <w:szCs w:val="16"/>
+              </w:rPr>
+              <w:t xml:space="preserve">status=pending_approval</w:t>
+            </w:r>
+            <w:r>
+              <w:rPr>
+                <w:sz w:val="16"/>
+                <w:szCs w:val="16"/>
+              </w:rPr>
+              <w:t xml:space="preserve">; 3 accommodations stored with their notes; JobPosting schema matched</w:t>
+            </w:r>
+          </w:p>
+        </w:tc>
+        <w:tc>
+          <w:tcPr>
             <w:tcW w:type="dxa" w:w="700"/>
             <w:tcBorders>
               <w:top w:val="single" w:color="7F7F7F" w:sz="4"/>
@@ -22563,169 +22750,7 @@
                 <w:sz w:val="16"/>
                 <w:szCs w:val="16"/>
               </w:rPr>
-              <w:t xml:space="preserve">T02</w:t>
-            </w:r>
-          </w:p>
-        </w:tc>
-        <w:tc>
-          <w:tcPr>
-            <w:tcW w:type="dxa" w:w="2800"/>
-            <w:tcBorders>
-              <w:top w:val="single" w:color="7F7F7F" w:sz="4"/>
-              <w:left w:val="single" w:color="7F7F7F" w:sz="4"/>
-              <w:bottom w:val="single" w:color="7F7F7F" w:sz="4"/>
-              <w:right w:val="single" w:color="7F7F7F" w:sz="4"/>
-            </w:tcBorders>
-            <w:tcMar>
-              <w:top w:type="dxa" w:w="60"/>
-              <w:left w:type="dxa" w:w="100"/>
-              <w:bottom w:type="dxa" w:w="60"/>
-              <w:right w:type="dxa" w:w="100"/>
-            </w:tcMar>
-          </w:tcPr>
-          <w:p>
-            <w:pPr>
-              <w:spacing w:after="20"/>
-            </w:pPr>
-            <w:r>
-              <w:rPr>
-                <w:sz w:val="16"/>
-                <w:szCs w:val="16"/>
-              </w:rPr>
-              <w:t xml:space="preserve">Employer creates a posting with 3 accommodations and notes</w:t>
-            </w:r>
-          </w:p>
-        </w:tc>
-        <w:tc>
-          <w:tcPr>
-            <w:tcW w:type="dxa" w:w="1300"/>
-            <w:tcBorders>
-              <w:top w:val="single" w:color="7F7F7F" w:sz="4"/>
-              <w:left w:val="single" w:color="7F7F7F" w:sz="4"/>
-              <w:bottom w:val="single" w:color="7F7F7F" w:sz="4"/>
-              <w:right w:val="single" w:color="7F7F7F" w:sz="4"/>
-            </w:tcBorders>
-            <w:tcMar>
-              <w:top w:type="dxa" w:w="60"/>
-              <w:left w:type="dxa" w:w="100"/>
-              <w:bottom w:type="dxa" w:w="60"/>
-              <w:right w:type="dxa" w:w="100"/>
-            </w:tcMar>
-          </w:tcPr>
-          <w:p>
-            <w:pPr>
-              <w:spacing w:after="20"/>
-            </w:pPr>
-            <w:r>
-              <w:rPr>
-                <w:sz w:val="16"/>
-                <w:szCs w:val="16"/>
-              </w:rPr>
-              <w:t xml:space="preserve">Functional</w:t>
-            </w:r>
-          </w:p>
-        </w:tc>
-        <w:tc>
-          <w:tcPr>
-            <w:tcW w:type="dxa" w:w="2700"/>
-            <w:tcBorders>
-              <w:top w:val="single" w:color="7F7F7F" w:sz="4"/>
-              <w:left w:val="single" w:color="7F7F7F" w:sz="4"/>
-              <w:bottom w:val="single" w:color="7F7F7F" w:sz="4"/>
-              <w:right w:val="single" w:color="7F7F7F" w:sz="4"/>
-            </w:tcBorders>
-            <w:tcMar>
-              <w:top w:type="dxa" w:w="60"/>
-              <w:left w:type="dxa" w:w="100"/>
-              <w:bottom w:type="dxa" w:w="60"/>
-              <w:right w:type="dxa" w:w="100"/>
-            </w:tcMar>
-          </w:tcPr>
-          <w:p>
-            <w:pPr>
-              <w:spacing w:after="20"/>
-            </w:pPr>
-            <w:r>
-              <w:rPr>
-                <w:sz w:val="16"/>
-                <w:szCs w:val="16"/>
-              </w:rPr>
-              <w:t xml:space="preserve">201; posting </w:t>
-            </w:r>
-            <w:r>
-              <w:rPr>
-                <w:rFonts w:ascii="Consolas" w:cs="Consolas" w:eastAsia="Consolas" w:hAnsi="Consolas"/>
-                <w:sz w:val="16"/>
-                <w:szCs w:val="16"/>
-              </w:rPr>
-              <w:t xml:space="preserve">status=pending_approval</w:t>
-            </w:r>
-            <w:r>
-              <w:rPr>
-                <w:sz w:val="16"/>
-                <w:szCs w:val="16"/>
-              </w:rPr>
-              <w:t xml:space="preserve">, 3 accommodations stored</w:t>
-            </w:r>
-          </w:p>
-        </w:tc>
-        <w:tc>
-          <w:tcPr>
-            <w:tcW w:type="dxa" w:w="1500"/>
-            <w:tcBorders>
-              <w:top w:val="single" w:color="7F7F7F" w:sz="4"/>
-              <w:left w:val="single" w:color="7F7F7F" w:sz="4"/>
-              <w:bottom w:val="single" w:color="7F7F7F" w:sz="4"/>
-              <w:right w:val="single" w:color="7F7F7F" w:sz="4"/>
-            </w:tcBorders>
-            <w:tcMar>
-              <w:top w:type="dxa" w:w="60"/>
-              <w:left w:type="dxa" w:w="100"/>
-              <w:bottom w:type="dxa" w:w="60"/>
-              <w:right w:type="dxa" w:w="100"/>
-            </w:tcMar>
-          </w:tcPr>
-          <w:p>
-            <w:pPr>
-              <w:spacing w:after="20"/>
-            </w:pPr>
-            <w:r>
-              <w:rPr>
-                <w:sz w:val="16"/>
-                <w:szCs w:val="16"/>
-                <w:highlight w:val="yellow"/>
-              </w:rPr>
-              <w:t xml:space="preserve">[Actual]</w:t>
-            </w:r>
-          </w:p>
-        </w:tc>
-        <w:tc>
-          <w:tcPr>
-            <w:tcW w:type="dxa" w:w="1080"/>
-            <w:tcBorders>
-              <w:top w:val="single" w:color="7F7F7F" w:sz="4"/>
-              <w:left w:val="single" w:color="7F7F7F" w:sz="4"/>
-              <w:bottom w:val="single" w:color="7F7F7F" w:sz="4"/>
-              <w:right w:val="single" w:color="7F7F7F" w:sz="4"/>
-            </w:tcBorders>
-            <w:tcMar>
-              <w:top w:type="dxa" w:w="60"/>
-              <w:left w:type="dxa" w:w="100"/>
-              <w:bottom w:type="dxa" w:w="60"/>
-              <w:right w:type="dxa" w:w="100"/>
-            </w:tcMar>
-          </w:tcPr>
-          <w:p>
-            <w:pPr>
-              <w:spacing w:after="20"/>
-            </w:pPr>
-            <w:r>
-              <w:rPr>
-                <w:sz w:val="16"/>
-                <w:szCs w:val="16"/>
-                <w:highlight w:val="yellow"/>
-              </w:rPr>
-              <w:t xml:space="preserve">[PASS/FAIL]</w:t>
+              <w:t xml:space="preserve">PASS</w:t>
             </w:r>
           </w:p>
         </w:tc>
@@ -22733,6 +22758,219 @@
       <w:tr>
         <w:tc>
           <w:tcPr>
+            <w:tcW w:type="dxa" w:w="560"/>
+            <w:tcBorders>
+              <w:top w:val="single" w:color="7F7F7F" w:sz="4"/>
+              <w:left w:val="single" w:color="7F7F7F" w:sz="4"/>
+              <w:bottom w:val="single" w:color="7F7F7F" w:sz="4"/>
+              <w:right w:val="single" w:color="7F7F7F" w:sz="4"/>
+            </w:tcBorders>
+            <w:tcMar>
+              <w:top w:type="dxa" w:w="60"/>
+              <w:left w:type="dxa" w:w="100"/>
+              <w:bottom w:type="dxa" w:w="60"/>
+              <w:right w:type="dxa" w:w="100"/>
+            </w:tcMar>
+          </w:tcPr>
+          <w:p>
+            <w:pPr>
+              <w:spacing w:after="20"/>
+            </w:pPr>
+            <w:r>
+              <w:rPr>
+                <w:sz w:val="16"/>
+                <w:szCs w:val="16"/>
+              </w:rPr>
+              <w:t xml:space="preserve">T03</w:t>
+            </w:r>
+          </w:p>
+        </w:tc>
+        <w:tc>
+          <w:tcPr>
+            <w:tcW w:type="dxa" w:w="2000"/>
+            <w:tcBorders>
+              <w:top w:val="single" w:color="7F7F7F" w:sz="4"/>
+              <w:left w:val="single" w:color="7F7F7F" w:sz="4"/>
+              <w:bottom w:val="single" w:color="7F7F7F" w:sz="4"/>
+              <w:right w:val="single" w:color="7F7F7F" w:sz="4"/>
+            </w:tcBorders>
+            <w:tcMar>
+              <w:top w:type="dxa" w:w="60"/>
+              <w:left w:type="dxa" w:w="100"/>
+              <w:bottom w:type="dxa" w:w="60"/>
+              <w:right w:type="dxa" w:w="100"/>
+            </w:tcMar>
+          </w:tcPr>
+          <w:p>
+            <w:pPr>
+              <w:spacing w:after="20"/>
+            </w:pPr>
+            <w:r>
+              <w:rPr>
+                <w:sz w:val="16"/>
+                <w:szCs w:val="16"/>
+              </w:rPr>
+              <w:t xml:space="preserve">Candidate with saved needs (demo candidate: 3) searches with </w:t>
+            </w:r>
+            <w:r>
+              <w:rPr>
+                <w:rFonts w:ascii="Consolas" w:cs="Consolas" w:eastAsia="Consolas" w:hAnsi="Consolas"/>
+                <w:sz w:val="16"/>
+                <w:szCs w:val="16"/>
+              </w:rPr>
+              <w:t xml:space="preserve">match=1</w:t>
+            </w:r>
+          </w:p>
+        </w:tc>
+        <w:tc>
+          <w:tcPr>
+            <w:tcW w:type="dxa" w:w="1050"/>
+            <w:tcBorders>
+              <w:top w:val="single" w:color="7F7F7F" w:sz="4"/>
+              <w:left w:val="single" w:color="7F7F7F" w:sz="4"/>
+              <w:bottom w:val="single" w:color="7F7F7F" w:sz="4"/>
+              <w:right w:val="single" w:color="7F7F7F" w:sz="4"/>
+            </w:tcBorders>
+            <w:tcMar>
+              <w:top w:type="dxa" w:w="60"/>
+              <w:left w:type="dxa" w:w="100"/>
+              <w:bottom w:type="dxa" w:w="60"/>
+              <w:right w:type="dxa" w:w="100"/>
+            </w:tcMar>
+          </w:tcPr>
+          <w:p>
+            <w:pPr>
+              <w:spacing w:after="20"/>
+            </w:pPr>
+            <w:r>
+              <w:rPr>
+                <w:sz w:val="16"/>
+                <w:szCs w:val="16"/>
+              </w:rPr>
+              <w:t xml:space="preserve">Functional</w:t>
+            </w:r>
+          </w:p>
+        </w:tc>
+        <w:tc>
+          <w:tcPr>
+            <w:tcW w:type="dxa" w:w="2350"/>
+            <w:tcBorders>
+              <w:top w:val="single" w:color="7F7F7F" w:sz="4"/>
+              <w:left w:val="single" w:color="7F7F7F" w:sz="4"/>
+              <w:bottom w:val="single" w:color="7F7F7F" w:sz="4"/>
+              <w:right w:val="single" w:color="7F7F7F" w:sz="4"/>
+            </w:tcBorders>
+            <w:tcMar>
+              <w:top w:type="dxa" w:w="60"/>
+              <w:left w:type="dxa" w:w="100"/>
+              <w:bottom w:type="dxa" w:w="60"/>
+              <w:right w:type="dxa" w:w="100"/>
+            </w:tcMar>
+          </w:tcPr>
+          <w:p>
+            <w:pPr>
+              <w:spacing w:after="20"/>
+            </w:pPr>
+            <w:r>
+              <w:rPr>
+                <w:sz w:val="16"/>
+                <w:szCs w:val="16"/>
+              </w:rPr>
+              <w:t xml:space="preserve">200; postings ordered by </w:t>
+            </w:r>
+            <w:r>
+              <w:rPr>
+                <w:rFonts w:ascii="Consolas" w:cs="Consolas" w:eastAsia="Consolas" w:hAnsi="Consolas"/>
+                <w:sz w:val="16"/>
+                <w:szCs w:val="16"/>
+              </w:rPr>
+              <w:t xml:space="preserve">match.met</w:t>
+            </w:r>
+            <w:r>
+              <w:rPr>
+                <w:sz w:val="16"/>
+                <w:szCs w:val="16"/>
+              </w:rPr>
+              <w:t xml:space="preserve"> desc; </w:t>
+            </w:r>
+            <w:r>
+              <w:rPr>
+                <w:rFonts w:ascii="Consolas" w:cs="Consolas" w:eastAsia="Consolas" w:hAnsi="Consolas"/>
+                <w:sz w:val="16"/>
+                <w:szCs w:val="16"/>
+              </w:rPr>
+              <w:t xml:space="preserve">missing</w:t>
+            </w:r>
+            <w:r>
+              <w:rPr>
+                <w:sz w:val="16"/>
+                <w:szCs w:val="16"/>
+              </w:rPr>
+              <w:t xml:space="preserve"> lists unmet needs</w:t>
+            </w:r>
+          </w:p>
+        </w:tc>
+        <w:tc>
+          <w:tcPr>
+            <w:tcW w:type="dxa" w:w="3420"/>
+            <w:tcBorders>
+              <w:top w:val="single" w:color="7F7F7F" w:sz="4"/>
+              <w:left w:val="single" w:color="7F7F7F" w:sz="4"/>
+              <w:bottom w:val="single" w:color="7F7F7F" w:sz="4"/>
+              <w:right w:val="single" w:color="7F7F7F" w:sz="4"/>
+            </w:tcBorders>
+            <w:tcMar>
+              <w:top w:type="dxa" w:w="60"/>
+              <w:left w:type="dxa" w:w="100"/>
+              <w:bottom w:type="dxa" w:w="60"/>
+              <w:right w:type="dxa" w:w="100"/>
+            </w:tcMar>
+          </w:tcPr>
+          <w:p>
+            <w:pPr>
+              <w:spacing w:after="20"/>
+            </w:pPr>
+            <w:r>
+              <w:rPr>
+                <w:sz w:val="16"/>
+                <w:szCs w:val="16"/>
+              </w:rPr>
+              <w:t xml:space="preserve">200; </w:t>
+            </w:r>
+            <w:r>
+              <w:rPr>
+                <w:rFonts w:ascii="Consolas" w:cs="Consolas" w:eastAsia="Consolas" w:hAnsi="Consolas"/>
+                <w:sz w:val="16"/>
+                <w:szCs w:val="16"/>
+              </w:rPr>
+              <w:t xml:space="preserve">match_mode=true</w:t>
+            </w:r>
+            <w:r>
+              <w:rPr>
+                <w:sz w:val="16"/>
+                <w:szCs w:val="16"/>
+              </w:rPr>
+              <w:t xml:space="preserve">, 12 per page; ranked 3/3 → 1/3 → 0/3; </w:t>
+            </w:r>
+            <w:r>
+              <w:rPr>
+                <w:rFonts w:ascii="Consolas" w:cs="Consolas" w:eastAsia="Consolas" w:hAnsi="Consolas"/>
+                <w:sz w:val="16"/>
+                <w:szCs w:val="16"/>
+              </w:rPr>
+              <w:t xml:space="preserve">missing</w:t>
+            </w:r>
+            <w:r>
+              <w:rPr>
+                <w:sz w:val="16"/>
+                <w:szCs w:val="16"/>
+              </w:rPr>
+              <w:t xml:space="preserve"> = total − met, named on the details page</w:t>
+            </w:r>
+          </w:p>
+        </w:tc>
+        <w:tc>
+          <w:tcPr>
             <w:tcW w:type="dxa" w:w="700"/>
             <w:tcBorders>
               <w:top w:val="single" w:color="7F7F7F" w:sz="4"/>
@@ -22756,192 +22994,7 @@
                 <w:sz w:val="16"/>
                 <w:szCs w:val="16"/>
               </w:rPr>
-              <w:t xml:space="preserve">T03</w:t>
-            </w:r>
-          </w:p>
-        </w:tc>
-        <w:tc>
-          <w:tcPr>
-            <w:tcW w:type="dxa" w:w="2800"/>
-            <w:tcBorders>
-              <w:top w:val="single" w:color="7F7F7F" w:sz="4"/>
-              <w:left w:val="single" w:color="7F7F7F" w:sz="4"/>
-              <w:bottom w:val="single" w:color="7F7F7F" w:sz="4"/>
-              <w:right w:val="single" w:color="7F7F7F" w:sz="4"/>
-            </w:tcBorders>
-            <w:tcMar>
-              <w:top w:type="dxa" w:w="60"/>
-              <w:left w:type="dxa" w:w="100"/>
-              <w:bottom w:type="dxa" w:w="60"/>
-              <w:right w:type="dxa" w:w="100"/>
-            </w:tcMar>
-          </w:tcPr>
-          <w:p>
-            <w:pPr>
-              <w:spacing w:after="20"/>
-            </w:pPr>
-            <w:r>
-              <w:rPr>
-                <w:sz w:val="16"/>
-                <w:szCs w:val="16"/>
-              </w:rPr>
-              <w:t xml:space="preserve">Candidate with 5 needs searches with </w:t>
-            </w:r>
-            <w:r>
-              <w:rPr>
-                <w:rFonts w:ascii="Consolas" w:cs="Consolas" w:eastAsia="Consolas" w:hAnsi="Consolas"/>
-                <w:sz w:val="16"/>
-                <w:szCs w:val="16"/>
-              </w:rPr>
-              <w:t xml:space="preserve">match=1</w:t>
-            </w:r>
-          </w:p>
-        </w:tc>
-        <w:tc>
-          <w:tcPr>
-            <w:tcW w:type="dxa" w:w="1300"/>
-            <w:tcBorders>
-              <w:top w:val="single" w:color="7F7F7F" w:sz="4"/>
-              <w:left w:val="single" w:color="7F7F7F" w:sz="4"/>
-              <w:bottom w:val="single" w:color="7F7F7F" w:sz="4"/>
-              <w:right w:val="single" w:color="7F7F7F" w:sz="4"/>
-            </w:tcBorders>
-            <w:tcMar>
-              <w:top w:type="dxa" w:w="60"/>
-              <w:left w:type="dxa" w:w="100"/>
-              <w:bottom w:type="dxa" w:w="60"/>
-              <w:right w:type="dxa" w:w="100"/>
-            </w:tcMar>
-          </w:tcPr>
-          <w:p>
-            <w:pPr>
-              <w:spacing w:after="20"/>
-            </w:pPr>
-            <w:r>
-              <w:rPr>
-                <w:sz w:val="16"/>
-                <w:szCs w:val="16"/>
-              </w:rPr>
-              <w:t xml:space="preserve">Functional</w:t>
-            </w:r>
-          </w:p>
-        </w:tc>
-        <w:tc>
-          <w:tcPr>
-            <w:tcW w:type="dxa" w:w="2700"/>
-            <w:tcBorders>
-              <w:top w:val="single" w:color="7F7F7F" w:sz="4"/>
-              <w:left w:val="single" w:color="7F7F7F" w:sz="4"/>
-              <w:bottom w:val="single" w:color="7F7F7F" w:sz="4"/>
-              <w:right w:val="single" w:color="7F7F7F" w:sz="4"/>
-            </w:tcBorders>
-            <w:tcMar>
-              <w:top w:type="dxa" w:w="60"/>
-              <w:left w:type="dxa" w:w="100"/>
-              <w:bottom w:type="dxa" w:w="60"/>
-              <w:right w:type="dxa" w:w="100"/>
-            </w:tcMar>
-          </w:tcPr>
-          <w:p>
-            <w:pPr>
-              <w:spacing w:after="20"/>
-            </w:pPr>
-            <w:r>
-              <w:rPr>
-                <w:sz w:val="16"/>
-                <w:szCs w:val="16"/>
-              </w:rPr>
-              <w:t xml:space="preserve">200; postings ordered by </w:t>
-            </w:r>
-            <w:r>
-              <w:rPr>
-                <w:rFonts w:ascii="Consolas" w:cs="Consolas" w:eastAsia="Consolas" w:hAnsi="Consolas"/>
-                <w:sz w:val="16"/>
-                <w:szCs w:val="16"/>
-              </w:rPr>
-              <w:t xml:space="preserve">match.met</w:t>
-            </w:r>
-            <w:r>
-              <w:rPr>
-                <w:sz w:val="16"/>
-                <w:szCs w:val="16"/>
-              </w:rPr>
-              <w:t xml:space="preserve"> desc; </w:t>
-            </w:r>
-            <w:r>
-              <w:rPr>
-                <w:rFonts w:ascii="Consolas" w:cs="Consolas" w:eastAsia="Consolas" w:hAnsi="Consolas"/>
-                <w:sz w:val="16"/>
-                <w:szCs w:val="16"/>
-              </w:rPr>
-              <w:t xml:space="preserve">missing</w:t>
-            </w:r>
-            <w:r>
-              <w:rPr>
-                <w:sz w:val="16"/>
-                <w:szCs w:val="16"/>
-              </w:rPr>
-              <w:t xml:space="preserve"> lists unmet needs</w:t>
-            </w:r>
-          </w:p>
-        </w:tc>
-        <w:tc>
-          <w:tcPr>
-            <w:tcW w:type="dxa" w:w="1500"/>
-            <w:tcBorders>
-              <w:top w:val="single" w:color="7F7F7F" w:sz="4"/>
-              <w:left w:val="single" w:color="7F7F7F" w:sz="4"/>
-              <w:bottom w:val="single" w:color="7F7F7F" w:sz="4"/>
-              <w:right w:val="single" w:color="7F7F7F" w:sz="4"/>
-            </w:tcBorders>
-            <w:tcMar>
-              <w:top w:type="dxa" w:w="60"/>
-              <w:left w:type="dxa" w:w="100"/>
-              <w:bottom w:type="dxa" w:w="60"/>
-              <w:right w:type="dxa" w:w="100"/>
-            </w:tcMar>
-          </w:tcPr>
-          <w:p>
-            <w:pPr>
-              <w:spacing w:after="20"/>
-            </w:pPr>
-            <w:r>
-              <w:rPr>
-                <w:sz w:val="16"/>
-                <w:szCs w:val="16"/>
-                <w:highlight w:val="yellow"/>
-              </w:rPr>
-              <w:t xml:space="preserve">[Actual]</w:t>
-            </w:r>
-          </w:p>
-        </w:tc>
-        <w:tc>
-          <w:tcPr>
-            <w:tcW w:type="dxa" w:w="1080"/>
-            <w:tcBorders>
-              <w:top w:val="single" w:color="7F7F7F" w:sz="4"/>
-              <w:left w:val="single" w:color="7F7F7F" w:sz="4"/>
-              <w:bottom w:val="single" w:color="7F7F7F" w:sz="4"/>
-              <w:right w:val="single" w:color="7F7F7F" w:sz="4"/>
-            </w:tcBorders>
-            <w:tcMar>
-              <w:top w:type="dxa" w:w="60"/>
-              <w:left w:type="dxa" w:w="100"/>
-              <w:bottom w:type="dxa" w:w="60"/>
-              <w:right w:type="dxa" w:w="100"/>
-            </w:tcMar>
-          </w:tcPr>
-          <w:p>
-            <w:pPr>
-              <w:spacing w:after="20"/>
-            </w:pPr>
-            <w:r>
-              <w:rPr>
-                <w:sz w:val="16"/>
-                <w:szCs w:val="16"/>
-                <w:highlight w:val="yellow"/>
-              </w:rPr>
-              <w:t xml:space="preserve">[PASS/FAIL]</w:t>
+              <w:t xml:space="preserve">PASS</w:t>
             </w:r>
           </w:p>
         </w:tc>
@@ -22949,6 +23002,196 @@
       <w:tr>
         <w:tc>
           <w:tcPr>
+            <w:tcW w:type="dxa" w:w="560"/>
+            <w:tcBorders>
+              <w:top w:val="single" w:color="7F7F7F" w:sz="4"/>
+              <w:left w:val="single" w:color="7F7F7F" w:sz="4"/>
+              <w:bottom w:val="single" w:color="7F7F7F" w:sz="4"/>
+              <w:right w:val="single" w:color="7F7F7F" w:sz="4"/>
+            </w:tcBorders>
+            <w:tcMar>
+              <w:top w:type="dxa" w:w="60"/>
+              <w:left w:type="dxa" w:w="100"/>
+              <w:bottom w:type="dxa" w:w="60"/>
+              <w:right w:type="dxa" w:w="100"/>
+            </w:tcMar>
+          </w:tcPr>
+          <w:p>
+            <w:pPr>
+              <w:spacing w:after="20"/>
+            </w:pPr>
+            <w:r>
+              <w:rPr>
+                <w:sz w:val="16"/>
+                <w:szCs w:val="16"/>
+              </w:rPr>
+              <w:t xml:space="preserve">T04</w:t>
+            </w:r>
+          </w:p>
+        </w:tc>
+        <w:tc>
+          <w:tcPr>
+            <w:tcW w:type="dxa" w:w="2000"/>
+            <w:tcBorders>
+              <w:top w:val="single" w:color="7F7F7F" w:sz="4"/>
+              <w:left w:val="single" w:color="7F7F7F" w:sz="4"/>
+              <w:bottom w:val="single" w:color="7F7F7F" w:sz="4"/>
+              <w:right w:val="single" w:color="7F7F7F" w:sz="4"/>
+            </w:tcBorders>
+            <w:tcMar>
+              <w:top w:type="dxa" w:w="60"/>
+              <w:left w:type="dxa" w:w="100"/>
+              <w:bottom w:type="dxa" w:w="60"/>
+              <w:right w:type="dxa" w:w="100"/>
+            </w:tcMar>
+          </w:tcPr>
+          <w:p>
+            <w:pPr>
+              <w:spacing w:after="20"/>
+            </w:pPr>
+            <w:r>
+              <w:rPr>
+                <w:sz w:val="16"/>
+                <w:szCs w:val="16"/>
+              </w:rPr>
+              <w:t xml:space="preserve">Candidate applies to an open posting</w:t>
+            </w:r>
+          </w:p>
+        </w:tc>
+        <w:tc>
+          <w:tcPr>
+            <w:tcW w:type="dxa" w:w="1050"/>
+            <w:tcBorders>
+              <w:top w:val="single" w:color="7F7F7F" w:sz="4"/>
+              <w:left w:val="single" w:color="7F7F7F" w:sz="4"/>
+              <w:bottom w:val="single" w:color="7F7F7F" w:sz="4"/>
+              <w:right w:val="single" w:color="7F7F7F" w:sz="4"/>
+            </w:tcBorders>
+            <w:tcMar>
+              <w:top w:type="dxa" w:w="60"/>
+              <w:left w:type="dxa" w:w="100"/>
+              <w:bottom w:type="dxa" w:w="60"/>
+              <w:right w:type="dxa" w:w="100"/>
+            </w:tcMar>
+          </w:tcPr>
+          <w:p>
+            <w:pPr>
+              <w:spacing w:after="20"/>
+            </w:pPr>
+            <w:r>
+              <w:rPr>
+                <w:sz w:val="16"/>
+                <w:szCs w:val="16"/>
+              </w:rPr>
+              <w:t xml:space="preserve">Functional</w:t>
+            </w:r>
+          </w:p>
+        </w:tc>
+        <w:tc>
+          <w:tcPr>
+            <w:tcW w:type="dxa" w:w="2350"/>
+            <w:tcBorders>
+              <w:top w:val="single" w:color="7F7F7F" w:sz="4"/>
+              <w:left w:val="single" w:color="7F7F7F" w:sz="4"/>
+              <w:bottom w:val="single" w:color="7F7F7F" w:sz="4"/>
+              <w:right w:val="single" w:color="7F7F7F" w:sz="4"/>
+            </w:tcBorders>
+            <w:tcMar>
+              <w:top w:type="dxa" w:w="60"/>
+              <w:left w:type="dxa" w:w="100"/>
+              <w:bottom w:type="dxa" w:w="60"/>
+              <w:right w:type="dxa" w:w="100"/>
+            </w:tcMar>
+          </w:tcPr>
+          <w:p>
+            <w:pPr>
+              <w:spacing w:after="20"/>
+            </w:pPr>
+            <w:r>
+              <w:rPr>
+                <w:sz w:val="16"/>
+                <w:szCs w:val="16"/>
+              </w:rPr>
+              <w:t xml:space="preserve">201 </w:t>
+            </w:r>
+            <w:r>
+              <w:rPr>
+                <w:rFonts w:ascii="Consolas" w:cs="Consolas" w:eastAsia="Consolas" w:hAnsi="Consolas"/>
+                <w:sz w:val="16"/>
+                <w:szCs w:val="16"/>
+              </w:rPr>
+              <w:t xml:space="preserve">status=pending</w:t>
+            </w:r>
+            <w:r>
+              <w:rPr>
+                <w:sz w:val="16"/>
+                <w:szCs w:val="16"/>
+              </w:rPr>
+              <w:t xml:space="preserve">; employer receives notification</w:t>
+            </w:r>
+          </w:p>
+        </w:tc>
+        <w:tc>
+          <w:tcPr>
+            <w:tcW w:type="dxa" w:w="3420"/>
+            <w:tcBorders>
+              <w:top w:val="single" w:color="7F7F7F" w:sz="4"/>
+              <w:left w:val="single" w:color="7F7F7F" w:sz="4"/>
+              <w:bottom w:val="single" w:color="7F7F7F" w:sz="4"/>
+              <w:right w:val="single" w:color="7F7F7F" w:sz="4"/>
+            </w:tcBorders>
+            <w:tcMar>
+              <w:top w:type="dxa" w:w="60"/>
+              <w:left w:type="dxa" w:w="100"/>
+              <w:bottom w:type="dxa" w:w="60"/>
+              <w:right w:type="dxa" w:w="100"/>
+            </w:tcMar>
+          </w:tcPr>
+          <w:p>
+            <w:pPr>
+              <w:spacing w:after="20"/>
+            </w:pPr>
+            <w:r>
+              <w:rPr>
+                <w:sz w:val="16"/>
+                <w:szCs w:val="16"/>
+              </w:rPr>
+              <w:t xml:space="preserve">201 </w:t>
+            </w:r>
+            <w:r>
+              <w:rPr>
+                <w:rFonts w:ascii="Consolas" w:cs="Consolas" w:eastAsia="Consolas" w:hAnsi="Consolas"/>
+                <w:sz w:val="16"/>
+                <w:szCs w:val="16"/>
+              </w:rPr>
+              <w:t xml:space="preserve">status=pending</w:t>
+            </w:r>
+            <w:r>
+              <w:rPr>
+                <w:sz w:val="16"/>
+                <w:szCs w:val="16"/>
+              </w:rPr>
+              <w:t xml:space="preserve">; the employer's newest notice is </w:t>
+            </w:r>
+            <w:r>
+              <w:rPr>
+                <w:rFonts w:ascii="Consolas" w:cs="Consolas" w:eastAsia="Consolas" w:hAnsi="Consolas"/>
+                <w:sz w:val="16"/>
+                <w:szCs w:val="16"/>
+              </w:rPr>
+              <w:t xml:space="preserve">application_received</w:t>
+            </w:r>
+            <w:r>
+              <w:rPr>
+                <w:sz w:val="16"/>
+                <w:szCs w:val="16"/>
+              </w:rPr>
+              <w:t xml:space="preserve"> for this application and is counted as unread</w:t>
+            </w:r>
+          </w:p>
+        </w:tc>
+        <w:tc>
+          <w:tcPr>
             <w:tcW w:type="dxa" w:w="700"/>
             <w:tcBorders>
               <w:top w:val="single" w:color="7F7F7F" w:sz="4"/>
@@ -22972,169 +23215,7 @@
                 <w:sz w:val="16"/>
                 <w:szCs w:val="16"/>
               </w:rPr>
-              <w:t xml:space="preserve">T04</w:t>
-            </w:r>
-          </w:p>
-        </w:tc>
-        <w:tc>
-          <w:tcPr>
-            <w:tcW w:type="dxa" w:w="2800"/>
-            <w:tcBorders>
-              <w:top w:val="single" w:color="7F7F7F" w:sz="4"/>
-              <w:left w:val="single" w:color="7F7F7F" w:sz="4"/>
-              <w:bottom w:val="single" w:color="7F7F7F" w:sz="4"/>
-              <w:right w:val="single" w:color="7F7F7F" w:sz="4"/>
-            </w:tcBorders>
-            <w:tcMar>
-              <w:top w:type="dxa" w:w="60"/>
-              <w:left w:type="dxa" w:w="100"/>
-              <w:bottom w:type="dxa" w:w="60"/>
-              <w:right w:type="dxa" w:w="100"/>
-            </w:tcMar>
-          </w:tcPr>
-          <w:p>
-            <w:pPr>
-              <w:spacing w:after="20"/>
-            </w:pPr>
-            <w:r>
-              <w:rPr>
-                <w:sz w:val="16"/>
-                <w:szCs w:val="16"/>
-              </w:rPr>
-              <w:t xml:space="preserve">Candidate applies to an open posting</w:t>
-            </w:r>
-          </w:p>
-        </w:tc>
-        <w:tc>
-          <w:tcPr>
-            <w:tcW w:type="dxa" w:w="1300"/>
-            <w:tcBorders>
-              <w:top w:val="single" w:color="7F7F7F" w:sz="4"/>
-              <w:left w:val="single" w:color="7F7F7F" w:sz="4"/>
-              <w:bottom w:val="single" w:color="7F7F7F" w:sz="4"/>
-              <w:right w:val="single" w:color="7F7F7F" w:sz="4"/>
-            </w:tcBorders>
-            <w:tcMar>
-              <w:top w:type="dxa" w:w="60"/>
-              <w:left w:type="dxa" w:w="100"/>
-              <w:bottom w:type="dxa" w:w="60"/>
-              <w:right w:type="dxa" w:w="100"/>
-            </w:tcMar>
-          </w:tcPr>
-          <w:p>
-            <w:pPr>
-              <w:spacing w:after="20"/>
-            </w:pPr>
-            <w:r>
-              <w:rPr>
-                <w:sz w:val="16"/>
-                <w:szCs w:val="16"/>
-              </w:rPr>
-              <w:t xml:space="preserve">Functional</w:t>
-            </w:r>
-          </w:p>
-        </w:tc>
-        <w:tc>
-          <w:tcPr>
-            <w:tcW w:type="dxa" w:w="2700"/>
-            <w:tcBorders>
-              <w:top w:val="single" w:color="7F7F7F" w:sz="4"/>
-              <w:left w:val="single" w:color="7F7F7F" w:sz="4"/>
-              <w:bottom w:val="single" w:color="7F7F7F" w:sz="4"/>
-              <w:right w:val="single" w:color="7F7F7F" w:sz="4"/>
-            </w:tcBorders>
-            <w:tcMar>
-              <w:top w:type="dxa" w:w="60"/>
-              <w:left w:type="dxa" w:w="100"/>
-              <w:bottom w:type="dxa" w:w="60"/>
-              <w:right w:type="dxa" w:w="100"/>
-            </w:tcMar>
-          </w:tcPr>
-          <w:p>
-            <w:pPr>
-              <w:spacing w:after="20"/>
-            </w:pPr>
-            <w:r>
-              <w:rPr>
-                <w:sz w:val="16"/>
-                <w:szCs w:val="16"/>
-              </w:rPr>
-              <w:t xml:space="preserve">201 </w:t>
-            </w:r>
-            <w:r>
-              <w:rPr>
-                <w:rFonts w:ascii="Consolas" w:cs="Consolas" w:eastAsia="Consolas" w:hAnsi="Consolas"/>
-                <w:sz w:val="16"/>
-                <w:szCs w:val="16"/>
-              </w:rPr>
-              <w:t xml:space="preserve">status=pending</w:t>
-            </w:r>
-            <w:r>
-              <w:rPr>
-                <w:sz w:val="16"/>
-                <w:szCs w:val="16"/>
-              </w:rPr>
-              <w:t xml:space="preserve">; employer receives notification</w:t>
-            </w:r>
-          </w:p>
-        </w:tc>
-        <w:tc>
-          <w:tcPr>
-            <w:tcW w:type="dxa" w:w="1500"/>
-            <w:tcBorders>
-              <w:top w:val="single" w:color="7F7F7F" w:sz="4"/>
-              <w:left w:val="single" w:color="7F7F7F" w:sz="4"/>
-              <w:bottom w:val="single" w:color="7F7F7F" w:sz="4"/>
-              <w:right w:val="single" w:color="7F7F7F" w:sz="4"/>
-            </w:tcBorders>
-            <w:tcMar>
-              <w:top w:type="dxa" w:w="60"/>
-              <w:left w:type="dxa" w:w="100"/>
-              <w:bottom w:type="dxa" w:w="60"/>
-              <w:right w:type="dxa" w:w="100"/>
-            </w:tcMar>
-          </w:tcPr>
-          <w:p>
-            <w:pPr>
-              <w:spacing w:after="20"/>
-            </w:pPr>
-            <w:r>
-              <w:rPr>
-                <w:sz w:val="16"/>
-                <w:szCs w:val="16"/>
-                <w:highlight w:val="yellow"/>
-              </w:rPr>
-              <w:t xml:space="preserve">[Actual]</w:t>
-            </w:r>
-          </w:p>
-        </w:tc>
-        <w:tc>
-          <w:tcPr>
-            <w:tcW w:type="dxa" w:w="1080"/>
-            <w:tcBorders>
-              <w:top w:val="single" w:color="7F7F7F" w:sz="4"/>
-              <w:left w:val="single" w:color="7F7F7F" w:sz="4"/>
-              <w:bottom w:val="single" w:color="7F7F7F" w:sz="4"/>
-              <w:right w:val="single" w:color="7F7F7F" w:sz="4"/>
-            </w:tcBorders>
-            <w:tcMar>
-              <w:top w:type="dxa" w:w="60"/>
-              <w:left w:type="dxa" w:w="100"/>
-              <w:bottom w:type="dxa" w:w="60"/>
-              <w:right w:type="dxa" w:w="100"/>
-            </w:tcMar>
-          </w:tcPr>
-          <w:p>
-            <w:pPr>
-              <w:spacing w:after="20"/>
-            </w:pPr>
-            <w:r>
-              <w:rPr>
-                <w:sz w:val="16"/>
-                <w:szCs w:val="16"/>
-                <w:highlight w:val="yellow"/>
-              </w:rPr>
-              <w:t xml:space="preserve">[PASS/FAIL]</w:t>
+              <w:t xml:space="preserve">PASS</w:t>
             </w:r>
           </w:p>
         </w:tc>
@@ -23142,6 +23223,204 @@
       <w:tr>
         <w:tc>
           <w:tcPr>
+            <w:tcW w:type="dxa" w:w="560"/>
+            <w:tcBorders>
+              <w:top w:val="single" w:color="7F7F7F" w:sz="4"/>
+              <w:left w:val="single" w:color="7F7F7F" w:sz="4"/>
+              <w:bottom w:val="single" w:color="7F7F7F" w:sz="4"/>
+              <w:right w:val="single" w:color="7F7F7F" w:sz="4"/>
+            </w:tcBorders>
+            <w:tcMar>
+              <w:top w:type="dxa" w:w="60"/>
+              <w:left w:type="dxa" w:w="100"/>
+              <w:bottom w:type="dxa" w:w="60"/>
+              <w:right w:type="dxa" w:w="100"/>
+            </w:tcMar>
+          </w:tcPr>
+          <w:p>
+            <w:pPr>
+              <w:spacing w:after="20"/>
+            </w:pPr>
+            <w:r>
+              <w:rPr>
+                <w:sz w:val="16"/>
+                <w:szCs w:val="16"/>
+              </w:rPr>
+              <w:t xml:space="preserve">T05</w:t>
+            </w:r>
+          </w:p>
+        </w:tc>
+        <w:tc>
+          <w:tcPr>
+            <w:tcW w:type="dxa" w:w="2000"/>
+            <w:tcBorders>
+              <w:top w:val="single" w:color="7F7F7F" w:sz="4"/>
+              <w:left w:val="single" w:color="7F7F7F" w:sz="4"/>
+              <w:bottom w:val="single" w:color="7F7F7F" w:sz="4"/>
+              <w:right w:val="single" w:color="7F7F7F" w:sz="4"/>
+            </w:tcBorders>
+            <w:tcMar>
+              <w:top w:type="dxa" w:w="60"/>
+              <w:left w:type="dxa" w:w="100"/>
+              <w:bottom w:type="dxa" w:w="60"/>
+              <w:right w:type="dxa" w:w="100"/>
+            </w:tcMar>
+          </w:tcPr>
+          <w:p>
+            <w:pPr>
+              <w:spacing w:after="20"/>
+            </w:pPr>
+            <w:r>
+              <w:rPr>
+                <w:sz w:val="16"/>
+                <w:szCs w:val="16"/>
+              </w:rPr>
+              <w:t xml:space="preserve">Candidate applies to the same posting twice</w:t>
+            </w:r>
+          </w:p>
+        </w:tc>
+        <w:tc>
+          <w:tcPr>
+            <w:tcW w:type="dxa" w:w="1050"/>
+            <w:tcBorders>
+              <w:top w:val="single" w:color="7F7F7F" w:sz="4"/>
+              <w:left w:val="single" w:color="7F7F7F" w:sz="4"/>
+              <w:bottom w:val="single" w:color="7F7F7F" w:sz="4"/>
+              <w:right w:val="single" w:color="7F7F7F" w:sz="4"/>
+            </w:tcBorders>
+            <w:tcMar>
+              <w:top w:type="dxa" w:w="60"/>
+              <w:left w:type="dxa" w:w="100"/>
+              <w:bottom w:type="dxa" w:w="60"/>
+              <w:right w:type="dxa" w:w="100"/>
+            </w:tcMar>
+          </w:tcPr>
+          <w:p>
+            <w:pPr>
+              <w:spacing w:after="20"/>
+            </w:pPr>
+            <w:r>
+              <w:rPr>
+                <w:sz w:val="16"/>
+                <w:szCs w:val="16"/>
+              </w:rPr>
+              <w:t xml:space="preserve">Negative</w:t>
+            </w:r>
+          </w:p>
+        </w:tc>
+        <w:tc>
+          <w:tcPr>
+            <w:tcW w:type="dxa" w:w="2350"/>
+            <w:tcBorders>
+              <w:top w:val="single" w:color="7F7F7F" w:sz="4"/>
+              <w:left w:val="single" w:color="7F7F7F" w:sz="4"/>
+              <w:bottom w:val="single" w:color="7F7F7F" w:sz="4"/>
+              <w:right w:val="single" w:color="7F7F7F" w:sz="4"/>
+            </w:tcBorders>
+            <w:tcMar>
+              <w:top w:type="dxa" w:w="60"/>
+              <w:left w:type="dxa" w:w="100"/>
+              <w:bottom w:type="dxa" w:w="60"/>
+              <w:right w:type="dxa" w:w="100"/>
+            </w:tcMar>
+          </w:tcPr>
+          <w:p>
+            <w:pPr>
+              <w:spacing w:after="20"/>
+            </w:pPr>
+            <w:r>
+              <w:rPr>
+                <w:sz w:val="16"/>
+                <w:szCs w:val="16"/>
+              </w:rPr>
+              <w:t xml:space="preserve">409 </w:t>
+            </w:r>
+            <w:r>
+              <w:rPr>
+                <w:rFonts w:ascii="Consolas" w:cs="Consolas" w:eastAsia="Consolas" w:hAnsi="Consolas"/>
+                <w:sz w:val="16"/>
+                <w:szCs w:val="16"/>
+              </w:rPr>
+              <w:t xml:space="preserve">ALREADY_APPLIED</w:t>
+            </w:r>
+          </w:p>
+        </w:tc>
+        <w:tc>
+          <w:tcPr>
+            <w:tcW w:type="dxa" w:w="3420"/>
+            <w:tcBorders>
+              <w:top w:val="single" w:color="7F7F7F" w:sz="4"/>
+              <w:left w:val="single" w:color="7F7F7F" w:sz="4"/>
+              <w:bottom w:val="single" w:color="7F7F7F" w:sz="4"/>
+              <w:right w:val="single" w:color="7F7F7F" w:sz="4"/>
+            </w:tcBorders>
+            <w:tcMar>
+              <w:top w:type="dxa" w:w="60"/>
+              <w:left w:type="dxa" w:w="100"/>
+              <w:bottom w:type="dxa" w:w="60"/>
+              <w:right w:type="dxa" w:w="100"/>
+            </w:tcMar>
+          </w:tcPr>
+          <w:p>
+            <w:pPr>
+              <w:spacing w:after="20"/>
+            </w:pPr>
+            <w:r>
+              <w:rPr>
+                <w:sz w:val="16"/>
+                <w:szCs w:val="16"/>
+              </w:rPr>
+              <w:t xml:space="preserve">409 </w:t>
+            </w:r>
+            <w:r>
+              <w:rPr>
+                <w:rFonts w:ascii="Consolas" w:cs="Consolas" w:eastAsia="Consolas" w:hAnsi="Consolas"/>
+                <w:sz w:val="16"/>
+                <w:szCs w:val="16"/>
+              </w:rPr>
+              <w:t xml:space="preserve">ALREADY_APPLIED</w:t>
+            </w:r>
+            <w:r>
+              <w:rPr>
+                <w:sz w:val="16"/>
+                <w:szCs w:val="16"/>
+              </w:rPr>
+              <w:t xml:space="preserve">; </w:t>
+            </w:r>
+            <w:r>
+              <w:rPr>
+                <w:rFonts w:ascii="Consolas" w:cs="Consolas" w:eastAsia="Consolas" w:hAnsi="Consolas"/>
+                <w:sz w:val="16"/>
+                <w:szCs w:val="16"/>
+              </w:rPr>
+              <w:t xml:space="preserve">request_id</w:t>
+            </w:r>
+            <w:r>
+              <w:rPr>
+                <w:sz w:val="16"/>
+                <w:szCs w:val="16"/>
+              </w:rPr>
+              <w:t xml:space="preserve"> equals the </w:t>
+            </w:r>
+            <w:r>
+              <w:rPr>
+                <w:rFonts w:ascii="Consolas" w:cs="Consolas" w:eastAsia="Consolas" w:hAnsi="Consolas"/>
+                <w:sz w:val="16"/>
+                <w:szCs w:val="16"/>
+              </w:rPr>
+              <w:t xml:space="preserve">X-Request-ID</w:t>
+            </w:r>
+            <w:r>
+              <w:rPr>
+                <w:sz w:val="16"/>
+                <w:szCs w:val="16"/>
+              </w:rPr>
+              <w:t xml:space="preserve"> header</w:t>
+            </w:r>
+          </w:p>
+        </w:tc>
+        <w:tc>
+          <w:tcPr>
             <w:tcW w:type="dxa" w:w="700"/>
             <w:tcBorders>
               <w:top w:val="single" w:color="7F7F7F" w:sz="4"/>
@@ -23165,162 +23444,7 @@
                 <w:sz w:val="16"/>
                 <w:szCs w:val="16"/>
               </w:rPr>
-              <w:t xml:space="preserve">T05</w:t>
-            </w:r>
-          </w:p>
-        </w:tc>
-        <w:tc>
-          <w:tcPr>
-            <w:tcW w:type="dxa" w:w="2800"/>
-            <w:tcBorders>
-              <w:top w:val="single" w:color="7F7F7F" w:sz="4"/>
-              <w:left w:val="single" w:color="7F7F7F" w:sz="4"/>
-              <w:bottom w:val="single" w:color="7F7F7F" w:sz="4"/>
-              <w:right w:val="single" w:color="7F7F7F" w:sz="4"/>
-            </w:tcBorders>
-            <w:tcMar>
-              <w:top w:type="dxa" w:w="60"/>
-              <w:left w:type="dxa" w:w="100"/>
-              <w:bottom w:type="dxa" w:w="60"/>
-              <w:right w:type="dxa" w:w="100"/>
-            </w:tcMar>
-          </w:tcPr>
-          <w:p>
-            <w:pPr>
-              <w:spacing w:after="20"/>
-            </w:pPr>
-            <w:r>
-              <w:rPr>
-                <w:sz w:val="16"/>
-                <w:szCs w:val="16"/>
-              </w:rPr>
-              <w:t xml:space="preserve">Candidate applies to the same posting twice</w:t>
-            </w:r>
-          </w:p>
-        </w:tc>
-        <w:tc>
-          <w:tcPr>
-            <w:tcW w:type="dxa" w:w="1300"/>
-            <w:tcBorders>
-              <w:top w:val="single" w:color="7F7F7F" w:sz="4"/>
-              <w:left w:val="single" w:color="7F7F7F" w:sz="4"/>
-              <w:bottom w:val="single" w:color="7F7F7F" w:sz="4"/>
-              <w:right w:val="single" w:color="7F7F7F" w:sz="4"/>
-            </w:tcBorders>
-            <w:tcMar>
-              <w:top w:type="dxa" w:w="60"/>
-              <w:left w:type="dxa" w:w="100"/>
-              <w:bottom w:type="dxa" w:w="60"/>
-              <w:right w:type="dxa" w:w="100"/>
-            </w:tcMar>
-          </w:tcPr>
-          <w:p>
-            <w:pPr>
-              <w:spacing w:after="20"/>
-            </w:pPr>
-            <w:r>
-              <w:rPr>
-                <w:sz w:val="16"/>
-                <w:szCs w:val="16"/>
-              </w:rPr>
-              <w:t xml:space="preserve">Negative</w:t>
-            </w:r>
-          </w:p>
-        </w:tc>
-        <w:tc>
-          <w:tcPr>
-            <w:tcW w:type="dxa" w:w="2700"/>
-            <w:tcBorders>
-              <w:top w:val="single" w:color="7F7F7F" w:sz="4"/>
-              <w:left w:val="single" w:color="7F7F7F" w:sz="4"/>
-              <w:bottom w:val="single" w:color="7F7F7F" w:sz="4"/>
-              <w:right w:val="single" w:color="7F7F7F" w:sz="4"/>
-            </w:tcBorders>
-            <w:tcMar>
-              <w:top w:type="dxa" w:w="60"/>
-              <w:left w:type="dxa" w:w="100"/>
-              <w:bottom w:type="dxa" w:w="60"/>
-              <w:right w:type="dxa" w:w="100"/>
-            </w:tcMar>
-          </w:tcPr>
-          <w:p>
-            <w:pPr>
-              <w:spacing w:after="20"/>
-            </w:pPr>
-            <w:r>
-              <w:rPr>
-                <w:sz w:val="16"/>
-                <w:szCs w:val="16"/>
-              </w:rPr>
-              <w:t xml:space="preserve">409 </w:t>
-            </w:r>
-            <w:r>
-              <w:rPr>
-                <w:rFonts w:ascii="Consolas" w:cs="Consolas" w:eastAsia="Consolas" w:hAnsi="Consolas"/>
-                <w:sz w:val="16"/>
-                <w:szCs w:val="16"/>
-              </w:rPr>
-              <w:t xml:space="preserve">ALREADY_APPLIED</w:t>
-            </w:r>
-          </w:p>
-        </w:tc>
-        <w:tc>
-          <w:tcPr>
-            <w:tcW w:type="dxa" w:w="1500"/>
-            <w:tcBorders>
-              <w:top w:val="single" w:color="7F7F7F" w:sz="4"/>
-              <w:left w:val="single" w:color="7F7F7F" w:sz="4"/>
-              <w:bottom w:val="single" w:color="7F7F7F" w:sz="4"/>
-              <w:right w:val="single" w:color="7F7F7F" w:sz="4"/>
-            </w:tcBorders>
-            <w:tcMar>
-              <w:top w:type="dxa" w:w="60"/>
-              <w:left w:type="dxa" w:w="100"/>
-              <w:bottom w:type="dxa" w:w="60"/>
-              <w:right w:type="dxa" w:w="100"/>
-            </w:tcMar>
-          </w:tcPr>
-          <w:p>
-            <w:pPr>
-              <w:spacing w:after="20"/>
-            </w:pPr>
-            <w:r>
-              <w:rPr>
-                <w:sz w:val="16"/>
-                <w:szCs w:val="16"/>
-                <w:highlight w:val="yellow"/>
-              </w:rPr>
-              <w:t xml:space="preserve">[Actual]</w:t>
-            </w:r>
-          </w:p>
-        </w:tc>
-        <w:tc>
-          <w:tcPr>
-            <w:tcW w:type="dxa" w:w="1080"/>
-            <w:tcBorders>
-              <w:top w:val="single" w:color="7F7F7F" w:sz="4"/>
-              <w:left w:val="single" w:color="7F7F7F" w:sz="4"/>
-              <w:bottom w:val="single" w:color="7F7F7F" w:sz="4"/>
-              <w:right w:val="single" w:color="7F7F7F" w:sz="4"/>
-            </w:tcBorders>
-            <w:tcMar>
-              <w:top w:type="dxa" w:w="60"/>
-              <w:left w:type="dxa" w:w="100"/>
-              <w:bottom w:type="dxa" w:w="60"/>
-              <w:right w:type="dxa" w:w="100"/>
-            </w:tcMar>
-          </w:tcPr>
-          <w:p>
-            <w:pPr>
-              <w:spacing w:after="20"/>
-            </w:pPr>
-            <w:r>
-              <w:rPr>
-                <w:sz w:val="16"/>
-                <w:szCs w:val="16"/>
-                <w:highlight w:val="yellow"/>
-              </w:rPr>
-              <w:t xml:space="preserve">[PASS/FAIL]</w:t>
+              <w:t xml:space="preserve">PASS</w:t>
             </w:r>
           </w:p>
         </w:tc>
@@ -23328,6 +23452,197 @@
       <w:tr>
         <w:tc>
           <w:tcPr>
+            <w:tcW w:type="dxa" w:w="560"/>
+            <w:tcBorders>
+              <w:top w:val="single" w:color="7F7F7F" w:sz="4"/>
+              <w:left w:val="single" w:color="7F7F7F" w:sz="4"/>
+              <w:bottom w:val="single" w:color="7F7F7F" w:sz="4"/>
+              <w:right w:val="single" w:color="7F7F7F" w:sz="4"/>
+            </w:tcBorders>
+            <w:tcMar>
+              <w:top w:type="dxa" w:w="60"/>
+              <w:left w:type="dxa" w:w="100"/>
+              <w:bottom w:type="dxa" w:w="60"/>
+              <w:right w:type="dxa" w:w="100"/>
+            </w:tcMar>
+          </w:tcPr>
+          <w:p>
+            <w:pPr>
+              <w:spacing w:after="20"/>
+            </w:pPr>
+            <w:r>
+              <w:rPr>
+                <w:sz w:val="16"/>
+                <w:szCs w:val="16"/>
+              </w:rPr>
+              <w:t xml:space="preserve">T06</w:t>
+            </w:r>
+          </w:p>
+        </w:tc>
+        <w:tc>
+          <w:tcPr>
+            <w:tcW w:type="dxa" w:w="2000"/>
+            <w:tcBorders>
+              <w:top w:val="single" w:color="7F7F7F" w:sz="4"/>
+              <w:left w:val="single" w:color="7F7F7F" w:sz="4"/>
+              <w:bottom w:val="single" w:color="7F7F7F" w:sz="4"/>
+              <w:right w:val="single" w:color="7F7F7F" w:sz="4"/>
+            </w:tcBorders>
+            <w:tcMar>
+              <w:top w:type="dxa" w:w="60"/>
+              <w:left w:type="dxa" w:w="100"/>
+              <w:bottom w:type="dxa" w:w="60"/>
+              <w:right w:type="dxa" w:w="100"/>
+            </w:tcMar>
+          </w:tcPr>
+          <w:p>
+            <w:pPr>
+              <w:spacing w:after="20"/>
+            </w:pPr>
+            <w:r>
+              <w:rPr>
+                <w:sz w:val="16"/>
+                <w:szCs w:val="16"/>
+              </w:rPr>
+              <w:t xml:space="preserve">Employer changes </w:t>
+            </w:r>
+            <w:r>
+              <w:rPr>
+                <w:rFonts w:ascii="Consolas" w:cs="Consolas" w:eastAsia="Consolas" w:hAnsi="Consolas"/>
+                <w:sz w:val="16"/>
+                <w:szCs w:val="16"/>
+              </w:rPr>
+              <w:t xml:space="preserve">pending</w:t>
+            </w:r>
+            <w:r>
+              <w:rPr>
+                <w:sz w:val="16"/>
+                <w:szCs w:val="16"/>
+              </w:rPr>
+              <w:t xml:space="preserve"> directly to </w:t>
+            </w:r>
+            <w:r>
+              <w:rPr>
+                <w:rFonts w:ascii="Consolas" w:cs="Consolas" w:eastAsia="Consolas" w:hAnsi="Consolas"/>
+                <w:sz w:val="16"/>
+                <w:szCs w:val="16"/>
+              </w:rPr>
+              <w:t xml:space="preserve">hired</w:t>
+            </w:r>
+          </w:p>
+        </w:tc>
+        <w:tc>
+          <w:tcPr>
+            <w:tcW w:type="dxa" w:w="1050"/>
+            <w:tcBorders>
+              <w:top w:val="single" w:color="7F7F7F" w:sz="4"/>
+              <w:left w:val="single" w:color="7F7F7F" w:sz="4"/>
+              <w:bottom w:val="single" w:color="7F7F7F" w:sz="4"/>
+              <w:right w:val="single" w:color="7F7F7F" w:sz="4"/>
+            </w:tcBorders>
+            <w:tcMar>
+              <w:top w:type="dxa" w:w="60"/>
+              <w:left w:type="dxa" w:w="100"/>
+              <w:bottom w:type="dxa" w:w="60"/>
+              <w:right w:type="dxa" w:w="100"/>
+            </w:tcMar>
+          </w:tcPr>
+          <w:p>
+            <w:pPr>
+              <w:spacing w:after="20"/>
+            </w:pPr>
+            <w:r>
+              <w:rPr>
+                <w:sz w:val="16"/>
+                <w:szCs w:val="16"/>
+              </w:rPr>
+              <w:t xml:space="preserve">Negative</w:t>
+            </w:r>
+          </w:p>
+        </w:tc>
+        <w:tc>
+          <w:tcPr>
+            <w:tcW w:type="dxa" w:w="2350"/>
+            <w:tcBorders>
+              <w:top w:val="single" w:color="7F7F7F" w:sz="4"/>
+              <w:left w:val="single" w:color="7F7F7F" w:sz="4"/>
+              <w:bottom w:val="single" w:color="7F7F7F" w:sz="4"/>
+              <w:right w:val="single" w:color="7F7F7F" w:sz="4"/>
+            </w:tcBorders>
+            <w:tcMar>
+              <w:top w:type="dxa" w:w="60"/>
+              <w:left w:type="dxa" w:w="100"/>
+              <w:bottom w:type="dxa" w:w="60"/>
+              <w:right w:type="dxa" w:w="100"/>
+            </w:tcMar>
+          </w:tcPr>
+          <w:p>
+            <w:pPr>
+              <w:spacing w:after="20"/>
+            </w:pPr>
+            <w:r>
+              <w:rPr>
+                <w:sz w:val="16"/>
+                <w:szCs w:val="16"/>
+              </w:rPr>
+              <w:t xml:space="preserve">422 </w:t>
+            </w:r>
+            <w:r>
+              <w:rPr>
+                <w:rFonts w:ascii="Consolas" w:cs="Consolas" w:eastAsia="Consolas" w:hAnsi="Consolas"/>
+                <w:sz w:val="16"/>
+                <w:szCs w:val="16"/>
+              </w:rPr>
+              <w:t xml:space="preserve">INVALID_STATUS_TRANSITION</w:t>
+            </w:r>
+          </w:p>
+        </w:tc>
+        <w:tc>
+          <w:tcPr>
+            <w:tcW w:type="dxa" w:w="3420"/>
+            <w:tcBorders>
+              <w:top w:val="single" w:color="7F7F7F" w:sz="4"/>
+              <w:left w:val="single" w:color="7F7F7F" w:sz="4"/>
+              <w:bottom w:val="single" w:color="7F7F7F" w:sz="4"/>
+              <w:right w:val="single" w:color="7F7F7F" w:sz="4"/>
+            </w:tcBorders>
+            <w:tcMar>
+              <w:top w:type="dxa" w:w="60"/>
+              <w:left w:type="dxa" w:w="100"/>
+              <w:bottom w:type="dxa" w:w="60"/>
+              <w:right w:type="dxa" w:w="100"/>
+            </w:tcMar>
+          </w:tcPr>
+          <w:p>
+            <w:pPr>
+              <w:spacing w:after="20"/>
+            </w:pPr>
+            <w:r>
+              <w:rPr>
+                <w:sz w:val="16"/>
+                <w:szCs w:val="16"/>
+              </w:rPr>
+              <w:t xml:space="preserve">422 </w:t>
+            </w:r>
+            <w:r>
+              <w:rPr>
+                <w:rFonts w:ascii="Consolas" w:cs="Consolas" w:eastAsia="Consolas" w:hAnsi="Consolas"/>
+                <w:sz w:val="16"/>
+                <w:szCs w:val="16"/>
+              </w:rPr>
+              <w:t xml:space="preserve">INVALID_STATUS_TRANSITION</w:t>
+            </w:r>
+            <w:r>
+              <w:rPr>
+                <w:sz w:val="16"/>
+                <w:szCs w:val="16"/>
+              </w:rPr>
+              <w:t xml:space="preserve"> ("An application that is pending cannot be changed to hired.")</w:t>
+            </w:r>
+          </w:p>
+        </w:tc>
+        <w:tc>
+          <w:tcPr>
             <w:tcW w:type="dxa" w:w="700"/>
             <w:tcBorders>
               <w:top w:val="single" w:color="7F7F7F" w:sz="4"/>
@@ -23351,185 +23666,7 @@
                 <w:sz w:val="16"/>
                 <w:szCs w:val="16"/>
               </w:rPr>
-              <w:t xml:space="preserve">T06</w:t>
-            </w:r>
-          </w:p>
-        </w:tc>
-        <w:tc>
-          <w:tcPr>
-            <w:tcW w:type="dxa" w:w="2800"/>
-            <w:tcBorders>
-              <w:top w:val="single" w:color="7F7F7F" w:sz="4"/>
-              <w:left w:val="single" w:color="7F7F7F" w:sz="4"/>
-              <w:bottom w:val="single" w:color="7F7F7F" w:sz="4"/>
-              <w:right w:val="single" w:color="7F7F7F" w:sz="4"/>
-            </w:tcBorders>
-            <w:tcMar>
-              <w:top w:type="dxa" w:w="60"/>
-              <w:left w:type="dxa" w:w="100"/>
-              <w:bottom w:type="dxa" w:w="60"/>
-              <w:right w:type="dxa" w:w="100"/>
-            </w:tcMar>
-          </w:tcPr>
-          <w:p>
-            <w:pPr>
-              <w:spacing w:after="20"/>
-            </w:pPr>
-            <w:r>
-              <w:rPr>
-                <w:sz w:val="16"/>
-                <w:szCs w:val="16"/>
-              </w:rPr>
-              <w:t xml:space="preserve">Employer changes </w:t>
-            </w:r>
-            <w:r>
-              <w:rPr>
-                <w:rFonts w:ascii="Consolas" w:cs="Consolas" w:eastAsia="Consolas" w:hAnsi="Consolas"/>
-                <w:sz w:val="16"/>
-                <w:szCs w:val="16"/>
-              </w:rPr>
-              <w:t xml:space="preserve">pending</w:t>
-            </w:r>
-            <w:r>
-              <w:rPr>
-                <w:sz w:val="16"/>
-                <w:szCs w:val="16"/>
-              </w:rPr>
-              <w:t xml:space="preserve"> directly to </w:t>
-            </w:r>
-            <w:r>
-              <w:rPr>
-                <w:rFonts w:ascii="Consolas" w:cs="Consolas" w:eastAsia="Consolas" w:hAnsi="Consolas"/>
-                <w:sz w:val="16"/>
-                <w:szCs w:val="16"/>
-              </w:rPr>
-              <w:t xml:space="preserve">hired</w:t>
-            </w:r>
-          </w:p>
-        </w:tc>
-        <w:tc>
-          <w:tcPr>
-            <w:tcW w:type="dxa" w:w="1300"/>
-            <w:tcBorders>
-              <w:top w:val="single" w:color="7F7F7F" w:sz="4"/>
-              <w:left w:val="single" w:color="7F7F7F" w:sz="4"/>
-              <w:bottom w:val="single" w:color="7F7F7F" w:sz="4"/>
-              <w:right w:val="single" w:color="7F7F7F" w:sz="4"/>
-            </w:tcBorders>
-            <w:tcMar>
-              <w:top w:type="dxa" w:w="60"/>
-              <w:left w:type="dxa" w:w="100"/>
-              <w:bottom w:type="dxa" w:w="60"/>
-              <w:right w:type="dxa" w:w="100"/>
-            </w:tcMar>
-          </w:tcPr>
-          <w:p>
-            <w:pPr>
-              <w:spacing w:after="20"/>
-            </w:pPr>
-            <w:r>
-              <w:rPr>
-                <w:sz w:val="16"/>
-                <w:szCs w:val="16"/>
-              </w:rPr>
-              <w:t xml:space="preserve">Negative</w:t>
-            </w:r>
-          </w:p>
-        </w:tc>
-        <w:tc>
-          <w:tcPr>
-            <w:tcW w:type="dxa" w:w="2700"/>
-            <w:tcBorders>
-              <w:top w:val="single" w:color="7F7F7F" w:sz="4"/>
-              <w:left w:val="single" w:color="7F7F7F" w:sz="4"/>
-              <w:bottom w:val="single" w:color="7F7F7F" w:sz="4"/>
-              <w:right w:val="single" w:color="7F7F7F" w:sz="4"/>
-            </w:tcBorders>
-            <w:tcMar>
-              <w:top w:type="dxa" w:w="60"/>
-              <w:left w:type="dxa" w:w="100"/>
-              <w:bottom w:type="dxa" w:w="60"/>
-              <w:right w:type="dxa" w:w="100"/>
-            </w:tcMar>
-          </w:tcPr>
-          <w:p>
-            <w:pPr>
-              <w:spacing w:after="20"/>
-            </w:pPr>
-            <w:r>
-              <w:rPr>
-                <w:sz w:val="16"/>
-                <w:szCs w:val="16"/>
-              </w:rPr>
-              <w:t xml:space="preserve">422 </w:t>
-            </w:r>
-            <w:r>
-              <w:rPr>
-                <w:rFonts w:ascii="Consolas" w:cs="Consolas" w:eastAsia="Consolas" w:hAnsi="Consolas"/>
-                <w:sz w:val="16"/>
-                <w:szCs w:val="16"/>
-              </w:rPr>
-              <w:t xml:space="preserve">INVALID_STATUS_TRANSITION</w:t>
-            </w:r>
-          </w:p>
-        </w:tc>
-        <w:tc>
-          <w:tcPr>
-            <w:tcW w:type="dxa" w:w="1500"/>
-            <w:tcBorders>
-              <w:top w:val="single" w:color="7F7F7F" w:sz="4"/>
-              <w:left w:val="single" w:color="7F7F7F" w:sz="4"/>
-              <w:bottom w:val="single" w:color="7F7F7F" w:sz="4"/>
-              <w:right w:val="single" w:color="7F7F7F" w:sz="4"/>
-            </w:tcBorders>
-            <w:tcMar>
-              <w:top w:type="dxa" w:w="60"/>
-              <w:left w:type="dxa" w:w="100"/>
-              <w:bottom w:type="dxa" w:w="60"/>
-              <w:right w:type="dxa" w:w="100"/>
-            </w:tcMar>
-          </w:tcPr>
-          <w:p>
-            <w:pPr>
-              <w:spacing w:after="20"/>
-            </w:pPr>
-            <w:r>
-              <w:rPr>
-                <w:sz w:val="16"/>
-                <w:szCs w:val="16"/>
-                <w:highlight w:val="yellow"/>
-              </w:rPr>
-              <w:t xml:space="preserve">[Actual]</w:t>
-            </w:r>
-          </w:p>
-        </w:tc>
-        <w:tc>
-          <w:tcPr>
-            <w:tcW w:type="dxa" w:w="1080"/>
-            <w:tcBorders>
-              <w:top w:val="single" w:color="7F7F7F" w:sz="4"/>
-              <w:left w:val="single" w:color="7F7F7F" w:sz="4"/>
-              <w:bottom w:val="single" w:color="7F7F7F" w:sz="4"/>
-              <w:right w:val="single" w:color="7F7F7F" w:sz="4"/>
-            </w:tcBorders>
-            <w:tcMar>
-              <w:top w:type="dxa" w:w="60"/>
-              <w:left w:type="dxa" w:w="100"/>
-              <w:bottom w:type="dxa" w:w="60"/>
-              <w:right w:type="dxa" w:w="100"/>
-            </w:tcMar>
-          </w:tcPr>
-          <w:p>
-            <w:pPr>
-              <w:spacing w:after="20"/>
-            </w:pPr>
-            <w:r>
-              <w:rPr>
-                <w:sz w:val="16"/>
-                <w:szCs w:val="16"/>
-                <w:highlight w:val="yellow"/>
-              </w:rPr>
-              <w:t xml:space="preserve">[PASS/FAIL]</w:t>
+              <w:t xml:space="preserve">PASS</w:t>
             </w:r>
           </w:p>
         </w:tc>
@@ -23537,6 +23674,234 @@
       <w:tr>
         <w:tc>
           <w:tcPr>
+            <w:tcW w:type="dxa" w:w="560"/>
+            <w:tcBorders>
+              <w:top w:val="single" w:color="7F7F7F" w:sz="4"/>
+              <w:left w:val="single" w:color="7F7F7F" w:sz="4"/>
+              <w:bottom w:val="single" w:color="7F7F7F" w:sz="4"/>
+              <w:right w:val="single" w:color="7F7F7F" w:sz="4"/>
+            </w:tcBorders>
+            <w:tcMar>
+              <w:top w:type="dxa" w:w="60"/>
+              <w:left w:type="dxa" w:w="100"/>
+              <w:bottom w:type="dxa" w:w="60"/>
+              <w:right w:type="dxa" w:w="100"/>
+            </w:tcMar>
+          </w:tcPr>
+          <w:p>
+            <w:pPr>
+              <w:spacing w:after="20"/>
+            </w:pPr>
+            <w:r>
+              <w:rPr>
+                <w:sz w:val="16"/>
+                <w:szCs w:val="16"/>
+              </w:rPr>
+              <w:t xml:space="preserve">T07</w:t>
+            </w:r>
+          </w:p>
+        </w:tc>
+        <w:tc>
+          <w:tcPr>
+            <w:tcW w:type="dxa" w:w="2000"/>
+            <w:tcBorders>
+              <w:top w:val="single" w:color="7F7F7F" w:sz="4"/>
+              <w:left w:val="single" w:color="7F7F7F" w:sz="4"/>
+              <w:bottom w:val="single" w:color="7F7F7F" w:sz="4"/>
+              <w:right w:val="single" w:color="7F7F7F" w:sz="4"/>
+            </w:tcBorders>
+            <w:tcMar>
+              <w:top w:type="dxa" w:w="60"/>
+              <w:left w:type="dxa" w:w="100"/>
+              <w:bottom w:type="dxa" w:w="60"/>
+              <w:right w:type="dxa" w:w="100"/>
+            </w:tcMar>
+          </w:tcPr>
+          <w:p>
+            <w:pPr>
+              <w:spacing w:after="20"/>
+            </w:pPr>
+            <w:r>
+              <w:rPr>
+                <w:sz w:val="16"/>
+                <w:szCs w:val="16"/>
+              </w:rPr>
+              <w:t xml:space="preserve">GET </w:t>
+            </w:r>
+            <w:r>
+              <w:rPr>
+                <w:rFonts w:ascii="Consolas" w:cs="Consolas" w:eastAsia="Consolas" w:hAnsi="Consolas"/>
+                <w:sz w:val="16"/>
+                <w:szCs w:val="16"/>
+              </w:rPr>
+              <w:t xml:space="preserve">/api/job-postings/999999</w:t>
+            </w:r>
+            <w:r>
+              <w:rPr>
+                <w:sz w:val="16"/>
+                <w:szCs w:val="16"/>
+              </w:rPr>
+              <w:t xml:space="preserve"> (invalid ID)</w:t>
+            </w:r>
+          </w:p>
+        </w:tc>
+        <w:tc>
+          <w:tcPr>
+            <w:tcW w:type="dxa" w:w="1050"/>
+            <w:tcBorders>
+              <w:top w:val="single" w:color="7F7F7F" w:sz="4"/>
+              <w:left w:val="single" w:color="7F7F7F" w:sz="4"/>
+              <w:bottom w:val="single" w:color="7F7F7F" w:sz="4"/>
+              <w:right w:val="single" w:color="7F7F7F" w:sz="4"/>
+            </w:tcBorders>
+            <w:tcMar>
+              <w:top w:type="dxa" w:w="60"/>
+              <w:left w:type="dxa" w:w="100"/>
+              <w:bottom w:type="dxa" w:w="60"/>
+              <w:right w:type="dxa" w:w="100"/>
+            </w:tcMar>
+          </w:tcPr>
+          <w:p>
+            <w:pPr>
+              <w:spacing w:after="20"/>
+            </w:pPr>
+            <w:r>
+              <w:rPr>
+                <w:sz w:val="16"/>
+                <w:szCs w:val="16"/>
+              </w:rPr>
+              <w:t xml:space="preserve">Negative</w:t>
+            </w:r>
+          </w:p>
+        </w:tc>
+        <w:tc>
+          <w:tcPr>
+            <w:tcW w:type="dxa" w:w="2350"/>
+            <w:tcBorders>
+              <w:top w:val="single" w:color="7F7F7F" w:sz="4"/>
+              <w:left w:val="single" w:color="7F7F7F" w:sz="4"/>
+              <w:bottom w:val="single" w:color="7F7F7F" w:sz="4"/>
+              <w:right w:val="single" w:color="7F7F7F" w:sz="4"/>
+            </w:tcBorders>
+            <w:tcMar>
+              <w:top w:type="dxa" w:w="60"/>
+              <w:left w:type="dxa" w:w="100"/>
+              <w:bottom w:type="dxa" w:w="60"/>
+              <w:right w:type="dxa" w:w="100"/>
+            </w:tcMar>
+          </w:tcPr>
+          <w:p>
+            <w:pPr>
+              <w:spacing w:after="20"/>
+            </w:pPr>
+            <w:r>
+              <w:rPr>
+                <w:sz w:val="16"/>
+                <w:szCs w:val="16"/>
+              </w:rPr>
+              <w:t xml:space="preserve">404 </w:t>
+            </w:r>
+            <w:r>
+              <w:rPr>
+                <w:rFonts w:ascii="Consolas" w:cs="Consolas" w:eastAsia="Consolas" w:hAnsi="Consolas"/>
+                <w:sz w:val="16"/>
+                <w:szCs w:val="16"/>
+              </w:rPr>
+              <w:t xml:space="preserve">NOT_FOUND</w:t>
+            </w:r>
+            <w:r>
+              <w:rPr>
+                <w:sz w:val="16"/>
+                <w:szCs w:val="16"/>
+              </w:rPr>
+              <w:t xml:space="preserve"> with </w:t>
+            </w:r>
+            <w:r>
+              <w:rPr>
+                <w:rFonts w:ascii="Consolas" w:cs="Consolas" w:eastAsia="Consolas" w:hAnsi="Consolas"/>
+                <w:sz w:val="16"/>
+                <w:szCs w:val="16"/>
+              </w:rPr>
+              <w:t xml:space="preserve">request_id</w:t>
+            </w:r>
+          </w:p>
+        </w:tc>
+        <w:tc>
+          <w:tcPr>
+            <w:tcW w:type="dxa" w:w="3420"/>
+            <w:tcBorders>
+              <w:top w:val="single" w:color="7F7F7F" w:sz="4"/>
+              <w:left w:val="single" w:color="7F7F7F" w:sz="4"/>
+              <w:bottom w:val="single" w:color="7F7F7F" w:sz="4"/>
+              <w:right w:val="single" w:color="7F7F7F" w:sz="4"/>
+            </w:tcBorders>
+            <w:tcMar>
+              <w:top w:type="dxa" w:w="60"/>
+              <w:left w:type="dxa" w:w="100"/>
+              <w:bottom w:type="dxa" w:w="60"/>
+              <w:right w:type="dxa" w:w="100"/>
+            </w:tcMar>
+          </w:tcPr>
+          <w:p>
+            <w:pPr>
+              <w:spacing w:after="20"/>
+            </w:pPr>
+            <w:r>
+              <w:rPr>
+                <w:sz w:val="16"/>
+                <w:szCs w:val="16"/>
+              </w:rPr>
+              <w:t xml:space="preserve">404 </w:t>
+            </w:r>
+            <w:r>
+              <w:rPr>
+                <w:rFonts w:ascii="Consolas" w:cs="Consolas" w:eastAsia="Consolas" w:hAnsi="Consolas"/>
+                <w:sz w:val="16"/>
+                <w:szCs w:val="16"/>
+              </w:rPr>
+              <w:t xml:space="preserve">NOT_FOUND</w:t>
+            </w:r>
+            <w:r>
+              <w:rPr>
+                <w:sz w:val="16"/>
+                <w:szCs w:val="16"/>
+              </w:rPr>
+              <w:t xml:space="preserve">; </w:t>
+            </w:r>
+            <w:r>
+              <w:rPr>
+                <w:rFonts w:ascii="Consolas" w:cs="Consolas" w:eastAsia="Consolas" w:hAnsi="Consolas"/>
+                <w:sz w:val="16"/>
+                <w:szCs w:val="16"/>
+              </w:rPr>
+              <w:t xml:space="preserve">request_id</w:t>
+            </w:r>
+            <w:r>
+              <w:rPr>
+                <w:sz w:val="16"/>
+                <w:szCs w:val="16"/>
+              </w:rPr>
+              <w:t xml:space="preserve"> equals the </w:t>
+            </w:r>
+            <w:r>
+              <w:rPr>
+                <w:rFonts w:ascii="Consolas" w:cs="Consolas" w:eastAsia="Consolas" w:hAnsi="Consolas"/>
+                <w:sz w:val="16"/>
+                <w:szCs w:val="16"/>
+              </w:rPr>
+              <w:t xml:space="preserve">X-Request-ID</w:t>
+            </w:r>
+            <w:r>
+              <w:rPr>
+                <w:sz w:val="16"/>
+                <w:szCs w:val="16"/>
+              </w:rPr>
+              <w:t xml:space="preserve"> header</w:t>
+            </w:r>
+          </w:p>
+        </w:tc>
+        <w:tc>
+          <w:tcPr>
             <w:tcW w:type="dxa" w:w="700"/>
             <w:tcBorders>
               <w:top w:val="single" w:color="7F7F7F" w:sz="4"/>
@@ -23560,192 +23925,7 @@
                 <w:sz w:val="16"/>
                 <w:szCs w:val="16"/>
               </w:rPr>
-              <w:t xml:space="preserve">T07</w:t>
-            </w:r>
-          </w:p>
-        </w:tc>
-        <w:tc>
-          <w:tcPr>
-            <w:tcW w:type="dxa" w:w="2800"/>
-            <w:tcBorders>
-              <w:top w:val="single" w:color="7F7F7F" w:sz="4"/>
-              <w:left w:val="single" w:color="7F7F7F" w:sz="4"/>
-              <w:bottom w:val="single" w:color="7F7F7F" w:sz="4"/>
-              <w:right w:val="single" w:color="7F7F7F" w:sz="4"/>
-            </w:tcBorders>
-            <w:tcMar>
-              <w:top w:type="dxa" w:w="60"/>
-              <w:left w:type="dxa" w:w="100"/>
-              <w:bottom w:type="dxa" w:w="60"/>
-              <w:right w:type="dxa" w:w="100"/>
-            </w:tcMar>
-          </w:tcPr>
-          <w:p>
-            <w:pPr>
-              <w:spacing w:after="20"/>
-            </w:pPr>
-            <w:r>
-              <w:rPr>
-                <w:sz w:val="16"/>
-                <w:szCs w:val="16"/>
-              </w:rPr>
-              <w:t xml:space="preserve">GET </w:t>
-            </w:r>
-            <w:r>
-              <w:rPr>
-                <w:rFonts w:ascii="Consolas" w:cs="Consolas" w:eastAsia="Consolas" w:hAnsi="Consolas"/>
-                <w:sz w:val="16"/>
-                <w:szCs w:val="16"/>
-              </w:rPr>
-              <w:t xml:space="preserve">/api/job-postings/999999</w:t>
-            </w:r>
-            <w:r>
-              <w:rPr>
-                <w:sz w:val="16"/>
-                <w:szCs w:val="16"/>
-              </w:rPr>
-              <w:t xml:space="preserve"> (invalid ID)</w:t>
-            </w:r>
-          </w:p>
-        </w:tc>
-        <w:tc>
-          <w:tcPr>
-            <w:tcW w:type="dxa" w:w="1300"/>
-            <w:tcBorders>
-              <w:top w:val="single" w:color="7F7F7F" w:sz="4"/>
-              <w:left w:val="single" w:color="7F7F7F" w:sz="4"/>
-              <w:bottom w:val="single" w:color="7F7F7F" w:sz="4"/>
-              <w:right w:val="single" w:color="7F7F7F" w:sz="4"/>
-            </w:tcBorders>
-            <w:tcMar>
-              <w:top w:type="dxa" w:w="60"/>
-              <w:left w:type="dxa" w:w="100"/>
-              <w:bottom w:type="dxa" w:w="60"/>
-              <w:right w:type="dxa" w:w="100"/>
-            </w:tcMar>
-          </w:tcPr>
-          <w:p>
-            <w:pPr>
-              <w:spacing w:after="20"/>
-            </w:pPr>
-            <w:r>
-              <w:rPr>
-                <w:sz w:val="16"/>
-                <w:szCs w:val="16"/>
-              </w:rPr>
-              <w:t xml:space="preserve">Negative</w:t>
-            </w:r>
-          </w:p>
-        </w:tc>
-        <w:tc>
-          <w:tcPr>
-            <w:tcW w:type="dxa" w:w="2700"/>
-            <w:tcBorders>
-              <w:top w:val="single" w:color="7F7F7F" w:sz="4"/>
-              <w:left w:val="single" w:color="7F7F7F" w:sz="4"/>
-              <w:bottom w:val="single" w:color="7F7F7F" w:sz="4"/>
-              <w:right w:val="single" w:color="7F7F7F" w:sz="4"/>
-            </w:tcBorders>
-            <w:tcMar>
-              <w:top w:type="dxa" w:w="60"/>
-              <w:left w:type="dxa" w:w="100"/>
-              <w:bottom w:type="dxa" w:w="60"/>
-              <w:right w:type="dxa" w:w="100"/>
-            </w:tcMar>
-          </w:tcPr>
-          <w:p>
-            <w:pPr>
-              <w:spacing w:after="20"/>
-            </w:pPr>
-            <w:r>
-              <w:rPr>
-                <w:sz w:val="16"/>
-                <w:szCs w:val="16"/>
-              </w:rPr>
-              <w:t xml:space="preserve">404 </w:t>
-            </w:r>
-            <w:r>
-              <w:rPr>
-                <w:rFonts w:ascii="Consolas" w:cs="Consolas" w:eastAsia="Consolas" w:hAnsi="Consolas"/>
-                <w:sz w:val="16"/>
-                <w:szCs w:val="16"/>
-              </w:rPr>
-              <w:t xml:space="preserve">NOT_FOUND</w:t>
-            </w:r>
-            <w:r>
-              <w:rPr>
-                <w:sz w:val="16"/>
-                <w:szCs w:val="16"/>
-              </w:rPr>
-              <w:t xml:space="preserve"> with </w:t>
-            </w:r>
-            <w:r>
-              <w:rPr>
-                <w:rFonts w:ascii="Consolas" w:cs="Consolas" w:eastAsia="Consolas" w:hAnsi="Consolas"/>
-                <w:sz w:val="16"/>
-                <w:szCs w:val="16"/>
-              </w:rPr>
-              <w:t xml:space="preserve">request_id</w:t>
-            </w:r>
-          </w:p>
-        </w:tc>
-        <w:tc>
-          <w:tcPr>
-            <w:tcW w:type="dxa" w:w="1500"/>
-            <w:tcBorders>
-              <w:top w:val="single" w:color="7F7F7F" w:sz="4"/>
-              <w:left w:val="single" w:color="7F7F7F" w:sz="4"/>
-              <w:bottom w:val="single" w:color="7F7F7F" w:sz="4"/>
-              <w:right w:val="single" w:color="7F7F7F" w:sz="4"/>
-            </w:tcBorders>
-            <w:tcMar>
-              <w:top w:type="dxa" w:w="60"/>
-              <w:left w:type="dxa" w:w="100"/>
-              <w:bottom w:type="dxa" w:w="60"/>
-              <w:right w:type="dxa" w:w="100"/>
-            </w:tcMar>
-          </w:tcPr>
-          <w:p>
-            <w:pPr>
-              <w:spacing w:after="20"/>
-            </w:pPr>
-            <w:r>
-              <w:rPr>
-                <w:sz w:val="16"/>
-                <w:szCs w:val="16"/>
-                <w:highlight w:val="yellow"/>
-              </w:rPr>
-              <w:t xml:space="preserve">[Actual]</w:t>
-            </w:r>
-          </w:p>
-        </w:tc>
-        <w:tc>
-          <w:tcPr>
-            <w:tcW w:type="dxa" w:w="1080"/>
-            <w:tcBorders>
-              <w:top w:val="single" w:color="7F7F7F" w:sz="4"/>
-              <w:left w:val="single" w:color="7F7F7F" w:sz="4"/>
-              <w:bottom w:val="single" w:color="7F7F7F" w:sz="4"/>
-              <w:right w:val="single" w:color="7F7F7F" w:sz="4"/>
-            </w:tcBorders>
-            <w:tcMar>
-              <w:top w:type="dxa" w:w="60"/>
-              <w:left w:type="dxa" w:w="100"/>
-              <w:bottom w:type="dxa" w:w="60"/>
-              <w:right w:type="dxa" w:w="100"/>
-            </w:tcMar>
-          </w:tcPr>
-          <w:p>
-            <w:pPr>
-              <w:spacing w:after="20"/>
-            </w:pPr>
-            <w:r>
-              <w:rPr>
-                <w:sz w:val="16"/>
-                <w:szCs w:val="16"/>
-                <w:highlight w:val="yellow"/>
-              </w:rPr>
-              <w:t xml:space="preserve">[PASS/FAIL]</w:t>
+              <w:t xml:space="preserve">PASS</w:t>
             </w:r>
           </w:p>
         </w:tc>
@@ -23753,6 +23933,167 @@
       <w:tr>
         <w:tc>
           <w:tcPr>
+            <w:tcW w:type="dxa" w:w="560"/>
+            <w:tcBorders>
+              <w:top w:val="single" w:color="7F7F7F" w:sz="4"/>
+              <w:left w:val="single" w:color="7F7F7F" w:sz="4"/>
+              <w:bottom w:val="single" w:color="7F7F7F" w:sz="4"/>
+              <w:right w:val="single" w:color="7F7F7F" w:sz="4"/>
+            </w:tcBorders>
+            <w:tcMar>
+              <w:top w:type="dxa" w:w="60"/>
+              <w:left w:type="dxa" w:w="100"/>
+              <w:bottom w:type="dxa" w:w="60"/>
+              <w:right w:type="dxa" w:w="100"/>
+            </w:tcMar>
+          </w:tcPr>
+          <w:p>
+            <w:pPr>
+              <w:spacing w:after="20"/>
+            </w:pPr>
+            <w:r>
+              <w:rPr>
+                <w:sz w:val="16"/>
+                <w:szCs w:val="16"/>
+              </w:rPr>
+              <w:t xml:space="preserve">T08</w:t>
+            </w:r>
+          </w:p>
+        </w:tc>
+        <w:tc>
+          <w:tcPr>
+            <w:tcW w:type="dxa" w:w="2000"/>
+            <w:tcBorders>
+              <w:top w:val="single" w:color="7F7F7F" w:sz="4"/>
+              <w:left w:val="single" w:color="7F7F7F" w:sz="4"/>
+              <w:bottom w:val="single" w:color="7F7F7F" w:sz="4"/>
+              <w:right w:val="single" w:color="7F7F7F" w:sz="4"/>
+            </w:tcBorders>
+            <w:tcMar>
+              <w:top w:type="dxa" w:w="60"/>
+              <w:left w:type="dxa" w:w="100"/>
+              <w:bottom w:type="dxa" w:w="60"/>
+              <w:right w:type="dxa" w:w="100"/>
+            </w:tcMar>
+          </w:tcPr>
+          <w:p>
+            <w:pPr>
+              <w:spacing w:after="20"/>
+            </w:pPr>
+            <w:r>
+              <w:rPr>
+                <w:sz w:val="16"/>
+                <w:szCs w:val="16"/>
+              </w:rPr>
+              <w:t xml:space="preserve">Employer A updates Employer B's posting</w:t>
+            </w:r>
+          </w:p>
+        </w:tc>
+        <w:tc>
+          <w:tcPr>
+            <w:tcW w:type="dxa" w:w="1050"/>
+            <w:tcBorders>
+              <w:top w:val="single" w:color="7F7F7F" w:sz="4"/>
+              <w:left w:val="single" w:color="7F7F7F" w:sz="4"/>
+              <w:bottom w:val="single" w:color="7F7F7F" w:sz="4"/>
+              <w:right w:val="single" w:color="7F7F7F" w:sz="4"/>
+            </w:tcBorders>
+            <w:tcMar>
+              <w:top w:type="dxa" w:w="60"/>
+              <w:left w:type="dxa" w:w="100"/>
+              <w:bottom w:type="dxa" w:w="60"/>
+              <w:right w:type="dxa" w:w="100"/>
+            </w:tcMar>
+          </w:tcPr>
+          <w:p>
+            <w:pPr>
+              <w:spacing w:after="20"/>
+            </w:pPr>
+            <w:r>
+              <w:rPr>
+                <w:sz w:val="16"/>
+                <w:szCs w:val="16"/>
+              </w:rPr>
+              <w:t xml:space="preserve">Negative (security)</w:t>
+            </w:r>
+          </w:p>
+        </w:tc>
+        <w:tc>
+          <w:tcPr>
+            <w:tcW w:type="dxa" w:w="2350"/>
+            <w:tcBorders>
+              <w:top w:val="single" w:color="7F7F7F" w:sz="4"/>
+              <w:left w:val="single" w:color="7F7F7F" w:sz="4"/>
+              <w:bottom w:val="single" w:color="7F7F7F" w:sz="4"/>
+              <w:right w:val="single" w:color="7F7F7F" w:sz="4"/>
+            </w:tcBorders>
+            <w:tcMar>
+              <w:top w:type="dxa" w:w="60"/>
+              <w:left w:type="dxa" w:w="100"/>
+              <w:bottom w:type="dxa" w:w="60"/>
+              <w:right w:type="dxa" w:w="100"/>
+            </w:tcMar>
+          </w:tcPr>
+          <w:p>
+            <w:pPr>
+              <w:spacing w:after="20"/>
+            </w:pPr>
+            <w:r>
+              <w:rPr>
+                <w:sz w:val="16"/>
+                <w:szCs w:val="16"/>
+              </w:rPr>
+              <w:t xml:space="preserve">403 </w:t>
+            </w:r>
+            <w:r>
+              <w:rPr>
+                <w:rFonts w:ascii="Consolas" w:cs="Consolas" w:eastAsia="Consolas" w:hAnsi="Consolas"/>
+                <w:sz w:val="16"/>
+                <w:szCs w:val="16"/>
+              </w:rPr>
+              <w:t xml:space="preserve">FORBIDDEN</w:t>
+            </w:r>
+          </w:p>
+        </w:tc>
+        <w:tc>
+          <w:tcPr>
+            <w:tcW w:type="dxa" w:w="3420"/>
+            <w:tcBorders>
+              <w:top w:val="single" w:color="7F7F7F" w:sz="4"/>
+              <w:left w:val="single" w:color="7F7F7F" w:sz="4"/>
+              <w:bottom w:val="single" w:color="7F7F7F" w:sz="4"/>
+              <w:right w:val="single" w:color="7F7F7F" w:sz="4"/>
+            </w:tcBorders>
+            <w:tcMar>
+              <w:top w:type="dxa" w:w="60"/>
+              <w:left w:type="dxa" w:w="100"/>
+              <w:bottom w:type="dxa" w:w="60"/>
+              <w:right w:type="dxa" w:w="100"/>
+            </w:tcMar>
+          </w:tcPr>
+          <w:p>
+            <w:pPr>
+              <w:spacing w:after="20"/>
+            </w:pPr>
+            <w:r>
+              <w:rPr>
+                <w:sz w:val="16"/>
+                <w:szCs w:val="16"/>
+              </w:rPr>
+              <w:t xml:space="preserve">403 </w:t>
+            </w:r>
+            <w:r>
+              <w:rPr>
+                <w:rFonts w:ascii="Consolas" w:cs="Consolas" w:eastAsia="Consolas" w:hAnsi="Consolas"/>
+                <w:sz w:val="16"/>
+                <w:szCs w:val="16"/>
+              </w:rPr>
+              <w:t xml:space="preserve">FORBIDDEN</w:t>
+            </w:r>
+          </w:p>
+        </w:tc>
+        <w:tc>
+          <w:tcPr>
             <w:tcW w:type="dxa" w:w="700"/>
             <w:tcBorders>
               <w:top w:val="single" w:color="7F7F7F" w:sz="4"/>
@@ -23776,162 +24117,7 @@
                 <w:sz w:val="16"/>
                 <w:szCs w:val="16"/>
               </w:rPr>
-              <w:t xml:space="preserve">T08</w:t>
-            </w:r>
-          </w:p>
-        </w:tc>
-        <w:tc>
-          <w:tcPr>
-            <w:tcW w:type="dxa" w:w="2800"/>
-            <w:tcBorders>
-              <w:top w:val="single" w:color="7F7F7F" w:sz="4"/>
-              <w:left w:val="single" w:color="7F7F7F" w:sz="4"/>
-              <w:bottom w:val="single" w:color="7F7F7F" w:sz="4"/>
-              <w:right w:val="single" w:color="7F7F7F" w:sz="4"/>
-            </w:tcBorders>
-            <w:tcMar>
-              <w:top w:type="dxa" w:w="60"/>
-              <w:left w:type="dxa" w:w="100"/>
-              <w:bottom w:type="dxa" w:w="60"/>
-              <w:right w:type="dxa" w:w="100"/>
-            </w:tcMar>
-          </w:tcPr>
-          <w:p>
-            <w:pPr>
-              <w:spacing w:after="20"/>
-            </w:pPr>
-            <w:r>
-              <w:rPr>
-                <w:sz w:val="16"/>
-                <w:szCs w:val="16"/>
-              </w:rPr>
-              <w:t xml:space="preserve">Employer A updates Employer B's posting</w:t>
-            </w:r>
-          </w:p>
-        </w:tc>
-        <w:tc>
-          <w:tcPr>
-            <w:tcW w:type="dxa" w:w="1300"/>
-            <w:tcBorders>
-              <w:top w:val="single" w:color="7F7F7F" w:sz="4"/>
-              <w:left w:val="single" w:color="7F7F7F" w:sz="4"/>
-              <w:bottom w:val="single" w:color="7F7F7F" w:sz="4"/>
-              <w:right w:val="single" w:color="7F7F7F" w:sz="4"/>
-            </w:tcBorders>
-            <w:tcMar>
-              <w:top w:type="dxa" w:w="60"/>
-              <w:left w:type="dxa" w:w="100"/>
-              <w:bottom w:type="dxa" w:w="60"/>
-              <w:right w:type="dxa" w:w="100"/>
-            </w:tcMar>
-          </w:tcPr>
-          <w:p>
-            <w:pPr>
-              <w:spacing w:after="20"/>
-            </w:pPr>
-            <w:r>
-              <w:rPr>
-                <w:sz w:val="16"/>
-                <w:szCs w:val="16"/>
-              </w:rPr>
-              <w:t xml:space="preserve">Negative (security)</w:t>
-            </w:r>
-          </w:p>
-        </w:tc>
-        <w:tc>
-          <w:tcPr>
-            <w:tcW w:type="dxa" w:w="2700"/>
-            <w:tcBorders>
-              <w:top w:val="single" w:color="7F7F7F" w:sz="4"/>
-              <w:left w:val="single" w:color="7F7F7F" w:sz="4"/>
-              <w:bottom w:val="single" w:color="7F7F7F" w:sz="4"/>
-              <w:right w:val="single" w:color="7F7F7F" w:sz="4"/>
-            </w:tcBorders>
-            <w:tcMar>
-              <w:top w:type="dxa" w:w="60"/>
-              <w:left w:type="dxa" w:w="100"/>
-              <w:bottom w:type="dxa" w:w="60"/>
-              <w:right w:type="dxa" w:w="100"/>
-            </w:tcMar>
-          </w:tcPr>
-          <w:p>
-            <w:pPr>
-              <w:spacing w:after="20"/>
-            </w:pPr>
-            <w:r>
-              <w:rPr>
-                <w:sz w:val="16"/>
-                <w:szCs w:val="16"/>
-              </w:rPr>
-              <w:t xml:space="preserve">403 </w:t>
-            </w:r>
-            <w:r>
-              <w:rPr>
-                <w:rFonts w:ascii="Consolas" w:cs="Consolas" w:eastAsia="Consolas" w:hAnsi="Consolas"/>
-                <w:sz w:val="16"/>
-                <w:szCs w:val="16"/>
-              </w:rPr>
-              <w:t xml:space="preserve">FORBIDDEN</w:t>
-            </w:r>
-          </w:p>
-        </w:tc>
-        <w:tc>
-          <w:tcPr>
-            <w:tcW w:type="dxa" w:w="1500"/>
-            <w:tcBorders>
-              <w:top w:val="single" w:color="7F7F7F" w:sz="4"/>
-              <w:left w:val="single" w:color="7F7F7F" w:sz="4"/>
-              <w:bottom w:val="single" w:color="7F7F7F" w:sz="4"/>
-              <w:right w:val="single" w:color="7F7F7F" w:sz="4"/>
-            </w:tcBorders>
-            <w:tcMar>
-              <w:top w:type="dxa" w:w="60"/>
-              <w:left w:type="dxa" w:w="100"/>
-              <w:bottom w:type="dxa" w:w="60"/>
-              <w:right w:type="dxa" w:w="100"/>
-            </w:tcMar>
-          </w:tcPr>
-          <w:p>
-            <w:pPr>
-              <w:spacing w:after="20"/>
-            </w:pPr>
-            <w:r>
-              <w:rPr>
-                <w:sz w:val="16"/>
-                <w:szCs w:val="16"/>
-                <w:highlight w:val="yellow"/>
-              </w:rPr>
-              <w:t xml:space="preserve">[Actual]</w:t>
-            </w:r>
-          </w:p>
-        </w:tc>
-        <w:tc>
-          <w:tcPr>
-            <w:tcW w:type="dxa" w:w="1080"/>
-            <w:tcBorders>
-              <w:top w:val="single" w:color="7F7F7F" w:sz="4"/>
-              <w:left w:val="single" w:color="7F7F7F" w:sz="4"/>
-              <w:bottom w:val="single" w:color="7F7F7F" w:sz="4"/>
-              <w:right w:val="single" w:color="7F7F7F" w:sz="4"/>
-            </w:tcBorders>
-            <w:tcMar>
-              <w:top w:type="dxa" w:w="60"/>
-              <w:left w:type="dxa" w:w="100"/>
-              <w:bottom w:type="dxa" w:w="60"/>
-              <w:right w:type="dxa" w:w="100"/>
-            </w:tcMar>
-          </w:tcPr>
-          <w:p>
-            <w:pPr>
-              <w:spacing w:after="20"/>
-            </w:pPr>
-            <w:r>
-              <w:rPr>
-                <w:sz w:val="16"/>
-                <w:szCs w:val="16"/>
-                <w:highlight w:val="yellow"/>
-              </w:rPr>
-              <w:t xml:space="preserve">[PASS/FAIL]</w:t>
+              <w:t xml:space="preserve">PASS</w:t>
             </w:r>
           </w:p>
         </w:tc>
@@ -23939,6 +24125,175 @@
       <w:tr>
         <w:tc>
           <w:tcPr>
+            <w:tcW w:type="dxa" w:w="560"/>
+            <w:tcBorders>
+              <w:top w:val="single" w:color="7F7F7F" w:sz="4"/>
+              <w:left w:val="single" w:color="7F7F7F" w:sz="4"/>
+              <w:bottom w:val="single" w:color="7F7F7F" w:sz="4"/>
+              <w:right w:val="single" w:color="7F7F7F" w:sz="4"/>
+            </w:tcBorders>
+            <w:tcMar>
+              <w:top w:type="dxa" w:w="60"/>
+              <w:left w:type="dxa" w:w="100"/>
+              <w:bottom w:type="dxa" w:w="60"/>
+              <w:right w:type="dxa" w:w="100"/>
+            </w:tcMar>
+          </w:tcPr>
+          <w:p>
+            <w:pPr>
+              <w:spacing w:after="20"/>
+            </w:pPr>
+            <w:r>
+              <w:rPr>
+                <w:sz w:val="16"/>
+                <w:szCs w:val="16"/>
+              </w:rPr>
+              <w:t xml:space="preserve">T09</w:t>
+            </w:r>
+          </w:p>
+        </w:tc>
+        <w:tc>
+          <w:tcPr>
+            <w:tcW w:type="dxa" w:w="2000"/>
+            <w:tcBorders>
+              <w:top w:val="single" w:color="7F7F7F" w:sz="4"/>
+              <w:left w:val="single" w:color="7F7F7F" w:sz="4"/>
+              <w:bottom w:val="single" w:color="7F7F7F" w:sz="4"/>
+              <w:right w:val="single" w:color="7F7F7F" w:sz="4"/>
+            </w:tcBorders>
+            <w:tcMar>
+              <w:top w:type="dxa" w:w="60"/>
+              <w:left w:type="dxa" w:w="100"/>
+              <w:bottom w:type="dxa" w:w="60"/>
+              <w:right w:type="dxa" w:w="100"/>
+            </w:tcMar>
+          </w:tcPr>
+          <w:p>
+            <w:pPr>
+              <w:spacing w:after="20"/>
+            </w:pPr>
+            <w:r>
+              <w:rPr>
+                <w:sz w:val="16"/>
+                <w:szCs w:val="16"/>
+              </w:rPr>
+              <w:t xml:space="preserve">Request without token to </w:t>
+            </w:r>
+            <w:r>
+              <w:rPr>
+                <w:rFonts w:ascii="Consolas" w:cs="Consolas" w:eastAsia="Consolas" w:hAnsi="Consolas"/>
+                <w:sz w:val="16"/>
+                <w:szCs w:val="16"/>
+              </w:rPr>
+              <w:t xml:space="preserve">/api/applications</w:t>
+            </w:r>
+          </w:p>
+        </w:tc>
+        <w:tc>
+          <w:tcPr>
+            <w:tcW w:type="dxa" w:w="1050"/>
+            <w:tcBorders>
+              <w:top w:val="single" w:color="7F7F7F" w:sz="4"/>
+              <w:left w:val="single" w:color="7F7F7F" w:sz="4"/>
+              <w:bottom w:val="single" w:color="7F7F7F" w:sz="4"/>
+              <w:right w:val="single" w:color="7F7F7F" w:sz="4"/>
+            </w:tcBorders>
+            <w:tcMar>
+              <w:top w:type="dxa" w:w="60"/>
+              <w:left w:type="dxa" w:w="100"/>
+              <w:bottom w:type="dxa" w:w="60"/>
+              <w:right w:type="dxa" w:w="100"/>
+            </w:tcMar>
+          </w:tcPr>
+          <w:p>
+            <w:pPr>
+              <w:spacing w:after="20"/>
+            </w:pPr>
+            <w:r>
+              <w:rPr>
+                <w:sz w:val="16"/>
+                <w:szCs w:val="16"/>
+              </w:rPr>
+              <w:t xml:space="preserve">Negative (security)</w:t>
+            </w:r>
+          </w:p>
+        </w:tc>
+        <w:tc>
+          <w:tcPr>
+            <w:tcW w:type="dxa" w:w="2350"/>
+            <w:tcBorders>
+              <w:top w:val="single" w:color="7F7F7F" w:sz="4"/>
+              <w:left w:val="single" w:color="7F7F7F" w:sz="4"/>
+              <w:bottom w:val="single" w:color="7F7F7F" w:sz="4"/>
+              <w:right w:val="single" w:color="7F7F7F" w:sz="4"/>
+            </w:tcBorders>
+            <w:tcMar>
+              <w:top w:type="dxa" w:w="60"/>
+              <w:left w:type="dxa" w:w="100"/>
+              <w:bottom w:type="dxa" w:w="60"/>
+              <w:right w:type="dxa" w:w="100"/>
+            </w:tcMar>
+          </w:tcPr>
+          <w:p>
+            <w:pPr>
+              <w:spacing w:after="20"/>
+            </w:pPr>
+            <w:r>
+              <w:rPr>
+                <w:sz w:val="16"/>
+                <w:szCs w:val="16"/>
+              </w:rPr>
+              <w:t xml:space="preserve">401 </w:t>
+            </w:r>
+            <w:r>
+              <w:rPr>
+                <w:rFonts w:ascii="Consolas" w:cs="Consolas" w:eastAsia="Consolas" w:hAnsi="Consolas"/>
+                <w:sz w:val="16"/>
+                <w:szCs w:val="16"/>
+              </w:rPr>
+              <w:t xml:space="preserve">UNAUTHENTICATED</w:t>
+            </w:r>
+          </w:p>
+        </w:tc>
+        <w:tc>
+          <w:tcPr>
+            <w:tcW w:type="dxa" w:w="3420"/>
+            <w:tcBorders>
+              <w:top w:val="single" w:color="7F7F7F" w:sz="4"/>
+              <w:left w:val="single" w:color="7F7F7F" w:sz="4"/>
+              <w:bottom w:val="single" w:color="7F7F7F" w:sz="4"/>
+              <w:right w:val="single" w:color="7F7F7F" w:sz="4"/>
+            </w:tcBorders>
+            <w:tcMar>
+              <w:top w:type="dxa" w:w="60"/>
+              <w:left w:type="dxa" w:w="100"/>
+              <w:bottom w:type="dxa" w:w="60"/>
+              <w:right w:type="dxa" w:w="100"/>
+            </w:tcMar>
+          </w:tcPr>
+          <w:p>
+            <w:pPr>
+              <w:spacing w:after="20"/>
+            </w:pPr>
+            <w:r>
+              <w:rPr>
+                <w:sz w:val="16"/>
+                <w:szCs w:val="16"/>
+              </w:rPr>
+              <w:t xml:space="preserve">401 </w:t>
+            </w:r>
+            <w:r>
+              <w:rPr>
+                <w:rFonts w:ascii="Consolas" w:cs="Consolas" w:eastAsia="Consolas" w:hAnsi="Consolas"/>
+                <w:sz w:val="16"/>
+                <w:szCs w:val="16"/>
+              </w:rPr>
+              <w:t xml:space="preserve">UNAUTHENTICATED</w:t>
+            </w:r>
+          </w:p>
+        </w:tc>
+        <w:tc>
+          <w:tcPr>
             <w:tcW w:type="dxa" w:w="700"/>
             <w:tcBorders>
               <w:top w:val="single" w:color="7F7F7F" w:sz="4"/>
@@ -23962,170 +24317,7 @@
                 <w:sz w:val="16"/>
                 <w:szCs w:val="16"/>
               </w:rPr>
-              <w:t xml:space="preserve">T09</w:t>
-            </w:r>
-          </w:p>
-        </w:tc>
-        <w:tc>
-          <w:tcPr>
-            <w:tcW w:type="dxa" w:w="2800"/>
-            <w:tcBorders>
-              <w:top w:val="single" w:color="7F7F7F" w:sz="4"/>
-              <w:left w:val="single" w:color="7F7F7F" w:sz="4"/>
-              <w:bottom w:val="single" w:color="7F7F7F" w:sz="4"/>
-              <w:right w:val="single" w:color="7F7F7F" w:sz="4"/>
-            </w:tcBorders>
-            <w:tcMar>
-              <w:top w:type="dxa" w:w="60"/>
-              <w:left w:type="dxa" w:w="100"/>
-              <w:bottom w:type="dxa" w:w="60"/>
-              <w:right w:type="dxa" w:w="100"/>
-            </w:tcMar>
-          </w:tcPr>
-          <w:p>
-            <w:pPr>
-              <w:spacing w:after="20"/>
-            </w:pPr>
-            <w:r>
-              <w:rPr>
-                <w:sz w:val="16"/>
-                <w:szCs w:val="16"/>
-              </w:rPr>
-              <w:t xml:space="preserve">Request without token to </w:t>
-            </w:r>
-            <w:r>
-              <w:rPr>
-                <w:rFonts w:ascii="Consolas" w:cs="Consolas" w:eastAsia="Consolas" w:hAnsi="Consolas"/>
-                <w:sz w:val="16"/>
-                <w:szCs w:val="16"/>
-              </w:rPr>
-              <w:t xml:space="preserve">/api/applications</w:t>
-            </w:r>
-          </w:p>
-        </w:tc>
-        <w:tc>
-          <w:tcPr>
-            <w:tcW w:type="dxa" w:w="1300"/>
-            <w:tcBorders>
-              <w:top w:val="single" w:color="7F7F7F" w:sz="4"/>
-              <w:left w:val="single" w:color="7F7F7F" w:sz="4"/>
-              <w:bottom w:val="single" w:color="7F7F7F" w:sz="4"/>
-              <w:right w:val="single" w:color="7F7F7F" w:sz="4"/>
-            </w:tcBorders>
-            <w:tcMar>
-              <w:top w:type="dxa" w:w="60"/>
-              <w:left w:type="dxa" w:w="100"/>
-              <w:bottom w:type="dxa" w:w="60"/>
-              <w:right w:type="dxa" w:w="100"/>
-            </w:tcMar>
-          </w:tcPr>
-          <w:p>
-            <w:pPr>
-              <w:spacing w:after="20"/>
-            </w:pPr>
-            <w:r>
-              <w:rPr>
-                <w:sz w:val="16"/>
-                <w:szCs w:val="16"/>
-              </w:rPr>
-              <w:t xml:space="preserve">Negative (security)</w:t>
-            </w:r>
-          </w:p>
-        </w:tc>
-        <w:tc>
-          <w:tcPr>
-            <w:tcW w:type="dxa" w:w="2700"/>
-            <w:tcBorders>
-              <w:top w:val="single" w:color="7F7F7F" w:sz="4"/>
-              <w:left w:val="single" w:color="7F7F7F" w:sz="4"/>
-              <w:bottom w:val="single" w:color="7F7F7F" w:sz="4"/>
-              <w:right w:val="single" w:color="7F7F7F" w:sz="4"/>
-            </w:tcBorders>
-            <w:tcMar>
-              <w:top w:type="dxa" w:w="60"/>
-              <w:left w:type="dxa" w:w="100"/>
-              <w:bottom w:type="dxa" w:w="60"/>
-              <w:right w:type="dxa" w:w="100"/>
-            </w:tcMar>
-          </w:tcPr>
-          <w:p>
-            <w:pPr>
-              <w:spacing w:after="20"/>
-            </w:pPr>
-            <w:r>
-              <w:rPr>
-                <w:sz w:val="16"/>
-                <w:szCs w:val="16"/>
-              </w:rPr>
-              <w:t xml:space="preserve">401 </w:t>
-            </w:r>
-            <w:r>
-              <w:rPr>
-                <w:rFonts w:ascii="Consolas" w:cs="Consolas" w:eastAsia="Consolas" w:hAnsi="Consolas"/>
-                <w:sz w:val="16"/>
-                <w:szCs w:val="16"/>
-              </w:rPr>
-              <w:t xml:space="preserve">UNAUTHENTICATED</w:t>
-            </w:r>
-          </w:p>
-        </w:tc>
-        <w:tc>
-          <w:tcPr>
-            <w:tcW w:type="dxa" w:w="1500"/>
-            <w:tcBorders>
-              <w:top w:val="single" w:color="7F7F7F" w:sz="4"/>
-              <w:left w:val="single" w:color="7F7F7F" w:sz="4"/>
-              <w:bottom w:val="single" w:color="7F7F7F" w:sz="4"/>
-              <w:right w:val="single" w:color="7F7F7F" w:sz="4"/>
-            </w:tcBorders>
-            <w:tcMar>
-              <w:top w:type="dxa" w:w="60"/>
-              <w:left w:type="dxa" w:w="100"/>
-              <w:bottom w:type="dxa" w:w="60"/>
-              <w:right w:type="dxa" w:w="100"/>
-            </w:tcMar>
-          </w:tcPr>
-          <w:p>
-            <w:pPr>
-              <w:spacing w:after="20"/>
-            </w:pPr>
-            <w:r>
-              <w:rPr>
-                <w:sz w:val="16"/>
-                <w:szCs w:val="16"/>
-                <w:highlight w:val="yellow"/>
-              </w:rPr>
-              <w:t xml:space="preserve">[Actual]</w:t>
-            </w:r>
-          </w:p>
-        </w:tc>
-        <w:tc>
-          <w:tcPr>
-            <w:tcW w:type="dxa" w:w="1080"/>
-            <w:tcBorders>
-              <w:top w:val="single" w:color="7F7F7F" w:sz="4"/>
-              <w:left w:val="single" w:color="7F7F7F" w:sz="4"/>
-              <w:bottom w:val="single" w:color="7F7F7F" w:sz="4"/>
-              <w:right w:val="single" w:color="7F7F7F" w:sz="4"/>
-            </w:tcBorders>
-            <w:tcMar>
-              <w:top w:type="dxa" w:w="60"/>
-              <w:left w:type="dxa" w:w="100"/>
-              <w:bottom w:type="dxa" w:w="60"/>
-              <w:right w:type="dxa" w:w="100"/>
-            </w:tcMar>
-          </w:tcPr>
-          <w:p>
-            <w:pPr>
-              <w:spacing w:after="20"/>
-            </w:pPr>
-            <w:r>
-              <w:rPr>
-                <w:sz w:val="16"/>
-                <w:szCs w:val="16"/>
-                <w:highlight w:val="yellow"/>
-              </w:rPr>
-              <w:t xml:space="preserve">[PASS/FAIL]</w:t>
+              <w:t xml:space="preserve">PASS</w:t>
             </w:r>
           </w:p>
         </w:tc>
@@ -24133,6 +24325,211 @@
       <w:tr>
         <w:tc>
           <w:tcPr>
+            <w:tcW w:type="dxa" w:w="560"/>
+            <w:tcBorders>
+              <w:top w:val="single" w:color="7F7F7F" w:sz="4"/>
+              <w:left w:val="single" w:color="7F7F7F" w:sz="4"/>
+              <w:bottom w:val="single" w:color="7F7F7F" w:sz="4"/>
+              <w:right w:val="single" w:color="7F7F7F" w:sz="4"/>
+            </w:tcBorders>
+            <w:tcMar>
+              <w:top w:type="dxa" w:w="60"/>
+              <w:left w:type="dxa" w:w="100"/>
+              <w:bottom w:type="dxa" w:w="60"/>
+              <w:right w:type="dxa" w:w="100"/>
+            </w:tcMar>
+          </w:tcPr>
+          <w:p>
+            <w:pPr>
+              <w:spacing w:after="20"/>
+            </w:pPr>
+            <w:r>
+              <w:rPr>
+                <w:sz w:val="16"/>
+                <w:szCs w:val="16"/>
+              </w:rPr>
+              <w:t xml:space="preserve">T10</w:t>
+            </w:r>
+          </w:p>
+        </w:tc>
+        <w:tc>
+          <w:tcPr>
+            <w:tcW w:type="dxa" w:w="2000"/>
+            <w:tcBorders>
+              <w:top w:val="single" w:color="7F7F7F" w:sz="4"/>
+              <w:left w:val="single" w:color="7F7F7F" w:sz="4"/>
+              <w:bottom w:val="single" w:color="7F7F7F" w:sz="4"/>
+              <w:right w:val="single" w:color="7F7F7F" w:sz="4"/>
+            </w:tcBorders>
+            <w:tcMar>
+              <w:top w:type="dxa" w:w="60"/>
+              <w:left w:type="dxa" w:w="100"/>
+              <w:bottom w:type="dxa" w:w="60"/>
+              <w:right w:type="dxa" w:w="100"/>
+            </w:tcMar>
+          </w:tcPr>
+          <w:p>
+            <w:pPr>
+              <w:spacing w:after="20"/>
+            </w:pPr>
+            <w:r>
+              <w:rPr>
+                <w:sz w:val="16"/>
+                <w:szCs w:val="16"/>
+              </w:rPr>
+              <w:t xml:space="preserve">Hired candidate submits feedback after 30 days; 3rd response for employer</w:t>
+            </w:r>
+          </w:p>
+        </w:tc>
+        <w:tc>
+          <w:tcPr>
+            <w:tcW w:type="dxa" w:w="1050"/>
+            <w:tcBorders>
+              <w:top w:val="single" w:color="7F7F7F" w:sz="4"/>
+              <w:left w:val="single" w:color="7F7F7F" w:sz="4"/>
+              <w:bottom w:val="single" w:color="7F7F7F" w:sz="4"/>
+              <w:right w:val="single" w:color="7F7F7F" w:sz="4"/>
+            </w:tcBorders>
+            <w:tcMar>
+              <w:top w:type="dxa" w:w="60"/>
+              <w:left w:type="dxa" w:w="100"/>
+              <w:bottom w:type="dxa" w:w="60"/>
+              <w:right w:type="dxa" w:w="100"/>
+            </w:tcMar>
+          </w:tcPr>
+          <w:p>
+            <w:pPr>
+              <w:spacing w:after="20"/>
+            </w:pPr>
+            <w:r>
+              <w:rPr>
+                <w:sz w:val="16"/>
+                <w:szCs w:val="16"/>
+              </w:rPr>
+              <w:t xml:space="preserve">Functional</w:t>
+            </w:r>
+          </w:p>
+        </w:tc>
+        <w:tc>
+          <w:tcPr>
+            <w:tcW w:type="dxa" w:w="2350"/>
+            <w:tcBorders>
+              <w:top w:val="single" w:color="7F7F7F" w:sz="4"/>
+              <w:left w:val="single" w:color="7F7F7F" w:sz="4"/>
+              <w:bottom w:val="single" w:color="7F7F7F" w:sz="4"/>
+              <w:right w:val="single" w:color="7F7F7F" w:sz="4"/>
+            </w:tcBorders>
+            <w:tcMar>
+              <w:top w:type="dxa" w:w="60"/>
+              <w:left w:type="dxa" w:w="100"/>
+              <w:bottom w:type="dxa" w:w="60"/>
+              <w:right w:type="dxa" w:w="100"/>
+            </w:tcMar>
+          </w:tcPr>
+          <w:p>
+            <w:pPr>
+              <w:spacing w:after="20"/>
+            </w:pPr>
+            <w:r>
+              <w:rPr>
+                <w:sz w:val="16"/>
+                <w:szCs w:val="16"/>
+              </w:rPr>
+              <w:t xml:space="preserve">201; trust score published with </w:t>
+            </w:r>
+            <w:r>
+              <w:rPr>
+                <w:rFonts w:ascii="Consolas" w:cs="Consolas" w:eastAsia="Consolas" w:hAnsi="Consolas"/>
+                <w:sz w:val="16"/>
+                <w:szCs w:val="16"/>
+              </w:rPr>
+              <w:t xml:space="preserve">based_on=3</w:t>
+            </w:r>
+            <w:r>
+              <w:rPr>
+                <w:sz w:val="16"/>
+                <w:szCs w:val="16"/>
+              </w:rPr>
+              <w:t xml:space="preserve"> and correct value</w:t>
+            </w:r>
+          </w:p>
+        </w:tc>
+        <w:tc>
+          <w:tcPr>
+            <w:tcW w:type="dxa" w:w="3420"/>
+            <w:tcBorders>
+              <w:top w:val="single" w:color="7F7F7F" w:sz="4"/>
+              <w:left w:val="single" w:color="7F7F7F" w:sz="4"/>
+              <w:bottom w:val="single" w:color="7F7F7F" w:sz="4"/>
+              <w:right w:val="single" w:color="7F7F7F" w:sz="4"/>
+            </w:tcBorders>
+            <w:tcMar>
+              <w:top w:type="dxa" w:w="60"/>
+              <w:left w:type="dxa" w:w="100"/>
+              <w:bottom w:type="dxa" w:w="60"/>
+              <w:right w:type="dxa" w:w="100"/>
+            </w:tcMar>
+          </w:tcPr>
+          <w:p>
+            <w:pPr>
+              <w:spacing w:after="20"/>
+            </w:pPr>
+            <w:r>
+              <w:rPr>
+                <w:sz w:val="16"/>
+                <w:szCs w:val="16"/>
+              </w:rPr>
+              <w:t xml:space="preserve">201 (3 items rated); trust score </w:t>
+            </w:r>
+            <w:r>
+              <w:rPr>
+                <w:rFonts w:ascii="Consolas" w:cs="Consolas" w:eastAsia="Consolas" w:hAnsi="Consolas"/>
+                <w:sz w:val="16"/>
+                <w:szCs w:val="16"/>
+              </w:rPr>
+              <w:t xml:space="preserve">published=true</w:t>
+            </w:r>
+            <w:r>
+              <w:rPr>
+                <w:sz w:val="16"/>
+                <w:szCs w:val="16"/>
+              </w:rPr>
+              <w:t xml:space="preserve">, </w:t>
+            </w:r>
+            <w:r>
+              <w:rPr>
+                <w:rFonts w:ascii="Consolas" w:cs="Consolas" w:eastAsia="Consolas" w:hAnsi="Consolas"/>
+                <w:sz w:val="16"/>
+                <w:szCs w:val="16"/>
+              </w:rPr>
+              <w:t xml:space="preserve">based_on=3</w:t>
+            </w:r>
+            <w:r>
+              <w:rPr>
+                <w:sz w:val="16"/>
+                <w:szCs w:val="16"/>
+              </w:rPr>
+              <w:t xml:space="preserve">, </w:t>
+            </w:r>
+            <w:r>
+              <w:rPr>
+                <w:rFonts w:ascii="Consolas" w:cs="Consolas" w:eastAsia="Consolas" w:hAnsi="Consolas"/>
+                <w:sz w:val="16"/>
+                <w:szCs w:val="16"/>
+              </w:rPr>
+              <w:t xml:space="preserve">score=78</w:t>
+            </w:r>
+            <w:r>
+              <w:rPr>
+                <w:sz w:val="16"/>
+                <w:szCs w:val="16"/>
+              </w:rPr>
+              <w:t xml:space="preserve">; breakdown with 3 ratings per accommodation</w:t>
+            </w:r>
+          </w:p>
+        </w:tc>
+        <w:tc>
+          <w:tcPr>
             <w:tcW w:type="dxa" w:w="700"/>
             <w:tcBorders>
               <w:top w:val="single" w:color="7F7F7F" w:sz="4"/>
@@ -24156,169 +24553,7 @@
                 <w:sz w:val="16"/>
                 <w:szCs w:val="16"/>
               </w:rPr>
-              <w:t xml:space="preserve">T10</w:t>
-            </w:r>
-          </w:p>
-        </w:tc>
-        <w:tc>
-          <w:tcPr>
-            <w:tcW w:type="dxa" w:w="2800"/>
-            <w:tcBorders>
-              <w:top w:val="single" w:color="7F7F7F" w:sz="4"/>
-              <w:left w:val="single" w:color="7F7F7F" w:sz="4"/>
-              <w:bottom w:val="single" w:color="7F7F7F" w:sz="4"/>
-              <w:right w:val="single" w:color="7F7F7F" w:sz="4"/>
-            </w:tcBorders>
-            <w:tcMar>
-              <w:top w:type="dxa" w:w="60"/>
-              <w:left w:type="dxa" w:w="100"/>
-              <w:bottom w:type="dxa" w:w="60"/>
-              <w:right w:type="dxa" w:w="100"/>
-            </w:tcMar>
-          </w:tcPr>
-          <w:p>
-            <w:pPr>
-              <w:spacing w:after="20"/>
-            </w:pPr>
-            <w:r>
-              <w:rPr>
-                <w:sz w:val="16"/>
-                <w:szCs w:val="16"/>
-              </w:rPr>
-              <w:t xml:space="preserve">Hired candidate submits feedback after 30 days; 3rd response for employer</w:t>
-            </w:r>
-          </w:p>
-        </w:tc>
-        <w:tc>
-          <w:tcPr>
-            <w:tcW w:type="dxa" w:w="1300"/>
-            <w:tcBorders>
-              <w:top w:val="single" w:color="7F7F7F" w:sz="4"/>
-              <w:left w:val="single" w:color="7F7F7F" w:sz="4"/>
-              <w:bottom w:val="single" w:color="7F7F7F" w:sz="4"/>
-              <w:right w:val="single" w:color="7F7F7F" w:sz="4"/>
-            </w:tcBorders>
-            <w:tcMar>
-              <w:top w:type="dxa" w:w="60"/>
-              <w:left w:type="dxa" w:w="100"/>
-              <w:bottom w:type="dxa" w:w="60"/>
-              <w:right w:type="dxa" w:w="100"/>
-            </w:tcMar>
-          </w:tcPr>
-          <w:p>
-            <w:pPr>
-              <w:spacing w:after="20"/>
-            </w:pPr>
-            <w:r>
-              <w:rPr>
-                <w:sz w:val="16"/>
-                <w:szCs w:val="16"/>
-              </w:rPr>
-              <w:t xml:space="preserve">Functional</w:t>
-            </w:r>
-          </w:p>
-        </w:tc>
-        <w:tc>
-          <w:tcPr>
-            <w:tcW w:type="dxa" w:w="2700"/>
-            <w:tcBorders>
-              <w:top w:val="single" w:color="7F7F7F" w:sz="4"/>
-              <w:left w:val="single" w:color="7F7F7F" w:sz="4"/>
-              <w:bottom w:val="single" w:color="7F7F7F" w:sz="4"/>
-              <w:right w:val="single" w:color="7F7F7F" w:sz="4"/>
-            </w:tcBorders>
-            <w:tcMar>
-              <w:top w:type="dxa" w:w="60"/>
-              <w:left w:type="dxa" w:w="100"/>
-              <w:bottom w:type="dxa" w:w="60"/>
-              <w:right w:type="dxa" w:w="100"/>
-            </w:tcMar>
-          </w:tcPr>
-          <w:p>
-            <w:pPr>
-              <w:spacing w:after="20"/>
-            </w:pPr>
-            <w:r>
-              <w:rPr>
-                <w:sz w:val="16"/>
-                <w:szCs w:val="16"/>
-              </w:rPr>
-              <w:t xml:space="preserve">201; trust score published with </w:t>
-            </w:r>
-            <w:r>
-              <w:rPr>
-                <w:rFonts w:ascii="Consolas" w:cs="Consolas" w:eastAsia="Consolas" w:hAnsi="Consolas"/>
-                <w:sz w:val="16"/>
-                <w:szCs w:val="16"/>
-              </w:rPr>
-              <w:t xml:space="preserve">based_on=3</w:t>
-            </w:r>
-            <w:r>
-              <w:rPr>
-                <w:sz w:val="16"/>
-                <w:szCs w:val="16"/>
-              </w:rPr>
-              <w:t xml:space="preserve"> and correct value</w:t>
-            </w:r>
-          </w:p>
-        </w:tc>
-        <w:tc>
-          <w:tcPr>
-            <w:tcW w:type="dxa" w:w="1500"/>
-            <w:tcBorders>
-              <w:top w:val="single" w:color="7F7F7F" w:sz="4"/>
-              <w:left w:val="single" w:color="7F7F7F" w:sz="4"/>
-              <w:bottom w:val="single" w:color="7F7F7F" w:sz="4"/>
-              <w:right w:val="single" w:color="7F7F7F" w:sz="4"/>
-            </w:tcBorders>
-            <w:tcMar>
-              <w:top w:type="dxa" w:w="60"/>
-              <w:left w:type="dxa" w:w="100"/>
-              <w:bottom w:type="dxa" w:w="60"/>
-              <w:right w:type="dxa" w:w="100"/>
-            </w:tcMar>
-          </w:tcPr>
-          <w:p>
-            <w:pPr>
-              <w:spacing w:after="20"/>
-            </w:pPr>
-            <w:r>
-              <w:rPr>
-                <w:sz w:val="16"/>
-                <w:szCs w:val="16"/>
-                <w:highlight w:val="yellow"/>
-              </w:rPr>
-              <w:t xml:space="preserve">[Actual]</w:t>
-            </w:r>
-          </w:p>
-        </w:tc>
-        <w:tc>
-          <w:tcPr>
-            <w:tcW w:type="dxa" w:w="1080"/>
-            <w:tcBorders>
-              <w:top w:val="single" w:color="7F7F7F" w:sz="4"/>
-              <w:left w:val="single" w:color="7F7F7F" w:sz="4"/>
-              <w:bottom w:val="single" w:color="7F7F7F" w:sz="4"/>
-              <w:right w:val="single" w:color="7F7F7F" w:sz="4"/>
-            </w:tcBorders>
-            <w:tcMar>
-              <w:top w:type="dxa" w:w="60"/>
-              <w:left w:type="dxa" w:w="100"/>
-              <w:bottom w:type="dxa" w:w="60"/>
-              <w:right w:type="dxa" w:w="100"/>
-            </w:tcMar>
-          </w:tcPr>
-          <w:p>
-            <w:pPr>
-              <w:spacing w:after="20"/>
-            </w:pPr>
-            <w:r>
-              <w:rPr>
-                <w:sz w:val="16"/>
-                <w:szCs w:val="16"/>
-                <w:highlight w:val="yellow"/>
-              </w:rPr>
-              <w:t xml:space="preserve">[PASS/FAIL]</w:t>
+              <w:t xml:space="preserve">PASS</w:t>
             </w:r>
           </w:p>
         </w:tc>
@@ -24326,6 +24561,174 @@
       <w:tr>
         <w:tc>
           <w:tcPr>
+            <w:tcW w:type="dxa" w:w="560"/>
+            <w:tcBorders>
+              <w:top w:val="single" w:color="7F7F7F" w:sz="4"/>
+              <w:left w:val="single" w:color="7F7F7F" w:sz="4"/>
+              <w:bottom w:val="single" w:color="7F7F7F" w:sz="4"/>
+              <w:right w:val="single" w:color="7F7F7F" w:sz="4"/>
+            </w:tcBorders>
+            <w:tcMar>
+              <w:top w:type="dxa" w:w="60"/>
+              <w:left w:type="dxa" w:w="100"/>
+              <w:bottom w:type="dxa" w:w="60"/>
+              <w:right w:type="dxa" w:w="100"/>
+            </w:tcMar>
+          </w:tcPr>
+          <w:p>
+            <w:pPr>
+              <w:spacing w:after="20"/>
+            </w:pPr>
+            <w:r>
+              <w:rPr>
+                <w:sz w:val="16"/>
+                <w:szCs w:val="16"/>
+              </w:rPr>
+              <w:t xml:space="preserve">T11</w:t>
+            </w:r>
+          </w:p>
+        </w:tc>
+        <w:tc>
+          <w:tcPr>
+            <w:tcW w:type="dxa" w:w="2000"/>
+            <w:tcBorders>
+              <w:top w:val="single" w:color="7F7F7F" w:sz="4"/>
+              <w:left w:val="single" w:color="7F7F7F" w:sz="4"/>
+              <w:bottom w:val="single" w:color="7F7F7F" w:sz="4"/>
+              <w:right w:val="single" w:color="7F7F7F" w:sz="4"/>
+            </w:tcBorders>
+            <w:tcMar>
+              <w:top w:type="dxa" w:w="60"/>
+              <w:left w:type="dxa" w:w="100"/>
+              <w:bottom w:type="dxa" w:w="60"/>
+              <w:right w:type="dxa" w:w="100"/>
+            </w:tcMar>
+          </w:tcPr>
+          <w:p>
+            <w:pPr>
+              <w:spacing w:after="20"/>
+            </w:pPr>
+            <w:r>
+              <w:rPr>
+                <w:sz w:val="16"/>
+                <w:szCs w:val="16"/>
+              </w:rPr>
+              <w:t xml:space="preserve">Feedback before 30 days after hire</w:t>
+            </w:r>
+          </w:p>
+        </w:tc>
+        <w:tc>
+          <w:tcPr>
+            <w:tcW w:type="dxa" w:w="1050"/>
+            <w:tcBorders>
+              <w:top w:val="single" w:color="7F7F7F" w:sz="4"/>
+              <w:left w:val="single" w:color="7F7F7F" w:sz="4"/>
+              <w:bottom w:val="single" w:color="7F7F7F" w:sz="4"/>
+              <w:right w:val="single" w:color="7F7F7F" w:sz="4"/>
+            </w:tcBorders>
+            <w:tcMar>
+              <w:top w:type="dxa" w:w="60"/>
+              <w:left w:type="dxa" w:w="100"/>
+              <w:bottom w:type="dxa" w:w="60"/>
+              <w:right w:type="dxa" w:w="100"/>
+            </w:tcMar>
+          </w:tcPr>
+          <w:p>
+            <w:pPr>
+              <w:spacing w:after="20"/>
+            </w:pPr>
+            <w:r>
+              <w:rPr>
+                <w:sz w:val="16"/>
+                <w:szCs w:val="16"/>
+              </w:rPr>
+              <w:t xml:space="preserve">Negative</w:t>
+            </w:r>
+          </w:p>
+        </w:tc>
+        <w:tc>
+          <w:tcPr>
+            <w:tcW w:type="dxa" w:w="2350"/>
+            <w:tcBorders>
+              <w:top w:val="single" w:color="7F7F7F" w:sz="4"/>
+              <w:left w:val="single" w:color="7F7F7F" w:sz="4"/>
+              <w:bottom w:val="single" w:color="7F7F7F" w:sz="4"/>
+              <w:right w:val="single" w:color="7F7F7F" w:sz="4"/>
+            </w:tcBorders>
+            <w:tcMar>
+              <w:top w:type="dxa" w:w="60"/>
+              <w:left w:type="dxa" w:w="100"/>
+              <w:bottom w:type="dxa" w:w="60"/>
+              <w:right w:type="dxa" w:w="100"/>
+            </w:tcMar>
+          </w:tcPr>
+          <w:p>
+            <w:pPr>
+              <w:spacing w:after="20"/>
+            </w:pPr>
+            <w:r>
+              <w:rPr>
+                <w:sz w:val="16"/>
+                <w:szCs w:val="16"/>
+              </w:rPr>
+              <w:t xml:space="preserve">422 </w:t>
+            </w:r>
+            <w:r>
+              <w:rPr>
+                <w:rFonts w:ascii="Consolas" w:cs="Consolas" w:eastAsia="Consolas" w:hAnsi="Consolas"/>
+                <w:sz w:val="16"/>
+                <w:szCs w:val="16"/>
+              </w:rPr>
+              <w:t xml:space="preserve">FEEDBACK_NOT_OPEN</w:t>
+            </w:r>
+          </w:p>
+        </w:tc>
+        <w:tc>
+          <w:tcPr>
+            <w:tcW w:type="dxa" w:w="3420"/>
+            <w:tcBorders>
+              <w:top w:val="single" w:color="7F7F7F" w:sz="4"/>
+              <w:left w:val="single" w:color="7F7F7F" w:sz="4"/>
+              <w:bottom w:val="single" w:color="7F7F7F" w:sz="4"/>
+              <w:right w:val="single" w:color="7F7F7F" w:sz="4"/>
+            </w:tcBorders>
+            <w:tcMar>
+              <w:top w:type="dxa" w:w="60"/>
+              <w:left w:type="dxa" w:w="100"/>
+              <w:bottom w:type="dxa" w:w="60"/>
+              <w:right w:type="dxa" w:w="100"/>
+            </w:tcMar>
+          </w:tcPr>
+          <w:p>
+            <w:pPr>
+              <w:spacing w:after="20"/>
+            </w:pPr>
+            <w:r>
+              <w:rPr>
+                <w:sz w:val="16"/>
+                <w:szCs w:val="16"/>
+              </w:rPr>
+              <w:t xml:space="preserve">422 </w:t>
+            </w:r>
+            <w:r>
+              <w:rPr>
+                <w:rFonts w:ascii="Consolas" w:cs="Consolas" w:eastAsia="Consolas" w:hAnsi="Consolas"/>
+                <w:sz w:val="16"/>
+                <w:szCs w:val="16"/>
+              </w:rPr>
+              <w:t xml:space="preserve">FEEDBACK_NOT_OPEN</w:t>
+            </w:r>
+            <w:r>
+              <w:rPr>
+                <w:sz w:val="16"/>
+                <w:szCs w:val="16"/>
+              </w:rPr>
+              <w:t xml:space="preserve"> ("Feedback opens on … 30 days after the hire date.")</w:t>
+            </w:r>
+          </w:p>
+        </w:tc>
+        <w:tc>
+          <w:tcPr>
             <w:tcW w:type="dxa" w:w="700"/>
             <w:tcBorders>
               <w:top w:val="single" w:color="7F7F7F" w:sz="4"/>
@@ -24349,162 +24752,7 @@
                 <w:sz w:val="16"/>
                 <w:szCs w:val="16"/>
               </w:rPr>
-              <w:t xml:space="preserve">T11</w:t>
-            </w:r>
-          </w:p>
-        </w:tc>
-        <w:tc>
-          <w:tcPr>
-            <w:tcW w:type="dxa" w:w="2800"/>
-            <w:tcBorders>
-              <w:top w:val="single" w:color="7F7F7F" w:sz="4"/>
-              <w:left w:val="single" w:color="7F7F7F" w:sz="4"/>
-              <w:bottom w:val="single" w:color="7F7F7F" w:sz="4"/>
-              <w:right w:val="single" w:color="7F7F7F" w:sz="4"/>
-            </w:tcBorders>
-            <w:tcMar>
-              <w:top w:type="dxa" w:w="60"/>
-              <w:left w:type="dxa" w:w="100"/>
-              <w:bottom w:type="dxa" w:w="60"/>
-              <w:right w:type="dxa" w:w="100"/>
-            </w:tcMar>
-          </w:tcPr>
-          <w:p>
-            <w:pPr>
-              <w:spacing w:after="20"/>
-            </w:pPr>
-            <w:r>
-              <w:rPr>
-                <w:sz w:val="16"/>
-                <w:szCs w:val="16"/>
-              </w:rPr>
-              <w:t xml:space="preserve">Feedback before 30 days after hire</w:t>
-            </w:r>
-          </w:p>
-        </w:tc>
-        <w:tc>
-          <w:tcPr>
-            <w:tcW w:type="dxa" w:w="1300"/>
-            <w:tcBorders>
-              <w:top w:val="single" w:color="7F7F7F" w:sz="4"/>
-              <w:left w:val="single" w:color="7F7F7F" w:sz="4"/>
-              <w:bottom w:val="single" w:color="7F7F7F" w:sz="4"/>
-              <w:right w:val="single" w:color="7F7F7F" w:sz="4"/>
-            </w:tcBorders>
-            <w:tcMar>
-              <w:top w:type="dxa" w:w="60"/>
-              <w:left w:type="dxa" w:w="100"/>
-              <w:bottom w:type="dxa" w:w="60"/>
-              <w:right w:type="dxa" w:w="100"/>
-            </w:tcMar>
-          </w:tcPr>
-          <w:p>
-            <w:pPr>
-              <w:spacing w:after="20"/>
-            </w:pPr>
-            <w:r>
-              <w:rPr>
-                <w:sz w:val="16"/>
-                <w:szCs w:val="16"/>
-              </w:rPr>
-              <w:t xml:space="preserve">Negative</w:t>
-            </w:r>
-          </w:p>
-        </w:tc>
-        <w:tc>
-          <w:tcPr>
-            <w:tcW w:type="dxa" w:w="2700"/>
-            <w:tcBorders>
-              <w:top w:val="single" w:color="7F7F7F" w:sz="4"/>
-              <w:left w:val="single" w:color="7F7F7F" w:sz="4"/>
-              <w:bottom w:val="single" w:color="7F7F7F" w:sz="4"/>
-              <w:right w:val="single" w:color="7F7F7F" w:sz="4"/>
-            </w:tcBorders>
-            <w:tcMar>
-              <w:top w:type="dxa" w:w="60"/>
-              <w:left w:type="dxa" w:w="100"/>
-              <w:bottom w:type="dxa" w:w="60"/>
-              <w:right w:type="dxa" w:w="100"/>
-            </w:tcMar>
-          </w:tcPr>
-          <w:p>
-            <w:pPr>
-              <w:spacing w:after="20"/>
-            </w:pPr>
-            <w:r>
-              <w:rPr>
-                <w:sz w:val="16"/>
-                <w:szCs w:val="16"/>
-              </w:rPr>
-              <w:t xml:space="preserve">422 </w:t>
-            </w:r>
-            <w:r>
-              <w:rPr>
-                <w:rFonts w:ascii="Consolas" w:cs="Consolas" w:eastAsia="Consolas" w:hAnsi="Consolas"/>
-                <w:sz w:val="16"/>
-                <w:szCs w:val="16"/>
-              </w:rPr>
-              <w:t xml:space="preserve">FEEDBACK_NOT_OPEN</w:t>
-            </w:r>
-          </w:p>
-        </w:tc>
-        <w:tc>
-          <w:tcPr>
-            <w:tcW w:type="dxa" w:w="1500"/>
-            <w:tcBorders>
-              <w:top w:val="single" w:color="7F7F7F" w:sz="4"/>
-              <w:left w:val="single" w:color="7F7F7F" w:sz="4"/>
-              <w:bottom w:val="single" w:color="7F7F7F" w:sz="4"/>
-              <w:right w:val="single" w:color="7F7F7F" w:sz="4"/>
-            </w:tcBorders>
-            <w:tcMar>
-              <w:top w:type="dxa" w:w="60"/>
-              <w:left w:type="dxa" w:w="100"/>
-              <w:bottom w:type="dxa" w:w="60"/>
-              <w:right w:type="dxa" w:w="100"/>
-            </w:tcMar>
-          </w:tcPr>
-          <w:p>
-            <w:pPr>
-              <w:spacing w:after="20"/>
-            </w:pPr>
-            <w:r>
-              <w:rPr>
-                <w:sz w:val="16"/>
-                <w:szCs w:val="16"/>
-                <w:highlight w:val="yellow"/>
-              </w:rPr>
-              <w:t xml:space="preserve">[Actual]</w:t>
-            </w:r>
-          </w:p>
-        </w:tc>
-        <w:tc>
-          <w:tcPr>
-            <w:tcW w:type="dxa" w:w="1080"/>
-            <w:tcBorders>
-              <w:top w:val="single" w:color="7F7F7F" w:sz="4"/>
-              <w:left w:val="single" w:color="7F7F7F" w:sz="4"/>
-              <w:bottom w:val="single" w:color="7F7F7F" w:sz="4"/>
-              <w:right w:val="single" w:color="7F7F7F" w:sz="4"/>
-            </w:tcBorders>
-            <w:tcMar>
-              <w:top w:type="dxa" w:w="60"/>
-              <w:left w:type="dxa" w:w="100"/>
-              <w:bottom w:type="dxa" w:w="60"/>
-              <w:right w:type="dxa" w:w="100"/>
-            </w:tcMar>
-          </w:tcPr>
-          <w:p>
-            <w:pPr>
-              <w:spacing w:after="20"/>
-            </w:pPr>
-            <w:r>
-              <w:rPr>
-                <w:sz w:val="16"/>
-                <w:szCs w:val="16"/>
-                <w:highlight w:val="yellow"/>
-              </w:rPr>
-              <w:t xml:space="preserve">[PASS/FAIL]</w:t>
+              <w:t xml:space="preserve">PASS</w:t>
             </w:r>
           </w:p>
         </w:tc>
@@ -24512,6 +24760,234 @@
       <w:tr>
         <w:tc>
           <w:tcPr>
+            <w:tcW w:type="dxa" w:w="560"/>
+            <w:tcBorders>
+              <w:top w:val="single" w:color="7F7F7F" w:sz="4"/>
+              <w:left w:val="single" w:color="7F7F7F" w:sz="4"/>
+              <w:bottom w:val="single" w:color="7F7F7F" w:sz="4"/>
+              <w:right w:val="single" w:color="7F7F7F" w:sz="4"/>
+            </w:tcBorders>
+            <w:tcMar>
+              <w:top w:type="dxa" w:w="60"/>
+              <w:left w:type="dxa" w:w="100"/>
+              <w:bottom w:type="dxa" w:w="60"/>
+              <w:right w:type="dxa" w:w="100"/>
+            </w:tcMar>
+          </w:tcPr>
+          <w:p>
+            <w:pPr>
+              <w:spacing w:after="20"/>
+            </w:pPr>
+            <w:r>
+              <w:rPr>
+                <w:sz w:val="16"/>
+                <w:szCs w:val="16"/>
+              </w:rPr>
+              <w:t xml:space="preserve">T12</w:t>
+            </w:r>
+          </w:p>
+        </w:tc>
+        <w:tc>
+          <w:tcPr>
+            <w:tcW w:type="dxa" w:w="2000"/>
+            <w:tcBorders>
+              <w:top w:val="single" w:color="7F7F7F" w:sz="4"/>
+              <w:left w:val="single" w:color="7F7F7F" w:sz="4"/>
+              <w:bottom w:val="single" w:color="7F7F7F" w:sz="4"/>
+              <w:right w:val="single" w:color="7F7F7F" w:sz="4"/>
+            </w:tcBorders>
+            <w:tcMar>
+              <w:top w:type="dxa" w:w="60"/>
+              <w:left w:type="dxa" w:w="100"/>
+              <w:bottom w:type="dxa" w:w="60"/>
+              <w:right w:type="dxa" w:w="100"/>
+            </w:tcMar>
+          </w:tcPr>
+          <w:p>
+            <w:pPr>
+              <w:spacing w:after="20"/>
+            </w:pPr>
+            <w:r>
+              <w:rPr>
+                <w:sz w:val="16"/>
+                <w:szCs w:val="16"/>
+              </w:rPr>
+              <w:t xml:space="preserve">Get Accessibility Snapshot (Gateway → Insights → Core → Nominatim/Overpass/PSGC)</w:t>
+            </w:r>
+          </w:p>
+        </w:tc>
+        <w:tc>
+          <w:tcPr>
+            <w:tcW w:type="dxa" w:w="1050"/>
+            <w:tcBorders>
+              <w:top w:val="single" w:color="7F7F7F" w:sz="4"/>
+              <w:left w:val="single" w:color="7F7F7F" w:sz="4"/>
+              <w:bottom w:val="single" w:color="7F7F7F" w:sz="4"/>
+              <w:right w:val="single" w:color="7F7F7F" w:sz="4"/>
+            </w:tcBorders>
+            <w:tcMar>
+              <w:top w:type="dxa" w:w="60"/>
+              <w:left w:type="dxa" w:w="100"/>
+              <w:bottom w:type="dxa" w:w="60"/>
+              <w:right w:type="dxa" w:w="100"/>
+            </w:tcMar>
+          </w:tcPr>
+          <w:p>
+            <w:pPr>
+              <w:spacing w:after="20"/>
+            </w:pPr>
+            <w:r>
+              <w:rPr>
+                <w:sz w:val="16"/>
+                <w:szCs w:val="16"/>
+              </w:rPr>
+              <w:t xml:space="preserve">Integration</w:t>
+            </w:r>
+          </w:p>
+        </w:tc>
+        <w:tc>
+          <w:tcPr>
+            <w:tcW w:type="dxa" w:w="2350"/>
+            <w:tcBorders>
+              <w:top w:val="single" w:color="7F7F7F" w:sz="4"/>
+              <w:left w:val="single" w:color="7F7F7F" w:sz="4"/>
+              <w:bottom w:val="single" w:color="7F7F7F" w:sz="4"/>
+              <w:right w:val="single" w:color="7F7F7F" w:sz="4"/>
+            </w:tcBorders>
+            <w:tcMar>
+              <w:top w:type="dxa" w:w="60"/>
+              <w:left w:type="dxa" w:w="100"/>
+              <w:bottom w:type="dxa" w:w="60"/>
+              <w:right w:type="dxa" w:w="100"/>
+            </w:tcMar>
+          </w:tcPr>
+          <w:p>
+            <w:pPr>
+              <w:spacing w:after="20"/>
+            </w:pPr>
+            <w:r>
+              <w:rPr>
+                <w:sz w:val="16"/>
+                <w:szCs w:val="16"/>
+              </w:rPr>
+              <w:t xml:space="preserve">200 within 15 s; </w:t>
+            </w:r>
+            <w:r>
+              <w:rPr>
+                <w:rFonts w:ascii="Consolas" w:cs="Consolas" w:eastAsia="Consolas" w:hAnsi="Consolas"/>
+                <w:sz w:val="16"/>
+                <w:szCs w:val="16"/>
+              </w:rPr>
+              <w:t xml:space="preserve">location</w:t>
+            </w:r>
+            <w:r>
+              <w:rPr>
+                <w:sz w:val="16"/>
+                <w:szCs w:val="16"/>
+              </w:rPr>
+              <w:t xml:space="preserve"> has the PSGC code, label and coordinates in the Philippines (</w:t>
+            </w:r>
+            <w:r>
+              <w:rPr>
+                <w:rFonts w:ascii="Consolas" w:cs="Consolas" w:eastAsia="Consolas" w:hAnsi="Consolas"/>
+                <w:sz w:val="16"/>
+                <w:szCs w:val="16"/>
+              </w:rPr>
+              <w:t xml:space="preserve">precision</w:t>
+            </w:r>
+            <w:r>
+              <w:rPr>
+                <w:sz w:val="16"/>
+                <w:szCs w:val="16"/>
+              </w:rPr>
+              <w:t xml:space="preserve"> street or city); </w:t>
+            </w:r>
+            <w:r>
+              <w:rPr>
+                <w:rFonts w:ascii="Consolas" w:cs="Consolas" w:eastAsia="Consolas" w:hAnsi="Consolas"/>
+                <w:sz w:val="16"/>
+                <w:szCs w:val="16"/>
+              </w:rPr>
+              <w:t xml:space="preserve">sources.core=ok</w:t>
+            </w:r>
+          </w:p>
+        </w:tc>
+        <w:tc>
+          <w:tcPr>
+            <w:tcW w:type="dxa" w:w="3420"/>
+            <w:tcBorders>
+              <w:top w:val="single" w:color="7F7F7F" w:sz="4"/>
+              <w:left w:val="single" w:color="7F7F7F" w:sz="4"/>
+              <w:bottom w:val="single" w:color="7F7F7F" w:sz="4"/>
+              <w:right w:val="single" w:color="7F7F7F" w:sz="4"/>
+            </w:tcBorders>
+            <w:tcMar>
+              <w:top w:type="dxa" w:w="60"/>
+              <w:left w:type="dxa" w:w="100"/>
+              <w:bottom w:type="dxa" w:w="60"/>
+              <w:right w:type="dxa" w:w="100"/>
+            </w:tcMar>
+          </w:tcPr>
+          <w:p>
+            <w:pPr>
+              <w:spacing w:after="20"/>
+            </w:pPr>
+            <w:r>
+              <w:rPr>
+                <w:sz w:val="16"/>
+                <w:szCs w:val="16"/>
+              </w:rPr>
+              <w:t xml:space="preserve">200 in 95 ms; code </w:t>
+            </w:r>
+            <w:r>
+              <w:rPr>
+                <w:rFonts w:ascii="Consolas" w:cs="Consolas" w:eastAsia="Consolas" w:hAnsi="Consolas"/>
+                <w:sz w:val="16"/>
+                <w:szCs w:val="16"/>
+              </w:rPr>
+              <w:t xml:space="preserve">1381300000</w:t>
+            </w:r>
+            <w:r>
+              <w:rPr>
+                <w:sz w:val="16"/>
+                <w:szCs w:val="16"/>
+              </w:rPr>
+              <w:t xml:space="preserve"> with its label, lat 14.651 / lon 121.0493, </w:t>
+            </w:r>
+            <w:r>
+              <w:rPr>
+                <w:rFonts w:ascii="Consolas" w:cs="Consolas" w:eastAsia="Consolas" w:hAnsi="Consolas"/>
+                <w:sz w:val="16"/>
+                <w:szCs w:val="16"/>
+              </w:rPr>
+              <w:t xml:space="preserve">precision=street</w:t>
+            </w:r>
+            <w:r>
+              <w:rPr>
+                <w:sz w:val="16"/>
+                <w:szCs w:val="16"/>
+              </w:rPr>
+              <w:t xml:space="preserve">; every source </w:t>
+            </w:r>
+            <w:r>
+              <w:rPr>
+                <w:rFonts w:ascii="Consolas" w:cs="Consolas" w:eastAsia="Consolas" w:hAnsi="Consolas"/>
+                <w:sz w:val="16"/>
+                <w:szCs w:val="16"/>
+              </w:rPr>
+              <w:t xml:space="preserve">ok</w:t>
+            </w:r>
+            <w:r>
+              <w:rPr>
+                <w:sz w:val="16"/>
+                <w:szCs w:val="16"/>
+              </w:rPr>
+              <w:t xml:space="preserve"> (CI uses the mock external APIs; live APIs on 7 Oct 2026: 3.7 s, then 0.1 s from the cache)</w:t>
+            </w:r>
+          </w:p>
+        </w:tc>
+        <w:tc>
+          <w:tcPr>
             <w:tcW w:type="dxa" w:w="700"/>
             <w:tcBorders>
               <w:top w:val="single" w:color="7F7F7F" w:sz="4"/>
@@ -24535,192 +25011,7 @@
                 <w:sz w:val="16"/>
                 <w:szCs w:val="16"/>
               </w:rPr>
-              <w:t xml:space="preserve">T12</w:t>
-            </w:r>
-          </w:p>
-        </w:tc>
-        <w:tc>
-          <w:tcPr>
-            <w:tcW w:type="dxa" w:w="2800"/>
-            <w:tcBorders>
-              <w:top w:val="single" w:color="7F7F7F" w:sz="4"/>
-              <w:left w:val="single" w:color="7F7F7F" w:sz="4"/>
-              <w:bottom w:val="single" w:color="7F7F7F" w:sz="4"/>
-              <w:right w:val="single" w:color="7F7F7F" w:sz="4"/>
-            </w:tcBorders>
-            <w:tcMar>
-              <w:top w:type="dxa" w:w="60"/>
-              <w:left w:type="dxa" w:w="100"/>
-              <w:bottom w:type="dxa" w:w="60"/>
-              <w:right w:type="dxa" w:w="100"/>
-            </w:tcMar>
-          </w:tcPr>
-          <w:p>
-            <w:pPr>
-              <w:spacing w:after="20"/>
-            </w:pPr>
-            <w:r>
-              <w:rPr>
-                <w:sz w:val="16"/>
-                <w:szCs w:val="16"/>
-              </w:rPr>
-              <w:t xml:space="preserve">Get Accessibility Snapshot (Gateway → Insights → Core → Nominatim/Overpass/PSGC)</w:t>
-            </w:r>
-          </w:p>
-        </w:tc>
-        <w:tc>
-          <w:tcPr>
-            <w:tcW w:type="dxa" w:w="1300"/>
-            <w:tcBorders>
-              <w:top w:val="single" w:color="7F7F7F" w:sz="4"/>
-              <w:left w:val="single" w:color="7F7F7F" w:sz="4"/>
-              <w:bottom w:val="single" w:color="7F7F7F" w:sz="4"/>
-              <w:right w:val="single" w:color="7F7F7F" w:sz="4"/>
-            </w:tcBorders>
-            <w:tcMar>
-              <w:top w:type="dxa" w:w="60"/>
-              <w:left w:type="dxa" w:w="100"/>
-              <w:bottom w:type="dxa" w:w="60"/>
-              <w:right w:type="dxa" w:w="100"/>
-            </w:tcMar>
-          </w:tcPr>
-          <w:p>
-            <w:pPr>
-              <w:spacing w:after="20"/>
-            </w:pPr>
-            <w:r>
-              <w:rPr>
-                <w:sz w:val="16"/>
-                <w:szCs w:val="16"/>
-              </w:rPr>
-              <w:t xml:space="preserve">Integration</w:t>
-            </w:r>
-          </w:p>
-        </w:tc>
-        <w:tc>
-          <w:tcPr>
-            <w:tcW w:type="dxa" w:w="2700"/>
-            <w:tcBorders>
-              <w:top w:val="single" w:color="7F7F7F" w:sz="4"/>
-              <w:left w:val="single" w:color="7F7F7F" w:sz="4"/>
-              <w:bottom w:val="single" w:color="7F7F7F" w:sz="4"/>
-              <w:right w:val="single" w:color="7F7F7F" w:sz="4"/>
-            </w:tcBorders>
-            <w:tcMar>
-              <w:top w:type="dxa" w:w="60"/>
-              <w:left w:type="dxa" w:w="100"/>
-              <w:bottom w:type="dxa" w:w="60"/>
-              <w:right w:type="dxa" w:w="100"/>
-            </w:tcMar>
-          </w:tcPr>
-          <w:p>
-            <w:pPr>
-              <w:spacing w:after="20"/>
-            </w:pPr>
-            <w:r>
-              <w:rPr>
-                <w:sz w:val="16"/>
-                <w:szCs w:val="16"/>
-              </w:rPr>
-              <w:t xml:space="preserve">200 within 15 s; </w:t>
-            </w:r>
-            <w:r>
-              <w:rPr>
-                <w:rFonts w:ascii="Consolas" w:cs="Consolas" w:eastAsia="Consolas" w:hAnsi="Consolas"/>
-                <w:sz w:val="16"/>
-                <w:szCs w:val="16"/>
-              </w:rPr>
-              <w:t xml:space="preserve">location</w:t>
-            </w:r>
-            <w:r>
-              <w:rPr>
-                <w:sz w:val="16"/>
-                <w:szCs w:val="16"/>
-              </w:rPr>
-              <w:t xml:space="preserve"> has the PSGC code, label and coordinates in the Philippines (</w:t>
-            </w:r>
-            <w:r>
-              <w:rPr>
-                <w:rFonts w:ascii="Consolas" w:cs="Consolas" w:eastAsia="Consolas" w:hAnsi="Consolas"/>
-                <w:sz w:val="16"/>
-                <w:szCs w:val="16"/>
-              </w:rPr>
-              <w:t xml:space="preserve">precision</w:t>
-            </w:r>
-            <w:r>
-              <w:rPr>
-                <w:sz w:val="16"/>
-                <w:szCs w:val="16"/>
-              </w:rPr>
-              <w:t xml:space="preserve"> street or city); </w:t>
-            </w:r>
-            <w:r>
-              <w:rPr>
-                <w:rFonts w:ascii="Consolas" w:cs="Consolas" w:eastAsia="Consolas" w:hAnsi="Consolas"/>
-                <w:sz w:val="16"/>
-                <w:szCs w:val="16"/>
-              </w:rPr>
-              <w:t xml:space="preserve">sources.core=ok</w:t>
-            </w:r>
-          </w:p>
-        </w:tc>
-        <w:tc>
-          <w:tcPr>
-            <w:tcW w:type="dxa" w:w="1500"/>
-            <w:tcBorders>
-              <w:top w:val="single" w:color="7F7F7F" w:sz="4"/>
-              <w:left w:val="single" w:color="7F7F7F" w:sz="4"/>
-              <w:bottom w:val="single" w:color="7F7F7F" w:sz="4"/>
-              <w:right w:val="single" w:color="7F7F7F" w:sz="4"/>
-            </w:tcBorders>
-            <w:tcMar>
-              <w:top w:type="dxa" w:w="60"/>
-              <w:left w:type="dxa" w:w="100"/>
-              <w:bottom w:type="dxa" w:w="60"/>
-              <w:right w:type="dxa" w:w="100"/>
-            </w:tcMar>
-          </w:tcPr>
-          <w:p>
-            <w:pPr>
-              <w:spacing w:after="20"/>
-            </w:pPr>
-            <w:r>
-              <w:rPr>
-                <w:sz w:val="16"/>
-                <w:szCs w:val="16"/>
-                <w:highlight w:val="yellow"/>
-              </w:rPr>
-              <w:t xml:space="preserve">[Actual]</w:t>
-            </w:r>
-          </w:p>
-        </w:tc>
-        <w:tc>
-          <w:tcPr>
-            <w:tcW w:type="dxa" w:w="1080"/>
-            <w:tcBorders>
-              <w:top w:val="single" w:color="7F7F7F" w:sz="4"/>
-              <w:left w:val="single" w:color="7F7F7F" w:sz="4"/>
-              <w:bottom w:val="single" w:color="7F7F7F" w:sz="4"/>
-              <w:right w:val="single" w:color="7F7F7F" w:sz="4"/>
-            </w:tcBorders>
-            <w:tcMar>
-              <w:top w:type="dxa" w:w="60"/>
-              <w:left w:type="dxa" w:w="100"/>
-              <w:bottom w:type="dxa" w:w="60"/>
-              <w:right w:type="dxa" w:w="100"/>
-            </w:tcMar>
-          </w:tcPr>
-          <w:p>
-            <w:pPr>
-              <w:spacing w:after="20"/>
-            </w:pPr>
-            <w:r>
-              <w:rPr>
-                <w:sz w:val="16"/>
-                <w:szCs w:val="16"/>
-                <w:highlight w:val="yellow"/>
-              </w:rPr>
-              <w:t xml:space="preserve">[PASS/FAIL]</w:t>
+              <w:t xml:space="preserve">PASS</w:t>
             </w:r>
           </w:p>
         </w:tc>
@@ -24728,6 +25019,271 @@
       <w:tr>
         <w:tc>
           <w:tcPr>
+            <w:tcW w:type="dxa" w:w="560"/>
+            <w:tcBorders>
+              <w:top w:val="single" w:color="7F7F7F" w:sz="4"/>
+              <w:left w:val="single" w:color="7F7F7F" w:sz="4"/>
+              <w:bottom w:val="single" w:color="7F7F7F" w:sz="4"/>
+              <w:right w:val="single" w:color="7F7F7F" w:sz="4"/>
+            </w:tcBorders>
+            <w:tcMar>
+              <w:top w:type="dxa" w:w="60"/>
+              <w:left w:type="dxa" w:w="100"/>
+              <w:bottom w:type="dxa" w:w="60"/>
+              <w:right w:type="dxa" w:w="100"/>
+            </w:tcMar>
+          </w:tcPr>
+          <w:p>
+            <w:pPr>
+              <w:spacing w:after="20"/>
+            </w:pPr>
+            <w:r>
+              <w:rPr>
+                <w:sz w:val="16"/>
+                <w:szCs w:val="16"/>
+              </w:rPr>
+              <w:t xml:space="preserve">T13</w:t>
+            </w:r>
+          </w:p>
+        </w:tc>
+        <w:tc>
+          <w:tcPr>
+            <w:tcW w:type="dxa" w:w="2000"/>
+            <w:tcBorders>
+              <w:top w:val="single" w:color="7F7F7F" w:sz="4"/>
+              <w:left w:val="single" w:color="7F7F7F" w:sz="4"/>
+              <w:bottom w:val="single" w:color="7F7F7F" w:sz="4"/>
+              <w:right w:val="single" w:color="7F7F7F" w:sz="4"/>
+            </w:tcBorders>
+            <w:tcMar>
+              <w:top w:type="dxa" w:w="60"/>
+              <w:left w:type="dxa" w:w="100"/>
+              <w:bottom w:type="dxa" w:w="60"/>
+              <w:right w:type="dxa" w:w="100"/>
+            </w:tcMar>
+          </w:tcPr>
+          <w:p>
+            <w:pPr>
+              <w:spacing w:after="20"/>
+            </w:pPr>
+            <w:r>
+              <w:rPr>
+                <w:sz w:val="16"/>
+                <w:szCs w:val="16"/>
+              </w:rPr>
+              <w:t xml:space="preserve">Snapshot with Overpass unreachable (invalid </w:t>
+            </w:r>
+            <w:r>
+              <w:rPr>
+                <w:rFonts w:ascii="Consolas" w:cs="Consolas" w:eastAsia="Consolas" w:hAnsi="Consolas"/>
+                <w:sz w:val="16"/>
+                <w:szCs w:val="16"/>
+              </w:rPr>
+              <w:t xml:space="preserve">OVERPASS_URL</w:t>
+            </w:r>
+            <w:r>
+              <w:rPr>
+                <w:sz w:val="16"/>
+                <w:szCs w:val="16"/>
+              </w:rPr>
+              <w:t xml:space="preserve"> in test env)</w:t>
+            </w:r>
+          </w:p>
+        </w:tc>
+        <w:tc>
+          <w:tcPr>
+            <w:tcW w:type="dxa" w:w="1050"/>
+            <w:tcBorders>
+              <w:top w:val="single" w:color="7F7F7F" w:sz="4"/>
+              <w:left w:val="single" w:color="7F7F7F" w:sz="4"/>
+              <w:bottom w:val="single" w:color="7F7F7F" w:sz="4"/>
+              <w:right w:val="single" w:color="7F7F7F" w:sz="4"/>
+            </w:tcBorders>
+            <w:tcMar>
+              <w:top w:type="dxa" w:w="60"/>
+              <w:left w:type="dxa" w:w="100"/>
+              <w:bottom w:type="dxa" w:w="60"/>
+              <w:right w:type="dxa" w:w="100"/>
+            </w:tcMar>
+          </w:tcPr>
+          <w:p>
+            <w:pPr>
+              <w:spacing w:after="20"/>
+            </w:pPr>
+            <w:r>
+              <w:rPr>
+                <w:sz w:val="16"/>
+                <w:szCs w:val="16"/>
+              </w:rPr>
+              <w:t xml:space="preserve">Integration (degradation)</w:t>
+            </w:r>
+          </w:p>
+        </w:tc>
+        <w:tc>
+          <w:tcPr>
+            <w:tcW w:type="dxa" w:w="2350"/>
+            <w:tcBorders>
+              <w:top w:val="single" w:color="7F7F7F" w:sz="4"/>
+              <w:left w:val="single" w:color="7F7F7F" w:sz="4"/>
+              <w:bottom w:val="single" w:color="7F7F7F" w:sz="4"/>
+              <w:right w:val="single" w:color="7F7F7F" w:sz="4"/>
+            </w:tcBorders>
+            <w:tcMar>
+              <w:top w:type="dxa" w:w="60"/>
+              <w:left w:type="dxa" w:w="100"/>
+              <w:bottom w:type="dxa" w:w="60"/>
+              <w:right w:type="dxa" w:w="100"/>
+            </w:tcMar>
+          </w:tcPr>
+          <w:p>
+            <w:pPr>
+              <w:spacing w:after="20"/>
+            </w:pPr>
+            <w:r>
+              <w:rPr>
+                <w:sz w:val="16"/>
+                <w:szCs w:val="16"/>
+              </w:rPr>
+              <w:t xml:space="preserve">200; </w:t>
+            </w:r>
+            <w:r>
+              <w:rPr>
+                <w:rFonts w:ascii="Consolas" w:cs="Consolas" w:eastAsia="Consolas" w:hAnsi="Consolas"/>
+                <w:sz w:val="16"/>
+                <w:szCs w:val="16"/>
+              </w:rPr>
+              <w:t xml:space="preserve">sources.overpass=unavailable</w:t>
+            </w:r>
+            <w:r>
+              <w:rPr>
+                <w:sz w:val="16"/>
+                <w:szCs w:val="16"/>
+              </w:rPr>
+              <w:t xml:space="preserve"> and </w:t>
+            </w:r>
+            <w:r>
+              <w:rPr>
+                <w:rFonts w:ascii="Consolas" w:cs="Consolas" w:eastAsia="Consolas" w:hAnsi="Consolas"/>
+                <w:sz w:val="16"/>
+                <w:szCs w:val="16"/>
+              </w:rPr>
+              <w:t xml:space="preserve">nearby_accessible=null</w:t>
+            </w:r>
+            <w:r>
+              <w:rPr>
+                <w:sz w:val="16"/>
+                <w:szCs w:val="16"/>
+              </w:rPr>
+              <w:t xml:space="preserve"> (</w:t>
+            </w:r>
+            <w:r>
+              <w:rPr>
+                <w:rFonts w:ascii="Consolas" w:cs="Consolas" w:eastAsia="Consolas" w:hAnsi="Consolas"/>
+                <w:sz w:val="16"/>
+                <w:szCs w:val="16"/>
+              </w:rPr>
+              <w:t xml:space="preserve">cached</w:t>
+            </w:r>
+            <w:r>
+              <w:rPr>
+                <w:sz w:val="16"/>
+                <w:szCs w:val="16"/>
+              </w:rPr>
+              <w:t xml:space="preserve">/</w:t>
+            </w:r>
+            <w:r>
+              <w:rPr>
+                <w:rFonts w:ascii="Consolas" w:cs="Consolas" w:eastAsia="Consolas" w:hAnsi="Consolas"/>
+                <w:sz w:val="16"/>
+                <w:szCs w:val="16"/>
+              </w:rPr>
+              <w:t xml:space="preserve">stale</w:t>
+            </w:r>
+            <w:r>
+              <w:rPr>
+                <w:sz w:val="16"/>
+                <w:szCs w:val="16"/>
+              </w:rPr>
+              <w:t xml:space="preserve"> if a cached result exists); location and employer claims present</w:t>
+            </w:r>
+          </w:p>
+        </w:tc>
+        <w:tc>
+          <w:tcPr>
+            <w:tcW w:type="dxa" w:w="3420"/>
+            <w:tcBorders>
+              <w:top w:val="single" w:color="7F7F7F" w:sz="4"/>
+              <w:left w:val="single" w:color="7F7F7F" w:sz="4"/>
+              <w:bottom w:val="single" w:color="7F7F7F" w:sz="4"/>
+              <w:right w:val="single" w:color="7F7F7F" w:sz="4"/>
+            </w:tcBorders>
+            <w:tcMar>
+              <w:top w:type="dxa" w:w="60"/>
+              <w:left w:type="dxa" w:w="100"/>
+              <w:bottom w:type="dxa" w:w="60"/>
+              <w:right w:type="dxa" w:w="100"/>
+            </w:tcMar>
+          </w:tcPr>
+          <w:p>
+            <w:pPr>
+              <w:spacing w:after="20"/>
+            </w:pPr>
+            <w:r>
+              <w:rPr>
+                <w:sz w:val="16"/>
+                <w:szCs w:val="16"/>
+              </w:rPr>
+              <w:t xml:space="preserve">200 in 39 ms; location, employer claims and trust score present; Overpass </w:t>
+            </w:r>
+            <w:r>
+              <w:rPr>
+                <w:rFonts w:ascii="Consolas" w:cs="Consolas" w:eastAsia="Consolas" w:hAnsi="Consolas"/>
+                <w:sz w:val="16"/>
+                <w:szCs w:val="16"/>
+              </w:rPr>
+              <w:t xml:space="preserve">cached</w:t>
+            </w:r>
+            <w:r>
+              <w:rPr>
+                <w:sz w:val="16"/>
+                <w:szCs w:val="16"/>
+              </w:rPr>
+              <w:t xml:space="preserve"> because a cached result existed. Without a cache: </w:t>
+            </w:r>
+            <w:r>
+              <w:rPr>
+                <w:rFonts w:ascii="Consolas" w:cs="Consolas" w:eastAsia="Consolas" w:hAnsi="Consolas"/>
+                <w:sz w:val="16"/>
+                <w:szCs w:val="16"/>
+              </w:rPr>
+              <w:t xml:space="preserve">unavailable</w:t>
+            </w:r>
+            <w:r>
+              <w:rPr>
+                <w:sz w:val="16"/>
+                <w:szCs w:val="16"/>
+              </w:rPr>
+              <w:t xml:space="preserve"> and </w:t>
+            </w:r>
+            <w:r>
+              <w:rPr>
+                <w:rFonts w:ascii="Consolas" w:cs="Consolas" w:eastAsia="Consolas" w:hAnsi="Consolas"/>
+                <w:sz w:val="16"/>
+                <w:szCs w:val="16"/>
+              </w:rPr>
+              <w:t xml:space="preserve">nearby_accessible=null</w:t>
+            </w:r>
+            <w:r>
+              <w:rPr>
+                <w:sz w:val="16"/>
+                <w:szCs w:val="16"/>
+              </w:rPr>
+              <w:t xml:space="preserve"> (local run 7 Oct 2026; Jest tests)</w:t>
+            </w:r>
+          </w:p>
+        </w:tc>
+        <w:tc>
+          <w:tcPr>
             <w:tcW w:type="dxa" w:w="700"/>
             <w:tcBorders>
               <w:top w:val="single" w:color="7F7F7F" w:sz="4"/>
@@ -24751,229 +25307,7 @@
                 <w:sz w:val="16"/>
                 <w:szCs w:val="16"/>
               </w:rPr>
-              <w:t xml:space="preserve">T13</w:t>
-            </w:r>
-          </w:p>
-        </w:tc>
-        <w:tc>
-          <w:tcPr>
-            <w:tcW w:type="dxa" w:w="2800"/>
-            <w:tcBorders>
-              <w:top w:val="single" w:color="7F7F7F" w:sz="4"/>
-              <w:left w:val="single" w:color="7F7F7F" w:sz="4"/>
-              <w:bottom w:val="single" w:color="7F7F7F" w:sz="4"/>
-              <w:right w:val="single" w:color="7F7F7F" w:sz="4"/>
-            </w:tcBorders>
-            <w:tcMar>
-              <w:top w:type="dxa" w:w="60"/>
-              <w:left w:type="dxa" w:w="100"/>
-              <w:bottom w:type="dxa" w:w="60"/>
-              <w:right w:type="dxa" w:w="100"/>
-            </w:tcMar>
-          </w:tcPr>
-          <w:p>
-            <w:pPr>
-              <w:spacing w:after="20"/>
-            </w:pPr>
-            <w:r>
-              <w:rPr>
-                <w:sz w:val="16"/>
-                <w:szCs w:val="16"/>
-              </w:rPr>
-              <w:t xml:space="preserve">Snapshot with Overpass unreachable (invalid </w:t>
-            </w:r>
-            <w:r>
-              <w:rPr>
-                <w:rFonts w:ascii="Consolas" w:cs="Consolas" w:eastAsia="Consolas" w:hAnsi="Consolas"/>
-                <w:sz w:val="16"/>
-                <w:szCs w:val="16"/>
-              </w:rPr>
-              <w:t xml:space="preserve">OVERPASS_URL</w:t>
-            </w:r>
-            <w:r>
-              <w:rPr>
-                <w:sz w:val="16"/>
-                <w:szCs w:val="16"/>
-              </w:rPr>
-              <w:t xml:space="preserve"> in test env)</w:t>
-            </w:r>
-          </w:p>
-        </w:tc>
-        <w:tc>
-          <w:tcPr>
-            <w:tcW w:type="dxa" w:w="1300"/>
-            <w:tcBorders>
-              <w:top w:val="single" w:color="7F7F7F" w:sz="4"/>
-              <w:left w:val="single" w:color="7F7F7F" w:sz="4"/>
-              <w:bottom w:val="single" w:color="7F7F7F" w:sz="4"/>
-              <w:right w:val="single" w:color="7F7F7F" w:sz="4"/>
-            </w:tcBorders>
-            <w:tcMar>
-              <w:top w:type="dxa" w:w="60"/>
-              <w:left w:type="dxa" w:w="100"/>
-              <w:bottom w:type="dxa" w:w="60"/>
-              <w:right w:type="dxa" w:w="100"/>
-            </w:tcMar>
-          </w:tcPr>
-          <w:p>
-            <w:pPr>
-              <w:spacing w:after="20"/>
-            </w:pPr>
-            <w:r>
-              <w:rPr>
-                <w:sz w:val="16"/>
-                <w:szCs w:val="16"/>
-              </w:rPr>
-              <w:t xml:space="preserve">Integration (degradation)</w:t>
-            </w:r>
-          </w:p>
-        </w:tc>
-        <w:tc>
-          <w:tcPr>
-            <w:tcW w:type="dxa" w:w="2700"/>
-            <w:tcBorders>
-              <w:top w:val="single" w:color="7F7F7F" w:sz="4"/>
-              <w:left w:val="single" w:color="7F7F7F" w:sz="4"/>
-              <w:bottom w:val="single" w:color="7F7F7F" w:sz="4"/>
-              <w:right w:val="single" w:color="7F7F7F" w:sz="4"/>
-            </w:tcBorders>
-            <w:tcMar>
-              <w:top w:type="dxa" w:w="60"/>
-              <w:left w:type="dxa" w:w="100"/>
-              <w:bottom w:type="dxa" w:w="60"/>
-              <w:right w:type="dxa" w:w="100"/>
-            </w:tcMar>
-          </w:tcPr>
-          <w:p>
-            <w:pPr>
-              <w:spacing w:after="20"/>
-            </w:pPr>
-            <w:r>
-              <w:rPr>
-                <w:sz w:val="16"/>
-                <w:szCs w:val="16"/>
-              </w:rPr>
-              <w:t xml:space="preserve">200; </w:t>
-            </w:r>
-            <w:r>
-              <w:rPr>
-                <w:rFonts w:ascii="Consolas" w:cs="Consolas" w:eastAsia="Consolas" w:hAnsi="Consolas"/>
-                <w:sz w:val="16"/>
-                <w:szCs w:val="16"/>
-              </w:rPr>
-              <w:t xml:space="preserve">sources.overpass=unavailable</w:t>
-            </w:r>
-            <w:r>
-              <w:rPr>
-                <w:sz w:val="16"/>
-                <w:szCs w:val="16"/>
-              </w:rPr>
-              <w:t xml:space="preserve"> and </w:t>
-            </w:r>
-            <w:r>
-              <w:rPr>
-                <w:rFonts w:ascii="Consolas" w:cs="Consolas" w:eastAsia="Consolas" w:hAnsi="Consolas"/>
-                <w:sz w:val="16"/>
-                <w:szCs w:val="16"/>
-              </w:rPr>
-              <w:t xml:space="preserve">nearby_accessible=null</w:t>
-            </w:r>
-            <w:r>
-              <w:rPr>
-                <w:sz w:val="16"/>
-                <w:szCs w:val="16"/>
-              </w:rPr>
-              <w:t xml:space="preserve"> (</w:t>
-            </w:r>
-            <w:r>
-              <w:rPr>
-                <w:rFonts w:ascii="Consolas" w:cs="Consolas" w:eastAsia="Consolas" w:hAnsi="Consolas"/>
-                <w:sz w:val="16"/>
-                <w:szCs w:val="16"/>
-              </w:rPr>
-              <w:t xml:space="preserve">cached</w:t>
-            </w:r>
-            <w:r>
-              <w:rPr>
-                <w:sz w:val="16"/>
-                <w:szCs w:val="16"/>
-              </w:rPr>
-              <w:t xml:space="preserve">/</w:t>
-            </w:r>
-            <w:r>
-              <w:rPr>
-                <w:rFonts w:ascii="Consolas" w:cs="Consolas" w:eastAsia="Consolas" w:hAnsi="Consolas"/>
-                <w:sz w:val="16"/>
-                <w:szCs w:val="16"/>
-              </w:rPr>
-              <w:t xml:space="preserve">stale</w:t>
-            </w:r>
-            <w:r>
-              <w:rPr>
-                <w:sz w:val="16"/>
-                <w:szCs w:val="16"/>
-              </w:rPr>
-              <w:t xml:space="preserve"> if a cached result exists); location and employer claims present</w:t>
-            </w:r>
-          </w:p>
-        </w:tc>
-        <w:tc>
-          <w:tcPr>
-            <w:tcW w:type="dxa" w:w="1500"/>
-            <w:tcBorders>
-              <w:top w:val="single" w:color="7F7F7F" w:sz="4"/>
-              <w:left w:val="single" w:color="7F7F7F" w:sz="4"/>
-              <w:bottom w:val="single" w:color="7F7F7F" w:sz="4"/>
-              <w:right w:val="single" w:color="7F7F7F" w:sz="4"/>
-            </w:tcBorders>
-            <w:tcMar>
-              <w:top w:type="dxa" w:w="60"/>
-              <w:left w:type="dxa" w:w="100"/>
-              <w:bottom w:type="dxa" w:w="60"/>
-              <w:right w:type="dxa" w:w="100"/>
-            </w:tcMar>
-          </w:tcPr>
-          <w:p>
-            <w:pPr>
-              <w:spacing w:after="20"/>
-            </w:pPr>
-            <w:r>
-              <w:rPr>
-                <w:sz w:val="16"/>
-                <w:szCs w:val="16"/>
-                <w:highlight w:val="yellow"/>
-              </w:rPr>
-              <w:t xml:space="preserve">[Actual]</w:t>
-            </w:r>
-          </w:p>
-        </w:tc>
-        <w:tc>
-          <w:tcPr>
-            <w:tcW w:type="dxa" w:w="1080"/>
-            <w:tcBorders>
-              <w:top w:val="single" w:color="7F7F7F" w:sz="4"/>
-              <w:left w:val="single" w:color="7F7F7F" w:sz="4"/>
-              <w:bottom w:val="single" w:color="7F7F7F" w:sz="4"/>
-              <w:right w:val="single" w:color="7F7F7F" w:sz="4"/>
-            </w:tcBorders>
-            <w:tcMar>
-              <w:top w:type="dxa" w:w="60"/>
-              <w:left w:type="dxa" w:w="100"/>
-              <w:bottom w:type="dxa" w:w="60"/>
-              <w:right w:type="dxa" w:w="100"/>
-            </w:tcMar>
-          </w:tcPr>
-          <w:p>
-            <w:pPr>
-              <w:spacing w:after="20"/>
-            </w:pPr>
-            <w:r>
-              <w:rPr>
-                <w:sz w:val="16"/>
-                <w:szCs w:val="16"/>
-                <w:highlight w:val="yellow"/>
-              </w:rPr>
-              <w:t xml:space="preserve">[PASS/FAIL]</w:t>
+              <w:t xml:space="preserve">PASS</w:t>
             </w:r>
           </w:p>
         </w:tc>
@@ -24981,6 +25315,211 @@
       <w:tr>
         <w:tc>
           <w:tcPr>
+            <w:tcW w:type="dxa" w:w="560"/>
+            <w:tcBorders>
+              <w:top w:val="single" w:color="7F7F7F" w:sz="4"/>
+              <w:left w:val="single" w:color="7F7F7F" w:sz="4"/>
+              <w:bottom w:val="single" w:color="7F7F7F" w:sz="4"/>
+              <w:right w:val="single" w:color="7F7F7F" w:sz="4"/>
+            </w:tcBorders>
+            <w:tcMar>
+              <w:top w:type="dxa" w:w="60"/>
+              <w:left w:type="dxa" w:w="100"/>
+              <w:bottom w:type="dxa" w:w="60"/>
+              <w:right w:type="dxa" w:w="100"/>
+            </w:tcMar>
+          </w:tcPr>
+          <w:p>
+            <w:pPr>
+              <w:spacing w:after="20"/>
+            </w:pPr>
+            <w:r>
+              <w:rPr>
+                <w:sz w:val="16"/>
+                <w:szCs w:val="16"/>
+              </w:rPr>
+              <w:t xml:space="preserve">T14</w:t>
+            </w:r>
+          </w:p>
+        </w:tc>
+        <w:tc>
+          <w:tcPr>
+            <w:tcW w:type="dxa" w:w="2000"/>
+            <w:tcBorders>
+              <w:top w:val="single" w:color="7F7F7F" w:sz="4"/>
+              <w:left w:val="single" w:color="7F7F7F" w:sz="4"/>
+              <w:bottom w:val="single" w:color="7F7F7F" w:sz="4"/>
+              <w:right w:val="single" w:color="7F7F7F" w:sz="4"/>
+            </w:tcBorders>
+            <w:tcMar>
+              <w:top w:type="dxa" w:w="60"/>
+              <w:left w:type="dxa" w:w="100"/>
+              <w:bottom w:type="dxa" w:w="60"/>
+              <w:right w:type="dxa" w:w="100"/>
+            </w:tcMar>
+          </w:tcPr>
+          <w:p>
+            <w:pPr>
+              <w:spacing w:after="20"/>
+            </w:pPr>
+            <w:r>
+              <w:rPr>
+                <w:sz w:val="16"/>
+                <w:szCs w:val="16"/>
+              </w:rPr>
+              <w:t xml:space="preserve">Admin registry check for a seeded ACTIVE SEC number</w:t>
+            </w:r>
+          </w:p>
+        </w:tc>
+        <w:tc>
+          <w:tcPr>
+            <w:tcW w:type="dxa" w:w="1050"/>
+            <w:tcBorders>
+              <w:top w:val="single" w:color="7F7F7F" w:sz="4"/>
+              <w:left w:val="single" w:color="7F7F7F" w:sz="4"/>
+              <w:bottom w:val="single" w:color="7F7F7F" w:sz="4"/>
+              <w:right w:val="single" w:color="7F7F7F" w:sz="4"/>
+            </w:tcBorders>
+            <w:tcMar>
+              <w:top w:type="dxa" w:w="60"/>
+              <w:left w:type="dxa" w:w="100"/>
+              <w:bottom w:type="dxa" w:w="60"/>
+              <w:right w:type="dxa" w:w="100"/>
+            </w:tcMar>
+          </w:tcPr>
+          <w:p>
+            <w:pPr>
+              <w:spacing w:after="20"/>
+            </w:pPr>
+            <w:r>
+              <w:rPr>
+                <w:sz w:val="16"/>
+                <w:szCs w:val="16"/>
+              </w:rPr>
+              <w:t xml:space="preserve">Integration (SOAP)</w:t>
+            </w:r>
+          </w:p>
+        </w:tc>
+        <w:tc>
+          <w:tcPr>
+            <w:tcW w:type="dxa" w:w="2350"/>
+            <w:tcBorders>
+              <w:top w:val="single" w:color="7F7F7F" w:sz="4"/>
+              <w:left w:val="single" w:color="7F7F7F" w:sz="4"/>
+              <w:bottom w:val="single" w:color="7F7F7F" w:sz="4"/>
+              <w:right w:val="single" w:color="7F7F7F" w:sz="4"/>
+            </w:tcBorders>
+            <w:tcMar>
+              <w:top w:type="dxa" w:w="60"/>
+              <w:left w:type="dxa" w:w="100"/>
+              <w:bottom w:type="dxa" w:w="60"/>
+              <w:right w:type="dxa" w:w="100"/>
+            </w:tcMar>
+          </w:tcPr>
+          <w:p>
+            <w:pPr>
+              <w:spacing w:after="20"/>
+            </w:pPr>
+            <w:r>
+              <w:rPr>
+                <w:sz w:val="16"/>
+                <w:szCs w:val="16"/>
+              </w:rPr>
+              <w:t xml:space="preserve">200; </w:t>
+            </w:r>
+            <w:r>
+              <w:rPr>
+                <w:rFonts w:ascii="Consolas" w:cs="Consolas" w:eastAsia="Consolas" w:hAnsi="Consolas"/>
+                <w:sz w:val="16"/>
+                <w:szCs w:val="16"/>
+              </w:rPr>
+              <w:t xml:space="preserve">registry.status=ACTIVE</w:t>
+            </w:r>
+            <w:r>
+              <w:rPr>
+                <w:sz w:val="16"/>
+                <w:szCs w:val="16"/>
+              </w:rPr>
+              <w:t xml:space="preserve">; </w:t>
+            </w:r>
+            <w:r>
+              <w:rPr>
+                <w:rFonts w:ascii="Consolas" w:cs="Consolas" w:eastAsia="Consolas" w:hAnsi="Consolas"/>
+                <w:sz w:val="16"/>
+                <w:szCs w:val="16"/>
+              </w:rPr>
+              <w:t xml:space="preserve">name_match ≥ 0.80</w:t>
+            </w:r>
+            <w:r>
+              <w:rPr>
+                <w:sz w:val="16"/>
+                <w:szCs w:val="16"/>
+              </w:rPr>
+              <w:t xml:space="preserve">; check stored</w:t>
+            </w:r>
+          </w:p>
+        </w:tc>
+        <w:tc>
+          <w:tcPr>
+            <w:tcW w:type="dxa" w:w="3420"/>
+            <w:tcBorders>
+              <w:top w:val="single" w:color="7F7F7F" w:sz="4"/>
+              <w:left w:val="single" w:color="7F7F7F" w:sz="4"/>
+              <w:bottom w:val="single" w:color="7F7F7F" w:sz="4"/>
+              <w:right w:val="single" w:color="7F7F7F" w:sz="4"/>
+            </w:tcBorders>
+            <w:tcMar>
+              <w:top w:type="dxa" w:w="60"/>
+              <w:left w:type="dxa" w:w="100"/>
+              <w:bottom w:type="dxa" w:w="60"/>
+              <w:right w:type="dxa" w:w="100"/>
+            </w:tcMar>
+          </w:tcPr>
+          <w:p>
+            <w:pPr>
+              <w:spacing w:after="20"/>
+            </w:pPr>
+            <w:r>
+              <w:rPr>
+                <w:sz w:val="16"/>
+                <w:szCs w:val="16"/>
+              </w:rPr>
+              <w:t xml:space="preserve">200; </w:t>
+            </w:r>
+            <w:r>
+              <w:rPr>
+                <w:rFonts w:ascii="Consolas" w:cs="Consolas" w:eastAsia="Consolas" w:hAnsi="Consolas"/>
+                <w:sz w:val="16"/>
+                <w:szCs w:val="16"/>
+              </w:rPr>
+              <w:t xml:space="preserve">ACTIVE</w:t>
+            </w:r>
+            <w:r>
+              <w:rPr>
+                <w:sz w:val="16"/>
+                <w:szCs w:val="16"/>
+              </w:rPr>
+              <w:t xml:space="preserve">, registered name "KALINGA FOODS, INC.", </w:t>
+            </w:r>
+            <w:r>
+              <w:rPr>
+                <w:rFonts w:ascii="Consolas" w:cs="Consolas" w:eastAsia="Consolas" w:hAnsi="Consolas"/>
+                <w:sz w:val="16"/>
+                <w:szCs w:val="16"/>
+              </w:rPr>
+              <w:t xml:space="preserve">name_match=1</w:t>
+            </w:r>
+            <w:r>
+              <w:rPr>
+                <w:sz w:val="16"/>
+                <w:szCs w:val="16"/>
+              </w:rPr>
+              <w:t xml:space="preserve">; check stored and shown on the employer; employer not approved by the check</w:t>
+            </w:r>
+          </w:p>
+        </w:tc>
+        <w:tc>
+          <w:tcPr>
             <w:tcW w:type="dxa" w:w="700"/>
             <w:tcBorders>
               <w:top w:val="single" w:color="7F7F7F" w:sz="4"/>
@@ -25004,184 +25543,7 @@
                 <w:sz w:val="16"/>
                 <w:szCs w:val="16"/>
               </w:rPr>
-              <w:t xml:space="preserve">T14</w:t>
-            </w:r>
-          </w:p>
-        </w:tc>
-        <w:tc>
-          <w:tcPr>
-            <w:tcW w:type="dxa" w:w="2800"/>
-            <w:tcBorders>
-              <w:top w:val="single" w:color="7F7F7F" w:sz="4"/>
-              <w:left w:val="single" w:color="7F7F7F" w:sz="4"/>
-              <w:bottom w:val="single" w:color="7F7F7F" w:sz="4"/>
-              <w:right w:val="single" w:color="7F7F7F" w:sz="4"/>
-            </w:tcBorders>
-            <w:tcMar>
-              <w:top w:type="dxa" w:w="60"/>
-              <w:left w:type="dxa" w:w="100"/>
-              <w:bottom w:type="dxa" w:w="60"/>
-              <w:right w:type="dxa" w:w="100"/>
-            </w:tcMar>
-          </w:tcPr>
-          <w:p>
-            <w:pPr>
-              <w:spacing w:after="20"/>
-            </w:pPr>
-            <w:r>
-              <w:rPr>
-                <w:sz w:val="16"/>
-                <w:szCs w:val="16"/>
-              </w:rPr>
-              <w:t xml:space="preserve">Admin registry check for a seeded ACTIVE SEC number</w:t>
-            </w:r>
-          </w:p>
-        </w:tc>
-        <w:tc>
-          <w:tcPr>
-            <w:tcW w:type="dxa" w:w="1300"/>
-            <w:tcBorders>
-              <w:top w:val="single" w:color="7F7F7F" w:sz="4"/>
-              <w:left w:val="single" w:color="7F7F7F" w:sz="4"/>
-              <w:bottom w:val="single" w:color="7F7F7F" w:sz="4"/>
-              <w:right w:val="single" w:color="7F7F7F" w:sz="4"/>
-            </w:tcBorders>
-            <w:tcMar>
-              <w:top w:type="dxa" w:w="60"/>
-              <w:left w:type="dxa" w:w="100"/>
-              <w:bottom w:type="dxa" w:w="60"/>
-              <w:right w:type="dxa" w:w="100"/>
-            </w:tcMar>
-          </w:tcPr>
-          <w:p>
-            <w:pPr>
-              <w:spacing w:after="20"/>
-            </w:pPr>
-            <w:r>
-              <w:rPr>
-                <w:sz w:val="16"/>
-                <w:szCs w:val="16"/>
-              </w:rPr>
-              <w:t xml:space="preserve">Integration (SOAP)</w:t>
-            </w:r>
-          </w:p>
-        </w:tc>
-        <w:tc>
-          <w:tcPr>
-            <w:tcW w:type="dxa" w:w="2700"/>
-            <w:tcBorders>
-              <w:top w:val="single" w:color="7F7F7F" w:sz="4"/>
-              <w:left w:val="single" w:color="7F7F7F" w:sz="4"/>
-              <w:bottom w:val="single" w:color="7F7F7F" w:sz="4"/>
-              <w:right w:val="single" w:color="7F7F7F" w:sz="4"/>
-            </w:tcBorders>
-            <w:tcMar>
-              <w:top w:type="dxa" w:w="60"/>
-              <w:left w:type="dxa" w:w="100"/>
-              <w:bottom w:type="dxa" w:w="60"/>
-              <w:right w:type="dxa" w:w="100"/>
-            </w:tcMar>
-          </w:tcPr>
-          <w:p>
-            <w:pPr>
-              <w:spacing w:after="20"/>
-            </w:pPr>
-            <w:r>
-              <w:rPr>
-                <w:sz w:val="16"/>
-                <w:szCs w:val="16"/>
-              </w:rPr>
-              <w:t xml:space="preserve">200; </w:t>
-            </w:r>
-            <w:r>
-              <w:rPr>
-                <w:rFonts w:ascii="Consolas" w:cs="Consolas" w:eastAsia="Consolas" w:hAnsi="Consolas"/>
-                <w:sz w:val="16"/>
-                <w:szCs w:val="16"/>
-              </w:rPr>
-              <w:t xml:space="preserve">registry.status=ACTIVE</w:t>
-            </w:r>
-            <w:r>
-              <w:rPr>
-                <w:sz w:val="16"/>
-                <w:szCs w:val="16"/>
-              </w:rPr>
-              <w:t xml:space="preserve">; </w:t>
-            </w:r>
-            <w:r>
-              <w:rPr>
-                <w:rFonts w:ascii="Consolas" w:cs="Consolas" w:eastAsia="Consolas" w:hAnsi="Consolas"/>
-                <w:sz w:val="16"/>
-                <w:szCs w:val="16"/>
-              </w:rPr>
-              <w:t xml:space="preserve">name_match ≥ 0.80</w:t>
-            </w:r>
-            <w:r>
-              <w:rPr>
-                <w:sz w:val="16"/>
-                <w:szCs w:val="16"/>
-              </w:rPr>
-              <w:t xml:space="preserve">; check stored</w:t>
-            </w:r>
-          </w:p>
-        </w:tc>
-        <w:tc>
-          <w:tcPr>
-            <w:tcW w:type="dxa" w:w="1500"/>
-            <w:tcBorders>
-              <w:top w:val="single" w:color="7F7F7F" w:sz="4"/>
-              <w:left w:val="single" w:color="7F7F7F" w:sz="4"/>
-              <w:bottom w:val="single" w:color="7F7F7F" w:sz="4"/>
-              <w:right w:val="single" w:color="7F7F7F" w:sz="4"/>
-            </w:tcBorders>
-            <w:tcMar>
-              <w:top w:type="dxa" w:w="60"/>
-              <w:left w:type="dxa" w:w="100"/>
-              <w:bottom w:type="dxa" w:w="60"/>
-              <w:right w:type="dxa" w:w="100"/>
-            </w:tcMar>
-          </w:tcPr>
-          <w:p>
-            <w:pPr>
-              <w:spacing w:after="20"/>
-            </w:pPr>
-            <w:r>
-              <w:rPr>
-                <w:sz w:val="16"/>
-                <w:szCs w:val="16"/>
-                <w:highlight w:val="yellow"/>
-              </w:rPr>
-              <w:t xml:space="preserve">[Actual]</w:t>
-            </w:r>
-          </w:p>
-        </w:tc>
-        <w:tc>
-          <w:tcPr>
-            <w:tcW w:type="dxa" w:w="1080"/>
-            <w:tcBorders>
-              <w:top w:val="single" w:color="7F7F7F" w:sz="4"/>
-              <w:left w:val="single" w:color="7F7F7F" w:sz="4"/>
-              <w:bottom w:val="single" w:color="7F7F7F" w:sz="4"/>
-              <w:right w:val="single" w:color="7F7F7F" w:sz="4"/>
-            </w:tcBorders>
-            <w:tcMar>
-              <w:top w:type="dxa" w:w="60"/>
-              <w:left w:type="dxa" w:w="100"/>
-              <w:bottom w:type="dxa" w:w="60"/>
-              <w:right w:type="dxa" w:w="100"/>
-            </w:tcMar>
-          </w:tcPr>
-          <w:p>
-            <w:pPr>
-              <w:spacing w:after="20"/>
-            </w:pPr>
-            <w:r>
-              <w:rPr>
-                <w:sz w:val="16"/>
-                <w:szCs w:val="16"/>
-                <w:highlight w:val="yellow"/>
-              </w:rPr>
-              <w:t xml:space="preserve">[PASS/FAIL]</w:t>
+              <w:t xml:space="preserve">PASS</w:t>
             </w:r>
           </w:p>
         </w:tc>
@@ -25189,6 +25551,204 @@
       <w:tr>
         <w:tc>
           <w:tcPr>
+            <w:tcW w:type="dxa" w:w="560"/>
+            <w:tcBorders>
+              <w:top w:val="single" w:color="7F7F7F" w:sz="4"/>
+              <w:left w:val="single" w:color="7F7F7F" w:sz="4"/>
+              <w:bottom w:val="single" w:color="7F7F7F" w:sz="4"/>
+              <w:right w:val="single" w:color="7F7F7F" w:sz="4"/>
+            </w:tcBorders>
+            <w:tcMar>
+              <w:top w:type="dxa" w:w="60"/>
+              <w:left w:type="dxa" w:w="100"/>
+              <w:bottom w:type="dxa" w:w="60"/>
+              <w:right w:type="dxa" w:w="100"/>
+            </w:tcMar>
+          </w:tcPr>
+          <w:p>
+            <w:pPr>
+              <w:spacing w:after="20"/>
+            </w:pPr>
+            <w:r>
+              <w:rPr>
+                <w:sz w:val="16"/>
+                <w:szCs w:val="16"/>
+              </w:rPr>
+              <w:t xml:space="preserve">T15</w:t>
+            </w:r>
+          </w:p>
+        </w:tc>
+        <w:tc>
+          <w:tcPr>
+            <w:tcW w:type="dxa" w:w="2000"/>
+            <w:tcBorders>
+              <w:top w:val="single" w:color="7F7F7F" w:sz="4"/>
+              <w:left w:val="single" w:color="7F7F7F" w:sz="4"/>
+              <w:bottom w:val="single" w:color="7F7F7F" w:sz="4"/>
+              <w:right w:val="single" w:color="7F7F7F" w:sz="4"/>
+            </w:tcBorders>
+            <w:tcMar>
+              <w:top w:type="dxa" w:w="60"/>
+              <w:left w:type="dxa" w:w="100"/>
+              <w:bottom w:type="dxa" w:w="60"/>
+              <w:right w:type="dxa" w:w="100"/>
+            </w:tcMar>
+          </w:tcPr>
+          <w:p>
+            <w:pPr>
+              <w:spacing w:after="20"/>
+            </w:pPr>
+            <w:r>
+              <w:rPr>
+                <w:sz w:val="16"/>
+                <w:szCs w:val="16"/>
+              </w:rPr>
+              <w:t xml:space="preserve">Registry check with an unknown number / wrong SOAP password</w:t>
+            </w:r>
+          </w:p>
+        </w:tc>
+        <w:tc>
+          <w:tcPr>
+            <w:tcW w:type="dxa" w:w="1050"/>
+            <w:tcBorders>
+              <w:top w:val="single" w:color="7F7F7F" w:sz="4"/>
+              <w:left w:val="single" w:color="7F7F7F" w:sz="4"/>
+              <w:bottom w:val="single" w:color="7F7F7F" w:sz="4"/>
+              <w:right w:val="single" w:color="7F7F7F" w:sz="4"/>
+            </w:tcBorders>
+            <w:tcMar>
+              <w:top w:type="dxa" w:w="60"/>
+              <w:left w:type="dxa" w:w="100"/>
+              <w:bottom w:type="dxa" w:w="60"/>
+              <w:right w:type="dxa" w:w="100"/>
+            </w:tcMar>
+          </w:tcPr>
+          <w:p>
+            <w:pPr>
+              <w:spacing w:after="20"/>
+            </w:pPr>
+            <w:r>
+              <w:rPr>
+                <w:sz w:val="16"/>
+                <w:szCs w:val="16"/>
+              </w:rPr>
+              <w:t xml:space="preserve">Integration (negative)</w:t>
+            </w:r>
+          </w:p>
+        </w:tc>
+        <w:tc>
+          <w:tcPr>
+            <w:tcW w:type="dxa" w:w="2350"/>
+            <w:tcBorders>
+              <w:top w:val="single" w:color="7F7F7F" w:sz="4"/>
+              <w:left w:val="single" w:color="7F7F7F" w:sz="4"/>
+              <w:bottom w:val="single" w:color="7F7F7F" w:sz="4"/>
+              <w:right w:val="single" w:color="7F7F7F" w:sz="4"/>
+            </w:tcBorders>
+            <w:tcMar>
+              <w:top w:type="dxa" w:w="60"/>
+              <w:left w:type="dxa" w:w="100"/>
+              <w:bottom w:type="dxa" w:w="60"/>
+              <w:right w:type="dxa" w:w="100"/>
+            </w:tcMar>
+          </w:tcPr>
+          <w:p>
+            <w:pPr>
+              <w:spacing w:after="20"/>
+            </w:pPr>
+            <w:r>
+              <w:rPr>
+                <w:sz w:val="16"/>
+                <w:szCs w:val="16"/>
+              </w:rPr>
+              <w:t xml:space="preserve">200 </w:t>
+            </w:r>
+            <w:r>
+              <w:rPr>
+                <w:rFonts w:ascii="Consolas" w:cs="Consolas" w:eastAsia="Consolas" w:hAnsi="Consolas"/>
+                <w:sz w:val="16"/>
+                <w:szCs w:val="16"/>
+              </w:rPr>
+              <w:t xml:space="preserve">status=NOT_FOUND</w:t>
+            </w:r>
+            <w:r>
+              <w:rPr>
+                <w:sz w:val="16"/>
+                <w:szCs w:val="16"/>
+              </w:rPr>
+              <w:t xml:space="preserve"> / 502 </w:t>
+            </w:r>
+            <w:r>
+              <w:rPr>
+                <w:rFonts w:ascii="Consolas" w:cs="Consolas" w:eastAsia="Consolas" w:hAnsi="Consolas"/>
+                <w:sz w:val="16"/>
+                <w:szCs w:val="16"/>
+              </w:rPr>
+              <w:t xml:space="preserve">REGISTRY_AUTH_FAILED</w:t>
+            </w:r>
+          </w:p>
+        </w:tc>
+        <w:tc>
+          <w:tcPr>
+            <w:tcW w:type="dxa" w:w="3420"/>
+            <w:tcBorders>
+              <w:top w:val="single" w:color="7F7F7F" w:sz="4"/>
+              <w:left w:val="single" w:color="7F7F7F" w:sz="4"/>
+              <w:bottom w:val="single" w:color="7F7F7F" w:sz="4"/>
+              <w:right w:val="single" w:color="7F7F7F" w:sz="4"/>
+            </w:tcBorders>
+            <w:tcMar>
+              <w:top w:type="dxa" w:w="60"/>
+              <w:left w:type="dxa" w:w="100"/>
+              <w:bottom w:type="dxa" w:w="60"/>
+              <w:right w:type="dxa" w:w="100"/>
+            </w:tcMar>
+          </w:tcPr>
+          <w:p>
+            <w:pPr>
+              <w:spacing w:after="20"/>
+            </w:pPr>
+            <w:r>
+              <w:rPr>
+                <w:sz w:val="16"/>
+                <w:szCs w:val="16"/>
+              </w:rPr>
+              <w:t xml:space="preserve">Unknown DTI number: 200 </w:t>
+            </w:r>
+            <w:r>
+              <w:rPr>
+                <w:rFonts w:ascii="Consolas" w:cs="Consolas" w:eastAsia="Consolas" w:hAnsi="Consolas"/>
+                <w:sz w:val="16"/>
+                <w:szCs w:val="16"/>
+              </w:rPr>
+              <w:t xml:space="preserve">NOT_FOUND</w:t>
+            </w:r>
+            <w:r>
+              <w:rPr>
+                <w:sz w:val="16"/>
+                <w:szCs w:val="16"/>
+              </w:rPr>
+              <w:t xml:space="preserve">, no name or score. Wrong SOAP password: 502 </w:t>
+            </w:r>
+            <w:r>
+              <w:rPr>
+                <w:rFonts w:ascii="Consolas" w:cs="Consolas" w:eastAsia="Consolas" w:hAnsi="Consolas"/>
+                <w:sz w:val="16"/>
+                <w:szCs w:val="16"/>
+              </w:rPr>
+              <w:t xml:space="preserve">REGISTRY_AUTH_FAILED</w:t>
+            </w:r>
+            <w:r>
+              <w:rPr>
+                <w:sz w:val="16"/>
+                <w:szCs w:val="16"/>
+              </w:rPr>
+              <w:t xml:space="preserve"> (Core feature test; CI cannot change the registry password)</w:t>
+            </w:r>
+          </w:p>
+        </w:tc>
+        <w:tc>
+          <w:tcPr>
             <w:tcW w:type="dxa" w:w="700"/>
             <w:tcBorders>
               <w:top w:val="single" w:color="7F7F7F" w:sz="4"/>
@@ -25212,177 +25772,7 @@
                 <w:sz w:val="16"/>
                 <w:szCs w:val="16"/>
               </w:rPr>
-              <w:t xml:space="preserve">T15</w:t>
-            </w:r>
-          </w:p>
-        </w:tc>
-        <w:tc>
-          <w:tcPr>
-            <w:tcW w:type="dxa" w:w="2800"/>
-            <w:tcBorders>
-              <w:top w:val="single" w:color="7F7F7F" w:sz="4"/>
-              <w:left w:val="single" w:color="7F7F7F" w:sz="4"/>
-              <w:bottom w:val="single" w:color="7F7F7F" w:sz="4"/>
-              <w:right w:val="single" w:color="7F7F7F" w:sz="4"/>
-            </w:tcBorders>
-            <w:tcMar>
-              <w:top w:type="dxa" w:w="60"/>
-              <w:left w:type="dxa" w:w="100"/>
-              <w:bottom w:type="dxa" w:w="60"/>
-              <w:right w:type="dxa" w:w="100"/>
-            </w:tcMar>
-          </w:tcPr>
-          <w:p>
-            <w:pPr>
-              <w:spacing w:after="20"/>
-            </w:pPr>
-            <w:r>
-              <w:rPr>
-                <w:sz w:val="16"/>
-                <w:szCs w:val="16"/>
-              </w:rPr>
-              <w:t xml:space="preserve">Registry check with an unknown number / wrong SOAP password</w:t>
-            </w:r>
-          </w:p>
-        </w:tc>
-        <w:tc>
-          <w:tcPr>
-            <w:tcW w:type="dxa" w:w="1300"/>
-            <w:tcBorders>
-              <w:top w:val="single" w:color="7F7F7F" w:sz="4"/>
-              <w:left w:val="single" w:color="7F7F7F" w:sz="4"/>
-              <w:bottom w:val="single" w:color="7F7F7F" w:sz="4"/>
-              <w:right w:val="single" w:color="7F7F7F" w:sz="4"/>
-            </w:tcBorders>
-            <w:tcMar>
-              <w:top w:type="dxa" w:w="60"/>
-              <w:left w:type="dxa" w:w="100"/>
-              <w:bottom w:type="dxa" w:w="60"/>
-              <w:right w:type="dxa" w:w="100"/>
-            </w:tcMar>
-          </w:tcPr>
-          <w:p>
-            <w:pPr>
-              <w:spacing w:after="20"/>
-            </w:pPr>
-            <w:r>
-              <w:rPr>
-                <w:sz w:val="16"/>
-                <w:szCs w:val="16"/>
-              </w:rPr>
-              <w:t xml:space="preserve">Integration (negative)</w:t>
-            </w:r>
-          </w:p>
-        </w:tc>
-        <w:tc>
-          <w:tcPr>
-            <w:tcW w:type="dxa" w:w="2700"/>
-            <w:tcBorders>
-              <w:top w:val="single" w:color="7F7F7F" w:sz="4"/>
-              <w:left w:val="single" w:color="7F7F7F" w:sz="4"/>
-              <w:bottom w:val="single" w:color="7F7F7F" w:sz="4"/>
-              <w:right w:val="single" w:color="7F7F7F" w:sz="4"/>
-            </w:tcBorders>
-            <w:tcMar>
-              <w:top w:type="dxa" w:w="60"/>
-              <w:left w:type="dxa" w:w="100"/>
-              <w:bottom w:type="dxa" w:w="60"/>
-              <w:right w:type="dxa" w:w="100"/>
-            </w:tcMar>
-          </w:tcPr>
-          <w:p>
-            <w:pPr>
-              <w:spacing w:after="20"/>
-            </w:pPr>
-            <w:r>
-              <w:rPr>
-                <w:sz w:val="16"/>
-                <w:szCs w:val="16"/>
-              </w:rPr>
-              <w:t xml:space="preserve">200 </w:t>
-            </w:r>
-            <w:r>
-              <w:rPr>
-                <w:rFonts w:ascii="Consolas" w:cs="Consolas" w:eastAsia="Consolas" w:hAnsi="Consolas"/>
-                <w:sz w:val="16"/>
-                <w:szCs w:val="16"/>
-              </w:rPr>
-              <w:t xml:space="preserve">status=NOT_FOUND</w:t>
-            </w:r>
-            <w:r>
-              <w:rPr>
-                <w:sz w:val="16"/>
-                <w:szCs w:val="16"/>
-              </w:rPr>
-              <w:t xml:space="preserve"> / 502 </w:t>
-            </w:r>
-            <w:r>
-              <w:rPr>
-                <w:rFonts w:ascii="Consolas" w:cs="Consolas" w:eastAsia="Consolas" w:hAnsi="Consolas"/>
-                <w:sz w:val="16"/>
-                <w:szCs w:val="16"/>
-              </w:rPr>
-              <w:t xml:space="preserve">REGISTRY_AUTH_FAILED</w:t>
-            </w:r>
-          </w:p>
-        </w:tc>
-        <w:tc>
-          <w:tcPr>
-            <w:tcW w:type="dxa" w:w="1500"/>
-            <w:tcBorders>
-              <w:top w:val="single" w:color="7F7F7F" w:sz="4"/>
-              <w:left w:val="single" w:color="7F7F7F" w:sz="4"/>
-              <w:bottom w:val="single" w:color="7F7F7F" w:sz="4"/>
-              <w:right w:val="single" w:color="7F7F7F" w:sz="4"/>
-            </w:tcBorders>
-            <w:tcMar>
-              <w:top w:type="dxa" w:w="60"/>
-              <w:left w:type="dxa" w:w="100"/>
-              <w:bottom w:type="dxa" w:w="60"/>
-              <w:right w:type="dxa" w:w="100"/>
-            </w:tcMar>
-          </w:tcPr>
-          <w:p>
-            <w:pPr>
-              <w:spacing w:after="20"/>
-            </w:pPr>
-            <w:r>
-              <w:rPr>
-                <w:sz w:val="16"/>
-                <w:szCs w:val="16"/>
-                <w:highlight w:val="yellow"/>
-              </w:rPr>
-              <w:t xml:space="preserve">[Actual]</w:t>
-            </w:r>
-          </w:p>
-        </w:tc>
-        <w:tc>
-          <w:tcPr>
-            <w:tcW w:type="dxa" w:w="1080"/>
-            <w:tcBorders>
-              <w:top w:val="single" w:color="7F7F7F" w:sz="4"/>
-              <w:left w:val="single" w:color="7F7F7F" w:sz="4"/>
-              <w:bottom w:val="single" w:color="7F7F7F" w:sz="4"/>
-              <w:right w:val="single" w:color="7F7F7F" w:sz="4"/>
-            </w:tcBorders>
-            <w:tcMar>
-              <w:top w:type="dxa" w:w="60"/>
-              <w:left w:type="dxa" w:w="100"/>
-              <w:bottom w:type="dxa" w:w="60"/>
-              <w:right w:type="dxa" w:w="100"/>
-            </w:tcMar>
-          </w:tcPr>
-          <w:p>
-            <w:pPr>
-              <w:spacing w:after="20"/>
-            </w:pPr>
-            <w:r>
-              <w:rPr>
-                <w:sz w:val="16"/>
-                <w:szCs w:val="16"/>
-                <w:highlight w:val="yellow"/>
-              </w:rPr>
-              <w:t xml:space="preserve">[PASS/FAIL]</w:t>
+              <w:t xml:space="preserve">PASS</w:t>
             </w:r>
           </w:p>
         </w:tc>
@@ -25390,6 +25780,220 @@
       <w:tr>
         <w:tc>
           <w:tcPr>
+            <w:tcW w:type="dxa" w:w="560"/>
+            <w:tcBorders>
+              <w:top w:val="single" w:color="7F7F7F" w:sz="4"/>
+              <w:left w:val="single" w:color="7F7F7F" w:sz="4"/>
+              <w:bottom w:val="single" w:color="7F7F7F" w:sz="4"/>
+              <w:right w:val="single" w:color="7F7F7F" w:sz="4"/>
+            </w:tcBorders>
+            <w:tcMar>
+              <w:top w:type="dxa" w:w="60"/>
+              <w:left w:type="dxa" w:w="100"/>
+              <w:bottom w:type="dxa" w:w="60"/>
+              <w:right w:type="dxa" w:w="100"/>
+            </w:tcMar>
+          </w:tcPr>
+          <w:p>
+            <w:pPr>
+              <w:spacing w:after="20"/>
+            </w:pPr>
+            <w:r>
+              <w:rPr>
+                <w:sz w:val="16"/>
+                <w:szCs w:val="16"/>
+              </w:rPr>
+              <w:t xml:space="preserve">T16</w:t>
+            </w:r>
+          </w:p>
+        </w:tc>
+        <w:tc>
+          <w:tcPr>
+            <w:tcW w:type="dxa" w:w="2000"/>
+            <w:tcBorders>
+              <w:top w:val="single" w:color="7F7F7F" w:sz="4"/>
+              <w:left w:val="single" w:color="7F7F7F" w:sz="4"/>
+              <w:bottom w:val="single" w:color="7F7F7F" w:sz="4"/>
+              <w:right w:val="single" w:color="7F7F7F" w:sz="4"/>
+            </w:tcBorders>
+            <w:tcMar>
+              <w:top w:type="dxa" w:w="60"/>
+              <w:left w:type="dxa" w:w="100"/>
+              <w:bottom w:type="dxa" w:w="60"/>
+              <w:right w:type="dxa" w:w="100"/>
+            </w:tcMar>
+          </w:tcPr>
+          <w:p>
+            <w:pPr>
+              <w:spacing w:after="20"/>
+            </w:pPr>
+            <w:r>
+              <w:rPr>
+                <w:sz w:val="16"/>
+                <w:szCs w:val="16"/>
+              </w:rPr>
+              <w:t xml:space="preserve">Call Core </w:t>
+            </w:r>
+            <w:r>
+              <w:rPr>
+                <w:rFonts w:ascii="Consolas" w:cs="Consolas" w:eastAsia="Consolas" w:hAnsi="Consolas"/>
+                <w:sz w:val="16"/>
+                <w:szCs w:val="16"/>
+              </w:rPr>
+              <w:t xml:space="preserve">/internal/job-postings/{id}/summary</w:t>
+            </w:r>
+            <w:r>
+              <w:rPr>
+                <w:sz w:val="16"/>
+                <w:szCs w:val="16"/>
+              </w:rPr>
+              <w:t xml:space="preserve"> without </w:t>
+            </w:r>
+            <w:r>
+              <w:rPr>
+                <w:rFonts w:ascii="Consolas" w:cs="Consolas" w:eastAsia="Consolas" w:hAnsi="Consolas"/>
+                <w:sz w:val="16"/>
+                <w:szCs w:val="16"/>
+              </w:rPr>
+              <w:t xml:space="preserve">X-Service-Key</w:t>
+            </w:r>
+          </w:p>
+        </w:tc>
+        <w:tc>
+          <w:tcPr>
+            <w:tcW w:type="dxa" w:w="1050"/>
+            <w:tcBorders>
+              <w:top w:val="single" w:color="7F7F7F" w:sz="4"/>
+              <w:left w:val="single" w:color="7F7F7F" w:sz="4"/>
+              <w:bottom w:val="single" w:color="7F7F7F" w:sz="4"/>
+              <w:right w:val="single" w:color="7F7F7F" w:sz="4"/>
+            </w:tcBorders>
+            <w:tcMar>
+              <w:top w:type="dxa" w:w="60"/>
+              <w:left w:type="dxa" w:w="100"/>
+              <w:bottom w:type="dxa" w:w="60"/>
+              <w:right w:type="dxa" w:w="100"/>
+            </w:tcMar>
+          </w:tcPr>
+          <w:p>
+            <w:pPr>
+              <w:spacing w:after="20"/>
+            </w:pPr>
+            <w:r>
+              <w:rPr>
+                <w:sz w:val="16"/>
+                <w:szCs w:val="16"/>
+              </w:rPr>
+              <w:t xml:space="preserve">Integration (security)</w:t>
+            </w:r>
+          </w:p>
+        </w:tc>
+        <w:tc>
+          <w:tcPr>
+            <w:tcW w:type="dxa" w:w="2350"/>
+            <w:tcBorders>
+              <w:top w:val="single" w:color="7F7F7F" w:sz="4"/>
+              <w:left w:val="single" w:color="7F7F7F" w:sz="4"/>
+              <w:bottom w:val="single" w:color="7F7F7F" w:sz="4"/>
+              <w:right w:val="single" w:color="7F7F7F" w:sz="4"/>
+            </w:tcBorders>
+            <w:tcMar>
+              <w:top w:type="dxa" w:w="60"/>
+              <w:left w:type="dxa" w:w="100"/>
+              <w:bottom w:type="dxa" w:w="60"/>
+              <w:right w:type="dxa" w:w="100"/>
+            </w:tcMar>
+          </w:tcPr>
+          <w:p>
+            <w:pPr>
+              <w:spacing w:after="20"/>
+            </w:pPr>
+            <w:r>
+              <w:rPr>
+                <w:sz w:val="16"/>
+                <w:szCs w:val="16"/>
+              </w:rPr>
+              <w:t xml:space="preserve">401 </w:t>
+            </w:r>
+            <w:r>
+              <w:rPr>
+                <w:rFonts w:ascii="Consolas" w:cs="Consolas" w:eastAsia="Consolas" w:hAnsi="Consolas"/>
+                <w:sz w:val="16"/>
+                <w:szCs w:val="16"/>
+              </w:rPr>
+              <w:t xml:space="preserve">UNAUTHENTICATED</w:t>
+            </w:r>
+            <w:r>
+              <w:rPr>
+                <w:sz w:val="16"/>
+                <w:szCs w:val="16"/>
+              </w:rPr>
+              <w:t xml:space="preserve">; the gateway does not route </w:t>
+            </w:r>
+            <w:r>
+              <w:rPr>
+                <w:rFonts w:ascii="Consolas" w:cs="Consolas" w:eastAsia="Consolas" w:hAnsi="Consolas"/>
+                <w:sz w:val="16"/>
+                <w:szCs w:val="16"/>
+              </w:rPr>
+              <w:t xml:space="preserve">/internal/*</w:t>
+            </w:r>
+          </w:p>
+        </w:tc>
+        <w:tc>
+          <w:tcPr>
+            <w:tcW w:type="dxa" w:w="3420"/>
+            <w:tcBorders>
+              <w:top w:val="single" w:color="7F7F7F" w:sz="4"/>
+              <w:left w:val="single" w:color="7F7F7F" w:sz="4"/>
+              <w:bottom w:val="single" w:color="7F7F7F" w:sz="4"/>
+              <w:right w:val="single" w:color="7F7F7F" w:sz="4"/>
+            </w:tcBorders>
+            <w:tcMar>
+              <w:top w:type="dxa" w:w="60"/>
+              <w:left w:type="dxa" w:w="100"/>
+              <w:bottom w:type="dxa" w:w="60"/>
+              <w:right w:type="dxa" w:w="100"/>
+            </w:tcMar>
+          </w:tcPr>
+          <w:p>
+            <w:pPr>
+              <w:spacing w:after="20"/>
+            </w:pPr>
+            <w:r>
+              <w:rPr>
+                <w:sz w:val="16"/>
+                <w:szCs w:val="16"/>
+              </w:rPr>
+              <w:t xml:space="preserve">401 </w:t>
+            </w:r>
+            <w:r>
+              <w:rPr>
+                <w:rFonts w:ascii="Consolas" w:cs="Consolas" w:eastAsia="Consolas" w:hAnsi="Consolas"/>
+                <w:sz w:val="16"/>
+                <w:szCs w:val="16"/>
+              </w:rPr>
+              <w:t xml:space="preserve">UNAUTHENTICATED</w:t>
+            </w:r>
+            <w:r>
+              <w:rPr>
+                <w:sz w:val="16"/>
+                <w:szCs w:val="16"/>
+              </w:rPr>
+              <w:t xml:space="preserve"> ("A valid service key is required."); the gateway answers 404 for </w:t>
+            </w:r>
+            <w:r>
+              <w:rPr>
+                <w:rFonts w:ascii="Consolas" w:cs="Consolas" w:eastAsia="Consolas" w:hAnsi="Consolas"/>
+                <w:sz w:val="16"/>
+                <w:szCs w:val="16"/>
+              </w:rPr>
+              <w:t xml:space="preserve">/internal/*</w:t>
+            </w:r>
+          </w:p>
+        </w:tc>
+        <w:tc>
+          <w:tcPr>
             <w:tcW w:type="dxa" w:w="700"/>
             <w:tcBorders>
               <w:top w:val="single" w:color="7F7F7F" w:sz="4"/>
@@ -25413,200 +26017,7 @@
                 <w:sz w:val="16"/>
                 <w:szCs w:val="16"/>
               </w:rPr>
-              <w:t xml:space="preserve">T16</w:t>
-            </w:r>
-          </w:p>
-        </w:tc>
-        <w:tc>
-          <w:tcPr>
-            <w:tcW w:type="dxa" w:w="2800"/>
-            <w:tcBorders>
-              <w:top w:val="single" w:color="7F7F7F" w:sz="4"/>
-              <w:left w:val="single" w:color="7F7F7F" w:sz="4"/>
-              <w:bottom w:val="single" w:color="7F7F7F" w:sz="4"/>
-              <w:right w:val="single" w:color="7F7F7F" w:sz="4"/>
-            </w:tcBorders>
-            <w:tcMar>
-              <w:top w:type="dxa" w:w="60"/>
-              <w:left w:type="dxa" w:w="100"/>
-              <w:bottom w:type="dxa" w:w="60"/>
-              <w:right w:type="dxa" w:w="100"/>
-            </w:tcMar>
-          </w:tcPr>
-          <w:p>
-            <w:pPr>
-              <w:spacing w:after="20"/>
-            </w:pPr>
-            <w:r>
-              <w:rPr>
-                <w:sz w:val="16"/>
-                <w:szCs w:val="16"/>
-              </w:rPr>
-              <w:t xml:space="preserve">Call Core </w:t>
-            </w:r>
-            <w:r>
-              <w:rPr>
-                <w:rFonts w:ascii="Consolas" w:cs="Consolas" w:eastAsia="Consolas" w:hAnsi="Consolas"/>
-                <w:sz w:val="16"/>
-                <w:szCs w:val="16"/>
-              </w:rPr>
-              <w:t xml:space="preserve">/internal/job-postings/{id}/summary</w:t>
-            </w:r>
-            <w:r>
-              <w:rPr>
-                <w:sz w:val="16"/>
-                <w:szCs w:val="16"/>
-              </w:rPr>
-              <w:t xml:space="preserve"> without </w:t>
-            </w:r>
-            <w:r>
-              <w:rPr>
-                <w:rFonts w:ascii="Consolas" w:cs="Consolas" w:eastAsia="Consolas" w:hAnsi="Consolas"/>
-                <w:sz w:val="16"/>
-                <w:szCs w:val="16"/>
-              </w:rPr>
-              <w:t xml:space="preserve">X-Service-Key</w:t>
-            </w:r>
-          </w:p>
-        </w:tc>
-        <w:tc>
-          <w:tcPr>
-            <w:tcW w:type="dxa" w:w="1300"/>
-            <w:tcBorders>
-              <w:top w:val="single" w:color="7F7F7F" w:sz="4"/>
-              <w:left w:val="single" w:color="7F7F7F" w:sz="4"/>
-              <w:bottom w:val="single" w:color="7F7F7F" w:sz="4"/>
-              <w:right w:val="single" w:color="7F7F7F" w:sz="4"/>
-            </w:tcBorders>
-            <w:tcMar>
-              <w:top w:type="dxa" w:w="60"/>
-              <w:left w:type="dxa" w:w="100"/>
-              <w:bottom w:type="dxa" w:w="60"/>
-              <w:right w:type="dxa" w:w="100"/>
-            </w:tcMar>
-          </w:tcPr>
-          <w:p>
-            <w:pPr>
-              <w:spacing w:after="20"/>
-            </w:pPr>
-            <w:r>
-              <w:rPr>
-                <w:sz w:val="16"/>
-                <w:szCs w:val="16"/>
-              </w:rPr>
-              <w:t xml:space="preserve">Integration (security)</w:t>
-            </w:r>
-          </w:p>
-        </w:tc>
-        <w:tc>
-          <w:tcPr>
-            <w:tcW w:type="dxa" w:w="2700"/>
-            <w:tcBorders>
-              <w:top w:val="single" w:color="7F7F7F" w:sz="4"/>
-              <w:left w:val="single" w:color="7F7F7F" w:sz="4"/>
-              <w:bottom w:val="single" w:color="7F7F7F" w:sz="4"/>
-              <w:right w:val="single" w:color="7F7F7F" w:sz="4"/>
-            </w:tcBorders>
-            <w:tcMar>
-              <w:top w:type="dxa" w:w="60"/>
-              <w:left w:type="dxa" w:w="100"/>
-              <w:bottom w:type="dxa" w:w="60"/>
-              <w:right w:type="dxa" w:w="100"/>
-            </w:tcMar>
-          </w:tcPr>
-          <w:p>
-            <w:pPr>
-              <w:spacing w:after="20"/>
-            </w:pPr>
-            <w:r>
-              <w:rPr>
-                <w:sz w:val="16"/>
-                <w:szCs w:val="16"/>
-              </w:rPr>
-              <w:t xml:space="preserve">401 </w:t>
-            </w:r>
-            <w:r>
-              <w:rPr>
-                <w:rFonts w:ascii="Consolas" w:cs="Consolas" w:eastAsia="Consolas" w:hAnsi="Consolas"/>
-                <w:sz w:val="16"/>
-                <w:szCs w:val="16"/>
-              </w:rPr>
-              <w:t xml:space="preserve">UNAUTHENTICATED</w:t>
-            </w:r>
-            <w:r>
-              <w:rPr>
-                <w:sz w:val="16"/>
-                <w:szCs w:val="16"/>
-              </w:rPr>
-              <w:t xml:space="preserve">; the gateway does not route </w:t>
-            </w:r>
-            <w:r>
-              <w:rPr>
-                <w:rFonts w:ascii="Consolas" w:cs="Consolas" w:eastAsia="Consolas" w:hAnsi="Consolas"/>
-                <w:sz w:val="16"/>
-                <w:szCs w:val="16"/>
-              </w:rPr>
-              <w:t xml:space="preserve">/internal/*</w:t>
-            </w:r>
-          </w:p>
-        </w:tc>
-        <w:tc>
-          <w:tcPr>
-            <w:tcW w:type="dxa" w:w="1500"/>
-            <w:tcBorders>
-              <w:top w:val="single" w:color="7F7F7F" w:sz="4"/>
-              <w:left w:val="single" w:color="7F7F7F" w:sz="4"/>
-              <w:bottom w:val="single" w:color="7F7F7F" w:sz="4"/>
-              <w:right w:val="single" w:color="7F7F7F" w:sz="4"/>
-            </w:tcBorders>
-            <w:tcMar>
-              <w:top w:type="dxa" w:w="60"/>
-              <w:left w:type="dxa" w:w="100"/>
-              <w:bottom w:type="dxa" w:w="60"/>
-              <w:right w:type="dxa" w:w="100"/>
-            </w:tcMar>
-          </w:tcPr>
-          <w:p>
-            <w:pPr>
-              <w:spacing w:after="20"/>
-            </w:pPr>
-            <w:r>
-              <w:rPr>
-                <w:sz w:val="16"/>
-                <w:szCs w:val="16"/>
-                <w:highlight w:val="yellow"/>
-              </w:rPr>
-              <w:t xml:space="preserve">[Actual]</w:t>
-            </w:r>
-          </w:p>
-        </w:tc>
-        <w:tc>
-          <w:tcPr>
-            <w:tcW w:type="dxa" w:w="1080"/>
-            <w:tcBorders>
-              <w:top w:val="single" w:color="7F7F7F" w:sz="4"/>
-              <w:left w:val="single" w:color="7F7F7F" w:sz="4"/>
-              <w:bottom w:val="single" w:color="7F7F7F" w:sz="4"/>
-              <w:right w:val="single" w:color="7F7F7F" w:sz="4"/>
-            </w:tcBorders>
-            <w:tcMar>
-              <w:top w:type="dxa" w:w="60"/>
-              <w:left w:type="dxa" w:w="100"/>
-              <w:bottom w:type="dxa" w:w="60"/>
-              <w:right w:type="dxa" w:w="100"/>
-            </w:tcMar>
-          </w:tcPr>
-          <w:p>
-            <w:pPr>
-              <w:spacing w:after="20"/>
-            </w:pPr>
-            <w:r>
-              <w:rPr>
-                <w:sz w:val="16"/>
-                <w:szCs w:val="16"/>
-                <w:highlight w:val="yellow"/>
-              </w:rPr>
-              <w:t xml:space="preserve">[PASS/FAIL]</w:t>
+              <w:t xml:space="preserve">PASS</w:t>
             </w:r>
           </w:p>
         </w:tc>
@@ -25622,6 +26033,30 @@
         <w:spacing w:after="120" w:line="276"/>
       </w:pPr>
       <w:r>
+        <w:rPr>
+          <w:b/>
+          <w:bCs/>
+        </w:rPr>
+        <w:t xml:space="preserve">Results</w:t>
+      </w:r>
+      <w:r>
+        <w:t xml:space="preserve"> come from the CI run of 14 October 2026 (GitHub Actions run 38493807232 on commit </w:t>
+      </w:r>
+      <w:r>
+        <w:rPr>
+          <w:rFonts w:ascii="Consolas" w:cs="Consolas" w:eastAsia="Consolas" w:hAnsi="Consolas"/>
+        </w:rPr>
+        <w:t xml:space="preserve">59e1c36</w:t>
+      </w:r>
+      <w:r>
+        <w:t xml:space="preserve">): Newman through the gateway against the containerised stack, with PSGC, Nominatim and Overpass replaced by the mock server. All 16 tests passed.</w:t>
+      </w:r>
+    </w:p>
+    <w:p>
+      <w:pPr>
+        <w:spacing w:after="120" w:line="276"/>
+      </w:pPr>
+      <w:r>
         <w:t xml:space="preserve">Each test ID is the prefix of at least one request name in the Postman collection (e.g. </w:t>
       </w:r>
       <w:r>
@@ -26087,7 +26522,7 @@
         <w:spacing w:after="120" w:line="276"/>
       </w:pPr>
       <w:r>
-        <w:t xml:space="preserve">The collection runs headless in CI with </w:t>
+        <w:t xml:space="preserve">The collection (194 requests) runs headless in CI with </w:t>
       </w:r>
       <w:r>
         <w:rPr>
@@ -26096,13 +26531,666 @@
         <w:t xml:space="preserve">newman run tests/postman/OpenDoor.postman_collection.json -e &lt;env&gt; --reporters cli,htmlextra</w:t>
       </w:r>
       <w:r>
-        <w:t xml:space="preserve">. </w:t>
+        <w:t xml:space="preserve">, once in full and once more for folder 07 with Overpass unreachable (T13 runs only in that second pass). Results of the CI run of 14 October 2026 (run 38493807232, commit </w:t>
       </w:r>
       <w:r>
         <w:rPr>
-          <w:highlight w:val="yellow"/>
+          <w:rFonts w:ascii="Consolas" w:cs="Consolas" w:eastAsia="Consolas" w:hAnsi="Consolas"/>
         </w:rPr>
-        <w:t xml:space="preserve">[Insert the Newman summary: total requests, assertions, failures, and a screenshot of the HTML report.]</w:t>
+        <w:t xml:space="preserve">59e1c36</w:t>
+      </w:r>
+      <w:r>
+        <w:t xml:space="preserve">):</w:t>
+      </w:r>
+    </w:p>
+    <w:tbl>
+      <w:tblPr>
+        <w:tblW w:type="dxa" w:w="10080"/>
+        <w:tblBorders>
+          <w:top w:val="single" w:color="auto" w:sz="4"/>
+          <w:left w:val="single" w:color="auto" w:sz="4"/>
+          <w:bottom w:val="single" w:color="auto" w:sz="4"/>
+          <w:right w:val="single" w:color="auto" w:sz="4"/>
+          <w:insideH w:val="single" w:color="auto" w:sz="4"/>
+          <w:insideV w:val="single" w:color="auto" w:sz="4"/>
+        </w:tblBorders>
+      </w:tblPr>
+      <w:tblGrid>
+        <w:gridCol w:w="3600"/>
+        <w:gridCol w:w="1100"/>
+        <w:gridCol w:w="1200"/>
+        <w:gridCol w:w="900"/>
+        <w:gridCol w:w="1200"/>
+        <w:gridCol w:w="2080"/>
+      </w:tblGrid>
+      <w:tr>
+        <w:trPr>
+          <w:tblHeader/>
+        </w:trPr>
+        <w:tc>
+          <w:tcPr>
+            <w:tcW w:type="dxa" w:w="3600"/>
+            <w:tcBorders>
+              <w:top w:val="single" w:color="7F7F7F" w:sz="4"/>
+              <w:left w:val="single" w:color="7F7F7F" w:sz="4"/>
+              <w:bottom w:val="single" w:color="7F7F7F" w:sz="4"/>
+              <w:right w:val="single" w:color="7F7F7F" w:sz="4"/>
+            </w:tcBorders>
+            <w:shd w:fill="434343" w:color="auto" w:val="clear"/>
+            <w:tcMar>
+              <w:top w:type="dxa" w:w="60"/>
+              <w:left w:type="dxa" w:w="100"/>
+              <w:bottom w:type="dxa" w:w="60"/>
+              <w:right w:type="dxa" w:w="100"/>
+            </w:tcMar>
+          </w:tcPr>
+          <w:p>
+            <w:pPr>
+              <w:spacing w:after="20"/>
+            </w:pPr>
+            <w:r>
+              <w:rPr>
+                <w:b/>
+                <w:bCs/>
+                <w:color w:val="FFFFFF"/>
+                <w:sz w:val="18"/>
+                <w:szCs w:val="18"/>
+              </w:rPr>
+              <w:t xml:space="preserve">Newman run</w:t>
+            </w:r>
+          </w:p>
+        </w:tc>
+        <w:tc>
+          <w:tcPr>
+            <w:tcW w:type="dxa" w:w="1100"/>
+            <w:tcBorders>
+              <w:top w:val="single" w:color="7F7F7F" w:sz="4"/>
+              <w:left w:val="single" w:color="7F7F7F" w:sz="4"/>
+              <w:bottom w:val="single" w:color="7F7F7F" w:sz="4"/>
+              <w:right w:val="single" w:color="7F7F7F" w:sz="4"/>
+            </w:tcBorders>
+            <w:shd w:fill="434343" w:color="auto" w:val="clear"/>
+            <w:tcMar>
+              <w:top w:type="dxa" w:w="60"/>
+              <w:left w:type="dxa" w:w="100"/>
+              <w:bottom w:type="dxa" w:w="60"/>
+              <w:right w:type="dxa" w:w="100"/>
+            </w:tcMar>
+          </w:tcPr>
+          <w:p>
+            <w:pPr>
+              <w:spacing w:after="20"/>
+            </w:pPr>
+            <w:r>
+              <w:rPr>
+                <w:b/>
+                <w:bCs/>
+                <w:color w:val="FFFFFF"/>
+                <w:sz w:val="18"/>
+                <w:szCs w:val="18"/>
+              </w:rPr>
+              <w:t xml:space="preserve">Requests</w:t>
+            </w:r>
+          </w:p>
+        </w:tc>
+        <w:tc>
+          <w:tcPr>
+            <w:tcW w:type="dxa" w:w="1200"/>
+            <w:tcBorders>
+              <w:top w:val="single" w:color="7F7F7F" w:sz="4"/>
+              <w:left w:val="single" w:color="7F7F7F" w:sz="4"/>
+              <w:bottom w:val="single" w:color="7F7F7F" w:sz="4"/>
+              <w:right w:val="single" w:color="7F7F7F" w:sz="4"/>
+            </w:tcBorders>
+            <w:shd w:fill="434343" w:color="auto" w:val="clear"/>
+            <w:tcMar>
+              <w:top w:type="dxa" w:w="60"/>
+              <w:left w:type="dxa" w:w="100"/>
+              <w:bottom w:type="dxa" w:w="60"/>
+              <w:right w:type="dxa" w:w="100"/>
+            </w:tcMar>
+          </w:tcPr>
+          <w:p>
+            <w:pPr>
+              <w:spacing w:after="20"/>
+            </w:pPr>
+            <w:r>
+              <w:rPr>
+                <w:b/>
+                <w:bCs/>
+                <w:color w:val="FFFFFF"/>
+                <w:sz w:val="18"/>
+                <w:szCs w:val="18"/>
+              </w:rPr>
+              <w:t xml:space="preserve">Assertions</w:t>
+            </w:r>
+          </w:p>
+        </w:tc>
+        <w:tc>
+          <w:tcPr>
+            <w:tcW w:type="dxa" w:w="900"/>
+            <w:tcBorders>
+              <w:top w:val="single" w:color="7F7F7F" w:sz="4"/>
+              <w:left w:val="single" w:color="7F7F7F" w:sz="4"/>
+              <w:bottom w:val="single" w:color="7F7F7F" w:sz="4"/>
+              <w:right w:val="single" w:color="7F7F7F" w:sz="4"/>
+            </w:tcBorders>
+            <w:shd w:fill="434343" w:color="auto" w:val="clear"/>
+            <w:tcMar>
+              <w:top w:type="dxa" w:w="60"/>
+              <w:left w:type="dxa" w:w="100"/>
+              <w:bottom w:type="dxa" w:w="60"/>
+              <w:right w:type="dxa" w:w="100"/>
+            </w:tcMar>
+          </w:tcPr>
+          <w:p>
+            <w:pPr>
+              <w:spacing w:after="20"/>
+            </w:pPr>
+            <w:r>
+              <w:rPr>
+                <w:b/>
+                <w:bCs/>
+                <w:color w:val="FFFFFF"/>
+                <w:sz w:val="18"/>
+                <w:szCs w:val="18"/>
+              </w:rPr>
+              <w:t xml:space="preserve">Failed</w:t>
+            </w:r>
+          </w:p>
+        </w:tc>
+        <w:tc>
+          <w:tcPr>
+            <w:tcW w:type="dxa" w:w="1200"/>
+            <w:tcBorders>
+              <w:top w:val="single" w:color="7F7F7F" w:sz="4"/>
+              <w:left w:val="single" w:color="7F7F7F" w:sz="4"/>
+              <w:bottom w:val="single" w:color="7F7F7F" w:sz="4"/>
+              <w:right w:val="single" w:color="7F7F7F" w:sz="4"/>
+            </w:tcBorders>
+            <w:shd w:fill="434343" w:color="auto" w:val="clear"/>
+            <w:tcMar>
+              <w:top w:type="dxa" w:w="60"/>
+              <w:left w:type="dxa" w:w="100"/>
+              <w:bottom w:type="dxa" w:w="60"/>
+              <w:right w:type="dxa" w:w="100"/>
+            </w:tcMar>
+          </w:tcPr>
+          <w:p>
+            <w:pPr>
+              <w:spacing w:after="20"/>
+            </w:pPr>
+            <w:r>
+              <w:rPr>
+                <w:b/>
+                <w:bCs/>
+                <w:color w:val="FFFFFF"/>
+                <w:sz w:val="18"/>
+                <w:szCs w:val="18"/>
+              </w:rPr>
+              <w:t xml:space="preserve">Duration</w:t>
+            </w:r>
+          </w:p>
+        </w:tc>
+        <w:tc>
+          <w:tcPr>
+            <w:tcW w:type="dxa" w:w="2080"/>
+            <w:tcBorders>
+              <w:top w:val="single" w:color="7F7F7F" w:sz="4"/>
+              <w:left w:val="single" w:color="7F7F7F" w:sz="4"/>
+              <w:bottom w:val="single" w:color="7F7F7F" w:sz="4"/>
+              <w:right w:val="single" w:color="7F7F7F" w:sz="4"/>
+            </w:tcBorders>
+            <w:shd w:fill="434343" w:color="auto" w:val="clear"/>
+            <w:tcMar>
+              <w:top w:type="dxa" w:w="60"/>
+              <w:left w:type="dxa" w:w="100"/>
+              <w:bottom w:type="dxa" w:w="60"/>
+              <w:right w:type="dxa" w:w="100"/>
+            </w:tcMar>
+          </w:tcPr>
+          <w:p>
+            <w:pPr>
+              <w:spacing w:after="20"/>
+            </w:pPr>
+            <w:r>
+              <w:rPr>
+                <w:b/>
+                <w:bCs/>
+                <w:color w:val="FFFFFF"/>
+                <w:sz w:val="18"/>
+                <w:szCs w:val="18"/>
+              </w:rPr>
+              <w:t xml:space="preserve">Average response</w:t>
+            </w:r>
+          </w:p>
+        </w:tc>
+      </w:tr>
+      <w:tr>
+        <w:tc>
+          <w:tcPr>
+            <w:tcW w:type="dxa" w:w="3600"/>
+            <w:tcBorders>
+              <w:top w:val="single" w:color="7F7F7F" w:sz="4"/>
+              <w:left w:val="single" w:color="7F7F7F" w:sz="4"/>
+              <w:bottom w:val="single" w:color="7F7F7F" w:sz="4"/>
+              <w:right w:val="single" w:color="7F7F7F" w:sz="4"/>
+            </w:tcBorders>
+            <w:tcMar>
+              <w:top w:type="dxa" w:w="60"/>
+              <w:left w:type="dxa" w:w="100"/>
+              <w:bottom w:type="dxa" w:w="60"/>
+              <w:right w:type="dxa" w:w="100"/>
+            </w:tcMar>
+          </w:tcPr>
+          <w:p>
+            <w:pPr>
+              <w:spacing w:after="20"/>
+            </w:pPr>
+            <w:r>
+              <w:rPr>
+                <w:sz w:val="18"/>
+                <w:szCs w:val="18"/>
+              </w:rPr>
+              <w:t xml:space="preserve">Full collection (folders 01–09)</w:t>
+            </w:r>
+          </w:p>
+        </w:tc>
+        <w:tc>
+          <w:tcPr>
+            <w:tcW w:type="dxa" w:w="1100"/>
+            <w:tcBorders>
+              <w:top w:val="single" w:color="7F7F7F" w:sz="4"/>
+              <w:left w:val="single" w:color="7F7F7F" w:sz="4"/>
+              <w:bottom w:val="single" w:color="7F7F7F" w:sz="4"/>
+              <w:right w:val="single" w:color="7F7F7F" w:sz="4"/>
+            </w:tcBorders>
+            <w:tcMar>
+              <w:top w:type="dxa" w:w="60"/>
+              <w:left w:type="dxa" w:w="100"/>
+              <w:bottom w:type="dxa" w:w="60"/>
+              <w:right w:type="dxa" w:w="100"/>
+            </w:tcMar>
+          </w:tcPr>
+          <w:p>
+            <w:pPr>
+              <w:spacing w:after="20"/>
+            </w:pPr>
+            <w:r>
+              <w:rPr>
+                <w:sz w:val="18"/>
+                <w:szCs w:val="18"/>
+              </w:rPr>
+              <w:t xml:space="preserve">193</w:t>
+            </w:r>
+          </w:p>
+        </w:tc>
+        <w:tc>
+          <w:tcPr>
+            <w:tcW w:type="dxa" w:w="1200"/>
+            <w:tcBorders>
+              <w:top w:val="single" w:color="7F7F7F" w:sz="4"/>
+              <w:left w:val="single" w:color="7F7F7F" w:sz="4"/>
+              <w:bottom w:val="single" w:color="7F7F7F" w:sz="4"/>
+              <w:right w:val="single" w:color="7F7F7F" w:sz="4"/>
+            </w:tcBorders>
+            <w:tcMar>
+              <w:top w:type="dxa" w:w="60"/>
+              <w:left w:type="dxa" w:w="100"/>
+              <w:bottom w:type="dxa" w:w="60"/>
+              <w:right w:type="dxa" w:w="100"/>
+            </w:tcMar>
+          </w:tcPr>
+          <w:p>
+            <w:pPr>
+              <w:spacing w:after="20"/>
+            </w:pPr>
+            <w:r>
+              <w:rPr>
+                <w:sz w:val="18"/>
+                <w:szCs w:val="18"/>
+              </w:rPr>
+              <w:t xml:space="preserve">933</w:t>
+            </w:r>
+          </w:p>
+        </w:tc>
+        <w:tc>
+          <w:tcPr>
+            <w:tcW w:type="dxa" w:w="900"/>
+            <w:tcBorders>
+              <w:top w:val="single" w:color="7F7F7F" w:sz="4"/>
+              <w:left w:val="single" w:color="7F7F7F" w:sz="4"/>
+              <w:bottom w:val="single" w:color="7F7F7F" w:sz="4"/>
+              <w:right w:val="single" w:color="7F7F7F" w:sz="4"/>
+            </w:tcBorders>
+            <w:tcMar>
+              <w:top w:type="dxa" w:w="60"/>
+              <w:left w:type="dxa" w:w="100"/>
+              <w:bottom w:type="dxa" w:w="60"/>
+              <w:right w:type="dxa" w:w="100"/>
+            </w:tcMar>
+          </w:tcPr>
+          <w:p>
+            <w:pPr>
+              <w:spacing w:after="20"/>
+            </w:pPr>
+            <w:r>
+              <w:rPr>
+                <w:sz w:val="18"/>
+                <w:szCs w:val="18"/>
+              </w:rPr>
+              <w:t xml:space="preserve">0</w:t>
+            </w:r>
+          </w:p>
+        </w:tc>
+        <w:tc>
+          <w:tcPr>
+            <w:tcW w:type="dxa" w:w="1200"/>
+            <w:tcBorders>
+              <w:top w:val="single" w:color="7F7F7F" w:sz="4"/>
+              <w:left w:val="single" w:color="7F7F7F" w:sz="4"/>
+              <w:bottom w:val="single" w:color="7F7F7F" w:sz="4"/>
+              <w:right w:val="single" w:color="7F7F7F" w:sz="4"/>
+            </w:tcBorders>
+            <w:tcMar>
+              <w:top w:type="dxa" w:w="60"/>
+              <w:left w:type="dxa" w:w="100"/>
+              <w:bottom w:type="dxa" w:w="60"/>
+              <w:right w:type="dxa" w:w="100"/>
+            </w:tcMar>
+          </w:tcPr>
+          <w:p>
+            <w:pPr>
+              <w:spacing w:after="20"/>
+            </w:pPr>
+            <w:r>
+              <w:rPr>
+                <w:sz w:val="18"/>
+                <w:szCs w:val="18"/>
+              </w:rPr>
+              <w:t xml:space="preserve">13.1 s</w:t>
+            </w:r>
+          </w:p>
+        </w:tc>
+        <w:tc>
+          <w:tcPr>
+            <w:tcW w:type="dxa" w:w="2080"/>
+            <w:tcBorders>
+              <w:top w:val="single" w:color="7F7F7F" w:sz="4"/>
+              <w:left w:val="single" w:color="7F7F7F" w:sz="4"/>
+              <w:bottom w:val="single" w:color="7F7F7F" w:sz="4"/>
+              <w:right w:val="single" w:color="7F7F7F" w:sz="4"/>
+            </w:tcBorders>
+            <w:tcMar>
+              <w:top w:type="dxa" w:w="60"/>
+              <w:left w:type="dxa" w:w="100"/>
+              <w:bottom w:type="dxa" w:w="60"/>
+              <w:right w:type="dxa" w:w="100"/>
+            </w:tcMar>
+          </w:tcPr>
+          <w:p>
+            <w:pPr>
+              <w:spacing w:after="20"/>
+            </w:pPr>
+            <w:r>
+              <w:rPr>
+                <w:sz w:val="18"/>
+                <w:szCs w:val="18"/>
+              </w:rPr>
+              <w:t xml:space="preserve">41 ms</w:t>
+            </w:r>
+          </w:p>
+        </w:tc>
+      </w:tr>
+      <w:tr>
+        <w:tc>
+          <w:tcPr>
+            <w:tcW w:type="dxa" w:w="3600"/>
+            <w:tcBorders>
+              <w:top w:val="single" w:color="7F7F7F" w:sz="4"/>
+              <w:left w:val="single" w:color="7F7F7F" w:sz="4"/>
+              <w:bottom w:val="single" w:color="7F7F7F" w:sz="4"/>
+              <w:right w:val="single" w:color="7F7F7F" w:sz="4"/>
+            </w:tcBorders>
+            <w:tcMar>
+              <w:top w:type="dxa" w:w="60"/>
+              <w:left w:type="dxa" w:w="100"/>
+              <w:bottom w:type="dxa" w:w="60"/>
+              <w:right w:type="dxa" w:w="100"/>
+            </w:tcMar>
+          </w:tcPr>
+          <w:p>
+            <w:pPr>
+              <w:spacing w:after="20"/>
+            </w:pPr>
+            <w:r>
+              <w:rPr>
+                <w:sz w:val="18"/>
+                <w:szCs w:val="18"/>
+              </w:rPr>
+              <w:t xml:space="preserve">Folder 07 with Overpass unreachable (T12, T13, T16)</w:t>
+            </w:r>
+          </w:p>
+        </w:tc>
+        <w:tc>
+          <w:tcPr>
+            <w:tcW w:type="dxa" w:w="1100"/>
+            <w:tcBorders>
+              <w:top w:val="single" w:color="7F7F7F" w:sz="4"/>
+              <w:left w:val="single" w:color="7F7F7F" w:sz="4"/>
+              <w:bottom w:val="single" w:color="7F7F7F" w:sz="4"/>
+              <w:right w:val="single" w:color="7F7F7F" w:sz="4"/>
+            </w:tcBorders>
+            <w:tcMar>
+              <w:top w:type="dxa" w:w="60"/>
+              <w:left w:type="dxa" w:w="100"/>
+              <w:bottom w:type="dxa" w:w="60"/>
+              <w:right w:type="dxa" w:w="100"/>
+            </w:tcMar>
+          </w:tcPr>
+          <w:p>
+            <w:pPr>
+              <w:spacing w:after="20"/>
+            </w:pPr>
+            <w:r>
+              <w:rPr>
+                <w:sz w:val="18"/>
+                <w:szCs w:val="18"/>
+              </w:rPr>
+              <w:t xml:space="preserve">15</w:t>
+            </w:r>
+          </w:p>
+        </w:tc>
+        <w:tc>
+          <w:tcPr>
+            <w:tcW w:type="dxa" w:w="1200"/>
+            <w:tcBorders>
+              <w:top w:val="single" w:color="7F7F7F" w:sz="4"/>
+              <w:left w:val="single" w:color="7F7F7F" w:sz="4"/>
+              <w:bottom w:val="single" w:color="7F7F7F" w:sz="4"/>
+              <w:right w:val="single" w:color="7F7F7F" w:sz="4"/>
+            </w:tcBorders>
+            <w:tcMar>
+              <w:top w:type="dxa" w:w="60"/>
+              <w:left w:type="dxa" w:w="100"/>
+              <w:bottom w:type="dxa" w:w="60"/>
+              <w:right w:type="dxa" w:w="100"/>
+            </w:tcMar>
+          </w:tcPr>
+          <w:p>
+            <w:pPr>
+              <w:spacing w:after="20"/>
+            </w:pPr>
+            <w:r>
+              <w:rPr>
+                <w:sz w:val="18"/>
+                <w:szCs w:val="18"/>
+              </w:rPr>
+              <w:t xml:space="preserve">87</w:t>
+            </w:r>
+          </w:p>
+        </w:tc>
+        <w:tc>
+          <w:tcPr>
+            <w:tcW w:type="dxa" w:w="900"/>
+            <w:tcBorders>
+              <w:top w:val="single" w:color="7F7F7F" w:sz="4"/>
+              <w:left w:val="single" w:color="7F7F7F" w:sz="4"/>
+              <w:bottom w:val="single" w:color="7F7F7F" w:sz="4"/>
+              <w:right w:val="single" w:color="7F7F7F" w:sz="4"/>
+            </w:tcBorders>
+            <w:tcMar>
+              <w:top w:type="dxa" w:w="60"/>
+              <w:left w:type="dxa" w:w="100"/>
+              <w:bottom w:type="dxa" w:w="60"/>
+              <w:right w:type="dxa" w:w="100"/>
+            </w:tcMar>
+          </w:tcPr>
+          <w:p>
+            <w:pPr>
+              <w:spacing w:after="20"/>
+            </w:pPr>
+            <w:r>
+              <w:rPr>
+                <w:sz w:val="18"/>
+                <w:szCs w:val="18"/>
+              </w:rPr>
+              <w:t xml:space="preserve">0</w:t>
+            </w:r>
+          </w:p>
+        </w:tc>
+        <w:tc>
+          <w:tcPr>
+            <w:tcW w:type="dxa" w:w="1200"/>
+            <w:tcBorders>
+              <w:top w:val="single" w:color="7F7F7F" w:sz="4"/>
+              <w:left w:val="single" w:color="7F7F7F" w:sz="4"/>
+              <w:bottom w:val="single" w:color="7F7F7F" w:sz="4"/>
+              <w:right w:val="single" w:color="7F7F7F" w:sz="4"/>
+            </w:tcBorders>
+            <w:tcMar>
+              <w:top w:type="dxa" w:w="60"/>
+              <w:left w:type="dxa" w:w="100"/>
+              <w:bottom w:type="dxa" w:w="60"/>
+              <w:right w:type="dxa" w:w="100"/>
+            </w:tcMar>
+          </w:tcPr>
+          <w:p>
+            <w:pPr>
+              <w:spacing w:after="20"/>
+            </w:pPr>
+            <w:r>
+              <w:rPr>
+                <w:sz w:val="18"/>
+                <w:szCs w:val="18"/>
+              </w:rPr>
+              <w:t xml:space="preserve">1.0 s</w:t>
+            </w:r>
+          </w:p>
+        </w:tc>
+        <w:tc>
+          <w:tcPr>
+            <w:tcW w:type="dxa" w:w="2080"/>
+            <w:tcBorders>
+              <w:top w:val="single" w:color="7F7F7F" w:sz="4"/>
+              <w:left w:val="single" w:color="7F7F7F" w:sz="4"/>
+              <w:bottom w:val="single" w:color="7F7F7F" w:sz="4"/>
+              <w:right w:val="single" w:color="7F7F7F" w:sz="4"/>
+            </w:tcBorders>
+            <w:tcMar>
+              <w:top w:type="dxa" w:w="60"/>
+              <w:left w:type="dxa" w:w="100"/>
+              <w:bottom w:type="dxa" w:w="60"/>
+              <w:right w:type="dxa" w:w="100"/>
+            </w:tcMar>
+          </w:tcPr>
+          <w:p>
+            <w:pPr>
+              <w:spacing w:after="20"/>
+            </w:pPr>
+            <w:r>
+              <w:rPr>
+                <w:sz w:val="18"/>
+                <w:szCs w:val="18"/>
+              </w:rPr>
+              <w:t xml:space="preserve">20 ms</w:t>
+            </w:r>
+          </w:p>
+        </w:tc>
+      </w:tr>
+    </w:tbl>
+    <w:p>
+      <w:pPr>
+        <w:spacing w:after="120"/>
+      </w:pPr>
+    </w:p>
+    <w:p>
+      <w:pPr>
+        <w:spacing w:after="60" w:before="60"/>
+        <w:jc w:val="center"/>
+      </w:pPr>
+      <w:r>
+        <w:drawing>
+          <wp:inline distT="0" distB="0" distL="0" distR="0">
+            <wp:extent cx="6286500" cy="3143250"/>
+            <wp:effectExtent t="0" r="0" b="0" l="0"/>
+            <wp:docPr id="5" name="" descr="" title=""/>
+            <wp:cNvGraphicFramePr>
+              <a:graphicFrameLocks xmlns:a="http://schemas.openxmlformats.org/drawingml/2006/main" noChangeAspect="1"/>
+            </wp:cNvGraphicFramePr>
+            <a:graphic xmlns:a="http://schemas.openxmlformats.org/drawingml/2006/main">
+              <a:graphicData uri="http://schemas.openxmlformats.org/drawingml/2006/picture">
+                <pic:pic xmlns:pic="http://schemas.openxmlformats.org/drawingml/2006/picture">
+                  <pic:nvPicPr>
+                    <pic:cNvPr id="0" name="" descr=""/>
+                    <pic:cNvPicPr>
+                      <a:picLocks noChangeAspect="1" noChangeArrowheads="1"/>
+                    </pic:cNvPicPr>
+                  </pic:nvPicPr>
+                  <pic:blipFill>
+                    <a:blip r:embed="rId12" cstate="none"/>
+                    <a:srcRect/>
+                    <a:stretch>
+                      <a:fillRect/>
+                    </a:stretch>
+                  </pic:blipFill>
+                  <pic:spPr bwMode="auto">
+                    <a:xfrm>
+                      <a:off x="0" y="0"/>
+                      <a:ext cx="6286500" cy="3143250"/>
+                    </a:xfrm>
+                    <a:prstGeom prst="rect">
+                      <a:avLst/>
+                    </a:prstGeom>
+                  </pic:spPr>
+                </pic:pic>
+              </a:graphicData>
+            </a:graphic>
+          </wp:inline>
+        </w:drawing>
+      </w:r>
+    </w:p>
+    <w:p>
+      <w:pPr>
+        <w:spacing w:after="160"/>
+        <w:jc w:val="center"/>
+      </w:pPr>
+      <w:r>
+        <w:rPr>
+          <w:i/>
+          <w:iCs/>
+          <w:sz w:val="18"/>
+          <w:szCs w:val="18"/>
+        </w:rPr>
+        <w:t xml:space="preserve">Figure 5. Newman HTML report (htmlextra) of the full collection, CI run 38493807232</w:t>
+      </w:r>
+    </w:p>
+    <w:p>
+      <w:pPr>
+        <w:spacing w:after="120" w:line="276"/>
+      </w:pPr>
+      <w:r>
+        <w:t xml:space="preserve">The same run's unit and feature tests all passed: Core Service 365 PHPUnit tests (1,730 assertions) on MySQL 8, React 148 Vitest tests, gateway 24 and Insights Service 135 Jest tests, Business Registry 39 checks; the axe check found no WCAG 2.1 A/AA violations on 33 pages.</w:t>
       </w:r>
     </w:p>
     <w:p>
@@ -27408,7 +28496,7 @@
           <wp:inline distT="0" distB="0" distL="0" distR="0">
             <wp:extent cx="6286500" cy="3657600"/>
             <wp:effectExtent t="0" r="0" b="0" l="0"/>
-            <wp:docPr id="5" name="" descr="" title=""/>
+            <wp:docPr id="6" name="" descr="" title=""/>
             <wp:cNvGraphicFramePr>
               <a:graphicFrameLocks xmlns:a="http://schemas.openxmlformats.org/drawingml/2006/main" noChangeAspect="1"/>
             </wp:cNvGraphicFramePr>
@@ -27422,7 +28510,7 @@
                     </pic:cNvPicPr>
                   </pic:nvPicPr>
                   <pic:blipFill>
-                    <a:blip r:embed="rId12" cstate="none"/>
+                    <a:blip r:embed="rId13" cstate="none"/>
                     <a:srcRect/>
                     <a:stretch>
                       <a:fillRect/>
@@ -27456,7 +28544,7 @@
           <w:sz w:val="18"/>
           <w:szCs w:val="18"/>
         </w:rPr>
-        <w:t xml:space="preserve">Figure 5. Deployment architecture: Vercel and Railway, public and private network boundaries, CI/CD path</w:t>
+        <w:t xml:space="preserve">Figure 6. Deployment architecture: Vercel and Railway, public and private network boundaries, CI/CD path</w:t>
       </w:r>
     </w:p>
     <w:p>
@@ -30721,14 +31809,56 @@
           <w:color w:val="555555"/>
           <w:sz w:val="18"/>
           <w:szCs w:val="18"/>
-          <w:highlight w:val="yellow"/>
         </w:rPr>
-        <w:t xml:space="preserve">[Insert the screenshots from the existing UI into the boxes below. Keep or remove screens to match the final build; each caption already states the related business function.]</w:t>
+        <w:t xml:space="preserve">Screens of the final build with the seeded demo data, captured on 14 October 2026 in a desktop browser 1,440 px wide (</w:t>
+      </w:r>
+      <w:r>
+        <w:rPr>
+          <w:rFonts w:ascii="Consolas" w:cs="Consolas" w:eastAsia="Consolas" w:hAnsi="Consolas"/>
+          <w:i/>
+          <w:iCs/>
+          <w:color w:val="555555"/>
+          <w:sz w:val="18"/>
+          <w:szCs w:val="18"/>
+        </w:rPr>
+        <w:t xml:space="preserve">npm run ui-reference</w:t>
+      </w:r>
+      <w:r>
+        <w:rPr>
+          <w:i/>
+          <w:iCs/>
+          <w:color w:val="555555"/>
+          <w:sz w:val="18"/>
+          <w:szCs w:val="18"/>
+        </w:rPr>
+        <w:t xml:space="preserve"> in </w:t>
+      </w:r>
+      <w:r>
+        <w:rPr>
+          <w:rFonts w:ascii="Consolas" w:cs="Consolas" w:eastAsia="Consolas" w:hAnsi="Consolas"/>
+          <w:i/>
+          <w:iCs/>
+          <w:color w:val="555555"/>
+          <w:sz w:val="18"/>
+          <w:szCs w:val="18"/>
+        </w:rPr>
+        <w:t xml:space="preserve">tests/a11y</w:t>
+      </w:r>
+      <w:r>
+        <w:rPr>
+          <w:i/>
+          <w:iCs/>
+          <w:color w:val="555555"/>
+          <w:sz w:val="18"/>
+          <w:szCs w:val="18"/>
+        </w:rPr>
+        <w:t xml:space="preserve">). The nearby places in the snapshot are live OpenStreetMap data from that day.</w:t>
       </w:r>
     </w:p>
     <w:tbl>
       <w:tblPr>
-        <w:tblW w:type="dxa" w:w="10080"/>
+        <w:tblW w:type="dxa" w:w="10020"/>
+        <w:jc w:val="center"/>
         <w:tblBorders>
           <w:top w:val="single" w:color="auto" w:sz="4"/>
           <w:left w:val="single" w:color="auto" w:sz="4"/>
@@ -30739,59 +31869,78 @@
         </w:tblBorders>
       </w:tblPr>
       <w:tblGrid>
-        <w:gridCol w:w="10080"/>
+        <w:gridCol w:w="10020"/>
       </w:tblGrid>
       <w:tr>
         <w:tc>
           <w:tcPr>
-            <w:tcW w:type="dxa" w:w="10080"/>
-            <w:tcBorders>
-              <w:top w:val="single" w:color="7F7F7F" w:sz="4"/>
-              <w:left w:val="single" w:color="7F7F7F" w:sz="4"/>
-              <w:bottom w:val="single" w:color="7F7F7F" w:sz="4"/>
-              <w:right w:val="single" w:color="7F7F7F" w:sz="4"/>
-            </w:tcBorders>
-            <w:tcMar>
-              <w:top w:type="dxa" w:w="60"/>
-              <w:left w:type="dxa" w:w="100"/>
-              <w:bottom w:type="dxa" w:w="60"/>
-              <w:right w:type="dxa" w:w="100"/>
-            </w:tcMar>
-          </w:tcPr>
-          <w:p>
-            <w:pPr>
-              <w:spacing w:after="20"/>
-            </w:pPr>
-            <w:r>
-              <w:rPr>
-                <w:sz w:val="18"/>
-                <w:szCs w:val="18"/>
-                <w:highlight w:val="yellow"/>
-              </w:rPr>
-              <w:t xml:space="preserve">[Insert screenshot: Public – Browse jobs (/jobs)]</w:t>
-            </w:r>
-          </w:p>
-          <w:p>
-            <w:pPr>
-              <w:spacing w:after="20"/>
-            </w:pPr>
-          </w:p>
-          <w:p>
-            <w:pPr>
-              <w:spacing w:after="20"/>
-            </w:pPr>
-          </w:p>
-          <w:p>
-            <w:pPr>
-              <w:spacing w:after="20"/>
-            </w:pPr>
+            <w:tcW w:type="dxa" w:w="10020"/>
+            <w:tcBorders>
+              <w:top w:val="single" w:color="7F7F7F" w:sz="4"/>
+              <w:left w:val="single" w:color="7F7F7F" w:sz="4"/>
+              <w:bottom w:val="single" w:color="7F7F7F" w:sz="4"/>
+              <w:right w:val="single" w:color="7F7F7F" w:sz="4"/>
+            </w:tcBorders>
+            <w:tcMar>
+              <w:top w:type="dxa" w:w="40"/>
+              <w:left w:type="dxa" w:w="40"/>
+              <w:bottom w:type="dxa" w:w="40"/>
+              <w:right w:type="dxa" w:w="40"/>
+            </w:tcMar>
+          </w:tcPr>
+          <w:p>
+            <w:pPr>
+              <w:keepNext/>
+              <w:jc w:val="center"/>
+            </w:pPr>
+            <w:r>
+              <w:drawing>
+                <wp:inline distT="0" distB="0" distL="0" distR="0">
+                  <wp:extent cx="6286500" cy="5324475"/>
+                  <wp:effectExtent t="0" r="0" b="0" l="0"/>
+                  <wp:docPr id="7" name="" descr="" title=""/>
+                  <wp:cNvGraphicFramePr>
+                    <a:graphicFrameLocks xmlns:a="http://schemas.openxmlformats.org/drawingml/2006/main" noChangeAspect="1"/>
+                  </wp:cNvGraphicFramePr>
+                  <a:graphic xmlns:a="http://schemas.openxmlformats.org/drawingml/2006/main">
+                    <a:graphicData uri="http://schemas.openxmlformats.org/drawingml/2006/picture">
+                      <pic:pic xmlns:pic="http://schemas.openxmlformats.org/drawingml/2006/picture">
+                        <pic:nvPicPr>
+                          <pic:cNvPr id="0" name="" descr=""/>
+                          <pic:cNvPicPr>
+                            <a:picLocks noChangeAspect="1" noChangeArrowheads="1"/>
+                          </pic:cNvPicPr>
+                        </pic:nvPicPr>
+                        <pic:blipFill>
+                          <a:blip r:embed="rId14" cstate="none"/>
+                          <a:srcRect/>
+                          <a:stretch>
+                            <a:fillRect/>
+                          </a:stretch>
+                        </pic:blipFill>
+                        <pic:spPr bwMode="auto">
+                          <a:xfrm>
+                            <a:off x="0" y="0"/>
+                            <a:ext cx="6286500" cy="5324475"/>
+                          </a:xfrm>
+                          <a:prstGeom prst="rect">
+                            <a:avLst/>
+                          </a:prstGeom>
+                        </pic:spPr>
+                      </pic:pic>
+                    </a:graphicData>
+                  </a:graphic>
+                </wp:inline>
+              </w:drawing>
+            </w:r>
           </w:p>
         </w:tc>
       </w:tr>
     </w:tbl>
     <w:p>
       <w:pPr>
-        <w:spacing w:after="120"/>
+        <w:keepNext/>
+        <w:spacing w:after="60"/>
       </w:pPr>
     </w:p>
     <w:p>
@@ -30814,12 +31963,13 @@
         <w:spacing w:after="120" w:line="276"/>
       </w:pPr>
       <w:r>
-        <w:t xml:space="preserve">Guests search by keyword and filter by category and accommodation; job cards show accommodation icons and the employer's Verified badge (M5).</w:t>
+        <w:t xml:space="preserve">Guests search by keyword and filter by category and accommodation; job cards show the offered accommodations, the employer's Verified badge and trust score (M5).</w:t>
       </w:r>
     </w:p>
     <w:tbl>
       <w:tblPr>
-        <w:tblW w:type="dxa" w:w="10080"/>
+        <w:tblW w:type="dxa" w:w="10020"/>
+        <w:jc w:val="center"/>
         <w:tblBorders>
           <w:top w:val="single" w:color="auto" w:sz="4"/>
           <w:left w:val="single" w:color="auto" w:sz="4"/>
@@ -30830,59 +31980,78 @@
         </w:tblBorders>
       </w:tblPr>
       <w:tblGrid>
-        <w:gridCol w:w="10080"/>
+        <w:gridCol w:w="10020"/>
       </w:tblGrid>
       <w:tr>
         <w:tc>
           <w:tcPr>
-            <w:tcW w:type="dxa" w:w="10080"/>
-            <w:tcBorders>
-              <w:top w:val="single" w:color="7F7F7F" w:sz="4"/>
-              <w:left w:val="single" w:color="7F7F7F" w:sz="4"/>
-              <w:bottom w:val="single" w:color="7F7F7F" w:sz="4"/>
-              <w:right w:val="single" w:color="7F7F7F" w:sz="4"/>
-            </w:tcBorders>
-            <w:tcMar>
-              <w:top w:type="dxa" w:w="60"/>
-              <w:left w:type="dxa" w:w="100"/>
-              <w:bottom w:type="dxa" w:w="60"/>
-              <w:right w:type="dxa" w:w="100"/>
-            </w:tcMar>
-          </w:tcPr>
-          <w:p>
-            <w:pPr>
-              <w:spacing w:after="20"/>
-            </w:pPr>
-            <w:r>
-              <w:rPr>
-                <w:sz w:val="18"/>
-                <w:szCs w:val="18"/>
-                <w:highlight w:val="yellow"/>
-              </w:rPr>
-              <w:t xml:space="preserve">[Insert screenshot: Candidate – Profile and accommodation needs (/candidate/profile)]</w:t>
-            </w:r>
-          </w:p>
-          <w:p>
-            <w:pPr>
-              <w:spacing w:after="20"/>
-            </w:pPr>
-          </w:p>
-          <w:p>
-            <w:pPr>
-              <w:spacing w:after="20"/>
-            </w:pPr>
-          </w:p>
-          <w:p>
-            <w:pPr>
-              <w:spacing w:after="20"/>
-            </w:pPr>
+            <w:tcW w:type="dxa" w:w="10020"/>
+            <w:tcBorders>
+              <w:top w:val="single" w:color="7F7F7F" w:sz="4"/>
+              <w:left w:val="single" w:color="7F7F7F" w:sz="4"/>
+              <w:bottom w:val="single" w:color="7F7F7F" w:sz="4"/>
+              <w:right w:val="single" w:color="7F7F7F" w:sz="4"/>
+            </w:tcBorders>
+            <w:tcMar>
+              <w:top w:type="dxa" w:w="40"/>
+              <w:left w:type="dxa" w:w="40"/>
+              <w:bottom w:type="dxa" w:w="40"/>
+              <w:right w:type="dxa" w:w="40"/>
+            </w:tcMar>
+          </w:tcPr>
+          <w:p>
+            <w:pPr>
+              <w:keepNext/>
+              <w:jc w:val="center"/>
+            </w:pPr>
+            <w:r>
+              <w:drawing>
+                <wp:inline distT="0" distB="0" distL="0" distR="0">
+                  <wp:extent cx="6286500" cy="5153025"/>
+                  <wp:effectExtent t="0" r="0" b="0" l="0"/>
+                  <wp:docPr id="8" name="" descr="" title=""/>
+                  <wp:cNvGraphicFramePr>
+                    <a:graphicFrameLocks xmlns:a="http://schemas.openxmlformats.org/drawingml/2006/main" noChangeAspect="1"/>
+                  </wp:cNvGraphicFramePr>
+                  <a:graphic xmlns:a="http://schemas.openxmlformats.org/drawingml/2006/main">
+                    <a:graphicData uri="http://schemas.openxmlformats.org/drawingml/2006/picture">
+                      <pic:pic xmlns:pic="http://schemas.openxmlformats.org/drawingml/2006/picture">
+                        <pic:nvPicPr>
+                          <pic:cNvPr id="0" name="" descr=""/>
+                          <pic:cNvPicPr>
+                            <a:picLocks noChangeAspect="1" noChangeArrowheads="1"/>
+                          </pic:cNvPicPr>
+                        </pic:nvPicPr>
+                        <pic:blipFill>
+                          <a:blip r:embed="rId15" cstate="none"/>
+                          <a:srcRect/>
+                          <a:stretch>
+                            <a:fillRect/>
+                          </a:stretch>
+                        </pic:blipFill>
+                        <pic:spPr bwMode="auto">
+                          <a:xfrm>
+                            <a:off x="0" y="0"/>
+                            <a:ext cx="6286500" cy="5153025"/>
+                          </a:xfrm>
+                          <a:prstGeom prst="rect">
+                            <a:avLst/>
+                          </a:prstGeom>
+                        </pic:spPr>
+                      </pic:pic>
+                    </a:graphicData>
+                  </a:graphic>
+                </wp:inline>
+              </w:drawing>
+            </w:r>
           </w:p>
         </w:tc>
       </w:tr>
     </w:tbl>
     <w:p>
       <w:pPr>
-        <w:spacing w:after="120"/>
+        <w:keepNext/>
+        <w:spacing w:after="60"/>
       </w:pPr>
     </w:p>
     <w:p>
@@ -30910,7 +32079,8 @@
     </w:p>
     <w:tbl>
       <w:tblPr>
-        <w:tblW w:type="dxa" w:w="10080"/>
+        <w:tblW w:type="dxa" w:w="9255"/>
+        <w:jc w:val="center"/>
         <w:tblBorders>
           <w:top w:val="single" w:color="auto" w:sz="4"/>
           <w:left w:val="single" w:color="auto" w:sz="4"/>
@@ -30921,59 +32091,78 @@
         </w:tblBorders>
       </w:tblPr>
       <w:tblGrid>
-        <w:gridCol w:w="10080"/>
+        <w:gridCol w:w="9255"/>
       </w:tblGrid>
       <w:tr>
         <w:tc>
           <w:tcPr>
-            <w:tcW w:type="dxa" w:w="10080"/>
-            <w:tcBorders>
-              <w:top w:val="single" w:color="7F7F7F" w:sz="4"/>
-              <w:left w:val="single" w:color="7F7F7F" w:sz="4"/>
-              <w:bottom w:val="single" w:color="7F7F7F" w:sz="4"/>
-              <w:right w:val="single" w:color="7F7F7F" w:sz="4"/>
-            </w:tcBorders>
-            <w:tcMar>
-              <w:top w:type="dxa" w:w="60"/>
-              <w:left w:type="dxa" w:w="100"/>
-              <w:bottom w:type="dxa" w:w="60"/>
-              <w:right w:type="dxa" w:w="100"/>
-            </w:tcMar>
-          </w:tcPr>
-          <w:p>
-            <w:pPr>
-              <w:spacing w:after="20"/>
-            </w:pPr>
-            <w:r>
-              <w:rPr>
-                <w:sz w:val="18"/>
-                <w:szCs w:val="18"/>
-                <w:highlight w:val="yellow"/>
-              </w:rPr>
-              <w:t xml:space="preserve">[Insert screenshot: Candidate – Find jobs in "Matches my needs" mode (/candidate/jobs)]</w:t>
-            </w:r>
-          </w:p>
-          <w:p>
-            <w:pPr>
-              <w:spacing w:after="20"/>
-            </w:pPr>
-          </w:p>
-          <w:p>
-            <w:pPr>
-              <w:spacing w:after="20"/>
-            </w:pPr>
-          </w:p>
-          <w:p>
-            <w:pPr>
-              <w:spacing w:after="20"/>
-            </w:pPr>
+            <w:tcW w:type="dxa" w:w="9255"/>
+            <w:tcBorders>
+              <w:top w:val="single" w:color="7F7F7F" w:sz="4"/>
+              <w:left w:val="single" w:color="7F7F7F" w:sz="4"/>
+              <w:bottom w:val="single" w:color="7F7F7F" w:sz="4"/>
+              <w:right w:val="single" w:color="7F7F7F" w:sz="4"/>
+            </w:tcBorders>
+            <w:tcMar>
+              <w:top w:type="dxa" w:w="40"/>
+              <w:left w:type="dxa" w:w="40"/>
+              <w:bottom w:type="dxa" w:w="40"/>
+              <w:right w:type="dxa" w:w="40"/>
+            </w:tcMar>
+          </w:tcPr>
+          <w:p>
+            <w:pPr>
+              <w:keepNext/>
+              <w:jc w:val="center"/>
+            </w:pPr>
+            <w:r>
+              <w:drawing>
+                <wp:inline distT="0" distB="0" distL="0" distR="0">
+                  <wp:extent cx="5800725" cy="5524500"/>
+                  <wp:effectExtent t="0" r="0" b="0" l="0"/>
+                  <wp:docPr id="9" name="" descr="" title=""/>
+                  <wp:cNvGraphicFramePr>
+                    <a:graphicFrameLocks xmlns:a="http://schemas.openxmlformats.org/drawingml/2006/main" noChangeAspect="1"/>
+                  </wp:cNvGraphicFramePr>
+                  <a:graphic xmlns:a="http://schemas.openxmlformats.org/drawingml/2006/main">
+                    <a:graphicData uri="http://schemas.openxmlformats.org/drawingml/2006/picture">
+                      <pic:pic xmlns:pic="http://schemas.openxmlformats.org/drawingml/2006/picture">
+                        <pic:nvPicPr>
+                          <pic:cNvPr id="0" name="" descr=""/>
+                          <pic:cNvPicPr>
+                            <a:picLocks noChangeAspect="1" noChangeArrowheads="1"/>
+                          </pic:cNvPicPr>
+                        </pic:nvPicPr>
+                        <pic:blipFill>
+                          <a:blip r:embed="rId16" cstate="none"/>
+                          <a:srcRect/>
+                          <a:stretch>
+                            <a:fillRect/>
+                          </a:stretch>
+                        </pic:blipFill>
+                        <pic:spPr bwMode="auto">
+                          <a:xfrm>
+                            <a:off x="0" y="0"/>
+                            <a:ext cx="5800725" cy="5524500"/>
+                          </a:xfrm>
+                          <a:prstGeom prst="rect">
+                            <a:avLst/>
+                          </a:prstGeom>
+                        </pic:spPr>
+                      </pic:pic>
+                    </a:graphicData>
+                  </a:graphic>
+                </wp:inline>
+              </w:drawing>
+            </w:r>
           </w:p>
         </w:tc>
       </w:tr>
     </w:tbl>
     <w:p>
       <w:pPr>
-        <w:spacing w:after="120"/>
+        <w:keepNext/>
+        <w:spacing w:after="60"/>
       </w:pPr>
     </w:p>
     <w:p>
@@ -30996,12 +32185,19 @@
         <w:spacing w:after="120" w:line="276"/>
       </w:pPr>
       <w:r>
-        <w:t xml:space="preserve">Postings ranked by needs met, with "Meets 4 of 5 of your needs" and the missing accommodation named – the output of the matching integration (M5).</w:t>
-      </w:r>
+        <w:t xml:space="preserve">Postings ranked by needs met ("Meets all 3 of your needs", "Meets 1 of your 3 needs") – the output of the matching integration; Save keeps a job for later (M5, M12).</w:t>
+      </w:r>
+    </w:p>
+    <w:p>
+      <w:pPr>
+        <w:pageBreakBefore/>
+        <w:spacing w:after="0"/>
+      </w:pPr>
     </w:p>
     <w:tbl>
       <w:tblPr>
-        <w:tblW w:type="dxa" w:w="10080"/>
+        <w:tblW w:type="dxa" w:w="6000"/>
+        <w:jc w:val="center"/>
         <w:tblBorders>
           <w:top w:val="single" w:color="auto" w:sz="4"/>
           <w:left w:val="single" w:color="auto" w:sz="4"/>
@@ -31012,87 +32208,84 @@
         </w:tblBorders>
       </w:tblPr>
       <w:tblGrid>
-        <w:gridCol w:w="10080"/>
+        <w:gridCol w:w="6000"/>
       </w:tblGrid>
       <w:tr>
         <w:tc>
           <w:tcPr>
-            <w:tcW w:type="dxa" w:w="10080"/>
-            <w:tcBorders>
-              <w:top w:val="single" w:color="7F7F7F" w:sz="4"/>
-              <w:left w:val="single" w:color="7F7F7F" w:sz="4"/>
-              <w:bottom w:val="single" w:color="7F7F7F" w:sz="4"/>
-              <w:right w:val="single" w:color="7F7F7F" w:sz="4"/>
-            </w:tcBorders>
-            <w:tcMar>
-              <w:top w:type="dxa" w:w="60"/>
-              <w:left w:type="dxa" w:w="100"/>
-              <w:bottom w:type="dxa" w:w="60"/>
-              <w:right w:type="dxa" w:w="100"/>
-            </w:tcMar>
-          </w:tcPr>
-          <w:p>
-            <w:pPr>
-              <w:spacing w:after="20"/>
-            </w:pPr>
-            <w:r>
-              <w:rPr>
-                <w:sz w:val="18"/>
-                <w:szCs w:val="18"/>
-                <w:highlight w:val="yellow"/>
-              </w:rPr>
-              <w:t xml:space="preserve">[Insert screenshot: Candidate – Job details with Accessibility Snapshot (/candidate/jobs/:id)]</w:t>
-            </w:r>
-          </w:p>
-          <w:p>
-            <w:pPr>
-              <w:spacing w:after="20"/>
-            </w:pPr>
-          </w:p>
-          <w:p>
-            <w:pPr>
-              <w:spacing w:after="20"/>
-            </w:pPr>
-          </w:p>
-          <w:p>
-            <w:pPr>
-              <w:spacing w:after="20"/>
-            </w:pPr>
+            <w:tcW w:type="dxa" w:w="6000"/>
+            <w:tcBorders>
+              <w:top w:val="single" w:color="7F7F7F" w:sz="4"/>
+              <w:left w:val="single" w:color="7F7F7F" w:sz="4"/>
+              <w:bottom w:val="single" w:color="7F7F7F" w:sz="4"/>
+              <w:right w:val="single" w:color="7F7F7F" w:sz="4"/>
+            </w:tcBorders>
+            <w:tcMar>
+              <w:top w:type="dxa" w:w="40"/>
+              <w:left w:type="dxa" w:w="40"/>
+              <w:bottom w:type="dxa" w:w="40"/>
+              <w:right w:type="dxa" w:w="40"/>
+            </w:tcMar>
+          </w:tcPr>
+          <w:p>
+            <w:pPr>
+              <w:keepNext/>
+              <w:jc w:val="center"/>
+            </w:pPr>
+            <w:r>
+              <w:drawing>
+                <wp:inline distT="0" distB="0" distL="0" distR="0">
+                  <wp:extent cx="3733800" cy="4000500"/>
+                  <wp:effectExtent t="0" r="0" b="0" l="0"/>
+                  <wp:docPr id="10" name="" descr="" title=""/>
+                  <wp:cNvGraphicFramePr>
+                    <a:graphicFrameLocks xmlns:a="http://schemas.openxmlformats.org/drawingml/2006/main" noChangeAspect="1"/>
+                  </wp:cNvGraphicFramePr>
+                  <a:graphic xmlns:a="http://schemas.openxmlformats.org/drawingml/2006/main">
+                    <a:graphicData uri="http://schemas.openxmlformats.org/drawingml/2006/picture">
+                      <pic:pic xmlns:pic="http://schemas.openxmlformats.org/drawingml/2006/picture">
+                        <pic:nvPicPr>
+                          <pic:cNvPr id="0" name="" descr=""/>
+                          <pic:cNvPicPr>
+                            <a:picLocks noChangeAspect="1" noChangeArrowheads="1"/>
+                          </pic:cNvPicPr>
+                        </pic:nvPicPr>
+                        <pic:blipFill>
+                          <a:blip r:embed="rId17" cstate="none"/>
+                          <a:srcRect/>
+                          <a:stretch>
+                            <a:fillRect/>
+                          </a:stretch>
+                        </pic:blipFill>
+                        <pic:spPr bwMode="auto">
+                          <a:xfrm>
+                            <a:off x="0" y="0"/>
+                            <a:ext cx="3733800" cy="4000500"/>
+                          </a:xfrm>
+                          <a:prstGeom prst="rect">
+                            <a:avLst/>
+                          </a:prstGeom>
+                        </pic:spPr>
+                      </pic:pic>
+                    </a:graphicData>
+                  </a:graphic>
+                </wp:inline>
+              </w:drawing>
+            </w:r>
           </w:p>
         </w:tc>
       </w:tr>
     </w:tbl>
     <w:p>
       <w:pPr>
-        <w:spacing w:after="120"/>
+        <w:keepNext/>
+        <w:spacing w:after="60"/>
       </w:pPr>
-    </w:p>
-    <w:p>
-      <w:pPr>
-        <w:spacing w:after="60"/>
-        <w:jc w:val="center"/>
-      </w:pPr>
-      <w:r>
-        <w:rPr>
-          <w:i/>
-          <w:iCs/>
-          <w:sz w:val="18"/>
-          <w:szCs w:val="18"/>
-        </w:rPr>
-        <w:t xml:space="preserve">Screen: Candidate – Job details with Accessibility Snapshot (/candidate/jobs/:id)</w:t>
-      </w:r>
-    </w:p>
-    <w:p>
-      <w:pPr>
-        <w:spacing w:after="120" w:line="276"/>
-      </w:pPr>
-      <w:r>
-        <w:t xml:space="preserve">One page combines the posting, trust score and nearby accessible places from the Insights mashup (Core + Nominatim + Overpass + PSGC); Apply with interview accommodation request (M4, M6, M7).</w:t>
-      </w:r>
     </w:p>
     <w:tbl>
       <w:tblPr>
-        <w:tblW w:type="dxa" w:w="10080"/>
+        <w:tblW w:type="dxa" w:w="4785"/>
+        <w:jc w:val="center"/>
         <w:tblBorders>
           <w:top w:val="single" w:color="auto" w:sz="4"/>
           <w:left w:val="single" w:color="auto" w:sz="4"/>
@@ -31103,59 +32296,78 @@
         </w:tblBorders>
       </w:tblPr>
       <w:tblGrid>
-        <w:gridCol w:w="10080"/>
+        <w:gridCol w:w="4785"/>
       </w:tblGrid>
       <w:tr>
         <w:tc>
           <w:tcPr>
-            <w:tcW w:type="dxa" w:w="10080"/>
-            <w:tcBorders>
-              <w:top w:val="single" w:color="7F7F7F" w:sz="4"/>
-              <w:left w:val="single" w:color="7F7F7F" w:sz="4"/>
-              <w:bottom w:val="single" w:color="7F7F7F" w:sz="4"/>
-              <w:right w:val="single" w:color="7F7F7F" w:sz="4"/>
-            </w:tcBorders>
-            <w:tcMar>
-              <w:top w:type="dxa" w:w="60"/>
-              <w:left w:type="dxa" w:w="100"/>
-              <w:bottom w:type="dxa" w:w="60"/>
-              <w:right w:type="dxa" w:w="100"/>
-            </w:tcMar>
-          </w:tcPr>
-          <w:p>
-            <w:pPr>
-              <w:spacing w:after="20"/>
-            </w:pPr>
-            <w:r>
-              <w:rPr>
-                <w:sz w:val="18"/>
-                <w:szCs w:val="18"/>
-                <w:highlight w:val="yellow"/>
-              </w:rPr>
-              <w:t xml:space="preserve">[Insert screenshot: Candidate – My applications and feedback form]</w:t>
-            </w:r>
-          </w:p>
-          <w:p>
-            <w:pPr>
-              <w:spacing w:after="20"/>
-            </w:pPr>
-          </w:p>
-          <w:p>
-            <w:pPr>
-              <w:spacing w:after="20"/>
-            </w:pPr>
-          </w:p>
-          <w:p>
-            <w:pPr>
-              <w:spacing w:after="20"/>
-            </w:pPr>
+            <w:tcW w:type="dxa" w:w="4785"/>
+            <w:tcBorders>
+              <w:top w:val="single" w:color="7F7F7F" w:sz="4"/>
+              <w:left w:val="single" w:color="7F7F7F" w:sz="4"/>
+              <w:bottom w:val="single" w:color="7F7F7F" w:sz="4"/>
+              <w:right w:val="single" w:color="7F7F7F" w:sz="4"/>
+            </w:tcBorders>
+            <w:tcMar>
+              <w:top w:type="dxa" w:w="40"/>
+              <w:left w:type="dxa" w:w="40"/>
+              <w:bottom w:type="dxa" w:w="40"/>
+              <w:right w:type="dxa" w:w="40"/>
+            </w:tcMar>
+          </w:tcPr>
+          <w:p>
+            <w:pPr>
+              <w:keepNext/>
+              <w:jc w:val="center"/>
+            </w:pPr>
+            <w:r>
+              <w:drawing>
+                <wp:inline distT="0" distB="0" distL="0" distR="0">
+                  <wp:extent cx="2962275" cy="2857500"/>
+                  <wp:effectExtent t="0" r="0" b="0" l="0"/>
+                  <wp:docPr id="11" name="" descr="" title=""/>
+                  <wp:cNvGraphicFramePr>
+                    <a:graphicFrameLocks xmlns:a="http://schemas.openxmlformats.org/drawingml/2006/main" noChangeAspect="1"/>
+                  </wp:cNvGraphicFramePr>
+                  <a:graphic xmlns:a="http://schemas.openxmlformats.org/drawingml/2006/main">
+                    <a:graphicData uri="http://schemas.openxmlformats.org/drawingml/2006/picture">
+                      <pic:pic xmlns:pic="http://schemas.openxmlformats.org/drawingml/2006/picture">
+                        <pic:nvPicPr>
+                          <pic:cNvPr id="0" name="" descr=""/>
+                          <pic:cNvPicPr>
+                            <a:picLocks noChangeAspect="1" noChangeArrowheads="1"/>
+                          </pic:cNvPicPr>
+                        </pic:nvPicPr>
+                        <pic:blipFill>
+                          <a:blip r:embed="rId18" cstate="none"/>
+                          <a:srcRect/>
+                          <a:stretch>
+                            <a:fillRect/>
+                          </a:stretch>
+                        </pic:blipFill>
+                        <pic:spPr bwMode="auto">
+                          <a:xfrm>
+                            <a:off x="0" y="0"/>
+                            <a:ext cx="2962275" cy="2857500"/>
+                          </a:xfrm>
+                          <a:prstGeom prst="rect">
+                            <a:avLst/>
+                          </a:prstGeom>
+                        </pic:spPr>
+                      </pic:pic>
+                    </a:graphicData>
+                  </a:graphic>
+                </wp:inline>
+              </w:drawing>
+            </w:r>
           </w:p>
         </w:tc>
       </w:tr>
     </w:tbl>
     <w:p>
       <w:pPr>
-        <w:spacing w:after="120"/>
+        <w:keepNext/>
+        <w:spacing w:after="60"/>
       </w:pPr>
     </w:p>
     <w:p>
@@ -31170,7 +32382,7 @@
           <w:sz w:val="18"/>
           <w:szCs w:val="18"/>
         </w:rPr>
-        <w:t xml:space="preserve">Screen: Candidate – My applications and feedback form</w:t>
+        <w:t xml:space="preserve">Screen: Candidate – Job details with Accessibility Snapshot (/candidate/jobs/:id)</w:t>
       </w:r>
     </w:p>
     <w:p>
@@ -31178,12 +32390,19 @@
         <w:spacing w:after="120" w:line="276"/>
       </w:pPr>
       <w:r>
-        <w:t xml:space="preserve">Status tracking, withdraw or confirm hire, and per-accommodation post-hire rating (M6, M7).</w:t>
-      </w:r>
+        <w:t xml:space="preserve">One page combines the posting, match, trust score and – when opened – the Workplace Accessibility Snapshot from the Insights mashup (Core + PSGC + Nominatim + Overpass); Apply with an interview accommodation request; Read aloud and Voice input (M4, M6, M7).</w:t>
+      </w:r>
+    </w:p>
+    <w:p>
+      <w:pPr>
+        <w:pageBreakBefore/>
+        <w:spacing w:after="0"/>
+      </w:pPr>
     </w:p>
     <w:tbl>
       <w:tblPr>
-        <w:tblW w:type="dxa" w:w="10080"/>
+        <w:tblW w:type="dxa" w:w="8940"/>
+        <w:jc w:val="center"/>
         <w:tblBorders>
           <w:top w:val="single" w:color="auto" w:sz="4"/>
           <w:left w:val="single" w:color="auto" w:sz="4"/>
@@ -31194,87 +32413,84 @@
         </w:tblBorders>
       </w:tblPr>
       <w:tblGrid>
-        <w:gridCol w:w="10080"/>
+        <w:gridCol w:w="8940"/>
       </w:tblGrid>
       <w:tr>
         <w:tc>
           <w:tcPr>
-            <w:tcW w:type="dxa" w:w="10080"/>
-            <w:tcBorders>
-              <w:top w:val="single" w:color="7F7F7F" w:sz="4"/>
-              <w:left w:val="single" w:color="7F7F7F" w:sz="4"/>
-              <w:bottom w:val="single" w:color="7F7F7F" w:sz="4"/>
-              <w:right w:val="single" w:color="7F7F7F" w:sz="4"/>
-            </w:tcBorders>
-            <w:tcMar>
-              <w:top w:type="dxa" w:w="60"/>
-              <w:left w:type="dxa" w:w="100"/>
-              <w:bottom w:type="dxa" w:w="60"/>
-              <w:right w:type="dxa" w:w="100"/>
-            </w:tcMar>
-          </w:tcPr>
-          <w:p>
-            <w:pPr>
-              <w:spacing w:after="20"/>
-            </w:pPr>
-            <w:r>
-              <w:rPr>
-                <w:sz w:val="18"/>
-                <w:szCs w:val="18"/>
-                <w:highlight w:val="yellow"/>
-              </w:rPr>
-              <w:t xml:space="preserve">[Insert screenshot: Employer – Create/edit posting (/employer/jobs/new)]</w:t>
-            </w:r>
-          </w:p>
-          <w:p>
-            <w:pPr>
-              <w:spacing w:after="20"/>
-            </w:pPr>
-          </w:p>
-          <w:p>
-            <w:pPr>
-              <w:spacing w:after="20"/>
-            </w:pPr>
-          </w:p>
-          <w:p>
-            <w:pPr>
-              <w:spacing w:after="20"/>
-            </w:pPr>
+            <w:tcW w:type="dxa" w:w="8940"/>
+            <w:tcBorders>
+              <w:top w:val="single" w:color="7F7F7F" w:sz="4"/>
+              <w:left w:val="single" w:color="7F7F7F" w:sz="4"/>
+              <w:bottom w:val="single" w:color="7F7F7F" w:sz="4"/>
+              <w:right w:val="single" w:color="7F7F7F" w:sz="4"/>
+            </w:tcBorders>
+            <w:tcMar>
+              <w:top w:type="dxa" w:w="40"/>
+              <w:left w:type="dxa" w:w="40"/>
+              <w:bottom w:type="dxa" w:w="40"/>
+              <w:right w:type="dxa" w:w="40"/>
+            </w:tcMar>
+          </w:tcPr>
+          <w:p>
+            <w:pPr>
+              <w:keepNext/>
+              <w:jc w:val="center"/>
+            </w:pPr>
+            <w:r>
+              <w:drawing>
+                <wp:inline distT="0" distB="0" distL="0" distR="0">
+                  <wp:extent cx="5600700" cy="2857500"/>
+                  <wp:effectExtent t="0" r="0" b="0" l="0"/>
+                  <wp:docPr id="12" name="" descr="" title=""/>
+                  <wp:cNvGraphicFramePr>
+                    <a:graphicFrameLocks xmlns:a="http://schemas.openxmlformats.org/drawingml/2006/main" noChangeAspect="1"/>
+                  </wp:cNvGraphicFramePr>
+                  <a:graphic xmlns:a="http://schemas.openxmlformats.org/drawingml/2006/main">
+                    <a:graphicData uri="http://schemas.openxmlformats.org/drawingml/2006/picture">
+                      <pic:pic xmlns:pic="http://schemas.openxmlformats.org/drawingml/2006/picture">
+                        <pic:nvPicPr>
+                          <pic:cNvPr id="0" name="" descr=""/>
+                          <pic:cNvPicPr>
+                            <a:picLocks noChangeAspect="1" noChangeArrowheads="1"/>
+                          </pic:cNvPicPr>
+                        </pic:nvPicPr>
+                        <pic:blipFill>
+                          <a:blip r:embed="rId19" cstate="none"/>
+                          <a:srcRect/>
+                          <a:stretch>
+                            <a:fillRect/>
+                          </a:stretch>
+                        </pic:blipFill>
+                        <pic:spPr bwMode="auto">
+                          <a:xfrm>
+                            <a:off x="0" y="0"/>
+                            <a:ext cx="5600700" cy="2857500"/>
+                          </a:xfrm>
+                          <a:prstGeom prst="rect">
+                            <a:avLst/>
+                          </a:prstGeom>
+                        </pic:spPr>
+                      </pic:pic>
+                    </a:graphicData>
+                  </a:graphic>
+                </wp:inline>
+              </w:drawing>
+            </w:r>
           </w:p>
         </w:tc>
       </w:tr>
     </w:tbl>
     <w:p>
       <w:pPr>
-        <w:spacing w:after="120"/>
+        <w:keepNext/>
+        <w:spacing w:after="60"/>
       </w:pPr>
-    </w:p>
-    <w:p>
-      <w:pPr>
-        <w:spacing w:after="60"/>
-        <w:jc w:val="center"/>
-      </w:pPr>
-      <w:r>
-        <w:rPr>
-          <w:i/>
-          <w:iCs/>
-          <w:sz w:val="18"/>
-          <w:szCs w:val="18"/>
-        </w:rPr>
-        <w:t xml:space="preserve">Screen: Employer – Create/edit posting (/employer/jobs/new)</w:t>
-      </w:r>
-    </w:p>
-    <w:p>
-      <w:pPr>
-        <w:spacing w:after="120" w:line="276"/>
-      </w:pPr>
-      <w:r>
-        <w:t xml:space="preserve">Structured accommodations with notes, interview format, PSGC location picker (M4).</w:t>
-      </w:r>
     </w:p>
     <w:tbl>
       <w:tblPr>
-        <w:tblW w:type="dxa" w:w="10080"/>
+        <w:tblW w:type="dxa" w:w="7725"/>
+        <w:jc w:val="center"/>
         <w:tblBorders>
           <w:top w:val="single" w:color="auto" w:sz="4"/>
           <w:left w:val="single" w:color="auto" w:sz="4"/>
@@ -31285,59 +32501,78 @@
         </w:tblBorders>
       </w:tblPr>
       <w:tblGrid>
-        <w:gridCol w:w="10080"/>
+        <w:gridCol w:w="7725"/>
       </w:tblGrid>
       <w:tr>
         <w:tc>
           <w:tcPr>
-            <w:tcW w:type="dxa" w:w="10080"/>
-            <w:tcBorders>
-              <w:top w:val="single" w:color="7F7F7F" w:sz="4"/>
-              <w:left w:val="single" w:color="7F7F7F" w:sz="4"/>
-              <w:bottom w:val="single" w:color="7F7F7F" w:sz="4"/>
-              <w:right w:val="single" w:color="7F7F7F" w:sz="4"/>
-            </w:tcBorders>
-            <w:tcMar>
-              <w:top w:type="dxa" w:w="60"/>
-              <w:left w:type="dxa" w:w="100"/>
-              <w:bottom w:type="dxa" w:w="60"/>
-              <w:right w:type="dxa" w:w="100"/>
-            </w:tcMar>
-          </w:tcPr>
-          <w:p>
-            <w:pPr>
-              <w:spacing w:after="20"/>
-            </w:pPr>
-            <w:r>
-              <w:rPr>
-                <w:sz w:val="18"/>
-                <w:szCs w:val="18"/>
-                <w:highlight w:val="yellow"/>
-              </w:rPr>
-              <w:t xml:space="preserve">[Insert screenshot: Employer – Applicants and trust score]</w:t>
-            </w:r>
-          </w:p>
-          <w:p>
-            <w:pPr>
-              <w:spacing w:after="20"/>
-            </w:pPr>
-          </w:p>
-          <w:p>
-            <w:pPr>
-              <w:spacing w:after="20"/>
-            </w:pPr>
-          </w:p>
-          <w:p>
-            <w:pPr>
-              <w:spacing w:after="20"/>
-            </w:pPr>
+            <w:tcW w:type="dxa" w:w="7725"/>
+            <w:tcBorders>
+              <w:top w:val="single" w:color="7F7F7F" w:sz="4"/>
+              <w:left w:val="single" w:color="7F7F7F" w:sz="4"/>
+              <w:bottom w:val="single" w:color="7F7F7F" w:sz="4"/>
+              <w:right w:val="single" w:color="7F7F7F" w:sz="4"/>
+            </w:tcBorders>
+            <w:tcMar>
+              <w:top w:type="dxa" w:w="40"/>
+              <w:left w:type="dxa" w:w="40"/>
+              <w:bottom w:type="dxa" w:w="40"/>
+              <w:right w:type="dxa" w:w="40"/>
+            </w:tcMar>
+          </w:tcPr>
+          <w:p>
+            <w:pPr>
+              <w:keepNext/>
+              <w:jc w:val="center"/>
+            </w:pPr>
+            <w:r>
+              <w:drawing>
+                <wp:inline distT="0" distB="0" distL="0" distR="0">
+                  <wp:extent cx="4829175" cy="4000500"/>
+                  <wp:effectExtent t="0" r="0" b="0" l="0"/>
+                  <wp:docPr id="13" name="" descr="" title=""/>
+                  <wp:cNvGraphicFramePr>
+                    <a:graphicFrameLocks xmlns:a="http://schemas.openxmlformats.org/drawingml/2006/main" noChangeAspect="1"/>
+                  </wp:cNvGraphicFramePr>
+                  <a:graphic xmlns:a="http://schemas.openxmlformats.org/drawingml/2006/main">
+                    <a:graphicData uri="http://schemas.openxmlformats.org/drawingml/2006/picture">
+                      <pic:pic xmlns:pic="http://schemas.openxmlformats.org/drawingml/2006/picture">
+                        <pic:nvPicPr>
+                          <pic:cNvPr id="0" name="" descr=""/>
+                          <pic:cNvPicPr>
+                            <a:picLocks noChangeAspect="1" noChangeArrowheads="1"/>
+                          </pic:cNvPicPr>
+                        </pic:nvPicPr>
+                        <pic:blipFill>
+                          <a:blip r:embed="rId20" cstate="none"/>
+                          <a:srcRect/>
+                          <a:stretch>
+                            <a:fillRect/>
+                          </a:stretch>
+                        </pic:blipFill>
+                        <pic:spPr bwMode="auto">
+                          <a:xfrm>
+                            <a:off x="0" y="0"/>
+                            <a:ext cx="4829175" cy="4000500"/>
+                          </a:xfrm>
+                          <a:prstGeom prst="rect">
+                            <a:avLst/>
+                          </a:prstGeom>
+                        </pic:spPr>
+                      </pic:pic>
+                    </a:graphicData>
+                  </a:graphic>
+                </wp:inline>
+              </w:drawing>
+            </w:r>
           </w:p>
         </w:tc>
       </w:tr>
     </w:tbl>
     <w:p>
       <w:pPr>
-        <w:spacing w:after="120"/>
+        <w:keepNext/>
+        <w:spacing w:after="60"/>
       </w:pPr>
     </w:p>
     <w:p>
@@ -31352,7 +32587,7 @@
           <w:sz w:val="18"/>
           <w:szCs w:val="18"/>
         </w:rPr>
-        <w:t xml:space="preserve">Screen: Employer – Applicants and trust score</w:t>
+        <w:t xml:space="preserve">Screen: Candidate – My applications and feedback form</w:t>
       </w:r>
     </w:p>
     <w:p>
@@ -31360,12 +32595,13 @@
         <w:spacing w:after="120" w:line="276"/>
       </w:pPr>
       <w:r>
-        <w:t xml:space="preserve">Review applicants, mark Hired/Rejected; see the aggregated trust score and per-accommodation breakdown (M6, M7).</w:t>
+        <w:t xml:space="preserve">Status tracking of every application, and the per-accommodation rating a hired candidate gives from day 30 after hire (M6, M7).</w:t>
       </w:r>
     </w:p>
     <w:tbl>
       <w:tblPr>
-        <w:tblW w:type="dxa" w:w="10080"/>
+        <w:tblW w:type="dxa" w:w="10020"/>
+        <w:jc w:val="center"/>
         <w:tblBorders>
           <w:top w:val="single" w:color="auto" w:sz="4"/>
           <w:left w:val="single" w:color="auto" w:sz="4"/>
@@ -31376,59 +32612,78 @@
         </w:tblBorders>
       </w:tblPr>
       <w:tblGrid>
-        <w:gridCol w:w="10080"/>
+        <w:gridCol w:w="10020"/>
       </w:tblGrid>
       <w:tr>
         <w:tc>
           <w:tcPr>
-            <w:tcW w:type="dxa" w:w="10080"/>
-            <w:tcBorders>
-              <w:top w:val="single" w:color="7F7F7F" w:sz="4"/>
-              <w:left w:val="single" w:color="7F7F7F" w:sz="4"/>
-              <w:bottom w:val="single" w:color="7F7F7F" w:sz="4"/>
-              <w:right w:val="single" w:color="7F7F7F" w:sz="4"/>
-            </w:tcBorders>
-            <w:tcMar>
-              <w:top w:type="dxa" w:w="60"/>
-              <w:left w:type="dxa" w:w="100"/>
-              <w:bottom w:type="dxa" w:w="60"/>
-              <w:right w:type="dxa" w:w="100"/>
-            </w:tcMar>
-          </w:tcPr>
-          <w:p>
-            <w:pPr>
-              <w:spacing w:after="20"/>
-            </w:pPr>
-            <w:r>
-              <w:rPr>
-                <w:sz w:val="18"/>
-                <w:szCs w:val="18"/>
-                <w:highlight w:val="yellow"/>
-              </w:rPr>
-              <w:t xml:space="preserve">[Insert screenshot: Admin – Employer verification with registry check (/admin/employers)]</w:t>
-            </w:r>
-          </w:p>
-          <w:p>
-            <w:pPr>
-              <w:spacing w:after="20"/>
-            </w:pPr>
-          </w:p>
-          <w:p>
-            <w:pPr>
-              <w:spacing w:after="20"/>
-            </w:pPr>
-          </w:p>
-          <w:p>
-            <w:pPr>
-              <w:spacing w:after="20"/>
-            </w:pPr>
+            <w:tcW w:type="dxa" w:w="10020"/>
+            <w:tcBorders>
+              <w:top w:val="single" w:color="7F7F7F" w:sz="4"/>
+              <w:left w:val="single" w:color="7F7F7F" w:sz="4"/>
+              <w:bottom w:val="single" w:color="7F7F7F" w:sz="4"/>
+              <w:right w:val="single" w:color="7F7F7F" w:sz="4"/>
+            </w:tcBorders>
+            <w:tcMar>
+              <w:top w:type="dxa" w:w="40"/>
+              <w:left w:type="dxa" w:w="40"/>
+              <w:bottom w:type="dxa" w:w="40"/>
+              <w:right w:type="dxa" w:w="40"/>
+            </w:tcMar>
+          </w:tcPr>
+          <w:p>
+            <w:pPr>
+              <w:keepNext/>
+              <w:jc w:val="center"/>
+            </w:pPr>
+            <w:r>
+              <w:drawing>
+                <wp:inline distT="0" distB="0" distL="0" distR="0">
+                  <wp:extent cx="6286500" cy="4476750"/>
+                  <wp:effectExtent t="0" r="0" b="0" l="0"/>
+                  <wp:docPr id="14" name="" descr="" title=""/>
+                  <wp:cNvGraphicFramePr>
+                    <a:graphicFrameLocks xmlns:a="http://schemas.openxmlformats.org/drawingml/2006/main" noChangeAspect="1"/>
+                  </wp:cNvGraphicFramePr>
+                  <a:graphic xmlns:a="http://schemas.openxmlformats.org/drawingml/2006/main">
+                    <a:graphicData uri="http://schemas.openxmlformats.org/drawingml/2006/picture">
+                      <pic:pic xmlns:pic="http://schemas.openxmlformats.org/drawingml/2006/picture">
+                        <pic:nvPicPr>
+                          <pic:cNvPr id="0" name="" descr=""/>
+                          <pic:cNvPicPr>
+                            <a:picLocks noChangeAspect="1" noChangeArrowheads="1"/>
+                          </pic:cNvPicPr>
+                        </pic:nvPicPr>
+                        <pic:blipFill>
+                          <a:blip r:embed="rId21" cstate="none"/>
+                          <a:srcRect/>
+                          <a:stretch>
+                            <a:fillRect/>
+                          </a:stretch>
+                        </pic:blipFill>
+                        <pic:spPr bwMode="auto">
+                          <a:xfrm>
+                            <a:off x="0" y="0"/>
+                            <a:ext cx="6286500" cy="4476750"/>
+                          </a:xfrm>
+                          <a:prstGeom prst="rect">
+                            <a:avLst/>
+                          </a:prstGeom>
+                        </pic:spPr>
+                      </pic:pic>
+                    </a:graphicData>
+                  </a:graphic>
+                </wp:inline>
+              </w:drawing>
+            </w:r>
           </w:p>
         </w:tc>
       </w:tr>
     </w:tbl>
     <w:p>
       <w:pPr>
-        <w:spacing w:after="120"/>
+        <w:keepNext/>
+        <w:spacing w:after="60"/>
       </w:pPr>
     </w:p>
     <w:p>
@@ -31443,7 +32698,7 @@
           <w:sz w:val="18"/>
           <w:szCs w:val="18"/>
         </w:rPr>
-        <w:t xml:space="preserve">Screen: Admin – Employer verification with registry check (/admin/employers)</w:t>
+        <w:t xml:space="preserve">Screen: Employer – Post a job, step 3 Accommodations (/employer/jobs/:id/edit)</w:t>
       </w:r>
     </w:p>
     <w:p>
@@ -31451,12 +32706,19 @@
         <w:spacing w:after="120" w:line="276"/>
       </w:pPr>
       <w:r>
-        <w:t xml:space="preserve">Result of the SOAP Business Registry check shown beside the employer's submitted details before approval (M3, M10).</w:t>
-      </w:r>
+        <w:t xml:space="preserve">Four-step wizard: structured accommodations with optional notes; step 2 holds the interview format and the PSGC location picker (M4).</w:t>
+      </w:r>
+    </w:p>
+    <w:p>
+      <w:pPr>
+        <w:pageBreakBefore/>
+        <w:spacing w:after="0"/>
+      </w:pPr>
     </w:p>
     <w:tbl>
       <w:tblPr>
-        <w:tblW w:type="dxa" w:w="10080"/>
+        <w:tblW w:type="dxa" w:w="9015"/>
+        <w:jc w:val="center"/>
         <w:tblBorders>
           <w:top w:val="single" w:color="auto" w:sz="4"/>
           <w:left w:val="single" w:color="auto" w:sz="4"/>
@@ -31467,59 +32729,166 @@
         </w:tblBorders>
       </w:tblPr>
       <w:tblGrid>
-        <w:gridCol w:w="10080"/>
+        <w:gridCol w:w="9015"/>
       </w:tblGrid>
       <w:tr>
         <w:tc>
           <w:tcPr>
-            <w:tcW w:type="dxa" w:w="10080"/>
-            <w:tcBorders>
-              <w:top w:val="single" w:color="7F7F7F" w:sz="4"/>
-              <w:left w:val="single" w:color="7F7F7F" w:sz="4"/>
-              <w:bottom w:val="single" w:color="7F7F7F" w:sz="4"/>
-              <w:right w:val="single" w:color="7F7F7F" w:sz="4"/>
-            </w:tcBorders>
-            <w:tcMar>
-              <w:top w:type="dxa" w:w="60"/>
-              <w:left w:type="dxa" w:w="100"/>
-              <w:bottom w:type="dxa" w:w="60"/>
-              <w:right w:type="dxa" w:w="100"/>
-            </w:tcMar>
-          </w:tcPr>
-          <w:p>
-            <w:pPr>
-              <w:spacing w:after="20"/>
-            </w:pPr>
-            <w:r>
-              <w:rPr>
-                <w:sz w:val="18"/>
-                <w:szCs w:val="18"/>
-                <w:highlight w:val="yellow"/>
-              </w:rPr>
-              <w:t xml:space="preserve">[Insert screenshot: Admin – Dashboard and analytics (/admin/dashboard)]</w:t>
-            </w:r>
-          </w:p>
-          <w:p>
-            <w:pPr>
-              <w:spacing w:after="20"/>
-            </w:pPr>
-          </w:p>
-          <w:p>
-            <w:pPr>
-              <w:spacing w:after="20"/>
-            </w:pPr>
-          </w:p>
-          <w:p>
-            <w:pPr>
-              <w:spacing w:after="20"/>
-            </w:pPr>
+            <w:tcW w:type="dxa" w:w="9015"/>
+            <w:tcBorders>
+              <w:top w:val="single" w:color="7F7F7F" w:sz="4"/>
+              <w:left w:val="single" w:color="7F7F7F" w:sz="4"/>
+              <w:bottom w:val="single" w:color="7F7F7F" w:sz="4"/>
+              <w:right w:val="single" w:color="7F7F7F" w:sz="4"/>
+            </w:tcBorders>
+            <w:tcMar>
+              <w:top w:type="dxa" w:w="40"/>
+              <w:left w:type="dxa" w:w="40"/>
+              <w:bottom w:type="dxa" w:w="40"/>
+              <w:right w:type="dxa" w:w="40"/>
+            </w:tcMar>
+          </w:tcPr>
+          <w:p>
+            <w:pPr>
+              <w:keepNext/>
+              <w:jc w:val="center"/>
+            </w:pPr>
+            <w:r>
+              <w:drawing>
+                <wp:inline distT="0" distB="0" distL="0" distR="0">
+                  <wp:extent cx="5648325" cy="2857500"/>
+                  <wp:effectExtent t="0" r="0" b="0" l="0"/>
+                  <wp:docPr id="15" name="" descr="" title=""/>
+                  <wp:cNvGraphicFramePr>
+                    <a:graphicFrameLocks xmlns:a="http://schemas.openxmlformats.org/drawingml/2006/main" noChangeAspect="1"/>
+                  </wp:cNvGraphicFramePr>
+                  <a:graphic xmlns:a="http://schemas.openxmlformats.org/drawingml/2006/main">
+                    <a:graphicData uri="http://schemas.openxmlformats.org/drawingml/2006/picture">
+                      <pic:pic xmlns:pic="http://schemas.openxmlformats.org/drawingml/2006/picture">
+                        <pic:nvPicPr>
+                          <pic:cNvPr id="0" name="" descr=""/>
+                          <pic:cNvPicPr>
+                            <a:picLocks noChangeAspect="1" noChangeArrowheads="1"/>
+                          </pic:cNvPicPr>
+                        </pic:nvPicPr>
+                        <pic:blipFill>
+                          <a:blip r:embed="rId22" cstate="none"/>
+                          <a:srcRect/>
+                          <a:stretch>
+                            <a:fillRect/>
+                          </a:stretch>
+                        </pic:blipFill>
+                        <pic:spPr bwMode="auto">
+                          <a:xfrm>
+                            <a:off x="0" y="0"/>
+                            <a:ext cx="5648325" cy="2857500"/>
+                          </a:xfrm>
+                          <a:prstGeom prst="rect">
+                            <a:avLst/>
+                          </a:prstGeom>
+                        </pic:spPr>
+                      </pic:pic>
+                    </a:graphicData>
+                  </a:graphic>
+                </wp:inline>
+              </w:drawing>
+            </w:r>
           </w:p>
         </w:tc>
       </w:tr>
     </w:tbl>
     <w:p>
       <w:pPr>
-        <w:spacing w:after="120"/>
+        <w:keepNext/>
+        <w:spacing w:after="60"/>
+      </w:pPr>
+    </w:p>
+    <w:tbl>
+      <w:tblPr>
+        <w:tblW w:type="dxa" w:w="9225"/>
+        <w:jc w:val="center"/>
+        <w:tblBorders>
+          <w:top w:val="single" w:color="auto" w:sz="4"/>
+          <w:left w:val="single" w:color="auto" w:sz="4"/>
+          <w:bottom w:val="single" w:color="auto" w:sz="4"/>
+          <w:right w:val="single" w:color="auto" w:sz="4"/>
+          <w:insideH w:val="single" w:color="auto" w:sz="4"/>
+          <w:insideV w:val="single" w:color="auto" w:sz="4"/>
+        </w:tblBorders>
+      </w:tblPr>
+      <w:tblGrid>
+        <w:gridCol w:w="9225"/>
+      </w:tblGrid>
+      <w:tr>
+        <w:tc>
+          <w:tcPr>
+            <w:tcW w:type="dxa" w:w="9225"/>
+            <w:tcBorders>
+              <w:top w:val="single" w:color="7F7F7F" w:sz="4"/>
+              <w:left w:val="single" w:color="7F7F7F" w:sz="4"/>
+              <w:bottom w:val="single" w:color="7F7F7F" w:sz="4"/>
+              <w:right w:val="single" w:color="7F7F7F" w:sz="4"/>
+            </w:tcBorders>
+            <w:tcMar>
+              <w:top w:type="dxa" w:w="40"/>
+              <w:left w:type="dxa" w:w="40"/>
+              <w:bottom w:type="dxa" w:w="40"/>
+              <w:right w:type="dxa" w:w="40"/>
+            </w:tcMar>
+          </w:tcPr>
+          <w:p>
+            <w:pPr>
+              <w:keepNext/>
+              <w:jc w:val="center"/>
+            </w:pPr>
+            <w:r>
+              <w:drawing>
+                <wp:inline distT="0" distB="0" distL="0" distR="0">
+                  <wp:extent cx="5781675" cy="4000500"/>
+                  <wp:effectExtent t="0" r="0" b="0" l="0"/>
+                  <wp:docPr id="16" name="" descr="" title=""/>
+                  <wp:cNvGraphicFramePr>
+                    <a:graphicFrameLocks xmlns:a="http://schemas.openxmlformats.org/drawingml/2006/main" noChangeAspect="1"/>
+                  </wp:cNvGraphicFramePr>
+                  <a:graphic xmlns:a="http://schemas.openxmlformats.org/drawingml/2006/main">
+                    <a:graphicData uri="http://schemas.openxmlformats.org/drawingml/2006/picture">
+                      <pic:pic xmlns:pic="http://schemas.openxmlformats.org/drawingml/2006/picture">
+                        <pic:nvPicPr>
+                          <pic:cNvPr id="0" name="" descr=""/>
+                          <pic:cNvPicPr>
+                            <a:picLocks noChangeAspect="1" noChangeArrowheads="1"/>
+                          </pic:cNvPicPr>
+                        </pic:nvPicPr>
+                        <pic:blipFill>
+                          <a:blip r:embed="rId23" cstate="none"/>
+                          <a:srcRect/>
+                          <a:stretch>
+                            <a:fillRect/>
+                          </a:stretch>
+                        </pic:blipFill>
+                        <pic:spPr bwMode="auto">
+                          <a:xfrm>
+                            <a:off x="0" y="0"/>
+                            <a:ext cx="5781675" cy="4000500"/>
+                          </a:xfrm>
+                          <a:prstGeom prst="rect">
+                            <a:avLst/>
+                          </a:prstGeom>
+                        </pic:spPr>
+                      </pic:pic>
+                    </a:graphicData>
+                  </a:graphic>
+                </wp:inline>
+              </w:drawing>
+            </w:r>
+          </w:p>
+        </w:tc>
+      </w:tr>
+    </w:tbl>
+    <w:p>
+      <w:pPr>
+        <w:keepNext/>
+        <w:spacing w:after="60"/>
       </w:pPr>
     </w:p>
     <w:p>
@@ -31534,7 +32903,229 @@
           <w:sz w:val="18"/>
           <w:szCs w:val="18"/>
         </w:rPr>
-        <w:t xml:space="preserve">Screen: Admin – Dashboard and analytics (/admin/dashboard)</w:t>
+        <w:t xml:space="preserve">Screen: Employer – Applicants and trust score</w:t>
+      </w:r>
+    </w:p>
+    <w:p>
+      <w:pPr>
+        <w:spacing w:after="120" w:line="276"/>
+      </w:pPr>
+      <w:r>
+        <w:t xml:space="preserve">Review applicants and record decisions; see the aggregated trust score with its per-accommodation breakdown (M6, M7).</w:t>
+      </w:r>
+    </w:p>
+    <w:tbl>
+      <w:tblPr>
+        <w:tblW w:type="dxa" w:w="10020"/>
+        <w:jc w:val="center"/>
+        <w:tblBorders>
+          <w:top w:val="single" w:color="auto" w:sz="4"/>
+          <w:left w:val="single" w:color="auto" w:sz="4"/>
+          <w:bottom w:val="single" w:color="auto" w:sz="4"/>
+          <w:right w:val="single" w:color="auto" w:sz="4"/>
+          <w:insideH w:val="single" w:color="auto" w:sz="4"/>
+          <w:insideV w:val="single" w:color="auto" w:sz="4"/>
+        </w:tblBorders>
+      </w:tblPr>
+      <w:tblGrid>
+        <w:gridCol w:w="10020"/>
+      </w:tblGrid>
+      <w:tr>
+        <w:tc>
+          <w:tcPr>
+            <w:tcW w:type="dxa" w:w="10020"/>
+            <w:tcBorders>
+              <w:top w:val="single" w:color="7F7F7F" w:sz="4"/>
+              <w:left w:val="single" w:color="7F7F7F" w:sz="4"/>
+              <w:bottom w:val="single" w:color="7F7F7F" w:sz="4"/>
+              <w:right w:val="single" w:color="7F7F7F" w:sz="4"/>
+            </w:tcBorders>
+            <w:tcMar>
+              <w:top w:type="dxa" w:w="40"/>
+              <w:left w:type="dxa" w:w="40"/>
+              <w:bottom w:type="dxa" w:w="40"/>
+              <w:right w:type="dxa" w:w="40"/>
+            </w:tcMar>
+          </w:tcPr>
+          <w:p>
+            <w:pPr>
+              <w:keepNext/>
+              <w:jc w:val="center"/>
+            </w:pPr>
+            <w:r>
+              <w:drawing>
+                <wp:inline distT="0" distB="0" distL="0" distR="0">
+                  <wp:extent cx="6286500" cy="4486275"/>
+                  <wp:effectExtent t="0" r="0" b="0" l="0"/>
+                  <wp:docPr id="17" name="" descr="" title=""/>
+                  <wp:cNvGraphicFramePr>
+                    <a:graphicFrameLocks xmlns:a="http://schemas.openxmlformats.org/drawingml/2006/main" noChangeAspect="1"/>
+                  </wp:cNvGraphicFramePr>
+                  <a:graphic xmlns:a="http://schemas.openxmlformats.org/drawingml/2006/main">
+                    <a:graphicData uri="http://schemas.openxmlformats.org/drawingml/2006/picture">
+                      <pic:pic xmlns:pic="http://schemas.openxmlformats.org/drawingml/2006/picture">
+                        <pic:nvPicPr>
+                          <pic:cNvPr id="0" name="" descr=""/>
+                          <pic:cNvPicPr>
+                            <a:picLocks noChangeAspect="1" noChangeArrowheads="1"/>
+                          </pic:cNvPicPr>
+                        </pic:nvPicPr>
+                        <pic:blipFill>
+                          <a:blip r:embed="rId24" cstate="none"/>
+                          <a:srcRect/>
+                          <a:stretch>
+                            <a:fillRect/>
+                          </a:stretch>
+                        </pic:blipFill>
+                        <pic:spPr bwMode="auto">
+                          <a:xfrm>
+                            <a:off x="0" y="0"/>
+                            <a:ext cx="6286500" cy="4486275"/>
+                          </a:xfrm>
+                          <a:prstGeom prst="rect">
+                            <a:avLst/>
+                          </a:prstGeom>
+                        </pic:spPr>
+                      </pic:pic>
+                    </a:graphicData>
+                  </a:graphic>
+                </wp:inline>
+              </w:drawing>
+            </w:r>
+          </w:p>
+        </w:tc>
+      </w:tr>
+    </w:tbl>
+    <w:p>
+      <w:pPr>
+        <w:keepNext/>
+        <w:spacing w:after="60"/>
+      </w:pPr>
+    </w:p>
+    <w:p>
+      <w:pPr>
+        <w:spacing w:after="60"/>
+        <w:jc w:val="center"/>
+      </w:pPr>
+      <w:r>
+        <w:rPr>
+          <w:i/>
+          <w:iCs/>
+          <w:sz w:val="18"/>
+          <w:szCs w:val="18"/>
+        </w:rPr>
+        <w:t xml:space="preserve">Screen: Admin – Employer verification with registry check (/admin/employers/:id)</w:t>
+      </w:r>
+    </w:p>
+    <w:p>
+      <w:pPr>
+        <w:spacing w:after="120" w:line="276"/>
+      </w:pPr>
+      <w:r>
+        <w:t xml:space="preserve">Result of the SOAP Business Registry check (status, registered name, name match) shown beside the employer's submitted details; the administrator decides (M3, M10).</w:t>
+      </w:r>
+    </w:p>
+    <w:tbl>
+      <w:tblPr>
+        <w:tblW w:type="dxa" w:w="8115"/>
+        <w:jc w:val="center"/>
+        <w:tblBorders>
+          <w:top w:val="single" w:color="auto" w:sz="4"/>
+          <w:left w:val="single" w:color="auto" w:sz="4"/>
+          <w:bottom w:val="single" w:color="auto" w:sz="4"/>
+          <w:right w:val="single" w:color="auto" w:sz="4"/>
+          <w:insideH w:val="single" w:color="auto" w:sz="4"/>
+          <w:insideV w:val="single" w:color="auto" w:sz="4"/>
+        </w:tblBorders>
+      </w:tblPr>
+      <w:tblGrid>
+        <w:gridCol w:w="8115"/>
+      </w:tblGrid>
+      <w:tr>
+        <w:tc>
+          <w:tcPr>
+            <w:tcW w:type="dxa" w:w="8115"/>
+            <w:tcBorders>
+              <w:top w:val="single" w:color="7F7F7F" w:sz="4"/>
+              <w:left w:val="single" w:color="7F7F7F" w:sz="4"/>
+              <w:bottom w:val="single" w:color="7F7F7F" w:sz="4"/>
+              <w:right w:val="single" w:color="7F7F7F" w:sz="4"/>
+            </w:tcBorders>
+            <w:tcMar>
+              <w:top w:type="dxa" w:w="40"/>
+              <w:left w:type="dxa" w:w="40"/>
+              <w:bottom w:type="dxa" w:w="40"/>
+              <w:right w:type="dxa" w:w="40"/>
+            </w:tcMar>
+          </w:tcPr>
+          <w:p>
+            <w:pPr>
+              <w:keepNext/>
+              <w:jc w:val="center"/>
+            </w:pPr>
+            <w:r>
+              <w:drawing>
+                <wp:inline distT="0" distB="0" distL="0" distR="0">
+                  <wp:extent cx="5076825" cy="3238500"/>
+                  <wp:effectExtent t="0" r="0" b="0" l="0"/>
+                  <wp:docPr id="18" name="" descr="" title=""/>
+                  <wp:cNvGraphicFramePr>
+                    <a:graphicFrameLocks xmlns:a="http://schemas.openxmlformats.org/drawingml/2006/main" noChangeAspect="1"/>
+                  </wp:cNvGraphicFramePr>
+                  <a:graphic xmlns:a="http://schemas.openxmlformats.org/drawingml/2006/main">
+                    <a:graphicData uri="http://schemas.openxmlformats.org/drawingml/2006/picture">
+                      <pic:pic xmlns:pic="http://schemas.openxmlformats.org/drawingml/2006/picture">
+                        <pic:nvPicPr>
+                          <pic:cNvPr id="0" name="" descr=""/>
+                          <pic:cNvPicPr>
+                            <a:picLocks noChangeAspect="1" noChangeArrowheads="1"/>
+                          </pic:cNvPicPr>
+                        </pic:nvPicPr>
+                        <pic:blipFill>
+                          <a:blip r:embed="rId25" cstate="none"/>
+                          <a:srcRect/>
+                          <a:stretch>
+                            <a:fillRect/>
+                          </a:stretch>
+                        </pic:blipFill>
+                        <pic:spPr bwMode="auto">
+                          <a:xfrm>
+                            <a:off x="0" y="0"/>
+                            <a:ext cx="5076825" cy="3238500"/>
+                          </a:xfrm>
+                          <a:prstGeom prst="rect">
+                            <a:avLst/>
+                          </a:prstGeom>
+                        </pic:spPr>
+                      </pic:pic>
+                    </a:graphicData>
+                  </a:graphic>
+                </wp:inline>
+              </w:drawing>
+            </w:r>
+          </w:p>
+        </w:tc>
+      </w:tr>
+    </w:tbl>
+    <w:p>
+      <w:pPr>
+        <w:keepNext/>
+        <w:spacing w:after="60"/>
+      </w:pPr>
+    </w:p>
+    <w:p>
+      <w:pPr>
+        <w:spacing w:after="60"/>
+        <w:jc w:val="center"/>
+      </w:pPr>
+      <w:r>
+        <w:rPr>
+          <w:i/>
+          <w:iCs/>
+          <w:sz w:val="18"/>
+          <w:szCs w:val="18"/>
+        </w:rPr>
+        <w:t xml:space="preserve">Screen: Admin – Dashboard (/admin/dashboard)</w:t>
       </w:r>
     </w:p>
     <w:p>
@@ -31948,9 +33539,8 @@
               <w:rPr>
                 <w:sz w:val="18"/>
                 <w:szCs w:val="18"/>
-                <w:highlight w:val="yellow"/>
-              </w:rPr>
-              <w:t xml:space="preserve">[Achieved / Partly achieved – evidence]</w:t>
+              </w:rPr>
+              <w:t xml:space="preserve">Achieved – T01–T11 pass (CI run 38493807232, Section 7.1); all 13 modules M1–M13 are built, including the "Could have" M12 and M13, and were checked in the browser with the demo accounts of every role (screens in 9.1).</w:t>
             </w:r>
           </w:p>
         </w:tc>
@@ -32034,13 +33624,139 @@
             <w:pPr>
               <w:spacing w:after="20"/>
             </w:pPr>
+            <w:r>
+              <w:rPr>
+                <w:sz w:val="18"/>
+                <w:szCs w:val="18"/>
+              </w:rPr>
+              <w:t xml:space="preserve">Achieved – T12–T16 pass; the snapshot combines Core, PSGC, Nominatim and Overpass (live APIs on 7 Oct 2026, live map data in 9.1); registry checks are stored in </w:t>
+            </w:r>
+            <w:r>
+              <w:rPr>
+                <w:rFonts w:ascii="Consolas" w:cs="Consolas" w:eastAsia="Consolas" w:hAnsi="Consolas"/>
+                <w:sz w:val="18"/>
+                <w:szCs w:val="18"/>
+              </w:rPr>
+              <w:t xml:space="preserve">registry_checks</w:t>
+            </w:r>
+            <w:r>
+              <w:rPr>
+                <w:sz w:val="18"/>
+                <w:szCs w:val="18"/>
+              </w:rPr>
+              <w:t xml:space="preserve">; each source failing is covered by Jest/nock and Core tests and degrades as designed.</w:t>
+            </w:r>
+          </w:p>
+        </w:tc>
+      </w:tr>
+      <w:tr>
+        <w:tc>
+          <w:tcPr>
+            <w:tcW w:type="dxa" w:w="2600"/>
+            <w:tcBorders>
+              <w:top w:val="single" w:color="7F7F7F" w:sz="4"/>
+              <w:left w:val="single" w:color="7F7F7F" w:sz="4"/>
+              <w:bottom w:val="single" w:color="7F7F7F" w:sz="4"/>
+              <w:right w:val="single" w:color="7F7F7F" w:sz="4"/>
+            </w:tcBorders>
+            <w:tcMar>
+              <w:top w:type="dxa" w:w="60"/>
+              <w:left w:type="dxa" w:w="100"/>
+              <w:bottom w:type="dxa" w:w="60"/>
+              <w:right w:type="dxa" w:w="100"/>
+            </w:tcMar>
+          </w:tcPr>
+          <w:p>
+            <w:pPr>
+              <w:spacing w:after="20"/>
+            </w:pPr>
+            <w:r>
+              <w:rPr>
+                <w:sz w:val="18"/>
+                <w:szCs w:val="18"/>
+              </w:rPr>
+              <w:t xml:space="preserve">3 – Security</w:t>
+            </w:r>
+          </w:p>
+        </w:tc>
+        <w:tc>
+          <w:tcPr>
+            <w:tcW w:type="dxa" w:w="4000"/>
+            <w:tcBorders>
+              <w:top w:val="single" w:color="7F7F7F" w:sz="4"/>
+              <w:left w:val="single" w:color="7F7F7F" w:sz="4"/>
+              <w:bottom w:val="single" w:color="7F7F7F" w:sz="4"/>
+              <w:right w:val="single" w:color="7F7F7F" w:sz="4"/>
+            </w:tcBorders>
+            <w:tcMar>
+              <w:top w:type="dxa" w:w="60"/>
+              <w:left w:type="dxa" w:w="100"/>
+              <w:bottom w:type="dxa" w:w="60"/>
+              <w:right w:type="dxa" w:w="100"/>
+            </w:tcMar>
+          </w:tcPr>
+          <w:p>
+            <w:pPr>
+              <w:spacing w:after="20"/>
+            </w:pPr>
+            <w:r>
+              <w:rPr>
+                <w:sz w:val="18"/>
+                <w:szCs w:val="18"/>
+              </w:rPr>
+              <w:t xml:space="preserve">Security tests T08, T09, T16 pass; no secrets in repository (secret scan)</w:t>
+            </w:r>
+          </w:p>
+        </w:tc>
+        <w:tc>
+          <w:tcPr>
+            <w:tcW w:type="dxa" w:w="3480"/>
+            <w:tcBorders>
+              <w:top w:val="single" w:color="7F7F7F" w:sz="4"/>
+              <w:left w:val="single" w:color="7F7F7F" w:sz="4"/>
+              <w:bottom w:val="single" w:color="7F7F7F" w:sz="4"/>
+              <w:right w:val="single" w:color="7F7F7F" w:sz="4"/>
+            </w:tcBorders>
+            <w:tcMar>
+              <w:top w:type="dxa" w:w="60"/>
+              <w:left w:type="dxa" w:w="100"/>
+              <w:bottom w:type="dxa" w:w="60"/>
+              <w:right w:type="dxa" w:w="100"/>
+            </w:tcMar>
+          </w:tcPr>
+          <w:p>
+            <w:pPr>
+              <w:spacing w:after="20"/>
+            </w:pPr>
+            <w:r>
+              <w:rPr>
+                <w:sz w:val="18"/>
+                <w:szCs w:val="18"/>
+              </w:rPr>
+              <w:t xml:space="preserve">T08, T09, T16 and the further security cases of folder 09 pass; only </w:t>
+            </w:r>
+            <w:r>
+              <w:rPr>
+                <w:rFonts w:ascii="Consolas" w:cs="Consolas" w:eastAsia="Consolas" w:hAnsi="Consolas"/>
+                <w:sz w:val="18"/>
+                <w:szCs w:val="18"/>
+              </w:rPr>
+              <w:t xml:space="preserve">.env.example</w:t>
+            </w:r>
+            <w:r>
+              <w:rPr>
+                <w:sz w:val="18"/>
+                <w:szCs w:val="18"/>
+              </w:rPr>
+              <w:t xml:space="preserve"> files with placeholders are tracked and CI generates throwaway secrets. </w:t>
+            </w:r>
             <w:r>
               <w:rPr>
                 <w:sz w:val="18"/>
                 <w:szCs w:val="18"/>
                 <w:highlight w:val="yellow"/>
               </w:rPr>
-              <w:t xml:space="preserve">[Evidence]</w:t>
+              <w:t xml:space="preserve">[Secret scan result]</w:t>
             </w:r>
           </w:p>
         </w:tc>
@@ -32071,7 +33787,7 @@
                 <w:sz w:val="18"/>
                 <w:szCs w:val="18"/>
               </w:rPr>
-              <w:t xml:space="preserve">3 – Security</w:t>
+              <w:t xml:space="preserve">4 – Quality assurance</w:t>
             </w:r>
           </w:p>
         </w:tc>
@@ -32100,7 +33816,7 @@
                 <w:sz w:val="18"/>
                 <w:szCs w:val="18"/>
               </w:rPr>
-              <w:t xml:space="preserve">Security tests T08, T09, T16 pass; no secrets in repository (secret scan)</w:t>
+              <w:t xml:space="preserve">Newman run with 0 failed assertions; JMeter P95 &lt; 1,500 ms and error rate &lt; 1% at 50 users</w:t>
             </w:r>
           </w:p>
         </w:tc>
@@ -32124,13 +33840,20 @@
             <w:pPr>
               <w:spacing w:after="20"/>
             </w:pPr>
+            <w:r>
+              <w:rPr>
+                <w:sz w:val="18"/>
+                <w:szCs w:val="18"/>
+              </w:rPr>
+              <w:t xml:space="preserve">Newman: 933 assertions, 0 failed (Section 7.2). </w:t>
+            </w:r>
             <w:r>
               <w:rPr>
                 <w:sz w:val="18"/>
                 <w:szCs w:val="18"/>
                 <w:highlight w:val="yellow"/>
               </w:rPr>
-              <w:t xml:space="preserve">[Evidence]</w:t>
+              <w:t xml:space="preserve">[JMeter production run: P95 and error rate at 50 users]</w:t>
             </w:r>
           </w:p>
         </w:tc>
@@ -32161,7 +33884,7 @@
                 <w:sz w:val="18"/>
                 <w:szCs w:val="18"/>
               </w:rPr>
-              <w:t xml:space="preserve">4 – Quality assurance</w:t>
+              <w:t xml:space="preserve">5 – Cloud deployment and DevOps</w:t>
             </w:r>
           </w:p>
         </w:tc>
@@ -32190,7 +33913,7 @@
                 <w:sz w:val="18"/>
                 <w:szCs w:val="18"/>
               </w:rPr>
-              <w:t xml:space="preserve">Newman run with 0 failed assertions; JMeter P95 &lt; 1,500 ms and error rate &lt; 1% at 50 users</w:t>
+              <w:t xml:space="preserve">Public URLs working; CI green on main; automatic deploy and smoke test</w:t>
             </w:r>
           </w:p>
         </w:tc>
@@ -32214,13 +33937,35 @@
             <w:pPr>
               <w:spacing w:after="20"/>
             </w:pPr>
+            <w:r>
+              <w:rPr>
+                <w:sz w:val="18"/>
+                <w:szCs w:val="18"/>
+              </w:rPr>
+              <w:t xml:space="preserve">CI green on </w:t>
+            </w:r>
+            <w:r>
+              <w:rPr>
+                <w:rFonts w:ascii="Consolas" w:cs="Consolas" w:eastAsia="Consolas" w:hAnsi="Consolas"/>
+                <w:sz w:val="18"/>
+                <w:szCs w:val="18"/>
+              </w:rPr>
+              <w:t xml:space="preserve">main</w:t>
+            </w:r>
+            <w:r>
+              <w:rPr>
+                <w:sz w:val="18"/>
+                <w:szCs w:val="18"/>
+              </w:rPr>
+              <w:t xml:space="preserve"> with all seven jobs (run 38493807232). </w:t>
+            </w:r>
             <w:r>
               <w:rPr>
                 <w:sz w:val="18"/>
                 <w:szCs w:val="18"/>
                 <w:highlight w:val="yellow"/>
               </w:rPr>
-              <w:t xml:space="preserve">[Evidence]</w:t>
+              <w:t xml:space="preserve">[Public URLs, automatic deploy and smoke test after deployment]</w:t>
             </w:r>
           </w:p>
         </w:tc>
@@ -32251,7 +33996,7 @@
                 <w:sz w:val="18"/>
                 <w:szCs w:val="18"/>
               </w:rPr>
-              <w:t xml:space="preserve">5 – Cloud deployment and DevOps</w:t>
+              <w:t xml:space="preserve">6 – Accessibility and usability</w:t>
             </w:r>
           </w:p>
         </w:tc>
@@ -32280,7 +34025,7 @@
                 <w:sz w:val="18"/>
                 <w:szCs w:val="18"/>
               </w:rPr>
-              <w:t xml:space="preserve">Public URLs working; CI green on main; automatic deploy and smoke test</w:t>
+              <w:t xml:space="preserve">No critical axe/Lighthouse issues; NVDA walkthrough; mean SUS ≥ 68 (n ≥ 5 PWD, 3 employers)</w:t>
             </w:r>
           </w:p>
         </w:tc>
@@ -32304,103 +34049,50 @@
             <w:pPr>
               <w:spacing w:after="20"/>
             </w:pPr>
+            <w:r>
+              <w:rPr>
+                <w:sz w:val="18"/>
+                <w:szCs w:val="18"/>
+              </w:rPr>
+              <w:t xml:space="preserve">axe: no violations on 34 pages of the seeded stack (also high contrast at 150% text, 14 Oct 2026) and on 33 pages in CI; Lighthouse accessibility 100 on the 6 guest pages (11 Oct 2026, before the redesign); scripted keyboard, focus and reflow checks pass (</w:t>
+            </w:r>
+            <w:r>
+              <w:rPr>
+                <w:rFonts w:ascii="Consolas" w:cs="Consolas" w:eastAsia="Consolas" w:hAnsi="Consolas"/>
+                <w:sz w:val="18"/>
+                <w:szCs w:val="18"/>
+              </w:rPr>
+              <w:t xml:space="preserve">docs/accessibility/wcag-audit.md</w:t>
+            </w:r>
+            <w:r>
+              <w:rPr>
+                <w:sz w:val="18"/>
+                <w:szCs w:val="18"/>
+              </w:rPr>
+              <w:t xml:space="preserve">). </w:t>
+            </w:r>
             <w:r>
               <w:rPr>
                 <w:sz w:val="18"/>
                 <w:szCs w:val="18"/>
                 <w:highlight w:val="yellow"/>
               </w:rPr>
-              <w:t xml:space="preserve">[Evidence]</w:t>
-            </w:r>
-          </w:p>
-        </w:tc>
-      </w:tr>
-      <w:tr>
-        <w:tc>
-          <w:tcPr>
-            <w:tcW w:type="dxa" w:w="2600"/>
-            <w:tcBorders>
-              <w:top w:val="single" w:color="7F7F7F" w:sz="4"/>
-              <w:left w:val="single" w:color="7F7F7F" w:sz="4"/>
-              <w:bottom w:val="single" w:color="7F7F7F" w:sz="4"/>
-              <w:right w:val="single" w:color="7F7F7F" w:sz="4"/>
-            </w:tcBorders>
-            <w:tcMar>
-              <w:top w:type="dxa" w:w="60"/>
-              <w:left w:type="dxa" w:w="100"/>
-              <w:bottom w:type="dxa" w:w="60"/>
-              <w:right w:type="dxa" w:w="100"/>
-            </w:tcMar>
-          </w:tcPr>
-          <w:p>
-            <w:pPr>
-              <w:spacing w:after="20"/>
-            </w:pPr>
+              <w:t xml:space="preserve">[NVDA walkthrough]</w:t>
+            </w:r>
             <w:r>
               <w:rPr>
                 <w:sz w:val="18"/>
                 <w:szCs w:val="18"/>
               </w:rPr>
-              <w:t xml:space="preserve">6 – Accessibility and usability</w:t>
-            </w:r>
-          </w:p>
-        </w:tc>
-        <w:tc>
-          <w:tcPr>
-            <w:tcW w:type="dxa" w:w="4000"/>
-            <w:tcBorders>
-              <w:top w:val="single" w:color="7F7F7F" w:sz="4"/>
-              <w:left w:val="single" w:color="7F7F7F" w:sz="4"/>
-              <w:bottom w:val="single" w:color="7F7F7F" w:sz="4"/>
-              <w:right w:val="single" w:color="7F7F7F" w:sz="4"/>
-            </w:tcBorders>
-            <w:tcMar>
-              <w:top w:type="dxa" w:w="60"/>
-              <w:left w:type="dxa" w:w="100"/>
-              <w:bottom w:type="dxa" w:w="60"/>
-              <w:right w:type="dxa" w:w="100"/>
-            </w:tcMar>
-          </w:tcPr>
-          <w:p>
-            <w:pPr>
-              <w:spacing w:after="20"/>
-            </w:pPr>
-            <w:r>
-              <w:rPr>
-                <w:sz w:val="18"/>
-                <w:szCs w:val="18"/>
-              </w:rPr>
-              <w:t xml:space="preserve">No critical axe/Lighthouse issues; NVDA walkthrough; mean SUS ≥ 68 (n ≥ 5 PWD, 3 employers)</w:t>
-            </w:r>
-          </w:p>
-        </w:tc>
-        <w:tc>
-          <w:tcPr>
-            <w:tcW w:type="dxa" w:w="3480"/>
-            <w:tcBorders>
-              <w:top w:val="single" w:color="7F7F7F" w:sz="4"/>
-              <w:left w:val="single" w:color="7F7F7F" w:sz="4"/>
-              <w:bottom w:val="single" w:color="7F7F7F" w:sz="4"/>
-              <w:right w:val="single" w:color="7F7F7F" w:sz="4"/>
-            </w:tcBorders>
-            <w:tcMar>
-              <w:top w:type="dxa" w:w="60"/>
-              <w:left w:type="dxa" w:w="100"/>
-              <w:bottom w:type="dxa" w:w="60"/>
-              <w:right w:type="dxa" w:w="100"/>
-            </w:tcMar>
-          </w:tcPr>
-          <w:p>
-            <w:pPr>
-              <w:spacing w:after="20"/>
-            </w:pPr>
+              <w:t xml:space="preserve"> </w:t>
+            </w:r>
             <w:r>
               <w:rPr>
                 <w:sz w:val="18"/>
                 <w:szCs w:val="18"/>
                 <w:highlight w:val="yellow"/>
               </w:rPr>
-              <w:t xml:space="preserve">[Evidence]</w:t>
+              <w:t xml:space="preserve">[Mean SUS score (n PWD, n employers)]</w:t>
             </w:r>
           </w:p>
         </w:tc>
@@ -43727,9 +45419,53 @@
               <w:rPr>
                 <w:sz w:val="18"/>
                 <w:szCs w:val="18"/>
-                <w:highlight w:val="yellow"/>
-              </w:rPr>
-              <w:t xml:space="preserve">[Insert screenshot of the Postman runner / Newman HTML report and the assertion totals.]</w:t>
+              </w:rPr>
+              <w:t xml:space="preserve">Newman HTML reports </w:t>
+            </w:r>
+            <w:r>
+              <w:rPr>
+                <w:rFonts w:ascii="Consolas" w:cs="Consolas" w:eastAsia="Consolas" w:hAnsi="Consolas"/>
+                <w:sz w:val="18"/>
+                <w:szCs w:val="18"/>
+              </w:rPr>
+              <w:t xml:space="preserve">full.html</w:t>
+            </w:r>
+            <w:r>
+              <w:rPr>
+                <w:sz w:val="18"/>
+                <w:szCs w:val="18"/>
+              </w:rPr>
+              <w:t xml:space="preserve"> and </w:t>
+            </w:r>
+            <w:r>
+              <w:rPr>
+                <w:rFonts w:ascii="Consolas" w:cs="Consolas" w:eastAsia="Consolas" w:hAnsi="Consolas"/>
+                <w:sz w:val="18"/>
+                <w:szCs w:val="18"/>
+              </w:rPr>
+              <w:t xml:space="preserve">t13-overpass-down.html</w:t>
+            </w:r>
+            <w:r>
+              <w:rPr>
+                <w:sz w:val="18"/>
+                <w:szCs w:val="18"/>
+              </w:rPr>
+              <w:t xml:space="preserve">, artifact </w:t>
+            </w:r>
+            <w:r>
+              <w:rPr>
+                <w:rFonts w:ascii="Consolas" w:cs="Consolas" w:eastAsia="Consolas" w:hAnsi="Consolas"/>
+                <w:sz w:val="18"/>
+                <w:szCs w:val="18"/>
+              </w:rPr>
+              <w:t xml:space="preserve">newman-reports</w:t>
+            </w:r>
+            <w:r>
+              <w:rPr>
+                <w:sz w:val="18"/>
+                <w:szCs w:val="18"/>
+              </w:rPr>
+              <w:t xml:space="preserve"> of CI run 38493807232: 193 requests / 933 assertions / 0 failed and 15 / 87 / 0 (Section 7.2)</w:t>
             </w:r>
           </w:p>
         </w:tc>

--- a/docs/OpenDoor_SIA1_Final_Project_Documentation.docx
+++ b/docs/OpenDoor_SIA1_Final_Project_Documentation.docx
@@ -50859,9 +50859,92 @@
       </w:pPr>
       <w:r>
         <w:rPr>
-          <w:highlight w:val="yellow"/>
+          <w:b/>
+          <w:bCs/>
         </w:rPr>
-        <w:t xml:space="preserve">[Insert the ERD image and any additional screenshots here.]</w:t>
+        <w:t xml:space="preserve">Entity-relationship diagram</w:t>
+      </w:r>
+      <w:r>
+        <w:t xml:space="preserve"> of the Core Service database, drawn from the Laravel migrations in </w:t>
+      </w:r>
+      <w:r>
+        <w:rPr>
+          <w:rFonts w:ascii="Consolas" w:cs="Consolas" w:eastAsia="Consolas" w:hAnsi="Consolas"/>
+        </w:rPr>
+        <w:t xml:space="preserve">services/core-api/database/migrations</w:t>
+      </w:r>
+      <w:r>
+        <w:t xml:space="preserve"> (Laravel's own token, queue, cache and session tables are left out). Further screens of every role are in the separate UI reference (</w:t>
+      </w:r>
+      <w:r>
+        <w:rPr>
+          <w:rFonts w:ascii="Consolas" w:cs="Consolas" w:eastAsia="Consolas" w:hAnsi="Consolas"/>
+        </w:rPr>
+        <w:t xml:space="preserve">docs/ui-reference/OpenDoor-UI-Reference.pdf</w:t>
+      </w:r>
+      <w:r>
+        <w:t xml:space="preserve">).</w:t>
+      </w:r>
+    </w:p>
+    <w:p>
+      <w:pPr>
+        <w:spacing w:after="60" w:before="60"/>
+        <w:jc w:val="center"/>
+      </w:pPr>
+      <w:r>
+        <w:drawing>
+          <wp:inline distT="0" distB="0" distL="0" distR="0">
+            <wp:extent cx="6286500" cy="6800850"/>
+            <wp:effectExtent t="0" r="0" b="0" l="0"/>
+            <wp:docPr id="19" name="" descr="" title=""/>
+            <wp:cNvGraphicFramePr>
+              <a:graphicFrameLocks xmlns:a="http://schemas.openxmlformats.org/drawingml/2006/main" noChangeAspect="1"/>
+            </wp:cNvGraphicFramePr>
+            <a:graphic xmlns:a="http://schemas.openxmlformats.org/drawingml/2006/main">
+              <a:graphicData uri="http://schemas.openxmlformats.org/drawingml/2006/picture">
+                <pic:pic xmlns:pic="http://schemas.openxmlformats.org/drawingml/2006/picture">
+                  <pic:nvPicPr>
+                    <pic:cNvPr id="0" name="" descr=""/>
+                    <pic:cNvPicPr>
+                      <a:picLocks noChangeAspect="1" noChangeArrowheads="1"/>
+                    </pic:cNvPicPr>
+                  </pic:nvPicPr>
+                  <pic:blipFill>
+                    <a:blip r:embed="rId26" cstate="none"/>
+                    <a:srcRect/>
+                    <a:stretch>
+                      <a:fillRect/>
+                    </a:stretch>
+                  </pic:blipFill>
+                  <pic:spPr bwMode="auto">
+                    <a:xfrm>
+                      <a:off x="0" y="0"/>
+                      <a:ext cx="6286500" cy="6800850"/>
+                    </a:xfrm>
+                    <a:prstGeom prst="rect">
+                      <a:avLst/>
+                    </a:prstGeom>
+                  </pic:spPr>
+                </pic:pic>
+              </a:graphicData>
+            </a:graphic>
+          </wp:inline>
+        </w:drawing>
+      </w:r>
+    </w:p>
+    <w:p>
+      <w:pPr>
+        <w:spacing w:after="160"/>
+        <w:jc w:val="center"/>
+      </w:pPr>
+      <w:r>
+        <w:rPr>
+          <w:i/>
+          <w:iCs/>
+          <w:sz w:val="18"/>
+          <w:szCs w:val="18"/>
+        </w:rPr>
+        <w:t xml:space="preserve">Figure 7. Entity-relationship diagram of the Core Service database (MySQL opendoor_core)</w:t>
       </w:r>
     </w:p>
     <w:sectPr>

--- a/docs/OpenDoor_SIA1_Final_Project_Documentation.docx
+++ b/docs/OpenDoor_SIA1_Final_Project_Documentation.docx
@@ -27800,10 +27800,16 @@
         <w:spacing w:after="120" w:line="276"/>
       </w:pPr>
       <w:r>
+        <w:t xml:space="preserve">Integration defects that actually occurred during development, found in live checks through the gateway, in the MySQL test runs or in CI, and how each was corrected (dates are in the repository's commit history and </w:t>
+      </w:r>
+      <w:r>
         <w:rPr>
-          <w:highlight w:val="yellow"/>
+          <w:rFonts w:ascii="Consolas" w:cs="Consolas" w:eastAsia="Consolas" w:hAnsi="Consolas"/>
         </w:rPr>
-        <w:t xml:space="preserve">[Record the real integration defects found during development and testing. Use the table below; examples of the kind of defects to watch for are listed so the team can recognize them, but only defects that actually occurred should be submitted.]</w:t>
+        <w:t xml:space="preserve">PROGRESS.md</w:t>
+      </w:r>
+      <w:r>
+        <w:t xml:space="preserve">):</w:t>
       </w:r>
     </w:p>
     <w:tbl>
@@ -27819,11 +27825,11 @@
         </w:tblBorders>
       </w:tblPr>
       <w:tblGrid>
-        <w:gridCol w:w="800"/>
-        <w:gridCol w:w="2400"/>
+        <w:gridCol w:w="560"/>
+        <w:gridCol w:w="2500"/>
         <w:gridCol w:w="2300"/>
         <w:gridCol w:w="2900"/>
-        <w:gridCol w:w="1680"/>
+        <w:gridCol w:w="1820"/>
       </w:tblGrid>
       <w:tr>
         <w:trPr>
@@ -27831,7 +27837,7 @@
         </w:trPr>
         <w:tc>
           <w:tcPr>
-            <w:tcW w:type="dxa" w:w="800"/>
+            <w:tcW w:type="dxa" w:w="560"/>
             <w:tcBorders>
               <w:top w:val="single" w:color="7F7F7F" w:sz="4"/>
               <w:left w:val="single" w:color="7F7F7F" w:sz="4"/>
@@ -27864,7 +27870,7 @@
         </w:tc>
         <w:tc>
           <w:tcPr>
-            <w:tcW w:type="dxa" w:w="2400"/>
+            <w:tcW w:type="dxa" w:w="2500"/>
             <w:tcBorders>
               <w:top w:val="single" w:color="7F7F7F" w:sz="4"/>
               <w:left w:val="single" w:color="7F7F7F" w:sz="4"/>
@@ -27963,7 +27969,7 @@
         </w:tc>
         <w:tc>
           <w:tcPr>
-            <w:tcW w:type="dxa" w:w="1680"/>
+            <w:tcW w:type="dxa" w:w="1820"/>
             <w:tcBorders>
               <w:top w:val="single" w:color="7F7F7F" w:sz="4"/>
               <w:left w:val="single" w:color="7F7F7F" w:sz="4"/>
@@ -27998,28 +28004,28 @@
       <w:tr>
         <w:tc>
           <w:tcPr>
-            <w:tcW w:type="dxa" w:w="800"/>
-            <w:tcBorders>
-              <w:top w:val="single" w:color="7F7F7F" w:sz="4"/>
-              <w:left w:val="single" w:color="7F7F7F" w:sz="4"/>
-              <w:bottom w:val="single" w:color="7F7F7F" w:sz="4"/>
-              <w:right w:val="single" w:color="7F7F7F" w:sz="4"/>
-            </w:tcBorders>
-            <w:tcMar>
-              <w:top w:type="dxa" w:w="60"/>
-              <w:left w:type="dxa" w:w="100"/>
-              <w:bottom w:type="dxa" w:w="60"/>
-              <w:right w:type="dxa" w:w="100"/>
-            </w:tcMar>
-          </w:tcPr>
-          <w:p>
-            <w:pPr>
-              <w:spacing w:after="20"/>
-            </w:pPr>
-            <w:r>
-              <w:rPr>
-                <w:sz w:val="18"/>
-                <w:szCs w:val="18"/>
+            <w:tcW w:type="dxa" w:w="560"/>
+            <w:tcBorders>
+              <w:top w:val="single" w:color="7F7F7F" w:sz="4"/>
+              <w:left w:val="single" w:color="7F7F7F" w:sz="4"/>
+              <w:bottom w:val="single" w:color="7F7F7F" w:sz="4"/>
+              <w:right w:val="single" w:color="7F7F7F" w:sz="4"/>
+            </w:tcBorders>
+            <w:tcMar>
+              <w:top w:type="dxa" w:w="60"/>
+              <w:left w:type="dxa" w:w="100"/>
+              <w:bottom w:type="dxa" w:w="60"/>
+              <w:right w:type="dxa" w:w="100"/>
+            </w:tcMar>
+          </w:tcPr>
+          <w:p>
+            <w:pPr>
+              <w:spacing w:after="20"/>
+            </w:pPr>
+            <w:r>
+              <w:rPr>
+                <w:sz w:val="16"/>
+                <w:szCs w:val="16"/>
               </w:rPr>
               <w:t xml:space="preserve">D01</w:t>
             </w:r>
@@ -28027,31 +28033,45 @@
         </w:tc>
         <w:tc>
           <w:tcPr>
-            <w:tcW w:type="dxa" w:w="2400"/>
-            <w:tcBorders>
-              <w:top w:val="single" w:color="7F7F7F" w:sz="4"/>
-              <w:left w:val="single" w:color="7F7F7F" w:sz="4"/>
-              <w:bottom w:val="single" w:color="7F7F7F" w:sz="4"/>
-              <w:right w:val="single" w:color="7F7F7F" w:sz="4"/>
-            </w:tcBorders>
-            <w:tcMar>
-              <w:top w:type="dxa" w:w="60"/>
-              <w:left w:type="dxa" w:w="100"/>
-              <w:bottom w:type="dxa" w:w="60"/>
-              <w:right w:type="dxa" w:w="100"/>
-            </w:tcMar>
-          </w:tcPr>
-          <w:p>
-            <w:pPr>
-              <w:spacing w:after="20"/>
-            </w:pPr>
-            <w:r>
-              <w:rPr>
-                <w:sz w:val="18"/>
-                <w:szCs w:val="18"/>
-                <w:highlight w:val="yellow"/>
-              </w:rPr>
-              <w:t xml:space="preserve">[Defect]</w:t>
+            <w:tcW w:type="dxa" w:w="2500"/>
+            <w:tcBorders>
+              <w:top w:val="single" w:color="7F7F7F" w:sz="4"/>
+              <w:left w:val="single" w:color="7F7F7F" w:sz="4"/>
+              <w:bottom w:val="single" w:color="7F7F7F" w:sz="4"/>
+              <w:right w:val="single" w:color="7F7F7F" w:sz="4"/>
+            </w:tcBorders>
+            <w:tcMar>
+              <w:top w:type="dxa" w:w="60"/>
+              <w:left w:type="dxa" w:w="100"/>
+              <w:bottom w:type="dxa" w:w="60"/>
+              <w:right w:type="dxa" w:w="100"/>
+            </w:tcMar>
+          </w:tcPr>
+          <w:p>
+            <w:pPr>
+              <w:spacing w:after="20"/>
+            </w:pPr>
+            <w:r>
+              <w:rPr>
+                <w:sz w:val="16"/>
+                <w:szCs w:val="16"/>
+              </w:rPr>
+              <w:t xml:space="preserve">Any website could call the API: responses through the gateway carried </w:t>
+            </w:r>
+            <w:r>
+              <w:rPr>
+                <w:rFonts w:ascii="Consolas" w:cs="Consolas" w:eastAsia="Consolas" w:hAnsi="Consolas"/>
+                <w:sz w:val="16"/>
+                <w:szCs w:val="16"/>
+              </w:rPr>
+              <w:t xml:space="preserve">Access-Control-Allow-Origin: *</w:t>
+            </w:r>
+            <w:r>
+              <w:rPr>
+                <w:sz w:val="16"/>
+                <w:szCs w:val="16"/>
+              </w:rPr>
+              <w:t xml:space="preserve"> (4 Oct 2026)</w:t>
             </w:r>
           </w:p>
         </w:tc>
@@ -28077,11 +28097,25 @@
             </w:pPr>
             <w:r>
               <w:rPr>
-                <w:sz w:val="18"/>
-                <w:szCs w:val="18"/>
-                <w:highlight w:val="yellow"/>
-              </w:rPr>
-              <w:t xml:space="preserve">[Cause]</w:t>
+                <w:sz w:val="16"/>
+                <w:szCs w:val="16"/>
+              </w:rPr>
+              <w:t xml:space="preserve">Laravel's default CORS middleware answered with </w:t>
+            </w:r>
+            <w:r>
+              <w:rPr>
+                <w:rFonts w:ascii="Consolas" w:cs="Consolas" w:eastAsia="Consolas" w:hAnsi="Consolas"/>
+                <w:sz w:val="16"/>
+                <w:szCs w:val="16"/>
+              </w:rPr>
+              <w:t xml:space="preserve">*</w:t>
+            </w:r>
+            <w:r>
+              <w:rPr>
+                <w:sz w:val="16"/>
+                <w:szCs w:val="16"/>
+              </w:rPr>
+              <w:t xml:space="preserve">, and the gateway passed upstream headers through</w:t>
             </w:r>
           </w:p>
         </w:tc>
@@ -28107,41 +28141,39 @@
             </w:pPr>
             <w:r>
               <w:rPr>
-                <w:sz w:val="18"/>
-                <w:szCs w:val="18"/>
-                <w:highlight w:val="yellow"/>
-              </w:rPr>
-              <w:t xml:space="preserve">[Correction]</w:t>
-            </w:r>
-          </w:p>
-        </w:tc>
-        <w:tc>
-          <w:tcPr>
-            <w:tcW w:type="dxa" w:w="1680"/>
-            <w:tcBorders>
-              <w:top w:val="single" w:color="7F7F7F" w:sz="4"/>
-              <w:left w:val="single" w:color="7F7F7F" w:sz="4"/>
-              <w:bottom w:val="single" w:color="7F7F7F" w:sz="4"/>
-              <w:right w:val="single" w:color="7F7F7F" w:sz="4"/>
-            </w:tcBorders>
-            <w:tcMar>
-              <w:top w:type="dxa" w:w="60"/>
-              <w:left w:type="dxa" w:w="100"/>
-              <w:bottom w:type="dxa" w:w="60"/>
-              <w:right w:type="dxa" w:w="100"/>
-            </w:tcMar>
-          </w:tcPr>
-          <w:p>
-            <w:pPr>
-              <w:spacing w:after="20"/>
-            </w:pPr>
-            <w:r>
-              <w:rPr>
-                <w:sz w:val="18"/>
-                <w:szCs w:val="18"/>
-                <w:highlight w:val="yellow"/>
-              </w:rPr>
-              <w:t xml:space="preserve">[Test ID]</w:t>
+                <w:sz w:val="16"/>
+                <w:szCs w:val="16"/>
+              </w:rPr>
+              <w:t xml:space="preserve">The gateway removes the services' CORS headers and sets its own for the frontend origin only</w:t>
+            </w:r>
+          </w:p>
+        </w:tc>
+        <w:tc>
+          <w:tcPr>
+            <w:tcW w:type="dxa" w:w="1820"/>
+            <w:tcBorders>
+              <w:top w:val="single" w:color="7F7F7F" w:sz="4"/>
+              <w:left w:val="single" w:color="7F7F7F" w:sz="4"/>
+              <w:bottom w:val="single" w:color="7F7F7F" w:sz="4"/>
+              <w:right w:val="single" w:color="7F7F7F" w:sz="4"/>
+            </w:tcBorders>
+            <w:tcMar>
+              <w:top w:type="dxa" w:w="60"/>
+              <w:left w:type="dxa" w:w="100"/>
+              <w:bottom w:type="dxa" w:w="60"/>
+              <w:right w:type="dxa" w:w="100"/>
+            </w:tcMar>
+          </w:tcPr>
+          <w:p>
+            <w:pPr>
+              <w:spacing w:after="20"/>
+            </w:pPr>
+            <w:r>
+              <w:rPr>
+                <w:sz w:val="16"/>
+                <w:szCs w:val="16"/>
+              </w:rPr>
+              <w:t xml:space="preserve">Gateway Jest tests; folder 09 "unknown origin gets no CORS header"</w:t>
             </w:r>
           </w:p>
         </w:tc>
@@ -28149,28 +28181,28 @@
       <w:tr>
         <w:tc>
           <w:tcPr>
-            <w:tcW w:type="dxa" w:w="800"/>
-            <w:tcBorders>
-              <w:top w:val="single" w:color="7F7F7F" w:sz="4"/>
-              <w:left w:val="single" w:color="7F7F7F" w:sz="4"/>
-              <w:bottom w:val="single" w:color="7F7F7F" w:sz="4"/>
-              <w:right w:val="single" w:color="7F7F7F" w:sz="4"/>
-            </w:tcBorders>
-            <w:tcMar>
-              <w:top w:type="dxa" w:w="60"/>
-              <w:left w:type="dxa" w:w="100"/>
-              <w:bottom w:type="dxa" w:w="60"/>
-              <w:right w:type="dxa" w:w="100"/>
-            </w:tcMar>
-          </w:tcPr>
-          <w:p>
-            <w:pPr>
-              <w:spacing w:after="20"/>
-            </w:pPr>
-            <w:r>
-              <w:rPr>
-                <w:sz w:val="18"/>
-                <w:szCs w:val="18"/>
+            <w:tcW w:type="dxa" w:w="560"/>
+            <w:tcBorders>
+              <w:top w:val="single" w:color="7F7F7F" w:sz="4"/>
+              <w:left w:val="single" w:color="7F7F7F" w:sz="4"/>
+              <w:bottom w:val="single" w:color="7F7F7F" w:sz="4"/>
+              <w:right w:val="single" w:color="7F7F7F" w:sz="4"/>
+            </w:tcBorders>
+            <w:tcMar>
+              <w:top w:type="dxa" w:w="60"/>
+              <w:left w:type="dxa" w:w="100"/>
+              <w:bottom w:type="dxa" w:w="60"/>
+              <w:right w:type="dxa" w:w="100"/>
+            </w:tcMar>
+          </w:tcPr>
+          <w:p>
+            <w:pPr>
+              <w:spacing w:after="20"/>
+            </w:pPr>
+            <w:r>
+              <w:rPr>
+                <w:sz w:val="16"/>
+                <w:szCs w:val="16"/>
               </w:rPr>
               <w:t xml:space="preserve">D02</w:t>
             </w:r>
@@ -28178,31 +28210,45 @@
         </w:tc>
         <w:tc>
           <w:tcPr>
-            <w:tcW w:type="dxa" w:w="2400"/>
-            <w:tcBorders>
-              <w:top w:val="single" w:color="7F7F7F" w:sz="4"/>
-              <w:left w:val="single" w:color="7F7F7F" w:sz="4"/>
-              <w:bottom w:val="single" w:color="7F7F7F" w:sz="4"/>
-              <w:right w:val="single" w:color="7F7F7F" w:sz="4"/>
-            </w:tcBorders>
-            <w:tcMar>
-              <w:top w:type="dxa" w:w="60"/>
-              <w:left w:type="dxa" w:w="100"/>
-              <w:bottom w:type="dxa" w:w="60"/>
-              <w:right w:type="dxa" w:w="100"/>
-            </w:tcMar>
-          </w:tcPr>
-          <w:p>
-            <w:pPr>
-              <w:spacing w:after="20"/>
-            </w:pPr>
-            <w:r>
-              <w:rPr>
-                <w:sz w:val="18"/>
-                <w:szCs w:val="18"/>
-                <w:highlight w:val="yellow"/>
-              </w:rPr>
-              <w:t xml:space="preserve">[Defect]</w:t>
+            <w:tcW w:type="dxa" w:w="2500"/>
+            <w:tcBorders>
+              <w:top w:val="single" w:color="7F7F7F" w:sz="4"/>
+              <w:left w:val="single" w:color="7F7F7F" w:sz="4"/>
+              <w:bottom w:val="single" w:color="7F7F7F" w:sz="4"/>
+              <w:right w:val="single" w:color="7F7F7F" w:sz="4"/>
+            </w:tcBorders>
+            <w:tcMar>
+              <w:top w:type="dxa" w:w="60"/>
+              <w:left w:type="dxa" w:w="100"/>
+              <w:bottom w:type="dxa" w:w="60"/>
+              <w:right w:type="dxa" w:w="100"/>
+            </w:tcMar>
+          </w:tcPr>
+          <w:p>
+            <w:pPr>
+              <w:spacing w:after="20"/>
+            </w:pPr>
+            <w:r>
+              <w:rPr>
+                <w:sz w:val="16"/>
+                <w:szCs w:val="16"/>
+              </w:rPr>
+              <w:t xml:space="preserve">Responses revealed the server stack: </w:t>
+            </w:r>
+            <w:r>
+              <w:rPr>
+                <w:rFonts w:ascii="Consolas" w:cs="Consolas" w:eastAsia="Consolas" w:hAnsi="Consolas"/>
+                <w:sz w:val="16"/>
+                <w:szCs w:val="16"/>
+              </w:rPr>
+              <w:t xml:space="preserve">X-Powered-By: PHP/8.4.0</w:t>
+            </w:r>
+            <w:r>
+              <w:rPr>
+                <w:sz w:val="16"/>
+                <w:szCs w:val="16"/>
+              </w:rPr>
+              <w:t xml:space="preserve"> (10 Oct)</w:t>
             </w:r>
           </w:p>
         </w:tc>
@@ -28228,11 +28274,10 @@
             </w:pPr>
             <w:r>
               <w:rPr>
-                <w:sz w:val="18"/>
-                <w:szCs w:val="18"/>
-                <w:highlight w:val="yellow"/>
-              </w:rPr>
-              <w:t xml:space="preserve">[Cause]</w:t>
+                <w:sz w:val="16"/>
+                <w:szCs w:val="16"/>
+              </w:rPr>
+              <w:t xml:space="preserve">PHP adds the header and the proxy passed it on</w:t>
             </w:r>
           </w:p>
         </w:tc>
@@ -28258,41 +28303,54 @@
             </w:pPr>
             <w:r>
               <w:rPr>
-                <w:sz w:val="18"/>
-                <w:szCs w:val="18"/>
-                <w:highlight w:val="yellow"/>
-              </w:rPr>
-              <w:t xml:space="preserve">[Correction]</w:t>
-            </w:r>
-          </w:p>
-        </w:tc>
-        <w:tc>
-          <w:tcPr>
-            <w:tcW w:type="dxa" w:w="1680"/>
-            <w:tcBorders>
-              <w:top w:val="single" w:color="7F7F7F" w:sz="4"/>
-              <w:left w:val="single" w:color="7F7F7F" w:sz="4"/>
-              <w:bottom w:val="single" w:color="7F7F7F" w:sz="4"/>
-              <w:right w:val="single" w:color="7F7F7F" w:sz="4"/>
-            </w:tcBorders>
-            <w:tcMar>
-              <w:top w:type="dxa" w:w="60"/>
-              <w:left w:type="dxa" w:w="100"/>
-              <w:bottom w:type="dxa" w:w="60"/>
-              <w:right w:type="dxa" w:w="100"/>
-            </w:tcMar>
-          </w:tcPr>
-          <w:p>
-            <w:pPr>
-              <w:spacing w:after="20"/>
-            </w:pPr>
-            <w:r>
-              <w:rPr>
-                <w:sz w:val="18"/>
-                <w:szCs w:val="18"/>
-                <w:highlight w:val="yellow"/>
-              </w:rPr>
-              <w:t xml:space="preserve">[Test ID]</w:t>
+                <w:sz w:val="16"/>
+                <w:szCs w:val="16"/>
+              </w:rPr>
+              <w:t xml:space="preserve">The gateway strips </w:t>
+            </w:r>
+            <w:r>
+              <w:rPr>
+                <w:rFonts w:ascii="Consolas" w:cs="Consolas" w:eastAsia="Consolas" w:hAnsi="Consolas"/>
+                <w:sz w:val="16"/>
+                <w:szCs w:val="16"/>
+              </w:rPr>
+              <w:t xml:space="preserve">X-Powered-By</w:t>
+            </w:r>
+            <w:r>
+              <w:rPr>
+                <w:sz w:val="16"/>
+                <w:szCs w:val="16"/>
+              </w:rPr>
+              <w:t xml:space="preserve"> from every upstream response</w:t>
+            </w:r>
+          </w:p>
+        </w:tc>
+        <w:tc>
+          <w:tcPr>
+            <w:tcW w:type="dxa" w:w="1820"/>
+            <w:tcBorders>
+              <w:top w:val="single" w:color="7F7F7F" w:sz="4"/>
+              <w:left w:val="single" w:color="7F7F7F" w:sz="4"/>
+              <w:bottom w:val="single" w:color="7F7F7F" w:sz="4"/>
+              <w:right w:val="single" w:color="7F7F7F" w:sz="4"/>
+            </w:tcBorders>
+            <w:tcMar>
+              <w:top w:type="dxa" w:w="60"/>
+              <w:left w:type="dxa" w:w="100"/>
+              <w:bottom w:type="dxa" w:w="60"/>
+              <w:right w:type="dxa" w:w="100"/>
+            </w:tcMar>
+          </w:tcPr>
+          <w:p>
+            <w:pPr>
+              <w:spacing w:after="20"/>
+            </w:pPr>
+            <w:r>
+              <w:rPr>
+                <w:sz w:val="16"/>
+                <w:szCs w:val="16"/>
+              </w:rPr>
+              <w:t xml:space="preserve">Folder 09 "no X-Powered-By"</w:t>
             </w:r>
           </w:p>
         </w:tc>
@@ -28300,28 +28358,28 @@
       <w:tr>
         <w:tc>
           <w:tcPr>
-            <w:tcW w:type="dxa" w:w="800"/>
-            <w:tcBorders>
-              <w:top w:val="single" w:color="7F7F7F" w:sz="4"/>
-              <w:left w:val="single" w:color="7F7F7F" w:sz="4"/>
-              <w:bottom w:val="single" w:color="7F7F7F" w:sz="4"/>
-              <w:right w:val="single" w:color="7F7F7F" w:sz="4"/>
-            </w:tcBorders>
-            <w:tcMar>
-              <w:top w:type="dxa" w:w="60"/>
-              <w:left w:type="dxa" w:w="100"/>
-              <w:bottom w:type="dxa" w:w="60"/>
-              <w:right w:type="dxa" w:w="100"/>
-            </w:tcMar>
-          </w:tcPr>
-          <w:p>
-            <w:pPr>
-              <w:spacing w:after="20"/>
-            </w:pPr>
-            <w:r>
-              <w:rPr>
-                <w:sz w:val="18"/>
-                <w:szCs w:val="18"/>
+            <w:tcW w:type="dxa" w:w="560"/>
+            <w:tcBorders>
+              <w:top w:val="single" w:color="7F7F7F" w:sz="4"/>
+              <w:left w:val="single" w:color="7F7F7F" w:sz="4"/>
+              <w:bottom w:val="single" w:color="7F7F7F" w:sz="4"/>
+              <w:right w:val="single" w:color="7F7F7F" w:sz="4"/>
+            </w:tcBorders>
+            <w:tcMar>
+              <w:top w:type="dxa" w:w="60"/>
+              <w:left w:type="dxa" w:w="100"/>
+              <w:bottom w:type="dxa" w:w="60"/>
+              <w:right w:type="dxa" w:w="100"/>
+            </w:tcMar>
+          </w:tcPr>
+          <w:p>
+            <w:pPr>
+              <w:spacing w:after="20"/>
+            </w:pPr>
+            <w:r>
+              <w:rPr>
+                <w:sz w:val="16"/>
+                <w:szCs w:val="16"/>
               </w:rPr>
               <w:t xml:space="preserve">D03</w:t>
             </w:r>
@@ -28329,31 +28387,75 @@
         </w:tc>
         <w:tc>
           <w:tcPr>
-            <w:tcW w:type="dxa" w:w="2400"/>
-            <w:tcBorders>
-              <w:top w:val="single" w:color="7F7F7F" w:sz="4"/>
-              <w:left w:val="single" w:color="7F7F7F" w:sz="4"/>
-              <w:bottom w:val="single" w:color="7F7F7F" w:sz="4"/>
-              <w:right w:val="single" w:color="7F7F7F" w:sz="4"/>
-            </w:tcBorders>
-            <w:tcMar>
-              <w:top w:type="dxa" w:w="60"/>
-              <w:left w:type="dxa" w:w="100"/>
-              <w:bottom w:type="dxa" w:w="60"/>
-              <w:right w:type="dxa" w:w="100"/>
-            </w:tcMar>
-          </w:tcPr>
-          <w:p>
-            <w:pPr>
-              <w:spacing w:after="20"/>
-            </w:pPr>
-            <w:r>
-              <w:rPr>
-                <w:sz w:val="18"/>
-                <w:szCs w:val="18"/>
-                <w:highlight w:val="yellow"/>
-              </w:rPr>
-              <w:t xml:space="preserve">[Defect]</w:t>
+            <w:tcW w:type="dxa" w:w="2500"/>
+            <w:tcBorders>
+              <w:top w:val="single" w:color="7F7F7F" w:sz="4"/>
+              <w:left w:val="single" w:color="7F7F7F" w:sz="4"/>
+              <w:bottom w:val="single" w:color="7F7F7F" w:sz="4"/>
+              <w:right w:val="single" w:color="7F7F7F" w:sz="4"/>
+            </w:tcBorders>
+            <w:tcMar>
+              <w:top w:type="dxa" w:w="60"/>
+              <w:left w:type="dxa" w:w="100"/>
+              <w:bottom w:type="dxa" w:w="60"/>
+              <w:right w:type="dxa" w:w="100"/>
+            </w:tcMar>
+          </w:tcPr>
+          <w:p>
+            <w:pPr>
+              <w:spacing w:after="20"/>
+            </w:pPr>
+            <w:r>
+              <w:rPr>
+                <w:sz w:val="16"/>
+                <w:szCs w:val="16"/>
+              </w:rPr>
+              <w:t xml:space="preserve">Page links (</w:t>
+            </w:r>
+            <w:r>
+              <w:rPr>
+                <w:rFonts w:ascii="Consolas" w:cs="Consolas" w:eastAsia="Consolas" w:hAnsi="Consolas"/>
+                <w:sz w:val="16"/>
+                <w:szCs w:val="16"/>
+              </w:rPr>
+              <w:t xml:space="preserve">meta.path</w:t>
+            </w:r>
+            <w:r>
+              <w:rPr>
+                <w:sz w:val="16"/>
+                <w:szCs w:val="16"/>
+              </w:rPr>
+              <w:t xml:space="preserve">, </w:t>
+            </w:r>
+            <w:r>
+              <w:rPr>
+                <w:rFonts w:ascii="Consolas" w:cs="Consolas" w:eastAsia="Consolas" w:hAnsi="Consolas"/>
+                <w:sz w:val="16"/>
+                <w:szCs w:val="16"/>
+              </w:rPr>
+              <w:t xml:space="preserve">links</w:t>
+            </w:r>
+            <w:r>
+              <w:rPr>
+                <w:sz w:val="16"/>
+                <w:szCs w:val="16"/>
+              </w:rPr>
+              <w:t xml:space="preserve">) pointed at Core's internal address, e.g. </w:t>
+            </w:r>
+            <w:r>
+              <w:rPr>
+                <w:rFonts w:ascii="Consolas" w:cs="Consolas" w:eastAsia="Consolas" w:hAnsi="Consolas"/>
+                <w:sz w:val="16"/>
+                <w:szCs w:val="16"/>
+              </w:rPr>
+              <w:t xml:space="preserve">http://127.0.0.1:8001</w:t>
+            </w:r>
+            <w:r>
+              <w:rPr>
+                <w:sz w:val="16"/>
+                <w:szCs w:val="16"/>
+              </w:rPr>
+              <w:t xml:space="preserve"> (5 Oct)</w:t>
             </w:r>
           </w:p>
         </w:tc>
@@ -28379,11 +28481,10 @@
             </w:pPr>
             <w:r>
               <w:rPr>
-                <w:sz w:val="18"/>
-                <w:szCs w:val="18"/>
-                <w:highlight w:val="yellow"/>
-              </w:rPr>
-              <w:t xml:space="preserve">[Cause]</w:t>
+                <w:sz w:val="16"/>
+                <w:szCs w:val="16"/>
+              </w:rPr>
+              <w:t xml:space="preserve">Laravel's paginator builds links from the request host, which is the internal one behind the gateway</w:t>
             </w:r>
           </w:p>
         </w:tc>
@@ -28409,41 +28510,1279 @@
             </w:pPr>
             <w:r>
               <w:rPr>
-                <w:sz w:val="18"/>
-                <w:szCs w:val="18"/>
-                <w:highlight w:val="yellow"/>
-              </w:rPr>
-              <w:t xml:space="preserve">[Correction]</w:t>
-            </w:r>
-          </w:p>
-        </w:tc>
-        <w:tc>
-          <w:tcPr>
-            <w:tcW w:type="dxa" w:w="1680"/>
-            <w:tcBorders>
-              <w:top w:val="single" w:color="7F7F7F" w:sz="4"/>
-              <w:left w:val="single" w:color="7F7F7F" w:sz="4"/>
-              <w:bottom w:val="single" w:color="7F7F7F" w:sz="4"/>
-              <w:right w:val="single" w:color="7F7F7F" w:sz="4"/>
-            </w:tcBorders>
-            <w:tcMar>
-              <w:top w:type="dxa" w:w="60"/>
-              <w:left w:type="dxa" w:w="100"/>
-              <w:bottom w:type="dxa" w:w="60"/>
-              <w:right w:type="dxa" w:w="100"/>
-            </w:tcMar>
-          </w:tcPr>
-          <w:p>
-            <w:pPr>
-              <w:spacing w:after="20"/>
-            </w:pPr>
-            <w:r>
-              <w:rPr>
-                <w:sz w:val="18"/>
-                <w:szCs w:val="18"/>
-                <w:highlight w:val="yellow"/>
-              </w:rPr>
-              <w:t xml:space="preserve">[Test ID]</w:t>
+                <w:sz w:val="16"/>
+                <w:szCs w:val="16"/>
+              </w:rPr>
+              <w:t xml:space="preserve">Paginator paths are built from the origin of </w:t>
+            </w:r>
+            <w:r>
+              <w:rPr>
+                <w:rFonts w:ascii="Consolas" w:cs="Consolas" w:eastAsia="Consolas" w:hAnsi="Consolas"/>
+                <w:sz w:val="16"/>
+                <w:szCs w:val="16"/>
+              </w:rPr>
+              <w:t xml:space="preserve">PUBLIC_API_URL</w:t>
+            </w:r>
+            <w:r>
+              <w:rPr>
+                <w:sz w:val="16"/>
+                <w:szCs w:val="16"/>
+              </w:rPr>
+              <w:t xml:space="preserve"> (the gateway) plus the request path</w:t>
+            </w:r>
+          </w:p>
+        </w:tc>
+        <w:tc>
+          <w:tcPr>
+            <w:tcW w:type="dxa" w:w="1820"/>
+            <w:tcBorders>
+              <w:top w:val="single" w:color="7F7F7F" w:sz="4"/>
+              <w:left w:val="single" w:color="7F7F7F" w:sz="4"/>
+              <w:bottom w:val="single" w:color="7F7F7F" w:sz="4"/>
+              <w:right w:val="single" w:color="7F7F7F" w:sz="4"/>
+            </w:tcBorders>
+            <w:tcMar>
+              <w:top w:type="dxa" w:w="60"/>
+              <w:left w:type="dxa" w:w="100"/>
+              <w:bottom w:type="dxa" w:w="60"/>
+              <w:right w:type="dxa" w:w="100"/>
+            </w:tcMar>
+          </w:tcPr>
+          <w:p>
+            <w:pPr>
+              <w:spacing w:after="20"/>
+            </w:pPr>
+            <w:r>
+              <w:rPr>
+                <w:sz w:val="16"/>
+                <w:szCs w:val="16"/>
+              </w:rPr>
+              <w:t xml:space="preserve">Core search feature test</w:t>
+            </w:r>
+          </w:p>
+        </w:tc>
+      </w:tr>
+      <w:tr>
+        <w:tc>
+          <w:tcPr>
+            <w:tcW w:type="dxa" w:w="560"/>
+            <w:tcBorders>
+              <w:top w:val="single" w:color="7F7F7F" w:sz="4"/>
+              <w:left w:val="single" w:color="7F7F7F" w:sz="4"/>
+              <w:bottom w:val="single" w:color="7F7F7F" w:sz="4"/>
+              <w:right w:val="single" w:color="7F7F7F" w:sz="4"/>
+            </w:tcBorders>
+            <w:tcMar>
+              <w:top w:type="dxa" w:w="60"/>
+              <w:left w:type="dxa" w:w="100"/>
+              <w:bottom w:type="dxa" w:w="60"/>
+              <w:right w:type="dxa" w:w="100"/>
+            </w:tcMar>
+          </w:tcPr>
+          <w:p>
+            <w:pPr>
+              <w:spacing w:after="20"/>
+            </w:pPr>
+            <w:r>
+              <w:rPr>
+                <w:sz w:val="16"/>
+                <w:szCs w:val="16"/>
+              </w:rPr>
+              <w:t xml:space="preserve">D04</w:t>
+            </w:r>
+          </w:p>
+        </w:tc>
+        <w:tc>
+          <w:tcPr>
+            <w:tcW w:type="dxa" w:w="2500"/>
+            <w:tcBorders>
+              <w:top w:val="single" w:color="7F7F7F" w:sz="4"/>
+              <w:left w:val="single" w:color="7F7F7F" w:sz="4"/>
+              <w:bottom w:val="single" w:color="7F7F7F" w:sz="4"/>
+              <w:right w:val="single" w:color="7F7F7F" w:sz="4"/>
+            </w:tcBorders>
+            <w:tcMar>
+              <w:top w:type="dxa" w:w="60"/>
+              <w:left w:type="dxa" w:w="100"/>
+              <w:bottom w:type="dxa" w:w="60"/>
+              <w:right w:type="dxa" w:w="100"/>
+            </w:tcMar>
+          </w:tcPr>
+          <w:p>
+            <w:pPr>
+              <w:spacing w:after="20"/>
+            </w:pPr>
+            <w:r>
+              <w:rPr>
+                <w:sz w:val="16"/>
+                <w:szCs w:val="16"/>
+              </w:rPr>
+              <w:t xml:space="preserve">A new rating did not update the employer's </w:t>
+            </w:r>
+            <w:r>
+              <w:rPr>
+                <w:rFonts w:ascii="Consolas" w:cs="Consolas" w:eastAsia="Consolas" w:hAnsi="Consolas"/>
+                <w:sz w:val="16"/>
+                <w:szCs w:val="16"/>
+              </w:rPr>
+              <w:t xml:space="preserve">feedback_count</w:t>
+            </w:r>
+            <w:r>
+              <w:rPr>
+                <w:sz w:val="16"/>
+                <w:szCs w:val="16"/>
+              </w:rPr>
+              <w:t xml:space="preserve">, so the trust score could stay unpublished (5 Oct)</w:t>
+            </w:r>
+          </w:p>
+        </w:tc>
+        <w:tc>
+          <w:tcPr>
+            <w:tcW w:type="dxa" w:w="2300"/>
+            <w:tcBorders>
+              <w:top w:val="single" w:color="7F7F7F" w:sz="4"/>
+              <w:left w:val="single" w:color="7F7F7F" w:sz="4"/>
+              <w:bottom w:val="single" w:color="7F7F7F" w:sz="4"/>
+              <w:right w:val="single" w:color="7F7F7F" w:sz="4"/>
+            </w:tcBorders>
+            <w:tcMar>
+              <w:top w:type="dxa" w:w="60"/>
+              <w:left w:type="dxa" w:w="100"/>
+              <w:bottom w:type="dxa" w:w="60"/>
+              <w:right w:type="dxa" w:w="100"/>
+            </w:tcMar>
+          </w:tcPr>
+          <w:p>
+            <w:pPr>
+              <w:spacing w:after="20"/>
+            </w:pPr>
+            <w:r>
+              <w:rPr>
+                <w:sz w:val="16"/>
+                <w:szCs w:val="16"/>
+              </w:rPr>
+              <w:t xml:space="preserve">The recalculation saved a stale cached Employer model, and Eloquent skipped </w:t>
+            </w:r>
+            <w:r>
+              <w:rPr>
+                <w:rFonts w:ascii="Consolas" w:cs="Consolas" w:eastAsia="Consolas" w:hAnsi="Consolas"/>
+                <w:sz w:val="16"/>
+                <w:szCs w:val="16"/>
+              </w:rPr>
+              <w:t xml:space="preserve">feedback_count</w:t>
+            </w:r>
+            <w:r>
+              <w:rPr>
+                <w:sz w:val="16"/>
+                <w:szCs w:val="16"/>
+              </w:rPr>
+              <w:t xml:space="preserve"> as "unchanged"</w:t>
+            </w:r>
+          </w:p>
+        </w:tc>
+        <w:tc>
+          <w:tcPr>
+            <w:tcW w:type="dxa" w:w="2900"/>
+            <w:tcBorders>
+              <w:top w:val="single" w:color="7F7F7F" w:sz="4"/>
+              <w:left w:val="single" w:color="7F7F7F" w:sz="4"/>
+              <w:bottom w:val="single" w:color="7F7F7F" w:sz="4"/>
+              <w:right w:val="single" w:color="7F7F7F" w:sz="4"/>
+            </w:tcBorders>
+            <w:tcMar>
+              <w:top w:type="dxa" w:w="60"/>
+              <w:left w:type="dxa" w:w="100"/>
+              <w:bottom w:type="dxa" w:w="60"/>
+              <w:right w:type="dxa" w:w="100"/>
+            </w:tcMar>
+          </w:tcPr>
+          <w:p>
+            <w:pPr>
+              <w:spacing w:after="20"/>
+            </w:pPr>
+            <w:r>
+              <w:rPr>
+                <w:sz w:val="16"/>
+                <w:szCs w:val="16"/>
+              </w:rPr>
+              <w:t xml:space="preserve">Score and count are written with a direct UPDATE under a row lock, after the feedback transaction has committed</w:t>
+            </w:r>
+          </w:p>
+        </w:tc>
+        <w:tc>
+          <w:tcPr>
+            <w:tcW w:type="dxa" w:w="1820"/>
+            <w:tcBorders>
+              <w:top w:val="single" w:color="7F7F7F" w:sz="4"/>
+              <w:left w:val="single" w:color="7F7F7F" w:sz="4"/>
+              <w:bottom w:val="single" w:color="7F7F7F" w:sz="4"/>
+              <w:right w:val="single" w:color="7F7F7F" w:sz="4"/>
+            </w:tcBorders>
+            <w:tcMar>
+              <w:top w:type="dxa" w:w="60"/>
+              <w:left w:type="dxa" w:w="100"/>
+              <w:bottom w:type="dxa" w:w="60"/>
+              <w:right w:type="dxa" w:w="100"/>
+            </w:tcMar>
+          </w:tcPr>
+          <w:p>
+            <w:pPr>
+              <w:spacing w:after="20"/>
+            </w:pPr>
+            <w:r>
+              <w:rPr>
+                <w:sz w:val="16"/>
+                <w:szCs w:val="16"/>
+              </w:rPr>
+              <w:t xml:space="preserve">T10; Core feedback tests</w:t>
+            </w:r>
+          </w:p>
+        </w:tc>
+      </w:tr>
+      <w:tr>
+        <w:tc>
+          <w:tcPr>
+            <w:tcW w:type="dxa" w:w="560"/>
+            <w:tcBorders>
+              <w:top w:val="single" w:color="7F7F7F" w:sz="4"/>
+              <w:left w:val="single" w:color="7F7F7F" w:sz="4"/>
+              <w:bottom w:val="single" w:color="7F7F7F" w:sz="4"/>
+              <w:right w:val="single" w:color="7F7F7F" w:sz="4"/>
+            </w:tcBorders>
+            <w:tcMar>
+              <w:top w:type="dxa" w:w="60"/>
+              <w:left w:type="dxa" w:w="100"/>
+              <w:bottom w:type="dxa" w:w="60"/>
+              <w:right w:type="dxa" w:w="100"/>
+            </w:tcMar>
+          </w:tcPr>
+          <w:p>
+            <w:pPr>
+              <w:spacing w:after="20"/>
+            </w:pPr>
+            <w:r>
+              <w:rPr>
+                <w:sz w:val="16"/>
+                <w:szCs w:val="16"/>
+              </w:rPr>
+              <w:t xml:space="preserve">D05</w:t>
+            </w:r>
+          </w:p>
+        </w:tc>
+        <w:tc>
+          <w:tcPr>
+            <w:tcW w:type="dxa" w:w="2500"/>
+            <w:tcBorders>
+              <w:top w:val="single" w:color="7F7F7F" w:sz="4"/>
+              <w:left w:val="single" w:color="7F7F7F" w:sz="4"/>
+              <w:bottom w:val="single" w:color="7F7F7F" w:sz="4"/>
+              <w:right w:val="single" w:color="7F7F7F" w:sz="4"/>
+            </w:tcBorders>
+            <w:tcMar>
+              <w:top w:type="dxa" w:w="60"/>
+              <w:left w:type="dxa" w:w="100"/>
+              <w:bottom w:type="dxa" w:w="60"/>
+              <w:right w:type="dxa" w:w="100"/>
+            </w:tcMar>
+          </w:tcPr>
+          <w:p>
+            <w:pPr>
+              <w:spacing w:after="20"/>
+            </w:pPr>
+            <w:r>
+              <w:rPr>
+                <w:sz w:val="16"/>
+                <w:szCs w:val="16"/>
+              </w:rPr>
+              <w:t xml:space="preserve">The trust-score breakdown failed on MySQL although every test passed (5 Oct)</w:t>
+            </w:r>
+          </w:p>
+        </w:tc>
+        <w:tc>
+          <w:tcPr>
+            <w:tcW w:type="dxa" w:w="2300"/>
+            <w:tcBorders>
+              <w:top w:val="single" w:color="7F7F7F" w:sz="4"/>
+              <w:left w:val="single" w:color="7F7F7F" w:sz="4"/>
+              <w:bottom w:val="single" w:color="7F7F7F" w:sz="4"/>
+              <w:right w:val="single" w:color="7F7F7F" w:sz="4"/>
+            </w:tcBorders>
+            <w:tcMar>
+              <w:top w:type="dxa" w:w="60"/>
+              <w:left w:type="dxa" w:w="100"/>
+              <w:bottom w:type="dxa" w:w="60"/>
+              <w:right w:type="dxa" w:w="100"/>
+            </w:tcMar>
+          </w:tcPr>
+          <w:p>
+            <w:pPr>
+              <w:spacing w:after="20"/>
+            </w:pPr>
+            <w:r>
+              <w:rPr>
+                <w:sz w:val="16"/>
+                <w:szCs w:val="16"/>
+              </w:rPr>
+              <w:t xml:space="preserve">The SQL alias </w:t>
+            </w:r>
+            <w:r>
+              <w:rPr>
+                <w:rFonts w:ascii="Consolas" w:cs="Consolas" w:eastAsia="Consolas" w:hAnsi="Consolas"/>
+                <w:sz w:val="16"/>
+                <w:szCs w:val="16"/>
+              </w:rPr>
+              <w:t xml:space="preserve">of</w:t>
+            </w:r>
+            <w:r>
+              <w:rPr>
+                <w:sz w:val="16"/>
+                <w:szCs w:val="16"/>
+              </w:rPr>
+              <w:t xml:space="preserve"> is a reserved word in MySQL 8 but accepted by SQLite, which the tests used</w:t>
+            </w:r>
+          </w:p>
+        </w:tc>
+        <w:tc>
+          <w:tcPr>
+            <w:tcW w:type="dxa" w:w="2900"/>
+            <w:tcBorders>
+              <w:top w:val="single" w:color="7F7F7F" w:sz="4"/>
+              <w:left w:val="single" w:color="7F7F7F" w:sz="4"/>
+              <w:bottom w:val="single" w:color="7F7F7F" w:sz="4"/>
+              <w:right w:val="single" w:color="7F7F7F" w:sz="4"/>
+            </w:tcBorders>
+            <w:tcMar>
+              <w:top w:type="dxa" w:w="60"/>
+              <w:left w:type="dxa" w:w="100"/>
+              <w:bottom w:type="dxa" w:w="60"/>
+              <w:right w:type="dxa" w:w="100"/>
+            </w:tcMar>
+          </w:tcPr>
+          <w:p>
+            <w:pPr>
+              <w:spacing w:after="20"/>
+            </w:pPr>
+            <w:r>
+              <w:rPr>
+                <w:sz w:val="16"/>
+                <w:szCs w:val="16"/>
+              </w:rPr>
+              <w:t xml:space="preserve">Alias renamed; new raw SQL is also tested on MySQL, and CI runs all Core tests on MySQL 8</w:t>
+            </w:r>
+          </w:p>
+        </w:tc>
+        <w:tc>
+          <w:tcPr>
+            <w:tcW w:type="dxa" w:w="1820"/>
+            <w:tcBorders>
+              <w:top w:val="single" w:color="7F7F7F" w:sz="4"/>
+              <w:left w:val="single" w:color="7F7F7F" w:sz="4"/>
+              <w:bottom w:val="single" w:color="7F7F7F" w:sz="4"/>
+              <w:right w:val="single" w:color="7F7F7F" w:sz="4"/>
+            </w:tcBorders>
+            <w:tcMar>
+              <w:top w:type="dxa" w:w="60"/>
+              <w:left w:type="dxa" w:w="100"/>
+              <w:bottom w:type="dxa" w:w="60"/>
+              <w:right w:type="dxa" w:w="100"/>
+            </w:tcMar>
+          </w:tcPr>
+          <w:p>
+            <w:pPr>
+              <w:spacing w:after="20"/>
+            </w:pPr>
+            <w:r>
+              <w:rPr>
+                <w:sz w:val="16"/>
+                <w:szCs w:val="16"/>
+              </w:rPr>
+              <w:t xml:space="preserve">T10; Core tests on MySQL in CI</w:t>
+            </w:r>
+          </w:p>
+        </w:tc>
+      </w:tr>
+      <w:tr>
+        <w:tc>
+          <w:tcPr>
+            <w:tcW w:type="dxa" w:w="560"/>
+            <w:tcBorders>
+              <w:top w:val="single" w:color="7F7F7F" w:sz="4"/>
+              <w:left w:val="single" w:color="7F7F7F" w:sz="4"/>
+              <w:bottom w:val="single" w:color="7F7F7F" w:sz="4"/>
+              <w:right w:val="single" w:color="7F7F7F" w:sz="4"/>
+            </w:tcBorders>
+            <w:tcMar>
+              <w:top w:type="dxa" w:w="60"/>
+              <w:left w:type="dxa" w:w="100"/>
+              <w:bottom w:type="dxa" w:w="60"/>
+              <w:right w:type="dxa" w:w="100"/>
+            </w:tcMar>
+          </w:tcPr>
+          <w:p>
+            <w:pPr>
+              <w:spacing w:after="20"/>
+            </w:pPr>
+            <w:r>
+              <w:rPr>
+                <w:sz w:val="16"/>
+                <w:szCs w:val="16"/>
+              </w:rPr>
+              <w:t xml:space="preserve">D06</w:t>
+            </w:r>
+          </w:p>
+        </w:tc>
+        <w:tc>
+          <w:tcPr>
+            <w:tcW w:type="dxa" w:w="2500"/>
+            <w:tcBorders>
+              <w:top w:val="single" w:color="7F7F7F" w:sz="4"/>
+              <w:left w:val="single" w:color="7F7F7F" w:sz="4"/>
+              <w:bottom w:val="single" w:color="7F7F7F" w:sz="4"/>
+              <w:right w:val="single" w:color="7F7F7F" w:sz="4"/>
+            </w:tcBorders>
+            <w:tcMar>
+              <w:top w:type="dxa" w:w="60"/>
+              <w:left w:type="dxa" w:w="100"/>
+              <w:bottom w:type="dxa" w:w="60"/>
+              <w:right w:type="dxa" w:w="100"/>
+            </w:tcMar>
+          </w:tcPr>
+          <w:p>
+            <w:pPr>
+              <w:spacing w:after="20"/>
+            </w:pPr>
+            <w:r>
+              <w:rPr>
+                <w:rFonts w:ascii="Consolas" w:cs="Consolas" w:eastAsia="Consolas" w:hAnsi="Consolas"/>
+                <w:sz w:val="16"/>
+                <w:szCs w:val="16"/>
+              </w:rPr>
+              <w:t xml:space="preserve">display_prefs</w:t>
+            </w:r>
+            <w:r>
+              <w:rPr>
+                <w:sz w:val="16"/>
+                <w:szCs w:val="16"/>
+              </w:rPr>
+              <w:t xml:space="preserve"> came back as </w:t>
+            </w:r>
+            <w:r>
+              <w:rPr>
+                <w:rFonts w:ascii="Consolas" w:cs="Consolas" w:eastAsia="Consolas" w:hAnsi="Consolas"/>
+                <w:sz w:val="16"/>
+                <w:szCs w:val="16"/>
+              </w:rPr>
+              <w:t xml:space="preserve">{motion, contrast, text_size}</w:t>
+            </w:r>
+            <w:r>
+              <w:rPr>
+                <w:sz w:val="16"/>
+                <w:szCs w:val="16"/>
+              </w:rPr>
+              <w:t xml:space="preserve"> on MySQL; found by the Core tests on MySQL in CI (11 Oct)</w:t>
+            </w:r>
+          </w:p>
+        </w:tc>
+        <w:tc>
+          <w:tcPr>
+            <w:tcW w:type="dxa" w:w="2300"/>
+            <w:tcBorders>
+              <w:top w:val="single" w:color="7F7F7F" w:sz="4"/>
+              <w:left w:val="single" w:color="7F7F7F" w:sz="4"/>
+              <w:bottom w:val="single" w:color="7F7F7F" w:sz="4"/>
+              <w:right w:val="single" w:color="7F7F7F" w:sz="4"/>
+            </w:tcBorders>
+            <w:tcMar>
+              <w:top w:type="dxa" w:w="60"/>
+              <w:left w:type="dxa" w:w="100"/>
+              <w:bottom w:type="dxa" w:w="60"/>
+              <w:right w:type="dxa" w:w="100"/>
+            </w:tcMar>
+          </w:tcPr>
+          <w:p>
+            <w:pPr>
+              <w:spacing w:after="20"/>
+            </w:pPr>
+            <w:r>
+              <w:rPr>
+                <w:sz w:val="16"/>
+                <w:szCs w:val="16"/>
+              </w:rPr>
+              <w:t xml:space="preserve">MySQL returns JSON object keys in its own order (shortest first)</w:t>
+            </w:r>
+          </w:p>
+        </w:tc>
+        <w:tc>
+          <w:tcPr>
+            <w:tcW w:type="dxa" w:w="2900"/>
+            <w:tcBorders>
+              <w:top w:val="single" w:color="7F7F7F" w:sz="4"/>
+              <w:left w:val="single" w:color="7F7F7F" w:sz="4"/>
+              <w:bottom w:val="single" w:color="7F7F7F" w:sz="4"/>
+              <w:right w:val="single" w:color="7F7F7F" w:sz="4"/>
+            </w:tcBorders>
+            <w:tcMar>
+              <w:top w:type="dxa" w:w="60"/>
+              <w:left w:type="dxa" w:w="100"/>
+              <w:bottom w:type="dxa" w:w="60"/>
+              <w:right w:type="dxa" w:w="100"/>
+            </w:tcMar>
+          </w:tcPr>
+          <w:p>
+            <w:pPr>
+              <w:spacing w:after="20"/>
+            </w:pPr>
+            <w:r>
+              <w:rPr>
+                <w:sz w:val="16"/>
+                <w:szCs w:val="16"/>
+              </w:rPr>
+              <w:t xml:space="preserve">The account resource builds the object key by key in the documented order</w:t>
+            </w:r>
+          </w:p>
+        </w:tc>
+        <w:tc>
+          <w:tcPr>
+            <w:tcW w:type="dxa" w:w="1820"/>
+            <w:tcBorders>
+              <w:top w:val="single" w:color="7F7F7F" w:sz="4"/>
+              <w:left w:val="single" w:color="7F7F7F" w:sz="4"/>
+              <w:bottom w:val="single" w:color="7F7F7F" w:sz="4"/>
+              <w:right w:val="single" w:color="7F7F7F" w:sz="4"/>
+            </w:tcBorders>
+            <w:tcMar>
+              <w:top w:type="dxa" w:w="60"/>
+              <w:left w:type="dxa" w:w="100"/>
+              <w:bottom w:type="dxa" w:w="60"/>
+              <w:right w:type="dxa" w:w="100"/>
+            </w:tcMar>
+          </w:tcPr>
+          <w:p>
+            <w:pPr>
+              <w:spacing w:after="20"/>
+            </w:pPr>
+            <w:r>
+              <w:rPr>
+                <w:sz w:val="16"/>
+                <w:szCs w:val="16"/>
+              </w:rPr>
+              <w:t xml:space="preserve">Core tests on MySQL in CI</w:t>
+            </w:r>
+          </w:p>
+        </w:tc>
+      </w:tr>
+      <w:tr>
+        <w:tc>
+          <w:tcPr>
+            <w:tcW w:type="dxa" w:w="560"/>
+            <w:tcBorders>
+              <w:top w:val="single" w:color="7F7F7F" w:sz="4"/>
+              <w:left w:val="single" w:color="7F7F7F" w:sz="4"/>
+              <w:bottom w:val="single" w:color="7F7F7F" w:sz="4"/>
+              <w:right w:val="single" w:color="7F7F7F" w:sz="4"/>
+            </w:tcBorders>
+            <w:tcMar>
+              <w:top w:type="dxa" w:w="60"/>
+              <w:left w:type="dxa" w:w="100"/>
+              <w:bottom w:type="dxa" w:w="60"/>
+              <w:right w:type="dxa" w:w="100"/>
+            </w:tcMar>
+          </w:tcPr>
+          <w:p>
+            <w:pPr>
+              <w:spacing w:after="20"/>
+            </w:pPr>
+            <w:r>
+              <w:rPr>
+                <w:sz w:val="16"/>
+                <w:szCs w:val="16"/>
+              </w:rPr>
+              <w:t xml:space="preserve">D07</w:t>
+            </w:r>
+          </w:p>
+        </w:tc>
+        <w:tc>
+          <w:tcPr>
+            <w:tcW w:type="dxa" w:w="2500"/>
+            <w:tcBorders>
+              <w:top w:val="single" w:color="7F7F7F" w:sz="4"/>
+              <w:left w:val="single" w:color="7F7F7F" w:sz="4"/>
+              <w:bottom w:val="single" w:color="7F7F7F" w:sz="4"/>
+              <w:right w:val="single" w:color="7F7F7F" w:sz="4"/>
+            </w:tcBorders>
+            <w:tcMar>
+              <w:top w:type="dxa" w:w="60"/>
+              <w:left w:type="dxa" w:w="100"/>
+              <w:bottom w:type="dxa" w:w="60"/>
+              <w:right w:type="dxa" w:w="100"/>
+            </w:tcMar>
+          </w:tcPr>
+          <w:p>
+            <w:pPr>
+              <w:spacing w:after="20"/>
+            </w:pPr>
+            <w:r>
+              <w:rPr>
+                <w:sz w:val="16"/>
+                <w:szCs w:val="16"/>
+              </w:rPr>
+              <w:t xml:space="preserve">Employer verification answered 502 </w:t>
+            </w:r>
+            <w:r>
+              <w:rPr>
+                <w:rFonts w:ascii="Consolas" w:cs="Consolas" w:eastAsia="Consolas" w:hAnsi="Consolas"/>
+                <w:sz w:val="16"/>
+                <w:szCs w:val="16"/>
+              </w:rPr>
+              <w:t xml:space="preserve">REGISTRY_UNAVAILABLE</w:t>
+            </w:r>
+            <w:r>
+              <w:rPr>
+                <w:sz w:val="16"/>
+                <w:szCs w:val="16"/>
+              </w:rPr>
+              <w:t xml:space="preserve"> although the registry was running (10 Oct, local)</w:t>
+            </w:r>
+          </w:p>
+        </w:tc>
+        <w:tc>
+          <w:tcPr>
+            <w:tcW w:type="dxa" w:w="2300"/>
+            <w:tcBorders>
+              <w:top w:val="single" w:color="7F7F7F" w:sz="4"/>
+              <w:left w:val="single" w:color="7F7F7F" w:sz="4"/>
+              <w:bottom w:val="single" w:color="7F7F7F" w:sz="4"/>
+              <w:right w:val="single" w:color="7F7F7F" w:sz="4"/>
+            </w:tcBorders>
+            <w:tcMar>
+              <w:top w:type="dxa" w:w="60"/>
+              <w:left w:type="dxa" w:w="100"/>
+              <w:bottom w:type="dxa" w:w="60"/>
+              <w:right w:type="dxa" w:w="100"/>
+            </w:tcMar>
+          </w:tcPr>
+          <w:p>
+            <w:pPr>
+              <w:spacing w:after="20"/>
+            </w:pPr>
+            <w:r>
+              <w:rPr>
+                <w:sz w:val="16"/>
+                <w:szCs w:val="16"/>
+              </w:rPr>
+              <w:t xml:space="preserve">On Windows the registry started on </w:t>
+            </w:r>
+            <w:r>
+              <w:rPr>
+                <w:rFonts w:ascii="Consolas" w:cs="Consolas" w:eastAsia="Consolas" w:hAnsi="Consolas"/>
+                <w:sz w:val="16"/>
+                <w:szCs w:val="16"/>
+              </w:rPr>
+              <w:t xml:space="preserve">localhost</w:t>
+            </w:r>
+            <w:r>
+              <w:rPr>
+                <w:sz w:val="16"/>
+                <w:szCs w:val="16"/>
+              </w:rPr>
+              <w:t xml:space="preserve"> listened on IPv6 only, while Core called </w:t>
+            </w:r>
+            <w:r>
+              <w:rPr>
+                <w:rFonts w:ascii="Consolas" w:cs="Consolas" w:eastAsia="Consolas" w:hAnsi="Consolas"/>
+                <w:sz w:val="16"/>
+                <w:szCs w:val="16"/>
+              </w:rPr>
+              <w:t xml:space="preserve">127.0.0.1</w:t>
+            </w:r>
+          </w:p>
+        </w:tc>
+        <w:tc>
+          <w:tcPr>
+            <w:tcW w:type="dxa" w:w="2900"/>
+            <w:tcBorders>
+              <w:top w:val="single" w:color="7F7F7F" w:sz="4"/>
+              <w:left w:val="single" w:color="7F7F7F" w:sz="4"/>
+              <w:bottom w:val="single" w:color="7F7F7F" w:sz="4"/>
+              <w:right w:val="single" w:color="7F7F7F" w:sz="4"/>
+            </w:tcBorders>
+            <w:tcMar>
+              <w:top w:type="dxa" w:w="60"/>
+              <w:left w:type="dxa" w:w="100"/>
+              <w:bottom w:type="dxa" w:w="60"/>
+              <w:right w:type="dxa" w:w="100"/>
+            </w:tcMar>
+          </w:tcPr>
+          <w:p>
+            <w:pPr>
+              <w:spacing w:after="20"/>
+            </w:pPr>
+            <w:r>
+              <w:rPr>
+                <w:sz w:val="16"/>
+                <w:szCs w:val="16"/>
+              </w:rPr>
+              <w:t xml:space="preserve">The registry is started on </w:t>
+            </w:r>
+            <w:r>
+              <w:rPr>
+                <w:rFonts w:ascii="Consolas" w:cs="Consolas" w:eastAsia="Consolas" w:hAnsi="Consolas"/>
+                <w:sz w:val="16"/>
+                <w:szCs w:val="16"/>
+              </w:rPr>
+              <w:t xml:space="preserve">127.0.0.1</w:t>
+            </w:r>
+            <w:r>
+              <w:rPr>
+                <w:sz w:val="16"/>
+                <w:szCs w:val="16"/>
+              </w:rPr>
+              <w:t xml:space="preserve"> (README); Core uses </w:t>
+            </w:r>
+            <w:r>
+              <w:rPr>
+                <w:rFonts w:ascii="Consolas" w:cs="Consolas" w:eastAsia="Consolas" w:hAnsi="Consolas"/>
+                <w:sz w:val="16"/>
+                <w:szCs w:val="16"/>
+              </w:rPr>
+              <w:t xml:space="preserve">127.0.0.1</w:t>
+            </w:r>
+            <w:r>
+              <w:rPr>
+                <w:sz w:val="16"/>
+                <w:szCs w:val="16"/>
+              </w:rPr>
+              <w:t xml:space="preserve"> URLs</w:t>
+            </w:r>
+          </w:p>
+        </w:tc>
+        <w:tc>
+          <w:tcPr>
+            <w:tcW w:type="dxa" w:w="1820"/>
+            <w:tcBorders>
+              <w:top w:val="single" w:color="7F7F7F" w:sz="4"/>
+              <w:left w:val="single" w:color="7F7F7F" w:sz="4"/>
+              <w:bottom w:val="single" w:color="7F7F7F" w:sz="4"/>
+              <w:right w:val="single" w:color="7F7F7F" w:sz="4"/>
+            </w:tcBorders>
+            <w:tcMar>
+              <w:top w:type="dxa" w:w="60"/>
+              <w:left w:type="dxa" w:w="100"/>
+              <w:bottom w:type="dxa" w:w="60"/>
+              <w:right w:type="dxa" w:w="100"/>
+            </w:tcMar>
+          </w:tcPr>
+          <w:p>
+            <w:pPr>
+              <w:spacing w:after="20"/>
+            </w:pPr>
+            <w:r>
+              <w:rPr>
+                <w:sz w:val="16"/>
+                <w:szCs w:val="16"/>
+              </w:rPr>
+              <w:t xml:space="preserve">T14</w:t>
+            </w:r>
+          </w:p>
+        </w:tc>
+      </w:tr>
+      <w:tr>
+        <w:tc>
+          <w:tcPr>
+            <w:tcW w:type="dxa" w:w="560"/>
+            <w:tcBorders>
+              <w:top w:val="single" w:color="7F7F7F" w:sz="4"/>
+              <w:left w:val="single" w:color="7F7F7F" w:sz="4"/>
+              <w:bottom w:val="single" w:color="7F7F7F" w:sz="4"/>
+              <w:right w:val="single" w:color="7F7F7F" w:sz="4"/>
+            </w:tcBorders>
+            <w:tcMar>
+              <w:top w:type="dxa" w:w="60"/>
+              <w:left w:type="dxa" w:w="100"/>
+              <w:bottom w:type="dxa" w:w="60"/>
+              <w:right w:type="dxa" w:w="100"/>
+            </w:tcMar>
+          </w:tcPr>
+          <w:p>
+            <w:pPr>
+              <w:spacing w:after="20"/>
+            </w:pPr>
+            <w:r>
+              <w:rPr>
+                <w:sz w:val="16"/>
+                <w:szCs w:val="16"/>
+              </w:rPr>
+              <w:t xml:space="preserve">D08</w:t>
+            </w:r>
+          </w:p>
+        </w:tc>
+        <w:tc>
+          <w:tcPr>
+            <w:tcW w:type="dxa" w:w="2500"/>
+            <w:tcBorders>
+              <w:top w:val="single" w:color="7F7F7F" w:sz="4"/>
+              <w:left w:val="single" w:color="7F7F7F" w:sz="4"/>
+              <w:bottom w:val="single" w:color="7F7F7F" w:sz="4"/>
+              <w:right w:val="single" w:color="7F7F7F" w:sz="4"/>
+            </w:tcBorders>
+            <w:tcMar>
+              <w:top w:type="dxa" w:w="60"/>
+              <w:left w:type="dxa" w:w="100"/>
+              <w:bottom w:type="dxa" w:w="60"/>
+              <w:right w:type="dxa" w:w="100"/>
+            </w:tcMar>
+          </w:tcPr>
+          <w:p>
+            <w:pPr>
+              <w:spacing w:after="20"/>
+            </w:pPr>
+            <w:r>
+              <w:rPr>
+                <w:sz w:val="16"/>
+                <w:szCs w:val="16"/>
+              </w:rPr>
+              <w:t xml:space="preserve">Snapshots placed some workplaces at a province centre or at a same-name place in another city (Davao, Zamboanga, Lapu-Lapu) (7 Oct)</w:t>
+            </w:r>
+          </w:p>
+        </w:tc>
+        <w:tc>
+          <w:tcPr>
+            <w:tcW w:type="dxa" w:w="2300"/>
+            <w:tcBorders>
+              <w:top w:val="single" w:color="7F7F7F" w:sz="4"/>
+              <w:left w:val="single" w:color="7F7F7F" w:sz="4"/>
+              <w:bottom w:val="single" w:color="7F7F7F" w:sz="4"/>
+              <w:right w:val="single" w:color="7F7F7F" w:sz="4"/>
+            </w:tcBorders>
+            <w:tcMar>
+              <w:top w:type="dxa" w:w="60"/>
+              <w:left w:type="dxa" w:w="100"/>
+              <w:bottom w:type="dxa" w:w="60"/>
+              <w:right w:type="dxa" w:w="100"/>
+            </w:tcMar>
+          </w:tcPr>
+          <w:p>
+            <w:pPr>
+              <w:spacing w:after="20"/>
+            </w:pPr>
+            <w:r>
+              <w:rPr>
+                <w:sz w:val="16"/>
+                <w:szCs w:val="16"/>
+              </w:rPr>
+              <w:t xml:space="preserve">Nominatim's first result for a city name is not always the city</w:t>
+            </w:r>
+          </w:p>
+        </w:tc>
+        <w:tc>
+          <w:tcPr>
+            <w:tcW w:type="dxa" w:w="2900"/>
+            <w:tcBorders>
+              <w:top w:val="single" w:color="7F7F7F" w:sz="4"/>
+              <w:left w:val="single" w:color="7F7F7F" w:sz="4"/>
+              <w:bottom w:val="single" w:color="7F7F7F" w:sz="4"/>
+              <w:right w:val="single" w:color="7F7F7F" w:sz="4"/>
+            </w:tcBorders>
+            <w:tcMar>
+              <w:top w:type="dxa" w:w="60"/>
+              <w:left w:type="dxa" w:w="100"/>
+              <w:bottom w:type="dxa" w:w="60"/>
+              <w:right w:type="dxa" w:w="100"/>
+            </w:tcMar>
+          </w:tcPr>
+          <w:p>
+            <w:pPr>
+              <w:spacing w:after="20"/>
+            </w:pPr>
+            <w:r>
+              <w:rPr>
+                <w:sz w:val="16"/>
+                <w:szCs w:val="16"/>
+              </w:rPr>
+              <w:t xml:space="preserve">Search "X, Province" and, for PSGC's "City of X", "X City"; accept only a city, town or municipality or a result whose address names it; bundled city centres rebuilt and compared</w:t>
+            </w:r>
+          </w:p>
+        </w:tc>
+        <w:tc>
+          <w:tcPr>
+            <w:tcW w:type="dxa" w:w="1820"/>
+            <w:tcBorders>
+              <w:top w:val="single" w:color="7F7F7F" w:sz="4"/>
+              <w:left w:val="single" w:color="7F7F7F" w:sz="4"/>
+              <w:bottom w:val="single" w:color="7F7F7F" w:sz="4"/>
+              <w:right w:val="single" w:color="7F7F7F" w:sz="4"/>
+            </w:tcBorders>
+            <w:tcMar>
+              <w:top w:type="dxa" w:w="60"/>
+              <w:left w:type="dxa" w:w="100"/>
+              <w:bottom w:type="dxa" w:w="60"/>
+              <w:right w:type="dxa" w:w="100"/>
+            </w:tcMar>
+          </w:tcPr>
+          <w:p>
+            <w:pPr>
+              <w:spacing w:after="20"/>
+            </w:pPr>
+            <w:r>
+              <w:rPr>
+                <w:sz w:val="16"/>
+                <w:szCs w:val="16"/>
+              </w:rPr>
+              <w:t xml:space="preserve">Insights Jest tests (geocoder); T12</w:t>
+            </w:r>
+          </w:p>
+        </w:tc>
+      </w:tr>
+      <w:tr>
+        <w:tc>
+          <w:tcPr>
+            <w:tcW w:type="dxa" w:w="560"/>
+            <w:tcBorders>
+              <w:top w:val="single" w:color="7F7F7F" w:sz="4"/>
+              <w:left w:val="single" w:color="7F7F7F" w:sz="4"/>
+              <w:bottom w:val="single" w:color="7F7F7F" w:sz="4"/>
+              <w:right w:val="single" w:color="7F7F7F" w:sz="4"/>
+            </w:tcBorders>
+            <w:tcMar>
+              <w:top w:type="dxa" w:w="60"/>
+              <w:left w:type="dxa" w:w="100"/>
+              <w:bottom w:type="dxa" w:w="60"/>
+              <w:right w:type="dxa" w:w="100"/>
+            </w:tcMar>
+          </w:tcPr>
+          <w:p>
+            <w:pPr>
+              <w:spacing w:after="20"/>
+            </w:pPr>
+            <w:r>
+              <w:rPr>
+                <w:sz w:val="16"/>
+                <w:szCs w:val="16"/>
+              </w:rPr>
+              <w:t xml:space="preserve">D09</w:t>
+            </w:r>
+          </w:p>
+        </w:tc>
+        <w:tc>
+          <w:tcPr>
+            <w:tcW w:type="dxa" w:w="2500"/>
+            <w:tcBorders>
+              <w:top w:val="single" w:color="7F7F7F" w:sz="4"/>
+              <w:left w:val="single" w:color="7F7F7F" w:sz="4"/>
+              <w:bottom w:val="single" w:color="7F7F7F" w:sz="4"/>
+              <w:right w:val="single" w:color="7F7F7F" w:sz="4"/>
+            </w:tcBorders>
+            <w:tcMar>
+              <w:top w:type="dxa" w:w="60"/>
+              <w:left w:type="dxa" w:w="100"/>
+              <w:bottom w:type="dxa" w:w="60"/>
+              <w:right w:type="dxa" w:w="100"/>
+            </w:tcMar>
+          </w:tcPr>
+          <w:p>
+            <w:pPr>
+              <w:spacing w:after="20"/>
+            </w:pPr>
+            <w:r>
+              <w:rPr>
+                <w:sz w:val="16"/>
+                <w:szCs w:val="16"/>
+              </w:rPr>
+              <w:t xml:space="preserve">In CI the employer's newest notice was sometimes </w:t>
+            </w:r>
+            <w:r>
+              <w:rPr>
+                <w:rFonts w:ascii="Consolas" w:cs="Consolas" w:eastAsia="Consolas" w:hAnsi="Consolas"/>
+                <w:sz w:val="16"/>
+                <w:szCs w:val="16"/>
+              </w:rPr>
+              <w:t xml:space="preserve">posting_review</w:t>
+            </w:r>
+            <w:r>
+              <w:rPr>
+                <w:sz w:val="16"/>
+                <w:szCs w:val="16"/>
+              </w:rPr>
+              <w:t xml:space="preserve"> instead of </w:t>
+            </w:r>
+            <w:r>
+              <w:rPr>
+                <w:rFonts w:ascii="Consolas" w:cs="Consolas" w:eastAsia="Consolas" w:hAnsi="Consolas"/>
+                <w:sz w:val="16"/>
+                <w:szCs w:val="16"/>
+              </w:rPr>
+              <w:t xml:space="preserve">application_received</w:t>
+            </w:r>
+            <w:r>
+              <w:rPr>
+                <w:sz w:val="16"/>
+                <w:szCs w:val="16"/>
+              </w:rPr>
+              <w:t xml:space="preserve"> (11 Oct)</w:t>
+            </w:r>
+          </w:p>
+        </w:tc>
+        <w:tc>
+          <w:tcPr>
+            <w:tcW w:type="dxa" w:w="2300"/>
+            <w:tcBorders>
+              <w:top w:val="single" w:color="7F7F7F" w:sz="4"/>
+              <w:left w:val="single" w:color="7F7F7F" w:sz="4"/>
+              <w:bottom w:val="single" w:color="7F7F7F" w:sz="4"/>
+              <w:right w:val="single" w:color="7F7F7F" w:sz="4"/>
+            </w:tcBorders>
+            <w:tcMar>
+              <w:top w:type="dxa" w:w="60"/>
+              <w:left w:type="dxa" w:w="100"/>
+              <w:bottom w:type="dxa" w:w="60"/>
+              <w:right w:type="dxa" w:w="100"/>
+            </w:tcMar>
+          </w:tcPr>
+          <w:p>
+            <w:pPr>
+              <w:spacing w:after="20"/>
+            </w:pPr>
+            <w:r>
+              <w:rPr>
+                <w:sz w:val="16"/>
+                <w:szCs w:val="16"/>
+              </w:rPr>
+              <w:t xml:space="preserve">Both were created in the same second; </w:t>
+            </w:r>
+            <w:r>
+              <w:rPr>
+                <w:rFonts w:ascii="Consolas" w:cs="Consolas" w:eastAsia="Consolas" w:hAnsi="Consolas"/>
+                <w:sz w:val="16"/>
+                <w:szCs w:val="16"/>
+              </w:rPr>
+              <w:t xml:space="preserve">created_at</w:t>
+            </w:r>
+            <w:r>
+              <w:rPr>
+                <w:sz w:val="16"/>
+                <w:szCs w:val="16"/>
+              </w:rPr>
+              <w:t xml:space="preserve"> has whole seconds and the ids were random UUIDs</w:t>
+            </w:r>
+          </w:p>
+        </w:tc>
+        <w:tc>
+          <w:tcPr>
+            <w:tcW w:type="dxa" w:w="2900"/>
+            <w:tcBorders>
+              <w:top w:val="single" w:color="7F7F7F" w:sz="4"/>
+              <w:left w:val="single" w:color="7F7F7F" w:sz="4"/>
+              <w:bottom w:val="single" w:color="7F7F7F" w:sz="4"/>
+              <w:right w:val="single" w:color="7F7F7F" w:sz="4"/>
+            </w:tcBorders>
+            <w:tcMar>
+              <w:top w:type="dxa" w:w="60"/>
+              <w:left w:type="dxa" w:w="100"/>
+              <w:bottom w:type="dxa" w:w="60"/>
+              <w:right w:type="dxa" w:w="100"/>
+            </w:tcMar>
+          </w:tcPr>
+          <w:p>
+            <w:pPr>
+              <w:spacing w:after="20"/>
+            </w:pPr>
+            <w:r>
+              <w:rPr>
+                <w:sz w:val="16"/>
+                <w:szCs w:val="16"/>
+              </w:rPr>
+              <w:t xml:space="preserve">Time-ordered UUIDv7 ids; the list orders by </w:t>
+            </w:r>
+            <w:r>
+              <w:rPr>
+                <w:rFonts w:ascii="Consolas" w:cs="Consolas" w:eastAsia="Consolas" w:hAnsi="Consolas"/>
+                <w:sz w:val="16"/>
+                <w:szCs w:val="16"/>
+              </w:rPr>
+              <w:t xml:space="preserve">created_at</w:t>
+            </w:r>
+            <w:r>
+              <w:rPr>
+                <w:sz w:val="16"/>
+                <w:szCs w:val="16"/>
+              </w:rPr>
+              <w:t xml:space="preserve">, then id</w:t>
+            </w:r>
+          </w:p>
+        </w:tc>
+        <w:tc>
+          <w:tcPr>
+            <w:tcW w:type="dxa" w:w="1820"/>
+            <w:tcBorders>
+              <w:top w:val="single" w:color="7F7F7F" w:sz="4"/>
+              <w:left w:val="single" w:color="7F7F7F" w:sz="4"/>
+              <w:bottom w:val="single" w:color="7F7F7F" w:sz="4"/>
+              <w:right w:val="single" w:color="7F7F7F" w:sz="4"/>
+            </w:tcBorders>
+            <w:tcMar>
+              <w:top w:type="dxa" w:w="60"/>
+              <w:left w:type="dxa" w:w="100"/>
+              <w:bottom w:type="dxa" w:w="60"/>
+              <w:right w:type="dxa" w:w="100"/>
+            </w:tcMar>
+          </w:tcPr>
+          <w:p>
+            <w:pPr>
+              <w:spacing w:after="20"/>
+            </w:pPr>
+            <w:r>
+              <w:rPr>
+                <w:sz w:val="16"/>
+                <w:szCs w:val="16"/>
+              </w:rPr>
+              <w:t xml:space="preserve">T04 in CI</w:t>
+            </w:r>
+          </w:p>
+        </w:tc>
+      </w:tr>
+      <w:tr>
+        <w:tc>
+          <w:tcPr>
+            <w:tcW w:type="dxa" w:w="560"/>
+            <w:tcBorders>
+              <w:top w:val="single" w:color="7F7F7F" w:sz="4"/>
+              <w:left w:val="single" w:color="7F7F7F" w:sz="4"/>
+              <w:bottom w:val="single" w:color="7F7F7F" w:sz="4"/>
+              <w:right w:val="single" w:color="7F7F7F" w:sz="4"/>
+            </w:tcBorders>
+            <w:tcMar>
+              <w:top w:type="dxa" w:w="60"/>
+              <w:left w:type="dxa" w:w="100"/>
+              <w:bottom w:type="dxa" w:w="60"/>
+              <w:right w:type="dxa" w:w="100"/>
+            </w:tcMar>
+          </w:tcPr>
+          <w:p>
+            <w:pPr>
+              <w:spacing w:after="20"/>
+            </w:pPr>
+            <w:r>
+              <w:rPr>
+                <w:sz w:val="16"/>
+                <w:szCs w:val="16"/>
+              </w:rPr>
+              <w:t xml:space="preserve">D10</w:t>
+            </w:r>
+          </w:p>
+        </w:tc>
+        <w:tc>
+          <w:tcPr>
+            <w:tcW w:type="dxa" w:w="2500"/>
+            <w:tcBorders>
+              <w:top w:val="single" w:color="7F7F7F" w:sz="4"/>
+              <w:left w:val="single" w:color="7F7F7F" w:sz="4"/>
+              <w:bottom w:val="single" w:color="7F7F7F" w:sz="4"/>
+              <w:right w:val="single" w:color="7F7F7F" w:sz="4"/>
+            </w:tcBorders>
+            <w:tcMar>
+              <w:top w:type="dxa" w:w="60"/>
+              <w:left w:type="dxa" w:w="100"/>
+              <w:bottom w:type="dxa" w:w="60"/>
+              <w:right w:type="dxa" w:w="100"/>
+            </w:tcMar>
+          </w:tcPr>
+          <w:p>
+            <w:pPr>
+              <w:spacing w:after="20"/>
+            </w:pPr>
+            <w:r>
+              <w:rPr>
+                <w:sz w:val="16"/>
+                <w:szCs w:val="16"/>
+              </w:rPr>
+              <w:t xml:space="preserve">Forgot password answered in about 509 ms for an existing account and 78 ms for an unknown one, so the timing revealed who has an account (13 Oct)</w:t>
+            </w:r>
+          </w:p>
+        </w:tc>
+        <w:tc>
+          <w:tcPr>
+            <w:tcW w:type="dxa" w:w="2300"/>
+            <w:tcBorders>
+              <w:top w:val="single" w:color="7F7F7F" w:sz="4"/>
+              <w:left w:val="single" w:color="7F7F7F" w:sz="4"/>
+              <w:bottom w:val="single" w:color="7F7F7F" w:sz="4"/>
+              <w:right w:val="single" w:color="7F7F7F" w:sz="4"/>
+            </w:tcBorders>
+            <w:tcMar>
+              <w:top w:type="dxa" w:w="60"/>
+              <w:left w:type="dxa" w:w="100"/>
+              <w:bottom w:type="dxa" w:w="60"/>
+              <w:right w:type="dxa" w:w="100"/>
+            </w:tcMar>
+          </w:tcPr>
+          <w:p>
+            <w:pPr>
+              <w:spacing w:after="20"/>
+            </w:pPr>
+            <w:r>
+              <w:rPr>
+                <w:sz w:val="16"/>
+                <w:szCs w:val="16"/>
+              </w:rPr>
+              <w:t xml:space="preserve">The token and email were prepared in the request only when the account existed</w:t>
+            </w:r>
+          </w:p>
+        </w:tc>
+        <w:tc>
+          <w:tcPr>
+            <w:tcW w:type="dxa" w:w="2900"/>
+            <w:tcBorders>
+              <w:top w:val="single" w:color="7F7F7F" w:sz="4"/>
+              <w:left w:val="single" w:color="7F7F7F" w:sz="4"/>
+              <w:bottom w:val="single" w:color="7F7F7F" w:sz="4"/>
+              <w:right w:val="single" w:color="7F7F7F" w:sz="4"/>
+            </w:tcBorders>
+            <w:tcMar>
+              <w:top w:type="dxa" w:w="60"/>
+              <w:left w:type="dxa" w:w="100"/>
+              <w:bottom w:type="dxa" w:w="60"/>
+              <w:right w:type="dxa" w:w="100"/>
+            </w:tcMar>
+          </w:tcPr>
+          <w:p>
+            <w:pPr>
+              <w:spacing w:after="20"/>
+            </w:pPr>
+            <w:r>
+              <w:rPr>
+                <w:sz w:val="16"/>
+                <w:szCs w:val="16"/>
+              </w:rPr>
+              <w:t xml:space="preserve">Every request only queues the same job; the job checks the account and sends the email (1.8 ms for both, median of 15)</w:t>
+            </w:r>
+          </w:p>
+        </w:tc>
+        <w:tc>
+          <w:tcPr>
+            <w:tcW w:type="dxa" w:w="1820"/>
+            <w:tcBorders>
+              <w:top w:val="single" w:color="7F7F7F" w:sz="4"/>
+              <w:left w:val="single" w:color="7F7F7F" w:sz="4"/>
+              <w:bottom w:val="single" w:color="7F7F7F" w:sz="4"/>
+              <w:right w:val="single" w:color="7F7F7F" w:sz="4"/>
+            </w:tcBorders>
+            <w:tcMar>
+              <w:top w:type="dxa" w:w="60"/>
+              <w:left w:type="dxa" w:w="100"/>
+              <w:bottom w:type="dxa" w:w="60"/>
+              <w:right w:type="dxa" w:w="100"/>
+            </w:tcMar>
+          </w:tcPr>
+          <w:p>
+            <w:pPr>
+              <w:spacing w:after="20"/>
+            </w:pPr>
+            <w:r>
+              <w:rPr>
+                <w:sz w:val="16"/>
+                <w:szCs w:val="16"/>
+              </w:rPr>
+              <w:t xml:space="preserve">Core password-reset tests; timing measurement</w:t>
             </w:r>
           </w:p>
         </w:tc>
@@ -28466,7 +29805,49 @@
           <w:sz w:val="18"/>
           <w:szCs w:val="18"/>
         </w:rPr>
-        <w:t xml:space="preserve">Typical integration defects to check for: CORS preflight blocked between Vercel and the gateway; gateway stripping the Authorization header; Nominatim requests rejected without a User-Agent; SOAP namespace mismatch between WSDL and SoapClient; time-zone differences in the 30-day feedback rule; trust score not recalculated when feedback is hidden.</w:t>
+        <w:t xml:space="preserve">Open: in the CI T13 run the restarted Insights Service still answers from a cached Overpass result (</w:t>
+      </w:r>
+      <w:r>
+        <w:rPr>
+          <w:rFonts w:ascii="Consolas" w:cs="Consolas" w:eastAsia="Consolas" w:hAnsi="Consolas"/>
+          <w:i/>
+          <w:iCs/>
+          <w:color w:val="555555"/>
+          <w:sz w:val="18"/>
+          <w:szCs w:val="18"/>
+        </w:rPr>
+        <w:t xml:space="preserve">cached</w:t>
+      </w:r>
+      <w:r>
+        <w:rPr>
+          <w:i/>
+          <w:iCs/>
+          <w:color w:val="555555"/>
+          <w:sz w:val="18"/>
+          <w:szCs w:val="18"/>
+        </w:rPr>
+        <w:t xml:space="preserve">), so CI does not show the </w:t>
+      </w:r>
+      <w:r>
+        <w:rPr>
+          <w:rFonts w:ascii="Consolas" w:cs="Consolas" w:eastAsia="Consolas" w:hAnsi="Consolas"/>
+          <w:i/>
+          <w:iCs/>
+          <w:color w:val="555555"/>
+          <w:sz w:val="18"/>
+          <w:szCs w:val="18"/>
+        </w:rPr>
+        <w:t xml:space="preserve">unavailable</w:t>
+      </w:r>
+      <w:r>
+        <w:rPr>
+          <w:i/>
+          <w:iCs/>
+          <w:color w:val="555555"/>
+          <w:sz w:val="18"/>
+          <w:szCs w:val="18"/>
+        </w:rPr>
+        <w:t xml:space="preserve"> path; that path is covered by the Insights Jest tests and the local run of 7 October 2026.</w:t>
       </w:r>
     </w:p>
     <w:p>
@@ -33733,7 +35114,7 @@
                 <w:sz w:val="18"/>
                 <w:szCs w:val="18"/>
               </w:rPr>
-              <w:t xml:space="preserve">T08, T09, T16 and the further security cases of folder 09 pass; only </w:t>
+              <w:t xml:space="preserve">Achieved – T08, T09, T16 and the further security cases of folder 09 pass; only </w:t>
             </w:r>
             <w:r>
               <w:rPr>
@@ -33748,15 +35129,7 @@
                 <w:sz w:val="18"/>
                 <w:szCs w:val="18"/>
               </w:rPr>
-              <w:t xml:space="preserve"> files with placeholders are tracked and CI generates throwaway secrets. </w:t>
-            </w:r>
-            <w:r>
-              <w:rPr>
-                <w:sz w:val="18"/>
-                <w:szCs w:val="18"/>
-                <w:highlight w:val="yellow"/>
-              </w:rPr>
-              <w:t xml:space="preserve">[Secret scan result]</w:t>
+              <w:t xml:space="preserve"> files with placeholders are tracked and CI generates throwaway secrets; secret scan with gitleaks 8.30.1 over the full git history (169 commits, 14 Oct 2026): no leaks found.</w:t>
             </w:r>
           </w:p>
         </w:tc>
@@ -34425,13 +35798,167 @@
     </w:p>
     <w:p>
       <w:pPr>
-        <w:spacing w:after="120" w:line="276"/>
+        <w:spacing w:after="120"/>
       </w:pPr>
       <w:r>
         <w:rPr>
+          <w:i/>
+          <w:iCs/>
+          <w:color w:val="555555"/>
+          <w:sz w:val="18"/>
+          <w:szCs w:val="18"/>
           <w:highlight w:val="yellow"/>
         </w:rPr>
-        <w:t xml:space="preserve">[Summarize the team's actual lessons. Suggested prompts: architectural – where service boundaries helped or added overhead; integration – handling external rate limits, SOAP namespaces and XML-to-JSON mapping; testing – value of Postman assertions in CI and what JMeter revealed; teamwork – how API contracts written first let frontend and backend work in parallel; deployment – private networking, environment variables and cold starts.]</w:t>
+        <w:t xml:space="preserve">[Draft written from the project record (commits, PROGRESS.md, test results). The team reviews it, corrects it and adds its own experience – including deployment and the JMeter run – before submission; then remove this note.]</w:t>
+      </w:r>
+    </w:p>
+    <w:p>
+      <w:pPr>
+        <w:pStyle w:val="ListParagraph"/>
+        <w:numPr>
+          <w:ilvl w:val="0"/>
+          <w:numId w:val="2"/>
+        </w:numPr>
+        <w:spacing w:after="60"/>
+      </w:pPr>
+      <w:r>
+        <w:rPr>
+          <w:b/>
+          <w:bCs/>
+        </w:rPr>
+        <w:t xml:space="preserve">Service boundaries paid off when external services failed.</w:t>
+      </w:r>
+      <w:r>
+        <w:t xml:space="preserve"> The public Overpass and Nominatim servers were overloaded or unreachable several times during development (HTTP 504 after 6–16 s, connection failures). Because only the Core Service is required for a job page, hiring kept working and the snapshot degraded to cached, stale or "unavailable" parts. The price was three runtimes (PHP, Node.js, MySQL) to run locally, which strained the 7.3 GB of memory of the main development laptop.</w:t>
+      </w:r>
+    </w:p>
+    <w:p>
+      <w:pPr>
+        <w:pStyle w:val="ListParagraph"/>
+        <w:numPr>
+          <w:ilvl w:val="0"/>
+          <w:numId w:val="2"/>
+        </w:numPr>
+        <w:spacing w:after="60"/>
+      </w:pPr>
+      <w:r>
+        <w:rPr>
+          <w:b/>
+          <w:bCs/>
+        </w:rPr>
+        <w:t xml:space="preserve">Free public APIs need defensive code, not just a client.</w:t>
+      </w:r>
+      <w:r>
+        <w:t xml:space="preserve"> Caching, per-source timeouts, cooldowns, a second Overpass server and a background refresh were all added after real failures; Nominatim's first result was sometimes the wrong place (D08), so results had to be checked against the PSGC location; PSGC's own 9-digit codes differed from the official 10-digit ones the rest of the system uses.</w:t>
+      </w:r>
+    </w:p>
+    <w:p>
+      <w:pPr>
+        <w:pStyle w:val="ListParagraph"/>
+        <w:numPr>
+          <w:ilvl w:val="0"/>
+          <w:numId w:val="2"/>
+        </w:numPr>
+        <w:spacing w:after="60"/>
+      </w:pPr>
+      <w:r>
+        <w:rPr>
+          <w:b/>
+          <w:bCs/>
+        </w:rPr>
+        <w:t xml:space="preserve">Integration through a gateway changes what a URL or header means.</w:t>
+      </w:r>
+      <w:r>
+        <w:t xml:space="preserve"> Three defects (D01–D03) came from the services answering as if the client talked to them directly: a permissive CORS header, the PHP version header and page links with an internal host. Each was found only by testing through the gateway.</w:t>
+      </w:r>
+    </w:p>
+    <w:p>
+      <w:pPr>
+        <w:pStyle w:val="ListParagraph"/>
+        <w:numPr>
+          <w:ilvl w:val="0"/>
+          <w:numId w:val="2"/>
+        </w:numPr>
+        <w:spacing w:after="60"/>
+      </w:pPr>
+      <w:r>
+        <w:rPr>
+          <w:b/>
+          <w:bCs/>
+        </w:rPr>
+        <w:t xml:space="preserve">Test on the database you deploy.</w:t>
+      </w:r>
+      <w:r>
+        <w:t xml:space="preserve"> The fast SQLite test database hid two MySQL differences (D05, D06); running the Core tests on MySQL 8 in CI caught the second one immediately. Likewise the Newman run in CI found a same-second ordering bug (D09) that never appeared on a slower local machine.</w:t>
+      </w:r>
+    </w:p>
+    <w:p>
+      <w:pPr>
+        <w:pStyle w:val="ListParagraph"/>
+        <w:numPr>
+          <w:ilvl w:val="0"/>
+          <w:numId w:val="2"/>
+        </w:numPr>
+        <w:spacing w:after="60"/>
+      </w:pPr>
+      <w:r>
+        <w:rPr>
+          <w:b/>
+          <w:bCs/>
+        </w:rPr>
+        <w:t xml:space="preserve">Writing the API contract first let the work run in parallel.</w:t>
+      </w:r>
+      <w:r>
+        <w:t xml:space="preserve"> All frontend screens were built against </w:t>
+      </w:r>
+      <w:r>
+        <w:rPr>
+          <w:rFonts w:ascii="Consolas" w:cs="Consolas" w:eastAsia="Consolas" w:hAnsi="Consolas"/>
+        </w:rPr>
+        <w:t xml:space="preserve">docs/openapi.yaml</w:t>
+      </w:r>
+      <w:r>
+        <w:t xml:space="preserve"> before most backend modules existed, and the Postman collection, OpenAPI file and SIA document were kept in step with each change.</w:t>
+      </w:r>
+    </w:p>
+    <w:p>
+      <w:pPr>
+        <w:pStyle w:val="ListParagraph"/>
+        <w:numPr>
+          <w:ilvl w:val="0"/>
+          <w:numId w:val="2"/>
+        </w:numPr>
+        <w:spacing w:after="60"/>
+      </w:pPr>
+      <w:r>
+        <w:rPr>
+          <w:b/>
+          <w:bCs/>
+        </w:rPr>
+        <w:t xml:space="preserve">Automated accessibility checks are necessary but not enough.</w:t>
+      </w:r>
+      <w:r>
+        <w:t xml:space="preserve"> axe reported no violations, yet scripted keyboard, focus and reflow checks still found problems (focus lost after an action, cards overflowing at 200% text and 320 px); a screen-reader walkthrough with NVDA remains the final check.</w:t>
+      </w:r>
+    </w:p>
+    <w:p>
+      <w:pPr>
+        <w:pStyle w:val="ListParagraph"/>
+        <w:numPr>
+          <w:ilvl w:val="0"/>
+          <w:numId w:val="2"/>
+        </w:numPr>
+        <w:spacing w:after="60"/>
+      </w:pPr>
+      <w:r>
+        <w:rPr>
+          <w:b/>
+          <w:bCs/>
+        </w:rPr>
+        <w:t xml:space="preserve">Security problems can hide in behaviour, not code.</w:t>
+      </w:r>
+      <w:r>
+        <w:t xml:space="preserve"> The forgot-password endpoint gave the same message for every email but answered faster for unknown ones (D10); only measuring the response time showed that it revealed who has an account.</w:t>
       </w:r>
     </w:p>
     <w:p>

--- a/docs/OpenDoor_SIA1_Final_Project_Documentation.docx
+++ b/docs/OpenDoor_SIA1_Final_Project_Documentation.docx
@@ -391,9 +391,8 @@
               <w:rPr>
                 <w:sz w:val="18"/>
                 <w:szCs w:val="18"/>
-                <w:highlight w:val="yellow"/>
-              </w:rPr>
-              <w:t xml:space="preserve">[Enter section]</w:t>
+              </w:rPr>
+              <w:t xml:space="preserve">IT31S1</w:t>
             </w:r>
           </w:p>
         </w:tc>
@@ -455,9 +454,8 @@
               <w:rPr>
                 <w:sz w:val="18"/>
                 <w:szCs w:val="18"/>
-                <w:highlight w:val="yellow"/>
-              </w:rPr>
-              <w:t xml:space="preserve">[Enter instructor name]</w:t>
+              </w:rPr>
+              <w:t xml:space="preserve">Ms. Justine Neypes</w:t>
             </w:r>
           </w:p>
         </w:tc>
@@ -519,9 +517,8 @@
               <w:rPr>
                 <w:sz w:val="18"/>
                 <w:szCs w:val="18"/>
-                <w:highlight w:val="yellow"/>
-              </w:rPr>
-              <w:t xml:space="preserve">[Enter group name or number]</w:t>
+              </w:rPr>
+              <w:t xml:space="preserve">Group 3 – ICARUS</w:t>
             </w:r>
           </w:p>
         </w:tc>
@@ -583,9 +580,8 @@
               <w:rPr>
                 <w:sz w:val="18"/>
                 <w:szCs w:val="18"/>
-                <w:highlight w:val="yellow"/>
-              </w:rPr>
-              <w:t xml:space="preserve">[Month Day, Year]</w:t>
+              </w:rPr>
+              <w:t xml:space="preserve">October 19, 2026</w:t>
             </w:r>
           </w:p>
         </w:tc>
@@ -750,9 +746,8 @@
               <w:rPr>
                 <w:sz w:val="18"/>
                 <w:szCs w:val="18"/>
-                <w:highlight w:val="yellow"/>
-              </w:rPr>
-              <w:t xml:space="preserve">[Name]</w:t>
+              </w:rPr>
+              <w:t xml:space="preserve">Beronilla, Jianina</w:t>
             </w:r>
           </w:p>
         </w:tc>
@@ -810,8 +805,9 @@
               <w:rPr>
                 <w:sz w:val="18"/>
                 <w:szCs w:val="18"/>
-              </w:rPr>
-              <w:t xml:space="preserve">Project lead and integration architect – API gateway, service contracts, CI/CD</w:t>
+                <w:highlight w:val="yellow"/>
+              </w:rPr>
+              <w:t xml:space="preserve">[Role]</w:t>
             </w:r>
           </w:p>
         </w:tc>
@@ -820,6 +816,35 @@
         <w:tc>
           <w:tcPr>
             <w:tcW w:type="dxa" w:w="3000"/>
+            <w:tcBorders>
+              <w:top w:val="single" w:color="7F7F7F" w:sz="4"/>
+              <w:left w:val="single" w:color="7F7F7F" w:sz="4"/>
+              <w:bottom w:val="single" w:color="7F7F7F" w:sz="4"/>
+              <w:right w:val="single" w:color="7F7F7F" w:sz="4"/>
+            </w:tcBorders>
+            <w:tcMar>
+              <w:top w:type="dxa" w:w="60"/>
+              <w:left w:type="dxa" w:w="100"/>
+              <w:bottom w:type="dxa" w:w="60"/>
+              <w:right w:type="dxa" w:w="100"/>
+            </w:tcMar>
+          </w:tcPr>
+          <w:p>
+            <w:pPr>
+              <w:spacing w:after="20"/>
+            </w:pPr>
+            <w:r>
+              <w:rPr>
+                <w:sz w:val="18"/>
+                <w:szCs w:val="18"/>
+              </w:rPr>
+              <w:t xml:space="preserve">Crisologo, Angellana</w:t>
+            </w:r>
+          </w:p>
+        </w:tc>
+        <w:tc>
+          <w:tcPr>
+            <w:tcW w:type="dxa" w:w="2200"/>
             <w:tcBorders>
               <w:top w:val="single" w:color="7F7F7F" w:sz="4"/>
               <w:left w:val="single" w:color="7F7F7F" w:sz="4"/>
@@ -843,13 +868,13 @@
                 <w:szCs w:val="18"/>
                 <w:highlight w:val="yellow"/>
               </w:rPr>
-              <w:t xml:space="preserve">[Name]</w:t>
-            </w:r>
-          </w:p>
-        </w:tc>
-        <w:tc>
-          <w:tcPr>
-            <w:tcW w:type="dxa" w:w="2200"/>
+              <w:t xml:space="preserve">[Student No.]</w:t>
+            </w:r>
+          </w:p>
+        </w:tc>
+        <w:tc>
+          <w:tcPr>
+            <w:tcW w:type="dxa" w:w="4880"/>
             <w:tcBorders>
               <w:top w:val="single" w:color="7F7F7F" w:sz="4"/>
               <w:left w:val="single" w:color="7F7F7F" w:sz="4"/>
@@ -873,13 +898,15 @@
                 <w:szCs w:val="18"/>
                 <w:highlight w:val="yellow"/>
               </w:rPr>
-              <w:t xml:space="preserve">[Student No.]</w:t>
-            </w:r>
-          </w:p>
-        </w:tc>
-        <w:tc>
-          <w:tcPr>
-            <w:tcW w:type="dxa" w:w="4880"/>
+              <w:t xml:space="preserve">[Role]</w:t>
+            </w:r>
+          </w:p>
+        </w:tc>
+      </w:tr>
+      <w:tr>
+        <w:tc>
+          <w:tcPr>
+            <w:tcW w:type="dxa" w:w="3000"/>
             <w:tcBorders>
               <w:top w:val="single" w:color="7F7F7F" w:sz="4"/>
               <w:left w:val="single" w:color="7F7F7F" w:sz="4"/>
@@ -902,15 +929,13 @@
                 <w:sz w:val="18"/>
                 <w:szCs w:val="18"/>
               </w:rPr>
-              <w:t xml:space="preserve">Core Service developer – Laravel API, MySQL schema, matching and trust score</w:t>
-            </w:r>
-          </w:p>
-        </w:tc>
-      </w:tr>
-      <w:tr>
-        <w:tc>
-          <w:tcPr>
-            <w:tcW w:type="dxa" w:w="3000"/>
+              <w:t xml:space="preserve">Ruzgal, Francis Aaron</w:t>
+            </w:r>
+          </w:p>
+        </w:tc>
+        <w:tc>
+          <w:tcPr>
+            <w:tcW w:type="dxa" w:w="2200"/>
             <w:tcBorders>
               <w:top w:val="single" w:color="7F7F7F" w:sz="4"/>
               <w:left w:val="single" w:color="7F7F7F" w:sz="4"/>
@@ -934,13 +959,13 @@
                 <w:szCs w:val="18"/>
                 <w:highlight w:val="yellow"/>
               </w:rPr>
-              <w:t xml:space="preserve">[Name]</w:t>
-            </w:r>
-          </w:p>
-        </w:tc>
-        <w:tc>
-          <w:tcPr>
-            <w:tcW w:type="dxa" w:w="2200"/>
+              <w:t xml:space="preserve">[Student No.]</w:t>
+            </w:r>
+          </w:p>
+        </w:tc>
+        <w:tc>
+          <w:tcPr>
+            <w:tcW w:type="dxa" w:w="4880"/>
             <w:tcBorders>
               <w:top w:val="single" w:color="7F7F7F" w:sz="4"/>
               <w:left w:val="single" w:color="7F7F7F" w:sz="4"/>
@@ -964,13 +989,15 @@
                 <w:szCs w:val="18"/>
                 <w:highlight w:val="yellow"/>
               </w:rPr>
-              <w:t xml:space="preserve">[Student No.]</w:t>
-            </w:r>
-          </w:p>
-        </w:tc>
-        <w:tc>
-          <w:tcPr>
-            <w:tcW w:type="dxa" w:w="4880"/>
+              <w:t xml:space="preserve">[Role]</w:t>
+            </w:r>
+          </w:p>
+        </w:tc>
+      </w:tr>
+      <w:tr>
+        <w:tc>
+          <w:tcPr>
+            <w:tcW w:type="dxa" w:w="3000"/>
             <w:tcBorders>
               <w:top w:val="single" w:color="7F7F7F" w:sz="4"/>
               <w:left w:val="single" w:color="7F7F7F" w:sz="4"/>
@@ -993,15 +1020,13 @@
                 <w:sz w:val="18"/>
                 <w:szCs w:val="18"/>
               </w:rPr>
-              <w:t xml:space="preserve">Integration developer – Accessibility Insights mashup and SOAP Business Registry</w:t>
-            </w:r>
-          </w:p>
-        </w:tc>
-      </w:tr>
-      <w:tr>
-        <w:tc>
-          <w:tcPr>
-            <w:tcW w:type="dxa" w:w="3000"/>
+              <w:t xml:space="preserve">Siochi, Onekhyle</w:t>
+            </w:r>
+          </w:p>
+        </w:tc>
+        <w:tc>
+          <w:tcPr>
+            <w:tcW w:type="dxa" w:w="2200"/>
             <w:tcBorders>
               <w:top w:val="single" w:color="7F7F7F" w:sz="4"/>
               <w:left w:val="single" w:color="7F7F7F" w:sz="4"/>
@@ -1025,13 +1050,13 @@
                 <w:szCs w:val="18"/>
                 <w:highlight w:val="yellow"/>
               </w:rPr>
-              <w:t xml:space="preserve">[Name]</w:t>
-            </w:r>
-          </w:p>
-        </w:tc>
-        <w:tc>
-          <w:tcPr>
-            <w:tcW w:type="dxa" w:w="2200"/>
+              <w:t xml:space="preserve">[Student No.]</w:t>
+            </w:r>
+          </w:p>
+        </w:tc>
+        <w:tc>
+          <w:tcPr>
+            <w:tcW w:type="dxa" w:w="4880"/>
             <w:tcBorders>
               <w:top w:val="single" w:color="7F7F7F" w:sz="4"/>
               <w:left w:val="single" w:color="7F7F7F" w:sz="4"/>
@@ -1055,13 +1080,15 @@
                 <w:szCs w:val="18"/>
                 <w:highlight w:val="yellow"/>
               </w:rPr>
-              <w:t xml:space="preserve">[Student No.]</w:t>
-            </w:r>
-          </w:p>
-        </w:tc>
-        <w:tc>
-          <w:tcPr>
-            <w:tcW w:type="dxa" w:w="4880"/>
+              <w:t xml:space="preserve">[Role]</w:t>
+            </w:r>
+          </w:p>
+        </w:tc>
+      </w:tr>
+      <w:tr>
+        <w:tc>
+          <w:tcPr>
+            <w:tcW w:type="dxa" w:w="3000"/>
             <w:tcBorders>
               <w:top w:val="single" w:color="7F7F7F" w:sz="4"/>
               <w:left w:val="single" w:color="7F7F7F" w:sz="4"/>
@@ -1084,15 +1111,13 @@
                 <w:sz w:val="18"/>
                 <w:szCs w:val="18"/>
               </w:rPr>
-              <w:t xml:space="preserve">Frontend developer – React SPA, accessibility (WCAG 2.1 AA)</w:t>
-            </w:r>
-          </w:p>
-        </w:tc>
-      </w:tr>
-      <w:tr>
-        <w:tc>
-          <w:tcPr>
-            <w:tcW w:type="dxa" w:w="3000"/>
+              <w:t xml:space="preserve">Su, Alfred G.</w:t>
+            </w:r>
+          </w:p>
+        </w:tc>
+        <w:tc>
+          <w:tcPr>
+            <w:tcW w:type="dxa" w:w="2200"/>
             <w:tcBorders>
               <w:top w:val="single" w:color="7F7F7F" w:sz="4"/>
               <w:left w:val="single" w:color="7F7F7F" w:sz="4"/>
@@ -1116,13 +1141,13 @@
                 <w:szCs w:val="18"/>
                 <w:highlight w:val="yellow"/>
               </w:rPr>
-              <w:t xml:space="preserve">[Name]</w:t>
-            </w:r>
-          </w:p>
-        </w:tc>
-        <w:tc>
-          <w:tcPr>
-            <w:tcW w:type="dxa" w:w="2200"/>
+              <w:t xml:space="preserve">[Student No.]</w:t>
+            </w:r>
+          </w:p>
+        </w:tc>
+        <w:tc>
+          <w:tcPr>
+            <w:tcW w:type="dxa" w:w="4880"/>
             <w:tcBorders>
               <w:top w:val="single" w:color="7F7F7F" w:sz="4"/>
               <w:left w:val="single" w:color="7F7F7F" w:sz="4"/>
@@ -1146,36 +1171,7 @@
                 <w:szCs w:val="18"/>
                 <w:highlight w:val="yellow"/>
               </w:rPr>
-              <w:t xml:space="preserve">[Student No.]</w:t>
-            </w:r>
-          </w:p>
-        </w:tc>
-        <w:tc>
-          <w:tcPr>
-            <w:tcW w:type="dxa" w:w="4880"/>
-            <w:tcBorders>
-              <w:top w:val="single" w:color="7F7F7F" w:sz="4"/>
-              <w:left w:val="single" w:color="7F7F7F" w:sz="4"/>
-              <w:bottom w:val="single" w:color="7F7F7F" w:sz="4"/>
-              <w:right w:val="single" w:color="7F7F7F" w:sz="4"/>
-            </w:tcBorders>
-            <w:tcMar>
-              <w:top w:type="dxa" w:w="60"/>
-              <w:left w:type="dxa" w:w="100"/>
-              <w:bottom w:type="dxa" w:w="60"/>
-              <w:right w:type="dxa" w:w="100"/>
-            </w:tcMar>
-          </w:tcPr>
-          <w:p>
-            <w:pPr>
-              <w:spacing w:after="20"/>
-            </w:pPr>
-            <w:r>
-              <w:rPr>
-                <w:sz w:val="18"/>
-                <w:szCs w:val="18"/>
-              </w:rPr>
-              <w:t xml:space="preserve">QA and DevOps – Postman/Newman, JMeter, cloud deployment, documentation</w:t>
+              <w:t xml:space="preserve">[Role]</w:t>
             </w:r>
           </w:p>
         </w:tc>
@@ -1198,7 +1194,7 @@
           <w:sz w:val="18"/>
           <w:szCs w:val="18"/>
         </w:rPr>
-        <w:t xml:space="preserve">Note: the role split above is a suggested division of the five integration workstreams. Adjust it to match the actual group.</w:t>
+        <w:t xml:space="preserve">Suggested division of the five integration workstreams, one per member: project lead and integration architect – API gateway, service contracts, CI/CD; Core Service developer – Laravel API, MySQL schema, matching and trust score; integration developer – Accessibility Insights mashup and SOAP Business Registry; frontend developer – React SPA, accessibility (WCAG 2.1 AA); QA and DevOps – Postman/Newman, JMeter, cloud deployment, documentation.</w:t>
       </w:r>
     </w:p>
     <w:p>
@@ -1628,9 +1624,8 @@
               <w:rPr>
                 <w:sz w:val="18"/>
                 <w:szCs w:val="18"/>
-                <w:highlight w:val="yellow"/>
-              </w:rPr>
-              <w:t xml:space="preserve">[Insert date]</w:t>
+              </w:rPr>
+              <w:t xml:space="preserve">October 19, 2026</w:t>
             </w:r>
           </w:p>
         </w:tc>

--- a/docs/OpenDoor_SIA1_Final_Project_Documentation.docx
+++ b/docs/OpenDoor_SIA1_Final_Project_Documentation.docx
@@ -1476,30 +1476,7 @@
                 <w:sz w:val="18"/>
                 <w:szCs w:val="18"/>
               </w:rPr>
-              <w:t xml:space="preserve">Frontend: </w:t>
-            </w:r>
-            <w:r>
-              <w:rPr>
-                <w:sz w:val="18"/>
-                <w:szCs w:val="18"/>
-                <w:highlight w:val="yellow"/>
-              </w:rPr>
-              <w:t xml:space="preserve">[https://opendoor.vercel.app]</w:t>
-            </w:r>
-            <w:r>
-              <w:rPr>
-                <w:sz w:val="18"/>
-                <w:szCs w:val="18"/>
-              </w:rPr>
-              <w:t xml:space="preserve">  ·  API Gateway: </w:t>
-            </w:r>
-            <w:r>
-              <w:rPr>
-                <w:sz w:val="18"/>
-                <w:szCs w:val="18"/>
-                <w:highlight w:val="yellow"/>
-              </w:rPr>
-              <w:t xml:space="preserve">[https://opendoor-gateway.up.railway.app/api]</w:t>
+              <w:t xml:space="preserve">Frontend: https://opendoor-rust.vercel.app  ·  API Gateway: https://gateway-production-4e58.up.railway.app/api</w:t>
             </w:r>
           </w:p>
         </w:tc>
@@ -1791,7 +1768,7 @@
         <w:spacing w:after="120" w:line="276"/>
       </w:pPr>
       <w:r>
-        <w:t xml:space="preserve">All services are deployed to the cloud: the React app on Vercel and the gateway, services and MySQL on Railway, with only the gateway exposed publicly and the other services on a private network. GitHub Actions runs linting, unit and feature tests, React builds and a Newman (Postman) API test run on every pull request, and the Vercel and Railway GitHub integrations deploy the main branch. Quality is verified through a Postman collection with assertions on status codes, identifiers, business values and application error codes, and through an Apache JMeter load test of the matching endpoint. In the final CI run all 16 planned integration tests passed (933 Newman assertions, 0 failures), together with 672 unit and feature tests, 39 registry checks and an axe check with no WCAG 2.1 A/AA violations on 33 pages. The outcome is a deployed, accessible platform in which integration – not a single database – lets PWDs find jobs that fit their needs and lets the community hold employers to their accommodation promises.</w:t>
+        <w:t xml:space="preserve">All services are deployed to the cloud: the React app on Vercel (https://opendoor-rust.vercel.app) and the gateway, services and MySQL on Railway in the Singapore region, with only the gateway exposed publicly (https://gateway-production-4e58.up.railway.app) and the other services on a private network. GitHub Actions runs linting, unit and feature tests, React builds and a Newman (Postman) API test run on every push and pull request, and the Vercel and Railway GitHub integrations deploy the main branch. Quality is verified through a Postman collection with assertions on status codes, identifiers, business values and application error codes, and through an Apache JMeter load test of the matching endpoint. In the final CI run all 16 planned integration tests passed (933 Newman assertions, 0 failures), together with 672 unit and feature tests, 39 registry checks and an axe check with no WCAG 2.1 A/AA violations on 33 pages. On the deployed system a read-only Newman smoke run passed (389 assertions, 0 failures), and JMeter measured a P95 of 748 ms with 50 users active at the same time and no errors – within the 1,500 ms target. The outcome is a deployed, accessible platform in which integration – not a single database – lets PWDs find jobs that fit their needs and lets the community hold employers to their accommodation promises.</w:t>
       </w:r>
     </w:p>
     <w:p>
@@ -1807,7 +1784,7 @@
           <w:szCs w:val="18"/>
           <w:highlight w:val="yellow"/>
         </w:rPr>
-        <w:t xml:space="preserve">[Add the JMeter P95 and error rate at 50 users (production run) and the mean SUS score to the final paragraph once measured.]</w:t>
+        <w:t xml:space="preserve">[Add the mean SUS score to the final paragraph once measured.]</w:t>
       </w:r>
     </w:p>
     <w:p>
@@ -2193,7 +2170,7 @@
         <w:spacing w:after="60"/>
       </w:pPr>
       <w:r>
-        <w:t xml:space="preserve">Public area, Candidate, Employer and Admin portals in one React application (13 functional modules, M1–M13, as defined in the OpenDoor Modules and Features Specification), with display settings (text size, high contrast, reduced motion), Read aloud and Voice input.</w:t>
+        <w:t xml:space="preserve">Public area, Candidate, Employer and Admin portals in one React application (13 functional modules, M1–M13, as defined in the OpenDoor Modules and Features Specification), with display settings (text size, high contrast, reduced motion), Read aloud and Voice input, and onboarding for first-time job seekers and employers (a three-step welcome tour and a "Get started" checklist on the dashboard).</w:t>
       </w:r>
     </w:p>
     <w:p>
@@ -2219,7 +2196,7 @@
         <w:spacing w:after="60"/>
       </w:pPr>
       <w:r>
-        <w:t xml:space="preserve">Core Service (Laravel 13 + MySQL 8): authentication and roles with password reset by email, candidate and company profiles, job postings with structured accommodations, search/filter/matching, saved jobs, application workflow, feedback and trust score, dashboards, in-app and email notifications, account display settings, moderation, master data.</w:t>
+        <w:t xml:space="preserve">Core Service (Laravel 13 + MySQL 8): authentication and roles with password reset by email, candidate and company profiles, job postings with structured accommodations, search/filter/matching, saved jobs, application workflow, feedback and trust score, dashboards, in-app and email notifications, account display settings and onboarding state, moderation, master data.</w:t>
       </w:r>
     </w:p>
     <w:p>
@@ -2350,7 +2327,7 @@
         <w:spacing w:after="60"/>
       </w:pPr>
       <w:r>
-        <w:t xml:space="preserve">All 13 modules were delivered, including the "Could have" saved jobs (M12) and display settings and email notifications (M13). Emails are sent through a mail provider chosen at deployment; during development they are written to the Core Service log. No mobile app, payments, or video interviews are included.</w:t>
+        <w:t xml:space="preserve">All 13 modules were delivered, including the "Could have" saved jobs (M12) and display settings and email notifications (M13). In production, emails are sent through Brevo's HTTPS API (Railway blocks outbound SMTP on its trial and hobby plans); during development they are written to the Core Service log. Onboarding (welcome tour and "Get started" checklist) was added after the original module list. No mobile app, payments, or video interviews are included.</w:t>
       </w:r>
     </w:p>
     <w:p>
@@ -2376,7 +2353,7 @@
         <w:spacing w:after="60"/>
       </w:pPr>
       <w:r>
-        <w:t xml:space="preserve">Free-tier/hobby cloud plans may sleep when idle and are not sized for production traffic.</w:t>
+        <w:t xml:space="preserve">The deployment runs on Railway's Free Trial (a one-time US$5 credit for 30 days, at most five services per project, 1 GB RAM and shared vCPU per service) and Vercel's Hobby plan, which are not sized for production traffic (Section 7.3).</w:t>
       </w:r>
     </w:p>
     <w:p>
@@ -4538,7 +4515,7 @@
                 <w:sz w:val="18"/>
                 <w:szCs w:val="18"/>
               </w:rPr>
-              <w:t xml:space="preserve">Vercel (client) + Railway (gateway, services, MySQL) with private networking</w:t>
+              <w:t xml:space="preserve">Vercel (client) + Railway (gateway, services, MySQL) with private networking, in Railway's Singapore region on the Free Trial</w:t>
             </w:r>
           </w:p>
         </w:tc>
@@ -4582,7 +4559,7 @@
                 <w:sz w:val="18"/>
                 <w:szCs w:val="18"/>
               </w:rPr>
-              <w:t xml:space="preserve">); Vercel is optimized for static SPAs.</w:t>
+              <w:t xml:space="preserve">); Vercel is optimized for static SPAs. Singapore is the region closest to the Philippines. The trial allows five services, so the Laravel scheduler runs inside the Core container instead of as a separate service, and email goes through an HTTPS API because the trial blocks SMTP.</w:t>
             </w:r>
           </w:p>
         </w:tc>
@@ -4845,7 +4822,7 @@
                 <w:sz w:val="16"/>
                 <w:szCs w:val="16"/>
               </w:rPr>
-              <w:t xml:space="preserve">Public area and Candidate, Employer and Admin portals; accessible UI with display settings, Read aloud and Voice input; calls the gateway only</w:t>
+              <w:t xml:space="preserve">Public area and Candidate, Employer and Admin portals; accessible UI with display settings, Read aloud, Voice input and onboarding for first-time users; calls the gateway only</w:t>
             </w:r>
           </w:p>
         </w:tc>
@@ -4903,22 +4880,7 @@
                 <w:sz w:val="16"/>
                 <w:szCs w:val="16"/>
               </w:rPr>
-              <w:t xml:space="preserve">Vercel: </w:t>
-            </w:r>
-            <w:r>
-              <w:rPr>
-                <w:sz w:val="16"/>
-                <w:szCs w:val="16"/>
-                <w:highlight w:val="yellow"/>
-              </w:rPr>
-              <w:t xml:space="preserve">[https://opendoor.vercel.app]</w:t>
-            </w:r>
-            <w:r>
-              <w:rPr>
-                <w:sz w:val="16"/>
-                <w:szCs w:val="16"/>
-              </w:rPr>
-              <w:t xml:space="preserve"> (dev :5173)</w:t>
+              <w:t xml:space="preserve">Vercel: https://opendoor-rust.vercel.app (dev :5173)</w:t>
             </w:r>
           </w:p>
         </w:tc>
@@ -5065,22 +5027,7 @@
                 <w:sz w:val="16"/>
                 <w:szCs w:val="16"/>
               </w:rPr>
-              <w:t xml:space="preserve">Public: </w:t>
-            </w:r>
-            <w:r>
-              <w:rPr>
-                <w:sz w:val="16"/>
-                <w:szCs w:val="16"/>
-                <w:highlight w:val="yellow"/>
-              </w:rPr>
-              <w:t xml:space="preserve">[https://opendoor-gateway.up.railway.app]</w:t>
-            </w:r>
-            <w:r>
-              <w:rPr>
-                <w:sz w:val="16"/>
-                <w:szCs w:val="16"/>
-              </w:rPr>
-              <w:t xml:space="preserve"> (dev :8080)</w:t>
+              <w:t xml:space="preserve">Public: https://gateway-production-4e58.up.railway.app (dev :8080)</w:t>
             </w:r>
           </w:p>
         </w:tc>
@@ -5169,7 +5116,7 @@
                 <w:sz w:val="16"/>
                 <w:szCs w:val="16"/>
               </w:rPr>
-              <w:t xml:space="preserve">Auth and roles, password reset, profiles, postings, matching, saved jobs, applications and status workflow, feedback and trust score, dashboards, in-app and email notifications, moderation, master data; scheduled jobs (close expired postings, rating reminders, queued reset emails)</w:t>
+              <w:t xml:space="preserve">Auth and roles, password reset, profiles, postings, matching, saved jobs, applications and status workflow, feedback and trust score, dashboards, in-app and email notifications, moderation, master data, onboarding state; scheduled jobs (close expired postings, rating reminders, queued reset emails) run by the scheduler in the same container</w:t>
             </w:r>
           </w:p>
         </w:tc>
@@ -5256,7 +5203,7 @@
                 <w:sz w:val="16"/>
                 <w:szCs w:val="16"/>
               </w:rPr>
-              <w:t xml:space="preserve">MySQL opendoor_core, Business Registry Service, email provider</w:t>
+              <w:t xml:space="preserve">MySQL opendoor_core, Business Registry Service, Brevo (email)</w:t>
             </w:r>
           </w:p>
         </w:tc>
@@ -5374,7 +5321,7 @@
                 <w:sz w:val="16"/>
                 <w:szCs w:val="16"/>
               </w:rPr>
-              <w:t xml:space="preserve">insights.railway.internal:8002 (dev :8002)</w:t>
+              <w:t xml:space="preserve">insights-service.railway.internal:8002 (dev :8002)</w:t>
             </w:r>
           </w:p>
         </w:tc>
@@ -5536,7 +5483,7 @@
                 <w:sz w:val="16"/>
                 <w:szCs w:val="16"/>
               </w:rPr>
-              <w:t xml:space="preserve">registry.railway.internal:8003/soap, WSDL at /soap?wsdl (dev :8003)</w:t>
+              <w:t xml:space="preserve">business-registry-soap.railway.internal:8003/soap, WSDL at /soap?wsdl (dev :8003)</w:t>
             </w:r>
           </w:p>
         </w:tc>
@@ -6346,7 +6293,7 @@
                 <w:sz w:val="16"/>
                 <w:szCs w:val="16"/>
               </w:rPr>
-              <w:t xml:space="preserve">Email provider (external)</w:t>
+              <w:t xml:space="preserve">Brevo (external email)</w:t>
             </w:r>
           </w:p>
         </w:tc>
@@ -6404,7 +6351,22 @@
                 <w:sz w:val="16"/>
                 <w:szCs w:val="16"/>
               </w:rPr>
-              <w:t xml:space="preserve">SMTP (provider chosen at deployment; </w:t>
+              <w:t xml:space="preserve">Transactional email HTTPS API through Symfony's Brevo mailer (</w:t>
+            </w:r>
+            <w:r>
+              <w:rPr>
+                <w:rFonts w:ascii="Consolas" w:cs="Consolas" w:eastAsia="Consolas" w:hAnsi="Consolas"/>
+                <w:sz w:val="16"/>
+                <w:szCs w:val="16"/>
+              </w:rPr>
+              <w:t xml:space="preserve">MAIL_MAILER=brevo</w:t>
+            </w:r>
+            <w:r>
+              <w:rPr>
+                <w:sz w:val="16"/>
+                <w:szCs w:val="16"/>
+              </w:rPr>
+              <w:t xml:space="preserve">); </w:t>
             </w:r>
             <w:r>
               <w:rPr>
@@ -6419,7 +6381,7 @@
                 <w:sz w:val="16"/>
                 <w:szCs w:val="16"/>
               </w:rPr>
-              <w:t xml:space="preserve"> mailer in development)</w:t>
+              <w:t xml:space="preserve"> mailer in development</w:t>
             </w:r>
           </w:p>
         </w:tc>
@@ -6445,18 +6407,40 @@
             </w:pPr>
             <w:r>
               <w:rPr>
-                <w:rFonts w:ascii="Consolas" w:cs="Consolas" w:eastAsia="Consolas" w:hAnsi="Consolas"/>
-                <w:sz w:val="16"/>
-                <w:szCs w:val="16"/>
-              </w:rPr>
-              <w:t xml:space="preserve">MAIL_*</w:t>
-            </w:r>
-            <w:r>
-              <w:rPr>
-                <w:sz w:val="16"/>
-                <w:szCs w:val="16"/>
-              </w:rPr>
-              <w:t xml:space="preserve"> settings of the Core Service</w:t>
+                <w:sz w:val="16"/>
+                <w:szCs w:val="16"/>
+              </w:rPr>
+              <w:t xml:space="preserve">https://api.brevo.com/v3/smtp/email (</w:t>
+            </w:r>
+            <w:r>
+              <w:rPr>
+                <w:rFonts w:ascii="Consolas" w:cs="Consolas" w:eastAsia="Consolas" w:hAnsi="Consolas"/>
+                <w:sz w:val="16"/>
+                <w:szCs w:val="16"/>
+              </w:rPr>
+              <w:t xml:space="preserve">BREVO_API_KEY</w:t>
+            </w:r>
+            <w:r>
+              <w:rPr>
+                <w:sz w:val="16"/>
+                <w:szCs w:val="16"/>
+              </w:rPr>
+              <w:t xml:space="preserve">, verified sender in </w:t>
+            </w:r>
+            <w:r>
+              <w:rPr>
+                <w:rFonts w:ascii="Consolas" w:cs="Consolas" w:eastAsia="Consolas" w:hAnsi="Consolas"/>
+                <w:sz w:val="16"/>
+                <w:szCs w:val="16"/>
+              </w:rPr>
+              <w:t xml:space="preserve">MAIL_FROM_ADDRESS</w:t>
+            </w:r>
+            <w:r>
+              <w:rPr>
+                <w:sz w:val="16"/>
+                <w:szCs w:val="16"/>
+              </w:rPr>
+              <w:t xml:space="preserve">)</w:t>
             </w:r>
           </w:p>
         </w:tc>
@@ -7674,6 +7658,153 @@
                 <w:sz w:val="16"/>
                 <w:szCs w:val="16"/>
               </w:rPr>
+              <w:t xml:space="preserve">PATCH</w:t>
+            </w:r>
+          </w:p>
+        </w:tc>
+        <w:tc>
+          <w:tcPr>
+            <w:tcW w:type="dxa" w:w="2700"/>
+            <w:tcBorders>
+              <w:top w:val="single" w:color="7F7F7F" w:sz="4"/>
+              <w:left w:val="single" w:color="7F7F7F" w:sz="4"/>
+              <w:bottom w:val="single" w:color="7F7F7F" w:sz="4"/>
+              <w:right w:val="single" w:color="7F7F7F" w:sz="4"/>
+            </w:tcBorders>
+            <w:tcMar>
+              <w:top w:type="dxa" w:w="60"/>
+              <w:left w:type="dxa" w:w="100"/>
+              <w:bottom w:type="dxa" w:w="60"/>
+              <w:right w:type="dxa" w:w="100"/>
+            </w:tcMar>
+          </w:tcPr>
+          <w:p>
+            <w:pPr>
+              <w:spacing w:after="20"/>
+            </w:pPr>
+            <w:r>
+              <w:rPr>
+                <w:sz w:val="16"/>
+                <w:szCs w:val="16"/>
+              </w:rPr>
+              <w:t xml:space="preserve">/api/me/onboarding</w:t>
+            </w:r>
+          </w:p>
+        </w:tc>
+        <w:tc>
+          <w:tcPr>
+            <w:tcW w:type="dxa" w:w="2280"/>
+            <w:tcBorders>
+              <w:top w:val="single" w:color="7F7F7F" w:sz="4"/>
+              <w:left w:val="single" w:color="7F7F7F" w:sz="4"/>
+              <w:bottom w:val="single" w:color="7F7F7F" w:sz="4"/>
+              <w:right w:val="single" w:color="7F7F7F" w:sz="4"/>
+            </w:tcBorders>
+            <w:tcMar>
+              <w:top w:type="dxa" w:w="60"/>
+              <w:left w:type="dxa" w:w="100"/>
+              <w:bottom w:type="dxa" w:w="60"/>
+              <w:right w:type="dxa" w:w="100"/>
+            </w:tcMar>
+          </w:tcPr>
+          <w:p>
+            <w:pPr>
+              <w:spacing w:after="20"/>
+            </w:pPr>
+            <w:r>
+              <w:rPr>
+                <w:sz w:val="16"/>
+                <w:szCs w:val="16"/>
+              </w:rPr>
+              <w:t xml:space="preserve">Onboarding of job seekers and employers: welcome tour finished or skipped; "Get started" list hidden or shown again</w:t>
+            </w:r>
+          </w:p>
+        </w:tc>
+        <w:tc>
+          <w:tcPr>
+            <w:tcW w:type="dxa" w:w="2900"/>
+            <w:tcBorders>
+              <w:top w:val="single" w:color="7F7F7F" w:sz="4"/>
+              <w:left w:val="single" w:color="7F7F7F" w:sz="4"/>
+              <w:bottom w:val="single" w:color="7F7F7F" w:sz="4"/>
+              <w:right w:val="single" w:color="7F7F7F" w:sz="4"/>
+            </w:tcBorders>
+            <w:tcMar>
+              <w:top w:type="dxa" w:w="60"/>
+              <w:left w:type="dxa" w:w="100"/>
+              <w:bottom w:type="dxa" w:w="60"/>
+              <w:right w:type="dxa" w:w="100"/>
+            </w:tcMar>
+          </w:tcPr>
+          <w:p>
+            <w:pPr>
+              <w:spacing w:after="20"/>
+            </w:pPr>
+            <w:r>
+              <w:rPr>
+                <w:sz w:val="16"/>
+                <w:szCs w:val="16"/>
+              </w:rPr>
+              <w:t xml:space="preserve">{tour_done?, checklist_hidden?} (at least one) → 200 {tour_done, checklist_hidden}; administrators 403</w:t>
+            </w:r>
+          </w:p>
+        </w:tc>
+      </w:tr>
+      <w:tr>
+        <w:tc>
+          <w:tcPr>
+            <w:tcW w:type="dxa" w:w="1250"/>
+            <w:tcBorders>
+              <w:top w:val="single" w:color="7F7F7F" w:sz="4"/>
+              <w:left w:val="single" w:color="7F7F7F" w:sz="4"/>
+              <w:bottom w:val="single" w:color="7F7F7F" w:sz="4"/>
+              <w:right w:val="single" w:color="7F7F7F" w:sz="4"/>
+            </w:tcBorders>
+            <w:tcMar>
+              <w:top w:type="dxa" w:w="60"/>
+              <w:left w:type="dxa" w:w="100"/>
+              <w:bottom w:type="dxa" w:w="60"/>
+              <w:right w:type="dxa" w:w="100"/>
+            </w:tcMar>
+          </w:tcPr>
+          <w:p>
+            <w:pPr>
+              <w:spacing w:after="20"/>
+            </w:pPr>
+            <w:r>
+              <w:rPr>
+                <w:sz w:val="16"/>
+                <w:szCs w:val="16"/>
+              </w:rPr>
+              <w:t xml:space="preserve">Core</w:t>
+            </w:r>
+          </w:p>
+        </w:tc>
+        <w:tc>
+          <w:tcPr>
+            <w:tcW w:type="dxa" w:w="950"/>
+            <w:tcBorders>
+              <w:top w:val="single" w:color="7F7F7F" w:sz="4"/>
+              <w:left w:val="single" w:color="7F7F7F" w:sz="4"/>
+              <w:bottom w:val="single" w:color="7F7F7F" w:sz="4"/>
+              <w:right w:val="single" w:color="7F7F7F" w:sz="4"/>
+            </w:tcBorders>
+            <w:tcMar>
+              <w:top w:type="dxa" w:w="60"/>
+              <w:left w:type="dxa" w:w="100"/>
+              <w:bottom w:type="dxa" w:w="60"/>
+              <w:right w:type="dxa" w:w="100"/>
+            </w:tcMar>
+          </w:tcPr>
+          <w:p>
+            <w:pPr>
+              <w:spacing w:after="20"/>
+            </w:pPr>
+            <w:r>
+              <w:rPr>
+                <w:sz w:val="16"/>
+                <w:szCs w:val="16"/>
+              </w:rPr>
               <w:t xml:space="preserve">GET, PUT</w:t>
             </w:r>
           </w:p>
@@ -13030,7 +13161,7 @@
                 <w:sz w:val="16"/>
                 <w:szCs w:val="16"/>
               </w:rPr>
-              <w:t xml:space="preserve">Host: registry.railway.internal:8003</w:t>
+              <w:t xml:space="preserve">Host: business-registry-soap.railway.internal:8003</w:t>
             </w:r>
           </w:p>
           <w:p>
@@ -17622,7 +17753,7 @@
                 <w:sz w:val="16"/>
                 <w:szCs w:val="16"/>
               </w:rPr>
-              <w:t xml:space="preserve">http://insights.railway.internal:8002</w:t>
+              <w:t xml:space="preserve">http://insights-service.railway.internal:8002</w:t>
             </w:r>
           </w:p>
         </w:tc>
@@ -18852,7 +18983,7 @@
                 <w:sz w:val="16"/>
                 <w:szCs w:val="16"/>
               </w:rPr>
-              <w:t xml:space="preserve">Core scheduler</w:t>
+              <w:t xml:space="preserve">Core scheduler (in the Core container)</w:t>
             </w:r>
           </w:p>
         </w:tc>
@@ -19073,7 +19204,7 @@
                 <w:sz w:val="16"/>
                 <w:szCs w:val="16"/>
               </w:rPr>
-              <w:t xml:space="preserve">Email provider (external)</w:t>
+              <w:t xml:space="preserve">Brevo email API (external, HTTPS)</w:t>
             </w:r>
           </w:p>
         </w:tc>
@@ -21697,10 +21828,19 @@
         <w:rPr>
           <w:rFonts w:ascii="Consolas" w:cs="Consolas" w:eastAsia="Consolas" w:hAnsi="Consolas"/>
         </w:rPr>
-        <w:t xml:space="preserve">MAIL_*</w:t>
-      </w:r>
-      <w:r>
-        <w:t xml:space="preserve"> (mail provider credentials), </w:t>
+        <w:t xml:space="preserve">BREVO_API_KEY</w:t>
+      </w:r>
+      <w:r>
+        <w:t xml:space="preserve"> and </w:t>
+      </w:r>
+      <w:r>
+        <w:rPr>
+          <w:rFonts w:ascii="Consolas" w:cs="Consolas" w:eastAsia="Consolas" w:hAnsi="Consolas"/>
+        </w:rPr>
+        <w:t xml:space="preserve">MAIL_FROM_ADDRESS</w:t>
+      </w:r>
+      <w:r>
+        <w:t xml:space="preserve"> (email), </w:t>
       </w:r>
       <w:r>
         <w:rPr>
@@ -21809,7 +21949,7 @@
         <w:t xml:space="preserve">Vercel environment variables</w:t>
       </w:r>
       <w:r>
-        <w:t xml:space="preserve">. The CI integration job generates throwaway secrets (database passwords, service key, SOAP password, demo password) at the start of every run, so no secret is stored in GitHub. The production </w:t>
+        <w:t xml:space="preserve">. The CI integration job generates throwaway secrets (database passwords, service key, SOAP password, demo password) at the start of every run, so no secret is stored in GitHub. The production values (</w:t>
       </w:r>
       <w:r>
         <w:rPr>
@@ -21818,7 +21958,7 @@
         <w:t xml:space="preserve">APP_KEY</w:t>
       </w:r>
       <w:r>
-        <w:t xml:space="preserve"> is generated fresh and differs from development.</w:t>
+        <w:t xml:space="preserve">, database passwords, service key, SOAP password) were generated fresh for the deployment, differ from development and were entered through the Railway API without being printed or committed; the database users were created over Railway's SSH access to the MySQL container, so the database has no public port.</w:t>
       </w:r>
     </w:p>
     <w:p>
@@ -27190,6 +27330,435 @@
     </w:p>
     <w:p>
       <w:pPr>
+        <w:spacing w:after="120" w:line="276"/>
+      </w:pPr>
+      <w:r>
+        <w:rPr>
+          <w:b/>
+          <w:bCs/>
+        </w:rPr>
+        <w:t xml:space="preserve">Production smoke test.</w:t>
+      </w:r>
+      <w:r>
+        <w:t xml:space="preserve"> The full collection creates and deletes data (a throwaway candidate, postings, an application, a rating), so it is not run against the deployed system. </w:t>
+      </w:r>
+      <w:r>
+        <w:rPr>
+          <w:rFonts w:ascii="Consolas" w:cs="Consolas" w:eastAsia="Consolas" w:hAnsi="Consolas"/>
+        </w:rPr>
+        <w:t xml:space="preserve">node tests/postman/build-smoke.mjs</w:t>
+      </w:r>
+      <w:r>
+        <w:t xml:space="preserve"> derives a read-only subset from the generated collection: GET requests, the demo logins and requests the API must refuse (401/403/404/422), without any request that needs data created by a write. It ran against the production gateway on 16 October 2026:</w:t>
+      </w:r>
+    </w:p>
+    <w:tbl>
+      <w:tblPr>
+        <w:tblW w:type="dxa" w:w="10080"/>
+        <w:tblBorders>
+          <w:top w:val="single" w:color="auto" w:sz="4"/>
+          <w:left w:val="single" w:color="auto" w:sz="4"/>
+          <w:bottom w:val="single" w:color="auto" w:sz="4"/>
+          <w:right w:val="single" w:color="auto" w:sz="4"/>
+          <w:insideH w:val="single" w:color="auto" w:sz="4"/>
+          <w:insideV w:val="single" w:color="auto" w:sz="4"/>
+        </w:tblBorders>
+      </w:tblPr>
+      <w:tblGrid>
+        <w:gridCol w:w="3600"/>
+        <w:gridCol w:w="1100"/>
+        <w:gridCol w:w="1200"/>
+        <w:gridCol w:w="900"/>
+        <w:gridCol w:w="1200"/>
+        <w:gridCol w:w="2080"/>
+      </w:tblGrid>
+      <w:tr>
+        <w:trPr>
+          <w:tblHeader/>
+        </w:trPr>
+        <w:tc>
+          <w:tcPr>
+            <w:tcW w:type="dxa" w:w="3600"/>
+            <w:tcBorders>
+              <w:top w:val="single" w:color="7F7F7F" w:sz="4"/>
+              <w:left w:val="single" w:color="7F7F7F" w:sz="4"/>
+              <w:bottom w:val="single" w:color="7F7F7F" w:sz="4"/>
+              <w:right w:val="single" w:color="7F7F7F" w:sz="4"/>
+            </w:tcBorders>
+            <w:shd w:fill="434343" w:color="auto" w:val="clear"/>
+            <w:tcMar>
+              <w:top w:type="dxa" w:w="60"/>
+              <w:left w:type="dxa" w:w="100"/>
+              <w:bottom w:type="dxa" w:w="60"/>
+              <w:right w:type="dxa" w:w="100"/>
+            </w:tcMar>
+          </w:tcPr>
+          <w:p>
+            <w:pPr>
+              <w:spacing w:after="20"/>
+            </w:pPr>
+            <w:r>
+              <w:rPr>
+                <w:b/>
+                <w:bCs/>
+                <w:color w:val="FFFFFF"/>
+                <w:sz w:val="18"/>
+                <w:szCs w:val="18"/>
+              </w:rPr>
+              <w:t xml:space="preserve">Newman run</w:t>
+            </w:r>
+          </w:p>
+        </w:tc>
+        <w:tc>
+          <w:tcPr>
+            <w:tcW w:type="dxa" w:w="1100"/>
+            <w:tcBorders>
+              <w:top w:val="single" w:color="7F7F7F" w:sz="4"/>
+              <w:left w:val="single" w:color="7F7F7F" w:sz="4"/>
+              <w:bottom w:val="single" w:color="7F7F7F" w:sz="4"/>
+              <w:right w:val="single" w:color="7F7F7F" w:sz="4"/>
+            </w:tcBorders>
+            <w:shd w:fill="434343" w:color="auto" w:val="clear"/>
+            <w:tcMar>
+              <w:top w:type="dxa" w:w="60"/>
+              <w:left w:type="dxa" w:w="100"/>
+              <w:bottom w:type="dxa" w:w="60"/>
+              <w:right w:type="dxa" w:w="100"/>
+            </w:tcMar>
+          </w:tcPr>
+          <w:p>
+            <w:pPr>
+              <w:spacing w:after="20"/>
+            </w:pPr>
+            <w:r>
+              <w:rPr>
+                <w:b/>
+                <w:bCs/>
+                <w:color w:val="FFFFFF"/>
+                <w:sz w:val="18"/>
+                <w:szCs w:val="18"/>
+              </w:rPr>
+              <w:t xml:space="preserve">Requests</w:t>
+            </w:r>
+          </w:p>
+        </w:tc>
+        <w:tc>
+          <w:tcPr>
+            <w:tcW w:type="dxa" w:w="1200"/>
+            <w:tcBorders>
+              <w:top w:val="single" w:color="7F7F7F" w:sz="4"/>
+              <w:left w:val="single" w:color="7F7F7F" w:sz="4"/>
+              <w:bottom w:val="single" w:color="7F7F7F" w:sz="4"/>
+              <w:right w:val="single" w:color="7F7F7F" w:sz="4"/>
+            </w:tcBorders>
+            <w:shd w:fill="434343" w:color="auto" w:val="clear"/>
+            <w:tcMar>
+              <w:top w:type="dxa" w:w="60"/>
+              <w:left w:type="dxa" w:w="100"/>
+              <w:bottom w:type="dxa" w:w="60"/>
+              <w:right w:type="dxa" w:w="100"/>
+            </w:tcMar>
+          </w:tcPr>
+          <w:p>
+            <w:pPr>
+              <w:spacing w:after="20"/>
+            </w:pPr>
+            <w:r>
+              <w:rPr>
+                <w:b/>
+                <w:bCs/>
+                <w:color w:val="FFFFFF"/>
+                <w:sz w:val="18"/>
+                <w:szCs w:val="18"/>
+              </w:rPr>
+              <w:t xml:space="preserve">Assertions</w:t>
+            </w:r>
+          </w:p>
+        </w:tc>
+        <w:tc>
+          <w:tcPr>
+            <w:tcW w:type="dxa" w:w="900"/>
+            <w:tcBorders>
+              <w:top w:val="single" w:color="7F7F7F" w:sz="4"/>
+              <w:left w:val="single" w:color="7F7F7F" w:sz="4"/>
+              <w:bottom w:val="single" w:color="7F7F7F" w:sz="4"/>
+              <w:right w:val="single" w:color="7F7F7F" w:sz="4"/>
+            </w:tcBorders>
+            <w:shd w:fill="434343" w:color="auto" w:val="clear"/>
+            <w:tcMar>
+              <w:top w:type="dxa" w:w="60"/>
+              <w:left w:type="dxa" w:w="100"/>
+              <w:bottom w:type="dxa" w:w="60"/>
+              <w:right w:type="dxa" w:w="100"/>
+            </w:tcMar>
+          </w:tcPr>
+          <w:p>
+            <w:pPr>
+              <w:spacing w:after="20"/>
+            </w:pPr>
+            <w:r>
+              <w:rPr>
+                <w:b/>
+                <w:bCs/>
+                <w:color w:val="FFFFFF"/>
+                <w:sz w:val="18"/>
+                <w:szCs w:val="18"/>
+              </w:rPr>
+              <w:t xml:space="preserve">Failed</w:t>
+            </w:r>
+          </w:p>
+        </w:tc>
+        <w:tc>
+          <w:tcPr>
+            <w:tcW w:type="dxa" w:w="1200"/>
+            <w:tcBorders>
+              <w:top w:val="single" w:color="7F7F7F" w:sz="4"/>
+              <w:left w:val="single" w:color="7F7F7F" w:sz="4"/>
+              <w:bottom w:val="single" w:color="7F7F7F" w:sz="4"/>
+              <w:right w:val="single" w:color="7F7F7F" w:sz="4"/>
+            </w:tcBorders>
+            <w:shd w:fill="434343" w:color="auto" w:val="clear"/>
+            <w:tcMar>
+              <w:top w:type="dxa" w:w="60"/>
+              <w:left w:type="dxa" w:w="100"/>
+              <w:bottom w:type="dxa" w:w="60"/>
+              <w:right w:type="dxa" w:w="100"/>
+            </w:tcMar>
+          </w:tcPr>
+          <w:p>
+            <w:pPr>
+              <w:spacing w:after="20"/>
+            </w:pPr>
+            <w:r>
+              <w:rPr>
+                <w:b/>
+                <w:bCs/>
+                <w:color w:val="FFFFFF"/>
+                <w:sz w:val="18"/>
+                <w:szCs w:val="18"/>
+              </w:rPr>
+              <w:t xml:space="preserve">Duration</w:t>
+            </w:r>
+          </w:p>
+        </w:tc>
+        <w:tc>
+          <w:tcPr>
+            <w:tcW w:type="dxa" w:w="2080"/>
+            <w:tcBorders>
+              <w:top w:val="single" w:color="7F7F7F" w:sz="4"/>
+              <w:left w:val="single" w:color="7F7F7F" w:sz="4"/>
+              <w:bottom w:val="single" w:color="7F7F7F" w:sz="4"/>
+              <w:right w:val="single" w:color="7F7F7F" w:sz="4"/>
+            </w:tcBorders>
+            <w:shd w:fill="434343" w:color="auto" w:val="clear"/>
+            <w:tcMar>
+              <w:top w:type="dxa" w:w="60"/>
+              <w:left w:type="dxa" w:w="100"/>
+              <w:bottom w:type="dxa" w:w="60"/>
+              <w:right w:type="dxa" w:w="100"/>
+            </w:tcMar>
+          </w:tcPr>
+          <w:p>
+            <w:pPr>
+              <w:spacing w:after="20"/>
+            </w:pPr>
+            <w:r>
+              <w:rPr>
+                <w:b/>
+                <w:bCs/>
+                <w:color w:val="FFFFFF"/>
+                <w:sz w:val="18"/>
+                <w:szCs w:val="18"/>
+              </w:rPr>
+              <w:t xml:space="preserve">Average response</w:t>
+            </w:r>
+          </w:p>
+        </w:tc>
+      </w:tr>
+      <w:tr>
+        <w:tc>
+          <w:tcPr>
+            <w:tcW w:type="dxa" w:w="3600"/>
+            <w:tcBorders>
+              <w:top w:val="single" w:color="7F7F7F" w:sz="4"/>
+              <w:left w:val="single" w:color="7F7F7F" w:sz="4"/>
+              <w:bottom w:val="single" w:color="7F7F7F" w:sz="4"/>
+              <w:right w:val="single" w:color="7F7F7F" w:sz="4"/>
+            </w:tcBorders>
+            <w:tcMar>
+              <w:top w:type="dxa" w:w="60"/>
+              <w:left w:type="dxa" w:w="100"/>
+              <w:bottom w:type="dxa" w:w="60"/>
+              <w:right w:type="dxa" w:w="100"/>
+            </w:tcMar>
+          </w:tcPr>
+          <w:p>
+            <w:pPr>
+              <w:spacing w:after="20"/>
+            </w:pPr>
+            <w:r>
+              <w:rPr>
+                <w:sz w:val="18"/>
+                <w:szCs w:val="18"/>
+              </w:rPr>
+              <w:t xml:space="preserve">Production smoke, read-only subset (Railway, from a laptop in the Philippines)</w:t>
+            </w:r>
+          </w:p>
+        </w:tc>
+        <w:tc>
+          <w:tcPr>
+            <w:tcW w:type="dxa" w:w="1100"/>
+            <w:tcBorders>
+              <w:top w:val="single" w:color="7F7F7F" w:sz="4"/>
+              <w:left w:val="single" w:color="7F7F7F" w:sz="4"/>
+              <w:bottom w:val="single" w:color="7F7F7F" w:sz="4"/>
+              <w:right w:val="single" w:color="7F7F7F" w:sz="4"/>
+            </w:tcBorders>
+            <w:tcMar>
+              <w:top w:type="dxa" w:w="60"/>
+              <w:left w:type="dxa" w:w="100"/>
+              <w:bottom w:type="dxa" w:w="60"/>
+              <w:right w:type="dxa" w:w="100"/>
+            </w:tcMar>
+          </w:tcPr>
+          <w:p>
+            <w:pPr>
+              <w:spacing w:after="20"/>
+            </w:pPr>
+            <w:r>
+              <w:rPr>
+                <w:sz w:val="18"/>
+                <w:szCs w:val="18"/>
+              </w:rPr>
+              <w:t xml:space="preserve">73</w:t>
+            </w:r>
+          </w:p>
+        </w:tc>
+        <w:tc>
+          <w:tcPr>
+            <w:tcW w:type="dxa" w:w="1200"/>
+            <w:tcBorders>
+              <w:top w:val="single" w:color="7F7F7F" w:sz="4"/>
+              <w:left w:val="single" w:color="7F7F7F" w:sz="4"/>
+              <w:bottom w:val="single" w:color="7F7F7F" w:sz="4"/>
+              <w:right w:val="single" w:color="7F7F7F" w:sz="4"/>
+            </w:tcBorders>
+            <w:tcMar>
+              <w:top w:type="dxa" w:w="60"/>
+              <w:left w:type="dxa" w:w="100"/>
+              <w:bottom w:type="dxa" w:w="60"/>
+              <w:right w:type="dxa" w:w="100"/>
+            </w:tcMar>
+          </w:tcPr>
+          <w:p>
+            <w:pPr>
+              <w:spacing w:after="20"/>
+            </w:pPr>
+            <w:r>
+              <w:rPr>
+                <w:sz w:val="18"/>
+                <w:szCs w:val="18"/>
+              </w:rPr>
+              <w:t xml:space="preserve">389</w:t>
+            </w:r>
+          </w:p>
+        </w:tc>
+        <w:tc>
+          <w:tcPr>
+            <w:tcW w:type="dxa" w:w="900"/>
+            <w:tcBorders>
+              <w:top w:val="single" w:color="7F7F7F" w:sz="4"/>
+              <w:left w:val="single" w:color="7F7F7F" w:sz="4"/>
+              <w:bottom w:val="single" w:color="7F7F7F" w:sz="4"/>
+              <w:right w:val="single" w:color="7F7F7F" w:sz="4"/>
+            </w:tcBorders>
+            <w:tcMar>
+              <w:top w:type="dxa" w:w="60"/>
+              <w:left w:type="dxa" w:w="100"/>
+              <w:bottom w:type="dxa" w:w="60"/>
+              <w:right w:type="dxa" w:w="100"/>
+            </w:tcMar>
+          </w:tcPr>
+          <w:p>
+            <w:pPr>
+              <w:spacing w:after="20"/>
+            </w:pPr>
+            <w:r>
+              <w:rPr>
+                <w:sz w:val="18"/>
+                <w:szCs w:val="18"/>
+              </w:rPr>
+              <w:t xml:space="preserve">0</w:t>
+            </w:r>
+          </w:p>
+        </w:tc>
+        <w:tc>
+          <w:tcPr>
+            <w:tcW w:type="dxa" w:w="1200"/>
+            <w:tcBorders>
+              <w:top w:val="single" w:color="7F7F7F" w:sz="4"/>
+              <w:left w:val="single" w:color="7F7F7F" w:sz="4"/>
+              <w:bottom w:val="single" w:color="7F7F7F" w:sz="4"/>
+              <w:right w:val="single" w:color="7F7F7F" w:sz="4"/>
+            </w:tcBorders>
+            <w:tcMar>
+              <w:top w:type="dxa" w:w="60"/>
+              <w:left w:type="dxa" w:w="100"/>
+              <w:bottom w:type="dxa" w:w="60"/>
+              <w:right w:type="dxa" w:w="100"/>
+            </w:tcMar>
+          </w:tcPr>
+          <w:p>
+            <w:pPr>
+              <w:spacing w:after="20"/>
+            </w:pPr>
+            <w:r>
+              <w:rPr>
+                <w:sz w:val="18"/>
+                <w:szCs w:val="18"/>
+              </w:rPr>
+              <w:t xml:space="preserve">18.4 s</w:t>
+            </w:r>
+          </w:p>
+        </w:tc>
+        <w:tc>
+          <w:tcPr>
+            <w:tcW w:type="dxa" w:w="2080"/>
+            <w:tcBorders>
+              <w:top w:val="single" w:color="7F7F7F" w:sz="4"/>
+              <w:left w:val="single" w:color="7F7F7F" w:sz="4"/>
+              <w:bottom w:val="single" w:color="7F7F7F" w:sz="4"/>
+              <w:right w:val="single" w:color="7F7F7F" w:sz="4"/>
+            </w:tcBorders>
+            <w:tcMar>
+              <w:top w:type="dxa" w:w="60"/>
+              <w:left w:type="dxa" w:w="100"/>
+              <w:bottom w:type="dxa" w:w="60"/>
+              <w:right w:type="dxa" w:w="100"/>
+            </w:tcMar>
+          </w:tcPr>
+          <w:p>
+            <w:pPr>
+              <w:spacing w:after="20"/>
+            </w:pPr>
+            <w:r>
+              <w:rPr>
+                <w:sz w:val="18"/>
+                <w:szCs w:val="18"/>
+              </w:rPr>
+              <w:t xml:space="preserve">170 ms</w:t>
+            </w:r>
+          </w:p>
+        </w:tc>
+      </w:tr>
+    </w:tbl>
+    <w:p>
+      <w:pPr>
+        <w:spacing w:after="120"/>
+      </w:pPr>
+    </w:p>
+    <w:p>
+      <w:pPr>
         <w:pStyle w:val="Heading2"/>
       </w:pPr>
       <w:r>
@@ -27580,7 +28149,7 @@
                 <w:sz w:val="18"/>
                 <w:szCs w:val="18"/>
               </w:rPr>
-              <w:t xml:space="preserve"> deletes it all afterwards. A stress step repeats with 100 and 200 users (5 loops). The gateway limit of 120 requests/min per IP is raised for the test window only.</w:t>
+              <w:t xml:space="preserve"> deletes it all afterwards. A stress step repeats with 100 and 200 users (5 loops). The gateway limit of 120 requests/min per IP is raised for the test window only. Because the 60 s ramp-up let each user finish before most others had started, every profile was repeated with a 5 s ramp-up ("burst") so that all users ran at the same time.</w:t>
             </w:r>
           </w:p>
         </w:tc>
@@ -27705,9 +28274,8 @@
               <w:rPr>
                 <w:sz w:val="18"/>
                 <w:szCs w:val="18"/>
-                <w:highlight w:val="yellow"/>
-              </w:rPr>
-              <w:t xml:space="preserve">[Record average, P95, throughput and error rate for 50 / 100 / 200 users from the JMeter HTML dashboard.]</w:t>
+              </w:rPr>
+              <w:t xml:space="preserve">Production run on 16 October 2026 (Railway Free Trial, Singapore; JMeter on a laptop in the Philippines): every one of the 8,000 requests returned 200 and passed all assertions – 0% errors in all six runs. 50 users at the same time: median 500 ms, P95 748 ms, 72 requests/s; 100 users: P95 1,333 ms, 78 requests/s; 200 users: P95 2,838 ms (longest request 2,997 ms), 81 requests/s. With the documented 60 s ramp-up at most 8 users were active at once, and P95 stayed between 204 and 222 ms (table below).</w:t>
             </w:r>
           </w:p>
         </w:tc>
@@ -27769,9 +28337,8 @@
               <w:rPr>
                 <w:sz w:val="18"/>
                 <w:szCs w:val="18"/>
-                <w:highlight w:val="yellow"/>
-              </w:rPr>
-              <w:t xml:space="preserve">[Explain whether targets were met, where the limit is (e.g., the user count at which P95 or errors rise), and limitations: hobby-tier instances, shared MySQL, test run from one client machine, results not representative of production scale.]</w:t>
+              </w:rPr>
+              <w:t xml:space="preserve">The target is met: P95 is 748 ms with 50 concurrent users (and 204 ms in the documented profile) with no errors, and it still holds at 100 concurrent users. The limit is throughput: it levels off at about 80 requests/s, so above that, response times grow with the number of users – at 200 concurrent users P95 is 2.8 s, nearly twice the target, although no request failed or timed out. The bottleneck is a single Core Service instance on the trial's shared vCPU (each search ranks every open posting by needs met); more Core instances or a larger plan would raise it. Limitations: one client machine on a home connection, trial-tier instances, one MySQL server shared by both schemas, and a 500-posting catalogue, so the numbers show behaviour under load rather than production capacity.</w:t>
             </w:r>
           </w:p>
         </w:tc>
@@ -27781,6 +28348,1560 @@
       <w:pPr>
         <w:spacing w:after="120"/>
       </w:pPr>
+    </w:p>
+    <w:tbl>
+      <w:tblPr>
+        <w:tblW w:type="dxa" w:w="10080"/>
+        <w:tblBorders>
+          <w:top w:val="single" w:color="auto" w:sz="4"/>
+          <w:left w:val="single" w:color="auto" w:sz="4"/>
+          <w:bottom w:val="single" w:color="auto" w:sz="4"/>
+          <w:right w:val="single" w:color="auto" w:sz="4"/>
+          <w:insideH w:val="single" w:color="auto" w:sz="4"/>
+          <w:insideV w:val="single" w:color="auto" w:sz="4"/>
+        </w:tblBorders>
+      </w:tblPr>
+      <w:tblGrid>
+        <w:gridCol w:w="3100"/>
+        <w:gridCol w:w="1100"/>
+        <w:gridCol w:w="1100"/>
+        <w:gridCol w:w="900"/>
+        <w:gridCol w:w="1100"/>
+        <w:gridCol w:w="1100"/>
+        <w:gridCol w:w="1680"/>
+      </w:tblGrid>
+      <w:tr>
+        <w:trPr>
+          <w:tblHeader/>
+        </w:trPr>
+        <w:tc>
+          <w:tcPr>
+            <w:tcW w:type="dxa" w:w="3100"/>
+            <w:tcBorders>
+              <w:top w:val="single" w:color="7F7F7F" w:sz="4"/>
+              <w:left w:val="single" w:color="7F7F7F" w:sz="4"/>
+              <w:bottom w:val="single" w:color="7F7F7F" w:sz="4"/>
+              <w:right w:val="single" w:color="7F7F7F" w:sz="4"/>
+            </w:tcBorders>
+            <w:shd w:fill="434343" w:color="auto" w:val="clear"/>
+            <w:tcMar>
+              <w:top w:type="dxa" w:w="60"/>
+              <w:left w:type="dxa" w:w="100"/>
+              <w:bottom w:type="dxa" w:w="60"/>
+              <w:right w:type="dxa" w:w="100"/>
+            </w:tcMar>
+          </w:tcPr>
+          <w:p>
+            <w:pPr>
+              <w:spacing w:after="20"/>
+            </w:pPr>
+            <w:r>
+              <w:rPr>
+                <w:b/>
+                <w:bCs/>
+                <w:color w:val="FFFFFF"/>
+                <w:sz w:val="18"/>
+                <w:szCs w:val="18"/>
+              </w:rPr>
+              <w:t xml:space="preserve">Run (16 Oct 2026)</w:t>
+            </w:r>
+          </w:p>
+        </w:tc>
+        <w:tc>
+          <w:tcPr>
+            <w:tcW w:type="dxa" w:w="1100"/>
+            <w:tcBorders>
+              <w:top w:val="single" w:color="7F7F7F" w:sz="4"/>
+              <w:left w:val="single" w:color="7F7F7F" w:sz="4"/>
+              <w:bottom w:val="single" w:color="7F7F7F" w:sz="4"/>
+              <w:right w:val="single" w:color="7F7F7F" w:sz="4"/>
+            </w:tcBorders>
+            <w:shd w:fill="434343" w:color="auto" w:val="clear"/>
+            <w:tcMar>
+              <w:top w:type="dxa" w:w="60"/>
+              <w:left w:type="dxa" w:w="100"/>
+              <w:bottom w:type="dxa" w:w="60"/>
+              <w:right w:type="dxa" w:w="100"/>
+            </w:tcMar>
+          </w:tcPr>
+          <w:p>
+            <w:pPr>
+              <w:spacing w:after="20"/>
+            </w:pPr>
+            <w:r>
+              <w:rPr>
+                <w:b/>
+                <w:bCs/>
+                <w:color w:val="FFFFFF"/>
+                <w:sz w:val="18"/>
+                <w:szCs w:val="18"/>
+              </w:rPr>
+              <w:t xml:space="preserve">Users at once</w:t>
+            </w:r>
+          </w:p>
+        </w:tc>
+        <w:tc>
+          <w:tcPr>
+            <w:tcW w:type="dxa" w:w="1100"/>
+            <w:tcBorders>
+              <w:top w:val="single" w:color="7F7F7F" w:sz="4"/>
+              <w:left w:val="single" w:color="7F7F7F" w:sz="4"/>
+              <w:bottom w:val="single" w:color="7F7F7F" w:sz="4"/>
+              <w:right w:val="single" w:color="7F7F7F" w:sz="4"/>
+            </w:tcBorders>
+            <w:shd w:fill="434343" w:color="auto" w:val="clear"/>
+            <w:tcMar>
+              <w:top w:type="dxa" w:w="60"/>
+              <w:left w:type="dxa" w:w="100"/>
+              <w:bottom w:type="dxa" w:w="60"/>
+              <w:right w:type="dxa" w:w="100"/>
+            </w:tcMar>
+          </w:tcPr>
+          <w:p>
+            <w:pPr>
+              <w:spacing w:after="20"/>
+            </w:pPr>
+            <w:r>
+              <w:rPr>
+                <w:b/>
+                <w:bCs/>
+                <w:color w:val="FFFFFF"/>
+                <w:sz w:val="18"/>
+                <w:szCs w:val="18"/>
+              </w:rPr>
+              <w:t xml:space="preserve">Requests</w:t>
+            </w:r>
+          </w:p>
+        </w:tc>
+        <w:tc>
+          <w:tcPr>
+            <w:tcW w:type="dxa" w:w="900"/>
+            <w:tcBorders>
+              <w:top w:val="single" w:color="7F7F7F" w:sz="4"/>
+              <w:left w:val="single" w:color="7F7F7F" w:sz="4"/>
+              <w:bottom w:val="single" w:color="7F7F7F" w:sz="4"/>
+              <w:right w:val="single" w:color="7F7F7F" w:sz="4"/>
+            </w:tcBorders>
+            <w:shd w:fill="434343" w:color="auto" w:val="clear"/>
+            <w:tcMar>
+              <w:top w:type="dxa" w:w="60"/>
+              <w:left w:type="dxa" w:w="100"/>
+              <w:bottom w:type="dxa" w:w="60"/>
+              <w:right w:type="dxa" w:w="100"/>
+            </w:tcMar>
+          </w:tcPr>
+          <w:p>
+            <w:pPr>
+              <w:spacing w:after="20"/>
+            </w:pPr>
+            <w:r>
+              <w:rPr>
+                <w:b/>
+                <w:bCs/>
+                <w:color w:val="FFFFFF"/>
+                <w:sz w:val="18"/>
+                <w:szCs w:val="18"/>
+              </w:rPr>
+              <w:t xml:space="preserve">Errors</w:t>
+            </w:r>
+          </w:p>
+        </w:tc>
+        <w:tc>
+          <w:tcPr>
+            <w:tcW w:type="dxa" w:w="1100"/>
+            <w:tcBorders>
+              <w:top w:val="single" w:color="7F7F7F" w:sz="4"/>
+              <w:left w:val="single" w:color="7F7F7F" w:sz="4"/>
+              <w:bottom w:val="single" w:color="7F7F7F" w:sz="4"/>
+              <w:right w:val="single" w:color="7F7F7F" w:sz="4"/>
+            </w:tcBorders>
+            <w:shd w:fill="434343" w:color="auto" w:val="clear"/>
+            <w:tcMar>
+              <w:top w:type="dxa" w:w="60"/>
+              <w:left w:type="dxa" w:w="100"/>
+              <w:bottom w:type="dxa" w:w="60"/>
+              <w:right w:type="dxa" w:w="100"/>
+            </w:tcMar>
+          </w:tcPr>
+          <w:p>
+            <w:pPr>
+              <w:spacing w:after="20"/>
+            </w:pPr>
+            <w:r>
+              <w:rPr>
+                <w:b/>
+                <w:bCs/>
+                <w:color w:val="FFFFFF"/>
+                <w:sz w:val="18"/>
+                <w:szCs w:val="18"/>
+              </w:rPr>
+              <w:t xml:space="preserve">Median</w:t>
+            </w:r>
+          </w:p>
+        </w:tc>
+        <w:tc>
+          <w:tcPr>
+            <w:tcW w:type="dxa" w:w="1100"/>
+            <w:tcBorders>
+              <w:top w:val="single" w:color="7F7F7F" w:sz="4"/>
+              <w:left w:val="single" w:color="7F7F7F" w:sz="4"/>
+              <w:bottom w:val="single" w:color="7F7F7F" w:sz="4"/>
+              <w:right w:val="single" w:color="7F7F7F" w:sz="4"/>
+            </w:tcBorders>
+            <w:shd w:fill="434343" w:color="auto" w:val="clear"/>
+            <w:tcMar>
+              <w:top w:type="dxa" w:w="60"/>
+              <w:left w:type="dxa" w:w="100"/>
+              <w:bottom w:type="dxa" w:w="60"/>
+              <w:right w:type="dxa" w:w="100"/>
+            </w:tcMar>
+          </w:tcPr>
+          <w:p>
+            <w:pPr>
+              <w:spacing w:after="20"/>
+            </w:pPr>
+            <w:r>
+              <w:rPr>
+                <w:b/>
+                <w:bCs/>
+                <w:color w:val="FFFFFF"/>
+                <w:sz w:val="18"/>
+                <w:szCs w:val="18"/>
+              </w:rPr>
+              <w:t xml:space="preserve">P95</w:t>
+            </w:r>
+          </w:p>
+        </w:tc>
+        <w:tc>
+          <w:tcPr>
+            <w:tcW w:type="dxa" w:w="1680"/>
+            <w:tcBorders>
+              <w:top w:val="single" w:color="7F7F7F" w:sz="4"/>
+              <w:left w:val="single" w:color="7F7F7F" w:sz="4"/>
+              <w:bottom w:val="single" w:color="7F7F7F" w:sz="4"/>
+              <w:right w:val="single" w:color="7F7F7F" w:sz="4"/>
+            </w:tcBorders>
+            <w:shd w:fill="434343" w:color="auto" w:val="clear"/>
+            <w:tcMar>
+              <w:top w:type="dxa" w:w="60"/>
+              <w:left w:type="dxa" w:w="100"/>
+              <w:bottom w:type="dxa" w:w="60"/>
+              <w:right w:type="dxa" w:w="100"/>
+            </w:tcMar>
+          </w:tcPr>
+          <w:p>
+            <w:pPr>
+              <w:spacing w:after="20"/>
+            </w:pPr>
+            <w:r>
+              <w:rPr>
+                <w:b/>
+                <w:bCs/>
+                <w:color w:val="FFFFFF"/>
+                <w:sz w:val="18"/>
+                <w:szCs w:val="18"/>
+              </w:rPr>
+              <w:t xml:space="preserve">Throughput</w:t>
+            </w:r>
+          </w:p>
+        </w:tc>
+      </w:tr>
+      <w:tr>
+        <w:tc>
+          <w:tcPr>
+            <w:tcW w:type="dxa" w:w="3100"/>
+            <w:tcBorders>
+              <w:top w:val="single" w:color="7F7F7F" w:sz="4"/>
+              <w:left w:val="single" w:color="7F7F7F" w:sz="4"/>
+              <w:bottom w:val="single" w:color="7F7F7F" w:sz="4"/>
+              <w:right w:val="single" w:color="7F7F7F" w:sz="4"/>
+            </w:tcBorders>
+            <w:tcMar>
+              <w:top w:type="dxa" w:w="60"/>
+              <w:left w:type="dxa" w:w="100"/>
+              <w:bottom w:type="dxa" w:w="60"/>
+              <w:right w:type="dxa" w:w="100"/>
+            </w:tcMar>
+          </w:tcPr>
+          <w:p>
+            <w:pPr>
+              <w:spacing w:after="20"/>
+            </w:pPr>
+            <w:r>
+              <w:rPr>
+                <w:sz w:val="16"/>
+                <w:szCs w:val="16"/>
+              </w:rPr>
+              <w:t xml:space="preserve">Load – 50 users, 60 s ramp-up, 10 loops</w:t>
+            </w:r>
+          </w:p>
+        </w:tc>
+        <w:tc>
+          <w:tcPr>
+            <w:tcW w:type="dxa" w:w="1100"/>
+            <w:tcBorders>
+              <w:top w:val="single" w:color="7F7F7F" w:sz="4"/>
+              <w:left w:val="single" w:color="7F7F7F" w:sz="4"/>
+              <w:bottom w:val="single" w:color="7F7F7F" w:sz="4"/>
+              <w:right w:val="single" w:color="7F7F7F" w:sz="4"/>
+            </w:tcBorders>
+            <w:tcMar>
+              <w:top w:type="dxa" w:w="60"/>
+              <w:left w:type="dxa" w:w="100"/>
+              <w:bottom w:type="dxa" w:w="60"/>
+              <w:right w:type="dxa" w:w="100"/>
+            </w:tcMar>
+          </w:tcPr>
+          <w:p>
+            <w:pPr>
+              <w:spacing w:after="20"/>
+            </w:pPr>
+            <w:r>
+              <w:rPr>
+                <w:sz w:val="16"/>
+                <w:szCs w:val="16"/>
+              </w:rPr>
+              <w:t xml:space="preserve">≤ 3</w:t>
+            </w:r>
+          </w:p>
+        </w:tc>
+        <w:tc>
+          <w:tcPr>
+            <w:tcW w:type="dxa" w:w="1100"/>
+            <w:tcBorders>
+              <w:top w:val="single" w:color="7F7F7F" w:sz="4"/>
+              <w:left w:val="single" w:color="7F7F7F" w:sz="4"/>
+              <w:bottom w:val="single" w:color="7F7F7F" w:sz="4"/>
+              <w:right w:val="single" w:color="7F7F7F" w:sz="4"/>
+            </w:tcBorders>
+            <w:tcMar>
+              <w:top w:type="dxa" w:w="60"/>
+              <w:left w:type="dxa" w:w="100"/>
+              <w:bottom w:type="dxa" w:w="60"/>
+              <w:right w:type="dxa" w:w="100"/>
+            </w:tcMar>
+          </w:tcPr>
+          <w:p>
+            <w:pPr>
+              <w:spacing w:after="20"/>
+            </w:pPr>
+            <w:r>
+              <w:rPr>
+                <w:sz w:val="16"/>
+                <w:szCs w:val="16"/>
+              </w:rPr>
+              <w:t xml:space="preserve">1,000</w:t>
+            </w:r>
+          </w:p>
+        </w:tc>
+        <w:tc>
+          <w:tcPr>
+            <w:tcW w:type="dxa" w:w="900"/>
+            <w:tcBorders>
+              <w:top w:val="single" w:color="7F7F7F" w:sz="4"/>
+              <w:left w:val="single" w:color="7F7F7F" w:sz="4"/>
+              <w:bottom w:val="single" w:color="7F7F7F" w:sz="4"/>
+              <w:right w:val="single" w:color="7F7F7F" w:sz="4"/>
+            </w:tcBorders>
+            <w:tcMar>
+              <w:top w:type="dxa" w:w="60"/>
+              <w:left w:type="dxa" w:w="100"/>
+              <w:bottom w:type="dxa" w:w="60"/>
+              <w:right w:type="dxa" w:w="100"/>
+            </w:tcMar>
+          </w:tcPr>
+          <w:p>
+            <w:pPr>
+              <w:spacing w:after="20"/>
+            </w:pPr>
+            <w:r>
+              <w:rPr>
+                <w:sz w:val="16"/>
+                <w:szCs w:val="16"/>
+              </w:rPr>
+              <w:t xml:space="preserve">0%</w:t>
+            </w:r>
+          </w:p>
+        </w:tc>
+        <w:tc>
+          <w:tcPr>
+            <w:tcW w:type="dxa" w:w="1100"/>
+            <w:tcBorders>
+              <w:top w:val="single" w:color="7F7F7F" w:sz="4"/>
+              <w:left w:val="single" w:color="7F7F7F" w:sz="4"/>
+              <w:bottom w:val="single" w:color="7F7F7F" w:sz="4"/>
+              <w:right w:val="single" w:color="7F7F7F" w:sz="4"/>
+            </w:tcBorders>
+            <w:tcMar>
+              <w:top w:type="dxa" w:w="60"/>
+              <w:left w:type="dxa" w:w="100"/>
+              <w:bottom w:type="dxa" w:w="60"/>
+              <w:right w:type="dxa" w:w="100"/>
+            </w:tcMar>
+          </w:tcPr>
+          <w:p>
+            <w:pPr>
+              <w:spacing w:after="20"/>
+            </w:pPr>
+            <w:r>
+              <w:rPr>
+                <w:sz w:val="16"/>
+                <w:szCs w:val="16"/>
+              </w:rPr>
+              <w:t xml:space="preserve">98 ms</w:t>
+            </w:r>
+          </w:p>
+        </w:tc>
+        <w:tc>
+          <w:tcPr>
+            <w:tcW w:type="dxa" w:w="1100"/>
+            <w:tcBorders>
+              <w:top w:val="single" w:color="7F7F7F" w:sz="4"/>
+              <w:left w:val="single" w:color="7F7F7F" w:sz="4"/>
+              <w:bottom w:val="single" w:color="7F7F7F" w:sz="4"/>
+              <w:right w:val="single" w:color="7F7F7F" w:sz="4"/>
+            </w:tcBorders>
+            <w:tcMar>
+              <w:top w:type="dxa" w:w="60"/>
+              <w:left w:type="dxa" w:w="100"/>
+              <w:bottom w:type="dxa" w:w="60"/>
+              <w:right w:type="dxa" w:w="100"/>
+            </w:tcMar>
+          </w:tcPr>
+          <w:p>
+            <w:pPr>
+              <w:spacing w:after="20"/>
+            </w:pPr>
+            <w:r>
+              <w:rPr>
+                <w:sz w:val="16"/>
+                <w:szCs w:val="16"/>
+              </w:rPr>
+              <w:t xml:space="preserve">204 ms</w:t>
+            </w:r>
+          </w:p>
+        </w:tc>
+        <w:tc>
+          <w:tcPr>
+            <w:tcW w:type="dxa" w:w="1680"/>
+            <w:tcBorders>
+              <w:top w:val="single" w:color="7F7F7F" w:sz="4"/>
+              <w:left w:val="single" w:color="7F7F7F" w:sz="4"/>
+              <w:bottom w:val="single" w:color="7F7F7F" w:sz="4"/>
+              <w:right w:val="single" w:color="7F7F7F" w:sz="4"/>
+            </w:tcBorders>
+            <w:tcMar>
+              <w:top w:type="dxa" w:w="60"/>
+              <w:left w:type="dxa" w:w="100"/>
+              <w:bottom w:type="dxa" w:w="60"/>
+              <w:right w:type="dxa" w:w="100"/>
+            </w:tcMar>
+          </w:tcPr>
+          <w:p>
+            <w:pPr>
+              <w:spacing w:after="20"/>
+            </w:pPr>
+            <w:r>
+              <w:rPr>
+                <w:sz w:val="16"/>
+                <w:szCs w:val="16"/>
+              </w:rPr>
+              <w:t xml:space="preserve">16.4/s</w:t>
+            </w:r>
+          </w:p>
+        </w:tc>
+      </w:tr>
+      <w:tr>
+        <w:tc>
+          <w:tcPr>
+            <w:tcW w:type="dxa" w:w="3100"/>
+            <w:tcBorders>
+              <w:top w:val="single" w:color="7F7F7F" w:sz="4"/>
+              <w:left w:val="single" w:color="7F7F7F" w:sz="4"/>
+              <w:bottom w:val="single" w:color="7F7F7F" w:sz="4"/>
+              <w:right w:val="single" w:color="7F7F7F" w:sz="4"/>
+            </w:tcBorders>
+            <w:tcMar>
+              <w:top w:type="dxa" w:w="60"/>
+              <w:left w:type="dxa" w:w="100"/>
+              <w:bottom w:type="dxa" w:w="60"/>
+              <w:right w:type="dxa" w:w="100"/>
+            </w:tcMar>
+          </w:tcPr>
+          <w:p>
+            <w:pPr>
+              <w:spacing w:after="20"/>
+            </w:pPr>
+            <w:r>
+              <w:rPr>
+                <w:sz w:val="16"/>
+                <w:szCs w:val="16"/>
+              </w:rPr>
+              <w:t xml:space="preserve">Stress – 100 users, 60 s ramp-up, 5 loops</w:t>
+            </w:r>
+          </w:p>
+        </w:tc>
+        <w:tc>
+          <w:tcPr>
+            <w:tcW w:type="dxa" w:w="1100"/>
+            <w:tcBorders>
+              <w:top w:val="single" w:color="7F7F7F" w:sz="4"/>
+              <w:left w:val="single" w:color="7F7F7F" w:sz="4"/>
+              <w:bottom w:val="single" w:color="7F7F7F" w:sz="4"/>
+              <w:right w:val="single" w:color="7F7F7F" w:sz="4"/>
+            </w:tcBorders>
+            <w:tcMar>
+              <w:top w:type="dxa" w:w="60"/>
+              <w:left w:type="dxa" w:w="100"/>
+              <w:bottom w:type="dxa" w:w="60"/>
+              <w:right w:type="dxa" w:w="100"/>
+            </w:tcMar>
+          </w:tcPr>
+          <w:p>
+            <w:pPr>
+              <w:spacing w:after="20"/>
+            </w:pPr>
+            <w:r>
+              <w:rPr>
+                <w:sz w:val="16"/>
+                <w:szCs w:val="16"/>
+              </w:rPr>
+              <w:t xml:space="preserve">≤ 4</w:t>
+            </w:r>
+          </w:p>
+        </w:tc>
+        <w:tc>
+          <w:tcPr>
+            <w:tcW w:type="dxa" w:w="1100"/>
+            <w:tcBorders>
+              <w:top w:val="single" w:color="7F7F7F" w:sz="4"/>
+              <w:left w:val="single" w:color="7F7F7F" w:sz="4"/>
+              <w:bottom w:val="single" w:color="7F7F7F" w:sz="4"/>
+              <w:right w:val="single" w:color="7F7F7F" w:sz="4"/>
+            </w:tcBorders>
+            <w:tcMar>
+              <w:top w:type="dxa" w:w="60"/>
+              <w:left w:type="dxa" w:w="100"/>
+              <w:bottom w:type="dxa" w:w="60"/>
+              <w:right w:type="dxa" w:w="100"/>
+            </w:tcMar>
+          </w:tcPr>
+          <w:p>
+            <w:pPr>
+              <w:spacing w:after="20"/>
+            </w:pPr>
+            <w:r>
+              <w:rPr>
+                <w:sz w:val="16"/>
+                <w:szCs w:val="16"/>
+              </w:rPr>
+              <w:t xml:space="preserve">1,000</w:t>
+            </w:r>
+          </w:p>
+        </w:tc>
+        <w:tc>
+          <w:tcPr>
+            <w:tcW w:type="dxa" w:w="900"/>
+            <w:tcBorders>
+              <w:top w:val="single" w:color="7F7F7F" w:sz="4"/>
+              <w:left w:val="single" w:color="7F7F7F" w:sz="4"/>
+              <w:bottom w:val="single" w:color="7F7F7F" w:sz="4"/>
+              <w:right w:val="single" w:color="7F7F7F" w:sz="4"/>
+            </w:tcBorders>
+            <w:tcMar>
+              <w:top w:type="dxa" w:w="60"/>
+              <w:left w:type="dxa" w:w="100"/>
+              <w:bottom w:type="dxa" w:w="60"/>
+              <w:right w:type="dxa" w:w="100"/>
+            </w:tcMar>
+          </w:tcPr>
+          <w:p>
+            <w:pPr>
+              <w:spacing w:after="20"/>
+            </w:pPr>
+            <w:r>
+              <w:rPr>
+                <w:sz w:val="16"/>
+                <w:szCs w:val="16"/>
+              </w:rPr>
+              <w:t xml:space="preserve">0%</w:t>
+            </w:r>
+          </w:p>
+        </w:tc>
+        <w:tc>
+          <w:tcPr>
+            <w:tcW w:type="dxa" w:w="1100"/>
+            <w:tcBorders>
+              <w:top w:val="single" w:color="7F7F7F" w:sz="4"/>
+              <w:left w:val="single" w:color="7F7F7F" w:sz="4"/>
+              <w:bottom w:val="single" w:color="7F7F7F" w:sz="4"/>
+              <w:right w:val="single" w:color="7F7F7F" w:sz="4"/>
+            </w:tcBorders>
+            <w:tcMar>
+              <w:top w:type="dxa" w:w="60"/>
+              <w:left w:type="dxa" w:w="100"/>
+              <w:bottom w:type="dxa" w:w="60"/>
+              <w:right w:type="dxa" w:w="100"/>
+            </w:tcMar>
+          </w:tcPr>
+          <w:p>
+            <w:pPr>
+              <w:spacing w:after="20"/>
+            </w:pPr>
+            <w:r>
+              <w:rPr>
+                <w:sz w:val="16"/>
+                <w:szCs w:val="16"/>
+              </w:rPr>
+              <w:t xml:space="preserve">98 ms</w:t>
+            </w:r>
+          </w:p>
+        </w:tc>
+        <w:tc>
+          <w:tcPr>
+            <w:tcW w:type="dxa" w:w="1100"/>
+            <w:tcBorders>
+              <w:top w:val="single" w:color="7F7F7F" w:sz="4"/>
+              <w:left w:val="single" w:color="7F7F7F" w:sz="4"/>
+              <w:bottom w:val="single" w:color="7F7F7F" w:sz="4"/>
+              <w:right w:val="single" w:color="7F7F7F" w:sz="4"/>
+            </w:tcBorders>
+            <w:tcMar>
+              <w:top w:type="dxa" w:w="60"/>
+              <w:left w:type="dxa" w:w="100"/>
+              <w:bottom w:type="dxa" w:w="60"/>
+              <w:right w:type="dxa" w:w="100"/>
+            </w:tcMar>
+          </w:tcPr>
+          <w:p>
+            <w:pPr>
+              <w:spacing w:after="20"/>
+            </w:pPr>
+            <w:r>
+              <w:rPr>
+                <w:sz w:val="16"/>
+                <w:szCs w:val="16"/>
+              </w:rPr>
+              <w:t xml:space="preserve">222 ms</w:t>
+            </w:r>
+          </w:p>
+        </w:tc>
+        <w:tc>
+          <w:tcPr>
+            <w:tcW w:type="dxa" w:w="1680"/>
+            <w:tcBorders>
+              <w:top w:val="single" w:color="7F7F7F" w:sz="4"/>
+              <w:left w:val="single" w:color="7F7F7F" w:sz="4"/>
+              <w:bottom w:val="single" w:color="7F7F7F" w:sz="4"/>
+              <w:right w:val="single" w:color="7F7F7F" w:sz="4"/>
+            </w:tcBorders>
+            <w:tcMar>
+              <w:top w:type="dxa" w:w="60"/>
+              <w:left w:type="dxa" w:w="100"/>
+              <w:bottom w:type="dxa" w:w="60"/>
+              <w:right w:type="dxa" w:w="100"/>
+            </w:tcMar>
+          </w:tcPr>
+          <w:p>
+            <w:pPr>
+              <w:spacing w:after="20"/>
+            </w:pPr>
+            <w:r>
+              <w:rPr>
+                <w:sz w:val="16"/>
+                <w:szCs w:val="16"/>
+              </w:rPr>
+              <w:t xml:space="preserve">16.6/s</w:t>
+            </w:r>
+          </w:p>
+        </w:tc>
+      </w:tr>
+      <w:tr>
+        <w:tc>
+          <w:tcPr>
+            <w:tcW w:type="dxa" w:w="3100"/>
+            <w:tcBorders>
+              <w:top w:val="single" w:color="7F7F7F" w:sz="4"/>
+              <w:left w:val="single" w:color="7F7F7F" w:sz="4"/>
+              <w:bottom w:val="single" w:color="7F7F7F" w:sz="4"/>
+              <w:right w:val="single" w:color="7F7F7F" w:sz="4"/>
+            </w:tcBorders>
+            <w:tcMar>
+              <w:top w:type="dxa" w:w="60"/>
+              <w:left w:type="dxa" w:w="100"/>
+              <w:bottom w:type="dxa" w:w="60"/>
+              <w:right w:type="dxa" w:w="100"/>
+            </w:tcMar>
+          </w:tcPr>
+          <w:p>
+            <w:pPr>
+              <w:spacing w:after="20"/>
+            </w:pPr>
+            <w:r>
+              <w:rPr>
+                <w:sz w:val="16"/>
+                <w:szCs w:val="16"/>
+              </w:rPr>
+              <w:t xml:space="preserve">Stress – 200 users, 60 s ramp-up, 5 loops</w:t>
+            </w:r>
+          </w:p>
+        </w:tc>
+        <w:tc>
+          <w:tcPr>
+            <w:tcW w:type="dxa" w:w="1100"/>
+            <w:tcBorders>
+              <w:top w:val="single" w:color="7F7F7F" w:sz="4"/>
+              <w:left w:val="single" w:color="7F7F7F" w:sz="4"/>
+              <w:bottom w:val="single" w:color="7F7F7F" w:sz="4"/>
+              <w:right w:val="single" w:color="7F7F7F" w:sz="4"/>
+            </w:tcBorders>
+            <w:tcMar>
+              <w:top w:type="dxa" w:w="60"/>
+              <w:left w:type="dxa" w:w="100"/>
+              <w:bottom w:type="dxa" w:w="60"/>
+              <w:right w:type="dxa" w:w="100"/>
+            </w:tcMar>
+          </w:tcPr>
+          <w:p>
+            <w:pPr>
+              <w:spacing w:after="20"/>
+            </w:pPr>
+            <w:r>
+              <w:rPr>
+                <w:sz w:val="16"/>
+                <w:szCs w:val="16"/>
+              </w:rPr>
+              <w:t xml:space="preserve">≤ 8</w:t>
+            </w:r>
+          </w:p>
+        </w:tc>
+        <w:tc>
+          <w:tcPr>
+            <w:tcW w:type="dxa" w:w="1100"/>
+            <w:tcBorders>
+              <w:top w:val="single" w:color="7F7F7F" w:sz="4"/>
+              <w:left w:val="single" w:color="7F7F7F" w:sz="4"/>
+              <w:bottom w:val="single" w:color="7F7F7F" w:sz="4"/>
+              <w:right w:val="single" w:color="7F7F7F" w:sz="4"/>
+            </w:tcBorders>
+            <w:tcMar>
+              <w:top w:type="dxa" w:w="60"/>
+              <w:left w:type="dxa" w:w="100"/>
+              <w:bottom w:type="dxa" w:w="60"/>
+              <w:right w:type="dxa" w:w="100"/>
+            </w:tcMar>
+          </w:tcPr>
+          <w:p>
+            <w:pPr>
+              <w:spacing w:after="20"/>
+            </w:pPr>
+            <w:r>
+              <w:rPr>
+                <w:sz w:val="16"/>
+                <w:szCs w:val="16"/>
+              </w:rPr>
+              <w:t xml:space="preserve">2,000</w:t>
+            </w:r>
+          </w:p>
+        </w:tc>
+        <w:tc>
+          <w:tcPr>
+            <w:tcW w:type="dxa" w:w="900"/>
+            <w:tcBorders>
+              <w:top w:val="single" w:color="7F7F7F" w:sz="4"/>
+              <w:left w:val="single" w:color="7F7F7F" w:sz="4"/>
+              <w:bottom w:val="single" w:color="7F7F7F" w:sz="4"/>
+              <w:right w:val="single" w:color="7F7F7F" w:sz="4"/>
+            </w:tcBorders>
+            <w:tcMar>
+              <w:top w:type="dxa" w:w="60"/>
+              <w:left w:type="dxa" w:w="100"/>
+              <w:bottom w:type="dxa" w:w="60"/>
+              <w:right w:type="dxa" w:w="100"/>
+            </w:tcMar>
+          </w:tcPr>
+          <w:p>
+            <w:pPr>
+              <w:spacing w:after="20"/>
+            </w:pPr>
+            <w:r>
+              <w:rPr>
+                <w:sz w:val="16"/>
+                <w:szCs w:val="16"/>
+              </w:rPr>
+              <w:t xml:space="preserve">0%</w:t>
+            </w:r>
+          </w:p>
+        </w:tc>
+        <w:tc>
+          <w:tcPr>
+            <w:tcW w:type="dxa" w:w="1100"/>
+            <w:tcBorders>
+              <w:top w:val="single" w:color="7F7F7F" w:sz="4"/>
+              <w:left w:val="single" w:color="7F7F7F" w:sz="4"/>
+              <w:bottom w:val="single" w:color="7F7F7F" w:sz="4"/>
+              <w:right w:val="single" w:color="7F7F7F" w:sz="4"/>
+            </w:tcBorders>
+            <w:tcMar>
+              <w:top w:type="dxa" w:w="60"/>
+              <w:left w:type="dxa" w:w="100"/>
+              <w:bottom w:type="dxa" w:w="60"/>
+              <w:right w:type="dxa" w:w="100"/>
+            </w:tcMar>
+          </w:tcPr>
+          <w:p>
+            <w:pPr>
+              <w:spacing w:after="20"/>
+            </w:pPr>
+            <w:r>
+              <w:rPr>
+                <w:sz w:val="16"/>
+                <w:szCs w:val="16"/>
+              </w:rPr>
+              <w:t xml:space="preserve">98 ms</w:t>
+            </w:r>
+          </w:p>
+        </w:tc>
+        <w:tc>
+          <w:tcPr>
+            <w:tcW w:type="dxa" w:w="1100"/>
+            <w:tcBorders>
+              <w:top w:val="single" w:color="7F7F7F" w:sz="4"/>
+              <w:left w:val="single" w:color="7F7F7F" w:sz="4"/>
+              <w:bottom w:val="single" w:color="7F7F7F" w:sz="4"/>
+              <w:right w:val="single" w:color="7F7F7F" w:sz="4"/>
+            </w:tcBorders>
+            <w:tcMar>
+              <w:top w:type="dxa" w:w="60"/>
+              <w:left w:type="dxa" w:w="100"/>
+              <w:bottom w:type="dxa" w:w="60"/>
+              <w:right w:type="dxa" w:w="100"/>
+            </w:tcMar>
+          </w:tcPr>
+          <w:p>
+            <w:pPr>
+              <w:spacing w:after="20"/>
+            </w:pPr>
+            <w:r>
+              <w:rPr>
+                <w:sz w:val="16"/>
+                <w:szCs w:val="16"/>
+              </w:rPr>
+              <w:t xml:space="preserve">220 ms</w:t>
+            </w:r>
+          </w:p>
+        </w:tc>
+        <w:tc>
+          <w:tcPr>
+            <w:tcW w:type="dxa" w:w="1680"/>
+            <w:tcBorders>
+              <w:top w:val="single" w:color="7F7F7F" w:sz="4"/>
+              <w:left w:val="single" w:color="7F7F7F" w:sz="4"/>
+              <w:bottom w:val="single" w:color="7F7F7F" w:sz="4"/>
+              <w:right w:val="single" w:color="7F7F7F" w:sz="4"/>
+            </w:tcBorders>
+            <w:tcMar>
+              <w:top w:type="dxa" w:w="60"/>
+              <w:left w:type="dxa" w:w="100"/>
+              <w:bottom w:type="dxa" w:w="60"/>
+              <w:right w:type="dxa" w:w="100"/>
+            </w:tcMar>
+          </w:tcPr>
+          <w:p>
+            <w:pPr>
+              <w:spacing w:after="20"/>
+            </w:pPr>
+            <w:r>
+              <w:rPr>
+                <w:sz w:val="16"/>
+                <w:szCs w:val="16"/>
+              </w:rPr>
+              <w:t xml:space="preserve">33.1/s</w:t>
+            </w:r>
+          </w:p>
+        </w:tc>
+      </w:tr>
+      <w:tr>
+        <w:tc>
+          <w:tcPr>
+            <w:tcW w:type="dxa" w:w="3100"/>
+            <w:tcBorders>
+              <w:top w:val="single" w:color="7F7F7F" w:sz="4"/>
+              <w:left w:val="single" w:color="7F7F7F" w:sz="4"/>
+              <w:bottom w:val="single" w:color="7F7F7F" w:sz="4"/>
+              <w:right w:val="single" w:color="7F7F7F" w:sz="4"/>
+            </w:tcBorders>
+            <w:tcMar>
+              <w:top w:type="dxa" w:w="60"/>
+              <w:left w:type="dxa" w:w="100"/>
+              <w:bottom w:type="dxa" w:w="60"/>
+              <w:right w:type="dxa" w:w="100"/>
+            </w:tcMar>
+          </w:tcPr>
+          <w:p>
+            <w:pPr>
+              <w:spacing w:after="20"/>
+            </w:pPr>
+            <w:r>
+              <w:rPr>
+                <w:sz w:val="16"/>
+                <w:szCs w:val="16"/>
+              </w:rPr>
+              <w:t xml:space="preserve">Burst – 50 users, 5 s ramp-up, 10 loops</w:t>
+            </w:r>
+          </w:p>
+        </w:tc>
+        <w:tc>
+          <w:tcPr>
+            <w:tcW w:type="dxa" w:w="1100"/>
+            <w:tcBorders>
+              <w:top w:val="single" w:color="7F7F7F" w:sz="4"/>
+              <w:left w:val="single" w:color="7F7F7F" w:sz="4"/>
+              <w:bottom w:val="single" w:color="7F7F7F" w:sz="4"/>
+              <w:right w:val="single" w:color="7F7F7F" w:sz="4"/>
+            </w:tcBorders>
+            <w:tcMar>
+              <w:top w:type="dxa" w:w="60"/>
+              <w:left w:type="dxa" w:w="100"/>
+              <w:bottom w:type="dxa" w:w="60"/>
+              <w:right w:type="dxa" w:w="100"/>
+            </w:tcMar>
+          </w:tcPr>
+          <w:p>
+            <w:pPr>
+              <w:spacing w:after="20"/>
+            </w:pPr>
+            <w:r>
+              <w:rPr>
+                <w:sz w:val="16"/>
+                <w:szCs w:val="16"/>
+              </w:rPr>
+              <w:t xml:space="preserve">50</w:t>
+            </w:r>
+          </w:p>
+        </w:tc>
+        <w:tc>
+          <w:tcPr>
+            <w:tcW w:type="dxa" w:w="1100"/>
+            <w:tcBorders>
+              <w:top w:val="single" w:color="7F7F7F" w:sz="4"/>
+              <w:left w:val="single" w:color="7F7F7F" w:sz="4"/>
+              <w:bottom w:val="single" w:color="7F7F7F" w:sz="4"/>
+              <w:right w:val="single" w:color="7F7F7F" w:sz="4"/>
+            </w:tcBorders>
+            <w:tcMar>
+              <w:top w:type="dxa" w:w="60"/>
+              <w:left w:type="dxa" w:w="100"/>
+              <w:bottom w:type="dxa" w:w="60"/>
+              <w:right w:type="dxa" w:w="100"/>
+            </w:tcMar>
+          </w:tcPr>
+          <w:p>
+            <w:pPr>
+              <w:spacing w:after="20"/>
+            </w:pPr>
+            <w:r>
+              <w:rPr>
+                <w:sz w:val="16"/>
+                <w:szCs w:val="16"/>
+              </w:rPr>
+              <w:t xml:space="preserve">1,000</w:t>
+            </w:r>
+          </w:p>
+        </w:tc>
+        <w:tc>
+          <w:tcPr>
+            <w:tcW w:type="dxa" w:w="900"/>
+            <w:tcBorders>
+              <w:top w:val="single" w:color="7F7F7F" w:sz="4"/>
+              <w:left w:val="single" w:color="7F7F7F" w:sz="4"/>
+              <w:bottom w:val="single" w:color="7F7F7F" w:sz="4"/>
+              <w:right w:val="single" w:color="7F7F7F" w:sz="4"/>
+            </w:tcBorders>
+            <w:tcMar>
+              <w:top w:type="dxa" w:w="60"/>
+              <w:left w:type="dxa" w:w="100"/>
+              <w:bottom w:type="dxa" w:w="60"/>
+              <w:right w:type="dxa" w:w="100"/>
+            </w:tcMar>
+          </w:tcPr>
+          <w:p>
+            <w:pPr>
+              <w:spacing w:after="20"/>
+            </w:pPr>
+            <w:r>
+              <w:rPr>
+                <w:sz w:val="16"/>
+                <w:szCs w:val="16"/>
+              </w:rPr>
+              <w:t xml:space="preserve">0%</w:t>
+            </w:r>
+          </w:p>
+        </w:tc>
+        <w:tc>
+          <w:tcPr>
+            <w:tcW w:type="dxa" w:w="1100"/>
+            <w:tcBorders>
+              <w:top w:val="single" w:color="7F7F7F" w:sz="4"/>
+              <w:left w:val="single" w:color="7F7F7F" w:sz="4"/>
+              <w:bottom w:val="single" w:color="7F7F7F" w:sz="4"/>
+              <w:right w:val="single" w:color="7F7F7F" w:sz="4"/>
+            </w:tcBorders>
+            <w:tcMar>
+              <w:top w:type="dxa" w:w="60"/>
+              <w:left w:type="dxa" w:w="100"/>
+              <w:bottom w:type="dxa" w:w="60"/>
+              <w:right w:type="dxa" w:w="100"/>
+            </w:tcMar>
+          </w:tcPr>
+          <w:p>
+            <w:pPr>
+              <w:spacing w:after="20"/>
+            </w:pPr>
+            <w:r>
+              <w:rPr>
+                <w:sz w:val="16"/>
+                <w:szCs w:val="16"/>
+              </w:rPr>
+              <w:t xml:space="preserve">500 ms</w:t>
+            </w:r>
+          </w:p>
+        </w:tc>
+        <w:tc>
+          <w:tcPr>
+            <w:tcW w:type="dxa" w:w="1100"/>
+            <w:tcBorders>
+              <w:top w:val="single" w:color="7F7F7F" w:sz="4"/>
+              <w:left w:val="single" w:color="7F7F7F" w:sz="4"/>
+              <w:bottom w:val="single" w:color="7F7F7F" w:sz="4"/>
+              <w:right w:val="single" w:color="7F7F7F" w:sz="4"/>
+            </w:tcBorders>
+            <w:tcMar>
+              <w:top w:type="dxa" w:w="60"/>
+              <w:left w:type="dxa" w:w="100"/>
+              <w:bottom w:type="dxa" w:w="60"/>
+              <w:right w:type="dxa" w:w="100"/>
+            </w:tcMar>
+          </w:tcPr>
+          <w:p>
+            <w:pPr>
+              <w:spacing w:after="20"/>
+            </w:pPr>
+            <w:r>
+              <w:rPr>
+                <w:sz w:val="16"/>
+                <w:szCs w:val="16"/>
+              </w:rPr>
+              <w:t xml:space="preserve">748 ms</w:t>
+            </w:r>
+          </w:p>
+        </w:tc>
+        <w:tc>
+          <w:tcPr>
+            <w:tcW w:type="dxa" w:w="1680"/>
+            <w:tcBorders>
+              <w:top w:val="single" w:color="7F7F7F" w:sz="4"/>
+              <w:left w:val="single" w:color="7F7F7F" w:sz="4"/>
+              <w:bottom w:val="single" w:color="7F7F7F" w:sz="4"/>
+              <w:right w:val="single" w:color="7F7F7F" w:sz="4"/>
+            </w:tcBorders>
+            <w:tcMar>
+              <w:top w:type="dxa" w:w="60"/>
+              <w:left w:type="dxa" w:w="100"/>
+              <w:bottom w:type="dxa" w:w="60"/>
+              <w:right w:type="dxa" w:w="100"/>
+            </w:tcMar>
+          </w:tcPr>
+          <w:p>
+            <w:pPr>
+              <w:spacing w:after="20"/>
+            </w:pPr>
+            <w:r>
+              <w:rPr>
+                <w:sz w:val="16"/>
+                <w:szCs w:val="16"/>
+              </w:rPr>
+              <w:t xml:space="preserve">72.4/s</w:t>
+            </w:r>
+          </w:p>
+        </w:tc>
+      </w:tr>
+      <w:tr>
+        <w:tc>
+          <w:tcPr>
+            <w:tcW w:type="dxa" w:w="3100"/>
+            <w:tcBorders>
+              <w:top w:val="single" w:color="7F7F7F" w:sz="4"/>
+              <w:left w:val="single" w:color="7F7F7F" w:sz="4"/>
+              <w:bottom w:val="single" w:color="7F7F7F" w:sz="4"/>
+              <w:right w:val="single" w:color="7F7F7F" w:sz="4"/>
+            </w:tcBorders>
+            <w:tcMar>
+              <w:top w:type="dxa" w:w="60"/>
+              <w:left w:type="dxa" w:w="100"/>
+              <w:bottom w:type="dxa" w:w="60"/>
+              <w:right w:type="dxa" w:w="100"/>
+            </w:tcMar>
+          </w:tcPr>
+          <w:p>
+            <w:pPr>
+              <w:spacing w:after="20"/>
+            </w:pPr>
+            <w:r>
+              <w:rPr>
+                <w:sz w:val="16"/>
+                <w:szCs w:val="16"/>
+              </w:rPr>
+              <w:t xml:space="preserve">Burst – 100 users, 5 s ramp-up, 5 loops</w:t>
+            </w:r>
+          </w:p>
+        </w:tc>
+        <w:tc>
+          <w:tcPr>
+            <w:tcW w:type="dxa" w:w="1100"/>
+            <w:tcBorders>
+              <w:top w:val="single" w:color="7F7F7F" w:sz="4"/>
+              <w:left w:val="single" w:color="7F7F7F" w:sz="4"/>
+              <w:bottom w:val="single" w:color="7F7F7F" w:sz="4"/>
+              <w:right w:val="single" w:color="7F7F7F" w:sz="4"/>
+            </w:tcBorders>
+            <w:tcMar>
+              <w:top w:type="dxa" w:w="60"/>
+              <w:left w:type="dxa" w:w="100"/>
+              <w:bottom w:type="dxa" w:w="60"/>
+              <w:right w:type="dxa" w:w="100"/>
+            </w:tcMar>
+          </w:tcPr>
+          <w:p>
+            <w:pPr>
+              <w:spacing w:after="20"/>
+            </w:pPr>
+            <w:r>
+              <w:rPr>
+                <w:sz w:val="16"/>
+                <w:szCs w:val="16"/>
+              </w:rPr>
+              <w:t xml:space="preserve">100</w:t>
+            </w:r>
+          </w:p>
+        </w:tc>
+        <w:tc>
+          <w:tcPr>
+            <w:tcW w:type="dxa" w:w="1100"/>
+            <w:tcBorders>
+              <w:top w:val="single" w:color="7F7F7F" w:sz="4"/>
+              <w:left w:val="single" w:color="7F7F7F" w:sz="4"/>
+              <w:bottom w:val="single" w:color="7F7F7F" w:sz="4"/>
+              <w:right w:val="single" w:color="7F7F7F" w:sz="4"/>
+            </w:tcBorders>
+            <w:tcMar>
+              <w:top w:type="dxa" w:w="60"/>
+              <w:left w:type="dxa" w:w="100"/>
+              <w:bottom w:type="dxa" w:w="60"/>
+              <w:right w:type="dxa" w:w="100"/>
+            </w:tcMar>
+          </w:tcPr>
+          <w:p>
+            <w:pPr>
+              <w:spacing w:after="20"/>
+            </w:pPr>
+            <w:r>
+              <w:rPr>
+                <w:sz w:val="16"/>
+                <w:szCs w:val="16"/>
+              </w:rPr>
+              <w:t xml:space="preserve">1,000</w:t>
+            </w:r>
+          </w:p>
+        </w:tc>
+        <w:tc>
+          <w:tcPr>
+            <w:tcW w:type="dxa" w:w="900"/>
+            <w:tcBorders>
+              <w:top w:val="single" w:color="7F7F7F" w:sz="4"/>
+              <w:left w:val="single" w:color="7F7F7F" w:sz="4"/>
+              <w:bottom w:val="single" w:color="7F7F7F" w:sz="4"/>
+              <w:right w:val="single" w:color="7F7F7F" w:sz="4"/>
+            </w:tcBorders>
+            <w:tcMar>
+              <w:top w:type="dxa" w:w="60"/>
+              <w:left w:type="dxa" w:w="100"/>
+              <w:bottom w:type="dxa" w:w="60"/>
+              <w:right w:type="dxa" w:w="100"/>
+            </w:tcMar>
+          </w:tcPr>
+          <w:p>
+            <w:pPr>
+              <w:spacing w:after="20"/>
+            </w:pPr>
+            <w:r>
+              <w:rPr>
+                <w:sz w:val="16"/>
+                <w:szCs w:val="16"/>
+              </w:rPr>
+              <w:t xml:space="preserve">0%</w:t>
+            </w:r>
+          </w:p>
+        </w:tc>
+        <w:tc>
+          <w:tcPr>
+            <w:tcW w:type="dxa" w:w="1100"/>
+            <w:tcBorders>
+              <w:top w:val="single" w:color="7F7F7F" w:sz="4"/>
+              <w:left w:val="single" w:color="7F7F7F" w:sz="4"/>
+              <w:bottom w:val="single" w:color="7F7F7F" w:sz="4"/>
+              <w:right w:val="single" w:color="7F7F7F" w:sz="4"/>
+            </w:tcBorders>
+            <w:tcMar>
+              <w:top w:type="dxa" w:w="60"/>
+              <w:left w:type="dxa" w:w="100"/>
+              <w:bottom w:type="dxa" w:w="60"/>
+              <w:right w:type="dxa" w:w="100"/>
+            </w:tcMar>
+          </w:tcPr>
+          <w:p>
+            <w:pPr>
+              <w:spacing w:after="20"/>
+            </w:pPr>
+            <w:r>
+              <w:rPr>
+                <w:sz w:val="16"/>
+                <w:szCs w:val="16"/>
+              </w:rPr>
+              <w:t xml:space="preserve">909 ms</w:t>
+            </w:r>
+          </w:p>
+        </w:tc>
+        <w:tc>
+          <w:tcPr>
+            <w:tcW w:type="dxa" w:w="1100"/>
+            <w:tcBorders>
+              <w:top w:val="single" w:color="7F7F7F" w:sz="4"/>
+              <w:left w:val="single" w:color="7F7F7F" w:sz="4"/>
+              <w:bottom w:val="single" w:color="7F7F7F" w:sz="4"/>
+              <w:right w:val="single" w:color="7F7F7F" w:sz="4"/>
+            </w:tcBorders>
+            <w:tcMar>
+              <w:top w:type="dxa" w:w="60"/>
+              <w:left w:type="dxa" w:w="100"/>
+              <w:bottom w:type="dxa" w:w="60"/>
+              <w:right w:type="dxa" w:w="100"/>
+            </w:tcMar>
+          </w:tcPr>
+          <w:p>
+            <w:pPr>
+              <w:spacing w:after="20"/>
+            </w:pPr>
+            <w:r>
+              <w:rPr>
+                <w:sz w:val="16"/>
+                <w:szCs w:val="16"/>
+              </w:rPr>
+              <w:t xml:space="preserve">1,333 ms</w:t>
+            </w:r>
+          </w:p>
+        </w:tc>
+        <w:tc>
+          <w:tcPr>
+            <w:tcW w:type="dxa" w:w="1680"/>
+            <w:tcBorders>
+              <w:top w:val="single" w:color="7F7F7F" w:sz="4"/>
+              <w:left w:val="single" w:color="7F7F7F" w:sz="4"/>
+              <w:bottom w:val="single" w:color="7F7F7F" w:sz="4"/>
+              <w:right w:val="single" w:color="7F7F7F" w:sz="4"/>
+            </w:tcBorders>
+            <w:tcMar>
+              <w:top w:type="dxa" w:w="60"/>
+              <w:left w:type="dxa" w:w="100"/>
+              <w:bottom w:type="dxa" w:w="60"/>
+              <w:right w:type="dxa" w:w="100"/>
+            </w:tcMar>
+          </w:tcPr>
+          <w:p>
+            <w:pPr>
+              <w:spacing w:after="20"/>
+            </w:pPr>
+            <w:r>
+              <w:rPr>
+                <w:sz w:val="16"/>
+                <w:szCs w:val="16"/>
+              </w:rPr>
+              <w:t xml:space="preserve">77.5/s</w:t>
+            </w:r>
+          </w:p>
+        </w:tc>
+      </w:tr>
+      <w:tr>
+        <w:tc>
+          <w:tcPr>
+            <w:tcW w:type="dxa" w:w="3100"/>
+            <w:tcBorders>
+              <w:top w:val="single" w:color="7F7F7F" w:sz="4"/>
+              <w:left w:val="single" w:color="7F7F7F" w:sz="4"/>
+              <w:bottom w:val="single" w:color="7F7F7F" w:sz="4"/>
+              <w:right w:val="single" w:color="7F7F7F" w:sz="4"/>
+            </w:tcBorders>
+            <w:tcMar>
+              <w:top w:type="dxa" w:w="60"/>
+              <w:left w:type="dxa" w:w="100"/>
+              <w:bottom w:type="dxa" w:w="60"/>
+              <w:right w:type="dxa" w:w="100"/>
+            </w:tcMar>
+          </w:tcPr>
+          <w:p>
+            <w:pPr>
+              <w:spacing w:after="20"/>
+            </w:pPr>
+            <w:r>
+              <w:rPr>
+                <w:sz w:val="16"/>
+                <w:szCs w:val="16"/>
+              </w:rPr>
+              <w:t xml:space="preserve">Burst – 200 users, 5 s ramp-up, 5 loops</w:t>
+            </w:r>
+          </w:p>
+        </w:tc>
+        <w:tc>
+          <w:tcPr>
+            <w:tcW w:type="dxa" w:w="1100"/>
+            <w:tcBorders>
+              <w:top w:val="single" w:color="7F7F7F" w:sz="4"/>
+              <w:left w:val="single" w:color="7F7F7F" w:sz="4"/>
+              <w:bottom w:val="single" w:color="7F7F7F" w:sz="4"/>
+              <w:right w:val="single" w:color="7F7F7F" w:sz="4"/>
+            </w:tcBorders>
+            <w:tcMar>
+              <w:top w:type="dxa" w:w="60"/>
+              <w:left w:type="dxa" w:w="100"/>
+              <w:bottom w:type="dxa" w:w="60"/>
+              <w:right w:type="dxa" w:w="100"/>
+            </w:tcMar>
+          </w:tcPr>
+          <w:p>
+            <w:pPr>
+              <w:spacing w:after="20"/>
+            </w:pPr>
+            <w:r>
+              <w:rPr>
+                <w:sz w:val="16"/>
+                <w:szCs w:val="16"/>
+              </w:rPr>
+              <w:t xml:space="preserve">200</w:t>
+            </w:r>
+          </w:p>
+        </w:tc>
+        <w:tc>
+          <w:tcPr>
+            <w:tcW w:type="dxa" w:w="1100"/>
+            <w:tcBorders>
+              <w:top w:val="single" w:color="7F7F7F" w:sz="4"/>
+              <w:left w:val="single" w:color="7F7F7F" w:sz="4"/>
+              <w:bottom w:val="single" w:color="7F7F7F" w:sz="4"/>
+              <w:right w:val="single" w:color="7F7F7F" w:sz="4"/>
+            </w:tcBorders>
+            <w:tcMar>
+              <w:top w:type="dxa" w:w="60"/>
+              <w:left w:type="dxa" w:w="100"/>
+              <w:bottom w:type="dxa" w:w="60"/>
+              <w:right w:type="dxa" w:w="100"/>
+            </w:tcMar>
+          </w:tcPr>
+          <w:p>
+            <w:pPr>
+              <w:spacing w:after="20"/>
+            </w:pPr>
+            <w:r>
+              <w:rPr>
+                <w:sz w:val="16"/>
+                <w:szCs w:val="16"/>
+              </w:rPr>
+              <w:t xml:space="preserve">2,000</w:t>
+            </w:r>
+          </w:p>
+        </w:tc>
+        <w:tc>
+          <w:tcPr>
+            <w:tcW w:type="dxa" w:w="900"/>
+            <w:tcBorders>
+              <w:top w:val="single" w:color="7F7F7F" w:sz="4"/>
+              <w:left w:val="single" w:color="7F7F7F" w:sz="4"/>
+              <w:bottom w:val="single" w:color="7F7F7F" w:sz="4"/>
+              <w:right w:val="single" w:color="7F7F7F" w:sz="4"/>
+            </w:tcBorders>
+            <w:tcMar>
+              <w:top w:type="dxa" w:w="60"/>
+              <w:left w:type="dxa" w:w="100"/>
+              <w:bottom w:type="dxa" w:w="60"/>
+              <w:right w:type="dxa" w:w="100"/>
+            </w:tcMar>
+          </w:tcPr>
+          <w:p>
+            <w:pPr>
+              <w:spacing w:after="20"/>
+            </w:pPr>
+            <w:r>
+              <w:rPr>
+                <w:sz w:val="16"/>
+                <w:szCs w:val="16"/>
+              </w:rPr>
+              <w:t xml:space="preserve">0%</w:t>
+            </w:r>
+          </w:p>
+        </w:tc>
+        <w:tc>
+          <w:tcPr>
+            <w:tcW w:type="dxa" w:w="1100"/>
+            <w:tcBorders>
+              <w:top w:val="single" w:color="7F7F7F" w:sz="4"/>
+              <w:left w:val="single" w:color="7F7F7F" w:sz="4"/>
+              <w:bottom w:val="single" w:color="7F7F7F" w:sz="4"/>
+              <w:right w:val="single" w:color="7F7F7F" w:sz="4"/>
+            </w:tcBorders>
+            <w:tcMar>
+              <w:top w:type="dxa" w:w="60"/>
+              <w:left w:type="dxa" w:w="100"/>
+              <w:bottom w:type="dxa" w:w="60"/>
+              <w:right w:type="dxa" w:w="100"/>
+            </w:tcMar>
+          </w:tcPr>
+          <w:p>
+            <w:pPr>
+              <w:spacing w:after="20"/>
+            </w:pPr>
+            <w:r>
+              <w:rPr>
+                <w:sz w:val="16"/>
+                <w:szCs w:val="16"/>
+              </w:rPr>
+              <w:t xml:space="preserve">2,010 ms</w:t>
+            </w:r>
+          </w:p>
+        </w:tc>
+        <w:tc>
+          <w:tcPr>
+            <w:tcW w:type="dxa" w:w="1100"/>
+            <w:tcBorders>
+              <w:top w:val="single" w:color="7F7F7F" w:sz="4"/>
+              <w:left w:val="single" w:color="7F7F7F" w:sz="4"/>
+              <w:bottom w:val="single" w:color="7F7F7F" w:sz="4"/>
+              <w:right w:val="single" w:color="7F7F7F" w:sz="4"/>
+            </w:tcBorders>
+            <w:tcMar>
+              <w:top w:type="dxa" w:w="60"/>
+              <w:left w:type="dxa" w:w="100"/>
+              <w:bottom w:type="dxa" w:w="60"/>
+              <w:right w:type="dxa" w:w="100"/>
+            </w:tcMar>
+          </w:tcPr>
+          <w:p>
+            <w:pPr>
+              <w:spacing w:after="20"/>
+            </w:pPr>
+            <w:r>
+              <w:rPr>
+                <w:sz w:val="16"/>
+                <w:szCs w:val="16"/>
+              </w:rPr>
+              <w:t xml:space="preserve">2,838 ms</w:t>
+            </w:r>
+          </w:p>
+        </w:tc>
+        <w:tc>
+          <w:tcPr>
+            <w:tcW w:type="dxa" w:w="1680"/>
+            <w:tcBorders>
+              <w:top w:val="single" w:color="7F7F7F" w:sz="4"/>
+              <w:left w:val="single" w:color="7F7F7F" w:sz="4"/>
+              <w:bottom w:val="single" w:color="7F7F7F" w:sz="4"/>
+              <w:right w:val="single" w:color="7F7F7F" w:sz="4"/>
+            </w:tcBorders>
+            <w:tcMar>
+              <w:top w:type="dxa" w:w="60"/>
+              <w:left w:type="dxa" w:w="100"/>
+              <w:bottom w:type="dxa" w:w="60"/>
+              <w:right w:type="dxa" w:w="100"/>
+            </w:tcMar>
+          </w:tcPr>
+          <w:p>
+            <w:pPr>
+              <w:spacing w:after="20"/>
+            </w:pPr>
+            <w:r>
+              <w:rPr>
+                <w:sz w:val="16"/>
+                <w:szCs w:val="16"/>
+              </w:rPr>
+              <w:t xml:space="preserve">81.3/s</w:t>
+            </w:r>
+          </w:p>
+        </w:tc>
+      </w:tr>
+    </w:tbl>
+    <w:p>
+      <w:pPr>
+        <w:spacing w:after="120"/>
+      </w:pPr>
+    </w:p>
+    <w:p>
+      <w:pPr>
+        <w:spacing w:after="60" w:before="60"/>
+        <w:jc w:val="center"/>
+      </w:pPr>
+      <w:r>
+        <w:drawing>
+          <wp:inline distT="0" distB="0" distL="0" distR="0">
+            <wp:extent cx="6286500" cy="4352925"/>
+            <wp:effectExtent t="0" r="0" b="0" l="0"/>
+            <wp:docPr id="6" name="" descr="" title=""/>
+            <wp:cNvGraphicFramePr>
+              <a:graphicFrameLocks xmlns:a="http://schemas.openxmlformats.org/drawingml/2006/main" noChangeAspect="1"/>
+            </wp:cNvGraphicFramePr>
+            <a:graphic xmlns:a="http://schemas.openxmlformats.org/drawingml/2006/main">
+              <a:graphicData uri="http://schemas.openxmlformats.org/drawingml/2006/picture">
+                <pic:pic xmlns:pic="http://schemas.openxmlformats.org/drawingml/2006/picture">
+                  <pic:nvPicPr>
+                    <pic:cNvPr id="0" name="" descr=""/>
+                    <pic:cNvPicPr>
+                      <a:picLocks noChangeAspect="1" noChangeArrowheads="1"/>
+                    </pic:cNvPicPr>
+                  </pic:nvPicPr>
+                  <pic:blipFill>
+                    <a:blip r:embed="rId13" cstate="none"/>
+                    <a:srcRect/>
+                    <a:stretch>
+                      <a:fillRect/>
+                    </a:stretch>
+                  </pic:blipFill>
+                  <pic:spPr bwMode="auto">
+                    <a:xfrm>
+                      <a:off x="0" y="0"/>
+                      <a:ext cx="6286500" cy="4352925"/>
+                    </a:xfrm>
+                    <a:prstGeom prst="rect">
+                      <a:avLst/>
+                    </a:prstGeom>
+                  </pic:spPr>
+                </pic:pic>
+              </a:graphicData>
+            </a:graphic>
+          </wp:inline>
+        </w:drawing>
+      </w:r>
+    </w:p>
+    <w:p>
+      <w:pPr>
+        <w:spacing w:after="160"/>
+        <w:jc w:val="center"/>
+      </w:pPr>
+      <w:r>
+        <w:rPr>
+          <w:i/>
+          <w:iCs/>
+          <w:sz w:val="18"/>
+          <w:szCs w:val="18"/>
+        </w:rPr>
+        <w:t xml:space="preserve">Figure 6. JMeter dashboard, Response Times Over Time (1 s granularity): 50 users at the same time – search and details stay below 800 ms on average</w:t>
+      </w:r>
     </w:p>
     <w:p>
       <w:pPr>
@@ -29872,7 +31993,7 @@
           <wp:inline distT="0" distB="0" distL="0" distR="0">
             <wp:extent cx="6286500" cy="3657600"/>
             <wp:effectExtent t="0" r="0" b="0" l="0"/>
-            <wp:docPr id="6" name="" descr="" title=""/>
+            <wp:docPr id="7" name="" descr="" title=""/>
             <wp:cNvGraphicFramePr>
               <a:graphicFrameLocks xmlns:a="http://schemas.openxmlformats.org/drawingml/2006/main" noChangeAspect="1"/>
             </wp:cNvGraphicFramePr>
@@ -29886,7 +32007,7 @@
                     </pic:cNvPicPr>
                   </pic:nvPicPr>
                   <pic:blipFill>
-                    <a:blip r:embed="rId13" cstate="none"/>
+                    <a:blip r:embed="rId14" cstate="none"/>
                     <a:srcRect/>
                     <a:stretch>
                       <a:fillRect/>
@@ -29920,7 +32041,7 @@
           <w:sz w:val="18"/>
           <w:szCs w:val="18"/>
         </w:rPr>
-        <w:t xml:space="preserve">Figure 6. Deployment architecture: Vercel and Railway, public and private network boundaries, CI/CD path</w:t>
+        <w:t xml:space="preserve">Figure 7. Deployment architecture: Vercel and Railway, public and private network boundaries, CI/CD path</w:t>
       </w:r>
     </w:p>
     <w:p>
@@ -30141,7 +32262,22 @@
                 <w:sz w:val="16"/>
                 <w:szCs w:val="16"/>
               </w:rPr>
-              <w:t xml:space="preserve">Vercel (Hobby)</w:t>
+              <w:t xml:space="preserve">Vercel (Hobby), project </w:t>
+            </w:r>
+            <w:r>
+              <w:rPr>
+                <w:rFonts w:ascii="Consolas" w:cs="Consolas" w:eastAsia="Consolas" w:hAnsi="Consolas"/>
+                <w:sz w:val="16"/>
+                <w:szCs w:val="16"/>
+              </w:rPr>
+              <w:t xml:space="preserve">opendoor</w:t>
+            </w:r>
+            <w:r>
+              <w:rPr>
+                <w:sz w:val="16"/>
+                <w:szCs w:val="16"/>
+              </w:rPr>
+              <w:t xml:space="preserve"> linked to the GitHub repository</w:t>
             </w:r>
           </w:p>
         </w:tc>
@@ -30169,9 +32305,8 @@
               <w:rPr>
                 <w:sz w:val="16"/>
                 <w:szCs w:val="16"/>
-                <w:highlight w:val="yellow"/>
-              </w:rPr>
-              <w:t xml:space="preserve">[https://opendoor.vercel.app]</w:t>
+              </w:rPr>
+              <w:t xml:space="preserve">https://opendoor-rust.vercel.app</w:t>
             </w:r>
           </w:p>
         </w:tc>
@@ -30260,7 +32395,22 @@
                 <w:sz w:val="16"/>
                 <w:szCs w:val="16"/>
               </w:rPr>
-              <w:t xml:space="preserve"> = gateway URL; SPA rewrite to </w:t>
+              <w:t xml:space="preserve"> = gateway URL; </w:t>
+            </w:r>
+            <w:r>
+              <w:rPr>
+                <w:rFonts w:ascii="Consolas" w:cs="Consolas" w:eastAsia="Consolas" w:hAnsi="Consolas"/>
+                <w:sz w:val="16"/>
+                <w:szCs w:val="16"/>
+              </w:rPr>
+              <w:t xml:space="preserve">frontend/vercel.json</w:t>
+            </w:r>
+            <w:r>
+              <w:rPr>
+                <w:sz w:val="16"/>
+                <w:szCs w:val="16"/>
+              </w:rPr>
+              <w:t xml:space="preserve"> rewrites every route to </w:t>
             </w:r>
             <w:r>
               <w:rPr>
@@ -30269,6 +32419,13 @@
                 <w:szCs w:val="16"/>
               </w:rPr>
               <w:t xml:space="preserve">index.html</w:t>
+            </w:r>
+            <w:r>
+              <w:rPr>
+                <w:sz w:val="16"/>
+                <w:szCs w:val="16"/>
+              </w:rPr>
+              <w:t xml:space="preserve"> (deep links work on reload)</w:t>
             </w:r>
           </w:p>
         </w:tc>
@@ -30371,16 +32528,8 @@
               <w:rPr>
                 <w:sz w:val="16"/>
                 <w:szCs w:val="16"/>
-                <w:highlight w:val="yellow"/>
-              </w:rPr>
-              <w:t xml:space="preserve">[https://opendoor-gateway.up.railway.app]</w:t>
-            </w:r>
-            <w:r>
-              <w:rPr>
-                <w:sz w:val="16"/>
-                <w:szCs w:val="16"/>
-              </w:rPr>
-              <w:t xml:space="preserve"> (public domain)</w:t>
+              </w:rPr>
+              <w:t xml:space="preserve">https://gateway-production-4e58.up.railway.app (the only public domain)</w:t>
             </w:r>
           </w:p>
         </w:tc>
@@ -30447,6 +32596,21 @@
                 <w:sz w:val="16"/>
                 <w:szCs w:val="16"/>
               </w:rPr>
+              <w:t xml:space="preserve"> = the Vercel URL, </w:t>
+            </w:r>
+            <w:r>
+              <w:rPr>
+                <w:rFonts w:ascii="Consolas" w:cs="Consolas" w:eastAsia="Consolas" w:hAnsi="Consolas"/>
+                <w:sz w:val="16"/>
+                <w:szCs w:val="16"/>
+              </w:rPr>
+              <w:t xml:space="preserve">TRUST_PROXY=1</w:t>
+            </w:r>
+            <w:r>
+              <w:rPr>
+                <w:sz w:val="16"/>
+                <w:szCs w:val="16"/>
+              </w:rPr>
               <w:t xml:space="preserve">, </w:t>
             </w:r>
             <w:r>
@@ -30455,14 +32619,14 @@
                 <w:sz w:val="16"/>
                 <w:szCs w:val="16"/>
               </w:rPr>
-              <w:t xml:space="preserve">TRUST_PROXY=1</w:t>
-            </w:r>
-            <w:r>
-              <w:rPr>
-                <w:sz w:val="16"/>
-                <w:szCs w:val="16"/>
-              </w:rPr>
-              <w:t xml:space="preserve">, rate-limit settings; health check </w:t>
+              <w:t xml:space="preserve">RATE_LIMIT_PER_MIN=120</w:t>
+            </w:r>
+            <w:r>
+              <w:rPr>
+                <w:sz w:val="16"/>
+                <w:szCs w:val="16"/>
+              </w:rPr>
+              <w:t xml:space="preserve">; health check </w:t>
             </w:r>
             <w:r>
               <w:rPr>
@@ -30694,7 +32858,7 @@
                 <w:sz w:val="16"/>
                 <w:szCs w:val="16"/>
               </w:rPr>
-              <w:t xml:space="preserve">MAIL_*</w:t>
+              <w:t xml:space="preserve">MAIL_MAILER=brevo</w:t>
             </w:r>
             <w:r>
               <w:rPr>
@@ -30716,7 +32880,67 @@
                 <w:sz w:val="16"/>
                 <w:szCs w:val="16"/>
               </w:rPr>
-              <w:t xml:space="preserve">; a Railway volume for logos and résumés (the container disk is not kept between deploys)</w:t>
+              <w:t xml:space="preserve">; health check </w:t>
+            </w:r>
+            <w:r>
+              <w:rPr>
+                <w:rFonts w:ascii="Consolas" w:cs="Consolas" w:eastAsia="Consolas" w:hAnsi="Consolas"/>
+                <w:sz w:val="16"/>
+                <w:szCs w:val="16"/>
+              </w:rPr>
+              <w:t xml:space="preserve">/up</w:t>
+            </w:r>
+            <w:r>
+              <w:rPr>
+                <w:sz w:val="16"/>
+                <w:szCs w:val="16"/>
+              </w:rPr>
+              <w:t xml:space="preserve">; a Railway volume at </w:t>
+            </w:r>
+            <w:r>
+              <w:rPr>
+                <w:rFonts w:ascii="Consolas" w:cs="Consolas" w:eastAsia="Consolas" w:hAnsi="Consolas"/>
+                <w:sz w:val="16"/>
+                <w:szCs w:val="16"/>
+              </w:rPr>
+              <w:t xml:space="preserve">storage/app</w:t>
+            </w:r>
+            <w:r>
+              <w:rPr>
+                <w:sz w:val="16"/>
+                <w:szCs w:val="16"/>
+              </w:rPr>
+              <w:t xml:space="preserve"> for logos and résumés (the container disk is not kept between deploys). </w:t>
+            </w:r>
+            <w:r>
+              <w:rPr>
+                <w:rFonts w:ascii="Consolas" w:cs="Consolas" w:eastAsia="Consolas" w:hAnsi="Consolas"/>
+                <w:sz w:val="16"/>
+                <w:szCs w:val="16"/>
+              </w:rPr>
+              <w:t xml:space="preserve">RUN_SCHEDULER=1</w:t>
+            </w:r>
+            <w:r>
+              <w:rPr>
+                <w:sz w:val="16"/>
+                <w:szCs w:val="16"/>
+              </w:rPr>
+              <w:t xml:space="preserve"> starts </w:t>
+            </w:r>
+            <w:r>
+              <w:rPr>
+                <w:rFonts w:ascii="Consolas" w:cs="Consolas" w:eastAsia="Consolas" w:hAnsi="Consolas"/>
+                <w:sz w:val="16"/>
+                <w:szCs w:val="16"/>
+              </w:rPr>
+              <w:t xml:space="preserve">php artisan schedule:work</w:t>
+            </w:r>
+            <w:r>
+              <w:rPr>
+                <w:sz w:val="16"/>
+                <w:szCs w:val="16"/>
+              </w:rPr>
+              <w:t xml:space="preserve"> next to the web server: it closes expired postings (00:05), sends rating reminders (08:00) and works the email queue every minute (password-reset links)</w:t>
             </w:r>
           </w:p>
         </w:tc>
@@ -30747,7 +32971,7 @@
                 <w:sz w:val="16"/>
                 <w:szCs w:val="16"/>
               </w:rPr>
-              <w:t xml:space="preserve">Core scheduler</w:t>
+              <w:t xml:space="preserve">Insights Service</w:t>
             </w:r>
           </w:p>
         </w:tc>
@@ -30776,7 +33000,22 @@
                 <w:sz w:val="16"/>
                 <w:szCs w:val="16"/>
               </w:rPr>
-              <w:t xml:space="preserve">Railway service from the same Core image</w:t>
+              <w:t xml:space="preserve">Railway service (Dockerfile: </w:t>
+            </w:r>
+            <w:r>
+              <w:rPr>
+                <w:rFonts w:ascii="Consolas" w:cs="Consolas" w:eastAsia="Consolas" w:hAnsi="Consolas"/>
+                <w:sz w:val="16"/>
+                <w:szCs w:val="16"/>
+              </w:rPr>
+              <w:t xml:space="preserve">node:22-alpine</w:t>
+            </w:r>
+            <w:r>
+              <w:rPr>
+                <w:sz w:val="16"/>
+                <w:szCs w:val="16"/>
+              </w:rPr>
+              <w:t xml:space="preserve">)</w:t>
             </w:r>
           </w:p>
         </w:tc>
@@ -30805,7 +33044,7 @@
                 <w:sz w:val="16"/>
                 <w:szCs w:val="16"/>
               </w:rPr>
-              <w:t xml:space="preserve">no domain</w:t>
+              <w:t xml:space="preserve">insights-service.railway.internal:8002 (no public domain)</w:t>
             </w:r>
           </w:p>
         </w:tc>
@@ -30831,25 +33070,123 @@
             </w:pPr>
             <w:r>
               <w:rPr>
-                <w:sz w:val="16"/>
-                <w:szCs w:val="16"/>
-              </w:rPr>
-              <w:t xml:space="preserve">Runs </w:t>
-            </w:r>
-            <w:r>
-              <w:rPr>
-                <w:rFonts w:ascii="Consolas" w:cs="Consolas" w:eastAsia="Consolas" w:hAnsi="Consolas"/>
-                <w:sz w:val="16"/>
-                <w:szCs w:val="16"/>
-              </w:rPr>
-              <w:t xml:space="preserve">php artisan schedule:work</w:t>
-            </w:r>
-            <w:r>
-              <w:rPr>
-                <w:sz w:val="16"/>
-                <w:szCs w:val="16"/>
-              </w:rPr>
-              <w:t xml:space="preserve">: closes expired postings (00:05), sends rating reminders (08:00) and works the email queue every minute (password-reset links); same variables as the Core Service</w:t>
+                <w:rFonts w:ascii="Consolas" w:cs="Consolas" w:eastAsia="Consolas" w:hAnsi="Consolas"/>
+                <w:sz w:val="16"/>
+                <w:szCs w:val="16"/>
+              </w:rPr>
+              <w:t xml:space="preserve">CORE_INTERNAL_URL</w:t>
+            </w:r>
+            <w:r>
+              <w:rPr>
+                <w:sz w:val="16"/>
+                <w:szCs w:val="16"/>
+              </w:rPr>
+              <w:t xml:space="preserve">, </w:t>
+            </w:r>
+            <w:r>
+              <w:rPr>
+                <w:rFonts w:ascii="Consolas" w:cs="Consolas" w:eastAsia="Consolas" w:hAnsi="Consolas"/>
+                <w:sz w:val="16"/>
+                <w:szCs w:val="16"/>
+              </w:rPr>
+              <w:t xml:space="preserve">SERVICE_KEY_INSIGHTS</w:t>
+            </w:r>
+            <w:r>
+              <w:rPr>
+                <w:sz w:val="16"/>
+                <w:szCs w:val="16"/>
+              </w:rPr>
+              <w:t xml:space="preserve">, </w:t>
+            </w:r>
+            <w:r>
+              <w:rPr>
+                <w:rFonts w:ascii="Consolas" w:cs="Consolas" w:eastAsia="Consolas" w:hAnsi="Consolas"/>
+                <w:sz w:val="16"/>
+                <w:szCs w:val="16"/>
+              </w:rPr>
+              <w:t xml:space="preserve">NOMINATIM_CONTACT_EMAIL</w:t>
+            </w:r>
+            <w:r>
+              <w:rPr>
+                <w:sz w:val="16"/>
+                <w:szCs w:val="16"/>
+              </w:rPr>
+              <w:t xml:space="preserve">, </w:t>
+            </w:r>
+            <w:r>
+              <w:rPr>
+                <w:rFonts w:ascii="Consolas" w:cs="Consolas" w:eastAsia="Consolas" w:hAnsi="Consolas"/>
+                <w:sz w:val="16"/>
+                <w:szCs w:val="16"/>
+              </w:rPr>
+              <w:t xml:space="preserve">CACHE_DB_*</w:t>
+            </w:r>
+            <w:r>
+              <w:rPr>
+                <w:sz w:val="16"/>
+                <w:szCs w:val="16"/>
+              </w:rPr>
+              <w:t xml:space="preserve">, </w:t>
+            </w:r>
+            <w:r>
+              <w:rPr>
+                <w:rFonts w:ascii="Consolas" w:cs="Consolas" w:eastAsia="Consolas" w:hAnsi="Consolas"/>
+                <w:sz w:val="16"/>
+                <w:szCs w:val="16"/>
+              </w:rPr>
+              <w:t xml:space="preserve">PSGC_URL</w:t>
+            </w:r>
+            <w:r>
+              <w:rPr>
+                <w:sz w:val="16"/>
+                <w:szCs w:val="16"/>
+              </w:rPr>
+              <w:t xml:space="preserve">, </w:t>
+            </w:r>
+            <w:r>
+              <w:rPr>
+                <w:rFonts w:ascii="Consolas" w:cs="Consolas" w:eastAsia="Consolas" w:hAnsi="Consolas"/>
+                <w:sz w:val="16"/>
+                <w:szCs w:val="16"/>
+              </w:rPr>
+              <w:t xml:space="preserve">NOMINATIM_URL</w:t>
+            </w:r>
+            <w:r>
+              <w:rPr>
+                <w:sz w:val="16"/>
+                <w:szCs w:val="16"/>
+              </w:rPr>
+              <w:t xml:space="preserve">, </w:t>
+            </w:r>
+            <w:r>
+              <w:rPr>
+                <w:rFonts w:ascii="Consolas" w:cs="Consolas" w:eastAsia="Consolas" w:hAnsi="Consolas"/>
+                <w:sz w:val="16"/>
+                <w:szCs w:val="16"/>
+              </w:rPr>
+              <w:t xml:space="preserve">OVERPASS_URL</w:t>
+            </w:r>
+            <w:r>
+              <w:rPr>
+                <w:sz w:val="16"/>
+                <w:szCs w:val="16"/>
+              </w:rPr>
+              <w:t xml:space="preserve">, </w:t>
+            </w:r>
+            <w:r>
+              <w:rPr>
+                <w:rFonts w:ascii="Consolas" w:cs="Consolas" w:eastAsia="Consolas" w:hAnsi="Consolas"/>
+                <w:sz w:val="16"/>
+                <w:szCs w:val="16"/>
+              </w:rPr>
+              <w:t xml:space="preserve">OVERPASS_FALLBACK_URL</w:t>
+            </w:r>
+            <w:r>
+              <w:rPr>
+                <w:sz w:val="16"/>
+                <w:szCs w:val="16"/>
+              </w:rPr>
+              <w:t xml:space="preserve"> (second Overpass server)</w:t>
             </w:r>
           </w:p>
         </w:tc>
@@ -30880,7 +33217,7 @@
                 <w:sz w:val="16"/>
                 <w:szCs w:val="16"/>
               </w:rPr>
-              <w:t xml:space="preserve">Insights Service</w:t>
+              <w:t xml:space="preserve">Business Registry (SOAP)</w:t>
             </w:r>
           </w:p>
         </w:tc>
@@ -30909,22 +33246,7 @@
                 <w:sz w:val="16"/>
                 <w:szCs w:val="16"/>
               </w:rPr>
-              <w:t xml:space="preserve">Railway service (Dockerfile: </w:t>
-            </w:r>
-            <w:r>
-              <w:rPr>
-                <w:rFonts w:ascii="Consolas" w:cs="Consolas" w:eastAsia="Consolas" w:hAnsi="Consolas"/>
-                <w:sz w:val="16"/>
-                <w:szCs w:val="16"/>
-              </w:rPr>
-              <w:t xml:space="preserve">node:22-alpine</w:t>
-            </w:r>
-            <w:r>
-              <w:rPr>
-                <w:sz w:val="16"/>
-                <w:szCs w:val="16"/>
-              </w:rPr>
-              <w:t xml:space="preserve">)</w:t>
+              <w:t xml:space="preserve">Railway service (Dockerfile: FrankenPHP, PHP 8.4 + soap)</w:t>
             </w:r>
           </w:p>
         </w:tc>
@@ -30953,7 +33275,7 @@
                 <w:sz w:val="16"/>
                 <w:szCs w:val="16"/>
               </w:rPr>
-              <w:t xml:space="preserve">insights.railway.internal:8002 (no public domain)</w:t>
+              <w:t xml:space="preserve">business-registry-soap.railway.internal:8003 (no public domain)</w:t>
             </w:r>
           </w:p>
         </w:tc>
@@ -30983,119 +33305,14 @@
                 <w:sz w:val="16"/>
                 <w:szCs w:val="16"/>
               </w:rPr>
-              <w:t xml:space="preserve">CORE_INTERNAL_URL</w:t>
-            </w:r>
-            <w:r>
-              <w:rPr>
-                <w:sz w:val="16"/>
-                <w:szCs w:val="16"/>
-              </w:rPr>
-              <w:t xml:space="preserve">, </w:t>
-            </w:r>
-            <w:r>
-              <w:rPr>
-                <w:rFonts w:ascii="Consolas" w:cs="Consolas" w:eastAsia="Consolas" w:hAnsi="Consolas"/>
-                <w:sz w:val="16"/>
-                <w:szCs w:val="16"/>
-              </w:rPr>
-              <w:t xml:space="preserve">SERVICE_KEY_INSIGHTS</w:t>
-            </w:r>
-            <w:r>
-              <w:rPr>
-                <w:sz w:val="16"/>
-                <w:szCs w:val="16"/>
-              </w:rPr>
-              <w:t xml:space="preserve">, </w:t>
-            </w:r>
-            <w:r>
-              <w:rPr>
-                <w:rFonts w:ascii="Consolas" w:cs="Consolas" w:eastAsia="Consolas" w:hAnsi="Consolas"/>
-                <w:sz w:val="16"/>
-                <w:szCs w:val="16"/>
-              </w:rPr>
-              <w:t xml:space="preserve">NOMINATIM_CONTACT_EMAIL</w:t>
-            </w:r>
-            <w:r>
-              <w:rPr>
-                <w:sz w:val="16"/>
-                <w:szCs w:val="16"/>
-              </w:rPr>
-              <w:t xml:space="preserve">, </w:t>
-            </w:r>
-            <w:r>
-              <w:rPr>
-                <w:rFonts w:ascii="Consolas" w:cs="Consolas" w:eastAsia="Consolas" w:hAnsi="Consolas"/>
-                <w:sz w:val="16"/>
-                <w:szCs w:val="16"/>
-              </w:rPr>
-              <w:t xml:space="preserve">CACHE_DB_*</w:t>
-            </w:r>
-            <w:r>
-              <w:rPr>
-                <w:sz w:val="16"/>
-                <w:szCs w:val="16"/>
-              </w:rPr>
-              <w:t xml:space="preserve">; optional </w:t>
-            </w:r>
-            <w:r>
-              <w:rPr>
-                <w:rFonts w:ascii="Consolas" w:cs="Consolas" w:eastAsia="Consolas" w:hAnsi="Consolas"/>
-                <w:sz w:val="16"/>
-                <w:szCs w:val="16"/>
-              </w:rPr>
-              <w:t xml:space="preserve">PSGC_URL</w:t>
-            </w:r>
-            <w:r>
-              <w:rPr>
-                <w:sz w:val="16"/>
-                <w:szCs w:val="16"/>
-              </w:rPr>
-              <w:t xml:space="preserve">, </w:t>
-            </w:r>
-            <w:r>
-              <w:rPr>
-                <w:rFonts w:ascii="Consolas" w:cs="Consolas" w:eastAsia="Consolas" w:hAnsi="Consolas"/>
-                <w:sz w:val="16"/>
-                <w:szCs w:val="16"/>
-              </w:rPr>
-              <w:t xml:space="preserve">NOMINATIM_URL</w:t>
-            </w:r>
-            <w:r>
-              <w:rPr>
-                <w:sz w:val="16"/>
-                <w:szCs w:val="16"/>
-              </w:rPr>
-              <w:t xml:space="preserve">, </w:t>
-            </w:r>
-            <w:r>
-              <w:rPr>
-                <w:rFonts w:ascii="Consolas" w:cs="Consolas" w:eastAsia="Consolas" w:hAnsi="Consolas"/>
-                <w:sz w:val="16"/>
-                <w:szCs w:val="16"/>
-              </w:rPr>
-              <w:t xml:space="preserve">OVERPASS_URL</w:t>
-            </w:r>
-            <w:r>
-              <w:rPr>
-                <w:sz w:val="16"/>
-                <w:szCs w:val="16"/>
-              </w:rPr>
-              <w:t xml:space="preserve">, </w:t>
-            </w:r>
-            <w:r>
-              <w:rPr>
-                <w:rFonts w:ascii="Consolas" w:cs="Consolas" w:eastAsia="Consolas" w:hAnsi="Consolas"/>
-                <w:sz w:val="16"/>
-                <w:szCs w:val="16"/>
-              </w:rPr>
-              <w:t xml:space="preserve">OVERPASS_FALLBACK_URL</w:t>
-            </w:r>
-            <w:r>
-              <w:rPr>
-                <w:sz w:val="16"/>
-                <w:szCs w:val="16"/>
-              </w:rPr>
-              <w:t xml:space="preserve"> (second Overpass server; empty = off)</w:t>
+              <w:t xml:space="preserve">REGISTRY_SOAP_USER/PASSWORD</w:t>
+            </w:r>
+            <w:r>
+              <w:rPr>
+                <w:sz w:val="16"/>
+                <w:szCs w:val="16"/>
+              </w:rPr>
+              <w:t xml:space="preserve">; the SQLite registry is seeded at every start (demo data only)</w:t>
             </w:r>
           </w:p>
         </w:tc>
@@ -31126,7 +33343,7 @@
                 <w:sz w:val="16"/>
                 <w:szCs w:val="16"/>
               </w:rPr>
-              <w:t xml:space="preserve">Business Registry (SOAP)</w:t>
+              <w:t xml:space="preserve">MySQL 8</w:t>
             </w:r>
           </w:p>
         </w:tc>
@@ -31155,7 +33372,7 @@
                 <w:sz w:val="16"/>
                 <w:szCs w:val="16"/>
               </w:rPr>
-              <w:t xml:space="preserve">Railway service (Dockerfile: FrankenPHP, PHP 8.4 + soap)</w:t>
+              <w:t xml:space="preserve">Railway MySQL template (MySQL 8.4) with a volume</w:t>
             </w:r>
           </w:p>
         </w:tc>
@@ -31184,7 +33401,7 @@
                 <w:sz w:val="16"/>
                 <w:szCs w:val="16"/>
               </w:rPr>
-              <w:t xml:space="preserve">registry.railway.internal:8003 (no public domain)</w:t>
+              <w:t xml:space="preserve">mysql.railway.internal:3306 (no public port)</w:t>
             </w:r>
           </w:p>
         </w:tc>
@@ -31210,18 +33427,40 @@
             </w:pPr>
             <w:r>
               <w:rPr>
-                <w:rFonts w:ascii="Consolas" w:cs="Consolas" w:eastAsia="Consolas" w:hAnsi="Consolas"/>
-                <w:sz w:val="16"/>
-                <w:szCs w:val="16"/>
-              </w:rPr>
-              <w:t xml:space="preserve">REGISTRY_SOAP_USER/PASSWORD</w:t>
-            </w:r>
-            <w:r>
-              <w:rPr>
-                <w:sz w:val="16"/>
-                <w:szCs w:val="16"/>
-              </w:rPr>
-              <w:t xml:space="preserve">; the SQLite registry is seeded at every start (demo data only)</w:t>
+                <w:sz w:val="16"/>
+                <w:szCs w:val="16"/>
+              </w:rPr>
+              <w:t xml:space="preserve">Schemas </w:t>
+            </w:r>
+            <w:r>
+              <w:rPr>
+                <w:rFonts w:ascii="Consolas" w:cs="Consolas" w:eastAsia="Consolas" w:hAnsi="Consolas"/>
+                <w:sz w:val="16"/>
+                <w:szCs w:val="16"/>
+              </w:rPr>
+              <w:t xml:space="preserve">opendoor_core</w:t>
+            </w:r>
+            <w:r>
+              <w:rPr>
+                <w:sz w:val="16"/>
+                <w:szCs w:val="16"/>
+              </w:rPr>
+              <w:t xml:space="preserve"> and </w:t>
+            </w:r>
+            <w:r>
+              <w:rPr>
+                <w:rFonts w:ascii="Consolas" w:cs="Consolas" w:eastAsia="Consolas" w:hAnsi="Consolas"/>
+                <w:sz w:val="16"/>
+                <w:szCs w:val="16"/>
+              </w:rPr>
+              <w:t xml:space="preserve">insights_cache</w:t>
+            </w:r>
+            <w:r>
+              <w:rPr>
+                <w:sz w:val="16"/>
+                <w:szCs w:val="16"/>
+              </w:rPr>
+              <w:t xml:space="preserve"> with separate users (each limited to its schema); InnoDB buffer pool lowered to 256 MB because a trial service has 1 GB RAM</w:t>
             </w:r>
           </w:p>
         </w:tc>
@@ -31252,7 +33491,7 @@
                 <w:sz w:val="16"/>
                 <w:szCs w:val="16"/>
               </w:rPr>
-              <w:t xml:space="preserve">MySQL 8</w:t>
+              <w:t xml:space="preserve">Email</w:t>
             </w:r>
           </w:p>
         </w:tc>
@@ -31281,7 +33520,7 @@
                 <w:sz w:val="16"/>
                 <w:szCs w:val="16"/>
               </w:rPr>
-              <w:t xml:space="preserve">Railway managed database</w:t>
+              <w:t xml:space="preserve">Brevo (free plan, 300 emails per day)</w:t>
             </w:r>
           </w:p>
         </w:tc>
@@ -31310,7 +33549,7 @@
                 <w:sz w:val="16"/>
                 <w:szCs w:val="16"/>
               </w:rPr>
-              <w:t xml:space="preserve">mysql.railway.internal:3306</w:t>
+              <w:t xml:space="preserve">https://api.brevo.com (HTTPS API)</w:t>
             </w:r>
           </w:p>
         </w:tc>
@@ -31336,160 +33575,11 @@
             </w:pPr>
             <w:r>
               <w:rPr>
-                <w:sz w:val="16"/>
-                <w:szCs w:val="16"/>
-              </w:rPr>
-              <w:t xml:space="preserve">Schemas </w:t>
-            </w:r>
-            <w:r>
-              <w:rPr>
-                <w:rFonts w:ascii="Consolas" w:cs="Consolas" w:eastAsia="Consolas" w:hAnsi="Consolas"/>
-                <w:sz w:val="16"/>
-                <w:szCs w:val="16"/>
-              </w:rPr>
-              <w:t xml:space="preserve">opendoor_core</w:t>
-            </w:r>
-            <w:r>
-              <w:rPr>
-                <w:sz w:val="16"/>
-                <w:szCs w:val="16"/>
-              </w:rPr>
-              <w:t xml:space="preserve"> and </w:t>
-            </w:r>
-            <w:r>
-              <w:rPr>
-                <w:rFonts w:ascii="Consolas" w:cs="Consolas" w:eastAsia="Consolas" w:hAnsi="Consolas"/>
-                <w:sz w:val="16"/>
-                <w:szCs w:val="16"/>
-              </w:rPr>
-              <w:t xml:space="preserve">insights_cache</w:t>
-            </w:r>
-            <w:r>
-              <w:rPr>
-                <w:sz w:val="16"/>
-                <w:szCs w:val="16"/>
-              </w:rPr>
-              <w:t xml:space="preserve"> with separate users; daily backups (Railway)</w:t>
-            </w:r>
-          </w:p>
-        </w:tc>
-      </w:tr>
-      <w:tr>
-        <w:tc>
-          <w:tcPr>
-            <w:tcW w:type="dxa" w:w="1700"/>
-            <w:tcBorders>
-              <w:top w:val="single" w:color="7F7F7F" w:sz="4"/>
-              <w:left w:val="single" w:color="7F7F7F" w:sz="4"/>
-              <w:bottom w:val="single" w:color="7F7F7F" w:sz="4"/>
-              <w:right w:val="single" w:color="7F7F7F" w:sz="4"/>
-            </w:tcBorders>
-            <w:tcMar>
-              <w:top w:type="dxa" w:w="60"/>
-              <w:left w:type="dxa" w:w="100"/>
-              <w:bottom w:type="dxa" w:w="60"/>
-              <w:right w:type="dxa" w:w="100"/>
-            </w:tcMar>
-          </w:tcPr>
-          <w:p>
-            <w:pPr>
-              <w:spacing w:after="20"/>
-            </w:pPr>
-            <w:r>
-              <w:rPr>
-                <w:sz w:val="16"/>
-                <w:szCs w:val="16"/>
-              </w:rPr>
-              <w:t xml:space="preserve">Email (SMTP)</w:t>
-            </w:r>
-          </w:p>
-        </w:tc>
-        <w:tc>
-          <w:tcPr>
-            <w:tcW w:type="dxa" w:w="2200"/>
-            <w:tcBorders>
-              <w:top w:val="single" w:color="7F7F7F" w:sz="4"/>
-              <w:left w:val="single" w:color="7F7F7F" w:sz="4"/>
-              <w:bottom w:val="single" w:color="7F7F7F" w:sz="4"/>
-              <w:right w:val="single" w:color="7F7F7F" w:sz="4"/>
-            </w:tcBorders>
-            <w:tcMar>
-              <w:top w:type="dxa" w:w="60"/>
-              <w:left w:type="dxa" w:w="100"/>
-              <w:bottom w:type="dxa" w:w="60"/>
-              <w:right w:type="dxa" w:w="100"/>
-            </w:tcMar>
-          </w:tcPr>
-          <w:p>
-            <w:pPr>
-              <w:spacing w:after="20"/>
-            </w:pPr>
-            <w:r>
-              <w:rPr>
-                <w:sz w:val="16"/>
-                <w:szCs w:val="16"/>
-                <w:highlight w:val="yellow"/>
-              </w:rPr>
-              <w:t xml:space="preserve">[Mail provider – chosen at deployment]</w:t>
-            </w:r>
-          </w:p>
-        </w:tc>
-        <w:tc>
-          <w:tcPr>
-            <w:tcW w:type="dxa" w:w="2700"/>
-            <w:tcBorders>
-              <w:top w:val="single" w:color="7F7F7F" w:sz="4"/>
-              <w:left w:val="single" w:color="7F7F7F" w:sz="4"/>
-              <w:bottom w:val="single" w:color="7F7F7F" w:sz="4"/>
-              <w:right w:val="single" w:color="7F7F7F" w:sz="4"/>
-            </w:tcBorders>
-            <w:tcMar>
-              <w:top w:type="dxa" w:w="60"/>
-              <w:left w:type="dxa" w:w="100"/>
-              <w:bottom w:type="dxa" w:w="60"/>
-              <w:right w:type="dxa" w:w="100"/>
-            </w:tcMar>
-          </w:tcPr>
-          <w:p>
-            <w:pPr>
-              <w:spacing w:after="20"/>
-            </w:pPr>
-            <w:r>
-              <w:rPr>
-                <w:sz w:val="16"/>
-                <w:szCs w:val="16"/>
-              </w:rPr>
-              <w:t xml:space="preserve">Provider's SMTP host</w:t>
-            </w:r>
-          </w:p>
-        </w:tc>
-        <w:tc>
-          <w:tcPr>
-            <w:tcW w:type="dxa" w:w="3480"/>
-            <w:tcBorders>
-              <w:top w:val="single" w:color="7F7F7F" w:sz="4"/>
-              <w:left w:val="single" w:color="7F7F7F" w:sz="4"/>
-              <w:bottom w:val="single" w:color="7F7F7F" w:sz="4"/>
-              <w:right w:val="single" w:color="7F7F7F" w:sz="4"/>
-            </w:tcBorders>
-            <w:tcMar>
-              <w:top w:type="dxa" w:w="60"/>
-              <w:left w:type="dxa" w:w="100"/>
-              <w:bottom w:type="dxa" w:w="60"/>
-              <w:right w:type="dxa" w:w="100"/>
-            </w:tcMar>
-          </w:tcPr>
-          <w:p>
-            <w:pPr>
-              <w:spacing w:after="20"/>
-            </w:pPr>
-            <w:r>
-              <w:rPr>
-                <w:rFonts w:ascii="Consolas" w:cs="Consolas" w:eastAsia="Consolas" w:hAnsi="Consolas"/>
-                <w:sz w:val="16"/>
-                <w:szCs w:val="16"/>
-              </w:rPr>
-              <w:t xml:space="preserve">MAIL_MAILER=smtp</w:t>
+                <w:rFonts w:ascii="Consolas" w:cs="Consolas" w:eastAsia="Consolas" w:hAnsi="Consolas"/>
+                <w:sz w:val="16"/>
+                <w:szCs w:val="16"/>
+              </w:rPr>
+              <w:t xml:space="preserve">MAIL_MAILER=brevo</w:t>
             </w:r>
             <w:r>
               <w:rPr>
@@ -31504,7 +33594,7 @@
                 <w:sz w:val="16"/>
                 <w:szCs w:val="16"/>
               </w:rPr>
-              <w:t xml:space="preserve">MAIL_HOST</w:t>
+              <w:t xml:space="preserve">BREVO_API_KEY</w:t>
             </w:r>
             <w:r>
               <w:rPr>
@@ -31519,36 +33609,6 @@
                 <w:sz w:val="16"/>
                 <w:szCs w:val="16"/>
               </w:rPr>
-              <w:t xml:space="preserve">MAIL_USERNAME</w:t>
-            </w:r>
-            <w:r>
-              <w:rPr>
-                <w:sz w:val="16"/>
-                <w:szCs w:val="16"/>
-              </w:rPr>
-              <w:t xml:space="preserve">, </w:t>
-            </w:r>
-            <w:r>
-              <w:rPr>
-                <w:rFonts w:ascii="Consolas" w:cs="Consolas" w:eastAsia="Consolas" w:hAnsi="Consolas"/>
-                <w:sz w:val="16"/>
-                <w:szCs w:val="16"/>
-              </w:rPr>
-              <w:t xml:space="preserve">MAIL_PASSWORD</w:t>
-            </w:r>
-            <w:r>
-              <w:rPr>
-                <w:sz w:val="16"/>
-                <w:szCs w:val="16"/>
-              </w:rPr>
-              <w:t xml:space="preserve">, </w:t>
-            </w:r>
-            <w:r>
-              <w:rPr>
-                <w:rFonts w:ascii="Consolas" w:cs="Consolas" w:eastAsia="Consolas" w:hAnsi="Consolas"/>
-                <w:sz w:val="16"/>
-                <w:szCs w:val="16"/>
-              </w:rPr>
               <w:t xml:space="preserve">MAIL_FROM_ADDRESS</w:t>
             </w:r>
             <w:r>
@@ -31556,7 +33616,7 @@
                 <w:sz w:val="16"/>
                 <w:szCs w:val="16"/>
               </w:rPr>
-              <w:t xml:space="preserve"> on the Core Service and scheduler</w:t>
+              <w:t xml:space="preserve"> (a sender address verified in Brevo). Railway blocks outbound SMTP on its Trial, Free and Hobby plans, so mail goes through Brevo's HTTPS API with Symfony's Brevo mailer</w:t>
             </w:r>
           </w:p>
         </w:tc>
@@ -31576,10 +33636,61 @@
           <w:b/>
           <w:bCs/>
         </w:rPr>
+        <w:t xml:space="preserve">How it was deployed (15–16 October 2026).</w:t>
+      </w:r>
+      <w:r>
+        <w:t xml:space="preserve"> All Railway services run in the Singapore region (</w:t>
+      </w:r>
+      <w:r>
+        <w:rPr>
+          <w:rFonts w:ascii="Consolas" w:cs="Consolas" w:eastAsia="Consolas" w:hAnsi="Consolas"/>
+        </w:rPr>
+        <w:t xml:space="preserve">asia-southeast1</w:t>
+      </w:r>
+      <w:r>
+        <w:t xml:space="preserve">), the region closest to the Philippines. Each code service is built from its Dockerfile in its own root directory and deploys automatically from GitHub </w:t>
+      </w:r>
+      <w:r>
+        <w:rPr>
+          <w:rFonts w:ascii="Consolas" w:cs="Consolas" w:eastAsia="Consolas" w:hAnsi="Consolas"/>
+        </w:rPr>
+        <w:t xml:space="preserve">main</w:t>
+      </w:r>
+      <w:r>
+        <w:t xml:space="preserve"> when its folder changes (Railway watch paths, so a frontend-only push rebuilds nothing on Railway). The services, variables, volume and public domain were configured with the Railway CLI and its GraphQL API; the database users were created and the demo data seeded (</w:t>
+      </w:r>
+      <w:r>
+        <w:rPr>
+          <w:rFonts w:ascii="Consolas" w:cs="Consolas" w:eastAsia="Consolas" w:hAnsi="Consolas"/>
+        </w:rPr>
+        <w:t xml:space="preserve">php artisan db:seed --force</w:t>
+      </w:r>
+      <w:r>
+        <w:t xml:space="preserve">) over Railway's SSH access, so neither the database nor the internal services have a public port. The demo accounts' email notifications are switched off in production because their </w:t>
+      </w:r>
+      <w:r>
+        <w:rPr>
+          <w:rFonts w:ascii="Consolas" w:cs="Consolas" w:eastAsia="Consolas" w:hAnsi="Consolas"/>
+        </w:rPr>
+        <w:t xml:space="preserve">@opendoor.test</w:t>
+      </w:r>
+      <w:r>
+        <w:t xml:space="preserve"> addresses cannot receive mail.</w:t>
+      </w:r>
+    </w:p>
+    <w:p>
+      <w:pPr>
+        <w:spacing w:after="120" w:line="276"/>
+      </w:pPr>
+      <w:r>
+        <w:rPr>
+          <w:b/>
+          <w:bCs/>
+        </w:rPr>
         <w:t xml:space="preserve">Limitations.</w:t>
       </w:r>
       <w:r>
-        <w:t xml:space="preserve"> The Railway Hobby plan (about US$5/month after the trial credit) and Vercel Hobby are not sized for production load; services may cold-start, so the team opens the application a few minutes before the demonstration. Demo accounts for every role and enough feedback to show a published trust score are seeded; a second demo employer has two responses and a demo candidate's hire with the feedback window open, so the third response (test T10) can be shown live. Both URLs are documented in the README and submitted before the defense.</w:t>
+        <w:t xml:space="preserve"> The deployment uses Railway's Free Trial: a one-time US$5 credit valid for 30 days, at most five services per project and 1 GB RAM with shared vCPU per service – which is why the scheduler shares the Core container instead of running as a sixth service. All tests of 15–16 October used about US$0.05 of the credit. Vercel's Hobby plan hosts the frontend. Neither is sized for production load (Section 7.3). Demo accounts for every role and enough feedback to show a published trust score are seeded; a second demo employer has two responses and a demo candidate's hire with the feedback window open, so the third response (test T10) can be shown live. Both URLs are documented in the README and submitted before the defense.</w:t>
       </w:r>
     </w:p>
     <w:p>
@@ -32667,7 +34778,52 @@
                 <w:sz w:val="16"/>
                 <w:szCs w:val="16"/>
               </w:rPr>
-              <w:t xml:space="preserve">Vercel and Railway GitHub integrations build and deploy the changed components automatically; Laravel migrations run as the Railway release command.</w:t>
+              <w:t xml:space="preserve">Vercel and Railway GitHub integrations build and deploy the changed components automatically (Railway watch paths: only the services whose folder changed); Laravel migrations run as the Railway pre-deploy command; Railway health checks (</w:t>
+            </w:r>
+            <w:r>
+              <w:rPr>
+                <w:rFonts w:ascii="Consolas" w:cs="Consolas" w:eastAsia="Consolas" w:hAnsi="Consolas"/>
+                <w:sz w:val="16"/>
+                <w:szCs w:val="16"/>
+              </w:rPr>
+              <w:t xml:space="preserve">/up</w:t>
+            </w:r>
+            <w:r>
+              <w:rPr>
+                <w:sz w:val="16"/>
+                <w:szCs w:val="16"/>
+              </w:rPr>
+              <w:t xml:space="preserve">, </w:t>
+            </w:r>
+            <w:r>
+              <w:rPr>
+                <w:rFonts w:ascii="Consolas" w:cs="Consolas" w:eastAsia="Consolas" w:hAnsi="Consolas"/>
+                <w:sz w:val="16"/>
+                <w:szCs w:val="16"/>
+              </w:rPr>
+              <w:t xml:space="preserve">/health</w:t>
+            </w:r>
+            <w:r>
+              <w:rPr>
+                <w:sz w:val="16"/>
+                <w:szCs w:val="16"/>
+              </w:rPr>
+              <w:t xml:space="preserve">, </w:t>
+            </w:r>
+            <w:r>
+              <w:rPr>
+                <w:rFonts w:ascii="Consolas" w:cs="Consolas" w:eastAsia="Consolas" w:hAnsi="Consolas"/>
+                <w:sz w:val="16"/>
+                <w:szCs w:val="16"/>
+              </w:rPr>
+              <w:t xml:space="preserve">/api/health</w:t>
+            </w:r>
+            <w:r>
+              <w:rPr>
+                <w:sz w:val="16"/>
+                <w:szCs w:val="16"/>
+              </w:rPr>
+              <w:t xml:space="preserve">) gate the switch to the new version.</w:t>
             </w:r>
           </w:p>
         </w:tc>
@@ -32727,15 +34883,22 @@
                 <w:sz w:val="16"/>
                 <w:szCs w:val="16"/>
               </w:rPr>
-              <w:t xml:space="preserve">After deploy on </w:t>
-            </w:r>
-            <w:r>
-              <w:rPr>
-                <w:rFonts w:ascii="Consolas" w:cs="Consolas" w:eastAsia="Consolas" w:hAnsi="Consolas"/>
-                <w:sz w:val="16"/>
-                <w:szCs w:val="16"/>
-              </w:rPr>
-              <w:t xml:space="preserve">main</w:t>
+              <w:t xml:space="preserve">After a deploy (run by the team, not yet in </w:t>
+            </w:r>
+            <w:r>
+              <w:rPr>
+                <w:rFonts w:ascii="Consolas" w:cs="Consolas" w:eastAsia="Consolas" w:hAnsi="Consolas"/>
+                <w:sz w:val="16"/>
+                <w:szCs w:val="16"/>
+              </w:rPr>
+              <w:t xml:space="preserve">ci.yml</w:t>
+            </w:r>
+            <w:r>
+              <w:rPr>
+                <w:sz w:val="16"/>
+                <w:szCs w:val="16"/>
+              </w:rPr>
+              <w:t xml:space="preserve">)</w:t>
             </w:r>
           </w:p>
         </w:tc>
@@ -32761,10 +34924,18 @@
             </w:pPr>
             <w:r>
               <w:rPr>
-                <w:sz w:val="16"/>
-                <w:szCs w:val="16"/>
-              </w:rPr>
-              <w:t xml:space="preserve">Newman runs the smoke folder (health, login, search, snapshot) against the production gateway; failure marks the run red and the team rolls back with Railway/Vercel "redeploy previous".</w:t>
+                <w:rFonts w:ascii="Consolas" w:cs="Consolas" w:eastAsia="Consolas" w:hAnsi="Consolas"/>
+                <w:sz w:val="16"/>
+                <w:szCs w:val="16"/>
+              </w:rPr>
+              <w:t xml:space="preserve">node tests/postman/build-smoke.mjs</w:t>
+            </w:r>
+            <w:r>
+              <w:rPr>
+                <w:sz w:val="16"/>
+                <w:szCs w:val="16"/>
+              </w:rPr>
+              <w:t xml:space="preserve"> builds the read-only subset of the collection (73 requests) and Newman runs it against the production gateway with the production demo password (16 Oct 2026: 389 assertions, 0 failures, Section 7.2). Automating it in CI would need that password as a GitHub secret. If it fails, the team rolls back with Railway/Vercel "redeploy previous".</w:t>
             </w:r>
           </w:p>
         </w:tc>
@@ -33186,7 +35357,7 @@
           <w:sz w:val="18"/>
           <w:szCs w:val="18"/>
         </w:rPr>
-        <w:t xml:space="preserve">Screens of the final build with the seeded demo data, captured on 14 October 2026 in a desktop browser 1,440 px wide (</w:t>
+        <w:t xml:space="preserve">Screens of the deployed system (https://opendoor-rust.vercel.app) with the seeded demo data, captured read-only with the demo accounts on 16 October 2026 in a desktop browser 1,440 px wide. The job details page and its snapshot are from the 14 October 2026 capture of the local stack (</w:t>
       </w:r>
       <w:r>
         <w:rPr>
@@ -33228,7 +35399,7 @@
           <w:sz w:val="18"/>
           <w:szCs w:val="18"/>
         </w:rPr>
-        <w:t xml:space="preserve">). The nearby places in the snapshot are live OpenStreetMap data from that day.</w:t>
+        <w:t xml:space="preserve">, earlier logo), because both public Overpass servers were failing on 16 October; the nearby places shown are live OpenStreetMap data from 14 October.</w:t>
       </w:r>
     </w:p>
     <w:tbl>
@@ -33273,117 +35444,6 @@
               <w:drawing>
                 <wp:inline distT="0" distB="0" distL="0" distR="0">
                   <wp:extent cx="6286500" cy="5324475"/>
-                  <wp:effectExtent t="0" r="0" b="0" l="0"/>
-                  <wp:docPr id="7" name="" descr="" title=""/>
-                  <wp:cNvGraphicFramePr>
-                    <a:graphicFrameLocks xmlns:a="http://schemas.openxmlformats.org/drawingml/2006/main" noChangeAspect="1"/>
-                  </wp:cNvGraphicFramePr>
-                  <a:graphic xmlns:a="http://schemas.openxmlformats.org/drawingml/2006/main">
-                    <a:graphicData uri="http://schemas.openxmlformats.org/drawingml/2006/picture">
-                      <pic:pic xmlns:pic="http://schemas.openxmlformats.org/drawingml/2006/picture">
-                        <pic:nvPicPr>
-                          <pic:cNvPr id="0" name="" descr=""/>
-                          <pic:cNvPicPr>
-                            <a:picLocks noChangeAspect="1" noChangeArrowheads="1"/>
-                          </pic:cNvPicPr>
-                        </pic:nvPicPr>
-                        <pic:blipFill>
-                          <a:blip r:embed="rId14" cstate="none"/>
-                          <a:srcRect/>
-                          <a:stretch>
-                            <a:fillRect/>
-                          </a:stretch>
-                        </pic:blipFill>
-                        <pic:spPr bwMode="auto">
-                          <a:xfrm>
-                            <a:off x="0" y="0"/>
-                            <a:ext cx="6286500" cy="5324475"/>
-                          </a:xfrm>
-                          <a:prstGeom prst="rect">
-                            <a:avLst/>
-                          </a:prstGeom>
-                        </pic:spPr>
-                      </pic:pic>
-                    </a:graphicData>
-                  </a:graphic>
-                </wp:inline>
-              </w:drawing>
-            </w:r>
-          </w:p>
-        </w:tc>
-      </w:tr>
-    </w:tbl>
-    <w:p>
-      <w:pPr>
-        <w:keepNext/>
-        <w:spacing w:after="60"/>
-      </w:pPr>
-    </w:p>
-    <w:p>
-      <w:pPr>
-        <w:spacing w:after="60"/>
-        <w:jc w:val="center"/>
-      </w:pPr>
-      <w:r>
-        <w:rPr>
-          <w:i/>
-          <w:iCs/>
-          <w:sz w:val="18"/>
-          <w:szCs w:val="18"/>
-        </w:rPr>
-        <w:t xml:space="preserve">Screen: Public – Browse jobs (/jobs)</w:t>
-      </w:r>
-    </w:p>
-    <w:p>
-      <w:pPr>
-        <w:spacing w:after="120" w:line="276"/>
-      </w:pPr>
-      <w:r>
-        <w:t xml:space="preserve">Guests search by keyword and filter by category and accommodation; job cards show the offered accommodations, the employer's Verified badge and trust score (M5).</w:t>
-      </w:r>
-    </w:p>
-    <w:tbl>
-      <w:tblPr>
-        <w:tblW w:type="dxa" w:w="10020"/>
-        <w:jc w:val="center"/>
-        <w:tblBorders>
-          <w:top w:val="single" w:color="auto" w:sz="4"/>
-          <w:left w:val="single" w:color="auto" w:sz="4"/>
-          <w:bottom w:val="single" w:color="auto" w:sz="4"/>
-          <w:right w:val="single" w:color="auto" w:sz="4"/>
-          <w:insideH w:val="single" w:color="auto" w:sz="4"/>
-          <w:insideV w:val="single" w:color="auto" w:sz="4"/>
-        </w:tblBorders>
-      </w:tblPr>
-      <w:tblGrid>
-        <w:gridCol w:w="10020"/>
-      </w:tblGrid>
-      <w:tr>
-        <w:tc>
-          <w:tcPr>
-            <w:tcW w:type="dxa" w:w="10020"/>
-            <w:tcBorders>
-              <w:top w:val="single" w:color="7F7F7F" w:sz="4"/>
-              <w:left w:val="single" w:color="7F7F7F" w:sz="4"/>
-              <w:bottom w:val="single" w:color="7F7F7F" w:sz="4"/>
-              <w:right w:val="single" w:color="7F7F7F" w:sz="4"/>
-            </w:tcBorders>
-            <w:tcMar>
-              <w:top w:type="dxa" w:w="40"/>
-              <w:left w:type="dxa" w:w="40"/>
-              <w:bottom w:type="dxa" w:w="40"/>
-              <w:right w:type="dxa" w:w="40"/>
-            </w:tcMar>
-          </w:tcPr>
-          <w:p>
-            <w:pPr>
-              <w:keepNext/>
-              <w:jc w:val="center"/>
-            </w:pPr>
-            <w:r>
-              <w:drawing>
-                <wp:inline distT="0" distB="0" distL="0" distR="0">
-                  <wp:extent cx="6286500" cy="5153025"/>
                   <wp:effectExtent t="0" r="0" b="0" l="0"/>
                   <wp:docPr id="8" name="" descr="" title=""/>
                   <wp:cNvGraphicFramePr>
@@ -33408,7 +35468,7 @@
                         <pic:spPr bwMode="auto">
                           <a:xfrm>
                             <a:off x="0" y="0"/>
-                            <a:ext cx="6286500" cy="5153025"/>
+                            <a:ext cx="6286500" cy="5324475"/>
                           </a:xfrm>
                           <a:prstGeom prst="rect">
                             <a:avLst/>
@@ -33442,7 +35502,7 @@
           <w:sz w:val="18"/>
           <w:szCs w:val="18"/>
         </w:rPr>
-        <w:t xml:space="preserve">Screen: Candidate – Profile and accommodation needs (/candidate/profile)</w:t>
+        <w:t xml:space="preserve">Screen: Public – Browse jobs (/jobs)</w:t>
       </w:r>
     </w:p>
     <w:p>
@@ -33450,12 +35510,12 @@
         <w:spacing w:after="120" w:line="276"/>
       </w:pPr>
       <w:r>
-        <w:t xml:space="preserve">The candidate records accommodation needs once from the shared, grouped list; disability type is optional and private (M2).</w:t>
+        <w:t xml:space="preserve">Guests search by keyword and filter by category and accommodation; job cards show the offered accommodations, the employer's Verified badge and trust score (M5).</w:t>
       </w:r>
     </w:p>
     <w:tbl>
       <w:tblPr>
-        <w:tblW w:type="dxa" w:w="9255"/>
+        <w:tblW w:type="dxa" w:w="10020"/>
         <w:jc w:val="center"/>
         <w:tblBorders>
           <w:top w:val="single" w:color="auto" w:sz="4"/>
@@ -33467,12 +35527,12 @@
         </w:tblBorders>
       </w:tblPr>
       <w:tblGrid>
-        <w:gridCol w:w="9255"/>
+        <w:gridCol w:w="10020"/>
       </w:tblGrid>
       <w:tr>
         <w:tc>
           <w:tcPr>
-            <w:tcW w:type="dxa" w:w="9255"/>
+            <w:tcW w:type="dxa" w:w="10020"/>
             <w:tcBorders>
               <w:top w:val="single" w:color="7F7F7F" w:sz="4"/>
               <w:left w:val="single" w:color="7F7F7F" w:sz="4"/>
@@ -33494,7 +35554,7 @@
             <w:r>
               <w:drawing>
                 <wp:inline distT="0" distB="0" distL="0" distR="0">
-                  <wp:extent cx="5800725" cy="5524500"/>
+                  <wp:extent cx="6286500" cy="5162550"/>
                   <wp:effectExtent t="0" r="0" b="0" l="0"/>
                   <wp:docPr id="9" name="" descr="" title=""/>
                   <wp:cNvGraphicFramePr>
@@ -33519,7 +35579,118 @@
                         <pic:spPr bwMode="auto">
                           <a:xfrm>
                             <a:off x="0" y="0"/>
-                            <a:ext cx="5800725" cy="5524500"/>
+                            <a:ext cx="6286500" cy="5162550"/>
+                          </a:xfrm>
+                          <a:prstGeom prst="rect">
+                            <a:avLst/>
+                          </a:prstGeom>
+                        </pic:spPr>
+                      </pic:pic>
+                    </a:graphicData>
+                  </a:graphic>
+                </wp:inline>
+              </w:drawing>
+            </w:r>
+          </w:p>
+        </w:tc>
+      </w:tr>
+    </w:tbl>
+    <w:p>
+      <w:pPr>
+        <w:keepNext/>
+        <w:spacing w:after="60"/>
+      </w:pPr>
+    </w:p>
+    <w:p>
+      <w:pPr>
+        <w:spacing w:after="60"/>
+        <w:jc w:val="center"/>
+      </w:pPr>
+      <w:r>
+        <w:rPr>
+          <w:i/>
+          <w:iCs/>
+          <w:sz w:val="18"/>
+          <w:szCs w:val="18"/>
+        </w:rPr>
+        <w:t xml:space="preserve">Screen: Candidate – Profile and accommodation needs (/candidate/profile)</w:t>
+      </w:r>
+    </w:p>
+    <w:p>
+      <w:pPr>
+        <w:spacing w:after="120" w:line="276"/>
+      </w:pPr>
+      <w:r>
+        <w:t xml:space="preserve">The candidate records accommodation needs once from the shared, grouped list; disability type is optional and private (M2).</w:t>
+      </w:r>
+    </w:p>
+    <w:tbl>
+      <w:tblPr>
+        <w:tblW w:type="dxa" w:w="9195"/>
+        <w:jc w:val="center"/>
+        <w:tblBorders>
+          <w:top w:val="single" w:color="auto" w:sz="4"/>
+          <w:left w:val="single" w:color="auto" w:sz="4"/>
+          <w:bottom w:val="single" w:color="auto" w:sz="4"/>
+          <w:right w:val="single" w:color="auto" w:sz="4"/>
+          <w:insideH w:val="single" w:color="auto" w:sz="4"/>
+          <w:insideV w:val="single" w:color="auto" w:sz="4"/>
+        </w:tblBorders>
+      </w:tblPr>
+      <w:tblGrid>
+        <w:gridCol w:w="9195"/>
+      </w:tblGrid>
+      <w:tr>
+        <w:tc>
+          <w:tcPr>
+            <w:tcW w:type="dxa" w:w="9195"/>
+            <w:tcBorders>
+              <w:top w:val="single" w:color="7F7F7F" w:sz="4"/>
+              <w:left w:val="single" w:color="7F7F7F" w:sz="4"/>
+              <w:bottom w:val="single" w:color="7F7F7F" w:sz="4"/>
+              <w:right w:val="single" w:color="7F7F7F" w:sz="4"/>
+            </w:tcBorders>
+            <w:tcMar>
+              <w:top w:type="dxa" w:w="40"/>
+              <w:left w:type="dxa" w:w="40"/>
+              <w:bottom w:type="dxa" w:w="40"/>
+              <w:right w:type="dxa" w:w="40"/>
+            </w:tcMar>
+          </w:tcPr>
+          <w:p>
+            <w:pPr>
+              <w:keepNext/>
+              <w:jc w:val="center"/>
+            </w:pPr>
+            <w:r>
+              <w:drawing>
+                <wp:inline distT="0" distB="0" distL="0" distR="0">
+                  <wp:extent cx="5762625" cy="5524500"/>
+                  <wp:effectExtent t="0" r="0" b="0" l="0"/>
+                  <wp:docPr id="10" name="" descr="" title=""/>
+                  <wp:cNvGraphicFramePr>
+                    <a:graphicFrameLocks xmlns:a="http://schemas.openxmlformats.org/drawingml/2006/main" noChangeAspect="1"/>
+                  </wp:cNvGraphicFramePr>
+                  <a:graphic xmlns:a="http://schemas.openxmlformats.org/drawingml/2006/main">
+                    <a:graphicData uri="http://schemas.openxmlformats.org/drawingml/2006/picture">
+                      <pic:pic xmlns:pic="http://schemas.openxmlformats.org/drawingml/2006/picture">
+                        <pic:nvPicPr>
+                          <pic:cNvPr id="0" name="" descr=""/>
+                          <pic:cNvPicPr>
+                            <a:picLocks noChangeAspect="1" noChangeArrowheads="1"/>
+                          </pic:cNvPicPr>
+                        </pic:nvPicPr>
+                        <pic:blipFill>
+                          <a:blip r:embed="rId17" cstate="none"/>
+                          <a:srcRect/>
+                          <a:stretch>
+                            <a:fillRect/>
+                          </a:stretch>
+                        </pic:blipFill>
+                        <pic:spPr bwMode="auto">
+                          <a:xfrm>
+                            <a:off x="0" y="0"/>
+                            <a:ext cx="5762625" cy="5524500"/>
                           </a:xfrm>
                           <a:prstGeom prst="rect">
                             <a:avLst/>
@@ -33613,7 +35784,7 @@
                 <wp:inline distT="0" distB="0" distL="0" distR="0">
                   <wp:extent cx="3733800" cy="4000500"/>
                   <wp:effectExtent t="0" r="0" b="0" l="0"/>
-                  <wp:docPr id="10" name="" descr="" title=""/>
+                  <wp:docPr id="11" name="" descr="" title=""/>
                   <wp:cNvGraphicFramePr>
                     <a:graphicFrameLocks xmlns:a="http://schemas.openxmlformats.org/drawingml/2006/main" noChangeAspect="1"/>
                   </wp:cNvGraphicFramePr>
@@ -33627,7 +35798,7 @@
                           </pic:cNvPicPr>
                         </pic:nvPicPr>
                         <pic:blipFill>
-                          <a:blip r:embed="rId17" cstate="none"/>
+                          <a:blip r:embed="rId18" cstate="none"/>
                           <a:srcRect/>
                           <a:stretch>
                             <a:fillRect/>
@@ -33701,123 +35872,6 @@
                 <wp:inline distT="0" distB="0" distL="0" distR="0">
                   <wp:extent cx="2962275" cy="2857500"/>
                   <wp:effectExtent t="0" r="0" b="0" l="0"/>
-                  <wp:docPr id="11" name="" descr="" title=""/>
-                  <wp:cNvGraphicFramePr>
-                    <a:graphicFrameLocks xmlns:a="http://schemas.openxmlformats.org/drawingml/2006/main" noChangeAspect="1"/>
-                  </wp:cNvGraphicFramePr>
-                  <a:graphic xmlns:a="http://schemas.openxmlformats.org/drawingml/2006/main">
-                    <a:graphicData uri="http://schemas.openxmlformats.org/drawingml/2006/picture">
-                      <pic:pic xmlns:pic="http://schemas.openxmlformats.org/drawingml/2006/picture">
-                        <pic:nvPicPr>
-                          <pic:cNvPr id="0" name="" descr=""/>
-                          <pic:cNvPicPr>
-                            <a:picLocks noChangeAspect="1" noChangeArrowheads="1"/>
-                          </pic:cNvPicPr>
-                        </pic:nvPicPr>
-                        <pic:blipFill>
-                          <a:blip r:embed="rId18" cstate="none"/>
-                          <a:srcRect/>
-                          <a:stretch>
-                            <a:fillRect/>
-                          </a:stretch>
-                        </pic:blipFill>
-                        <pic:spPr bwMode="auto">
-                          <a:xfrm>
-                            <a:off x="0" y="0"/>
-                            <a:ext cx="2962275" cy="2857500"/>
-                          </a:xfrm>
-                          <a:prstGeom prst="rect">
-                            <a:avLst/>
-                          </a:prstGeom>
-                        </pic:spPr>
-                      </pic:pic>
-                    </a:graphicData>
-                  </a:graphic>
-                </wp:inline>
-              </w:drawing>
-            </w:r>
-          </w:p>
-        </w:tc>
-      </w:tr>
-    </w:tbl>
-    <w:p>
-      <w:pPr>
-        <w:keepNext/>
-        <w:spacing w:after="60"/>
-      </w:pPr>
-    </w:p>
-    <w:p>
-      <w:pPr>
-        <w:spacing w:after="60"/>
-        <w:jc w:val="center"/>
-      </w:pPr>
-      <w:r>
-        <w:rPr>
-          <w:i/>
-          <w:iCs/>
-          <w:sz w:val="18"/>
-          <w:szCs w:val="18"/>
-        </w:rPr>
-        <w:t xml:space="preserve">Screen: Candidate – Job details with Accessibility Snapshot (/candidate/jobs/:id)</w:t>
-      </w:r>
-    </w:p>
-    <w:p>
-      <w:pPr>
-        <w:spacing w:after="120" w:line="276"/>
-      </w:pPr>
-      <w:r>
-        <w:t xml:space="preserve">One page combines the posting, match, trust score and – when opened – the Workplace Accessibility Snapshot from the Insights mashup (Core + PSGC + Nominatim + Overpass); Apply with an interview accommodation request; Read aloud and Voice input (M4, M6, M7).</w:t>
-      </w:r>
-    </w:p>
-    <w:p>
-      <w:pPr>
-        <w:pageBreakBefore/>
-        <w:spacing w:after="0"/>
-      </w:pPr>
-    </w:p>
-    <w:tbl>
-      <w:tblPr>
-        <w:tblW w:type="dxa" w:w="8940"/>
-        <w:jc w:val="center"/>
-        <w:tblBorders>
-          <w:top w:val="single" w:color="auto" w:sz="4"/>
-          <w:left w:val="single" w:color="auto" w:sz="4"/>
-          <w:bottom w:val="single" w:color="auto" w:sz="4"/>
-          <w:right w:val="single" w:color="auto" w:sz="4"/>
-          <w:insideH w:val="single" w:color="auto" w:sz="4"/>
-          <w:insideV w:val="single" w:color="auto" w:sz="4"/>
-        </w:tblBorders>
-      </w:tblPr>
-      <w:tblGrid>
-        <w:gridCol w:w="8940"/>
-      </w:tblGrid>
-      <w:tr>
-        <w:tc>
-          <w:tcPr>
-            <w:tcW w:type="dxa" w:w="8940"/>
-            <w:tcBorders>
-              <w:top w:val="single" w:color="7F7F7F" w:sz="4"/>
-              <w:left w:val="single" w:color="7F7F7F" w:sz="4"/>
-              <w:bottom w:val="single" w:color="7F7F7F" w:sz="4"/>
-              <w:right w:val="single" w:color="7F7F7F" w:sz="4"/>
-            </w:tcBorders>
-            <w:tcMar>
-              <w:top w:type="dxa" w:w="40"/>
-              <w:left w:type="dxa" w:w="40"/>
-              <w:bottom w:type="dxa" w:w="40"/>
-              <w:right w:type="dxa" w:w="40"/>
-            </w:tcMar>
-          </w:tcPr>
-          <w:p>
-            <w:pPr>
-              <w:keepNext/>
-              <w:jc w:val="center"/>
-            </w:pPr>
-            <w:r>
-              <w:drawing>
-                <wp:inline distT="0" distB="0" distL="0" distR="0">
-                  <wp:extent cx="5600700" cy="2857500"/>
-                  <wp:effectExtent t="0" r="0" b="0" l="0"/>
                   <wp:docPr id="12" name="" descr="" title=""/>
                   <wp:cNvGraphicFramePr>
                     <a:graphicFrameLocks xmlns:a="http://schemas.openxmlformats.org/drawingml/2006/main" noChangeAspect="1"/>
@@ -33841,7 +35895,7 @@
                         <pic:spPr bwMode="auto">
                           <a:xfrm>
                             <a:off x="0" y="0"/>
-                            <a:ext cx="5600700" cy="2857500"/>
+                            <a:ext cx="2962275" cy="2857500"/>
                           </a:xfrm>
                           <a:prstGeom prst="rect">
                             <a:avLst/>
@@ -33863,9 +35917,38 @@
         <w:spacing w:after="60"/>
       </w:pPr>
     </w:p>
+    <w:p>
+      <w:pPr>
+        <w:spacing w:after="60"/>
+        <w:jc w:val="center"/>
+      </w:pPr>
+      <w:r>
+        <w:rPr>
+          <w:i/>
+          <w:iCs/>
+          <w:sz w:val="18"/>
+          <w:szCs w:val="18"/>
+        </w:rPr>
+        <w:t xml:space="preserve">Screen: Candidate – Job details with Accessibility Snapshot (/candidate/jobs/:id)</w:t>
+      </w:r>
+    </w:p>
+    <w:p>
+      <w:pPr>
+        <w:spacing w:after="120" w:line="276"/>
+      </w:pPr>
+      <w:r>
+        <w:t xml:space="preserve">One page combines the posting, match, trust score and – when opened – the Workplace Accessibility Snapshot from the Insights mashup (Core + PSGC + Nominatim + Overpass); Apply with an interview accommodation request; Read aloud and Voice input (M4, M6, M7).</w:t>
+      </w:r>
+    </w:p>
+    <w:p>
+      <w:pPr>
+        <w:pageBreakBefore/>
+        <w:spacing w:after="0"/>
+      </w:pPr>
+    </w:p>
     <w:tbl>
       <w:tblPr>
-        <w:tblW w:type="dxa" w:w="7725"/>
+        <w:tblW w:type="dxa" w:w="9915"/>
         <w:jc w:val="center"/>
         <w:tblBorders>
           <w:top w:val="single" w:color="auto" w:sz="4"/>
@@ -33877,12 +35960,12 @@
         </w:tblBorders>
       </w:tblPr>
       <w:tblGrid>
-        <w:gridCol w:w="7725"/>
+        <w:gridCol w:w="9915"/>
       </w:tblGrid>
       <w:tr>
         <w:tc>
           <w:tcPr>
-            <w:tcW w:type="dxa" w:w="7725"/>
+            <w:tcW w:type="dxa" w:w="9915"/>
             <w:tcBorders>
               <w:top w:val="single" w:color="7F7F7F" w:sz="4"/>
               <w:left w:val="single" w:color="7F7F7F" w:sz="4"/>
@@ -33904,7 +35987,7 @@
             <w:r>
               <w:drawing>
                 <wp:inline distT="0" distB="0" distL="0" distR="0">
-                  <wp:extent cx="4829175" cy="4000500"/>
+                  <wp:extent cx="6219825" cy="2857500"/>
                   <wp:effectExtent t="0" r="0" b="0" l="0"/>
                   <wp:docPr id="13" name="" descr="" title=""/>
                   <wp:cNvGraphicFramePr>
@@ -33929,7 +36012,7 @@
                         <pic:spPr bwMode="auto">
                           <a:xfrm>
                             <a:off x="0" y="0"/>
-                            <a:ext cx="4829175" cy="4000500"/>
+                            <a:ext cx="6219825" cy="2857500"/>
                           </a:xfrm>
                           <a:prstGeom prst="rect">
                             <a:avLst/>
@@ -33951,32 +36034,9 @@
         <w:spacing w:after="60"/>
       </w:pPr>
     </w:p>
-    <w:p>
-      <w:pPr>
-        <w:spacing w:after="60"/>
-        <w:jc w:val="center"/>
-      </w:pPr>
-      <w:r>
-        <w:rPr>
-          <w:i/>
-          <w:iCs/>
-          <w:sz w:val="18"/>
-          <w:szCs w:val="18"/>
-        </w:rPr>
-        <w:t xml:space="preserve">Screen: Candidate – My applications and feedback form</w:t>
-      </w:r>
-    </w:p>
-    <w:p>
-      <w:pPr>
-        <w:spacing w:after="120" w:line="276"/>
-      </w:pPr>
-      <w:r>
-        <w:t xml:space="preserve">Status tracking of every application, and the per-accommodation rating a hired candidate gives from day 30 after hire (M6, M7).</w:t>
-      </w:r>
-    </w:p>
     <w:tbl>
       <w:tblPr>
-        <w:tblW w:type="dxa" w:w="10020"/>
+        <w:tblW w:type="dxa" w:w="7680"/>
         <w:jc w:val="center"/>
         <w:tblBorders>
           <w:top w:val="single" w:color="auto" w:sz="4"/>
@@ -33988,12 +36048,12 @@
         </w:tblBorders>
       </w:tblPr>
       <w:tblGrid>
-        <w:gridCol w:w="10020"/>
+        <w:gridCol w:w="7680"/>
       </w:tblGrid>
       <w:tr>
         <w:tc>
           <w:tcPr>
-            <w:tcW w:type="dxa" w:w="10020"/>
+            <w:tcW w:type="dxa" w:w="7680"/>
             <w:tcBorders>
               <w:top w:val="single" w:color="7F7F7F" w:sz="4"/>
               <w:left w:val="single" w:color="7F7F7F" w:sz="4"/>
@@ -34015,7 +36075,7 @@
             <w:r>
               <w:drawing>
                 <wp:inline distT="0" distB="0" distL="0" distR="0">
-                  <wp:extent cx="6286500" cy="4476750"/>
+                  <wp:extent cx="4800600" cy="4000500"/>
                   <wp:effectExtent t="0" r="0" b="0" l="0"/>
                   <wp:docPr id="14" name="" descr="" title=""/>
                   <wp:cNvGraphicFramePr>
@@ -34040,7 +36100,7 @@
                         <pic:spPr bwMode="auto">
                           <a:xfrm>
                             <a:off x="0" y="0"/>
-                            <a:ext cx="6286500" cy="4476750"/>
+                            <a:ext cx="4800600" cy="4000500"/>
                           </a:xfrm>
                           <a:prstGeom prst="rect">
                             <a:avLst/>
@@ -34074,7 +36134,7 @@
           <w:sz w:val="18"/>
           <w:szCs w:val="18"/>
         </w:rPr>
-        <w:t xml:space="preserve">Screen: Employer – Post a job, step 3 Accommodations (/employer/jobs/:id/edit)</w:t>
+        <w:t xml:space="preserve">Screen: Candidate – My applications and feedback form</w:t>
       </w:r>
     </w:p>
     <w:p>
@@ -34082,18 +36142,12 @@
         <w:spacing w:after="120" w:line="276"/>
       </w:pPr>
       <w:r>
-        <w:t xml:space="preserve">Four-step wizard: structured accommodations with optional notes; step 2 holds the interview format and the PSGC location picker (M4).</w:t>
-      </w:r>
-    </w:p>
-    <w:p>
-      <w:pPr>
-        <w:pageBreakBefore/>
-        <w:spacing w:after="0"/>
-      </w:pPr>
+        <w:t xml:space="preserve">Status tracking of every application, and the per-accommodation rating a hired candidate gives from day 30 after hire (M6, M7).</w:t>
+      </w:r>
     </w:p>
     <w:tbl>
       <w:tblPr>
-        <w:tblW w:type="dxa" w:w="9015"/>
+        <w:tblW w:type="dxa" w:w="10020"/>
         <w:jc w:val="center"/>
         <w:tblBorders>
           <w:top w:val="single" w:color="auto" w:sz="4"/>
@@ -34105,12 +36159,12 @@
         </w:tblBorders>
       </w:tblPr>
       <w:tblGrid>
-        <w:gridCol w:w="9015"/>
+        <w:gridCol w:w="10020"/>
       </w:tblGrid>
       <w:tr>
         <w:tc>
           <w:tcPr>
-            <w:tcW w:type="dxa" w:w="9015"/>
+            <w:tcW w:type="dxa" w:w="10020"/>
             <w:tcBorders>
               <w:top w:val="single" w:color="7F7F7F" w:sz="4"/>
               <w:left w:val="single" w:color="7F7F7F" w:sz="4"/>
@@ -34132,7 +36186,7 @@
             <w:r>
               <w:drawing>
                 <wp:inline distT="0" distB="0" distL="0" distR="0">
-                  <wp:extent cx="5648325" cy="2857500"/>
+                  <wp:extent cx="6286500" cy="4733925"/>
                   <wp:effectExtent t="0" r="0" b="0" l="0"/>
                   <wp:docPr id="15" name="" descr="" title=""/>
                   <wp:cNvGraphicFramePr>
@@ -34157,7 +36211,7 @@
                         <pic:spPr bwMode="auto">
                           <a:xfrm>
                             <a:off x="0" y="0"/>
-                            <a:ext cx="5648325" cy="2857500"/>
+                            <a:ext cx="6286500" cy="4733925"/>
                           </a:xfrm>
                           <a:prstGeom prst="rect">
                             <a:avLst/>
@@ -34179,9 +36233,38 @@
         <w:spacing w:after="60"/>
       </w:pPr>
     </w:p>
+    <w:p>
+      <w:pPr>
+        <w:spacing w:after="60"/>
+        <w:jc w:val="center"/>
+      </w:pPr>
+      <w:r>
+        <w:rPr>
+          <w:i/>
+          <w:iCs/>
+          <w:sz w:val="18"/>
+          <w:szCs w:val="18"/>
+        </w:rPr>
+        <w:t xml:space="preserve">Screen: Employer – Post or edit a job, step 3 Accommodations (/employer/jobs/:id/edit)</w:t>
+      </w:r>
+    </w:p>
+    <w:p>
+      <w:pPr>
+        <w:spacing w:after="120" w:line="276"/>
+      </w:pPr>
+      <w:r>
+        <w:t xml:space="preserve">Four-step wizard, the same for a new posting and for editing (shown: the open "Data Encoder" posting, which goes back for approval when saved): structured accommodations with optional notes; step 2 holds the interview format and the PSGC location picker (M4).</w:t>
+      </w:r>
+    </w:p>
+    <w:p>
+      <w:pPr>
+        <w:pageBreakBefore/>
+        <w:spacing w:after="0"/>
+      </w:pPr>
+    </w:p>
     <w:tbl>
       <w:tblPr>
-        <w:tblW w:type="dxa" w:w="9225"/>
+        <w:tblW w:type="dxa" w:w="9645"/>
         <w:jc w:val="center"/>
         <w:tblBorders>
           <w:top w:val="single" w:color="auto" w:sz="4"/>
@@ -34193,12 +36276,12 @@
         </w:tblBorders>
       </w:tblPr>
       <w:tblGrid>
-        <w:gridCol w:w="9225"/>
+        <w:gridCol w:w="9645"/>
       </w:tblGrid>
       <w:tr>
         <w:tc>
           <w:tcPr>
-            <w:tcW w:type="dxa" w:w="9225"/>
+            <w:tcW w:type="dxa" w:w="9645"/>
             <w:tcBorders>
               <w:top w:val="single" w:color="7F7F7F" w:sz="4"/>
               <w:left w:val="single" w:color="7F7F7F" w:sz="4"/>
@@ -34220,7 +36303,7 @@
             <w:r>
               <w:drawing>
                 <wp:inline distT="0" distB="0" distL="0" distR="0">
-                  <wp:extent cx="5781675" cy="4000500"/>
+                  <wp:extent cx="6048375" cy="2857500"/>
                   <wp:effectExtent t="0" r="0" b="0" l="0"/>
                   <wp:docPr id="16" name="" descr="" title=""/>
                   <wp:cNvGraphicFramePr>
@@ -34245,7 +36328,7 @@
                         <pic:spPr bwMode="auto">
                           <a:xfrm>
                             <a:off x="0" y="0"/>
-                            <a:ext cx="5781675" cy="4000500"/>
+                            <a:ext cx="6048375" cy="2857500"/>
                           </a:xfrm>
                           <a:prstGeom prst="rect">
                             <a:avLst/>
@@ -34267,32 +36350,9 @@
         <w:spacing w:after="60"/>
       </w:pPr>
     </w:p>
-    <w:p>
-      <w:pPr>
-        <w:spacing w:after="60"/>
-        <w:jc w:val="center"/>
-      </w:pPr>
-      <w:r>
-        <w:rPr>
-          <w:i/>
-          <w:iCs/>
-          <w:sz w:val="18"/>
-          <w:szCs w:val="18"/>
-        </w:rPr>
-        <w:t xml:space="preserve">Screen: Employer – Applicants and trust score</w:t>
-      </w:r>
-    </w:p>
-    <w:p>
-      <w:pPr>
-        <w:spacing w:after="120" w:line="276"/>
-      </w:pPr>
-      <w:r>
-        <w:t xml:space="preserve">Review applicants and record decisions; see the aggregated trust score with its per-accommodation breakdown (M6, M7).</w:t>
-      </w:r>
-    </w:p>
     <w:tbl>
       <w:tblPr>
-        <w:tblW w:type="dxa" w:w="10020"/>
+        <w:tblW w:type="dxa" w:w="9165"/>
         <w:jc w:val="center"/>
         <w:tblBorders>
           <w:top w:val="single" w:color="auto" w:sz="4"/>
@@ -34304,12 +36364,12 @@
         </w:tblBorders>
       </w:tblPr>
       <w:tblGrid>
-        <w:gridCol w:w="10020"/>
+        <w:gridCol w:w="9165"/>
       </w:tblGrid>
       <w:tr>
         <w:tc>
           <w:tcPr>
-            <w:tcW w:type="dxa" w:w="10020"/>
+            <w:tcW w:type="dxa" w:w="9165"/>
             <w:tcBorders>
               <w:top w:val="single" w:color="7F7F7F" w:sz="4"/>
               <w:left w:val="single" w:color="7F7F7F" w:sz="4"/>
@@ -34331,7 +36391,7 @@
             <w:r>
               <w:drawing>
                 <wp:inline distT="0" distB="0" distL="0" distR="0">
-                  <wp:extent cx="6286500" cy="4486275"/>
+                  <wp:extent cx="5743575" cy="4000500"/>
                   <wp:effectExtent t="0" r="0" b="0" l="0"/>
                   <wp:docPr id="17" name="" descr="" title=""/>
                   <wp:cNvGraphicFramePr>
@@ -34356,7 +36416,7 @@
                         <pic:spPr bwMode="auto">
                           <a:xfrm>
                             <a:off x="0" y="0"/>
-                            <a:ext cx="6286500" cy="4486275"/>
+                            <a:ext cx="5743575" cy="4000500"/>
                           </a:xfrm>
                           <a:prstGeom prst="rect">
                             <a:avLst/>
@@ -34390,7 +36450,7 @@
           <w:sz w:val="18"/>
           <w:szCs w:val="18"/>
         </w:rPr>
-        <w:t xml:space="preserve">Screen: Admin – Employer verification with registry check (/admin/employers/:id)</w:t>
+        <w:t xml:space="preserve">Screen: Employer – Applicants and trust score</w:t>
       </w:r>
     </w:p>
     <w:p>
@@ -34398,12 +36458,12 @@
         <w:spacing w:after="120" w:line="276"/>
       </w:pPr>
       <w:r>
-        <w:t xml:space="preserve">Result of the SOAP Business Registry check (status, registered name, name match) shown beside the employer's submitted details; the administrator decides (M3, M10).</w:t>
+        <w:t xml:space="preserve">Review applicants and record decisions; see the aggregated trust score with its per-accommodation breakdown (M6, M7).</w:t>
       </w:r>
     </w:p>
     <w:tbl>
       <w:tblPr>
-        <w:tblW w:type="dxa" w:w="8115"/>
+        <w:tblW w:type="dxa" w:w="10020"/>
         <w:jc w:val="center"/>
         <w:tblBorders>
           <w:top w:val="single" w:color="auto" w:sz="4"/>
@@ -34415,12 +36475,12 @@
         </w:tblBorders>
       </w:tblPr>
       <w:tblGrid>
-        <w:gridCol w:w="8115"/>
+        <w:gridCol w:w="10020"/>
       </w:tblGrid>
       <w:tr>
         <w:tc>
           <w:tcPr>
-            <w:tcW w:type="dxa" w:w="8115"/>
+            <w:tcW w:type="dxa" w:w="10020"/>
             <w:tcBorders>
               <w:top w:val="single" w:color="7F7F7F" w:sz="4"/>
               <w:left w:val="single" w:color="7F7F7F" w:sz="4"/>
@@ -34442,7 +36502,7 @@
             <w:r>
               <w:drawing>
                 <wp:inline distT="0" distB="0" distL="0" distR="0">
-                  <wp:extent cx="5076825" cy="3238500"/>
+                  <wp:extent cx="6286500" cy="4514850"/>
                   <wp:effectExtent t="0" r="0" b="0" l="0"/>
                   <wp:docPr id="18" name="" descr="" title=""/>
                   <wp:cNvGraphicFramePr>
@@ -34467,7 +36527,7 @@
                         <pic:spPr bwMode="auto">
                           <a:xfrm>
                             <a:off x="0" y="0"/>
-                            <a:ext cx="5076825" cy="3238500"/>
+                            <a:ext cx="6286500" cy="4514850"/>
                           </a:xfrm>
                           <a:prstGeom prst="rect">
                             <a:avLst/>
@@ -34501,6 +36561,117 @@
           <w:sz w:val="18"/>
           <w:szCs w:val="18"/>
         </w:rPr>
+        <w:t xml:space="preserve">Screen: Admin – Employer verification with registry check (/admin/employers/:id)</w:t>
+      </w:r>
+    </w:p>
+    <w:p>
+      <w:pPr>
+        <w:spacing w:after="120" w:line="276"/>
+      </w:pPr>
+      <w:r>
+        <w:t xml:space="preserve">Result of the SOAP Business Registry check (status, registered name, name match) shown beside the employer's submitted details; the administrator decides (M3, M10).</w:t>
+      </w:r>
+    </w:p>
+    <w:tbl>
+      <w:tblPr>
+        <w:tblW w:type="dxa" w:w="8070"/>
+        <w:jc w:val="center"/>
+        <w:tblBorders>
+          <w:top w:val="single" w:color="auto" w:sz="4"/>
+          <w:left w:val="single" w:color="auto" w:sz="4"/>
+          <w:bottom w:val="single" w:color="auto" w:sz="4"/>
+          <w:right w:val="single" w:color="auto" w:sz="4"/>
+          <w:insideH w:val="single" w:color="auto" w:sz="4"/>
+          <w:insideV w:val="single" w:color="auto" w:sz="4"/>
+        </w:tblBorders>
+      </w:tblPr>
+      <w:tblGrid>
+        <w:gridCol w:w="8070"/>
+      </w:tblGrid>
+      <w:tr>
+        <w:tc>
+          <w:tcPr>
+            <w:tcW w:type="dxa" w:w="8070"/>
+            <w:tcBorders>
+              <w:top w:val="single" w:color="7F7F7F" w:sz="4"/>
+              <w:left w:val="single" w:color="7F7F7F" w:sz="4"/>
+              <w:bottom w:val="single" w:color="7F7F7F" w:sz="4"/>
+              <w:right w:val="single" w:color="7F7F7F" w:sz="4"/>
+            </w:tcBorders>
+            <w:tcMar>
+              <w:top w:type="dxa" w:w="40"/>
+              <w:left w:type="dxa" w:w="40"/>
+              <w:bottom w:type="dxa" w:w="40"/>
+              <w:right w:type="dxa" w:w="40"/>
+            </w:tcMar>
+          </w:tcPr>
+          <w:p>
+            <w:pPr>
+              <w:keepNext/>
+              <w:jc w:val="center"/>
+            </w:pPr>
+            <w:r>
+              <w:drawing>
+                <wp:inline distT="0" distB="0" distL="0" distR="0">
+                  <wp:extent cx="5048250" cy="3238500"/>
+                  <wp:effectExtent t="0" r="0" b="0" l="0"/>
+                  <wp:docPr id="19" name="" descr="" title=""/>
+                  <wp:cNvGraphicFramePr>
+                    <a:graphicFrameLocks xmlns:a="http://schemas.openxmlformats.org/drawingml/2006/main" noChangeAspect="1"/>
+                  </wp:cNvGraphicFramePr>
+                  <a:graphic xmlns:a="http://schemas.openxmlformats.org/drawingml/2006/main">
+                    <a:graphicData uri="http://schemas.openxmlformats.org/drawingml/2006/picture">
+                      <pic:pic xmlns:pic="http://schemas.openxmlformats.org/drawingml/2006/picture">
+                        <pic:nvPicPr>
+                          <pic:cNvPr id="0" name="" descr=""/>
+                          <pic:cNvPicPr>
+                            <a:picLocks noChangeAspect="1" noChangeArrowheads="1"/>
+                          </pic:cNvPicPr>
+                        </pic:nvPicPr>
+                        <pic:blipFill>
+                          <a:blip r:embed="rId26" cstate="none"/>
+                          <a:srcRect/>
+                          <a:stretch>
+                            <a:fillRect/>
+                          </a:stretch>
+                        </pic:blipFill>
+                        <pic:spPr bwMode="auto">
+                          <a:xfrm>
+                            <a:off x="0" y="0"/>
+                            <a:ext cx="5048250" cy="3238500"/>
+                          </a:xfrm>
+                          <a:prstGeom prst="rect">
+                            <a:avLst/>
+                          </a:prstGeom>
+                        </pic:spPr>
+                      </pic:pic>
+                    </a:graphicData>
+                  </a:graphic>
+                </wp:inline>
+              </w:drawing>
+            </w:r>
+          </w:p>
+        </w:tc>
+      </w:tr>
+    </w:tbl>
+    <w:p>
+      <w:pPr>
+        <w:keepNext/>
+        <w:spacing w:after="60"/>
+      </w:pPr>
+    </w:p>
+    <w:p>
+      <w:pPr>
+        <w:spacing w:after="60"/>
+        <w:jc w:val="center"/>
+      </w:pPr>
+      <w:r>
+        <w:rPr>
+          <w:i/>
+          <w:iCs/>
+          <w:sz w:val="18"/>
+          <w:szCs w:val="18"/>
+        </w:rPr>
         <w:t xml:space="preserve">Screen: Admin – Dashboard (/admin/dashboard)</w:t>
       </w:r>
     </w:p>
@@ -34682,7 +36853,7 @@
         <w:t xml:space="preserve">Final result shown to user:</w:t>
       </w:r>
       <w:r>
-        <w:t xml:space="preserve"> the job details page shows "Meets all 3 of your needs", the Verified employer badge, the trust score "79% of promised accommodations were delivered. Based on 3 responses." and the accessible places OpenStreetMap lists within 500 m (when the screenshots in 9.1 were taken: no tagged transit stops, toilets or parking, and two other places 423 m and 462 m away). The candidate applies with an interview accommodation request and sees the application as Submitted (</w:t>
+        <w:t xml:space="preserve"> the job details page shows "Meets all 3 of your needs", the Verified employer badge, the trust score "79% of promised accommodations were delivered. Based on 3 responses." and the accessible places OpenStreetMap lists within 500 m (when the job-page screenshot in 9.1 was taken on 14 October 2026: no tagged transit stops, toilets or parking, and two other places 423 m and 462 m away). The candidate applies with an interview accommodation request and sees the application as Submitted (</w:t>
       </w:r>
       <w:r>
         <w:rPr>
@@ -35213,23 +37384,44 @@
                 <w:sz w:val="18"/>
                 <w:szCs w:val="18"/>
               </w:rPr>
-              <w:t xml:space="preserve">Newman: 933 assertions, 0 failed (Section 7.2). </w:t>
-            </w:r>
+              <w:t xml:space="preserve">Achieved – Newman: 933 assertions, 0 failed in CI, and 389 assertions, 0 failed in the production smoke run (Section 7.2). JMeter on production (16 Oct 2026): P95 748 ms with 50 concurrent users (204 ms in the documented 60 s ramp-up profile) and 0% errors in all six runs (Section 7.3).</w:t>
+            </w:r>
+          </w:p>
+        </w:tc>
+      </w:tr>
+      <w:tr>
+        <w:tc>
+          <w:tcPr>
+            <w:tcW w:type="dxa" w:w="2600"/>
+            <w:tcBorders>
+              <w:top w:val="single" w:color="7F7F7F" w:sz="4"/>
+              <w:left w:val="single" w:color="7F7F7F" w:sz="4"/>
+              <w:bottom w:val="single" w:color="7F7F7F" w:sz="4"/>
+              <w:right w:val="single" w:color="7F7F7F" w:sz="4"/>
+            </w:tcBorders>
+            <w:tcMar>
+              <w:top w:type="dxa" w:w="60"/>
+              <w:left w:type="dxa" w:w="100"/>
+              <w:bottom w:type="dxa" w:w="60"/>
+              <w:right w:type="dxa" w:w="100"/>
+            </w:tcMar>
+          </w:tcPr>
+          <w:p>
+            <w:pPr>
+              <w:spacing w:after="20"/>
+            </w:pPr>
             <w:r>
               <w:rPr>
                 <w:sz w:val="18"/>
                 <w:szCs w:val="18"/>
-                <w:highlight w:val="yellow"/>
-              </w:rPr>
-              <w:t xml:space="preserve">[JMeter production run: P95 and error rate at 50 users]</w:t>
-            </w:r>
-          </w:p>
-        </w:tc>
-      </w:tr>
-      <w:tr>
-        <w:tc>
-          <w:tcPr>
-            <w:tcW w:type="dxa" w:w="2600"/>
+              </w:rPr>
+              <w:t xml:space="preserve">5 – Cloud deployment and DevOps</w:t>
+            </w:r>
+          </w:p>
+        </w:tc>
+        <w:tc>
+          <w:tcPr>
+            <w:tcW w:type="dxa" w:w="4000"/>
             <w:tcBorders>
               <w:top w:val="single" w:color="7F7F7F" w:sz="4"/>
               <w:left w:val="single" w:color="7F7F7F" w:sz="4"/>
@@ -35252,13 +37444,13 @@
                 <w:sz w:val="18"/>
                 <w:szCs w:val="18"/>
               </w:rPr>
-              <w:t xml:space="preserve">5 – Cloud deployment and DevOps</w:t>
-            </w:r>
-          </w:p>
-        </w:tc>
-        <w:tc>
-          <w:tcPr>
-            <w:tcW w:type="dxa" w:w="4000"/>
+              <w:t xml:space="preserve">Public URLs working; CI green on main; automatic deploy and smoke test</w:t>
+            </w:r>
+          </w:p>
+        </w:tc>
+        <w:tc>
+          <w:tcPr>
+            <w:tcW w:type="dxa" w:w="3480"/>
             <w:tcBorders>
               <w:top w:val="single" w:color="7F7F7F" w:sz="4"/>
               <w:left w:val="single" w:color="7F7F7F" w:sz="4"/>
@@ -35281,59 +37473,37 @@
                 <w:sz w:val="18"/>
                 <w:szCs w:val="18"/>
               </w:rPr>
-              <w:t xml:space="preserve">Public URLs working; CI green on main; automatic deploy and smoke test</w:t>
-            </w:r>
-          </w:p>
-        </w:tc>
-        <w:tc>
-          <w:tcPr>
-            <w:tcW w:type="dxa" w:w="3480"/>
-            <w:tcBorders>
-              <w:top w:val="single" w:color="7F7F7F" w:sz="4"/>
-              <w:left w:val="single" w:color="7F7F7F" w:sz="4"/>
-              <w:bottom w:val="single" w:color="7F7F7F" w:sz="4"/>
-              <w:right w:val="single" w:color="7F7F7F" w:sz="4"/>
-            </w:tcBorders>
-            <w:tcMar>
-              <w:top w:type="dxa" w:w="60"/>
-              <w:left w:type="dxa" w:w="100"/>
-              <w:bottom w:type="dxa" w:w="60"/>
-              <w:right w:type="dxa" w:w="100"/>
-            </w:tcMar>
-          </w:tcPr>
-          <w:p>
-            <w:pPr>
-              <w:spacing w:after="20"/>
-            </w:pPr>
-            <w:r>
-              <w:rPr>
+              <w:t xml:space="preserve">Achieved – frontend https://opendoor-rust.vercel.app and gateway https://gateway-production-4e58.up.railway.app (Railway, Singapore; only the gateway public); CI green on </w:t>
+            </w:r>
+            <w:r>
+              <w:rPr>
+                <w:rFonts w:ascii="Consolas" w:cs="Consolas" w:eastAsia="Consolas" w:hAnsi="Consolas"/>
                 <w:sz w:val="18"/>
                 <w:szCs w:val="18"/>
               </w:rPr>
-              <w:t xml:space="preserve">CI green on </w:t>
-            </w:r>
-            <w:r>
-              <w:rPr>
-                <w:rFonts w:ascii="Consolas" w:cs="Consolas" w:eastAsia="Consolas" w:hAnsi="Consolas"/>
+              <w:t xml:space="preserve">main</w:t>
+            </w:r>
+            <w:r>
+              <w:rPr>
                 <w:sz w:val="18"/>
                 <w:szCs w:val="18"/>
               </w:rPr>
-              <w:t xml:space="preserve">main</w:t>
-            </w:r>
-            <w:r>
-              <w:rPr>
+              <w:t xml:space="preserve"> with all seven jobs (run 38493807232); Vercel and Railway deploy </w:t>
+            </w:r>
+            <w:r>
+              <w:rPr>
+                <w:rFonts w:ascii="Consolas" w:cs="Consolas" w:eastAsia="Consolas" w:hAnsi="Consolas"/>
                 <w:sz w:val="18"/>
                 <w:szCs w:val="18"/>
               </w:rPr>
-              <w:t xml:space="preserve"> with all seven jobs (run 38493807232). </w:t>
+              <w:t xml:space="preserve">main</w:t>
             </w:r>
             <w:r>
               <w:rPr>
                 <w:sz w:val="18"/>
                 <w:szCs w:val="18"/>
-                <w:highlight w:val="yellow"/>
-              </w:rPr>
-              <w:t xml:space="preserve">[Public URLs, automatic deploy and smoke test after deployment]</w:t>
+              </w:rPr>
+              <w:t xml:space="preserve"> automatically from GitHub (Railway per changed service folder); read-only Newman smoke against production: 73 requests, 389 assertions, 0 failed (16 Oct 2026). The smoke run is started by the team, not yet by CI.</w:t>
             </w:r>
           </w:p>
         </w:tc>
@@ -35556,7 +37726,7 @@
         <w:t xml:space="preserve">Scale:</w:t>
       </w:r>
       <w:r>
-        <w:t xml:space="preserve"> hobby-tier hosting, a single MySQL instance shared by two schemas, and synchronous calls limit throughput; apart from the small database queue for password-reset emails there is no message broker, and no horizontal scaling is used.</w:t>
+        <w:t xml:space="preserve"> trial-tier hosting with one Core instance on a shared vCPU (throughput levels off at about 80 requests/s, Section 7.3), a single MySQL instance shared by two schemas, and synchronous calls limit throughput; apart from the small database queue for password-reset emails there is no message broker, and no horizontal scaling is used.</w:t>
       </w:r>
     </w:p>
     <w:p>
@@ -35625,7 +37795,7 @@
         <w:t xml:space="preserve">LIKE</w:t>
       </w:r>
       <w:r>
-        <w:t xml:space="preserve"> instead of the MySQL full-text index; Voice input depends on the browser's speech service and is therefore offered only in Chrome and Edge; email delivery depends on a mail provider chosen at deployment; the "Contact us" page of the UI design was not built because no contact details were available.</w:t>
+        <w:t xml:space="preserve"> instead of the MySQL full-text index; Voice input depends on the browser's speech service and is therefore offered only in Chrome and Edge; emails go through Brevo's free plan (300 per day) from a single verified sender address (a team member's school email) instead of an authenticated OpenDoor domain, so receiving servers may sort them as spam; the "Contact us" page of the UI design was not built because no contact details were available.</w:t>
       </w:r>
     </w:p>
     <w:p>
@@ -36793,7 +38963,7 @@
         <w:ind w:left="720" w:hanging="720"/>
       </w:pPr>
       <w:r>
-        <w:t xml:space="preserve">Department of Labor and Employment. (n.d.). PhilJobNet and PESO Employment Information System. Retrieved September 28, 2026, from https://philjobnet.gov.ph/</w:t>
+        <w:t xml:space="preserve">Brevo. (n.d.). Send a transactional email (API reference). Brevo Developers. https://developers.brevo.com/reference/sendtransacemail</w:t>
       </w:r>
     </w:p>
     <w:p>
@@ -36802,7 +38972,7 @@
         <w:ind w:left="720" w:hanging="720"/>
       </w:pPr>
       <w:r>
-        <w:t xml:space="preserve">Deque Systems. (n.d.). axe-core: Accessibility engine for automated web UI testing. https://github.com/dequelabs/axe-core</w:t>
+        <w:t xml:space="preserve">Department of Labor and Employment. (n.d.). PhilJobNet and PESO Employment Information System. Retrieved September 28, 2026, from https://philjobnet.gov.ph/</w:t>
       </w:r>
     </w:p>
     <w:p>
@@ -36811,7 +38981,7 @@
         <w:ind w:left="720" w:hanging="720"/>
       </w:pPr>
       <w:r>
-        <w:t xml:space="preserve">Docker. (n.d.). Docker Compose documentation. https://docs.docker.com/compose/</w:t>
+        <w:t xml:space="preserve">Deque Systems. (n.d.). axe-core: Accessibility engine for automated web UI testing. https://github.com/dequelabs/axe-core</w:t>
       </w:r>
     </w:p>
     <w:p>
@@ -36820,7 +38990,7 @@
         <w:ind w:left="720" w:hanging="720"/>
       </w:pPr>
       <w:r>
-        <w:t xml:space="preserve">Express.js. (n.d.). Express 4.x API reference. https://expressjs.com/</w:t>
+        <w:t xml:space="preserve">Docker. (n.d.). Docker Compose documentation. https://docs.docker.com/compose/</w:t>
       </w:r>
     </w:p>
     <w:p>
@@ -36829,7 +38999,7 @@
         <w:ind w:left="720" w:hanging="720"/>
       </w:pPr>
       <w:r>
-        <w:t xml:space="preserve">Fontsource. (n.d.). Fontsource: Self-host open source fonts in neatly bundled NPM packages. https://fontsource.org/</w:t>
+        <w:t xml:space="preserve">Express.js. (n.d.). Express 4.x API reference. https://expressjs.com/</w:t>
       </w:r>
     </w:p>
     <w:p>
@@ -36838,7 +39008,7 @@
         <w:ind w:left="720" w:hanging="720"/>
       </w:pPr>
       <w:r>
-        <w:t xml:space="preserve">FrankenPHP. (n.d.). FrankenPHP documentation. https://frankenphp.dev/docs/</w:t>
+        <w:t xml:space="preserve">Fontsource. (n.d.). Fontsource: Self-host open source fonts in neatly bundled NPM packages. https://fontsource.org/</w:t>
       </w:r>
     </w:p>
     <w:p>
@@ -36847,7 +39017,7 @@
         <w:ind w:left="720" w:hanging="720"/>
       </w:pPr>
       <w:r>
-        <w:t xml:space="preserve">GitHub. (n.d.). GitHub Actions documentation. https://docs.github.com/actions</w:t>
+        <w:t xml:space="preserve">FrankenPHP. (n.d.). FrankenPHP documentation. https://frankenphp.dev/docs/</w:t>
       </w:r>
     </w:p>
     <w:p>
@@ -36856,7 +39026,7 @@
         <w:ind w:left="720" w:hanging="720"/>
       </w:pPr>
       <w:r>
-        <w:t xml:space="preserve">Google. (n.d.). Lighthouse overview. Chrome for Developers. https://developer.chrome.com/docs/lighthouse/overview</w:t>
+        <w:t xml:space="preserve">GitHub. (n.d.). GitHub Actions documentation. https://docs.github.com/actions</w:t>
       </w:r>
     </w:p>
     <w:p>
@@ -36865,7 +39035,7 @@
         <w:ind w:left="720" w:hanging="720"/>
       </w:pPr>
       <w:r>
-        <w:t xml:space="preserve">Laravel. (n.d.). Laravel 13.x documentation: Sanctum, Authorization, Validation. https://laravel.com/docs/13.x</w:t>
+        <w:t xml:space="preserve">Google. (n.d.). Lighthouse overview. Chrome for Developers. https://developer.chrome.com/docs/lighthouse/overview</w:t>
       </w:r>
     </w:p>
     <w:p>
@@ -36874,7 +39044,7 @@
         <w:ind w:left="720" w:hanging="720"/>
       </w:pPr>
       <w:r>
-        <w:t xml:space="preserve">Lexend. (n.d.). Lexend font family. https://www.lexend.com/</w:t>
+        <w:t xml:space="preserve">Laravel. (n.d.). Laravel 13.x documentation: Sanctum, Authorization, Validation. https://laravel.com/docs/13.x</w:t>
       </w:r>
     </w:p>
     <w:p>
@@ -36883,7 +39053,7 @@
         <w:ind w:left="720" w:hanging="720"/>
       </w:pPr>
       <w:r>
-        <w:t xml:space="preserve">Lucide Contributors. (n.d.). Lucide icons. https://lucide.dev/</w:t>
+        <w:t xml:space="preserve">Lexend. (n.d.). Lexend font family. https://www.lexend.com/</w:t>
       </w:r>
     </w:p>
     <w:p>
@@ -36892,7 +39062,7 @@
         <w:ind w:left="720" w:hanging="720"/>
       </w:pPr>
       <w:r>
-        <w:t xml:space="preserve">Meta Open Source. (n.d.). React documentation (version 19). https://react.dev/</w:t>
+        <w:t xml:space="preserve">Lucide Contributors. (n.d.). Lucide icons. https://lucide.dev/</w:t>
       </w:r>
     </w:p>
     <w:p>
@@ -36901,7 +39071,7 @@
         <w:ind w:left="720" w:hanging="720"/>
       </w:pPr>
       <w:r>
-        <w:t xml:space="preserve">Microsoft. (n.d.). Playwright documentation. https://playwright.dev/</w:t>
+        <w:t xml:space="preserve">Meta Open Source. (n.d.). React documentation (version 19). https://react.dev/</w:t>
       </w:r>
     </w:p>
     <w:p>
@@ -36910,7 +39080,7 @@
         <w:ind w:left="720" w:hanging="720"/>
       </w:pPr>
       <w:r>
-        <w:t xml:space="preserve">Mozilla. (n.d.). Web Speech API. MDN Web Docs. https://developer.mozilla.org/en-US/docs/Web/API/Web_Speech_API</w:t>
+        <w:t xml:space="preserve">Microsoft. (n.d.). Playwright documentation. https://playwright.dev/</w:t>
       </w:r>
     </w:p>
     <w:p>
@@ -36919,7 +39089,7 @@
         <w:ind w:left="720" w:hanging="720"/>
       </w:pPr>
       <w:r>
-        <w:t xml:space="preserve">National Privacy Commission. (2016). Implementing rules and regulations of Republic Act No. 10173, known as the Data Privacy Act of 2012. https://privacy.gov.ph/implementing-rules-regulations-data-privacy-act-2012/</w:t>
+        <w:t xml:space="preserve">Mozilla. (n.d.). Web Speech API. MDN Web Docs. https://developer.mozilla.org/en-US/docs/Web/API/Web_Speech_API</w:t>
       </w:r>
     </w:p>
     <w:p>
@@ -36928,7 +39098,7 @@
         <w:ind w:left="720" w:hanging="720"/>
       </w:pPr>
       <w:r>
-        <w:t xml:space="preserve">nock. (n.d.). nock: HTTP server mocking and expectations library for Node.js. https://github.com/nock/nock</w:t>
+        <w:t xml:space="preserve">National Privacy Commission. (2016). Implementing rules and regulations of Republic Act No. 10173, known as the Data Privacy Act of 2012. https://privacy.gov.ph/implementing-rules-regulations-data-privacy-act-2012/</w:t>
       </w:r>
     </w:p>
     <w:p>
@@ -36937,7 +39107,7 @@
         <w:ind w:left="720" w:hanging="720"/>
       </w:pPr>
       <w:r>
-        <w:t xml:space="preserve">OASIS. (2006). Web Services Security UsernameToken Profile 1.1. https://docs.oasis-open.org/wss/v1.1/</w:t>
+        <w:t xml:space="preserve">nock. (n.d.). nock: HTTP server mocking and expectations library for Node.js. https://github.com/nock/nock</w:t>
       </w:r>
     </w:p>
     <w:p>
@@ -36946,7 +39116,7 @@
         <w:ind w:left="720" w:hanging="720"/>
       </w:pPr>
       <w:r>
-        <w:t xml:space="preserve">OpenJS Foundation. (n.d.). Jest documentation. https://jestjs.io/</w:t>
+        <w:t xml:space="preserve">OASIS. (2006). Web Services Security UsernameToken Profile 1.1. https://docs.oasis-open.org/wss/v1.1/</w:t>
       </w:r>
     </w:p>
     <w:p>
@@ -36955,7 +39125,7 @@
         <w:ind w:left="720" w:hanging="720"/>
       </w:pPr>
       <w:r>
-        <w:t xml:space="preserve">OpenStreetMap Foundation. (n.d.). Nominatim usage policy. https://operations.osmfoundation.org/policies/nominatim/</w:t>
+        <w:t xml:space="preserve">OpenJS Foundation. (n.d.). Jest documentation. https://jestjs.io/</w:t>
       </w:r>
     </w:p>
     <w:p>
@@ -36964,7 +39134,7 @@
         <w:ind w:left="720" w:hanging="720"/>
       </w:pPr>
       <w:r>
-        <w:t xml:space="preserve">OpenStreetMap Wiki. (n.d.). Overpass API; Key:wheelchair. https://wiki.openstreetmap.org/wiki/Overpass_API</w:t>
+        <w:t xml:space="preserve">OpenStreetMap Foundation. (n.d.). Nominatim usage policy. https://operations.osmfoundation.org/policies/nominatim/</w:t>
       </w:r>
     </w:p>
     <w:p>
@@ -36973,7 +39143,7 @@
         <w:ind w:left="720" w:hanging="720"/>
       </w:pPr>
       <w:r>
-        <w:t xml:space="preserve">Oxc Project. (n.d.). Oxlint linter. https://oxc.rs/docs/guide/usage/linter</w:t>
+        <w:t xml:space="preserve">OpenStreetMap Wiki. (n.d.). Overpass API; Key:wheelchair. https://wiki.openstreetmap.org/wiki/Overpass_API</w:t>
       </w:r>
     </w:p>
     <w:p>
@@ -36982,7 +39152,7 @@
         <w:ind w:left="720" w:hanging="720"/>
       </w:pPr>
       <w:r>
-        <w:t xml:space="preserve">Philippine Statistics Authority. (n.d.). Philippine Standard Geographic Code (PSGC). https://psa.gov.ph/classification/psgc</w:t>
+        <w:t xml:space="preserve">Oxc Project. (n.d.). Oxlint linter. https://oxc.rs/docs/guide/usage/linter</w:t>
       </w:r>
     </w:p>
     <w:p>
@@ -36991,7 +39161,7 @@
         <w:ind w:left="720" w:hanging="720"/>
       </w:pPr>
       <w:r>
-        <w:t xml:space="preserve">PHP Group. (n.d.). SOAP extension (SoapServer, SoapClient). https://www.php.net/manual/en/book.soap.php</w:t>
+        <w:t xml:space="preserve">Philippine Statistics Authority. (n.d.). Philippine Standard Geographic Code (PSGC). https://psa.gov.ph/classification/psgc</w:t>
       </w:r>
     </w:p>
     <w:p>
@@ -37000,7 +39170,7 @@
         <w:ind w:left="720" w:hanging="720"/>
       </w:pPr>
       <w:r>
-        <w:t xml:space="preserve">Postman. (n.d.). Writing tests and running collections with Newman. https://learning.postman.com/docs/</w:t>
+        <w:t xml:space="preserve">PHP Group. (n.d.). SOAP extension (SoapServer, SoapClient). https://www.php.net/manual/en/book.soap.php</w:t>
       </w:r>
     </w:p>
     <w:p>
@@ -37009,7 +39179,7 @@
         <w:ind w:left="720" w:hanging="720"/>
       </w:pPr>
       <w:r>
-        <w:t xml:space="preserve">PSGC API. (n.d.). Philippine Standard Geographic Code API. https://psgc.gitlab.io/api/</w:t>
+        <w:t xml:space="preserve">Postman. (n.d.). Writing tests and running collections with Newman. https://learning.postman.com/docs/</w:t>
       </w:r>
     </w:p>
     <w:p>
@@ -37018,7 +39188,7 @@
         <w:ind w:left="720" w:hanging="720"/>
       </w:pPr>
       <w:r>
-        <w:t xml:space="preserve">PWD-E. (n.d.). PWD-E: Future begins today. Retrieved September 28, 2026, from https://pwd-e.com/home/</w:t>
+        <w:t xml:space="preserve">PSGC API. (n.d.). Philippine Standard Geographic Code API. https://psgc.gitlab.io/api/</w:t>
       </w:r>
     </w:p>
     <w:p>
@@ -37027,7 +39197,7 @@
         <w:ind w:left="720" w:hanging="720"/>
       </w:pPr>
       <w:r>
-        <w:t xml:space="preserve">Railway. (n.d.). Private networking. https://docs.railway.com/</w:t>
+        <w:t xml:space="preserve">PWD-E. (n.d.). PWD-E: Future begins today. Retrieved September 28, 2026, from https://pwd-e.com/home/</w:t>
       </w:r>
     </w:p>
     <w:p>
@@ -37036,7 +39206,7 @@
         <w:ind w:left="720" w:hanging="720"/>
       </w:pPr>
       <w:r>
-        <w:t xml:space="preserve">Rappler. (2023). Still a long road ahead: PWDs struggle to join Philippine workforce. https://www.rappler.com/newsbreak/in-depth/persons-with-disability-struggle-philippine-workforce/</w:t>
+        <w:t xml:space="preserve">Railway. (n.d.). Free trial; Private networking; Outbound networking. https://docs.railway.com/</w:t>
       </w:r>
     </w:p>
     <w:p>
@@ -37045,7 +39215,7 @@
         <w:ind w:left="720" w:hanging="720"/>
       </w:pPr>
       <w:r>
-        <w:t xml:space="preserve">Remix Software. (n.d.). React Router documentation (version 7). https://reactrouter.com/</w:t>
+        <w:t xml:space="preserve">Rappler. (2023). Still a long road ahead: PWDs struggle to join Philippine workforce. https://www.rappler.com/newsbreak/in-depth/persons-with-disability-struggle-philippine-workforce/</w:t>
       </w:r>
     </w:p>
     <w:p>
@@ -37054,7 +39224,7 @@
         <w:ind w:left="720" w:hanging="720"/>
       </w:pPr>
       <w:r>
-        <w:t xml:space="preserve">Republic Act No. 7277. (1992). Magna Carta for Disabled Persons. Official Gazette of the Republic of the Philippines.</w:t>
+        <w:t xml:space="preserve">Remix Software. (n.d.). React Router documentation (version 7). https://reactrouter.com/</w:t>
       </w:r>
     </w:p>
     <w:p>
@@ -37063,7 +39233,7 @@
         <w:ind w:left="720" w:hanging="720"/>
       </w:pPr>
       <w:r>
-        <w:t xml:space="preserve">Republic Act No. 10173. (2012). Data Privacy Act of 2012. Official Gazette of the Republic of the Philippines.</w:t>
+        <w:t xml:space="preserve">Republic Act No. 7277. (1992). Magna Carta for Disabled Persons. Official Gazette of the Republic of the Philippines.</w:t>
       </w:r>
     </w:p>
     <w:p>
@@ -37072,7 +39242,7 @@
         <w:ind w:left="720" w:hanging="720"/>
       </w:pPr>
       <w:r>
-        <w:t xml:space="preserve">Republic Act No. 10524. (2013). An Act expanding the positions reserved for persons with disability, amending Republic Act No. 7277. Official Gazette of the Republic of the Philippines.</w:t>
+        <w:t xml:space="preserve">Republic Act No. 10173. (2012). Data Privacy Act of 2012. Official Gazette of the Republic of the Philippines.</w:t>
       </w:r>
     </w:p>
     <w:p>
@@ -37081,7 +39251,7 @@
         <w:ind w:left="720" w:hanging="720"/>
       </w:pPr>
       <w:r>
-        <w:t xml:space="preserve">Respicio &amp; Co. (n.d.). PWD right to reasonable accommodation in the workplace (Philippines). https://www.lawyer-philippines.com/</w:t>
+        <w:t xml:space="preserve">Republic Act No. 10524. (2013). An Act expanding the positions reserved for persons with disability, amending Republic Act No. 7277. Official Gazette of the Republic of the Philippines.</w:t>
       </w:r>
     </w:p>
     <w:p>
@@ -37090,7 +39260,25 @@
         <w:ind w:left="720" w:hanging="720"/>
       </w:pPr>
       <w:r>
+        <w:t xml:space="preserve">Respicio &amp; Co. (n.d.). PWD right to reasonable accommodation in the workplace (Philippines). https://www.lawyer-philippines.com/</w:t>
+      </w:r>
+    </w:p>
+    <w:p>
+      <w:pPr>
+        <w:spacing w:after="100"/>
+        <w:ind w:left="720" w:hanging="720"/>
+      </w:pPr>
+      <w:r>
         <w:t xml:space="preserve">SDDirect. (2023). Disability inclusion in the Philippines (Disability Inclusion Helpdesk Report No. 61). https://sddirect.org.uk/</w:t>
+      </w:r>
+    </w:p>
+    <w:p>
+      <w:pPr>
+        <w:spacing w:after="100"/>
+        <w:ind w:left="720" w:hanging="720"/>
+      </w:pPr>
+      <w:r>
+        <w:t xml:space="preserve">Symfony. (n.d.). Sending emails with Mailer: Brevo transport. https://symfony.com/doc/current/mailer.html</w:t>
       </w:r>
     </w:p>
     <w:p>
@@ -43300,6 +45488,153 @@
                 <w:sz w:val="15"/>
                 <w:szCs w:val="15"/>
               </w:rPr>
+              <w:t xml:space="preserve">Onboarding</w:t>
+            </w:r>
+          </w:p>
+        </w:tc>
+        <w:tc>
+          <w:tcPr>
+            <w:tcW w:type="dxa" w:w="1300"/>
+            <w:tcBorders>
+              <w:top w:val="single" w:color="7F7F7F" w:sz="4"/>
+              <w:left w:val="single" w:color="7F7F7F" w:sz="4"/>
+              <w:bottom w:val="single" w:color="7F7F7F" w:sz="4"/>
+              <w:right w:val="single" w:color="7F7F7F" w:sz="4"/>
+            </w:tcBorders>
+            <w:tcMar>
+              <w:top w:type="dxa" w:w="60"/>
+              <w:left w:type="dxa" w:w="100"/>
+              <w:bottom w:type="dxa" w:w="60"/>
+              <w:right w:type="dxa" w:w="100"/>
+            </w:tcMar>
+          </w:tcPr>
+          <w:p>
+            <w:pPr>
+              <w:spacing w:after="20"/>
+            </w:pPr>
+            <w:r>
+              <w:rPr>
+                <w:sz w:val="15"/>
+                <w:szCs w:val="15"/>
+              </w:rPr>
+              <w:t xml:space="preserve">PATCH</w:t>
+            </w:r>
+          </w:p>
+        </w:tc>
+        <w:tc>
+          <w:tcPr>
+            <w:tcW w:type="dxa" w:w="3800"/>
+            <w:tcBorders>
+              <w:top w:val="single" w:color="7F7F7F" w:sz="4"/>
+              <w:left w:val="single" w:color="7F7F7F" w:sz="4"/>
+              <w:bottom w:val="single" w:color="7F7F7F" w:sz="4"/>
+              <w:right w:val="single" w:color="7F7F7F" w:sz="4"/>
+            </w:tcBorders>
+            <w:tcMar>
+              <w:top w:type="dxa" w:w="60"/>
+              <w:left w:type="dxa" w:w="100"/>
+              <w:bottom w:type="dxa" w:w="60"/>
+              <w:right w:type="dxa" w:w="100"/>
+            </w:tcMar>
+          </w:tcPr>
+          <w:p>
+            <w:pPr>
+              <w:spacing w:after="20"/>
+            </w:pPr>
+            <w:r>
+              <w:rPr>
+                <w:sz w:val="15"/>
+                <w:szCs w:val="15"/>
+              </w:rPr>
+              <w:t xml:space="preserve">/me/onboarding</w:t>
+            </w:r>
+          </w:p>
+        </w:tc>
+        <w:tc>
+          <w:tcPr>
+            <w:tcW w:type="dxa" w:w="1600"/>
+            <w:tcBorders>
+              <w:top w:val="single" w:color="7F7F7F" w:sz="4"/>
+              <w:left w:val="single" w:color="7F7F7F" w:sz="4"/>
+              <w:bottom w:val="single" w:color="7F7F7F" w:sz="4"/>
+              <w:right w:val="single" w:color="7F7F7F" w:sz="4"/>
+            </w:tcBorders>
+            <w:tcMar>
+              <w:top w:type="dxa" w:w="60"/>
+              <w:left w:type="dxa" w:w="100"/>
+              <w:bottom w:type="dxa" w:w="60"/>
+              <w:right w:type="dxa" w:w="100"/>
+            </w:tcMar>
+          </w:tcPr>
+          <w:p>
+            <w:pPr>
+              <w:spacing w:after="20"/>
+            </w:pPr>
+            <w:r>
+              <w:rPr>
+                <w:sz w:val="15"/>
+                <w:szCs w:val="15"/>
+              </w:rPr>
+              <w:t xml:space="preserve">C / E</w:t>
+            </w:r>
+          </w:p>
+        </w:tc>
+        <w:tc>
+          <w:tcPr>
+            <w:tcW w:type="dxa" w:w="1780"/>
+            <w:tcBorders>
+              <w:top w:val="single" w:color="7F7F7F" w:sz="4"/>
+              <w:left w:val="single" w:color="7F7F7F" w:sz="4"/>
+              <w:bottom w:val="single" w:color="7F7F7F" w:sz="4"/>
+              <w:right w:val="single" w:color="7F7F7F" w:sz="4"/>
+            </w:tcBorders>
+            <w:tcMar>
+              <w:top w:type="dxa" w:w="60"/>
+              <w:left w:type="dxa" w:w="100"/>
+              <w:bottom w:type="dxa" w:w="60"/>
+              <w:right w:type="dxa" w:w="100"/>
+            </w:tcMar>
+          </w:tcPr>
+          <w:p>
+            <w:pPr>
+              <w:spacing w:after="20"/>
+            </w:pPr>
+            <w:r>
+              <w:rPr>
+                <w:sz w:val="15"/>
+                <w:szCs w:val="15"/>
+              </w:rPr>
+              <w:t xml:space="preserve">Welcome tour done; "Get started" list hidden or shown again (state returned by login and /me; new accounts start with both false)</w:t>
+            </w:r>
+          </w:p>
+        </w:tc>
+      </w:tr>
+      <w:tr>
+        <w:tc>
+          <w:tcPr>
+            <w:tcW w:type="dxa" w:w="1600"/>
+            <w:tcBorders>
+              <w:top w:val="single" w:color="7F7F7F" w:sz="4"/>
+              <w:left w:val="single" w:color="7F7F7F" w:sz="4"/>
+              <w:bottom w:val="single" w:color="7F7F7F" w:sz="4"/>
+              <w:right w:val="single" w:color="7F7F7F" w:sz="4"/>
+            </w:tcBorders>
+            <w:tcMar>
+              <w:top w:type="dxa" w:w="60"/>
+              <w:left w:type="dxa" w:w="100"/>
+              <w:bottom w:type="dxa" w:w="60"/>
+              <w:right w:type="dxa" w:w="100"/>
+            </w:tcMar>
+          </w:tcPr>
+          <w:p>
+            <w:pPr>
+              <w:spacing w:after="20"/>
+            </w:pPr>
+            <w:r>
+              <w:rPr>
+                <w:sz w:val="15"/>
+                <w:szCs w:val="15"/>
+              </w:rPr>
               <w:t xml:space="preserve">Insights</w:t>
             </w:r>
           </w:p>
@@ -46073,7 +48408,7 @@
                 <w:sz w:val="16"/>
                 <w:szCs w:val="16"/>
               </w:rPr>
-              <w:t xml:space="preserve">    &lt;soap:address location="http://registry.railway.internal:8003/soap"/&gt;</w:t>
+              <w:t xml:space="preserve">    &lt;soap:address location="http://business-registry-soap.railway.internal:8003/soap"/&gt;</w:t>
             </w:r>
           </w:p>
           <w:p>
@@ -46992,6 +49327,122 @@
           </w:p>
         </w:tc>
       </w:tr>
+      <w:tr>
+        <w:tc>
+          <w:tcPr>
+            <w:tcW w:type="dxa" w:w="2400"/>
+            <w:tcBorders>
+              <w:top w:val="single" w:color="7F7F7F" w:sz="4"/>
+              <w:left w:val="single" w:color="7F7F7F" w:sz="4"/>
+              <w:bottom w:val="single" w:color="7F7F7F" w:sz="4"/>
+              <w:right w:val="single" w:color="7F7F7F" w:sz="4"/>
+            </w:tcBorders>
+            <w:shd w:fill="F2F2F2" w:color="auto" w:val="clear"/>
+            <w:tcMar>
+              <w:top w:type="dxa" w:w="60"/>
+              <w:left w:type="dxa" w:w="100"/>
+              <w:bottom w:type="dxa" w:w="60"/>
+              <w:right w:type="dxa" w:w="100"/>
+            </w:tcMar>
+          </w:tcPr>
+          <w:p>
+            <w:pPr>
+              <w:spacing w:after="20"/>
+            </w:pPr>
+            <w:r>
+              <w:rPr>
+                <w:b/>
+                <w:bCs/>
+                <w:sz w:val="18"/>
+                <w:szCs w:val="18"/>
+              </w:rPr>
+              <w:t xml:space="preserve">Production smoke</w:t>
+            </w:r>
+          </w:p>
+        </w:tc>
+        <w:tc>
+          <w:tcPr>
+            <w:tcW w:type="dxa" w:w="7680"/>
+            <w:tcBorders>
+              <w:top w:val="single" w:color="7F7F7F" w:sz="4"/>
+              <w:left w:val="single" w:color="7F7F7F" w:sz="4"/>
+              <w:bottom w:val="single" w:color="7F7F7F" w:sz="4"/>
+              <w:right w:val="single" w:color="7F7F7F" w:sz="4"/>
+            </w:tcBorders>
+            <w:tcMar>
+              <w:top w:type="dxa" w:w="60"/>
+              <w:left w:type="dxa" w:w="100"/>
+              <w:bottom w:type="dxa" w:w="60"/>
+              <w:right w:type="dxa" w:w="100"/>
+            </w:tcMar>
+          </w:tcPr>
+          <w:p>
+            <w:pPr>
+              <w:spacing w:after="20"/>
+            </w:pPr>
+            <w:r>
+              <w:rPr>
+                <w:rFonts w:ascii="Consolas" w:cs="Consolas" w:eastAsia="Consolas" w:hAnsi="Consolas"/>
+                <w:sz w:val="18"/>
+                <w:szCs w:val="18"/>
+              </w:rPr>
+              <w:t xml:space="preserve">node tests/postman/build-smoke.mjs</w:t>
+            </w:r>
+            <w:r>
+              <w:rPr>
+                <w:sz w:val="18"/>
+                <w:szCs w:val="18"/>
+              </w:rPr>
+              <w:t xml:space="preserve"> → </w:t>
+            </w:r>
+            <w:r>
+              <w:rPr>
+                <w:rFonts w:ascii="Consolas" w:cs="Consolas" w:eastAsia="Consolas" w:hAnsi="Consolas"/>
+                <w:sz w:val="18"/>
+                <w:szCs w:val="18"/>
+              </w:rPr>
+              <w:t xml:space="preserve">OpenDoor.smoke.postman_collection.json</w:t>
+            </w:r>
+            <w:r>
+              <w:rPr>
+                <w:sz w:val="18"/>
+                <w:szCs w:val="18"/>
+              </w:rPr>
+              <w:t xml:space="preserve"> (73 read-only requests); run with </w:t>
+            </w:r>
+            <w:r>
+              <w:rPr>
+                <w:rFonts w:ascii="Consolas" w:cs="Consolas" w:eastAsia="Consolas" w:hAnsi="Consolas"/>
+                <w:sz w:val="18"/>
+                <w:szCs w:val="18"/>
+              </w:rPr>
+              <w:t xml:space="preserve">-e production.postman_environment.json</w:t>
+            </w:r>
+            <w:r>
+              <w:rPr>
+                <w:sz w:val="18"/>
+                <w:szCs w:val="18"/>
+              </w:rPr>
+              <w:t xml:space="preserve"> on 16 Oct 2026: 73 / 389 / 0, 18.4 s, average response 170 ms (report </w:t>
+            </w:r>
+            <w:r>
+              <w:rPr>
+                <w:rFonts w:ascii="Consolas" w:cs="Consolas" w:eastAsia="Consolas" w:hAnsi="Consolas"/>
+                <w:sz w:val="18"/>
+                <w:szCs w:val="18"/>
+              </w:rPr>
+              <w:t xml:space="preserve">tests/postman/reports/production-smoke-2026-10-16.html</w:t>
+            </w:r>
+            <w:r>
+              <w:rPr>
+                <w:sz w:val="18"/>
+                <w:szCs w:val="18"/>
+              </w:rPr>
+              <w:t xml:space="preserve">, kept out of git)</w:t>
+            </w:r>
+          </w:p>
+        </w:tc>
+      </w:tr>
     </w:tbl>
     <w:p>
       <w:pPr>
@@ -47507,7 +49958,22 @@
                 <w:sz w:val="18"/>
                 <w:szCs w:val="18"/>
               </w:rPr>
-              <w:t xml:space="preserve">: Load 50 threads, 60 s ramp-up, 10 loops · Stress 100 and 200 threads, 60 s ramp-up, 5 loops</w:t>
+              <w:t xml:space="preserve">: Load 50 threads, 60 s ramp-up, 10 loops · Stress 100 and 200 threads, 60 s ramp-up, 5 loops · the same three again with </w:t>
+            </w:r>
+            <w:r>
+              <w:rPr>
+                <w:rFonts w:ascii="Consolas" w:cs="Consolas" w:eastAsia="Consolas" w:hAnsi="Consolas"/>
+                <w:sz w:val="18"/>
+                <w:szCs w:val="18"/>
+              </w:rPr>
+              <w:t xml:space="preserve">-Jrampup=5</w:t>
+            </w:r>
+            <w:r>
+              <w:rPr>
+                <w:sz w:val="18"/>
+                <w:szCs w:val="18"/>
+              </w:rPr>
+              <w:t xml:space="preserve"> (burst) so that all users run at the same time</w:t>
             </w:r>
           </w:p>
         </w:tc>
@@ -47898,9 +50364,53 @@
               <w:rPr>
                 <w:sz w:val="18"/>
                 <w:szCs w:val="18"/>
-                <w:highlight w:val="yellow"/>
-              </w:rPr>
-              <w:t xml:space="preserve">[Insert the Aggregate Report table and the response-time-over-time chart for each run.]</w:t>
+              </w:rPr>
+              <w:t xml:space="preserve">Production, 16 October 2026: summary table in Section 7.3; per-sampler Aggregate Report below. HTML dashboards </w:t>
+            </w:r>
+            <w:r>
+              <w:rPr>
+                <w:rFonts w:ascii="Consolas" w:cs="Consolas" w:eastAsia="Consolas" w:hAnsi="Consolas"/>
+                <w:sz w:val="18"/>
+                <w:szCs w:val="18"/>
+              </w:rPr>
+              <w:t xml:space="preserve">tests/jmeter/report/prod-*</w:t>
+            </w:r>
+            <w:r>
+              <w:rPr>
+                <w:sz w:val="18"/>
+                <w:szCs w:val="18"/>
+              </w:rPr>
+              <w:t xml:space="preserve"> and raw results </w:t>
+            </w:r>
+            <w:r>
+              <w:rPr>
+                <w:rFonts w:ascii="Consolas" w:cs="Consolas" w:eastAsia="Consolas" w:hAnsi="Consolas"/>
+                <w:sz w:val="18"/>
+                <w:szCs w:val="18"/>
+              </w:rPr>
+              <w:t xml:space="preserve">results-prod-*.jtl</w:t>
+            </w:r>
+            <w:r>
+              <w:rPr>
+                <w:sz w:val="18"/>
+                <w:szCs w:val="18"/>
+              </w:rPr>
+              <w:t xml:space="preserve"> (kept out of git; the burst dashboards were also generated at 1 s granularity with </w:t>
+            </w:r>
+            <w:r>
+              <w:rPr>
+                <w:rFonts w:ascii="Consolas" w:cs="Consolas" w:eastAsia="Consolas" w:hAnsi="Consolas"/>
+                <w:sz w:val="18"/>
+                <w:szCs w:val="18"/>
+              </w:rPr>
+              <w:t xml:space="preserve">jmeter -g … -Jjmeter.reportgenerator.overall_granularity=1000</w:t>
+            </w:r>
+            <w:r>
+              <w:rPr>
+                <w:sz w:val="18"/>
+                <w:szCs w:val="18"/>
+              </w:rPr>
+              <w:t xml:space="preserve">, because the runs lasted under a minute).</w:t>
             </w:r>
           </w:p>
         </w:tc>
@@ -47910,6 +50420,3360 @@
       <w:pPr>
         <w:spacing w:after="120"/>
       </w:pPr>
+    </w:p>
+    <w:tbl>
+      <w:tblPr>
+        <w:tblW w:type="dxa" w:w="10080"/>
+        <w:tblBorders>
+          <w:top w:val="single" w:color="auto" w:sz="4"/>
+          <w:left w:val="single" w:color="auto" w:sz="4"/>
+          <w:bottom w:val="single" w:color="auto" w:sz="4"/>
+          <w:right w:val="single" w:color="auto" w:sz="4"/>
+          <w:insideH w:val="single" w:color="auto" w:sz="4"/>
+          <w:insideV w:val="single" w:color="auto" w:sz="4"/>
+        </w:tblBorders>
+      </w:tblPr>
+      <w:tblGrid>
+        <w:gridCol w:w="1500"/>
+        <w:gridCol w:w="900"/>
+        <w:gridCol w:w="850"/>
+        <w:gridCol w:w="850"/>
+        <w:gridCol w:w="850"/>
+        <w:gridCol w:w="800"/>
+        <w:gridCol w:w="800"/>
+        <w:gridCol w:w="800"/>
+        <w:gridCol w:w="850"/>
+        <w:gridCol w:w="840"/>
+        <w:gridCol w:w="1040"/>
+      </w:tblGrid>
+      <w:tr>
+        <w:trPr>
+          <w:tblHeader/>
+        </w:trPr>
+        <w:tc>
+          <w:tcPr>
+            <w:tcW w:type="dxa" w:w="1500"/>
+            <w:tcBorders>
+              <w:top w:val="single" w:color="7F7F7F" w:sz="4"/>
+              <w:left w:val="single" w:color="7F7F7F" w:sz="4"/>
+              <w:bottom w:val="single" w:color="7F7F7F" w:sz="4"/>
+              <w:right w:val="single" w:color="7F7F7F" w:sz="4"/>
+            </w:tcBorders>
+            <w:shd w:fill="434343" w:color="auto" w:val="clear"/>
+            <w:tcMar>
+              <w:top w:type="dxa" w:w="60"/>
+              <w:left w:type="dxa" w:w="100"/>
+              <w:bottom w:type="dxa" w:w="60"/>
+              <w:right w:type="dxa" w:w="100"/>
+            </w:tcMar>
+          </w:tcPr>
+          <w:p>
+            <w:pPr>
+              <w:spacing w:after="20"/>
+            </w:pPr>
+            <w:r>
+              <w:rPr>
+                <w:b/>
+                <w:bCs/>
+                <w:color w:val="FFFFFF"/>
+                <w:sz w:val="18"/>
+                <w:szCs w:val="18"/>
+              </w:rPr>
+              <w:t xml:space="preserve">Run</w:t>
+            </w:r>
+          </w:p>
+        </w:tc>
+        <w:tc>
+          <w:tcPr>
+            <w:tcW w:type="dxa" w:w="900"/>
+            <w:tcBorders>
+              <w:top w:val="single" w:color="7F7F7F" w:sz="4"/>
+              <w:left w:val="single" w:color="7F7F7F" w:sz="4"/>
+              <w:bottom w:val="single" w:color="7F7F7F" w:sz="4"/>
+              <w:right w:val="single" w:color="7F7F7F" w:sz="4"/>
+            </w:tcBorders>
+            <w:shd w:fill="434343" w:color="auto" w:val="clear"/>
+            <w:tcMar>
+              <w:top w:type="dxa" w:w="60"/>
+              <w:left w:type="dxa" w:w="100"/>
+              <w:bottom w:type="dxa" w:w="60"/>
+              <w:right w:type="dxa" w:w="100"/>
+            </w:tcMar>
+          </w:tcPr>
+          <w:p>
+            <w:pPr>
+              <w:spacing w:after="20"/>
+            </w:pPr>
+            <w:r>
+              <w:rPr>
+                <w:b/>
+                <w:bCs/>
+                <w:color w:val="FFFFFF"/>
+                <w:sz w:val="18"/>
+                <w:szCs w:val="18"/>
+              </w:rPr>
+              <w:t xml:space="preserve">Sampler</w:t>
+            </w:r>
+          </w:p>
+        </w:tc>
+        <w:tc>
+          <w:tcPr>
+            <w:tcW w:type="dxa" w:w="850"/>
+            <w:tcBorders>
+              <w:top w:val="single" w:color="7F7F7F" w:sz="4"/>
+              <w:left w:val="single" w:color="7F7F7F" w:sz="4"/>
+              <w:bottom w:val="single" w:color="7F7F7F" w:sz="4"/>
+              <w:right w:val="single" w:color="7F7F7F" w:sz="4"/>
+            </w:tcBorders>
+            <w:shd w:fill="434343" w:color="auto" w:val="clear"/>
+            <w:tcMar>
+              <w:top w:type="dxa" w:w="60"/>
+              <w:left w:type="dxa" w:w="100"/>
+              <w:bottom w:type="dxa" w:w="60"/>
+              <w:right w:type="dxa" w:w="100"/>
+            </w:tcMar>
+          </w:tcPr>
+          <w:p>
+            <w:pPr>
+              <w:spacing w:after="20"/>
+            </w:pPr>
+            <w:r>
+              <w:rPr>
+                <w:b/>
+                <w:bCs/>
+                <w:color w:val="FFFFFF"/>
+                <w:sz w:val="18"/>
+                <w:szCs w:val="18"/>
+              </w:rPr>
+              <w:t xml:space="preserve">Samples</w:t>
+            </w:r>
+          </w:p>
+        </w:tc>
+        <w:tc>
+          <w:tcPr>
+            <w:tcW w:type="dxa" w:w="850"/>
+            <w:tcBorders>
+              <w:top w:val="single" w:color="7F7F7F" w:sz="4"/>
+              <w:left w:val="single" w:color="7F7F7F" w:sz="4"/>
+              <w:bottom w:val="single" w:color="7F7F7F" w:sz="4"/>
+              <w:right w:val="single" w:color="7F7F7F" w:sz="4"/>
+            </w:tcBorders>
+            <w:shd w:fill="434343" w:color="auto" w:val="clear"/>
+            <w:tcMar>
+              <w:top w:type="dxa" w:w="60"/>
+              <w:left w:type="dxa" w:w="100"/>
+              <w:bottom w:type="dxa" w:w="60"/>
+              <w:right w:type="dxa" w:w="100"/>
+            </w:tcMar>
+          </w:tcPr>
+          <w:p>
+            <w:pPr>
+              <w:spacing w:after="20"/>
+            </w:pPr>
+            <w:r>
+              <w:rPr>
+                <w:b/>
+                <w:bCs/>
+                <w:color w:val="FFFFFF"/>
+                <w:sz w:val="18"/>
+                <w:szCs w:val="18"/>
+              </w:rPr>
+              <w:t xml:space="preserve">Average</w:t>
+            </w:r>
+          </w:p>
+        </w:tc>
+        <w:tc>
+          <w:tcPr>
+            <w:tcW w:type="dxa" w:w="850"/>
+            <w:tcBorders>
+              <w:top w:val="single" w:color="7F7F7F" w:sz="4"/>
+              <w:left w:val="single" w:color="7F7F7F" w:sz="4"/>
+              <w:bottom w:val="single" w:color="7F7F7F" w:sz="4"/>
+              <w:right w:val="single" w:color="7F7F7F" w:sz="4"/>
+            </w:tcBorders>
+            <w:shd w:fill="434343" w:color="auto" w:val="clear"/>
+            <w:tcMar>
+              <w:top w:type="dxa" w:w="60"/>
+              <w:left w:type="dxa" w:w="100"/>
+              <w:bottom w:type="dxa" w:w="60"/>
+              <w:right w:type="dxa" w:w="100"/>
+            </w:tcMar>
+          </w:tcPr>
+          <w:p>
+            <w:pPr>
+              <w:spacing w:after="20"/>
+            </w:pPr>
+            <w:r>
+              <w:rPr>
+                <w:b/>
+                <w:bCs/>
+                <w:color w:val="FFFFFF"/>
+                <w:sz w:val="18"/>
+                <w:szCs w:val="18"/>
+              </w:rPr>
+              <w:t xml:space="preserve">Median</w:t>
+            </w:r>
+          </w:p>
+        </w:tc>
+        <w:tc>
+          <w:tcPr>
+            <w:tcW w:type="dxa" w:w="800"/>
+            <w:tcBorders>
+              <w:top w:val="single" w:color="7F7F7F" w:sz="4"/>
+              <w:left w:val="single" w:color="7F7F7F" w:sz="4"/>
+              <w:bottom w:val="single" w:color="7F7F7F" w:sz="4"/>
+              <w:right w:val="single" w:color="7F7F7F" w:sz="4"/>
+            </w:tcBorders>
+            <w:shd w:fill="434343" w:color="auto" w:val="clear"/>
+            <w:tcMar>
+              <w:top w:type="dxa" w:w="60"/>
+              <w:left w:type="dxa" w:w="100"/>
+              <w:bottom w:type="dxa" w:w="60"/>
+              <w:right w:type="dxa" w:w="100"/>
+            </w:tcMar>
+          </w:tcPr>
+          <w:p>
+            <w:pPr>
+              <w:spacing w:after="20"/>
+            </w:pPr>
+            <w:r>
+              <w:rPr>
+                <w:b/>
+                <w:bCs/>
+                <w:color w:val="FFFFFF"/>
+                <w:sz w:val="18"/>
+                <w:szCs w:val="18"/>
+              </w:rPr>
+              <w:t xml:space="preserve">P90</w:t>
+            </w:r>
+          </w:p>
+        </w:tc>
+        <w:tc>
+          <w:tcPr>
+            <w:tcW w:type="dxa" w:w="800"/>
+            <w:tcBorders>
+              <w:top w:val="single" w:color="7F7F7F" w:sz="4"/>
+              <w:left w:val="single" w:color="7F7F7F" w:sz="4"/>
+              <w:bottom w:val="single" w:color="7F7F7F" w:sz="4"/>
+              <w:right w:val="single" w:color="7F7F7F" w:sz="4"/>
+            </w:tcBorders>
+            <w:shd w:fill="434343" w:color="auto" w:val="clear"/>
+            <w:tcMar>
+              <w:top w:type="dxa" w:w="60"/>
+              <w:left w:type="dxa" w:w="100"/>
+              <w:bottom w:type="dxa" w:w="60"/>
+              <w:right w:type="dxa" w:w="100"/>
+            </w:tcMar>
+          </w:tcPr>
+          <w:p>
+            <w:pPr>
+              <w:spacing w:after="20"/>
+            </w:pPr>
+            <w:r>
+              <w:rPr>
+                <w:b/>
+                <w:bCs/>
+                <w:color w:val="FFFFFF"/>
+                <w:sz w:val="18"/>
+                <w:szCs w:val="18"/>
+              </w:rPr>
+              <w:t xml:space="preserve">P95</w:t>
+            </w:r>
+          </w:p>
+        </w:tc>
+        <w:tc>
+          <w:tcPr>
+            <w:tcW w:type="dxa" w:w="800"/>
+            <w:tcBorders>
+              <w:top w:val="single" w:color="7F7F7F" w:sz="4"/>
+              <w:left w:val="single" w:color="7F7F7F" w:sz="4"/>
+              <w:bottom w:val="single" w:color="7F7F7F" w:sz="4"/>
+              <w:right w:val="single" w:color="7F7F7F" w:sz="4"/>
+            </w:tcBorders>
+            <w:shd w:fill="434343" w:color="auto" w:val="clear"/>
+            <w:tcMar>
+              <w:top w:type="dxa" w:w="60"/>
+              <w:left w:type="dxa" w:w="100"/>
+              <w:bottom w:type="dxa" w:w="60"/>
+              <w:right w:type="dxa" w:w="100"/>
+            </w:tcMar>
+          </w:tcPr>
+          <w:p>
+            <w:pPr>
+              <w:spacing w:after="20"/>
+            </w:pPr>
+            <w:r>
+              <w:rPr>
+                <w:b/>
+                <w:bCs/>
+                <w:color w:val="FFFFFF"/>
+                <w:sz w:val="18"/>
+                <w:szCs w:val="18"/>
+              </w:rPr>
+              <w:t xml:space="preserve">P99</w:t>
+            </w:r>
+          </w:p>
+        </w:tc>
+        <w:tc>
+          <w:tcPr>
+            <w:tcW w:type="dxa" w:w="850"/>
+            <w:tcBorders>
+              <w:top w:val="single" w:color="7F7F7F" w:sz="4"/>
+              <w:left w:val="single" w:color="7F7F7F" w:sz="4"/>
+              <w:bottom w:val="single" w:color="7F7F7F" w:sz="4"/>
+              <w:right w:val="single" w:color="7F7F7F" w:sz="4"/>
+            </w:tcBorders>
+            <w:shd w:fill="434343" w:color="auto" w:val="clear"/>
+            <w:tcMar>
+              <w:top w:type="dxa" w:w="60"/>
+              <w:left w:type="dxa" w:w="100"/>
+              <w:bottom w:type="dxa" w:w="60"/>
+              <w:right w:type="dxa" w:w="100"/>
+            </w:tcMar>
+          </w:tcPr>
+          <w:p>
+            <w:pPr>
+              <w:spacing w:after="20"/>
+            </w:pPr>
+            <w:r>
+              <w:rPr>
+                <w:b/>
+                <w:bCs/>
+                <w:color w:val="FFFFFF"/>
+                <w:sz w:val="18"/>
+                <w:szCs w:val="18"/>
+              </w:rPr>
+              <w:t xml:space="preserve">Max</w:t>
+            </w:r>
+          </w:p>
+        </w:tc>
+        <w:tc>
+          <w:tcPr>
+            <w:tcW w:type="dxa" w:w="840"/>
+            <w:tcBorders>
+              <w:top w:val="single" w:color="7F7F7F" w:sz="4"/>
+              <w:left w:val="single" w:color="7F7F7F" w:sz="4"/>
+              <w:bottom w:val="single" w:color="7F7F7F" w:sz="4"/>
+              <w:right w:val="single" w:color="7F7F7F" w:sz="4"/>
+            </w:tcBorders>
+            <w:shd w:fill="434343" w:color="auto" w:val="clear"/>
+            <w:tcMar>
+              <w:top w:type="dxa" w:w="60"/>
+              <w:left w:type="dxa" w:w="100"/>
+              <w:bottom w:type="dxa" w:w="60"/>
+              <w:right w:type="dxa" w:w="100"/>
+            </w:tcMar>
+          </w:tcPr>
+          <w:p>
+            <w:pPr>
+              <w:spacing w:after="20"/>
+            </w:pPr>
+            <w:r>
+              <w:rPr>
+                <w:b/>
+                <w:bCs/>
+                <w:color w:val="FFFFFF"/>
+                <w:sz w:val="18"/>
+                <w:szCs w:val="18"/>
+              </w:rPr>
+              <w:t xml:space="preserve">Error %</w:t>
+            </w:r>
+          </w:p>
+        </w:tc>
+        <w:tc>
+          <w:tcPr>
+            <w:tcW w:type="dxa" w:w="1040"/>
+            <w:tcBorders>
+              <w:top w:val="single" w:color="7F7F7F" w:sz="4"/>
+              <w:left w:val="single" w:color="7F7F7F" w:sz="4"/>
+              <w:bottom w:val="single" w:color="7F7F7F" w:sz="4"/>
+              <w:right w:val="single" w:color="7F7F7F" w:sz="4"/>
+            </w:tcBorders>
+            <w:shd w:fill="434343" w:color="auto" w:val="clear"/>
+            <w:tcMar>
+              <w:top w:type="dxa" w:w="60"/>
+              <w:left w:type="dxa" w:w="100"/>
+              <w:bottom w:type="dxa" w:w="60"/>
+              <w:right w:type="dxa" w:w="100"/>
+            </w:tcMar>
+          </w:tcPr>
+          <w:p>
+            <w:pPr>
+              <w:spacing w:after="20"/>
+            </w:pPr>
+            <w:r>
+              <w:rPr>
+                <w:b/>
+                <w:bCs/>
+                <w:color w:val="FFFFFF"/>
+                <w:sz w:val="18"/>
+                <w:szCs w:val="18"/>
+              </w:rPr>
+              <w:t xml:space="preserve">Throughput</w:t>
+            </w:r>
+          </w:p>
+        </w:tc>
+      </w:tr>
+      <w:tr>
+        <w:tc>
+          <w:tcPr>
+            <w:tcW w:type="dxa" w:w="1500"/>
+            <w:tcBorders>
+              <w:top w:val="single" w:color="7F7F7F" w:sz="4"/>
+              <w:left w:val="single" w:color="7F7F7F" w:sz="4"/>
+              <w:bottom w:val="single" w:color="7F7F7F" w:sz="4"/>
+              <w:right w:val="single" w:color="7F7F7F" w:sz="4"/>
+            </w:tcBorders>
+            <w:tcMar>
+              <w:top w:type="dxa" w:w="60"/>
+              <w:left w:type="dxa" w:w="100"/>
+              <w:bottom w:type="dxa" w:w="60"/>
+              <w:right w:type="dxa" w:w="100"/>
+            </w:tcMar>
+          </w:tcPr>
+          <w:p>
+            <w:pPr>
+              <w:spacing w:after="20"/>
+            </w:pPr>
+            <w:r>
+              <w:rPr>
+                <w:sz w:val="14"/>
+                <w:szCs w:val="14"/>
+              </w:rPr>
+              <w:t xml:space="preserve">Load 50 (60 s)</w:t>
+            </w:r>
+          </w:p>
+        </w:tc>
+        <w:tc>
+          <w:tcPr>
+            <w:tcW w:type="dxa" w:w="900"/>
+            <w:tcBorders>
+              <w:top w:val="single" w:color="7F7F7F" w:sz="4"/>
+              <w:left w:val="single" w:color="7F7F7F" w:sz="4"/>
+              <w:bottom w:val="single" w:color="7F7F7F" w:sz="4"/>
+              <w:right w:val="single" w:color="7F7F7F" w:sz="4"/>
+            </w:tcBorders>
+            <w:tcMar>
+              <w:top w:type="dxa" w:w="60"/>
+              <w:left w:type="dxa" w:w="100"/>
+              <w:bottom w:type="dxa" w:w="60"/>
+              <w:right w:type="dxa" w:w="100"/>
+            </w:tcMar>
+          </w:tcPr>
+          <w:p>
+            <w:pPr>
+              <w:spacing w:after="20"/>
+            </w:pPr>
+            <w:r>
+              <w:rPr>
+                <w:sz w:val="14"/>
+                <w:szCs w:val="14"/>
+              </w:rPr>
+              <w:t xml:space="preserve">Search</w:t>
+            </w:r>
+          </w:p>
+        </w:tc>
+        <w:tc>
+          <w:tcPr>
+            <w:tcW w:type="dxa" w:w="850"/>
+            <w:tcBorders>
+              <w:top w:val="single" w:color="7F7F7F" w:sz="4"/>
+              <w:left w:val="single" w:color="7F7F7F" w:sz="4"/>
+              <w:bottom w:val="single" w:color="7F7F7F" w:sz="4"/>
+              <w:right w:val="single" w:color="7F7F7F" w:sz="4"/>
+            </w:tcBorders>
+            <w:tcMar>
+              <w:top w:type="dxa" w:w="60"/>
+              <w:left w:type="dxa" w:w="100"/>
+              <w:bottom w:type="dxa" w:w="60"/>
+              <w:right w:type="dxa" w:w="100"/>
+            </w:tcMar>
+          </w:tcPr>
+          <w:p>
+            <w:pPr>
+              <w:spacing w:after="20"/>
+            </w:pPr>
+            <w:r>
+              <w:rPr>
+                <w:sz w:val="14"/>
+                <w:szCs w:val="14"/>
+              </w:rPr>
+              <w:t xml:space="preserve">500</w:t>
+            </w:r>
+          </w:p>
+        </w:tc>
+        <w:tc>
+          <w:tcPr>
+            <w:tcW w:type="dxa" w:w="850"/>
+            <w:tcBorders>
+              <w:top w:val="single" w:color="7F7F7F" w:sz="4"/>
+              <w:left w:val="single" w:color="7F7F7F" w:sz="4"/>
+              <w:bottom w:val="single" w:color="7F7F7F" w:sz="4"/>
+              <w:right w:val="single" w:color="7F7F7F" w:sz="4"/>
+            </w:tcBorders>
+            <w:tcMar>
+              <w:top w:type="dxa" w:w="60"/>
+              <w:left w:type="dxa" w:w="100"/>
+              <w:bottom w:type="dxa" w:w="60"/>
+              <w:right w:type="dxa" w:w="100"/>
+            </w:tcMar>
+          </w:tcPr>
+          <w:p>
+            <w:pPr>
+              <w:spacing w:after="20"/>
+            </w:pPr>
+            <w:r>
+              <w:rPr>
+                <w:sz w:val="14"/>
+                <w:szCs w:val="14"/>
+              </w:rPr>
+              <w:t xml:space="preserve">134</w:t>
+            </w:r>
+          </w:p>
+        </w:tc>
+        <w:tc>
+          <w:tcPr>
+            <w:tcW w:type="dxa" w:w="850"/>
+            <w:tcBorders>
+              <w:top w:val="single" w:color="7F7F7F" w:sz="4"/>
+              <w:left w:val="single" w:color="7F7F7F" w:sz="4"/>
+              <w:bottom w:val="single" w:color="7F7F7F" w:sz="4"/>
+              <w:right w:val="single" w:color="7F7F7F" w:sz="4"/>
+            </w:tcBorders>
+            <w:tcMar>
+              <w:top w:type="dxa" w:w="60"/>
+              <w:left w:type="dxa" w:w="100"/>
+              <w:bottom w:type="dxa" w:w="60"/>
+              <w:right w:type="dxa" w:w="100"/>
+            </w:tcMar>
+          </w:tcPr>
+          <w:p>
+            <w:pPr>
+              <w:spacing w:after="20"/>
+            </w:pPr>
+            <w:r>
+              <w:rPr>
+                <w:sz w:val="14"/>
+                <w:szCs w:val="14"/>
+              </w:rPr>
+              <w:t xml:space="preserve">116</w:t>
+            </w:r>
+          </w:p>
+        </w:tc>
+        <w:tc>
+          <w:tcPr>
+            <w:tcW w:type="dxa" w:w="800"/>
+            <w:tcBorders>
+              <w:top w:val="single" w:color="7F7F7F" w:sz="4"/>
+              <w:left w:val="single" w:color="7F7F7F" w:sz="4"/>
+              <w:bottom w:val="single" w:color="7F7F7F" w:sz="4"/>
+              <w:right w:val="single" w:color="7F7F7F" w:sz="4"/>
+            </w:tcBorders>
+            <w:tcMar>
+              <w:top w:type="dxa" w:w="60"/>
+              <w:left w:type="dxa" w:w="100"/>
+              <w:bottom w:type="dxa" w:w="60"/>
+              <w:right w:type="dxa" w:w="100"/>
+            </w:tcMar>
+          </w:tcPr>
+          <w:p>
+            <w:pPr>
+              <w:spacing w:after="20"/>
+            </w:pPr>
+            <w:r>
+              <w:rPr>
+                <w:sz w:val="14"/>
+                <w:szCs w:val="14"/>
+              </w:rPr>
+              <w:t xml:space="preserve">204</w:t>
+            </w:r>
+          </w:p>
+        </w:tc>
+        <w:tc>
+          <w:tcPr>
+            <w:tcW w:type="dxa" w:w="800"/>
+            <w:tcBorders>
+              <w:top w:val="single" w:color="7F7F7F" w:sz="4"/>
+              <w:left w:val="single" w:color="7F7F7F" w:sz="4"/>
+              <w:bottom w:val="single" w:color="7F7F7F" w:sz="4"/>
+              <w:right w:val="single" w:color="7F7F7F" w:sz="4"/>
+            </w:tcBorders>
+            <w:tcMar>
+              <w:top w:type="dxa" w:w="60"/>
+              <w:left w:type="dxa" w:w="100"/>
+              <w:bottom w:type="dxa" w:w="60"/>
+              <w:right w:type="dxa" w:w="100"/>
+            </w:tcMar>
+          </w:tcPr>
+          <w:p>
+            <w:pPr>
+              <w:spacing w:after="20"/>
+            </w:pPr>
+            <w:r>
+              <w:rPr>
+                <w:sz w:val="14"/>
+                <w:szCs w:val="14"/>
+              </w:rPr>
+              <w:t xml:space="preserve">226</w:t>
+            </w:r>
+          </w:p>
+        </w:tc>
+        <w:tc>
+          <w:tcPr>
+            <w:tcW w:type="dxa" w:w="800"/>
+            <w:tcBorders>
+              <w:top w:val="single" w:color="7F7F7F" w:sz="4"/>
+              <w:left w:val="single" w:color="7F7F7F" w:sz="4"/>
+              <w:bottom w:val="single" w:color="7F7F7F" w:sz="4"/>
+              <w:right w:val="single" w:color="7F7F7F" w:sz="4"/>
+            </w:tcBorders>
+            <w:tcMar>
+              <w:top w:type="dxa" w:w="60"/>
+              <w:left w:type="dxa" w:w="100"/>
+              <w:bottom w:type="dxa" w:w="60"/>
+              <w:right w:type="dxa" w:w="100"/>
+            </w:tcMar>
+          </w:tcPr>
+          <w:p>
+            <w:pPr>
+              <w:spacing w:after="20"/>
+            </w:pPr>
+            <w:r>
+              <w:rPr>
+                <w:sz w:val="14"/>
+                <w:szCs w:val="14"/>
+              </w:rPr>
+              <w:t xml:space="preserve">334</w:t>
+            </w:r>
+          </w:p>
+        </w:tc>
+        <w:tc>
+          <w:tcPr>
+            <w:tcW w:type="dxa" w:w="850"/>
+            <w:tcBorders>
+              <w:top w:val="single" w:color="7F7F7F" w:sz="4"/>
+              <w:left w:val="single" w:color="7F7F7F" w:sz="4"/>
+              <w:bottom w:val="single" w:color="7F7F7F" w:sz="4"/>
+              <w:right w:val="single" w:color="7F7F7F" w:sz="4"/>
+            </w:tcBorders>
+            <w:tcMar>
+              <w:top w:type="dxa" w:w="60"/>
+              <w:left w:type="dxa" w:w="100"/>
+              <w:bottom w:type="dxa" w:w="60"/>
+              <w:right w:type="dxa" w:w="100"/>
+            </w:tcMar>
+          </w:tcPr>
+          <w:p>
+            <w:pPr>
+              <w:spacing w:after="20"/>
+            </w:pPr>
+            <w:r>
+              <w:rPr>
+                <w:sz w:val="14"/>
+                <w:szCs w:val="14"/>
+              </w:rPr>
+              <w:t xml:space="preserve">1,117</w:t>
+            </w:r>
+          </w:p>
+        </w:tc>
+        <w:tc>
+          <w:tcPr>
+            <w:tcW w:type="dxa" w:w="840"/>
+            <w:tcBorders>
+              <w:top w:val="single" w:color="7F7F7F" w:sz="4"/>
+              <w:left w:val="single" w:color="7F7F7F" w:sz="4"/>
+              <w:bottom w:val="single" w:color="7F7F7F" w:sz="4"/>
+              <w:right w:val="single" w:color="7F7F7F" w:sz="4"/>
+            </w:tcBorders>
+            <w:tcMar>
+              <w:top w:type="dxa" w:w="60"/>
+              <w:left w:type="dxa" w:w="100"/>
+              <w:bottom w:type="dxa" w:w="60"/>
+              <w:right w:type="dxa" w:w="100"/>
+            </w:tcMar>
+          </w:tcPr>
+          <w:p>
+            <w:pPr>
+              <w:spacing w:after="20"/>
+            </w:pPr>
+            <w:r>
+              <w:rPr>
+                <w:sz w:val="14"/>
+                <w:szCs w:val="14"/>
+              </w:rPr>
+              <w:t xml:space="preserve">0.00</w:t>
+            </w:r>
+          </w:p>
+        </w:tc>
+        <w:tc>
+          <w:tcPr>
+            <w:tcW w:type="dxa" w:w="1040"/>
+            <w:tcBorders>
+              <w:top w:val="single" w:color="7F7F7F" w:sz="4"/>
+              <w:left w:val="single" w:color="7F7F7F" w:sz="4"/>
+              <w:bottom w:val="single" w:color="7F7F7F" w:sz="4"/>
+              <w:right w:val="single" w:color="7F7F7F" w:sz="4"/>
+            </w:tcBorders>
+            <w:tcMar>
+              <w:top w:type="dxa" w:w="60"/>
+              <w:left w:type="dxa" w:w="100"/>
+              <w:bottom w:type="dxa" w:w="60"/>
+              <w:right w:type="dxa" w:w="100"/>
+            </w:tcMar>
+          </w:tcPr>
+          <w:p>
+            <w:pPr>
+              <w:spacing w:after="20"/>
+            </w:pPr>
+            <w:r>
+              <w:rPr>
+                <w:sz w:val="14"/>
+                <w:szCs w:val="14"/>
+              </w:rPr>
+              <w:t xml:space="preserve">8.2/s</w:t>
+            </w:r>
+          </w:p>
+        </w:tc>
+      </w:tr>
+      <w:tr>
+        <w:tc>
+          <w:tcPr>
+            <w:tcW w:type="dxa" w:w="1500"/>
+            <w:tcBorders>
+              <w:top w:val="single" w:color="7F7F7F" w:sz="4"/>
+              <w:left w:val="single" w:color="7F7F7F" w:sz="4"/>
+              <w:bottom w:val="single" w:color="7F7F7F" w:sz="4"/>
+              <w:right w:val="single" w:color="7F7F7F" w:sz="4"/>
+            </w:tcBorders>
+            <w:tcMar>
+              <w:top w:type="dxa" w:w="60"/>
+              <w:left w:type="dxa" w:w="100"/>
+              <w:bottom w:type="dxa" w:w="60"/>
+              <w:right w:type="dxa" w:w="100"/>
+            </w:tcMar>
+          </w:tcPr>
+          <w:p>
+            <w:pPr>
+              <w:spacing w:after="20"/>
+            </w:pPr>
+          </w:p>
+        </w:tc>
+        <w:tc>
+          <w:tcPr>
+            <w:tcW w:type="dxa" w:w="900"/>
+            <w:tcBorders>
+              <w:top w:val="single" w:color="7F7F7F" w:sz="4"/>
+              <w:left w:val="single" w:color="7F7F7F" w:sz="4"/>
+              <w:bottom w:val="single" w:color="7F7F7F" w:sz="4"/>
+              <w:right w:val="single" w:color="7F7F7F" w:sz="4"/>
+            </w:tcBorders>
+            <w:tcMar>
+              <w:top w:type="dxa" w:w="60"/>
+              <w:left w:type="dxa" w:w="100"/>
+              <w:bottom w:type="dxa" w:w="60"/>
+              <w:right w:type="dxa" w:w="100"/>
+            </w:tcMar>
+          </w:tcPr>
+          <w:p>
+            <w:pPr>
+              <w:spacing w:after="20"/>
+            </w:pPr>
+            <w:r>
+              <w:rPr>
+                <w:sz w:val="14"/>
+                <w:szCs w:val="14"/>
+              </w:rPr>
+              <w:t xml:space="preserve">Details</w:t>
+            </w:r>
+          </w:p>
+        </w:tc>
+        <w:tc>
+          <w:tcPr>
+            <w:tcW w:type="dxa" w:w="850"/>
+            <w:tcBorders>
+              <w:top w:val="single" w:color="7F7F7F" w:sz="4"/>
+              <w:left w:val="single" w:color="7F7F7F" w:sz="4"/>
+              <w:bottom w:val="single" w:color="7F7F7F" w:sz="4"/>
+              <w:right w:val="single" w:color="7F7F7F" w:sz="4"/>
+            </w:tcBorders>
+            <w:tcMar>
+              <w:top w:type="dxa" w:w="60"/>
+              <w:left w:type="dxa" w:w="100"/>
+              <w:bottom w:type="dxa" w:w="60"/>
+              <w:right w:type="dxa" w:w="100"/>
+            </w:tcMar>
+          </w:tcPr>
+          <w:p>
+            <w:pPr>
+              <w:spacing w:after="20"/>
+            </w:pPr>
+            <w:r>
+              <w:rPr>
+                <w:sz w:val="14"/>
+                <w:szCs w:val="14"/>
+              </w:rPr>
+              <w:t xml:space="preserve">500</w:t>
+            </w:r>
+          </w:p>
+        </w:tc>
+        <w:tc>
+          <w:tcPr>
+            <w:tcW w:type="dxa" w:w="850"/>
+            <w:tcBorders>
+              <w:top w:val="single" w:color="7F7F7F" w:sz="4"/>
+              <w:left w:val="single" w:color="7F7F7F" w:sz="4"/>
+              <w:bottom w:val="single" w:color="7F7F7F" w:sz="4"/>
+              <w:right w:val="single" w:color="7F7F7F" w:sz="4"/>
+            </w:tcBorders>
+            <w:tcMar>
+              <w:top w:type="dxa" w:w="60"/>
+              <w:left w:type="dxa" w:w="100"/>
+              <w:bottom w:type="dxa" w:w="60"/>
+              <w:right w:type="dxa" w:w="100"/>
+            </w:tcMar>
+          </w:tcPr>
+          <w:p>
+            <w:pPr>
+              <w:spacing w:after="20"/>
+            </w:pPr>
+            <w:r>
+              <w:rPr>
+                <w:sz w:val="14"/>
+                <w:szCs w:val="14"/>
+              </w:rPr>
+              <w:t xml:space="preserve">82</w:t>
+            </w:r>
+          </w:p>
+        </w:tc>
+        <w:tc>
+          <w:tcPr>
+            <w:tcW w:type="dxa" w:w="850"/>
+            <w:tcBorders>
+              <w:top w:val="single" w:color="7F7F7F" w:sz="4"/>
+              <w:left w:val="single" w:color="7F7F7F" w:sz="4"/>
+              <w:bottom w:val="single" w:color="7F7F7F" w:sz="4"/>
+              <w:right w:val="single" w:color="7F7F7F" w:sz="4"/>
+            </w:tcBorders>
+            <w:tcMar>
+              <w:top w:type="dxa" w:w="60"/>
+              <w:left w:type="dxa" w:w="100"/>
+              <w:bottom w:type="dxa" w:w="60"/>
+              <w:right w:type="dxa" w:w="100"/>
+            </w:tcMar>
+          </w:tcPr>
+          <w:p>
+            <w:pPr>
+              <w:spacing w:after="20"/>
+            </w:pPr>
+            <w:r>
+              <w:rPr>
+                <w:sz w:val="14"/>
+                <w:szCs w:val="14"/>
+              </w:rPr>
+              <w:t xml:space="preserve">76</w:t>
+            </w:r>
+          </w:p>
+        </w:tc>
+        <w:tc>
+          <w:tcPr>
+            <w:tcW w:type="dxa" w:w="800"/>
+            <w:tcBorders>
+              <w:top w:val="single" w:color="7F7F7F" w:sz="4"/>
+              <w:left w:val="single" w:color="7F7F7F" w:sz="4"/>
+              <w:bottom w:val="single" w:color="7F7F7F" w:sz="4"/>
+              <w:right w:val="single" w:color="7F7F7F" w:sz="4"/>
+            </w:tcBorders>
+            <w:tcMar>
+              <w:top w:type="dxa" w:w="60"/>
+              <w:left w:type="dxa" w:w="100"/>
+              <w:bottom w:type="dxa" w:w="60"/>
+              <w:right w:type="dxa" w:w="100"/>
+            </w:tcMar>
+          </w:tcPr>
+          <w:p>
+            <w:pPr>
+              <w:spacing w:after="20"/>
+            </w:pPr>
+            <w:r>
+              <w:rPr>
+                <w:sz w:val="14"/>
+                <w:szCs w:val="14"/>
+              </w:rPr>
+              <w:t xml:space="preserve">100</w:t>
+            </w:r>
+          </w:p>
+        </w:tc>
+        <w:tc>
+          <w:tcPr>
+            <w:tcW w:type="dxa" w:w="800"/>
+            <w:tcBorders>
+              <w:top w:val="single" w:color="7F7F7F" w:sz="4"/>
+              <w:left w:val="single" w:color="7F7F7F" w:sz="4"/>
+              <w:bottom w:val="single" w:color="7F7F7F" w:sz="4"/>
+              <w:right w:val="single" w:color="7F7F7F" w:sz="4"/>
+            </w:tcBorders>
+            <w:tcMar>
+              <w:top w:type="dxa" w:w="60"/>
+              <w:left w:type="dxa" w:w="100"/>
+              <w:bottom w:type="dxa" w:w="60"/>
+              <w:right w:type="dxa" w:w="100"/>
+            </w:tcMar>
+          </w:tcPr>
+          <w:p>
+            <w:pPr>
+              <w:spacing w:after="20"/>
+            </w:pPr>
+            <w:r>
+              <w:rPr>
+                <w:sz w:val="14"/>
+                <w:szCs w:val="14"/>
+              </w:rPr>
+              <w:t xml:space="preserve">119</w:t>
+            </w:r>
+          </w:p>
+        </w:tc>
+        <w:tc>
+          <w:tcPr>
+            <w:tcW w:type="dxa" w:w="800"/>
+            <w:tcBorders>
+              <w:top w:val="single" w:color="7F7F7F" w:sz="4"/>
+              <w:left w:val="single" w:color="7F7F7F" w:sz="4"/>
+              <w:bottom w:val="single" w:color="7F7F7F" w:sz="4"/>
+              <w:right w:val="single" w:color="7F7F7F" w:sz="4"/>
+            </w:tcBorders>
+            <w:tcMar>
+              <w:top w:type="dxa" w:w="60"/>
+              <w:left w:type="dxa" w:w="100"/>
+              <w:bottom w:type="dxa" w:w="60"/>
+              <w:right w:type="dxa" w:w="100"/>
+            </w:tcMar>
+          </w:tcPr>
+          <w:p>
+            <w:pPr>
+              <w:spacing w:after="20"/>
+            </w:pPr>
+            <w:r>
+              <w:rPr>
+                <w:sz w:val="14"/>
+                <w:szCs w:val="14"/>
+              </w:rPr>
+              <w:t xml:space="preserve">177</w:t>
+            </w:r>
+          </w:p>
+        </w:tc>
+        <w:tc>
+          <w:tcPr>
+            <w:tcW w:type="dxa" w:w="850"/>
+            <w:tcBorders>
+              <w:top w:val="single" w:color="7F7F7F" w:sz="4"/>
+              <w:left w:val="single" w:color="7F7F7F" w:sz="4"/>
+              <w:bottom w:val="single" w:color="7F7F7F" w:sz="4"/>
+              <w:right w:val="single" w:color="7F7F7F" w:sz="4"/>
+            </w:tcBorders>
+            <w:tcMar>
+              <w:top w:type="dxa" w:w="60"/>
+              <w:left w:type="dxa" w:w="100"/>
+              <w:bottom w:type="dxa" w:w="60"/>
+              <w:right w:type="dxa" w:w="100"/>
+            </w:tcMar>
+          </w:tcPr>
+          <w:p>
+            <w:pPr>
+              <w:spacing w:after="20"/>
+            </w:pPr>
+            <w:r>
+              <w:rPr>
+                <w:sz w:val="14"/>
+                <w:szCs w:val="14"/>
+              </w:rPr>
+              <w:t xml:space="preserve">241</w:t>
+            </w:r>
+          </w:p>
+        </w:tc>
+        <w:tc>
+          <w:tcPr>
+            <w:tcW w:type="dxa" w:w="840"/>
+            <w:tcBorders>
+              <w:top w:val="single" w:color="7F7F7F" w:sz="4"/>
+              <w:left w:val="single" w:color="7F7F7F" w:sz="4"/>
+              <w:bottom w:val="single" w:color="7F7F7F" w:sz="4"/>
+              <w:right w:val="single" w:color="7F7F7F" w:sz="4"/>
+            </w:tcBorders>
+            <w:tcMar>
+              <w:top w:type="dxa" w:w="60"/>
+              <w:left w:type="dxa" w:w="100"/>
+              <w:bottom w:type="dxa" w:w="60"/>
+              <w:right w:type="dxa" w:w="100"/>
+            </w:tcMar>
+          </w:tcPr>
+          <w:p>
+            <w:pPr>
+              <w:spacing w:after="20"/>
+            </w:pPr>
+            <w:r>
+              <w:rPr>
+                <w:sz w:val="14"/>
+                <w:szCs w:val="14"/>
+              </w:rPr>
+              <w:t xml:space="preserve">0.00</w:t>
+            </w:r>
+          </w:p>
+        </w:tc>
+        <w:tc>
+          <w:tcPr>
+            <w:tcW w:type="dxa" w:w="1040"/>
+            <w:tcBorders>
+              <w:top w:val="single" w:color="7F7F7F" w:sz="4"/>
+              <w:left w:val="single" w:color="7F7F7F" w:sz="4"/>
+              <w:bottom w:val="single" w:color="7F7F7F" w:sz="4"/>
+              <w:right w:val="single" w:color="7F7F7F" w:sz="4"/>
+            </w:tcBorders>
+            <w:tcMar>
+              <w:top w:type="dxa" w:w="60"/>
+              <w:left w:type="dxa" w:w="100"/>
+              <w:bottom w:type="dxa" w:w="60"/>
+              <w:right w:type="dxa" w:w="100"/>
+            </w:tcMar>
+          </w:tcPr>
+          <w:p>
+            <w:pPr>
+              <w:spacing w:after="20"/>
+            </w:pPr>
+            <w:r>
+              <w:rPr>
+                <w:sz w:val="14"/>
+                <w:szCs w:val="14"/>
+              </w:rPr>
+              <w:t xml:space="preserve">8.4/s</w:t>
+            </w:r>
+          </w:p>
+        </w:tc>
+      </w:tr>
+      <w:tr>
+        <w:tc>
+          <w:tcPr>
+            <w:tcW w:type="dxa" w:w="1500"/>
+            <w:tcBorders>
+              <w:top w:val="single" w:color="7F7F7F" w:sz="4"/>
+              <w:left w:val="single" w:color="7F7F7F" w:sz="4"/>
+              <w:bottom w:val="single" w:color="7F7F7F" w:sz="4"/>
+              <w:right w:val="single" w:color="7F7F7F" w:sz="4"/>
+            </w:tcBorders>
+            <w:tcMar>
+              <w:top w:type="dxa" w:w="60"/>
+              <w:left w:type="dxa" w:w="100"/>
+              <w:bottom w:type="dxa" w:w="60"/>
+              <w:right w:type="dxa" w:w="100"/>
+            </w:tcMar>
+          </w:tcPr>
+          <w:p>
+            <w:pPr>
+              <w:spacing w:after="20"/>
+            </w:pPr>
+            <w:r>
+              <w:rPr>
+                <w:sz w:val="14"/>
+                <w:szCs w:val="14"/>
+              </w:rPr>
+              <w:t xml:space="preserve">Stress 100 (60 s)</w:t>
+            </w:r>
+          </w:p>
+        </w:tc>
+        <w:tc>
+          <w:tcPr>
+            <w:tcW w:type="dxa" w:w="900"/>
+            <w:tcBorders>
+              <w:top w:val="single" w:color="7F7F7F" w:sz="4"/>
+              <w:left w:val="single" w:color="7F7F7F" w:sz="4"/>
+              <w:bottom w:val="single" w:color="7F7F7F" w:sz="4"/>
+              <w:right w:val="single" w:color="7F7F7F" w:sz="4"/>
+            </w:tcBorders>
+            <w:tcMar>
+              <w:top w:type="dxa" w:w="60"/>
+              <w:left w:type="dxa" w:w="100"/>
+              <w:bottom w:type="dxa" w:w="60"/>
+              <w:right w:type="dxa" w:w="100"/>
+            </w:tcMar>
+          </w:tcPr>
+          <w:p>
+            <w:pPr>
+              <w:spacing w:after="20"/>
+            </w:pPr>
+            <w:r>
+              <w:rPr>
+                <w:sz w:val="14"/>
+                <w:szCs w:val="14"/>
+              </w:rPr>
+              <w:t xml:space="preserve">Search</w:t>
+            </w:r>
+          </w:p>
+        </w:tc>
+        <w:tc>
+          <w:tcPr>
+            <w:tcW w:type="dxa" w:w="850"/>
+            <w:tcBorders>
+              <w:top w:val="single" w:color="7F7F7F" w:sz="4"/>
+              <w:left w:val="single" w:color="7F7F7F" w:sz="4"/>
+              <w:bottom w:val="single" w:color="7F7F7F" w:sz="4"/>
+              <w:right w:val="single" w:color="7F7F7F" w:sz="4"/>
+            </w:tcBorders>
+            <w:tcMar>
+              <w:top w:type="dxa" w:w="60"/>
+              <w:left w:type="dxa" w:w="100"/>
+              <w:bottom w:type="dxa" w:w="60"/>
+              <w:right w:type="dxa" w:w="100"/>
+            </w:tcMar>
+          </w:tcPr>
+          <w:p>
+            <w:pPr>
+              <w:spacing w:after="20"/>
+            </w:pPr>
+            <w:r>
+              <w:rPr>
+                <w:sz w:val="14"/>
+                <w:szCs w:val="14"/>
+              </w:rPr>
+              <w:t xml:space="preserve">500</w:t>
+            </w:r>
+          </w:p>
+        </w:tc>
+        <w:tc>
+          <w:tcPr>
+            <w:tcW w:type="dxa" w:w="850"/>
+            <w:tcBorders>
+              <w:top w:val="single" w:color="7F7F7F" w:sz="4"/>
+              <w:left w:val="single" w:color="7F7F7F" w:sz="4"/>
+              <w:bottom w:val="single" w:color="7F7F7F" w:sz="4"/>
+              <w:right w:val="single" w:color="7F7F7F" w:sz="4"/>
+            </w:tcBorders>
+            <w:tcMar>
+              <w:top w:type="dxa" w:w="60"/>
+              <w:left w:type="dxa" w:w="100"/>
+              <w:bottom w:type="dxa" w:w="60"/>
+              <w:right w:type="dxa" w:w="100"/>
+            </w:tcMar>
+          </w:tcPr>
+          <w:p>
+            <w:pPr>
+              <w:spacing w:after="20"/>
+            </w:pPr>
+            <w:r>
+              <w:rPr>
+                <w:sz w:val="14"/>
+                <w:szCs w:val="14"/>
+              </w:rPr>
+              <w:t xml:space="preserve">143</w:t>
+            </w:r>
+          </w:p>
+        </w:tc>
+        <w:tc>
+          <w:tcPr>
+            <w:tcW w:type="dxa" w:w="850"/>
+            <w:tcBorders>
+              <w:top w:val="single" w:color="7F7F7F" w:sz="4"/>
+              <w:left w:val="single" w:color="7F7F7F" w:sz="4"/>
+              <w:bottom w:val="single" w:color="7F7F7F" w:sz="4"/>
+              <w:right w:val="single" w:color="7F7F7F" w:sz="4"/>
+            </w:tcBorders>
+            <w:tcMar>
+              <w:top w:type="dxa" w:w="60"/>
+              <w:left w:type="dxa" w:w="100"/>
+              <w:bottom w:type="dxa" w:w="60"/>
+              <w:right w:type="dxa" w:w="100"/>
+            </w:tcMar>
+          </w:tcPr>
+          <w:p>
+            <w:pPr>
+              <w:spacing w:after="20"/>
+            </w:pPr>
+            <w:r>
+              <w:rPr>
+                <w:sz w:val="14"/>
+                <w:szCs w:val="14"/>
+              </w:rPr>
+              <w:t xml:space="preserve">118</w:t>
+            </w:r>
+          </w:p>
+        </w:tc>
+        <w:tc>
+          <w:tcPr>
+            <w:tcW w:type="dxa" w:w="800"/>
+            <w:tcBorders>
+              <w:top w:val="single" w:color="7F7F7F" w:sz="4"/>
+              <w:left w:val="single" w:color="7F7F7F" w:sz="4"/>
+              <w:bottom w:val="single" w:color="7F7F7F" w:sz="4"/>
+              <w:right w:val="single" w:color="7F7F7F" w:sz="4"/>
+            </w:tcBorders>
+            <w:tcMar>
+              <w:top w:type="dxa" w:w="60"/>
+              <w:left w:type="dxa" w:w="100"/>
+              <w:bottom w:type="dxa" w:w="60"/>
+              <w:right w:type="dxa" w:w="100"/>
+            </w:tcMar>
+          </w:tcPr>
+          <w:p>
+            <w:pPr>
+              <w:spacing w:after="20"/>
+            </w:pPr>
+            <w:r>
+              <w:rPr>
+                <w:sz w:val="14"/>
+                <w:szCs w:val="14"/>
+              </w:rPr>
+              <w:t xml:space="preserve">222</w:t>
+            </w:r>
+          </w:p>
+        </w:tc>
+        <w:tc>
+          <w:tcPr>
+            <w:tcW w:type="dxa" w:w="800"/>
+            <w:tcBorders>
+              <w:top w:val="single" w:color="7F7F7F" w:sz="4"/>
+              <w:left w:val="single" w:color="7F7F7F" w:sz="4"/>
+              <w:bottom w:val="single" w:color="7F7F7F" w:sz="4"/>
+              <w:right w:val="single" w:color="7F7F7F" w:sz="4"/>
+            </w:tcBorders>
+            <w:tcMar>
+              <w:top w:type="dxa" w:w="60"/>
+              <w:left w:type="dxa" w:w="100"/>
+              <w:bottom w:type="dxa" w:w="60"/>
+              <w:right w:type="dxa" w:w="100"/>
+            </w:tcMar>
+          </w:tcPr>
+          <w:p>
+            <w:pPr>
+              <w:spacing w:after="20"/>
+            </w:pPr>
+            <w:r>
+              <w:rPr>
+                <w:sz w:val="14"/>
+                <w:szCs w:val="14"/>
+              </w:rPr>
+              <w:t xml:space="preserve">234</w:t>
+            </w:r>
+          </w:p>
+        </w:tc>
+        <w:tc>
+          <w:tcPr>
+            <w:tcW w:type="dxa" w:w="800"/>
+            <w:tcBorders>
+              <w:top w:val="single" w:color="7F7F7F" w:sz="4"/>
+              <w:left w:val="single" w:color="7F7F7F" w:sz="4"/>
+              <w:bottom w:val="single" w:color="7F7F7F" w:sz="4"/>
+              <w:right w:val="single" w:color="7F7F7F" w:sz="4"/>
+            </w:tcBorders>
+            <w:tcMar>
+              <w:top w:type="dxa" w:w="60"/>
+              <w:left w:type="dxa" w:w="100"/>
+              <w:bottom w:type="dxa" w:w="60"/>
+              <w:right w:type="dxa" w:w="100"/>
+            </w:tcMar>
+          </w:tcPr>
+          <w:p>
+            <w:pPr>
+              <w:spacing w:after="20"/>
+            </w:pPr>
+            <w:r>
+              <w:rPr>
+                <w:sz w:val="14"/>
+                <w:szCs w:val="14"/>
+              </w:rPr>
+              <w:t xml:space="preserve">317</w:t>
+            </w:r>
+          </w:p>
+        </w:tc>
+        <w:tc>
+          <w:tcPr>
+            <w:tcW w:type="dxa" w:w="850"/>
+            <w:tcBorders>
+              <w:top w:val="single" w:color="7F7F7F" w:sz="4"/>
+              <w:left w:val="single" w:color="7F7F7F" w:sz="4"/>
+              <w:bottom w:val="single" w:color="7F7F7F" w:sz="4"/>
+              <w:right w:val="single" w:color="7F7F7F" w:sz="4"/>
+            </w:tcBorders>
+            <w:tcMar>
+              <w:top w:type="dxa" w:w="60"/>
+              <w:left w:type="dxa" w:w="100"/>
+              <w:bottom w:type="dxa" w:w="60"/>
+              <w:right w:type="dxa" w:w="100"/>
+            </w:tcMar>
+          </w:tcPr>
+          <w:p>
+            <w:pPr>
+              <w:spacing w:after="20"/>
+            </w:pPr>
+            <w:r>
+              <w:rPr>
+                <w:sz w:val="14"/>
+                <w:szCs w:val="14"/>
+              </w:rPr>
+              <w:t xml:space="preserve">929</w:t>
+            </w:r>
+          </w:p>
+        </w:tc>
+        <w:tc>
+          <w:tcPr>
+            <w:tcW w:type="dxa" w:w="840"/>
+            <w:tcBorders>
+              <w:top w:val="single" w:color="7F7F7F" w:sz="4"/>
+              <w:left w:val="single" w:color="7F7F7F" w:sz="4"/>
+              <w:bottom w:val="single" w:color="7F7F7F" w:sz="4"/>
+              <w:right w:val="single" w:color="7F7F7F" w:sz="4"/>
+            </w:tcBorders>
+            <w:tcMar>
+              <w:top w:type="dxa" w:w="60"/>
+              <w:left w:type="dxa" w:w="100"/>
+              <w:bottom w:type="dxa" w:w="60"/>
+              <w:right w:type="dxa" w:w="100"/>
+            </w:tcMar>
+          </w:tcPr>
+          <w:p>
+            <w:pPr>
+              <w:spacing w:after="20"/>
+            </w:pPr>
+            <w:r>
+              <w:rPr>
+                <w:sz w:val="14"/>
+                <w:szCs w:val="14"/>
+              </w:rPr>
+              <w:t xml:space="preserve">0.00</w:t>
+            </w:r>
+          </w:p>
+        </w:tc>
+        <w:tc>
+          <w:tcPr>
+            <w:tcW w:type="dxa" w:w="1040"/>
+            <w:tcBorders>
+              <w:top w:val="single" w:color="7F7F7F" w:sz="4"/>
+              <w:left w:val="single" w:color="7F7F7F" w:sz="4"/>
+              <w:bottom w:val="single" w:color="7F7F7F" w:sz="4"/>
+              <w:right w:val="single" w:color="7F7F7F" w:sz="4"/>
+            </w:tcBorders>
+            <w:tcMar>
+              <w:top w:type="dxa" w:w="60"/>
+              <w:left w:type="dxa" w:w="100"/>
+              <w:bottom w:type="dxa" w:w="60"/>
+              <w:right w:type="dxa" w:w="100"/>
+            </w:tcMar>
+          </w:tcPr>
+          <w:p>
+            <w:pPr>
+              <w:spacing w:after="20"/>
+            </w:pPr>
+            <w:r>
+              <w:rPr>
+                <w:sz w:val="14"/>
+                <w:szCs w:val="14"/>
+              </w:rPr>
+              <w:t xml:space="preserve">8.3/s</w:t>
+            </w:r>
+          </w:p>
+        </w:tc>
+      </w:tr>
+      <w:tr>
+        <w:tc>
+          <w:tcPr>
+            <w:tcW w:type="dxa" w:w="1500"/>
+            <w:tcBorders>
+              <w:top w:val="single" w:color="7F7F7F" w:sz="4"/>
+              <w:left w:val="single" w:color="7F7F7F" w:sz="4"/>
+              <w:bottom w:val="single" w:color="7F7F7F" w:sz="4"/>
+              <w:right w:val="single" w:color="7F7F7F" w:sz="4"/>
+            </w:tcBorders>
+            <w:tcMar>
+              <w:top w:type="dxa" w:w="60"/>
+              <w:left w:type="dxa" w:w="100"/>
+              <w:bottom w:type="dxa" w:w="60"/>
+              <w:right w:type="dxa" w:w="100"/>
+            </w:tcMar>
+          </w:tcPr>
+          <w:p>
+            <w:pPr>
+              <w:spacing w:after="20"/>
+            </w:pPr>
+          </w:p>
+        </w:tc>
+        <w:tc>
+          <w:tcPr>
+            <w:tcW w:type="dxa" w:w="900"/>
+            <w:tcBorders>
+              <w:top w:val="single" w:color="7F7F7F" w:sz="4"/>
+              <w:left w:val="single" w:color="7F7F7F" w:sz="4"/>
+              <w:bottom w:val="single" w:color="7F7F7F" w:sz="4"/>
+              <w:right w:val="single" w:color="7F7F7F" w:sz="4"/>
+            </w:tcBorders>
+            <w:tcMar>
+              <w:top w:type="dxa" w:w="60"/>
+              <w:left w:type="dxa" w:w="100"/>
+              <w:bottom w:type="dxa" w:w="60"/>
+              <w:right w:type="dxa" w:w="100"/>
+            </w:tcMar>
+          </w:tcPr>
+          <w:p>
+            <w:pPr>
+              <w:spacing w:after="20"/>
+            </w:pPr>
+            <w:r>
+              <w:rPr>
+                <w:sz w:val="14"/>
+                <w:szCs w:val="14"/>
+              </w:rPr>
+              <w:t xml:space="preserve">Details</w:t>
+            </w:r>
+          </w:p>
+        </w:tc>
+        <w:tc>
+          <w:tcPr>
+            <w:tcW w:type="dxa" w:w="850"/>
+            <w:tcBorders>
+              <w:top w:val="single" w:color="7F7F7F" w:sz="4"/>
+              <w:left w:val="single" w:color="7F7F7F" w:sz="4"/>
+              <w:bottom w:val="single" w:color="7F7F7F" w:sz="4"/>
+              <w:right w:val="single" w:color="7F7F7F" w:sz="4"/>
+            </w:tcBorders>
+            <w:tcMar>
+              <w:top w:type="dxa" w:w="60"/>
+              <w:left w:type="dxa" w:w="100"/>
+              <w:bottom w:type="dxa" w:w="60"/>
+              <w:right w:type="dxa" w:w="100"/>
+            </w:tcMar>
+          </w:tcPr>
+          <w:p>
+            <w:pPr>
+              <w:spacing w:after="20"/>
+            </w:pPr>
+            <w:r>
+              <w:rPr>
+                <w:sz w:val="14"/>
+                <w:szCs w:val="14"/>
+              </w:rPr>
+              <w:t xml:space="preserve">500</w:t>
+            </w:r>
+          </w:p>
+        </w:tc>
+        <w:tc>
+          <w:tcPr>
+            <w:tcW w:type="dxa" w:w="850"/>
+            <w:tcBorders>
+              <w:top w:val="single" w:color="7F7F7F" w:sz="4"/>
+              <w:left w:val="single" w:color="7F7F7F" w:sz="4"/>
+              <w:bottom w:val="single" w:color="7F7F7F" w:sz="4"/>
+              <w:right w:val="single" w:color="7F7F7F" w:sz="4"/>
+            </w:tcBorders>
+            <w:tcMar>
+              <w:top w:type="dxa" w:w="60"/>
+              <w:left w:type="dxa" w:w="100"/>
+              <w:bottom w:type="dxa" w:w="60"/>
+              <w:right w:type="dxa" w:w="100"/>
+            </w:tcMar>
+          </w:tcPr>
+          <w:p>
+            <w:pPr>
+              <w:spacing w:after="20"/>
+            </w:pPr>
+            <w:r>
+              <w:rPr>
+                <w:sz w:val="14"/>
+                <w:szCs w:val="14"/>
+              </w:rPr>
+              <w:t xml:space="preserve">81</w:t>
+            </w:r>
+          </w:p>
+        </w:tc>
+        <w:tc>
+          <w:tcPr>
+            <w:tcW w:type="dxa" w:w="850"/>
+            <w:tcBorders>
+              <w:top w:val="single" w:color="7F7F7F" w:sz="4"/>
+              <w:left w:val="single" w:color="7F7F7F" w:sz="4"/>
+              <w:bottom w:val="single" w:color="7F7F7F" w:sz="4"/>
+              <w:right w:val="single" w:color="7F7F7F" w:sz="4"/>
+            </w:tcBorders>
+            <w:tcMar>
+              <w:top w:type="dxa" w:w="60"/>
+              <w:left w:type="dxa" w:w="100"/>
+              <w:bottom w:type="dxa" w:w="60"/>
+              <w:right w:type="dxa" w:w="100"/>
+            </w:tcMar>
+          </w:tcPr>
+          <w:p>
+            <w:pPr>
+              <w:spacing w:after="20"/>
+            </w:pPr>
+            <w:r>
+              <w:rPr>
+                <w:sz w:val="14"/>
+                <w:szCs w:val="14"/>
+              </w:rPr>
+              <w:t xml:space="preserve">76</w:t>
+            </w:r>
+          </w:p>
+        </w:tc>
+        <w:tc>
+          <w:tcPr>
+            <w:tcW w:type="dxa" w:w="800"/>
+            <w:tcBorders>
+              <w:top w:val="single" w:color="7F7F7F" w:sz="4"/>
+              <w:left w:val="single" w:color="7F7F7F" w:sz="4"/>
+              <w:bottom w:val="single" w:color="7F7F7F" w:sz="4"/>
+              <w:right w:val="single" w:color="7F7F7F" w:sz="4"/>
+            </w:tcBorders>
+            <w:tcMar>
+              <w:top w:type="dxa" w:w="60"/>
+              <w:left w:type="dxa" w:w="100"/>
+              <w:bottom w:type="dxa" w:w="60"/>
+              <w:right w:type="dxa" w:w="100"/>
+            </w:tcMar>
+          </w:tcPr>
+          <w:p>
+            <w:pPr>
+              <w:spacing w:after="20"/>
+            </w:pPr>
+            <w:r>
+              <w:rPr>
+                <w:sz w:val="14"/>
+                <w:szCs w:val="14"/>
+              </w:rPr>
+              <w:t xml:space="preserve">99</w:t>
+            </w:r>
+          </w:p>
+        </w:tc>
+        <w:tc>
+          <w:tcPr>
+            <w:tcW w:type="dxa" w:w="800"/>
+            <w:tcBorders>
+              <w:top w:val="single" w:color="7F7F7F" w:sz="4"/>
+              <w:left w:val="single" w:color="7F7F7F" w:sz="4"/>
+              <w:bottom w:val="single" w:color="7F7F7F" w:sz="4"/>
+              <w:right w:val="single" w:color="7F7F7F" w:sz="4"/>
+            </w:tcBorders>
+            <w:tcMar>
+              <w:top w:type="dxa" w:w="60"/>
+              <w:left w:type="dxa" w:w="100"/>
+              <w:bottom w:type="dxa" w:w="60"/>
+              <w:right w:type="dxa" w:w="100"/>
+            </w:tcMar>
+          </w:tcPr>
+          <w:p>
+            <w:pPr>
+              <w:spacing w:after="20"/>
+            </w:pPr>
+            <w:r>
+              <w:rPr>
+                <w:sz w:val="14"/>
+                <w:szCs w:val="14"/>
+              </w:rPr>
+              <w:t xml:space="preserve">123</w:t>
+            </w:r>
+          </w:p>
+        </w:tc>
+        <w:tc>
+          <w:tcPr>
+            <w:tcW w:type="dxa" w:w="800"/>
+            <w:tcBorders>
+              <w:top w:val="single" w:color="7F7F7F" w:sz="4"/>
+              <w:left w:val="single" w:color="7F7F7F" w:sz="4"/>
+              <w:bottom w:val="single" w:color="7F7F7F" w:sz="4"/>
+              <w:right w:val="single" w:color="7F7F7F" w:sz="4"/>
+            </w:tcBorders>
+            <w:tcMar>
+              <w:top w:type="dxa" w:w="60"/>
+              <w:left w:type="dxa" w:w="100"/>
+              <w:bottom w:type="dxa" w:w="60"/>
+              <w:right w:type="dxa" w:w="100"/>
+            </w:tcMar>
+          </w:tcPr>
+          <w:p>
+            <w:pPr>
+              <w:spacing w:after="20"/>
+            </w:pPr>
+            <w:r>
+              <w:rPr>
+                <w:sz w:val="14"/>
+                <w:szCs w:val="14"/>
+              </w:rPr>
+              <w:t xml:space="preserve">179</w:t>
+            </w:r>
+          </w:p>
+        </w:tc>
+        <w:tc>
+          <w:tcPr>
+            <w:tcW w:type="dxa" w:w="850"/>
+            <w:tcBorders>
+              <w:top w:val="single" w:color="7F7F7F" w:sz="4"/>
+              <w:left w:val="single" w:color="7F7F7F" w:sz="4"/>
+              <w:bottom w:val="single" w:color="7F7F7F" w:sz="4"/>
+              <w:right w:val="single" w:color="7F7F7F" w:sz="4"/>
+            </w:tcBorders>
+            <w:tcMar>
+              <w:top w:type="dxa" w:w="60"/>
+              <w:left w:type="dxa" w:w="100"/>
+              <w:bottom w:type="dxa" w:w="60"/>
+              <w:right w:type="dxa" w:w="100"/>
+            </w:tcMar>
+          </w:tcPr>
+          <w:p>
+            <w:pPr>
+              <w:spacing w:after="20"/>
+            </w:pPr>
+            <w:r>
+              <w:rPr>
+                <w:sz w:val="14"/>
+                <w:szCs w:val="14"/>
+              </w:rPr>
+              <w:t xml:space="preserve">191</w:t>
+            </w:r>
+          </w:p>
+        </w:tc>
+        <w:tc>
+          <w:tcPr>
+            <w:tcW w:type="dxa" w:w="840"/>
+            <w:tcBorders>
+              <w:top w:val="single" w:color="7F7F7F" w:sz="4"/>
+              <w:left w:val="single" w:color="7F7F7F" w:sz="4"/>
+              <w:bottom w:val="single" w:color="7F7F7F" w:sz="4"/>
+              <w:right w:val="single" w:color="7F7F7F" w:sz="4"/>
+            </w:tcBorders>
+            <w:tcMar>
+              <w:top w:type="dxa" w:w="60"/>
+              <w:left w:type="dxa" w:w="100"/>
+              <w:bottom w:type="dxa" w:w="60"/>
+              <w:right w:type="dxa" w:w="100"/>
+            </w:tcMar>
+          </w:tcPr>
+          <w:p>
+            <w:pPr>
+              <w:spacing w:after="20"/>
+            </w:pPr>
+            <w:r>
+              <w:rPr>
+                <w:sz w:val="14"/>
+                <w:szCs w:val="14"/>
+              </w:rPr>
+              <w:t xml:space="preserve">0.00</w:t>
+            </w:r>
+          </w:p>
+        </w:tc>
+        <w:tc>
+          <w:tcPr>
+            <w:tcW w:type="dxa" w:w="1040"/>
+            <w:tcBorders>
+              <w:top w:val="single" w:color="7F7F7F" w:sz="4"/>
+              <w:left w:val="single" w:color="7F7F7F" w:sz="4"/>
+              <w:bottom w:val="single" w:color="7F7F7F" w:sz="4"/>
+              <w:right w:val="single" w:color="7F7F7F" w:sz="4"/>
+            </w:tcBorders>
+            <w:tcMar>
+              <w:top w:type="dxa" w:w="60"/>
+              <w:left w:type="dxa" w:w="100"/>
+              <w:bottom w:type="dxa" w:w="60"/>
+              <w:right w:type="dxa" w:w="100"/>
+            </w:tcMar>
+          </w:tcPr>
+          <w:p>
+            <w:pPr>
+              <w:spacing w:after="20"/>
+            </w:pPr>
+            <w:r>
+              <w:rPr>
+                <w:sz w:val="14"/>
+                <w:szCs w:val="14"/>
+              </w:rPr>
+              <w:t xml:space="preserve">8.4/s</w:t>
+            </w:r>
+          </w:p>
+        </w:tc>
+      </w:tr>
+      <w:tr>
+        <w:tc>
+          <w:tcPr>
+            <w:tcW w:type="dxa" w:w="1500"/>
+            <w:tcBorders>
+              <w:top w:val="single" w:color="7F7F7F" w:sz="4"/>
+              <w:left w:val="single" w:color="7F7F7F" w:sz="4"/>
+              <w:bottom w:val="single" w:color="7F7F7F" w:sz="4"/>
+              <w:right w:val="single" w:color="7F7F7F" w:sz="4"/>
+            </w:tcBorders>
+            <w:tcMar>
+              <w:top w:type="dxa" w:w="60"/>
+              <w:left w:type="dxa" w:w="100"/>
+              <w:bottom w:type="dxa" w:w="60"/>
+              <w:right w:type="dxa" w:w="100"/>
+            </w:tcMar>
+          </w:tcPr>
+          <w:p>
+            <w:pPr>
+              <w:spacing w:after="20"/>
+            </w:pPr>
+            <w:r>
+              <w:rPr>
+                <w:sz w:val="14"/>
+                <w:szCs w:val="14"/>
+              </w:rPr>
+              <w:t xml:space="preserve">Stress 200 (60 s)</w:t>
+            </w:r>
+          </w:p>
+        </w:tc>
+        <w:tc>
+          <w:tcPr>
+            <w:tcW w:type="dxa" w:w="900"/>
+            <w:tcBorders>
+              <w:top w:val="single" w:color="7F7F7F" w:sz="4"/>
+              <w:left w:val="single" w:color="7F7F7F" w:sz="4"/>
+              <w:bottom w:val="single" w:color="7F7F7F" w:sz="4"/>
+              <w:right w:val="single" w:color="7F7F7F" w:sz="4"/>
+            </w:tcBorders>
+            <w:tcMar>
+              <w:top w:type="dxa" w:w="60"/>
+              <w:left w:type="dxa" w:w="100"/>
+              <w:bottom w:type="dxa" w:w="60"/>
+              <w:right w:type="dxa" w:w="100"/>
+            </w:tcMar>
+          </w:tcPr>
+          <w:p>
+            <w:pPr>
+              <w:spacing w:after="20"/>
+            </w:pPr>
+            <w:r>
+              <w:rPr>
+                <w:sz w:val="14"/>
+                <w:szCs w:val="14"/>
+              </w:rPr>
+              <w:t xml:space="preserve">Search</w:t>
+            </w:r>
+          </w:p>
+        </w:tc>
+        <w:tc>
+          <w:tcPr>
+            <w:tcW w:type="dxa" w:w="850"/>
+            <w:tcBorders>
+              <w:top w:val="single" w:color="7F7F7F" w:sz="4"/>
+              <w:left w:val="single" w:color="7F7F7F" w:sz="4"/>
+              <w:bottom w:val="single" w:color="7F7F7F" w:sz="4"/>
+              <w:right w:val="single" w:color="7F7F7F" w:sz="4"/>
+            </w:tcBorders>
+            <w:tcMar>
+              <w:top w:type="dxa" w:w="60"/>
+              <w:left w:type="dxa" w:w="100"/>
+              <w:bottom w:type="dxa" w:w="60"/>
+              <w:right w:type="dxa" w:w="100"/>
+            </w:tcMar>
+          </w:tcPr>
+          <w:p>
+            <w:pPr>
+              <w:spacing w:after="20"/>
+            </w:pPr>
+            <w:r>
+              <w:rPr>
+                <w:sz w:val="14"/>
+                <w:szCs w:val="14"/>
+              </w:rPr>
+              <w:t xml:space="preserve">1,000</w:t>
+            </w:r>
+          </w:p>
+        </w:tc>
+        <w:tc>
+          <w:tcPr>
+            <w:tcW w:type="dxa" w:w="850"/>
+            <w:tcBorders>
+              <w:top w:val="single" w:color="7F7F7F" w:sz="4"/>
+              <w:left w:val="single" w:color="7F7F7F" w:sz="4"/>
+              <w:bottom w:val="single" w:color="7F7F7F" w:sz="4"/>
+              <w:right w:val="single" w:color="7F7F7F" w:sz="4"/>
+            </w:tcBorders>
+            <w:tcMar>
+              <w:top w:type="dxa" w:w="60"/>
+              <w:left w:type="dxa" w:w="100"/>
+              <w:bottom w:type="dxa" w:w="60"/>
+              <w:right w:type="dxa" w:w="100"/>
+            </w:tcMar>
+          </w:tcPr>
+          <w:p>
+            <w:pPr>
+              <w:spacing w:after="20"/>
+            </w:pPr>
+            <w:r>
+              <w:rPr>
+                <w:sz w:val="14"/>
+                <w:szCs w:val="14"/>
+              </w:rPr>
+              <w:t xml:space="preserve">144</w:t>
+            </w:r>
+          </w:p>
+        </w:tc>
+        <w:tc>
+          <w:tcPr>
+            <w:tcW w:type="dxa" w:w="850"/>
+            <w:tcBorders>
+              <w:top w:val="single" w:color="7F7F7F" w:sz="4"/>
+              <w:left w:val="single" w:color="7F7F7F" w:sz="4"/>
+              <w:bottom w:val="single" w:color="7F7F7F" w:sz="4"/>
+              <w:right w:val="single" w:color="7F7F7F" w:sz="4"/>
+            </w:tcBorders>
+            <w:tcMar>
+              <w:top w:type="dxa" w:w="60"/>
+              <w:left w:type="dxa" w:w="100"/>
+              <w:bottom w:type="dxa" w:w="60"/>
+              <w:right w:type="dxa" w:w="100"/>
+            </w:tcMar>
+          </w:tcPr>
+          <w:p>
+            <w:pPr>
+              <w:spacing w:after="20"/>
+            </w:pPr>
+            <w:r>
+              <w:rPr>
+                <w:sz w:val="14"/>
+                <w:szCs w:val="14"/>
+              </w:rPr>
+              <w:t xml:space="preserve">123</w:t>
+            </w:r>
+          </w:p>
+        </w:tc>
+        <w:tc>
+          <w:tcPr>
+            <w:tcW w:type="dxa" w:w="800"/>
+            <w:tcBorders>
+              <w:top w:val="single" w:color="7F7F7F" w:sz="4"/>
+              <w:left w:val="single" w:color="7F7F7F" w:sz="4"/>
+              <w:bottom w:val="single" w:color="7F7F7F" w:sz="4"/>
+              <w:right w:val="single" w:color="7F7F7F" w:sz="4"/>
+            </w:tcBorders>
+            <w:tcMar>
+              <w:top w:type="dxa" w:w="60"/>
+              <w:left w:type="dxa" w:w="100"/>
+              <w:bottom w:type="dxa" w:w="60"/>
+              <w:right w:type="dxa" w:w="100"/>
+            </w:tcMar>
+          </w:tcPr>
+          <w:p>
+            <w:pPr>
+              <w:spacing w:after="20"/>
+            </w:pPr>
+            <w:r>
+              <w:rPr>
+                <w:sz w:val="14"/>
+                <w:szCs w:val="14"/>
+              </w:rPr>
+              <w:t xml:space="preserve">219</w:t>
+            </w:r>
+          </w:p>
+        </w:tc>
+        <w:tc>
+          <w:tcPr>
+            <w:tcW w:type="dxa" w:w="800"/>
+            <w:tcBorders>
+              <w:top w:val="single" w:color="7F7F7F" w:sz="4"/>
+              <w:left w:val="single" w:color="7F7F7F" w:sz="4"/>
+              <w:bottom w:val="single" w:color="7F7F7F" w:sz="4"/>
+              <w:right w:val="single" w:color="7F7F7F" w:sz="4"/>
+            </w:tcBorders>
+            <w:tcMar>
+              <w:top w:type="dxa" w:w="60"/>
+              <w:left w:type="dxa" w:w="100"/>
+              <w:bottom w:type="dxa" w:w="60"/>
+              <w:right w:type="dxa" w:w="100"/>
+            </w:tcMar>
+          </w:tcPr>
+          <w:p>
+            <w:pPr>
+              <w:spacing w:after="20"/>
+            </w:pPr>
+            <w:r>
+              <w:rPr>
+                <w:sz w:val="14"/>
+                <w:szCs w:val="14"/>
+              </w:rPr>
+              <w:t xml:space="preserve">239</w:t>
+            </w:r>
+          </w:p>
+        </w:tc>
+        <w:tc>
+          <w:tcPr>
+            <w:tcW w:type="dxa" w:w="800"/>
+            <w:tcBorders>
+              <w:top w:val="single" w:color="7F7F7F" w:sz="4"/>
+              <w:left w:val="single" w:color="7F7F7F" w:sz="4"/>
+              <w:bottom w:val="single" w:color="7F7F7F" w:sz="4"/>
+              <w:right w:val="single" w:color="7F7F7F" w:sz="4"/>
+            </w:tcBorders>
+            <w:tcMar>
+              <w:top w:type="dxa" w:w="60"/>
+              <w:left w:type="dxa" w:w="100"/>
+              <w:bottom w:type="dxa" w:w="60"/>
+              <w:right w:type="dxa" w:w="100"/>
+            </w:tcMar>
+          </w:tcPr>
+          <w:p>
+            <w:pPr>
+              <w:spacing w:after="20"/>
+            </w:pPr>
+            <w:r>
+              <w:rPr>
+                <w:sz w:val="14"/>
+                <w:szCs w:val="14"/>
+              </w:rPr>
+              <w:t xml:space="preserve">308</w:t>
+            </w:r>
+          </w:p>
+        </w:tc>
+        <w:tc>
+          <w:tcPr>
+            <w:tcW w:type="dxa" w:w="850"/>
+            <w:tcBorders>
+              <w:top w:val="single" w:color="7F7F7F" w:sz="4"/>
+              <w:left w:val="single" w:color="7F7F7F" w:sz="4"/>
+              <w:bottom w:val="single" w:color="7F7F7F" w:sz="4"/>
+              <w:right w:val="single" w:color="7F7F7F" w:sz="4"/>
+            </w:tcBorders>
+            <w:tcMar>
+              <w:top w:type="dxa" w:w="60"/>
+              <w:left w:type="dxa" w:w="100"/>
+              <w:bottom w:type="dxa" w:w="60"/>
+              <w:right w:type="dxa" w:w="100"/>
+            </w:tcMar>
+          </w:tcPr>
+          <w:p>
+            <w:pPr>
+              <w:spacing w:after="20"/>
+            </w:pPr>
+            <w:r>
+              <w:rPr>
+                <w:sz w:val="14"/>
+                <w:szCs w:val="14"/>
+              </w:rPr>
+              <w:t xml:space="preserve">895</w:t>
+            </w:r>
+          </w:p>
+        </w:tc>
+        <w:tc>
+          <w:tcPr>
+            <w:tcW w:type="dxa" w:w="840"/>
+            <w:tcBorders>
+              <w:top w:val="single" w:color="7F7F7F" w:sz="4"/>
+              <w:left w:val="single" w:color="7F7F7F" w:sz="4"/>
+              <w:bottom w:val="single" w:color="7F7F7F" w:sz="4"/>
+              <w:right w:val="single" w:color="7F7F7F" w:sz="4"/>
+            </w:tcBorders>
+            <w:tcMar>
+              <w:top w:type="dxa" w:w="60"/>
+              <w:left w:type="dxa" w:w="100"/>
+              <w:bottom w:type="dxa" w:w="60"/>
+              <w:right w:type="dxa" w:w="100"/>
+            </w:tcMar>
+          </w:tcPr>
+          <w:p>
+            <w:pPr>
+              <w:spacing w:after="20"/>
+            </w:pPr>
+            <w:r>
+              <w:rPr>
+                <w:sz w:val="14"/>
+                <w:szCs w:val="14"/>
+              </w:rPr>
+              <w:t xml:space="preserve">0.00</w:t>
+            </w:r>
+          </w:p>
+        </w:tc>
+        <w:tc>
+          <w:tcPr>
+            <w:tcW w:type="dxa" w:w="1040"/>
+            <w:tcBorders>
+              <w:top w:val="single" w:color="7F7F7F" w:sz="4"/>
+              <w:left w:val="single" w:color="7F7F7F" w:sz="4"/>
+              <w:bottom w:val="single" w:color="7F7F7F" w:sz="4"/>
+              <w:right w:val="single" w:color="7F7F7F" w:sz="4"/>
+            </w:tcBorders>
+            <w:tcMar>
+              <w:top w:type="dxa" w:w="60"/>
+              <w:left w:type="dxa" w:w="100"/>
+              <w:bottom w:type="dxa" w:w="60"/>
+              <w:right w:type="dxa" w:w="100"/>
+            </w:tcMar>
+          </w:tcPr>
+          <w:p>
+            <w:pPr>
+              <w:spacing w:after="20"/>
+            </w:pPr>
+            <w:r>
+              <w:rPr>
+                <w:sz w:val="14"/>
+                <w:szCs w:val="14"/>
+              </w:rPr>
+              <w:t xml:space="preserve">16.6/s</w:t>
+            </w:r>
+          </w:p>
+        </w:tc>
+      </w:tr>
+      <w:tr>
+        <w:tc>
+          <w:tcPr>
+            <w:tcW w:type="dxa" w:w="1500"/>
+            <w:tcBorders>
+              <w:top w:val="single" w:color="7F7F7F" w:sz="4"/>
+              <w:left w:val="single" w:color="7F7F7F" w:sz="4"/>
+              <w:bottom w:val="single" w:color="7F7F7F" w:sz="4"/>
+              <w:right w:val="single" w:color="7F7F7F" w:sz="4"/>
+            </w:tcBorders>
+            <w:tcMar>
+              <w:top w:type="dxa" w:w="60"/>
+              <w:left w:type="dxa" w:w="100"/>
+              <w:bottom w:type="dxa" w:w="60"/>
+              <w:right w:type="dxa" w:w="100"/>
+            </w:tcMar>
+          </w:tcPr>
+          <w:p>
+            <w:pPr>
+              <w:spacing w:after="20"/>
+            </w:pPr>
+          </w:p>
+        </w:tc>
+        <w:tc>
+          <w:tcPr>
+            <w:tcW w:type="dxa" w:w="900"/>
+            <w:tcBorders>
+              <w:top w:val="single" w:color="7F7F7F" w:sz="4"/>
+              <w:left w:val="single" w:color="7F7F7F" w:sz="4"/>
+              <w:bottom w:val="single" w:color="7F7F7F" w:sz="4"/>
+              <w:right w:val="single" w:color="7F7F7F" w:sz="4"/>
+            </w:tcBorders>
+            <w:tcMar>
+              <w:top w:type="dxa" w:w="60"/>
+              <w:left w:type="dxa" w:w="100"/>
+              <w:bottom w:type="dxa" w:w="60"/>
+              <w:right w:type="dxa" w:w="100"/>
+            </w:tcMar>
+          </w:tcPr>
+          <w:p>
+            <w:pPr>
+              <w:spacing w:after="20"/>
+            </w:pPr>
+            <w:r>
+              <w:rPr>
+                <w:sz w:val="14"/>
+                <w:szCs w:val="14"/>
+              </w:rPr>
+              <w:t xml:space="preserve">Details</w:t>
+            </w:r>
+          </w:p>
+        </w:tc>
+        <w:tc>
+          <w:tcPr>
+            <w:tcW w:type="dxa" w:w="850"/>
+            <w:tcBorders>
+              <w:top w:val="single" w:color="7F7F7F" w:sz="4"/>
+              <w:left w:val="single" w:color="7F7F7F" w:sz="4"/>
+              <w:bottom w:val="single" w:color="7F7F7F" w:sz="4"/>
+              <w:right w:val="single" w:color="7F7F7F" w:sz="4"/>
+            </w:tcBorders>
+            <w:tcMar>
+              <w:top w:type="dxa" w:w="60"/>
+              <w:left w:type="dxa" w:w="100"/>
+              <w:bottom w:type="dxa" w:w="60"/>
+              <w:right w:type="dxa" w:w="100"/>
+            </w:tcMar>
+          </w:tcPr>
+          <w:p>
+            <w:pPr>
+              <w:spacing w:after="20"/>
+            </w:pPr>
+            <w:r>
+              <w:rPr>
+                <w:sz w:val="14"/>
+                <w:szCs w:val="14"/>
+              </w:rPr>
+              <w:t xml:space="preserve">1,000</w:t>
+            </w:r>
+          </w:p>
+        </w:tc>
+        <w:tc>
+          <w:tcPr>
+            <w:tcW w:type="dxa" w:w="850"/>
+            <w:tcBorders>
+              <w:top w:val="single" w:color="7F7F7F" w:sz="4"/>
+              <w:left w:val="single" w:color="7F7F7F" w:sz="4"/>
+              <w:bottom w:val="single" w:color="7F7F7F" w:sz="4"/>
+              <w:right w:val="single" w:color="7F7F7F" w:sz="4"/>
+            </w:tcBorders>
+            <w:tcMar>
+              <w:top w:type="dxa" w:w="60"/>
+              <w:left w:type="dxa" w:w="100"/>
+              <w:bottom w:type="dxa" w:w="60"/>
+              <w:right w:type="dxa" w:w="100"/>
+            </w:tcMar>
+          </w:tcPr>
+          <w:p>
+            <w:pPr>
+              <w:spacing w:after="20"/>
+            </w:pPr>
+            <w:r>
+              <w:rPr>
+                <w:sz w:val="14"/>
+                <w:szCs w:val="14"/>
+              </w:rPr>
+              <w:t xml:space="preserve">81</w:t>
+            </w:r>
+          </w:p>
+        </w:tc>
+        <w:tc>
+          <w:tcPr>
+            <w:tcW w:type="dxa" w:w="850"/>
+            <w:tcBorders>
+              <w:top w:val="single" w:color="7F7F7F" w:sz="4"/>
+              <w:left w:val="single" w:color="7F7F7F" w:sz="4"/>
+              <w:bottom w:val="single" w:color="7F7F7F" w:sz="4"/>
+              <w:right w:val="single" w:color="7F7F7F" w:sz="4"/>
+            </w:tcBorders>
+            <w:tcMar>
+              <w:top w:type="dxa" w:w="60"/>
+              <w:left w:type="dxa" w:w="100"/>
+              <w:bottom w:type="dxa" w:w="60"/>
+              <w:right w:type="dxa" w:w="100"/>
+            </w:tcMar>
+          </w:tcPr>
+          <w:p>
+            <w:pPr>
+              <w:spacing w:after="20"/>
+            </w:pPr>
+            <w:r>
+              <w:rPr>
+                <w:sz w:val="14"/>
+                <w:szCs w:val="14"/>
+              </w:rPr>
+              <w:t xml:space="preserve">75</w:t>
+            </w:r>
+          </w:p>
+        </w:tc>
+        <w:tc>
+          <w:tcPr>
+            <w:tcW w:type="dxa" w:w="800"/>
+            <w:tcBorders>
+              <w:top w:val="single" w:color="7F7F7F" w:sz="4"/>
+              <w:left w:val="single" w:color="7F7F7F" w:sz="4"/>
+              <w:bottom w:val="single" w:color="7F7F7F" w:sz="4"/>
+              <w:right w:val="single" w:color="7F7F7F" w:sz="4"/>
+            </w:tcBorders>
+            <w:tcMar>
+              <w:top w:type="dxa" w:w="60"/>
+              <w:left w:type="dxa" w:w="100"/>
+              <w:bottom w:type="dxa" w:w="60"/>
+              <w:right w:type="dxa" w:w="100"/>
+            </w:tcMar>
+          </w:tcPr>
+          <w:p>
+            <w:pPr>
+              <w:spacing w:after="20"/>
+            </w:pPr>
+            <w:r>
+              <w:rPr>
+                <w:sz w:val="14"/>
+                <w:szCs w:val="14"/>
+              </w:rPr>
+              <w:t xml:space="preserve">100</w:t>
+            </w:r>
+          </w:p>
+        </w:tc>
+        <w:tc>
+          <w:tcPr>
+            <w:tcW w:type="dxa" w:w="800"/>
+            <w:tcBorders>
+              <w:top w:val="single" w:color="7F7F7F" w:sz="4"/>
+              <w:left w:val="single" w:color="7F7F7F" w:sz="4"/>
+              <w:bottom w:val="single" w:color="7F7F7F" w:sz="4"/>
+              <w:right w:val="single" w:color="7F7F7F" w:sz="4"/>
+            </w:tcBorders>
+            <w:tcMar>
+              <w:top w:type="dxa" w:w="60"/>
+              <w:left w:type="dxa" w:w="100"/>
+              <w:bottom w:type="dxa" w:w="60"/>
+              <w:right w:type="dxa" w:w="100"/>
+            </w:tcMar>
+          </w:tcPr>
+          <w:p>
+            <w:pPr>
+              <w:spacing w:after="20"/>
+            </w:pPr>
+            <w:r>
+              <w:rPr>
+                <w:sz w:val="14"/>
+                <w:szCs w:val="14"/>
+              </w:rPr>
+              <w:t xml:space="preserve">118</w:t>
+            </w:r>
+          </w:p>
+        </w:tc>
+        <w:tc>
+          <w:tcPr>
+            <w:tcW w:type="dxa" w:w="800"/>
+            <w:tcBorders>
+              <w:top w:val="single" w:color="7F7F7F" w:sz="4"/>
+              <w:left w:val="single" w:color="7F7F7F" w:sz="4"/>
+              <w:bottom w:val="single" w:color="7F7F7F" w:sz="4"/>
+              <w:right w:val="single" w:color="7F7F7F" w:sz="4"/>
+            </w:tcBorders>
+            <w:tcMar>
+              <w:top w:type="dxa" w:w="60"/>
+              <w:left w:type="dxa" w:w="100"/>
+              <w:bottom w:type="dxa" w:w="60"/>
+              <w:right w:type="dxa" w:w="100"/>
+            </w:tcMar>
+          </w:tcPr>
+          <w:p>
+            <w:pPr>
+              <w:spacing w:after="20"/>
+            </w:pPr>
+            <w:r>
+              <w:rPr>
+                <w:sz w:val="14"/>
+                <w:szCs w:val="14"/>
+              </w:rPr>
+              <w:t xml:space="preserve">161</w:t>
+            </w:r>
+          </w:p>
+        </w:tc>
+        <w:tc>
+          <w:tcPr>
+            <w:tcW w:type="dxa" w:w="850"/>
+            <w:tcBorders>
+              <w:top w:val="single" w:color="7F7F7F" w:sz="4"/>
+              <w:left w:val="single" w:color="7F7F7F" w:sz="4"/>
+              <w:bottom w:val="single" w:color="7F7F7F" w:sz="4"/>
+              <w:right w:val="single" w:color="7F7F7F" w:sz="4"/>
+            </w:tcBorders>
+            <w:tcMar>
+              <w:top w:type="dxa" w:w="60"/>
+              <w:left w:type="dxa" w:w="100"/>
+              <w:bottom w:type="dxa" w:w="60"/>
+              <w:right w:type="dxa" w:w="100"/>
+            </w:tcMar>
+          </w:tcPr>
+          <w:p>
+            <w:pPr>
+              <w:spacing w:after="20"/>
+            </w:pPr>
+            <w:r>
+              <w:rPr>
+                <w:sz w:val="14"/>
+                <w:szCs w:val="14"/>
+              </w:rPr>
+              <w:t xml:space="preserve">492</w:t>
+            </w:r>
+          </w:p>
+        </w:tc>
+        <w:tc>
+          <w:tcPr>
+            <w:tcW w:type="dxa" w:w="840"/>
+            <w:tcBorders>
+              <w:top w:val="single" w:color="7F7F7F" w:sz="4"/>
+              <w:left w:val="single" w:color="7F7F7F" w:sz="4"/>
+              <w:bottom w:val="single" w:color="7F7F7F" w:sz="4"/>
+              <w:right w:val="single" w:color="7F7F7F" w:sz="4"/>
+            </w:tcBorders>
+            <w:tcMar>
+              <w:top w:type="dxa" w:w="60"/>
+              <w:left w:type="dxa" w:w="100"/>
+              <w:bottom w:type="dxa" w:w="60"/>
+              <w:right w:type="dxa" w:w="100"/>
+            </w:tcMar>
+          </w:tcPr>
+          <w:p>
+            <w:pPr>
+              <w:spacing w:after="20"/>
+            </w:pPr>
+            <w:r>
+              <w:rPr>
+                <w:sz w:val="14"/>
+                <w:szCs w:val="14"/>
+              </w:rPr>
+              <w:t xml:space="preserve">0.00</w:t>
+            </w:r>
+          </w:p>
+        </w:tc>
+        <w:tc>
+          <w:tcPr>
+            <w:tcW w:type="dxa" w:w="1040"/>
+            <w:tcBorders>
+              <w:top w:val="single" w:color="7F7F7F" w:sz="4"/>
+              <w:left w:val="single" w:color="7F7F7F" w:sz="4"/>
+              <w:bottom w:val="single" w:color="7F7F7F" w:sz="4"/>
+              <w:right w:val="single" w:color="7F7F7F" w:sz="4"/>
+            </w:tcBorders>
+            <w:tcMar>
+              <w:top w:type="dxa" w:w="60"/>
+              <w:left w:type="dxa" w:w="100"/>
+              <w:bottom w:type="dxa" w:w="60"/>
+              <w:right w:type="dxa" w:w="100"/>
+            </w:tcMar>
+          </w:tcPr>
+          <w:p>
+            <w:pPr>
+              <w:spacing w:after="20"/>
+            </w:pPr>
+            <w:r>
+              <w:rPr>
+                <w:sz w:val="14"/>
+                <w:szCs w:val="14"/>
+              </w:rPr>
+              <w:t xml:space="preserve">16.8/s</w:t>
+            </w:r>
+          </w:p>
+        </w:tc>
+      </w:tr>
+      <w:tr>
+        <w:tc>
+          <w:tcPr>
+            <w:tcW w:type="dxa" w:w="1500"/>
+            <w:tcBorders>
+              <w:top w:val="single" w:color="7F7F7F" w:sz="4"/>
+              <w:left w:val="single" w:color="7F7F7F" w:sz="4"/>
+              <w:bottom w:val="single" w:color="7F7F7F" w:sz="4"/>
+              <w:right w:val="single" w:color="7F7F7F" w:sz="4"/>
+            </w:tcBorders>
+            <w:tcMar>
+              <w:top w:type="dxa" w:w="60"/>
+              <w:left w:type="dxa" w:w="100"/>
+              <w:bottom w:type="dxa" w:w="60"/>
+              <w:right w:type="dxa" w:w="100"/>
+            </w:tcMar>
+          </w:tcPr>
+          <w:p>
+            <w:pPr>
+              <w:spacing w:after="20"/>
+            </w:pPr>
+            <w:r>
+              <w:rPr>
+                <w:sz w:val="14"/>
+                <w:szCs w:val="14"/>
+              </w:rPr>
+              <w:t xml:space="preserve">Burst 50 (5 s)</w:t>
+            </w:r>
+          </w:p>
+        </w:tc>
+        <w:tc>
+          <w:tcPr>
+            <w:tcW w:type="dxa" w:w="900"/>
+            <w:tcBorders>
+              <w:top w:val="single" w:color="7F7F7F" w:sz="4"/>
+              <w:left w:val="single" w:color="7F7F7F" w:sz="4"/>
+              <w:bottom w:val="single" w:color="7F7F7F" w:sz="4"/>
+              <w:right w:val="single" w:color="7F7F7F" w:sz="4"/>
+            </w:tcBorders>
+            <w:tcMar>
+              <w:top w:type="dxa" w:w="60"/>
+              <w:left w:type="dxa" w:w="100"/>
+              <w:bottom w:type="dxa" w:w="60"/>
+              <w:right w:type="dxa" w:w="100"/>
+            </w:tcMar>
+          </w:tcPr>
+          <w:p>
+            <w:pPr>
+              <w:spacing w:after="20"/>
+            </w:pPr>
+            <w:r>
+              <w:rPr>
+                <w:sz w:val="14"/>
+                <w:szCs w:val="14"/>
+              </w:rPr>
+              <w:t xml:space="preserve">Total</w:t>
+            </w:r>
+          </w:p>
+        </w:tc>
+        <w:tc>
+          <w:tcPr>
+            <w:tcW w:type="dxa" w:w="850"/>
+            <w:tcBorders>
+              <w:top w:val="single" w:color="7F7F7F" w:sz="4"/>
+              <w:left w:val="single" w:color="7F7F7F" w:sz="4"/>
+              <w:bottom w:val="single" w:color="7F7F7F" w:sz="4"/>
+              <w:right w:val="single" w:color="7F7F7F" w:sz="4"/>
+            </w:tcBorders>
+            <w:tcMar>
+              <w:top w:type="dxa" w:w="60"/>
+              <w:left w:type="dxa" w:w="100"/>
+              <w:bottom w:type="dxa" w:w="60"/>
+              <w:right w:type="dxa" w:w="100"/>
+            </w:tcMar>
+          </w:tcPr>
+          <w:p>
+            <w:pPr>
+              <w:spacing w:after="20"/>
+            </w:pPr>
+            <w:r>
+              <w:rPr>
+                <w:sz w:val="14"/>
+                <w:szCs w:val="14"/>
+              </w:rPr>
+              <w:t xml:space="preserve">1,000</w:t>
+            </w:r>
+          </w:p>
+        </w:tc>
+        <w:tc>
+          <w:tcPr>
+            <w:tcW w:type="dxa" w:w="850"/>
+            <w:tcBorders>
+              <w:top w:val="single" w:color="7F7F7F" w:sz="4"/>
+              <w:left w:val="single" w:color="7F7F7F" w:sz="4"/>
+              <w:bottom w:val="single" w:color="7F7F7F" w:sz="4"/>
+              <w:right w:val="single" w:color="7F7F7F" w:sz="4"/>
+            </w:tcBorders>
+            <w:tcMar>
+              <w:top w:type="dxa" w:w="60"/>
+              <w:left w:type="dxa" w:w="100"/>
+              <w:bottom w:type="dxa" w:w="60"/>
+              <w:right w:type="dxa" w:w="100"/>
+            </w:tcMar>
+          </w:tcPr>
+          <w:p>
+            <w:pPr>
+              <w:spacing w:after="20"/>
+            </w:pPr>
+            <w:r>
+              <w:rPr>
+                <w:sz w:val="14"/>
+                <w:szCs w:val="14"/>
+              </w:rPr>
+              <w:t xml:space="preserve">497</w:t>
+            </w:r>
+          </w:p>
+        </w:tc>
+        <w:tc>
+          <w:tcPr>
+            <w:tcW w:type="dxa" w:w="850"/>
+            <w:tcBorders>
+              <w:top w:val="single" w:color="7F7F7F" w:sz="4"/>
+              <w:left w:val="single" w:color="7F7F7F" w:sz="4"/>
+              <w:bottom w:val="single" w:color="7F7F7F" w:sz="4"/>
+              <w:right w:val="single" w:color="7F7F7F" w:sz="4"/>
+            </w:tcBorders>
+            <w:tcMar>
+              <w:top w:type="dxa" w:w="60"/>
+              <w:left w:type="dxa" w:w="100"/>
+              <w:bottom w:type="dxa" w:w="60"/>
+              <w:right w:type="dxa" w:w="100"/>
+            </w:tcMar>
+          </w:tcPr>
+          <w:p>
+            <w:pPr>
+              <w:spacing w:after="20"/>
+            </w:pPr>
+            <w:r>
+              <w:rPr>
+                <w:sz w:val="14"/>
+                <w:szCs w:val="14"/>
+              </w:rPr>
+              <w:t xml:space="preserve">500</w:t>
+            </w:r>
+          </w:p>
+        </w:tc>
+        <w:tc>
+          <w:tcPr>
+            <w:tcW w:type="dxa" w:w="800"/>
+            <w:tcBorders>
+              <w:top w:val="single" w:color="7F7F7F" w:sz="4"/>
+              <w:left w:val="single" w:color="7F7F7F" w:sz="4"/>
+              <w:bottom w:val="single" w:color="7F7F7F" w:sz="4"/>
+              <w:right w:val="single" w:color="7F7F7F" w:sz="4"/>
+            </w:tcBorders>
+            <w:tcMar>
+              <w:top w:type="dxa" w:w="60"/>
+              <w:left w:type="dxa" w:w="100"/>
+              <w:bottom w:type="dxa" w:w="60"/>
+              <w:right w:type="dxa" w:w="100"/>
+            </w:tcMar>
+          </w:tcPr>
+          <w:p>
+            <w:pPr>
+              <w:spacing w:after="20"/>
+            </w:pPr>
+            <w:r>
+              <w:rPr>
+                <w:sz w:val="14"/>
+                <w:szCs w:val="14"/>
+              </w:rPr>
+              <w:t xml:space="preserve">699</w:t>
+            </w:r>
+          </w:p>
+        </w:tc>
+        <w:tc>
+          <w:tcPr>
+            <w:tcW w:type="dxa" w:w="800"/>
+            <w:tcBorders>
+              <w:top w:val="single" w:color="7F7F7F" w:sz="4"/>
+              <w:left w:val="single" w:color="7F7F7F" w:sz="4"/>
+              <w:bottom w:val="single" w:color="7F7F7F" w:sz="4"/>
+              <w:right w:val="single" w:color="7F7F7F" w:sz="4"/>
+            </w:tcBorders>
+            <w:tcMar>
+              <w:top w:type="dxa" w:w="60"/>
+              <w:left w:type="dxa" w:w="100"/>
+              <w:bottom w:type="dxa" w:w="60"/>
+              <w:right w:type="dxa" w:w="100"/>
+            </w:tcMar>
+          </w:tcPr>
+          <w:p>
+            <w:pPr>
+              <w:spacing w:after="20"/>
+            </w:pPr>
+            <w:r>
+              <w:rPr>
+                <w:sz w:val="14"/>
+                <w:szCs w:val="14"/>
+              </w:rPr>
+              <w:t xml:space="preserve">748</w:t>
+            </w:r>
+          </w:p>
+        </w:tc>
+        <w:tc>
+          <w:tcPr>
+            <w:tcW w:type="dxa" w:w="800"/>
+            <w:tcBorders>
+              <w:top w:val="single" w:color="7F7F7F" w:sz="4"/>
+              <w:left w:val="single" w:color="7F7F7F" w:sz="4"/>
+              <w:bottom w:val="single" w:color="7F7F7F" w:sz="4"/>
+              <w:right w:val="single" w:color="7F7F7F" w:sz="4"/>
+            </w:tcBorders>
+            <w:tcMar>
+              <w:top w:type="dxa" w:w="60"/>
+              <w:left w:type="dxa" w:w="100"/>
+              <w:bottom w:type="dxa" w:w="60"/>
+              <w:right w:type="dxa" w:w="100"/>
+            </w:tcMar>
+          </w:tcPr>
+          <w:p>
+            <w:pPr>
+              <w:spacing w:after="20"/>
+            </w:pPr>
+            <w:r>
+              <w:rPr>
+                <w:sz w:val="14"/>
+                <w:szCs w:val="14"/>
+              </w:rPr>
+              <w:t xml:space="preserve">825</w:t>
+            </w:r>
+          </w:p>
+        </w:tc>
+        <w:tc>
+          <w:tcPr>
+            <w:tcW w:type="dxa" w:w="850"/>
+            <w:tcBorders>
+              <w:top w:val="single" w:color="7F7F7F" w:sz="4"/>
+              <w:left w:val="single" w:color="7F7F7F" w:sz="4"/>
+              <w:bottom w:val="single" w:color="7F7F7F" w:sz="4"/>
+              <w:right w:val="single" w:color="7F7F7F" w:sz="4"/>
+            </w:tcBorders>
+            <w:tcMar>
+              <w:top w:type="dxa" w:w="60"/>
+              <w:left w:type="dxa" w:w="100"/>
+              <w:bottom w:type="dxa" w:w="60"/>
+              <w:right w:type="dxa" w:w="100"/>
+            </w:tcMar>
+          </w:tcPr>
+          <w:p>
+            <w:pPr>
+              <w:spacing w:after="20"/>
+            </w:pPr>
+            <w:r>
+              <w:rPr>
+                <w:sz w:val="14"/>
+                <w:szCs w:val="14"/>
+              </w:rPr>
+              <w:t xml:space="preserve">1,114</w:t>
+            </w:r>
+          </w:p>
+        </w:tc>
+        <w:tc>
+          <w:tcPr>
+            <w:tcW w:type="dxa" w:w="840"/>
+            <w:tcBorders>
+              <w:top w:val="single" w:color="7F7F7F" w:sz="4"/>
+              <w:left w:val="single" w:color="7F7F7F" w:sz="4"/>
+              <w:bottom w:val="single" w:color="7F7F7F" w:sz="4"/>
+              <w:right w:val="single" w:color="7F7F7F" w:sz="4"/>
+            </w:tcBorders>
+            <w:tcMar>
+              <w:top w:type="dxa" w:w="60"/>
+              <w:left w:type="dxa" w:w="100"/>
+              <w:bottom w:type="dxa" w:w="60"/>
+              <w:right w:type="dxa" w:w="100"/>
+            </w:tcMar>
+          </w:tcPr>
+          <w:p>
+            <w:pPr>
+              <w:spacing w:after="20"/>
+            </w:pPr>
+            <w:r>
+              <w:rPr>
+                <w:sz w:val="14"/>
+                <w:szCs w:val="14"/>
+              </w:rPr>
+              <w:t xml:space="preserve">0.00</w:t>
+            </w:r>
+          </w:p>
+        </w:tc>
+        <w:tc>
+          <w:tcPr>
+            <w:tcW w:type="dxa" w:w="1040"/>
+            <w:tcBorders>
+              <w:top w:val="single" w:color="7F7F7F" w:sz="4"/>
+              <w:left w:val="single" w:color="7F7F7F" w:sz="4"/>
+              <w:bottom w:val="single" w:color="7F7F7F" w:sz="4"/>
+              <w:right w:val="single" w:color="7F7F7F" w:sz="4"/>
+            </w:tcBorders>
+            <w:tcMar>
+              <w:top w:type="dxa" w:w="60"/>
+              <w:left w:type="dxa" w:w="100"/>
+              <w:bottom w:type="dxa" w:w="60"/>
+              <w:right w:type="dxa" w:w="100"/>
+            </w:tcMar>
+          </w:tcPr>
+          <w:p>
+            <w:pPr>
+              <w:spacing w:after="20"/>
+            </w:pPr>
+            <w:r>
+              <w:rPr>
+                <w:sz w:val="14"/>
+                <w:szCs w:val="14"/>
+              </w:rPr>
+              <w:t xml:space="preserve">72.4/s</w:t>
+            </w:r>
+          </w:p>
+        </w:tc>
+      </w:tr>
+      <w:tr>
+        <w:tc>
+          <w:tcPr>
+            <w:tcW w:type="dxa" w:w="1500"/>
+            <w:tcBorders>
+              <w:top w:val="single" w:color="7F7F7F" w:sz="4"/>
+              <w:left w:val="single" w:color="7F7F7F" w:sz="4"/>
+              <w:bottom w:val="single" w:color="7F7F7F" w:sz="4"/>
+              <w:right w:val="single" w:color="7F7F7F" w:sz="4"/>
+            </w:tcBorders>
+            <w:tcMar>
+              <w:top w:type="dxa" w:w="60"/>
+              <w:left w:type="dxa" w:w="100"/>
+              <w:bottom w:type="dxa" w:w="60"/>
+              <w:right w:type="dxa" w:w="100"/>
+            </w:tcMar>
+          </w:tcPr>
+          <w:p>
+            <w:pPr>
+              <w:spacing w:after="20"/>
+            </w:pPr>
+            <w:r>
+              <w:rPr>
+                <w:sz w:val="14"/>
+                <w:szCs w:val="14"/>
+              </w:rPr>
+              <w:t xml:space="preserve">Burst 100 (5 s)</w:t>
+            </w:r>
+          </w:p>
+        </w:tc>
+        <w:tc>
+          <w:tcPr>
+            <w:tcW w:type="dxa" w:w="900"/>
+            <w:tcBorders>
+              <w:top w:val="single" w:color="7F7F7F" w:sz="4"/>
+              <w:left w:val="single" w:color="7F7F7F" w:sz="4"/>
+              <w:bottom w:val="single" w:color="7F7F7F" w:sz="4"/>
+              <w:right w:val="single" w:color="7F7F7F" w:sz="4"/>
+            </w:tcBorders>
+            <w:tcMar>
+              <w:top w:type="dxa" w:w="60"/>
+              <w:left w:type="dxa" w:w="100"/>
+              <w:bottom w:type="dxa" w:w="60"/>
+              <w:right w:type="dxa" w:w="100"/>
+            </w:tcMar>
+          </w:tcPr>
+          <w:p>
+            <w:pPr>
+              <w:spacing w:after="20"/>
+            </w:pPr>
+            <w:r>
+              <w:rPr>
+                <w:sz w:val="14"/>
+                <w:szCs w:val="14"/>
+              </w:rPr>
+              <w:t xml:space="preserve">Total</w:t>
+            </w:r>
+          </w:p>
+        </w:tc>
+        <w:tc>
+          <w:tcPr>
+            <w:tcW w:type="dxa" w:w="850"/>
+            <w:tcBorders>
+              <w:top w:val="single" w:color="7F7F7F" w:sz="4"/>
+              <w:left w:val="single" w:color="7F7F7F" w:sz="4"/>
+              <w:bottom w:val="single" w:color="7F7F7F" w:sz="4"/>
+              <w:right w:val="single" w:color="7F7F7F" w:sz="4"/>
+            </w:tcBorders>
+            <w:tcMar>
+              <w:top w:type="dxa" w:w="60"/>
+              <w:left w:type="dxa" w:w="100"/>
+              <w:bottom w:type="dxa" w:w="60"/>
+              <w:right w:type="dxa" w:w="100"/>
+            </w:tcMar>
+          </w:tcPr>
+          <w:p>
+            <w:pPr>
+              <w:spacing w:after="20"/>
+            </w:pPr>
+            <w:r>
+              <w:rPr>
+                <w:sz w:val="14"/>
+                <w:szCs w:val="14"/>
+              </w:rPr>
+              <w:t xml:space="preserve">1,000</w:t>
+            </w:r>
+          </w:p>
+        </w:tc>
+        <w:tc>
+          <w:tcPr>
+            <w:tcW w:type="dxa" w:w="850"/>
+            <w:tcBorders>
+              <w:top w:val="single" w:color="7F7F7F" w:sz="4"/>
+              <w:left w:val="single" w:color="7F7F7F" w:sz="4"/>
+              <w:bottom w:val="single" w:color="7F7F7F" w:sz="4"/>
+              <w:right w:val="single" w:color="7F7F7F" w:sz="4"/>
+            </w:tcBorders>
+            <w:tcMar>
+              <w:top w:type="dxa" w:w="60"/>
+              <w:left w:type="dxa" w:w="100"/>
+              <w:bottom w:type="dxa" w:w="60"/>
+              <w:right w:type="dxa" w:w="100"/>
+            </w:tcMar>
+          </w:tcPr>
+          <w:p>
+            <w:pPr>
+              <w:spacing w:after="20"/>
+            </w:pPr>
+            <w:r>
+              <w:rPr>
+                <w:sz w:val="14"/>
+                <w:szCs w:val="14"/>
+              </w:rPr>
+              <w:t xml:space="preserve">862</w:t>
+            </w:r>
+          </w:p>
+        </w:tc>
+        <w:tc>
+          <w:tcPr>
+            <w:tcW w:type="dxa" w:w="850"/>
+            <w:tcBorders>
+              <w:top w:val="single" w:color="7F7F7F" w:sz="4"/>
+              <w:left w:val="single" w:color="7F7F7F" w:sz="4"/>
+              <w:bottom w:val="single" w:color="7F7F7F" w:sz="4"/>
+              <w:right w:val="single" w:color="7F7F7F" w:sz="4"/>
+            </w:tcBorders>
+            <w:tcMar>
+              <w:top w:type="dxa" w:w="60"/>
+              <w:left w:type="dxa" w:w="100"/>
+              <w:bottom w:type="dxa" w:w="60"/>
+              <w:right w:type="dxa" w:w="100"/>
+            </w:tcMar>
+          </w:tcPr>
+          <w:p>
+            <w:pPr>
+              <w:spacing w:after="20"/>
+            </w:pPr>
+            <w:r>
+              <w:rPr>
+                <w:sz w:val="14"/>
+                <w:szCs w:val="14"/>
+              </w:rPr>
+              <w:t xml:space="preserve">909</w:t>
+            </w:r>
+          </w:p>
+        </w:tc>
+        <w:tc>
+          <w:tcPr>
+            <w:tcW w:type="dxa" w:w="800"/>
+            <w:tcBorders>
+              <w:top w:val="single" w:color="7F7F7F" w:sz="4"/>
+              <w:left w:val="single" w:color="7F7F7F" w:sz="4"/>
+              <w:bottom w:val="single" w:color="7F7F7F" w:sz="4"/>
+              <w:right w:val="single" w:color="7F7F7F" w:sz="4"/>
+            </w:tcBorders>
+            <w:tcMar>
+              <w:top w:type="dxa" w:w="60"/>
+              <w:left w:type="dxa" w:w="100"/>
+              <w:bottom w:type="dxa" w:w="60"/>
+              <w:right w:type="dxa" w:w="100"/>
+            </w:tcMar>
+          </w:tcPr>
+          <w:p>
+            <w:pPr>
+              <w:spacing w:after="20"/>
+            </w:pPr>
+            <w:r>
+              <w:rPr>
+                <w:sz w:val="14"/>
+                <w:szCs w:val="14"/>
+              </w:rPr>
+              <w:t xml:space="preserve">1,281</w:t>
+            </w:r>
+          </w:p>
+        </w:tc>
+        <w:tc>
+          <w:tcPr>
+            <w:tcW w:type="dxa" w:w="800"/>
+            <w:tcBorders>
+              <w:top w:val="single" w:color="7F7F7F" w:sz="4"/>
+              <w:left w:val="single" w:color="7F7F7F" w:sz="4"/>
+              <w:bottom w:val="single" w:color="7F7F7F" w:sz="4"/>
+              <w:right w:val="single" w:color="7F7F7F" w:sz="4"/>
+            </w:tcBorders>
+            <w:tcMar>
+              <w:top w:type="dxa" w:w="60"/>
+              <w:left w:type="dxa" w:w="100"/>
+              <w:bottom w:type="dxa" w:w="60"/>
+              <w:right w:type="dxa" w:w="100"/>
+            </w:tcMar>
+          </w:tcPr>
+          <w:p>
+            <w:pPr>
+              <w:spacing w:after="20"/>
+            </w:pPr>
+            <w:r>
+              <w:rPr>
+                <w:sz w:val="14"/>
+                <w:szCs w:val="14"/>
+              </w:rPr>
+              <w:t xml:space="preserve">1,333</w:t>
+            </w:r>
+          </w:p>
+        </w:tc>
+        <w:tc>
+          <w:tcPr>
+            <w:tcW w:type="dxa" w:w="800"/>
+            <w:tcBorders>
+              <w:top w:val="single" w:color="7F7F7F" w:sz="4"/>
+              <w:left w:val="single" w:color="7F7F7F" w:sz="4"/>
+              <w:bottom w:val="single" w:color="7F7F7F" w:sz="4"/>
+              <w:right w:val="single" w:color="7F7F7F" w:sz="4"/>
+            </w:tcBorders>
+            <w:tcMar>
+              <w:top w:type="dxa" w:w="60"/>
+              <w:left w:type="dxa" w:w="100"/>
+              <w:bottom w:type="dxa" w:w="60"/>
+              <w:right w:type="dxa" w:w="100"/>
+            </w:tcMar>
+          </w:tcPr>
+          <w:p>
+            <w:pPr>
+              <w:spacing w:after="20"/>
+            </w:pPr>
+            <w:r>
+              <w:rPr>
+                <w:sz w:val="14"/>
+                <w:szCs w:val="14"/>
+              </w:rPr>
+              <w:t xml:space="preserve">1,404</w:t>
+            </w:r>
+          </w:p>
+        </w:tc>
+        <w:tc>
+          <w:tcPr>
+            <w:tcW w:type="dxa" w:w="850"/>
+            <w:tcBorders>
+              <w:top w:val="single" w:color="7F7F7F" w:sz="4"/>
+              <w:left w:val="single" w:color="7F7F7F" w:sz="4"/>
+              <w:bottom w:val="single" w:color="7F7F7F" w:sz="4"/>
+              <w:right w:val="single" w:color="7F7F7F" w:sz="4"/>
+            </w:tcBorders>
+            <w:tcMar>
+              <w:top w:type="dxa" w:w="60"/>
+              <w:left w:type="dxa" w:w="100"/>
+              <w:bottom w:type="dxa" w:w="60"/>
+              <w:right w:type="dxa" w:w="100"/>
+            </w:tcMar>
+          </w:tcPr>
+          <w:p>
+            <w:pPr>
+              <w:spacing w:after="20"/>
+            </w:pPr>
+            <w:r>
+              <w:rPr>
+                <w:sz w:val="14"/>
+                <w:szCs w:val="14"/>
+              </w:rPr>
+              <w:t xml:space="preserve">1,463</w:t>
+            </w:r>
+          </w:p>
+        </w:tc>
+        <w:tc>
+          <w:tcPr>
+            <w:tcW w:type="dxa" w:w="840"/>
+            <w:tcBorders>
+              <w:top w:val="single" w:color="7F7F7F" w:sz="4"/>
+              <w:left w:val="single" w:color="7F7F7F" w:sz="4"/>
+              <w:bottom w:val="single" w:color="7F7F7F" w:sz="4"/>
+              <w:right w:val="single" w:color="7F7F7F" w:sz="4"/>
+            </w:tcBorders>
+            <w:tcMar>
+              <w:top w:type="dxa" w:w="60"/>
+              <w:left w:type="dxa" w:w="100"/>
+              <w:bottom w:type="dxa" w:w="60"/>
+              <w:right w:type="dxa" w:w="100"/>
+            </w:tcMar>
+          </w:tcPr>
+          <w:p>
+            <w:pPr>
+              <w:spacing w:after="20"/>
+            </w:pPr>
+            <w:r>
+              <w:rPr>
+                <w:sz w:val="14"/>
+                <w:szCs w:val="14"/>
+              </w:rPr>
+              <w:t xml:space="preserve">0.00</w:t>
+            </w:r>
+          </w:p>
+        </w:tc>
+        <w:tc>
+          <w:tcPr>
+            <w:tcW w:type="dxa" w:w="1040"/>
+            <w:tcBorders>
+              <w:top w:val="single" w:color="7F7F7F" w:sz="4"/>
+              <w:left w:val="single" w:color="7F7F7F" w:sz="4"/>
+              <w:bottom w:val="single" w:color="7F7F7F" w:sz="4"/>
+              <w:right w:val="single" w:color="7F7F7F" w:sz="4"/>
+            </w:tcBorders>
+            <w:tcMar>
+              <w:top w:type="dxa" w:w="60"/>
+              <w:left w:type="dxa" w:w="100"/>
+              <w:bottom w:type="dxa" w:w="60"/>
+              <w:right w:type="dxa" w:w="100"/>
+            </w:tcMar>
+          </w:tcPr>
+          <w:p>
+            <w:pPr>
+              <w:spacing w:after="20"/>
+            </w:pPr>
+            <w:r>
+              <w:rPr>
+                <w:sz w:val="14"/>
+                <w:szCs w:val="14"/>
+              </w:rPr>
+              <w:t xml:space="preserve">77.5/s</w:t>
+            </w:r>
+          </w:p>
+        </w:tc>
+      </w:tr>
+      <w:tr>
+        <w:tc>
+          <w:tcPr>
+            <w:tcW w:type="dxa" w:w="1500"/>
+            <w:tcBorders>
+              <w:top w:val="single" w:color="7F7F7F" w:sz="4"/>
+              <w:left w:val="single" w:color="7F7F7F" w:sz="4"/>
+              <w:bottom w:val="single" w:color="7F7F7F" w:sz="4"/>
+              <w:right w:val="single" w:color="7F7F7F" w:sz="4"/>
+            </w:tcBorders>
+            <w:tcMar>
+              <w:top w:type="dxa" w:w="60"/>
+              <w:left w:type="dxa" w:w="100"/>
+              <w:bottom w:type="dxa" w:w="60"/>
+              <w:right w:type="dxa" w:w="100"/>
+            </w:tcMar>
+          </w:tcPr>
+          <w:p>
+            <w:pPr>
+              <w:spacing w:after="20"/>
+            </w:pPr>
+            <w:r>
+              <w:rPr>
+                <w:sz w:val="14"/>
+                <w:szCs w:val="14"/>
+              </w:rPr>
+              <w:t xml:space="preserve">Burst 200 (5 s)</w:t>
+            </w:r>
+          </w:p>
+        </w:tc>
+        <w:tc>
+          <w:tcPr>
+            <w:tcW w:type="dxa" w:w="900"/>
+            <w:tcBorders>
+              <w:top w:val="single" w:color="7F7F7F" w:sz="4"/>
+              <w:left w:val="single" w:color="7F7F7F" w:sz="4"/>
+              <w:bottom w:val="single" w:color="7F7F7F" w:sz="4"/>
+              <w:right w:val="single" w:color="7F7F7F" w:sz="4"/>
+            </w:tcBorders>
+            <w:tcMar>
+              <w:top w:type="dxa" w:w="60"/>
+              <w:left w:type="dxa" w:w="100"/>
+              <w:bottom w:type="dxa" w:w="60"/>
+              <w:right w:type="dxa" w:w="100"/>
+            </w:tcMar>
+          </w:tcPr>
+          <w:p>
+            <w:pPr>
+              <w:spacing w:after="20"/>
+            </w:pPr>
+            <w:r>
+              <w:rPr>
+                <w:sz w:val="14"/>
+                <w:szCs w:val="14"/>
+              </w:rPr>
+              <w:t xml:space="preserve">Total</w:t>
+            </w:r>
+          </w:p>
+        </w:tc>
+        <w:tc>
+          <w:tcPr>
+            <w:tcW w:type="dxa" w:w="850"/>
+            <w:tcBorders>
+              <w:top w:val="single" w:color="7F7F7F" w:sz="4"/>
+              <w:left w:val="single" w:color="7F7F7F" w:sz="4"/>
+              <w:bottom w:val="single" w:color="7F7F7F" w:sz="4"/>
+              <w:right w:val="single" w:color="7F7F7F" w:sz="4"/>
+            </w:tcBorders>
+            <w:tcMar>
+              <w:top w:type="dxa" w:w="60"/>
+              <w:left w:type="dxa" w:w="100"/>
+              <w:bottom w:type="dxa" w:w="60"/>
+              <w:right w:type="dxa" w:w="100"/>
+            </w:tcMar>
+          </w:tcPr>
+          <w:p>
+            <w:pPr>
+              <w:spacing w:after="20"/>
+            </w:pPr>
+            <w:r>
+              <w:rPr>
+                <w:sz w:val="14"/>
+                <w:szCs w:val="14"/>
+              </w:rPr>
+              <w:t xml:space="preserve">2,000</w:t>
+            </w:r>
+          </w:p>
+        </w:tc>
+        <w:tc>
+          <w:tcPr>
+            <w:tcW w:type="dxa" w:w="850"/>
+            <w:tcBorders>
+              <w:top w:val="single" w:color="7F7F7F" w:sz="4"/>
+              <w:left w:val="single" w:color="7F7F7F" w:sz="4"/>
+              <w:bottom w:val="single" w:color="7F7F7F" w:sz="4"/>
+              <w:right w:val="single" w:color="7F7F7F" w:sz="4"/>
+            </w:tcBorders>
+            <w:tcMar>
+              <w:top w:type="dxa" w:w="60"/>
+              <w:left w:type="dxa" w:w="100"/>
+              <w:bottom w:type="dxa" w:w="60"/>
+              <w:right w:type="dxa" w:w="100"/>
+            </w:tcMar>
+          </w:tcPr>
+          <w:p>
+            <w:pPr>
+              <w:spacing w:after="20"/>
+            </w:pPr>
+            <w:r>
+              <w:rPr>
+                <w:sz w:val="14"/>
+                <w:szCs w:val="14"/>
+              </w:rPr>
+              <w:t xml:space="preserve">1,954</w:t>
+            </w:r>
+          </w:p>
+        </w:tc>
+        <w:tc>
+          <w:tcPr>
+            <w:tcW w:type="dxa" w:w="850"/>
+            <w:tcBorders>
+              <w:top w:val="single" w:color="7F7F7F" w:sz="4"/>
+              <w:left w:val="single" w:color="7F7F7F" w:sz="4"/>
+              <w:bottom w:val="single" w:color="7F7F7F" w:sz="4"/>
+              <w:right w:val="single" w:color="7F7F7F" w:sz="4"/>
+            </w:tcBorders>
+            <w:tcMar>
+              <w:top w:type="dxa" w:w="60"/>
+              <w:left w:type="dxa" w:w="100"/>
+              <w:bottom w:type="dxa" w:w="60"/>
+              <w:right w:type="dxa" w:w="100"/>
+            </w:tcMar>
+          </w:tcPr>
+          <w:p>
+            <w:pPr>
+              <w:spacing w:after="20"/>
+            </w:pPr>
+            <w:r>
+              <w:rPr>
+                <w:sz w:val="14"/>
+                <w:szCs w:val="14"/>
+              </w:rPr>
+              <w:t xml:space="preserve">2,010</w:t>
+            </w:r>
+          </w:p>
+        </w:tc>
+        <w:tc>
+          <w:tcPr>
+            <w:tcW w:type="dxa" w:w="800"/>
+            <w:tcBorders>
+              <w:top w:val="single" w:color="7F7F7F" w:sz="4"/>
+              <w:left w:val="single" w:color="7F7F7F" w:sz="4"/>
+              <w:bottom w:val="single" w:color="7F7F7F" w:sz="4"/>
+              <w:right w:val="single" w:color="7F7F7F" w:sz="4"/>
+            </w:tcBorders>
+            <w:tcMar>
+              <w:top w:type="dxa" w:w="60"/>
+              <w:left w:type="dxa" w:w="100"/>
+              <w:bottom w:type="dxa" w:w="60"/>
+              <w:right w:type="dxa" w:w="100"/>
+            </w:tcMar>
+          </w:tcPr>
+          <w:p>
+            <w:pPr>
+              <w:spacing w:after="20"/>
+            </w:pPr>
+            <w:r>
+              <w:rPr>
+                <w:sz w:val="14"/>
+                <w:szCs w:val="14"/>
+              </w:rPr>
+              <w:t xml:space="preserve">2,786</w:t>
+            </w:r>
+          </w:p>
+        </w:tc>
+        <w:tc>
+          <w:tcPr>
+            <w:tcW w:type="dxa" w:w="800"/>
+            <w:tcBorders>
+              <w:top w:val="single" w:color="7F7F7F" w:sz="4"/>
+              <w:left w:val="single" w:color="7F7F7F" w:sz="4"/>
+              <w:bottom w:val="single" w:color="7F7F7F" w:sz="4"/>
+              <w:right w:val="single" w:color="7F7F7F" w:sz="4"/>
+            </w:tcBorders>
+            <w:tcMar>
+              <w:top w:type="dxa" w:w="60"/>
+              <w:left w:type="dxa" w:w="100"/>
+              <w:bottom w:type="dxa" w:w="60"/>
+              <w:right w:type="dxa" w:w="100"/>
+            </w:tcMar>
+          </w:tcPr>
+          <w:p>
+            <w:pPr>
+              <w:spacing w:after="20"/>
+            </w:pPr>
+            <w:r>
+              <w:rPr>
+                <w:sz w:val="14"/>
+                <w:szCs w:val="14"/>
+              </w:rPr>
+              <w:t xml:space="preserve">2,838</w:t>
+            </w:r>
+          </w:p>
+        </w:tc>
+        <w:tc>
+          <w:tcPr>
+            <w:tcW w:type="dxa" w:w="800"/>
+            <w:tcBorders>
+              <w:top w:val="single" w:color="7F7F7F" w:sz="4"/>
+              <w:left w:val="single" w:color="7F7F7F" w:sz="4"/>
+              <w:bottom w:val="single" w:color="7F7F7F" w:sz="4"/>
+              <w:right w:val="single" w:color="7F7F7F" w:sz="4"/>
+            </w:tcBorders>
+            <w:tcMar>
+              <w:top w:type="dxa" w:w="60"/>
+              <w:left w:type="dxa" w:w="100"/>
+              <w:bottom w:type="dxa" w:w="60"/>
+              <w:right w:type="dxa" w:w="100"/>
+            </w:tcMar>
+          </w:tcPr>
+          <w:p>
+            <w:pPr>
+              <w:spacing w:after="20"/>
+            </w:pPr>
+            <w:r>
+              <w:rPr>
+                <w:sz w:val="14"/>
+                <w:szCs w:val="14"/>
+              </w:rPr>
+              <w:t xml:space="preserve">2,922</w:t>
+            </w:r>
+          </w:p>
+        </w:tc>
+        <w:tc>
+          <w:tcPr>
+            <w:tcW w:type="dxa" w:w="850"/>
+            <w:tcBorders>
+              <w:top w:val="single" w:color="7F7F7F" w:sz="4"/>
+              <w:left w:val="single" w:color="7F7F7F" w:sz="4"/>
+              <w:bottom w:val="single" w:color="7F7F7F" w:sz="4"/>
+              <w:right w:val="single" w:color="7F7F7F" w:sz="4"/>
+            </w:tcBorders>
+            <w:tcMar>
+              <w:top w:type="dxa" w:w="60"/>
+              <w:left w:type="dxa" w:w="100"/>
+              <w:bottom w:type="dxa" w:w="60"/>
+              <w:right w:type="dxa" w:w="100"/>
+            </w:tcMar>
+          </w:tcPr>
+          <w:p>
+            <w:pPr>
+              <w:spacing w:after="20"/>
+            </w:pPr>
+            <w:r>
+              <w:rPr>
+                <w:sz w:val="14"/>
+                <w:szCs w:val="14"/>
+              </w:rPr>
+              <w:t xml:space="preserve">2,997</w:t>
+            </w:r>
+          </w:p>
+        </w:tc>
+        <w:tc>
+          <w:tcPr>
+            <w:tcW w:type="dxa" w:w="840"/>
+            <w:tcBorders>
+              <w:top w:val="single" w:color="7F7F7F" w:sz="4"/>
+              <w:left w:val="single" w:color="7F7F7F" w:sz="4"/>
+              <w:bottom w:val="single" w:color="7F7F7F" w:sz="4"/>
+              <w:right w:val="single" w:color="7F7F7F" w:sz="4"/>
+            </w:tcBorders>
+            <w:tcMar>
+              <w:top w:type="dxa" w:w="60"/>
+              <w:left w:type="dxa" w:w="100"/>
+              <w:bottom w:type="dxa" w:w="60"/>
+              <w:right w:type="dxa" w:w="100"/>
+            </w:tcMar>
+          </w:tcPr>
+          <w:p>
+            <w:pPr>
+              <w:spacing w:after="20"/>
+            </w:pPr>
+            <w:r>
+              <w:rPr>
+                <w:sz w:val="14"/>
+                <w:szCs w:val="14"/>
+              </w:rPr>
+              <w:t xml:space="preserve">0.00</w:t>
+            </w:r>
+          </w:p>
+        </w:tc>
+        <w:tc>
+          <w:tcPr>
+            <w:tcW w:type="dxa" w:w="1040"/>
+            <w:tcBorders>
+              <w:top w:val="single" w:color="7F7F7F" w:sz="4"/>
+              <w:left w:val="single" w:color="7F7F7F" w:sz="4"/>
+              <w:bottom w:val="single" w:color="7F7F7F" w:sz="4"/>
+              <w:right w:val="single" w:color="7F7F7F" w:sz="4"/>
+            </w:tcBorders>
+            <w:tcMar>
+              <w:top w:type="dxa" w:w="60"/>
+              <w:left w:type="dxa" w:w="100"/>
+              <w:bottom w:type="dxa" w:w="60"/>
+              <w:right w:type="dxa" w:w="100"/>
+            </w:tcMar>
+          </w:tcPr>
+          <w:p>
+            <w:pPr>
+              <w:spacing w:after="20"/>
+            </w:pPr>
+            <w:r>
+              <w:rPr>
+                <w:sz w:val="14"/>
+                <w:szCs w:val="14"/>
+              </w:rPr>
+              <w:t xml:space="preserve">81.3/s</w:t>
+            </w:r>
+          </w:p>
+        </w:tc>
+      </w:tr>
+    </w:tbl>
+    <w:p>
+      <w:pPr>
+        <w:spacing w:after="120"/>
+      </w:pPr>
+    </w:p>
+    <w:p>
+      <w:pPr>
+        <w:spacing w:after="120" w:line="276"/>
+      </w:pPr>
+      <w:r>
+        <w:t xml:space="preserve">Times in milliseconds. Search = </w:t>
+      </w:r>
+      <w:r>
+        <w:rPr>
+          <w:rFonts w:ascii="Consolas" w:cs="Consolas" w:eastAsia="Consolas" w:hAnsi="Consolas"/>
+        </w:rPr>
+        <w:t xml:space="preserve">GET /api/job-postings?match=1&amp;page=…</w:t>
+      </w:r>
+      <w:r>
+        <w:t xml:space="preserve">, Details = </w:t>
+      </w:r>
+      <w:r>
+        <w:rPr>
+          <w:rFonts w:ascii="Consolas" w:cs="Consolas" w:eastAsia="Consolas" w:hAnsi="Consolas"/>
+        </w:rPr>
+        <w:t xml:space="preserve">GET /api/job-postings/{id}</w:t>
+      </w:r>
+      <w:r>
+        <w:t xml:space="preserve">.</w:t>
+      </w:r>
+    </w:p>
+    <w:p>
+      <w:pPr>
+        <w:spacing w:after="60" w:before="60"/>
+        <w:jc w:val="center"/>
+      </w:pPr>
+      <w:r>
+        <w:drawing>
+          <wp:inline distT="0" distB="0" distL="0" distR="0">
+            <wp:extent cx="6286500" cy="4352925"/>
+            <wp:effectExtent t="0" r="0" b="0" l="0"/>
+            <wp:docPr id="20" name="" descr="" title=""/>
+            <wp:cNvGraphicFramePr>
+              <a:graphicFrameLocks xmlns:a="http://schemas.openxmlformats.org/drawingml/2006/main" noChangeAspect="1"/>
+            </wp:cNvGraphicFramePr>
+            <a:graphic xmlns:a="http://schemas.openxmlformats.org/drawingml/2006/main">
+              <a:graphicData uri="http://schemas.openxmlformats.org/drawingml/2006/picture">
+                <pic:pic xmlns:pic="http://schemas.openxmlformats.org/drawingml/2006/picture">
+                  <pic:nvPicPr>
+                    <pic:cNvPr id="0" name="" descr=""/>
+                    <pic:cNvPicPr>
+                      <a:picLocks noChangeAspect="1" noChangeArrowheads="1"/>
+                    </pic:cNvPicPr>
+                  </pic:nvPicPr>
+                  <pic:blipFill>
+                    <a:blip r:embed="rId27" cstate="none"/>
+                    <a:srcRect/>
+                    <a:stretch>
+                      <a:fillRect/>
+                    </a:stretch>
+                  </pic:blipFill>
+                  <pic:spPr bwMode="auto">
+                    <a:xfrm>
+                      <a:off x="0" y="0"/>
+                      <a:ext cx="6286500" cy="4352925"/>
+                    </a:xfrm>
+                    <a:prstGeom prst="rect">
+                      <a:avLst/>
+                    </a:prstGeom>
+                  </pic:spPr>
+                </pic:pic>
+              </a:graphicData>
+            </a:graphic>
+          </wp:inline>
+        </w:drawing>
+      </w:r>
+    </w:p>
+    <w:p>
+      <w:pPr>
+        <w:spacing w:after="160"/>
+        <w:jc w:val="center"/>
+      </w:pPr>
+      <w:r>
+        <w:rPr>
+          <w:i/>
+          <w:iCs/>
+          <w:sz w:val="18"/>
+          <w:szCs w:val="18"/>
+        </w:rPr>
+        <w:t xml:space="preserve">Figure 8. JMeter dashboard, Response Times Over Time (1 s granularity): 200 users at the same time – averages climb to about 2.8 s while all users are active, with no failed request</w:t>
+      </w:r>
     </w:p>
     <w:p>
       <w:pPr>
@@ -48013,7 +53877,7 @@
         <w:spacing w:after="60"/>
       </w:pPr>
       <w:r>
-        <w:t xml:space="preserve">Railway: one project with five services – </w:t>
+        <w:t xml:space="preserve">Railway (Free Trial, Singapore region): one project with five services – </w:t>
       </w:r>
       <w:r>
         <w:rPr>
@@ -48031,16 +53895,7 @@
         <w:t xml:space="preserve">core-api</w:t>
       </w:r>
       <w:r>
-        <w:t xml:space="preserve">, </w:t>
-      </w:r>
-      <w:r>
-        <w:rPr>
-          <w:rFonts w:ascii="Consolas" w:cs="Consolas" w:eastAsia="Consolas" w:hAnsi="Consolas"/>
-        </w:rPr>
-        <w:t xml:space="preserve">core-scheduler</w:t>
-      </w:r>
-      <w:r>
-        <w:t xml:space="preserve"> (same image, runs </w:t>
+        <w:t xml:space="preserve"> (also runs </w:t>
       </w:r>
       <w:r>
         <w:rPr>
@@ -48049,7 +53904,16 @@
         <w:t xml:space="preserve">schedule:work</w:t>
       </w:r>
       <w:r>
-        <w:t xml:space="preserve">), </w:t>
+        <w:t xml:space="preserve"> when </w:t>
+      </w:r>
+      <w:r>
+        <w:rPr>
+          <w:rFonts w:ascii="Consolas" w:cs="Consolas" w:eastAsia="Consolas" w:hAnsi="Consolas"/>
+        </w:rPr>
+        <w:t xml:space="preserve">RUN_SCHEDULER=1</w:t>
+      </w:r>
+      <w:r>
+        <w:t xml:space="preserve">, because the trial allows only five services), </w:t>
       </w:r>
       <w:r>
         <w:rPr>
@@ -48067,7 +53931,16 @@
         <w:t xml:space="preserve">business-registry-soap</w:t>
       </w:r>
       <w:r>
-        <w:t xml:space="preserve"> – plus MySQL; only </w:t>
+        <w:t xml:space="preserve"> and </w:t>
+      </w:r>
+      <w:r>
+        <w:rPr>
+          <w:rFonts w:ascii="Consolas" w:cs="Consolas" w:eastAsia="Consolas" w:hAnsi="Consolas"/>
+        </w:rPr>
+        <w:t xml:space="preserve">MySQL</w:t>
+      </w:r>
+      <w:r>
+        <w:t xml:space="preserve">; only </w:t>
       </w:r>
       <w:r>
         <w:rPr>
@@ -48085,7 +53958,16 @@
         <w:t xml:space="preserve">${{service.RAILWAY_PRIVATE_DOMAIN}}</w:t>
       </w:r>
       <w:r>
-        <w:t xml:space="preserve"> variables.</w:t>
+        <w:t xml:space="preserve"> variables. Production secrets were generated once and entered through the Railway API; administration (database users, seeding, load-test data) used </w:t>
+      </w:r>
+      <w:r>
+        <w:rPr>
+          <w:rFonts w:ascii="Consolas" w:cs="Consolas" w:eastAsia="Consolas" w:hAnsi="Consolas"/>
+        </w:rPr>
+        <w:t xml:space="preserve">railway ssh</w:t>
+      </w:r>
+      <w:r>
+        <w:t xml:space="preserve"> instead of public database ports.</w:t>
       </w:r>
     </w:p>
     <w:p>
@@ -48178,7 +54060,7 @@
         <w:spacing w:after="60"/>
       </w:pPr>
       <w:r>
-        <w:t xml:space="preserve">Before the defense: open the frontend and call </w:t>
+        <w:t xml:space="preserve">Before the defense: call </w:t>
       </w:r>
       <w:r>
         <w:rPr>
@@ -48187,7 +54069,16 @@
         <w:t xml:space="preserve">/api/health</w:t>
       </w:r>
       <w:r>
-        <w:t xml:space="preserve"> a few minutes early to wake sleeping services.</w:t>
+        <w:t xml:space="preserve">, and open each job page once the day before so that the Accessibility Snapshot's nearby places are cached (the public Overpass servers are often overloaded; a cached result stays fresh for 24 hours and is served as </w:t>
+      </w:r>
+      <w:r>
+        <w:rPr>
+          <w:rFonts w:ascii="Consolas" w:cs="Consolas" w:eastAsia="Consolas" w:hAnsi="Consolas"/>
+        </w:rPr>
+        <w:t xml:space="preserve">stale</w:t>
+      </w:r>
+      <w:r>
+        <w:t xml:space="preserve"> after that).</w:t>
       </w:r>
     </w:p>
     <w:p>
@@ -48398,7 +54289,7 @@
                 <w:sz w:val="16"/>
                 <w:szCs w:val="16"/>
               </w:rPr>
-              <w:t xml:space="preserve">id, name, email, password, role, is_active, consented_at, display_prefs (JSON), email_notifications, timestamps</w:t>
+              <w:t xml:space="preserve">id, name, email, password, role, is_active, consented_at, display_prefs (JSON), email_notifications, onboarding_tour_done, onboarding_checklist_hidden, timestamps</w:t>
             </w:r>
           </w:p>
         </w:tc>
@@ -48427,7 +54318,7 @@
                 <w:sz w:val="16"/>
                 <w:szCs w:val="16"/>
               </w:rPr>
-              <w:t xml:space="preserve">Shared auth table (Sanctum); unique email; suspension; consent; M13 settings (emails on by default)</w:t>
+              <w:t xml:space="preserve">Shared auth table (Sanctum); unique email; suspension; consent; M13 settings (emails on by default); onboarding state (new accounts start with both false; accounts that existed before onboarding and the demo accounts start as done)</w:t>
             </w:r>
           </w:p>
         </w:tc>
@@ -52418,7 +58309,7 @@
           <wp:inline distT="0" distB="0" distL="0" distR="0">
             <wp:extent cx="6286500" cy="6800850"/>
             <wp:effectExtent t="0" r="0" b="0" l="0"/>
-            <wp:docPr id="19" name="" descr="" title=""/>
+            <wp:docPr id="21" name="" descr="" title=""/>
             <wp:cNvGraphicFramePr>
               <a:graphicFrameLocks xmlns:a="http://schemas.openxmlformats.org/drawingml/2006/main" noChangeAspect="1"/>
             </wp:cNvGraphicFramePr>
@@ -52432,7 +58323,7 @@
                     </pic:cNvPicPr>
                   </pic:nvPicPr>
                   <pic:blipFill>
-                    <a:blip r:embed="rId26" cstate="none"/>
+                    <a:blip r:embed="rId28" cstate="none"/>
                     <a:srcRect/>
                     <a:stretch>
                       <a:fillRect/>
@@ -52466,7 +58357,7 @@
           <w:sz w:val="18"/>
           <w:szCs w:val="18"/>
         </w:rPr>
-        <w:t xml:space="preserve">Figure 7. Entity-relationship diagram of the Core Service database (MySQL opendoor_core)</w:t>
+        <w:t xml:space="preserve">Figure 9. Entity-relationship diagram of the Core Service database (MySQL opendoor_core)</w:t>
       </w:r>
     </w:p>
     <w:sectPr>
